--- a/paper/main.docx
+++ b/paper/main.docx
@@ -4,6 +4,14 @@
   <w:body>
     <w:p>
       <w:pPr>
+        <w:pStyle w:val="Title"/>
+      </w:pPr>
+      <w:r>
+        <w:t xml:space="preserve">Benchmark Contamination as a Privacy and Security Vulnerability in Large Language Models</w:t>
+      </w:r>
+    </w:p>
+    <w:p>
+      <w:pPr>
         <w:pStyle w:val="FirstParagraph"/>
       </w:pPr>
       <w:r>
@@ -91,18 +99,7 @@
         <w:t xml:space="preserve"> </w:t>
       </w:r>
       <w:r>
-        <w:t xml:space="preserve">isolates the role of raw per-item loss. We find that the apparent contamination</w:t>
-      </w:r>
-      <m:oMath>
-        <m:r>
-          <m:rPr>
-            <m:sty m:val="p"/>
-          </m:rPr>
-          <m:t>→</m:t>
-        </m:r>
-      </m:oMath>
-      <w:r>
-        <w:t xml:space="preserve">leakage</w:t>
+        <w:t xml:space="preserve">isolates the role of raw per-item loss. We find that the apparent contamination→leakage</w:t>
       </w:r>
       <w:r>
         <w:t xml:space="preserve"> </w:t>
@@ -133,26 +130,7 @@
         <w:t xml:space="preserve"> </w:t>
       </w:r>
       <w:r>
-        <w:t xml:space="preserve">(Spearman</w:t>
-      </w:r>
-      <w:r>
-        <w:t xml:space="preserve"> </w:t>
-      </w:r>
-      <m:oMath>
-        <m:r>
-          <m:t>0.74</m:t>
-        </m:r>
-      </m:oMath>
-      <w:r>
-        <w:t xml:space="preserve">–</w:t>
-      </w:r>
-      <m:oMath>
-        <m:r>
-          <m:t>0.90</m:t>
-        </m:r>
-      </m:oMath>
-      <w:r>
-        <w:t xml:space="preserve">), add no positive predictive value beyond it, and their residual partials</w:t>
+        <w:t xml:space="preserve">(Spearman 0.74–0.90), add no positive predictive value beyond it, and their residual partials</w:t>
       </w:r>
       <w:r>
         <w:t xml:space="preserve"> </w:t>
@@ -225,32 +203,20 @@
           <w:bCs/>
           <w:b/>
         </w:rPr>
-        <w:t xml:space="preserve">obtained on the smallest (</w:t>
-      </w:r>
-      <m:oMath>
-        <m:r>
-          <m:t>160</m:t>
-        </m:r>
-      </m:oMath>
+        <w:t xml:space="preserve">obtained on the smallest (160M) Pythia model on CPU. The pipeline is built so that the</w:t>
+      </w:r>
       <w:r>
         <w:rPr>
           <w:bCs/>
           <w:b/>
         </w:rPr>
-        <w:t xml:space="preserve">M) Pythia model on CPU; the pipeline is built so that the</w:t>
+        <w:t xml:space="preserve"> </w:t>
       </w:r>
       <w:r>
         <w:rPr>
           <w:bCs/>
           <w:b/>
         </w:rPr>
-        <w:t xml:space="preserve"> </w:t>
-      </w:r>
-      <w:r>
-        <w:rPr>
-          <w:bCs/>
-          <w:b/>
-        </w:rPr>
         <w:t xml:space="preserve">GPU-scale replication is a single configuration change.</w:t>
       </w:r>
       <w:r>
@@ -272,7 +238,7 @@
         <w:pStyle w:val="Heading1"/>
       </w:pPr>
       <w:r>
-        <w:t xml:space="preserve">Introduction</w:t>
+        <w:t xml:space="preserve">I. Introduction</w:t>
       </w:r>
     </w:p>
     <w:p>
@@ -328,7 +294,7 @@
         <w:t xml:space="preserve">(Common Crawl Foundation, n.d.; Gao et al., 2020)</w:t>
       </w:r>
       <w:r>
-        <w:t xml:space="preserve">; benchmark items are therefore swept into the</w:t>
+        <w:t xml:space="preserve">. Benchmark items are therefore swept into the</w:t>
       </w:r>
       <w:r>
         <w:t xml:space="preserve"> </w:t>
@@ -443,35 +409,13 @@
         <w:t xml:space="preserve"> </w:t>
       </w:r>
       <w:r>
-        <w:t xml:space="preserve">is not merely inflating a metric; it is exposing a leakage channel. We make this</w:t>
-      </w:r>
-      <w:r>
-        <w:t xml:space="preserve"> </w:t>
-      </w:r>
-      <w:r>
-        <w:t xml:space="preserve">contamination </w:t>
-      </w:r>
-      <m:oMath>
-        <m:r>
-          <m:rPr>
-            <m:sty m:val="p"/>
-          </m:rPr>
-          <m:t>→</m:t>
-        </m:r>
-      </m:oMath>
-      <w:r>
-        <w:t xml:space="preserve"> memorization </w:t>
-      </w:r>
-      <m:oMath>
-        <m:r>
-          <m:rPr>
-            <m:sty m:val="p"/>
-          </m:rPr>
-          <m:t>→</m:t>
-        </m:r>
-      </m:oMath>
-      <w:r>
-        <w:t xml:space="preserve"> leakage chain the object of</w:t>
+        <w:t xml:space="preserve">is not merely inflating a metric. It is exposing a leakage channel. We make this</w:t>
+      </w:r>
+      <w:r>
+        <w:t xml:space="preserve"> </w:t>
+      </w:r>
+      <w:r>
+        <w:t xml:space="preserve">contamination → memorization → leakage chain the object of</w:t>
       </w:r>
       <w:r>
         <w:t xml:space="preserve"> </w:t>
@@ -812,13 +756,8 @@
       <w:r>
         <w:t xml:space="preserve"> </w:t>
       </w:r>
-      <m:oMath>
-        <m:r>
-          <m:t>n</m:t>
-        </m:r>
-      </m:oMath>
-      <w:r>
-        <w:t xml:space="preserve">-gram overlap test as a contamination-label oracle, and the Oren</w:t>
+      <w:r>
+        <w:t xml:space="preserve">n-gram overlap test as a contamination-label oracle, and the Oren</w:t>
       </w:r>
       <w:r>
         <w:t xml:space="preserve"> </w:t>
@@ -830,47 +769,7 @@
         <w:t xml:space="preserve"> </w:t>
       </w:r>
       <w:r>
-        <w:t xml:space="preserve">public Pile, reporting TPR at</w:t>
-      </w:r>
-      <w:r>
-        <w:t xml:space="preserve"> </w:t>
-      </w:r>
-      <m:oMath>
-        <m:r>
-          <m:t>0.1</m:t>
-        </m:r>
-        <m:r>
-          <m:rPr>
-            <m:sty m:val="p"/>
-          </m:rPr>
-          <m:t>%</m:t>
-        </m:r>
-      </m:oMath>
-      <w:r>
-        <w:t xml:space="preserve"> </w:t>
-      </w:r>
-      <w:r>
-        <w:t xml:space="preserve">and</w:t>
-      </w:r>
-      <w:r>
-        <w:t xml:space="preserve"> </w:t>
-      </w:r>
-      <m:oMath>
-        <m:r>
-          <m:t>1</m:t>
-        </m:r>
-        <m:r>
-          <m:rPr>
-            <m:sty m:val="p"/>
-          </m:rPr>
-          <m:t>%</m:t>
-        </m:r>
-      </m:oMath>
-      <w:r>
-        <w:t xml:space="preserve"> </w:t>
-      </w:r>
-      <w:r>
-        <w:t xml:space="preserve">FPR with log-scale ROC and bootstrap</w:t>
+        <w:t xml:space="preserve">public Pile, reporting TPR at 0.1% and 1% FPR with log-scale ROC and bootstrap</w:t>
       </w:r>
       <w:r>
         <w:t xml:space="preserve"> </w:t>
@@ -1001,35 +900,13 @@
         <w:t xml:space="preserve"> </w:t>
       </w:r>
       <w:r>
-        <w:t xml:space="preserve">loss. In our ground-truth</w:t>
-      </w:r>
-      <w:r>
-        <w:t xml:space="preserve"> </w:t>
-      </w:r>
-      <m:oMath>
-        <m:r>
-          <m:t>160</m:t>
-        </m:r>
-      </m:oMath>
-      <w:r>
-        <w:t xml:space="preserve">M-parameter setting we find that the</w:t>
-      </w:r>
-      <w:r>
-        <w:t xml:space="preserve"> </w:t>
-      </w:r>
-      <w:r>
-        <w:t xml:space="preserve">contamination</w:t>
-      </w:r>
-      <m:oMath>
-        <m:r>
-          <m:rPr>
-            <m:sty m:val="p"/>
-          </m:rPr>
-          <m:t>→</m:t>
-        </m:r>
-      </m:oMath>
-      <w:r>
-        <w:t xml:space="preserve">leakage association is</w:t>
+        <w:t xml:space="preserve">loss. In our ground-truth 160M-parameter setting we find that the</w:t>
+      </w:r>
+      <w:r>
+        <w:t xml:space="preserve"> </w:t>
+      </w:r>
+      <w:r>
+        <w:t xml:space="preserve">contamination→leakage association is</w:t>
       </w:r>
       <w:r>
         <w:t xml:space="preserve"> </w:t>
@@ -1068,26 +945,7 @@
         <w:t xml:space="preserve"> </w:t>
       </w:r>
       <w:r>
-        <w:t xml:space="preserve">themselves near-collinear transforms of loss (Spearman</w:t>
-      </w:r>
-      <w:r>
-        <w:t xml:space="preserve"> </w:t>
-      </w:r>
-      <m:oMath>
-        <m:r>
-          <m:t>0.74</m:t>
-        </m:r>
-      </m:oMath>
-      <w:r>
-        <w:t xml:space="preserve">–</w:t>
-      </w:r>
-      <m:oMath>
-        <m:r>
-          <m:t>0.90</m:t>
-        </m:r>
-      </m:oMath>
-      <w:r>
-        <w:t xml:space="preserve">), so we read a</w:t>
+        <w:t xml:space="preserve">themselves near-collinear transforms of loss (Spearman 0.74–0.90), so we read a</w:t>
       </w:r>
       <w:r>
         <w:t xml:space="preserve"> </w:t>
@@ -1149,7 +1007,7 @@
         <w:t xml:space="preserve"> </w:t>
       </w:r>
       <w:r>
-        <w:t xml:space="preserve">PII; differential privacy and related defenses are discussed as the mitigation direction</w:t>
+        <w:t xml:space="preserve">PII. Differential privacy and related defenses are discussed as the mitigation direction</w:t>
       </w:r>
       <w:r>
         <w:t xml:space="preserve"> </w:t>
@@ -1166,7 +1024,7 @@
         <w:pStyle w:val="Heading1"/>
       </w:pPr>
       <w:r>
-        <w:t xml:space="preserve">Background: LLM Evaluation Benchmarks as an Attack Surface</w:t>
+        <w:t xml:space="preserve">II. Background: LLM Evaluation Benchmarks as an Attack Surface</w:t>
       </w:r>
     </w:p>
     <w:bookmarkStart w:id="22" w:name="X48be4a3b942b9c5d21068d12252d5fd26d1297c"/>
@@ -1175,7 +1033,7 @@
         <w:pStyle w:val="Heading2"/>
       </w:pPr>
       <w:r>
-        <w:t xml:space="preserve">Benchmarks as proxies for latent capabilities</w:t>
+        <w:t xml:space="preserve">A. Benchmarks as proxies for latent capabilities</w:t>
       </w:r>
     </w:p>
     <w:p>
@@ -1281,7 +1139,7 @@
         <w:pStyle w:val="Heading2"/>
       </w:pPr>
       <w:r>
-        <w:t xml:space="preserve">The core validity assumption</w:t>
+        <w:t xml:space="preserve">B. The core validity assumption</w:t>
       </w:r>
     </w:p>
     <w:p>
@@ -1346,7 +1204,7 @@
         <w:t xml:space="preserve"> </w:t>
       </w:r>
       <w:r>
-        <w:t xml:space="preserve">violated, the benchmark no longer measures capability; a memorized test item inflates</w:t>
+        <w:t xml:space="preserve">violated, the benchmark no longer measures capability. A memorized test item inflates</w:t>
       </w:r>
       <w:r>
         <w:t xml:space="preserve"> </w:t>
@@ -1447,7 +1305,7 @@
         <w:pStyle w:val="Heading2"/>
       </w:pPr>
       <w:r>
-        <w:t xml:space="preserve">Static test sets meet weakly filtered corpora</w:t>
+        <w:t xml:space="preserve">C. Static test sets meet weakly filtered corpora</w:t>
       </w:r>
     </w:p>
     <w:p>
@@ -1662,7 +1520,7 @@
         <w:pStyle w:val="Heading1"/>
       </w:pPr>
       <w:r>
-        <w:t xml:space="preserve">Threat Model</w:t>
+        <w:t xml:space="preserve">III. Threat Model</w:t>
       </w:r>
     </w:p>
     <w:p>
@@ -1778,7 +1636,7 @@
         <w:t xml:space="preserve"> </w:t>
       </w:r>
       <w:r>
-        <w:t xml:space="preserve">corpus, PII) that was in training. This is the concrete harm; G1–G2 are of interest largely</w:t>
+        <w:t xml:space="preserve">corpus, PII) that was in training. This is the concrete harm, and G1–G2 are of interest largely</w:t>
       </w:r>
       <w:r>
         <w:t xml:space="preserve"> </w:t>
@@ -1818,7 +1676,7 @@
         <w:t xml:space="preserve"> </w:t>
       </w:r>
       <w:r>
-        <w:t xml:space="preserve">(text in, text out; e.g. guided prompting, which we do not evaluate),</w:t>
+        <w:t xml:space="preserve">(text in, text out, e.g. guided prompting, which we do not evaluate),</w:t>
       </w:r>
       <w:r>
         <w:t xml:space="preserve"> </w:t>
@@ -1834,7 +1692,7 @@
         <w:t xml:space="preserve"> </w:t>
       </w:r>
       <w:r>
-        <w:t xml:space="preserve">(per-token log-probabilities / loss; LOSS, Min-K%, zlib), and</w:t>
+        <w:t xml:space="preserve">(per-token log-probabilities / loss, e.g. LOSS, Min-K%, zlib), and</w:t>
       </w:r>
       <w:r>
         <w:t xml:space="preserve"> </w:t>
@@ -1850,18 +1708,7 @@
         <w:t xml:space="preserve"> </w:t>
       </w:r>
       <w:r>
-        <w:t xml:space="preserve">(the full next-token distribution; Min-K%++). The corpus-side</w:t>
-      </w:r>
-      <w:r>
-        <w:t xml:space="preserve"> </w:t>
-      </w:r>
-      <m:oMath>
-        <m:r>
-          <m:t>n</m:t>
-        </m:r>
-      </m:oMath>
-      <w:r>
-        <w:t xml:space="preserve">-gram test instead assumes access</w:t>
+        <w:t xml:space="preserve">(the full next-token distribution, e.g. Min-K%++). The corpus-side n-gram test instead assumes access</w:t>
       </w:r>
       <w:r>
         <w:t xml:space="preserve"> </w:t>
@@ -1895,7 +1742,7 @@
         <w:t xml:space="preserve"> </w:t>
       </w:r>
       <w:r>
-        <w:t xml:space="preserve">additionally knows the public training corpus; the modelled attacker does not</w:t>
+        <w:t xml:space="preserve">additionally knows the public training corpus. The modelled attacker does not</w:t>
       </w:r>
       <w:r>
         <w:t xml:space="preserve"> </w:t>
@@ -1919,47 +1766,7 @@
         <w:pStyle w:val="FirstParagraph"/>
       </w:pPr>
       <w:r>
-        <w:t xml:space="preserve">G1: true-positive rate at</w:t>
-      </w:r>
-      <w:r>
-        <w:t xml:space="preserve"> </w:t>
-      </w:r>
-      <m:oMath>
-        <m:r>
-          <m:t>0.1</m:t>
-        </m:r>
-        <m:r>
-          <m:rPr>
-            <m:sty m:val="p"/>
-          </m:rPr>
-          <m:t>%</m:t>
-        </m:r>
-      </m:oMath>
-      <w:r>
-        <w:t xml:space="preserve"> </w:t>
-      </w:r>
-      <w:r>
-        <w:t xml:space="preserve">and</w:t>
-      </w:r>
-      <w:r>
-        <w:t xml:space="preserve"> </w:t>
-      </w:r>
-      <m:oMath>
-        <m:r>
-          <m:t>1</m:t>
-        </m:r>
-        <m:r>
-          <m:rPr>
-            <m:sty m:val="p"/>
-          </m:rPr>
-          <m:t>%</m:t>
-        </m:r>
-      </m:oMath>
-      <w:r>
-        <w:t xml:space="preserve"> </w:t>
-      </w:r>
-      <w:r>
-        <w:t xml:space="preserve">false-positive rate</w:t>
+        <w:t xml:space="preserve">G1: true-positive rate at 0.1% and 1% false-positive rate</w:t>
       </w:r>
       <w:r>
         <w:t xml:space="preserve"> </w:t>
@@ -1970,13 +1777,8 @@
       <w:r>
         <w:t xml:space="preserve"> </w:t>
       </w:r>
-      <m:oMath>
-        <m:r>
-          <m:t>p</m:t>
-        </m:r>
-      </m:oMath>
-      <w:r>
-        <w:t xml:space="preserve">-value below threshold with a controlled false-positive rate </w:t>
+      <w:r>
+        <w:t xml:space="preserve">p-value below threshold with a controlled false-positive rate </w:t>
       </w:r>
       <w:r>
         <w:t xml:space="preserve">(Oren et al., 2024)</w:t>
@@ -2073,13 +1875,13 @@
     </w:p>
     <w:bookmarkEnd w:id="29"/>
     <w:bookmarkEnd w:id="30"/>
-    <w:bookmarkStart w:id="39" w:name="sec:relatedwork"/>
+    <w:bookmarkStart w:id="40" w:name="sec:relatedwork"/>
     <w:p>
       <w:pPr>
         <w:pStyle w:val="Heading1"/>
       </w:pPr>
       <w:r>
-        <w:t xml:space="preserve">Related Work: Contamination, Memorization, and Privacy Leakage</w:t>
+        <w:t xml:space="preserve">IV. Related Work: Contamination, Memorization, and Privacy Leakage</w:t>
       </w:r>
     </w:p>
     <w:bookmarkStart w:id="31" w:name="defining-benchmark-contamination"/>
@@ -2088,7 +1890,7 @@
         <w:pStyle w:val="Heading2"/>
       </w:pPr>
       <w:r>
-        <w:t xml:space="preserve">Defining benchmark contamination</w:t>
+        <w:t xml:space="preserve">A. Defining benchmark contamination</w:t>
       </w:r>
     </w:p>
     <w:p>
@@ -2173,29 +1975,7 @@
         <w:t xml:space="preserve"> </w:t>
       </w:r>
       <w:r>
-        <w:t xml:space="preserve">content from the corpus. We make this contamination </w:t>
-      </w:r>
-      <m:oMath>
-        <m:r>
-          <m:rPr>
-            <m:sty m:val="p"/>
-          </m:rPr>
-          <m:t>→</m:t>
-        </m:r>
-      </m:oMath>
-      <w:r>
-        <w:t xml:space="preserve"> memorization </w:t>
-      </w:r>
-      <m:oMath>
-        <m:r>
-          <m:rPr>
-            <m:sty m:val="p"/>
-          </m:rPr>
-          <m:t>→</m:t>
-        </m:r>
-      </m:oMath>
-      <w:r>
-        <w:t xml:space="preserve"> leakage chain the object of empirical study.</w:t>
+        <w:t xml:space="preserve">content from the corpus. We make this contamination → memorization → leakage chain the object of empirical study.</w:t>
       </w:r>
     </w:p>
     <w:bookmarkEnd w:id="31"/>
@@ -2205,7 +1985,7 @@
         <w:pStyle w:val="Heading2"/>
       </w:pPr>
       <w:r>
-        <w:t xml:space="preserve">A typology of contamination</w:t>
+        <w:t xml:space="preserve">B. A typology of contamination</w:t>
       </w:r>
     </w:p>
     <w:p>
@@ -2258,18 +2038,7 @@
         <w:t xml:space="preserve"> </w:t>
       </w:r>
       <w:r>
-        <w:t xml:space="preserve">appears in training data. This is what classical</w:t>
-      </w:r>
-      <w:r>
-        <w:t xml:space="preserve"> </w:t>
-      </w:r>
-      <m:oMath>
-        <m:r>
-          <m:t>n</m:t>
-        </m:r>
-      </m:oMath>
-      <w:r>
-        <w:t xml:space="preserve">-gram decontamination targets</w:t>
+        <w:t xml:space="preserve">appears in training data. This is what classical n-gram decontamination targets</w:t>
       </w:r>
       <w:r>
         <w:t xml:space="preserve"> </w:t>
@@ -2320,18 +2089,7 @@
         <w:t xml:space="preserve"> </w:t>
       </w:r>
       <w:r>
-        <w:t xml:space="preserve">reworded, so surface-level</w:t>
-      </w:r>
-      <w:r>
-        <w:t xml:space="preserve"> </w:t>
-      </w:r>
-      <m:oMath>
-        <m:r>
-          <m:t>n</m:t>
-        </m:r>
-      </m:oMath>
-      <w:r>
-        <w:t xml:space="preserve">-gram matching misses it. A perfect verbatim filter</w:t>
+        <w:t xml:space="preserve">reworded, so surface-level n-gram matching misses it. A perfect verbatim filter</w:t>
       </w:r>
       <w:r>
         <w:t xml:space="preserve"> </w:t>
@@ -2458,7 +2216,7 @@
         <w:pStyle w:val="Heading2"/>
       </w:pPr>
       <w:r>
-        <w:t xml:space="preserve">Why memorization is a security and privacy problem</w:t>
+        <w:t xml:space="preserve">C. Why memorization is a security and privacy problem</w:t>
       </w:r>
     </w:p>
     <w:p>
@@ -2506,17 +2264,12 @@
           <w:numId w:val="1004"/>
         </w:numPr>
       </w:pPr>
-      <m:oMath>
-        <m:r>
-          <m:t>k</m:t>
-        </m:r>
-      </m:oMath>
       <w:r>
         <w:rPr>
           <w:bCs/>
           <w:b/>
         </w:rPr>
-        <w:t xml:space="preserve">-eidetic / extractable memorization.</w:t>
+        <w:t xml:space="preserve">k-eidetic / extractable memorization.</w:t>
       </w:r>
       <w:r>
         <w:t xml:space="preserve"> </w:t>
@@ -2528,27 +2281,8 @@
         <w:t xml:space="preserve"> </w:t>
       </w:r>
       <w:r>
-        <w:t xml:space="preserve">prefix makes the model regenerate it, and is</w:t>
-      </w:r>
-      <w:r>
-        <w:t xml:space="preserve"> </w:t>
-      </w:r>
-      <m:oMath>
-        <m:r>
-          <m:t>k</m:t>
-        </m:r>
-      </m:oMath>
-      <w:r>
-        <w:t xml:space="preserve">-eidetic if it occurs in at most</w:t>
-      </w:r>
-      <w:r>
-        <w:t xml:space="preserve"> </w:t>
-      </w:r>
-      <m:oMath>
-        <m:r>
-          <m:t>k</m:t>
-        </m:r>
-      </m:oMath>
+        <w:t xml:space="preserve">prefix makes the model regenerate it, and is k-eidetic if it occurs in at most k</w:t>
+      </w:r>
       <w:r>
         <w:t xml:space="preserve"> </w:t>
       </w:r>
@@ -2559,7 +2293,7 @@
         <w:t xml:space="preserve">(Carlini et al., 2021)</w:t>
       </w:r>
       <w:r>
-        <w:t xml:space="preserve">; the prefix-continuation form under</w:t>
+        <w:t xml:space="preserve">. The prefix-continuation form under</w:t>
       </w:r>
       <w:r>
         <w:t xml:space="preserve"> </w:t>
@@ -2623,13 +2357,13 @@
         <w:t xml:space="preserve">(Carlini et al., 2019)</w:t>
       </w:r>
       <w:r>
-        <w:t xml:space="preserve">;</w:t>
-      </w:r>
-      <w:r>
-        <w:t xml:space="preserve"> </w:t>
-      </w:r>
-      <w:r>
-        <w:t xml:space="preserve">this requires control over the training process (canary insertion), which our</w:t>
+        <w:t xml:space="preserve">.</w:t>
+      </w:r>
+      <w:r>
+        <w:t xml:space="preserve"> </w:t>
+      </w:r>
+      <w:r>
+        <w:t xml:space="preserve">This requires control over the training process (canary insertion), which our</w:t>
       </w:r>
       <w:r>
         <w:t xml:space="preserve"> </w:t>
@@ -2728,7 +2462,7 @@
         <w:t xml:space="preserve"> </w:t>
       </w:r>
       <w:r>
-        <w:t xml:space="preserve">decomposes into extraction, reconstruction, and inference; data scrubbing and</w:t>
+        <w:t xml:space="preserve">decomposes into extraction, reconstruction, and inference. Data scrubbing and</w:t>
       </w:r>
       <w:r>
         <w:t xml:space="preserve"> </w:t>
@@ -2813,7 +2547,7 @@
         <w:pStyle w:val="Heading2"/>
       </w:pPr>
       <w:r>
-        <w:t xml:space="preserve">The membership-inference lineage</w:t>
+        <w:t xml:space="preserve">D. The membership-inference lineage</w:t>
       </w:r>
     </w:p>
     <w:p>
@@ -2907,18 +2641,7 @@
         <w:t xml:space="preserve"> </w:t>
       </w:r>
       <w:r>
-        <w:t xml:space="preserve">(TPR</w:t>
-      </w:r>
-      <m:oMath>
-        <m:r>
-          <m:rPr>
-            <m:sty m:val="p"/>
-          </m:rPr>
-          <m:t>−</m:t>
-        </m:r>
-      </m:oMath>
-      <w:r>
-        <w:t xml:space="preserve">FPR) figure of merit.</w:t>
+        <w:t xml:space="preserve">(TPR-FPR) figure of merit.</w:t>
       </w:r>
       <w:r>
         <w:t xml:space="preserve"> </w:t>
@@ -3066,27 +2789,7 @@
         <w:t xml:space="preserve"> </w:t>
       </w:r>
       <w:r>
-        <w:t xml:space="preserve">lowest-probability</w:t>
-      </w:r>
-      <w:r>
-        <w:t xml:space="preserve"> </w:t>
-      </w:r>
-      <m:oMath>
-        <m:r>
-          <m:t>k</m:t>
-        </m:r>
-        <m:r>
-          <m:rPr>
-            <m:sty m:val="p"/>
-          </m:rPr>
-          <m:t>%</m:t>
-        </m:r>
-      </m:oMath>
-      <w:r>
-        <w:t xml:space="preserve"> </w:t>
-      </w:r>
-      <w:r>
-        <w:t xml:space="preserve">of tokens, on the hypothesis that members lack</w:t>
+        <w:t xml:space="preserve">lowest-probability k% of tokens, on the hypothesis that members lack</w:t>
       </w:r>
       <w:r>
         <w:t xml:space="preserve"> </w:t>
@@ -3098,18 +2801,13 @@
         <w:t xml:space="preserve">(Shi et al., 2024)</w:t>
       </w:r>
       <w:r>
-        <w:t xml:space="preserve">; Min-K%++ sharpens this by</w:t>
-      </w:r>
-      <w:r>
-        <w:t xml:space="preserve"> </w:t>
-      </w:r>
-      <m:oMath>
-        <m:r>
-          <m:t>z</m:t>
-        </m:r>
-      </m:oMath>
-      <w:r>
-        <w:t xml:space="preserve">-scoring each token against the</w:t>
+        <w:t xml:space="preserve">. Min-K%++ sharpens this by</w:t>
+      </w:r>
+      <w:r>
+        <w:t xml:space="preserve"> </w:t>
+      </w:r>
+      <w:r>
+        <w:t xml:space="preserve">z-scoring each token against the</w:t>
       </w:r>
       <w:r>
         <w:t xml:space="preserve"> </w:t>
@@ -3161,7 +2859,7 @@
         <w:t xml:space="preserve">(Mattern et al., 2023)</w:t>
       </w:r>
       <w:r>
-        <w:t xml:space="preserve">; we treat it as a related</w:t>
+        <w:t xml:space="preserve">. We treat it as a related</w:t>
       </w:r>
       <w:r>
         <w:t xml:space="preserve"> </w:t>
@@ -3179,23 +2877,7 @@
         <w:t xml:space="preserve"> </w:t>
       </w:r>
       <w:r>
-        <w:t xml:space="preserve">the MIMIR study: a large-scale audit on Pythia (</w:t>
-      </w:r>
-      <m:oMath>
-        <m:r>
-          <m:t>160</m:t>
-        </m:r>
-      </m:oMath>
-      <w:r>
-        <w:t xml:space="preserve">M–</w:t>
-      </w:r>
-      <m:oMath>
-        <m:r>
-          <m:t>12</m:t>
-        </m:r>
-      </m:oMath>
-      <w:r>
-        <w:t xml:space="preserve">B) and The Pile with</w:t>
+        <w:t xml:space="preserve">the MIMIR study: a large-scale audit on Pythia (160M–12B) and The Pile with</w:t>
       </w:r>
       <w:r>
         <w:t xml:space="preserve"> </w:t>
@@ -3207,29 +2889,7 @@
         <w:t xml:space="preserve"> </w:t>
       </w:r>
       <w:r>
-        <w:t xml:space="preserve">(AUC </w:t>
-      </w:r>
-      <m:oMath>
-        <m:r>
-          <m:rPr>
-            <m:sty m:val="p"/>
-          </m:rPr>
-          <m:t>≈</m:t>
-        </m:r>
-        <m:r>
-          <m:t>0.5</m:t>
-        </m:r>
-      </m:oMath>
-      <w:r>
-        <w:t xml:space="preserve">–</w:t>
-      </w:r>
-      <m:oMath>
-        <m:r>
-          <m:t>0.6</m:t>
-        </m:r>
-      </m:oMath>
-      <w:r>
-        <w:t xml:space="preserve">), that LLMs see their corpus for too few epochs over too large</w:t>
+        <w:t xml:space="preserve">(AUC ≈ 0.5–0.6), that LLMs see their corpus for too few epochs over too large</w:t>
       </w:r>
       <w:r>
         <w:t xml:space="preserve"> </w:t>
@@ -3275,7 +2935,7 @@
         <w:t xml:space="preserve"> </w:t>
       </w:r>
       <w:r>
-        <w:t xml:space="preserve">we do not claim to beat these numbers; we ask whether the weak signal that remains still</w:t>
+        <w:t xml:space="preserve">we do not claim to beat these numbers. We ask whether the weak signal that remains still</w:t>
       </w:r>
       <w:r>
         <w:t xml:space="preserve"> </w:t>
@@ -3291,7 +2951,7 @@
         <w:pStyle w:val="Heading2"/>
       </w:pPr>
       <w:r>
-        <w:t xml:space="preserve">Differential privacy as the defense direction</w:t>
+        <w:t xml:space="preserve">E. Differential privacy as the defense direction</w:t>
       </w:r>
     </w:p>
     <w:p>
@@ -3375,7 +3035,7 @@
         <w:t xml:space="preserve">at training time</w:t>
       </w:r>
       <w:r>
-        <w:t xml:space="preserve">; it is a defense for</w:t>
+        <w:t xml:space="preserve">. It is a defense for</w:t>
       </w:r>
       <w:r>
         <w:t xml:space="preserve"> </w:t>
@@ -3403,7 +3063,7 @@
         <w:pStyle w:val="Heading2"/>
       </w:pPr>
       <w:r>
-        <w:t xml:space="preserve">Existing detection techniques</w:t>
+        <w:t xml:space="preserve">F. Existing detection techniques</w:t>
       </w:r>
     </w:p>
     <w:p>
@@ -3411,7 +3071,7 @@
         <w:pStyle w:val="FirstParagraph"/>
       </w:pPr>
       <w:r>
-        <w:t xml:space="preserve">We describe the techniques we implement and compare; the comparative evaluation and</w:t>
+        <w:t xml:space="preserve">We describe the techniques we implement and compare. The comparative evaluation and</w:t>
       </w:r>
       <w:r>
         <w:t xml:space="preserve"> </w:t>
@@ -3450,17 +3110,12 @@
           <w:numId w:val="1005"/>
         </w:numPr>
       </w:pPr>
-      <m:oMath>
-        <m:r>
-          <m:t>n</m:t>
-        </m:r>
-      </m:oMath>
       <w:r>
         <w:rPr>
           <w:bCs/>
           <w:b/>
         </w:rPr>
-        <w:t xml:space="preserve">-gram / substring overlap.</w:t>
+        <w:t xml:space="preserve">n-gram / substring overlap.</w:t>
       </w:r>
       <w:r>
         <w:t xml:space="preserve"> </w:t>
@@ -3471,19 +3126,14 @@
       <w:r>
         <w:t xml:space="preserve"> </w:t>
       </w:r>
-      <m:oMath>
-        <m:r>
-          <m:t>N</m:t>
-        </m:r>
-      </m:oMath>
-      <w:r>
-        <w:t xml:space="preserve">-gram with the corpus </w:t>
+      <w:r>
+        <w:t xml:space="preserve">N-gram with the corpus </w:t>
       </w:r>
       <w:r>
         <w:t xml:space="preserve">(Brown et al., 2020)</w:t>
       </w:r>
       <w:r>
-        <w:t xml:space="preserve">. Requires corpus access; misses</w:t>
+        <w:t xml:space="preserve">. Requires corpus access, and misses</w:t>
       </w:r>
       <w:r>
         <w:t xml:space="preserve"> </w:t>
@@ -3554,22 +3204,8 @@
       <w:r>
         <w:t xml:space="preserve"> </w:t>
       </w:r>
-      <m:oMath>
-        <m:r>
-          <m:t>k</m:t>
-        </m:r>
-        <m:r>
-          <m:rPr>
-            <m:sty m:val="p"/>
-          </m:rPr>
-          <m:t>%</m:t>
-        </m:r>
-      </m:oMath>
-      <w:r>
-        <w:t xml:space="preserve"> </w:t>
-      </w:r>
-      <w:r>
-        <w:t xml:space="preserve">of tokens; reference-free and logprob-only </w:t>
+      <w:r>
+        <w:t xml:space="preserve">k% of tokens, reference-free and logprob-only </w:t>
       </w:r>
       <w:r>
         <w:t xml:space="preserve">(Shi et al., 2024)</w:t>
@@ -3602,24 +3238,7 @@
         <w:t xml:space="preserve"> </w:t>
       </w:r>
       <w:r>
-        <w:t xml:space="preserve">next-token distribution before the bottom-</w:t>
-      </w:r>
-      <m:oMath>
-        <m:r>
-          <m:t>k</m:t>
-        </m:r>
-        <m:r>
-          <m:rPr>
-            <m:sty m:val="p"/>
-          </m:rPr>
-          <m:t>%</m:t>
-        </m:r>
-      </m:oMath>
-      <w:r>
-        <w:t xml:space="preserve"> </w:t>
-      </w:r>
-      <w:r>
-        <w:t xml:space="preserve">average, the current state of the art</w:t>
+        <w:t xml:space="preserve">next-token distribution before the bottom-k% average, the current state of the art</w:t>
       </w:r>
       <w:r>
         <w:t xml:space="preserve"> </w:t>
@@ -3719,7 +3338,7 @@
         <w:t xml:space="preserve"> </w:t>
       </w:r>
       <w:r>
-        <w:t xml:space="preserve">shufflings; a model trained on the benchmark in canonical order favours it beyond</w:t>
+        <w:t xml:space="preserve">shufflings. A model trained on the benchmark in canonical order favours it beyond</w:t>
       </w:r>
       <w:r>
         <w:t xml:space="preserve"> </w:t>
@@ -3798,7 +3417,7 @@
         <w:t xml:space="preserve"> </w:t>
       </w:r>
       <w:r>
-        <w:t xml:space="preserve">signal aimed at closed models; and the reference-free</w:t>
+        <w:t xml:space="preserve">signal aimed at closed models, and the reference-free</w:t>
       </w:r>
       <w:r>
         <w:t xml:space="preserve"> </w:t>
@@ -3869,7 +3488,7 @@
         <w:pStyle w:val="Heading2"/>
       </w:pPr>
       <w:r>
-        <w:t xml:space="preserve">Limitations of existing detection, and our positioning</w:t>
+        <w:t xml:space="preserve">G. Limitations of existing detection, and our positioning</w:t>
       </w:r>
     </w:p>
     <w:p>
@@ -4050,13 +3669,13 @@
       </w:r>
     </w:p>
     <w:bookmarkEnd w:id="37"/>
-    <w:bookmarkStart w:id="38" w:name="sec:closest"/>
+    <w:bookmarkStart w:id="39" w:name="sec:closest"/>
     <w:p>
       <w:pPr>
         <w:pStyle w:val="Heading2"/>
       </w:pPr>
       <w:r>
-        <w:t xml:space="preserve">Closest prior work, and how we differ</w:t>
+        <w:t xml:space="preserve">H. Closest prior work, and how we differ</w:t>
       </w:r>
     </w:p>
     <w:p>
@@ -4389,7 +4008,7 @@
         <w:t xml:space="preserve"> </w:t>
       </w:r>
       <w:r>
-        <w:t xml:space="preserve">differently from Wikipedia and FreeLaw); we revisit this domain dependence for the</w:t>
+        <w:t xml:space="preserve">differently from Wikipedia and FreeLaw). We revisit this domain dependence for the</w:t>
       </w:r>
       <w:r>
         <w:t xml:space="preserve"> </w:t>
@@ -4461,7 +4080,7 @@
         <w:t xml:space="preserve"> </w:t>
       </w:r>
       <w:r>
-        <w:t xml:space="preserve">an artifact of distribution shift; our use of ground-truth Pile</w:t>
+        <w:t xml:space="preserve">an artifact of distribution shift. Our use of ground-truth Pile</w:t>
       </w:r>
       <w:r>
         <w:t xml:space="preserve"> </w:t>
@@ -4470,319 +4089,733 @@
         <w:t xml:space="preserve">membership (no post-hoc split) is precisely the design discipline they call for.</w:t>
       </w:r>
     </w:p>
-    <w:p>
-      <w:pPr>
-        <w:pStyle w:val="BodyText"/>
-      </w:pPr>
-      <w:r>
-        <w:t xml:space="preserve">@p</w:t>
-      </w:r>
-      <w:r>
-        <w:t xml:space="preserve">2.1cm</w:t>
-      </w:r>
-      <w:r>
-        <w:t xml:space="preserve">p</w:t>
-      </w:r>
-      <w:r>
-        <w:t xml:space="preserve">1.6cm</w:t>
-      </w:r>
-      <w:r>
-        <w:t xml:space="preserve">p</w:t>
-      </w:r>
-      <w:r>
-        <w:t xml:space="preserve">1.9cm</w:t>
-      </w:r>
-      <w:r>
-        <w:t xml:space="preserve">p</w:t>
-      </w:r>
-      <w:r>
-        <w:t xml:space="preserve">2.0cm</w:t>
-      </w:r>
-      <w:r>
-        <w:t xml:space="preserve">p</w:t>
-      </w:r>
-      <w:r>
-        <w:t xml:space="preserve">2.4cm</w:t>
-      </w:r>
-      <w:r>
-        <w:t xml:space="preserve">@</w:t>
-      </w:r>
-      <w:r>
-        <w:t xml:space="preserve"> </w:t>
-      </w:r>
-      <w:r>
-        <w:rPr>
-          <w:bCs/>
-          <w:b/>
-        </w:rPr>
-        <w:t xml:space="preserve">Study</w:t>
-      </w:r>
-      <w:r>
-        <w:t xml:space="preserve"> </w:t>
-      </w:r>
-      <w:r>
-        <w:t xml:space="preserve">&amp;</w:t>
-      </w:r>
-      <w:r>
-        <w:t xml:space="preserve"> </w:t>
-      </w:r>
-      <w:r>
-        <w:rPr>
-          <w:bCs/>
-          <w:b/>
-        </w:rPr>
-        <w:t xml:space="preserve">Outcome</w:t>
-      </w:r>
-      <w:r>
-        <w:t xml:space="preserve"> </w:t>
-      </w:r>
-      <w:r>
-        <w:t xml:space="preserve">&amp;</w:t>
-      </w:r>
-      <w:r>
-        <w:t xml:space="preserve"> </w:t>
-      </w:r>
-      <w:r>
-        <w:rPr>
-          <w:bCs/>
-          <w:b/>
-        </w:rPr>
-        <w:t xml:space="preserve">Detectors</w:t>
-      </w:r>
-      <w:r>
-        <w:t xml:space="preserve"> </w:t>
-      </w:r>
-      <w:r>
-        <w:t xml:space="preserve">&amp;</w:t>
-      </w:r>
-      <w:r>
-        <w:t xml:space="preserve"> </w:t>
-      </w:r>
-      <w:r>
-        <w:rPr>
-          <w:bCs/>
-          <w:b/>
-        </w:rPr>
-        <w:t xml:space="preserve">Statistical method</w:t>
-      </w:r>
-      <w:r>
-        <w:t xml:space="preserve"> </w:t>
-      </w:r>
-      <w:r>
-        <w:t xml:space="preserve">&amp;</w:t>
-      </w:r>
-      <w:r>
-        <w:t xml:space="preserve"> </w:t>
-      </w:r>
-      <w:r>
-        <w:rPr>
-          <w:bCs/>
-          <w:b/>
-        </w:rPr>
-        <w:t xml:space="preserve">Conclusion</w:t>
-      </w:r>
-      <w:r>
-        <w:br/>
-      </w:r>
-      <w:r>
-        <w:t xml:space="preserve">Shi et al. (2024; J. Zhang et al., 2025)</w:t>
-      </w:r>
-      <w:r>
-        <w:t xml:space="preserve"> </w:t>
-      </w:r>
-      <w:r>
-        <w:t xml:space="preserve">&amp; membership &amp; reference-free (Min-K%/++) &amp; AUC / TPR@FPR &amp; detector raises membership AUC</w:t>
-      </w:r>
-      <w:r>
-        <w:br/>
-      </w:r>
-      <w:r>
-        <w:t xml:space="preserve">Duan et al. (2024)</w:t>
-      </w:r>
-      <w:r>
-        <w:t xml:space="preserve"> </w:t>
-      </w:r>
-      <w:r>
-        <w:t xml:space="preserve">(MIMIR) &amp; membership &amp; ref-free + reference &amp; AUC on ground truth &amp; MIAs</w:t>
-      </w:r>
-      <w:r>
-        <w:t xml:space="preserve"> </w:t>
-      </w:r>
-      <m:oMath>
-        <m:r>
-          <m:rPr>
-            <m:sty m:val="p"/>
-          </m:rPr>
-          <m:t>≈</m:t>
-        </m:r>
-      </m:oMath>
-      <w:r>
-        <w:t xml:space="preserve"> </w:t>
-      </w:r>
-      <w:r>
-        <w:t xml:space="preserve">chance on LLMs</w:t>
-      </w:r>
-      <w:r>
-        <w:br/>
-      </w:r>
-      <w:r>
-        <w:t xml:space="preserve">Carlini et al. (2022)</w:t>
-      </w:r>
-      <w:r>
-        <w:t xml:space="preserve"> </w:t>
-      </w:r>
-      <w:r>
-        <w:t xml:space="preserve">(LiRA) &amp; membership &amp; shadow/reference &amp; TPR at low FPR &amp; strong only with shadow models</w:t>
-      </w:r>
-      <w:r>
-        <w:br/>
-      </w:r>
-      <w:r>
-        <w:t xml:space="preserve">B. Chen et al. (2025)</w:t>
-      </w:r>
-      <w:r>
-        <w:t xml:space="preserve"> </w:t>
-      </w:r>
-      <w:r>
-        <w:t xml:space="preserve">&amp; membership &amp; reference-free &amp; seed-variance testing vs loss &amp; not robustly beyond loss</w:t>
-      </w:r>
-      <w:r>
-        <w:br/>
-      </w:r>
-      <w:r>
-        <w:t xml:space="preserve">Hayes et al. (2025)</w:t>
-      </w:r>
-      <w:r>
-        <w:t xml:space="preserve"> </w:t>
-      </w:r>
-      <w:r>
-        <w:t xml:space="preserve">&amp; membership &amp; extraction &amp; LiRA (reference) &amp; direct (zero-order) correlation &amp; MIA</w:t>
-      </w:r>
-      <w:r>
-        <w:t xml:space="preserve"> </w:t>
-      </w:r>
-      <m:oMath>
-        <m:r>
-          <m:rPr>
-            <m:sty m:val="p"/>
-          </m:rPr>
-          <m:t>≠</m:t>
-        </m:r>
-      </m:oMath>
-      <w:r>
-        <w:t xml:space="preserve"> </w:t>
-      </w:r>
-      <w:r>
+    <w:bookmarkStart w:id="38" w:name="tab:closest"/>
+    <w:p>
+      <w:pPr>
+        <w:pStyle w:val="TableCaption"/>
+      </w:pPr>
+      <w:r>
+        <w:t xml:space="preserve">Table I. Where this work sits. To our knowledge it is the only study that pairs a per-item</w:t>
+      </w:r>
+      <w:r>
+        <w:t xml:space="preserve"> </w:t>
+      </w:r>
+      <w:r>
+        <w:rPr>
+          <w:iCs/>
+          <w:i/>
+        </w:rPr>
         <w:t xml:space="preserve">extraction</w:t>
       </w:r>
       <w:r>
-        <w:br/>
-      </w:r>
-      <w:r>
-        <w:t xml:space="preserve">Al Sahili et al. (2025)</w:t>
-      </w:r>
-      <w:r>
-        <w:t xml:space="preserve"> </w:t>
-      </w:r>
-      <w:r>
-        <w:t xml:space="preserve">&amp; extraction (targeted) &amp; ref-free + AdaBoost &amp; ranking precision; ensemble &amp; marginal gains over likelihood</w:t>
-      </w:r>
-      <w:r>
-        <w:br/>
-      </w:r>
-      <w:r>
-        <w:rPr>
-          <w:bCs/>
-          <w:b/>
-        </w:rPr>
-        <w:t xml:space="preserve">This work</w:t>
-      </w:r>
-      <w:r>
-        <w:t xml:space="preserve"> </w:t>
-      </w:r>
-      <w:r>
-        <w:t xml:space="preserve">&amp;</w:t>
-      </w:r>
-      <w:r>
-        <w:t xml:space="preserve"> </w:t>
-      </w:r>
-      <w:r>
-        <w:rPr>
-          <w:bCs/>
-          <w:b/>
-        </w:rPr>
-        <w:t xml:space="preserve">extraction</w:t>
-      </w:r>
-      <w:r>
-        <w:t xml:space="preserve"> </w:t>
-      </w:r>
-      <w:r>
-        <w:t xml:space="preserve">&amp;</w:t>
-      </w:r>
-      <w:r>
-        <w:t xml:space="preserve"> </w:t>
-      </w:r>
-      <w:r>
-        <w:rPr>
-          <w:bCs/>
-          <w:b/>
-        </w:rPr>
-        <w:t xml:space="preserve">ref-free calibrated</w:t>
-      </w:r>
-      <w:r>
-        <w:t xml:space="preserve"> </w:t>
-      </w:r>
-      <w:r>
-        <w:t xml:space="preserve">&amp;</w:t>
-      </w:r>
-      <w:r>
-        <w:t xml:space="preserve"> </w:t>
-      </w:r>
-      <w:r>
-        <w:rPr>
-          <w:bCs/>
-          <w:b/>
-        </w:rPr>
-        <w:t xml:space="preserve">partial corr. + mediation (control loss)</w:t>
-      </w:r>
-      <w:r>
-        <w:t xml:space="preserve"> </w:t>
-      </w:r>
-      <w:r>
-        <w:t xml:space="preserve">&amp;</w:t>
-      </w:r>
-      <w:r>
-        <w:t xml:space="preserve"> </w:t>
-      </w:r>
-      <w:r>
-        <w:rPr>
-          <w:bCs/>
-          <w:b/>
-        </w:rPr>
-        <w:t xml:space="preserve">zero/negative residual beyond loss</w:t>
-      </w:r>
-      <w:r>
-        <w:br/>
-      </w:r>
-    </w:p>
+        <w:t xml:space="preserve"> </w:t>
+      </w:r>
+      <w:r>
+        <w:t xml:space="preserve">outcome with a</w:t>
+      </w:r>
+      <w:r>
+        <w:t xml:space="preserve"> </w:t>
+      </w:r>
+      <w:r>
+        <w:rPr>
+          <w:iCs/>
+          <w:i/>
+        </w:rPr>
+        <w:t xml:space="preserve">partial-correlation/mediation</w:t>
+      </w:r>
+      <w:r>
+        <w:t xml:space="preserve"> </w:t>
+      </w:r>
+      <w:r>
+        <w:t xml:space="preserve">control for raw loss</w:t>
+      </w:r>
+      <w:r>
+        <w:t xml:space="preserve"> </w:t>
+      </w:r>
+      <w:r>
+        <w:t xml:space="preserve">on</w:t>
+      </w:r>
+      <w:r>
+        <w:t xml:space="preserve"> </w:t>
+      </w:r>
+      <w:r>
+        <w:rPr>
+          <w:iCs/>
+          <w:i/>
+        </w:rPr>
+        <w:t xml:space="preserve">calibrated reference-free</w:t>
+      </w:r>
+      <w:r>
+        <w:t xml:space="preserve"> </w:t>
+      </w:r>
+      <w:r>
+        <w:t xml:space="preserve">detectors, yielding a quantified zero/negative marginal.</w:t>
+      </w:r>
+    </w:p>
+    <w:tbl>
+      <w:tblPr>
+        <w:tblStyle w:val="Table"/>
+        <w:tblW w:type="dxa" w:w="9360"/>
+        <w:tblLayout w:type="fixed"/>
+        <w:tblLook w:firstRow="1" w:lastRow="0" w:firstColumn="0" w:lastColumn="0" w:noHBand="0" w:noVBand="0" w:val="0020"/>
+        <w:tblCaption w:val="Table I. Where this work sits. To our knowledge it is the only study that pairs a per-item extraction outcome with a partial-correlation/mediation control for raw loss on calibrated reference-free detectors, yielding a quantified zero/negative marginal."/>
+      </w:tblPr>
+      <w:tblGrid>
+        <w:gridCol w:w="2241"/>
+        <w:gridCol w:w="1513"/>
+        <w:gridCol w:w="1457"/>
+        <w:gridCol w:w="2241"/>
+        <w:gridCol w:w="1908"/>
+      </w:tblGrid>
+      <w:tblGrid/>
+      <w:tr>
+        <w:tc>
+          <w:tcPr>
+            <w:tcW w:type="dxa" w:w="2241"/>
+          </w:tcPr>
+          <w:p>
+            <w:pPr>
+              <w:pStyle w:val="Compact"/>
+              <w:jc w:val="left"/>
+            </w:pPr>
+            <w:r>
+              <w:rPr>
+                <w:bCs/>
+                <w:b/>
+              </w:rPr>
+              <w:t xml:space="preserve">Study</w:t>
+            </w:r>
+          </w:p>
+        </w:tc>
+        <w:tc>
+          <w:tcPr>
+            <w:tcW w:type="dxa" w:w="1513"/>
+          </w:tcPr>
+          <w:p>
+            <w:pPr>
+              <w:pStyle w:val="Compact"/>
+              <w:jc w:val="left"/>
+            </w:pPr>
+            <w:r>
+              <w:rPr>
+                <w:bCs/>
+                <w:b/>
+              </w:rPr>
+              <w:t xml:space="preserve">Outcome</w:t>
+            </w:r>
+          </w:p>
+        </w:tc>
+        <w:tc>
+          <w:tcPr>
+            <w:tcW w:type="dxa" w:w="1457"/>
+          </w:tcPr>
+          <w:p>
+            <w:pPr>
+              <w:pStyle w:val="Compact"/>
+              <w:jc w:val="left"/>
+            </w:pPr>
+            <w:r>
+              <w:rPr>
+                <w:bCs/>
+                <w:b/>
+              </w:rPr>
+              <w:t xml:space="preserve">Detectors</w:t>
+            </w:r>
+          </w:p>
+        </w:tc>
+        <w:tc>
+          <w:tcPr>
+            <w:tcW w:type="dxa" w:w="2241"/>
+          </w:tcPr>
+          <w:p>
+            <w:pPr>
+              <w:pStyle w:val="Compact"/>
+              <w:jc w:val="left"/>
+            </w:pPr>
+            <w:r>
+              <w:rPr>
+                <w:bCs/>
+                <w:b/>
+              </w:rPr>
+              <w:t xml:space="preserve">Statistical method</w:t>
+            </w:r>
+          </w:p>
+        </w:tc>
+        <w:tc>
+          <w:tcPr>
+            <w:tcW w:type="dxa" w:w="1908"/>
+          </w:tcPr>
+          <w:p>
+            <w:pPr>
+              <w:pStyle w:val="Compact"/>
+              <w:jc w:val="left"/>
+            </w:pPr>
+            <w:r>
+              <w:rPr>
+                <w:bCs/>
+                <w:b/>
+              </w:rPr>
+              <w:t xml:space="preserve">Conclusion</w:t>
+            </w:r>
+          </w:p>
+        </w:tc>
+      </w:tr>
+      <w:tr>
+        <w:tc>
+          <w:tcPr>
+            <w:tcW w:type="dxa" w:w="2241"/>
+          </w:tcPr>
+          <w:p>
+            <w:pPr>
+              <w:pStyle w:val="Compact"/>
+              <w:jc w:val="left"/>
+            </w:pPr>
+            <w:r>
+              <w:t xml:space="preserve">Shi et al. (2024; J. Zhang et al., 2025)</w:t>
+            </w:r>
+          </w:p>
+        </w:tc>
+        <w:tc>
+          <w:tcPr>
+            <w:tcW w:type="dxa" w:w="1513"/>
+          </w:tcPr>
+          <w:p>
+            <w:pPr>
+              <w:pStyle w:val="Compact"/>
+              <w:jc w:val="left"/>
+            </w:pPr>
+            <w:r>
+              <w:t xml:space="preserve">membership</w:t>
+            </w:r>
+          </w:p>
+        </w:tc>
+        <w:tc>
+          <w:tcPr>
+            <w:tcW w:type="dxa" w:w="1457"/>
+          </w:tcPr>
+          <w:p>
+            <w:pPr>
+              <w:pStyle w:val="Compact"/>
+              <w:jc w:val="left"/>
+            </w:pPr>
+            <w:r>
+              <w:t xml:space="preserve">reference-free (Min-K%/++)</w:t>
+            </w:r>
+          </w:p>
+        </w:tc>
+        <w:tc>
+          <w:tcPr>
+            <w:tcW w:type="dxa" w:w="2241"/>
+          </w:tcPr>
+          <w:p>
+            <w:pPr>
+              <w:pStyle w:val="Compact"/>
+              <w:jc w:val="left"/>
+            </w:pPr>
+            <w:r>
+              <w:t xml:space="preserve">AUC / TPR@FPR</w:t>
+            </w:r>
+          </w:p>
+        </w:tc>
+        <w:tc>
+          <w:tcPr>
+            <w:tcW w:type="dxa" w:w="1908"/>
+          </w:tcPr>
+          <w:p>
+            <w:pPr>
+              <w:pStyle w:val="Compact"/>
+              <w:jc w:val="left"/>
+            </w:pPr>
+            <w:r>
+              <w:t xml:space="preserve">detector raises membership AUC</w:t>
+            </w:r>
+          </w:p>
+        </w:tc>
+      </w:tr>
+      <w:tr>
+        <w:tc>
+          <w:tcPr>
+            <w:tcW w:type="dxa" w:w="2241"/>
+          </w:tcPr>
+          <w:p>
+            <w:pPr>
+              <w:pStyle w:val="Compact"/>
+              <w:jc w:val="left"/>
+            </w:pPr>
+            <w:r>
+              <w:t xml:space="preserve">Duan et al. (2024)</w:t>
+            </w:r>
+            <w:r>
+              <w:t xml:space="preserve"> </w:t>
+            </w:r>
+            <w:r>
+              <w:t xml:space="preserve">(MIMIR)</w:t>
+            </w:r>
+          </w:p>
+        </w:tc>
+        <w:tc>
+          <w:tcPr>
+            <w:tcW w:type="dxa" w:w="1513"/>
+          </w:tcPr>
+          <w:p>
+            <w:pPr>
+              <w:pStyle w:val="Compact"/>
+              <w:jc w:val="left"/>
+            </w:pPr>
+            <w:r>
+              <w:t xml:space="preserve">membership</w:t>
+            </w:r>
+          </w:p>
+        </w:tc>
+        <w:tc>
+          <w:tcPr>
+            <w:tcW w:type="dxa" w:w="1457"/>
+          </w:tcPr>
+          <w:p>
+            <w:pPr>
+              <w:pStyle w:val="Compact"/>
+              <w:jc w:val="left"/>
+            </w:pPr>
+            <w:r>
+              <w:t xml:space="preserve">ref-free + reference</w:t>
+            </w:r>
+          </w:p>
+        </w:tc>
+        <w:tc>
+          <w:tcPr>
+            <w:tcW w:type="dxa" w:w="2241"/>
+          </w:tcPr>
+          <w:p>
+            <w:pPr>
+              <w:pStyle w:val="Compact"/>
+              <w:jc w:val="left"/>
+            </w:pPr>
+            <w:r>
+              <w:t xml:space="preserve">AUC on ground truth</w:t>
+            </w:r>
+          </w:p>
+        </w:tc>
+        <w:tc>
+          <w:tcPr>
+            <w:tcW w:type="dxa" w:w="1908"/>
+          </w:tcPr>
+          <w:p>
+            <w:pPr>
+              <w:pStyle w:val="Compact"/>
+              <w:jc w:val="left"/>
+            </w:pPr>
+            <w:r>
+              <w:t xml:space="preserve">MIAs ≈ chance on LLMs</w:t>
+            </w:r>
+          </w:p>
+        </w:tc>
+      </w:tr>
+      <w:tr>
+        <w:tc>
+          <w:tcPr>
+            <w:tcW w:type="dxa" w:w="2241"/>
+          </w:tcPr>
+          <w:p>
+            <w:pPr>
+              <w:pStyle w:val="Compact"/>
+              <w:jc w:val="left"/>
+            </w:pPr>
+            <w:r>
+              <w:t xml:space="preserve">Carlini et al. (2022)</w:t>
+            </w:r>
+            <w:r>
+              <w:t xml:space="preserve"> </w:t>
+            </w:r>
+            <w:r>
+              <w:t xml:space="preserve">(LiRA)</w:t>
+            </w:r>
+          </w:p>
+        </w:tc>
+        <w:tc>
+          <w:tcPr>
+            <w:tcW w:type="dxa" w:w="1513"/>
+          </w:tcPr>
+          <w:p>
+            <w:pPr>
+              <w:pStyle w:val="Compact"/>
+              <w:jc w:val="left"/>
+            </w:pPr>
+            <w:r>
+              <w:t xml:space="preserve">membership</w:t>
+            </w:r>
+          </w:p>
+        </w:tc>
+        <w:tc>
+          <w:tcPr>
+            <w:tcW w:type="dxa" w:w="1457"/>
+          </w:tcPr>
+          <w:p>
+            <w:pPr>
+              <w:pStyle w:val="Compact"/>
+              <w:jc w:val="left"/>
+            </w:pPr>
+            <w:r>
+              <w:t xml:space="preserve">shadow/reference</w:t>
+            </w:r>
+          </w:p>
+        </w:tc>
+        <w:tc>
+          <w:tcPr>
+            <w:tcW w:type="dxa" w:w="2241"/>
+          </w:tcPr>
+          <w:p>
+            <w:pPr>
+              <w:pStyle w:val="Compact"/>
+              <w:jc w:val="left"/>
+            </w:pPr>
+            <w:r>
+              <w:t xml:space="preserve">TPR at low FPR</w:t>
+            </w:r>
+          </w:p>
+        </w:tc>
+        <w:tc>
+          <w:tcPr>
+            <w:tcW w:type="dxa" w:w="1908"/>
+          </w:tcPr>
+          <w:p>
+            <w:pPr>
+              <w:pStyle w:val="Compact"/>
+              <w:jc w:val="left"/>
+            </w:pPr>
+            <w:r>
+              <w:t xml:space="preserve">strong only with shadow models</w:t>
+            </w:r>
+          </w:p>
+        </w:tc>
+      </w:tr>
+      <w:tr>
+        <w:tc>
+          <w:tcPr>
+            <w:tcW w:type="dxa" w:w="2241"/>
+          </w:tcPr>
+          <w:p>
+            <w:pPr>
+              <w:pStyle w:val="Compact"/>
+              <w:jc w:val="left"/>
+            </w:pPr>
+            <w:r>
+              <w:t xml:space="preserve">B. Chen et al. (2025)</w:t>
+            </w:r>
+          </w:p>
+        </w:tc>
+        <w:tc>
+          <w:tcPr>
+            <w:tcW w:type="dxa" w:w="1513"/>
+          </w:tcPr>
+          <w:p>
+            <w:pPr>
+              <w:pStyle w:val="Compact"/>
+              <w:jc w:val="left"/>
+            </w:pPr>
+            <w:r>
+              <w:t xml:space="preserve">membership</w:t>
+            </w:r>
+          </w:p>
+        </w:tc>
+        <w:tc>
+          <w:tcPr>
+            <w:tcW w:type="dxa" w:w="1457"/>
+          </w:tcPr>
+          <w:p>
+            <w:pPr>
+              <w:pStyle w:val="Compact"/>
+              <w:jc w:val="left"/>
+            </w:pPr>
+            <w:r>
+              <w:t xml:space="preserve">reference-free</w:t>
+            </w:r>
+          </w:p>
+        </w:tc>
+        <w:tc>
+          <w:tcPr>
+            <w:tcW w:type="dxa" w:w="2241"/>
+          </w:tcPr>
+          <w:p>
+            <w:pPr>
+              <w:pStyle w:val="Compact"/>
+              <w:jc w:val="left"/>
+            </w:pPr>
+            <w:r>
+              <w:t xml:space="preserve">seed-variance testing vs loss</w:t>
+            </w:r>
+          </w:p>
+        </w:tc>
+        <w:tc>
+          <w:tcPr>
+            <w:tcW w:type="dxa" w:w="1908"/>
+          </w:tcPr>
+          <w:p>
+            <w:pPr>
+              <w:pStyle w:val="Compact"/>
+              <w:jc w:val="left"/>
+            </w:pPr>
+            <w:r>
+              <w:t xml:space="preserve">not robustly beyond loss</w:t>
+            </w:r>
+          </w:p>
+        </w:tc>
+      </w:tr>
+      <w:tr>
+        <w:tc>
+          <w:tcPr>
+            <w:tcW w:type="dxa" w:w="2241"/>
+          </w:tcPr>
+          <w:p>
+            <w:pPr>
+              <w:pStyle w:val="Compact"/>
+              <w:jc w:val="left"/>
+            </w:pPr>
+            <w:r>
+              <w:t xml:space="preserve">Hayes et al. (2025)</w:t>
+            </w:r>
+          </w:p>
+        </w:tc>
+        <w:tc>
+          <w:tcPr>
+            <w:tcW w:type="dxa" w:w="1513"/>
+          </w:tcPr>
+          <w:p>
+            <w:pPr>
+              <w:pStyle w:val="Compact"/>
+              <w:jc w:val="left"/>
+            </w:pPr>
+            <w:r>
+              <w:t xml:space="preserve">membership &amp; extraction</w:t>
+            </w:r>
+          </w:p>
+        </w:tc>
+        <w:tc>
+          <w:tcPr>
+            <w:tcW w:type="dxa" w:w="1457"/>
+          </w:tcPr>
+          <w:p>
+            <w:pPr>
+              <w:pStyle w:val="Compact"/>
+              <w:jc w:val="left"/>
+            </w:pPr>
+            <w:r>
+              <w:t xml:space="preserve">LiRA (reference)</w:t>
+            </w:r>
+          </w:p>
+        </w:tc>
+        <w:tc>
+          <w:tcPr>
+            <w:tcW w:type="dxa" w:w="2241"/>
+          </w:tcPr>
+          <w:p>
+            <w:pPr>
+              <w:pStyle w:val="Compact"/>
+              <w:jc w:val="left"/>
+            </w:pPr>
+            <w:r>
+              <w:t xml:space="preserve">direct (zero-order) correlation</w:t>
+            </w:r>
+          </w:p>
+        </w:tc>
+        <w:tc>
+          <w:tcPr>
+            <w:tcW w:type="dxa" w:w="1908"/>
+          </w:tcPr>
+          <w:p>
+            <w:pPr>
+              <w:pStyle w:val="Compact"/>
+              <w:jc w:val="left"/>
+            </w:pPr>
+            <w:r>
+              <w:t xml:space="preserve">MIA does not imply extraction</w:t>
+            </w:r>
+          </w:p>
+        </w:tc>
+      </w:tr>
+      <w:tr>
+        <w:tc>
+          <w:tcPr>
+            <w:tcW w:type="dxa" w:w="2241"/>
+          </w:tcPr>
+          <w:p>
+            <w:pPr>
+              <w:pStyle w:val="Compact"/>
+              <w:jc w:val="left"/>
+            </w:pPr>
+            <w:r>
+              <w:t xml:space="preserve">Al Sahili et al. (2025)</w:t>
+            </w:r>
+          </w:p>
+        </w:tc>
+        <w:tc>
+          <w:tcPr>
+            <w:tcW w:type="dxa" w:w="1513"/>
+          </w:tcPr>
+          <w:p>
+            <w:pPr>
+              <w:pStyle w:val="Compact"/>
+              <w:jc w:val="left"/>
+            </w:pPr>
+            <w:r>
+              <w:t xml:space="preserve">extraction (targeted)</w:t>
+            </w:r>
+          </w:p>
+        </w:tc>
+        <w:tc>
+          <w:tcPr>
+            <w:tcW w:type="dxa" w:w="1457"/>
+          </w:tcPr>
+          <w:p>
+            <w:pPr>
+              <w:pStyle w:val="Compact"/>
+              <w:jc w:val="left"/>
+            </w:pPr>
+            <w:r>
+              <w:t xml:space="preserve">ref-free + AdaBoost</w:t>
+            </w:r>
+          </w:p>
+        </w:tc>
+        <w:tc>
+          <w:tcPr>
+            <w:tcW w:type="dxa" w:w="2241"/>
+          </w:tcPr>
+          <w:p>
+            <w:pPr>
+              <w:pStyle w:val="Compact"/>
+              <w:jc w:val="left"/>
+            </w:pPr>
+            <w:r>
+              <w:t xml:space="preserve">ranking precision, ensemble</w:t>
+            </w:r>
+          </w:p>
+        </w:tc>
+        <w:tc>
+          <w:tcPr>
+            <w:tcW w:type="dxa" w:w="1908"/>
+          </w:tcPr>
+          <w:p>
+            <w:pPr>
+              <w:pStyle w:val="Compact"/>
+              <w:jc w:val="left"/>
+            </w:pPr>
+            <w:r>
+              <w:t xml:space="preserve">marginal gains over likelihood</w:t>
+            </w:r>
+          </w:p>
+        </w:tc>
+      </w:tr>
+      <w:tr>
+        <w:tc>
+          <w:tcPr>
+            <w:tcW w:type="dxa" w:w="2241"/>
+          </w:tcPr>
+          <w:p>
+            <w:pPr>
+              <w:pStyle w:val="Compact"/>
+              <w:jc w:val="left"/>
+            </w:pPr>
+            <w:r>
+              <w:rPr>
+                <w:bCs/>
+                <w:b/>
+              </w:rPr>
+              <w:t xml:space="preserve">This work</w:t>
+            </w:r>
+          </w:p>
+        </w:tc>
+        <w:tc>
+          <w:tcPr>
+            <w:tcW w:type="dxa" w:w="1513"/>
+          </w:tcPr>
+          <w:p>
+            <w:pPr>
+              <w:pStyle w:val="Compact"/>
+              <w:jc w:val="left"/>
+            </w:pPr>
+            <w:r>
+              <w:rPr>
+                <w:bCs/>
+                <w:b/>
+              </w:rPr>
+              <w:t xml:space="preserve">extraction</w:t>
+            </w:r>
+          </w:p>
+        </w:tc>
+        <w:tc>
+          <w:tcPr>
+            <w:tcW w:type="dxa" w:w="1457"/>
+          </w:tcPr>
+          <w:p>
+            <w:pPr>
+              <w:pStyle w:val="Compact"/>
+              <w:jc w:val="left"/>
+            </w:pPr>
+            <w:r>
+              <w:rPr>
+                <w:bCs/>
+                <w:b/>
+              </w:rPr>
+              <w:t xml:space="preserve">ref-free calibrated</w:t>
+            </w:r>
+          </w:p>
+        </w:tc>
+        <w:tc>
+          <w:tcPr>
+            <w:tcW w:type="dxa" w:w="2241"/>
+          </w:tcPr>
+          <w:p>
+            <w:pPr>
+              <w:pStyle w:val="Compact"/>
+              <w:jc w:val="left"/>
+            </w:pPr>
+            <w:r>
+              <w:rPr>
+                <w:bCs/>
+                <w:b/>
+              </w:rPr>
+              <w:t xml:space="preserve">partial corr. + mediation (control loss)</w:t>
+            </w:r>
+          </w:p>
+        </w:tc>
+        <w:tc>
+          <w:tcPr>
+            <w:tcW w:type="dxa" w:w="1908"/>
+          </w:tcPr>
+          <w:p>
+            <w:pPr>
+              <w:pStyle w:val="Compact"/>
+              <w:jc w:val="left"/>
+            </w:pPr>
+            <w:r>
+              <w:rPr>
+                <w:bCs/>
+                <w:b/>
+              </w:rPr>
+              <w:t xml:space="preserve">zero/negative residual beyond loss</w:t>
+            </w:r>
+          </w:p>
+        </w:tc>
+      </w:tr>
+    </w:tbl>
     <w:bookmarkEnd w:id="38"/>
     <w:bookmarkEnd w:id="39"/>
-    <w:bookmarkStart w:id="47" w:name="sec:eval"/>
+    <w:bookmarkEnd w:id="40"/>
+    <w:bookmarkStart w:id="49" w:name="sec:eval"/>
     <w:p>
       <w:pPr>
         <w:pStyle w:val="Heading1"/>
       </w:pPr>
       <w:r>
-        <w:t xml:space="preserve">Evaluation Overview</w:t>
-      </w:r>
-    </w:p>
-    <w:bookmarkStart w:id="40" w:name="threat-model-and-success-criteria"/>
+        <w:t xml:space="preserve">V. Evaluation Overview</w:t>
+      </w:r>
+    </w:p>
+    <w:bookmarkStart w:id="41" w:name="threat-model-and-success-criteria"/>
     <w:p>
       <w:pPr>
         <w:pStyle w:val="Heading2"/>
       </w:pPr>
       <w:r>
-        <w:t xml:space="preserve">Threat model and success criteria</w:t>
+        <w:t xml:space="preserve">A. Threat model and success criteria</w:t>
       </w:r>
     </w:p>
     <w:p>
@@ -4796,7 +4829,7 @@
         <w:t xml:space="preserve"> </w:t>
       </w:r>
       <w:r>
-        <w:t xml:space="preserve">adversary (Section omitted here; see</w:t>
+        <w:t xml:space="preserve">adversary (Section omitted here, see</w:t>
       </w:r>
       <w:r>
         <w:t xml:space="preserve"> </w:t>
@@ -4826,7 +4859,7 @@
         <w:t xml:space="preserve"> </w:t>
       </w:r>
       <w:r>
-        <w:t xml:space="preserve">minimum access tier (gray-box logprobs for LOSS/Min-K%/zlib; white-box logits for</w:t>
+        <w:t xml:space="preserve">minimum access tier (gray-box logprobs for LOSS/Min-K%/zlib, white-box logits for</w:t>
       </w:r>
       <w:r>
         <w:t xml:space="preserve"> </w:t>
@@ -4841,14 +4874,14 @@
         <w:t xml:space="preserve">average accuracy.</w:t>
       </w:r>
     </w:p>
-    <w:bookmarkEnd w:id="40"/>
-    <w:bookmarkStart w:id="41" w:name="methods-under-comparison"/>
+    <w:bookmarkEnd w:id="41"/>
+    <w:bookmarkStart w:id="42" w:name="methods-under-comparison"/>
     <w:p>
       <w:pPr>
         <w:pStyle w:val="Heading2"/>
       </w:pPr>
       <w:r>
-        <w:t xml:space="preserve">Methods under comparison</w:t>
+        <w:t xml:space="preserve">B. Methods under comparison</w:t>
       </w:r>
     </w:p>
     <w:p>
@@ -4872,7 +4905,7 @@
         <w:t xml:space="preserve"> </w:t>
       </w:r>
       <w:r>
-        <w:t xml:space="preserve">detectors only; we propose no new detector. The</w:t>
+        <w:t xml:space="preserve">detectors only. We propose no new detector. The</w:t>
       </w:r>
       <w:r>
         <w:t xml:space="preserve"> </w:t>
@@ -4920,18 +4953,7 @@
         <w:t xml:space="preserve"> </w:t>
       </w:r>
       <w:r>
-        <w:t xml:space="preserve">likelihood axis: corpus-side</w:t>
-      </w:r>
-      <w:r>
-        <w:t xml:space="preserve"> </w:t>
-      </w:r>
-      <m:oMath>
-        <m:r>
-          <m:t>n</m:t>
-        </m:r>
-      </m:oMath>
-      <w:r>
-        <w:t xml:space="preserve">-gram overlap </w:t>
+        <w:t xml:space="preserve">likelihood axis: corpus-side n-gram overlap </w:t>
       </w:r>
       <w:r>
         <w:t xml:space="preserve">(Brown et al., 2020)</w:t>
@@ -4985,7 +5007,7 @@
         <w:t xml:space="preserve">(Carlini et al., 2023)</w:t>
       </w:r>
       <w:r>
-        <w:t xml:space="preserve">; on the controlled corpus we additionally measure</w:t>
+        <w:t xml:space="preserve">. On the controlled corpus we additionally measure</w:t>
       </w:r>
       <w:r>
         <w:t xml:space="preserve"> </w:t>
@@ -5088,14 +5110,14 @@
         <w:t xml:space="preserve">analysis in the Discussion, not as a contribution.</w:t>
       </w:r>
     </w:p>
-    <w:bookmarkEnd w:id="41"/>
-    <w:bookmarkStart w:id="44" w:name="data"/>
+    <w:bookmarkEnd w:id="42"/>
+    <w:bookmarkStart w:id="46" w:name="data"/>
     <w:p>
       <w:pPr>
         <w:pStyle w:val="Heading2"/>
       </w:pPr>
       <w:r>
-        <w:t xml:space="preserve">Data</w:t>
+        <w:t xml:space="preserve">C. Data</w:t>
       </w:r>
     </w:p>
     <w:p>
@@ -5110,7 +5132,7 @@
           <w:rPr>
             <w:rStyle w:val="Hyperlink"/>
           </w:rPr>
-          <w:t xml:space="preserve">[tab:datasets]</w:t>
+          <w:t xml:space="preserve">2</w:t>
         </w:r>
       </w:hyperlink>
       <w:r>
@@ -5120,7 +5142,7 @@
         <w:t xml:space="preserve">summarizes every corpus and benchmark used or referenced below.</w:t>
       </w:r>
     </w:p>
-    <w:bookmarkStart w:id="42" w:name="models-and-corpus."/>
+    <w:bookmarkStart w:id="44" w:name="models-and-corpus."/>
     <w:p>
       <w:pPr>
         <w:pStyle w:val="Heading4"/>
@@ -5152,27 +5174,13 @@
         <w:t xml:space="preserve">(Gao et al., 2020)</w:t>
       </w:r>
       <w:r>
-        <w:t xml:space="preserve">; its</w:t>
-      </w:r>
-      <w:r>
-        <w:t xml:space="preserve"> </w:t>
-      </w:r>
-      <w:r>
-        <w:t xml:space="preserve">reconstructible training order,</w:t>
-      </w:r>
-      <w:r>
-        <w:t xml:space="preserve"> </w:t>
-      </w:r>
-      <m:oMath>
-        <m:r>
-          <m:t>154</m:t>
-        </m:r>
-      </m:oMath>
-      <w:r>
-        <w:t xml:space="preserve"> </w:t>
-      </w:r>
-      <w:r>
-        <w:t xml:space="preserve">checkpoints, multiple sizes, and deduplicated</w:t>
+        <w:t xml:space="preserve">. Its</w:t>
+      </w:r>
+      <w:r>
+        <w:t xml:space="preserve"> </w:t>
+      </w:r>
+      <w:r>
+        <w:t xml:space="preserve">reconstructible training order, 154 checkpoints, multiple sizes, and deduplicated</w:t>
       </w:r>
       <w:r>
         <w:t xml:space="preserve"> </w:t>
@@ -5190,18 +5198,7 @@
         <w:t xml:space="preserve">(Duan et al., 2024)</w:t>
       </w:r>
       <w:r>
-        <w:t xml:space="preserve">, which control</w:t>
-      </w:r>
-      <w:r>
-        <w:t xml:space="preserve"> </w:t>
-      </w:r>
-      <m:oMath>
-        <m:r>
-          <m:t>n</m:t>
-        </m:r>
-      </m:oMath>
-      <w:r>
-        <w:t xml:space="preserve">-gram overlap between members and</w:t>
+        <w:t xml:space="preserve">, which control n-gram overlap between members and</w:t>
       </w:r>
       <w:r>
         <w:t xml:space="preserve"> </w:t>
@@ -5274,23 +5271,56 @@
       </w:r>
       <w:r>
         <w:t xml:space="preserve">benchmark contamination structural rather than adversarial.</w:t>
+      </w:r>
+    </w:p>
+    <w:bookmarkStart w:id="43" w:name="tab:datasets"/>
+    <w:p>
+      <w:pPr>
+        <w:pStyle w:val="TableCaption"/>
+      </w:pPr>
+      <w:r>
+        <w:t xml:space="preserve">Table II. Corpora and benchmarks used in or referenced by the evaluation. The Pile is</w:t>
+      </w:r>
+      <w:r>
+        <w:t xml:space="preserve"> </w:t>
+      </w:r>
+      <w:r>
+        <w:t xml:space="preserve">our ground-truth training corpus. Common Crawl and C4/Dolma/RedPajama frame the</w:t>
+      </w:r>
+      <w:r>
+        <w:t xml:space="preserve"> </w:t>
+      </w:r>
+      <w:r>
+        <w:t xml:space="preserve">weakly filtered web-scrape regime. The lower block lists the contamination benchmarks</w:t>
+      </w:r>
+      <w:r>
+        <w:t xml:space="preserve"> </w:t>
+      </w:r>
+      <w:r>
+        <w:t xml:space="preserve">whose items we label by corpus-side overlap.</w:t>
       </w:r>
     </w:p>
     <w:tbl>
       <w:tblPr>
         <w:tblStyle w:val="Table"/>
-        <w:tblW w:type="pct" w:w="2000.0"/>
+        <w:tblW w:type="dxa" w:w="9360"/>
+        <w:tblLayout w:type="fixed"/>
         <w:tblLook w:firstRow="1" w:lastRow="0" w:firstColumn="0" w:lastColumn="0" w:noHBand="0" w:noVBand="0" w:val="0020"/>
+        <w:tblCaption w:val="Table II. Corpora and benchmarks used in or referenced by the evaluation. The Pile is our ground-truth training corpus. Common Crawl and C4/Dolma/RedPajama frame the weakly filtered web-scrape regime. The lower block lists the contamination benchmarks whose items we label by corpus-side overlap."/>
       </w:tblPr>
       <w:tblGrid>
-        <w:gridCol w:w="0"/>
-        <w:gridCol w:w="0"/>
-        <w:gridCol w:w="3168"/>
-        <w:gridCol w:w="0"/>
-        <w:gridCol w:w="0"/>
+        <w:gridCol w:w="769"/>
+        <w:gridCol w:w="620"/>
+        <w:gridCol w:w="3846"/>
+        <w:gridCol w:w="1538"/>
+        <w:gridCol w:w="2587"/>
       </w:tblGrid>
+      <w:tblGrid/>
       <w:tr>
         <w:tc>
+          <w:tcPr>
+            <w:tcW w:type="dxa" w:w="769"/>
+          </w:tcPr>
           <w:p>
             <w:pPr>
               <w:pStyle w:val="Compact"/>
@@ -5306,6 +5336,9 @@
           </w:p>
         </w:tc>
         <w:tc>
+          <w:tcPr>
+            <w:tcW w:type="dxa" w:w="620"/>
+          </w:tcPr>
           <w:p>
             <w:pPr>
               <w:pStyle w:val="Compact"/>
@@ -5321,6 +5354,9 @@
           </w:p>
         </w:tc>
         <w:tc>
+          <w:tcPr>
+            <w:tcW w:type="dxa" w:w="3846"/>
+          </w:tcPr>
           <w:p>
             <w:pPr>
               <w:pStyle w:val="Compact"/>
@@ -5336,6 +5372,9 @@
           </w:p>
         </w:tc>
         <w:tc>
+          <w:tcPr>
+            <w:tcW w:type="dxa" w:w="1538"/>
+          </w:tcPr>
           <w:p>
             <w:pPr>
               <w:pStyle w:val="Compact"/>
@@ -5351,6 +5390,9 @@
           </w:p>
         </w:tc>
         <w:tc>
+          <w:tcPr>
+            <w:tcW w:type="dxa" w:w="2587"/>
+          </w:tcPr>
           <w:p>
             <w:pPr>
               <w:pStyle w:val="Compact"/>
@@ -5368,6 +5410,9 @@
       </w:tr>
       <w:tr>
         <w:tc>
+          <w:tcPr>
+            <w:tcW w:type="dxa" w:w="769"/>
+          </w:tcPr>
           <w:p>
             <w:pPr>
               <w:pStyle w:val="Compact"/>
@@ -5379,6 +5424,9 @@
           </w:p>
         </w:tc>
         <w:tc>
+          <w:tcPr>
+            <w:tcW w:type="dxa" w:w="620"/>
+          </w:tcPr>
           <w:p>
             <w:pPr>
               <w:pStyle w:val="Compact"/>
@@ -5390,17 +5438,23 @@
           </w:p>
         </w:tc>
         <w:tc>
+          <w:tcPr>
+            <w:tcW w:type="dxa" w:w="3846"/>
+          </w:tcPr>
           <w:p>
             <w:pPr>
               <w:pStyle w:val="Compact"/>
               <w:jc w:val="left"/>
             </w:pPr>
             <w:r>
-              <w:t xml:space="preserve">Curated 22-subset English corpus; Pythia’s training data and our membership ground truth</w:t>
-            </w:r>
-          </w:p>
-        </w:tc>
-        <w:tc>
+              <w:t xml:space="preserve">Curated 22-subset English corpus. Pythia’s training data and our membership ground truth</w:t>
+            </w:r>
+          </w:p>
+        </w:tc>
+        <w:tc>
+          <w:tcPr>
+            <w:tcW w:type="dxa" w:w="1538"/>
+          </w:tcPr>
           <w:p>
             <w:pPr>
               <w:pStyle w:val="Compact"/>
@@ -5412,6 +5466,9 @@
           </w:p>
         </w:tc>
         <w:tc>
+          <w:tcPr>
+            <w:tcW w:type="dxa" w:w="2587"/>
+          </w:tcPr>
           <w:p>
             <w:pPr>
               <w:pStyle w:val="Compact"/>
@@ -5425,6 +5482,9 @@
       </w:tr>
       <w:tr>
         <w:tc>
+          <w:tcPr>
+            <w:tcW w:type="dxa" w:w="769"/>
+          </w:tcPr>
           <w:p>
             <w:pPr>
               <w:pStyle w:val="Compact"/>
@@ -5436,6 +5496,9 @@
           </w:p>
         </w:tc>
         <w:tc>
+          <w:tcPr>
+            <w:tcW w:type="dxa" w:w="620"/>
+          </w:tcPr>
           <w:p>
             <w:pPr>
               <w:pStyle w:val="Compact"/>
@@ -5447,17 +5510,23 @@
           </w:p>
         </w:tc>
         <w:tc>
+          <w:tcPr>
+            <w:tcW w:type="dxa" w:w="3846"/>
+          </w:tcPr>
           <w:p>
             <w:pPr>
               <w:pStyle w:val="Compact"/>
               <w:jc w:val="left"/>
             </w:pPr>
             <w:r>
-              <w:t xml:space="preserve">Open, continually updated repository of raw web-crawl data; the base of most LLM pre-training scrapes</w:t>
-            </w:r>
-          </w:p>
-        </w:tc>
-        <w:tc>
+              <w:t xml:space="preserve">Open, continually updated repository of raw web-crawl data, the base of most LLM pre-training scrapes</w:t>
+            </w:r>
+          </w:p>
+        </w:tc>
+        <w:tc>
+          <w:tcPr>
+            <w:tcW w:type="dxa" w:w="1538"/>
+          </w:tcPr>
           <w:p>
             <w:pPr>
               <w:pStyle w:val="Compact"/>
@@ -5469,6 +5538,9 @@
           </w:p>
         </w:tc>
         <w:tc>
+          <w:tcPr>
+            <w:tcW w:type="dxa" w:w="2587"/>
+          </w:tcPr>
           <w:p>
             <w:pPr>
               <w:pStyle w:val="Compact"/>
@@ -5482,6 +5554,9 @@
       </w:tr>
       <w:tr>
         <w:tc>
+          <w:tcPr>
+            <w:tcW w:type="dxa" w:w="769"/>
+          </w:tcPr>
           <w:p>
             <w:pPr>
               <w:pStyle w:val="Compact"/>
@@ -5493,6 +5568,9 @@
           </w:p>
         </w:tc>
         <w:tc>
+          <w:tcPr>
+            <w:tcW w:type="dxa" w:w="620"/>
+          </w:tcPr>
           <w:p>
             <w:pPr>
               <w:pStyle w:val="Compact"/>
@@ -5504,6 +5582,9 @@
           </w:p>
         </w:tc>
         <w:tc>
+          <w:tcPr>
+            <w:tcW w:type="dxa" w:w="3846"/>
+          </w:tcPr>
           <w:p>
             <w:pPr>
               <w:pStyle w:val="Compact"/>
@@ -5515,25 +5596,23 @@
           </w:p>
         </w:tc>
         <w:tc>
+          <w:tcPr>
+            <w:tcW w:type="dxa" w:w="1538"/>
+          </w:tcPr>
           <w:p>
             <w:pPr>
               <w:pStyle w:val="Compact"/>
               <w:jc w:val="left"/>
             </w:pPr>
-            <m:oMath>
-              <m:r>
-                <m:rPr>
-                  <m:sty m:val="p"/>
-                </m:rPr>
-                <m:t>∼</m:t>
-              </m:r>
-            </m:oMath>
-            <w:r>
-              <w:t xml:space="preserve">750 GB</w:t>
-            </w:r>
-          </w:p>
-        </w:tc>
-        <w:tc>
+            <w:r>
+              <w:t xml:space="preserve">∼750 GB</w:t>
+            </w:r>
+          </w:p>
+        </w:tc>
+        <w:tc>
+          <w:tcPr>
+            <w:tcW w:type="dxa" w:w="2587"/>
+          </w:tcPr>
           <w:p>
             <w:pPr>
               <w:pStyle w:val="Compact"/>
@@ -5547,6 +5626,9 @@
       </w:tr>
       <w:tr>
         <w:tc>
+          <w:tcPr>
+            <w:tcW w:type="dxa" w:w="769"/>
+          </w:tcPr>
           <w:p>
             <w:pPr>
               <w:pStyle w:val="Compact"/>
@@ -5558,6 +5640,9 @@
           </w:p>
         </w:tc>
         <w:tc>
+          <w:tcPr>
+            <w:tcW w:type="dxa" w:w="620"/>
+          </w:tcPr>
           <w:p>
             <w:pPr>
               <w:pStyle w:val="Compact"/>
@@ -5569,17 +5654,23 @@
           </w:p>
         </w:tc>
         <w:tc>
+          <w:tcPr>
+            <w:tcW w:type="dxa" w:w="3846"/>
+          </w:tcPr>
           <w:p>
             <w:pPr>
               <w:pStyle w:val="Compact"/>
               <w:jc w:val="left"/>
             </w:pPr>
             <w:r>
-              <w:t xml:space="preserve">Open pre-training corpus; OLMo’s training data (replication target)</w:t>
-            </w:r>
-          </w:p>
-        </w:tc>
-        <w:tc>
+              <w:t xml:space="preserve">Open pre-training corpus, OLMo’s training data (replication target)</w:t>
+            </w:r>
+          </w:p>
+        </w:tc>
+        <w:tc>
+          <w:tcPr>
+            <w:tcW w:type="dxa" w:w="1538"/>
+          </w:tcPr>
           <w:p>
             <w:pPr>
               <w:pStyle w:val="Compact"/>
@@ -5591,6 +5682,9 @@
           </w:p>
         </w:tc>
         <w:tc>
+          <w:tcPr>
+            <w:tcW w:type="dxa" w:w="2587"/>
+          </w:tcPr>
           <w:p>
             <w:pPr>
               <w:pStyle w:val="Compact"/>
@@ -5604,6 +5698,9 @@
       </w:tr>
       <w:tr>
         <w:tc>
+          <w:tcPr>
+            <w:tcW w:type="dxa" w:w="769"/>
+          </w:tcPr>
           <w:p>
             <w:pPr>
               <w:pStyle w:val="Compact"/>
@@ -5615,6 +5712,9 @@
           </w:p>
         </w:tc>
         <w:tc>
+          <w:tcPr>
+            <w:tcW w:type="dxa" w:w="620"/>
+          </w:tcPr>
           <w:p>
             <w:pPr>
               <w:pStyle w:val="Compact"/>
@@ -5626,6 +5726,9 @@
           </w:p>
         </w:tc>
         <w:tc>
+          <w:tcPr>
+            <w:tcW w:type="dxa" w:w="3846"/>
+          </w:tcPr>
           <w:p>
             <w:pPr>
               <w:pStyle w:val="Compact"/>
@@ -5637,25 +5740,23 @@
           </w:p>
         </w:tc>
         <w:tc>
+          <w:tcPr>
+            <w:tcW w:type="dxa" w:w="1538"/>
+          </w:tcPr>
           <w:p>
             <w:pPr>
               <w:pStyle w:val="Compact"/>
               <w:jc w:val="left"/>
             </w:pPr>
-            <m:oMath>
-              <m:r>
-                <m:rPr>
-                  <m:sty m:val="p"/>
-                </m:rPr>
-                <m:t>∼</m:t>
-              </m:r>
-            </m:oMath>
-            <w:r>
-              <w:t xml:space="preserve">30 T tokens</w:t>
-            </w:r>
-          </w:p>
-        </w:tc>
-        <w:tc>
+            <w:r>
+              <w:t xml:space="preserve">∼30 T tokens</w:t>
+            </w:r>
+          </w:p>
+        </w:tc>
+        <w:tc>
+          <w:tcPr>
+            <w:tcW w:type="dxa" w:w="2587"/>
+          </w:tcPr>
           <w:p>
             <w:pPr>
               <w:pStyle w:val="Compact"/>
@@ -5669,6 +5770,9 @@
       </w:tr>
       <w:tr>
         <w:tc>
+          <w:tcPr>
+            <w:tcW w:type="dxa" w:w="769"/>
+          </w:tcPr>
           <w:p>
             <w:pPr>
               <w:pStyle w:val="Compact"/>
@@ -5680,6 +5784,9 @@
           </w:p>
         </w:tc>
         <w:tc>
+          <w:tcPr>
+            <w:tcW w:type="dxa" w:w="620"/>
+          </w:tcPr>
           <w:p>
             <w:pPr>
               <w:pStyle w:val="Compact"/>
@@ -5691,6 +5798,9 @@
           </w:p>
         </w:tc>
         <w:tc>
+          <w:tcPr>
+            <w:tcW w:type="dxa" w:w="3846"/>
+          </w:tcPr>
           <w:p>
             <w:pPr>
               <w:pStyle w:val="Compact"/>
@@ -5702,6 +5812,9 @@
           </w:p>
         </w:tc>
         <w:tc>
+          <w:tcPr>
+            <w:tcW w:type="dxa" w:w="1538"/>
+          </w:tcPr>
           <w:p>
             <w:pPr>
               <w:pStyle w:val="Compact"/>
@@ -5719,6 +5832,9 @@
           </w:p>
         </w:tc>
         <w:tc>
+          <w:tcPr>
+            <w:tcW w:type="dxa" w:w="2587"/>
+          </w:tcPr>
           <w:p>
             <w:pPr>
               <w:pStyle w:val="Compact"/>
@@ -5732,6 +5848,9 @@
       </w:tr>
       <w:tr>
         <w:tc>
+          <w:tcPr>
+            <w:tcW w:type="dxa" w:w="769"/>
+          </w:tcPr>
           <w:p>
             <w:pPr>
               <w:pStyle w:val="Compact"/>
@@ -5743,6 +5862,9 @@
           </w:p>
         </w:tc>
         <w:tc>
+          <w:tcPr>
+            <w:tcW w:type="dxa" w:w="620"/>
+          </w:tcPr>
           <w:p>
             <w:pPr>
               <w:pStyle w:val="Compact"/>
@@ -5754,6 +5876,9 @@
           </w:p>
         </w:tc>
         <w:tc>
+          <w:tcPr>
+            <w:tcW w:type="dxa" w:w="3846"/>
+          </w:tcPr>
           <w:p>
             <w:pPr>
               <w:pStyle w:val="Compact"/>
@@ -5765,6 +5890,9 @@
           </w:p>
         </w:tc>
         <w:tc>
+          <w:tcPr>
+            <w:tcW w:type="dxa" w:w="1538"/>
+          </w:tcPr>
           <w:p>
             <w:pPr>
               <w:pStyle w:val="Compact"/>
@@ -5782,6 +5910,9 @@
           </w:p>
         </w:tc>
         <w:tc>
+          <w:tcPr>
+            <w:tcW w:type="dxa" w:w="2587"/>
+          </w:tcPr>
           <w:p>
             <w:pPr>
               <w:pStyle w:val="Compact"/>
@@ -5795,6 +5926,9 @@
       </w:tr>
       <w:tr>
         <w:tc>
+          <w:tcPr>
+            <w:tcW w:type="dxa" w:w="769"/>
+          </w:tcPr>
           <w:p>
             <w:pPr>
               <w:pStyle w:val="Compact"/>
@@ -5806,6 +5940,9 @@
           </w:p>
         </w:tc>
         <w:tc>
+          <w:tcPr>
+            <w:tcW w:type="dxa" w:w="620"/>
+          </w:tcPr>
           <w:p>
             <w:pPr>
               <w:pStyle w:val="Compact"/>
@@ -5817,6 +5954,9 @@
           </w:p>
         </w:tc>
         <w:tc>
+          <w:tcPr>
+            <w:tcW w:type="dxa" w:w="3846"/>
+          </w:tcPr>
           <w:p>
             <w:pPr>
               <w:pStyle w:val="Compact"/>
@@ -5828,6 +5968,9 @@
           </w:p>
         </w:tc>
         <w:tc>
+          <w:tcPr>
+            <w:tcW w:type="dxa" w:w="1538"/>
+          </w:tcPr>
           <w:p>
             <w:pPr>
               <w:pStyle w:val="Compact"/>
@@ -5839,6 +5982,9 @@
           </w:p>
         </w:tc>
         <w:tc>
+          <w:tcPr>
+            <w:tcW w:type="dxa" w:w="2587"/>
+          </w:tcPr>
           <w:p>
             <w:pPr>
               <w:pStyle w:val="Compact"/>
@@ -5852,6 +5998,9 @@
       </w:tr>
       <w:tr>
         <w:tc>
+          <w:tcPr>
+            <w:tcW w:type="dxa" w:w="769"/>
+          </w:tcPr>
           <w:p>
             <w:pPr>
               <w:pStyle w:val="Compact"/>
@@ -5863,6 +6012,9 @@
           </w:p>
         </w:tc>
         <w:tc>
+          <w:tcPr>
+            <w:tcW w:type="dxa" w:w="620"/>
+          </w:tcPr>
           <w:p>
             <w:pPr>
               <w:pStyle w:val="Compact"/>
@@ -5874,6 +6026,9 @@
           </w:p>
         </w:tc>
         <w:tc>
+          <w:tcPr>
+            <w:tcW w:type="dxa" w:w="3846"/>
+          </w:tcPr>
           <w:p>
             <w:pPr>
               <w:pStyle w:val="Compact"/>
@@ -5885,21 +6040,16 @@
           </w:p>
         </w:tc>
         <w:tc>
+          <w:tcPr>
+            <w:tcW w:type="dxa" w:w="1538"/>
+          </w:tcPr>
           <w:p>
             <w:pPr>
               <w:pStyle w:val="Compact"/>
               <w:jc w:val="left"/>
             </w:pPr>
-            <m:oMath>
-              <m:r>
-                <m:rPr>
-                  <m:sty m:val="p"/>
-                </m:rPr>
-                <m:t>∼</m:t>
-              </m:r>
-            </m:oMath>
-            <w:r>
-              <w:t xml:space="preserve">70</w:t>
+            <w:r>
+              <w:t xml:space="preserve">∼70</w:t>
             </w:r>
             <w:r>
               <w:t xml:space="preserve">,</w:t>
@@ -5910,6 +6060,9 @@
           </w:p>
         </w:tc>
         <w:tc>
+          <w:tcPr>
+            <w:tcW w:type="dxa" w:w="2587"/>
+          </w:tcPr>
           <w:p>
             <w:pPr>
               <w:pStyle w:val="Compact"/>
@@ -5923,6 +6076,9 @@
       </w:tr>
       <w:tr>
         <w:tc>
+          <w:tcPr>
+            <w:tcW w:type="dxa" w:w="769"/>
+          </w:tcPr>
           <w:p>
             <w:pPr>
               <w:pStyle w:val="Compact"/>
@@ -5934,6 +6090,9 @@
           </w:p>
         </w:tc>
         <w:tc>
+          <w:tcPr>
+            <w:tcW w:type="dxa" w:w="620"/>
+          </w:tcPr>
           <w:p>
             <w:pPr>
               <w:pStyle w:val="Compact"/>
@@ -5945,6 +6104,9 @@
           </w:p>
         </w:tc>
         <w:tc>
+          <w:tcPr>
+            <w:tcW w:type="dxa" w:w="3846"/>
+          </w:tcPr>
           <w:p>
             <w:pPr>
               <w:pStyle w:val="Compact"/>
@@ -5956,6 +6118,9 @@
           </w:p>
         </w:tc>
         <w:tc>
+          <w:tcPr>
+            <w:tcW w:type="dxa" w:w="1538"/>
+          </w:tcPr>
           <w:p>
             <w:pPr>
               <w:pStyle w:val="Compact"/>
@@ -5967,6 +6132,9 @@
           </w:p>
         </w:tc>
         <w:tc>
+          <w:tcPr>
+            <w:tcW w:type="dxa" w:w="2587"/>
+          </w:tcPr>
           <w:p>
             <w:pPr>
               <w:pStyle w:val="Compact"/>
@@ -5980,6 +6148,9 @@
       </w:tr>
       <w:tr>
         <w:tc>
+          <w:tcPr>
+            <w:tcW w:type="dxa" w:w="769"/>
+          </w:tcPr>
           <w:p>
             <w:pPr>
               <w:pStyle w:val="Compact"/>
@@ -5991,6 +6162,9 @@
           </w:p>
         </w:tc>
         <w:tc>
+          <w:tcPr>
+            <w:tcW w:type="dxa" w:w="620"/>
+          </w:tcPr>
           <w:p>
             <w:pPr>
               <w:pStyle w:val="Compact"/>
@@ -6002,6 +6176,9 @@
           </w:p>
         </w:tc>
         <w:tc>
+          <w:tcPr>
+            <w:tcW w:type="dxa" w:w="3846"/>
+          </w:tcPr>
           <w:p>
             <w:pPr>
               <w:pStyle w:val="Compact"/>
@@ -6013,6 +6190,9 @@
           </w:p>
         </w:tc>
         <w:tc>
+          <w:tcPr>
+            <w:tcW w:type="dxa" w:w="1538"/>
+          </w:tcPr>
           <w:p>
             <w:pPr>
               <w:pStyle w:val="Compact"/>
@@ -6030,6 +6210,9 @@
           </w:p>
         </w:tc>
         <w:tc>
+          <w:tcPr>
+            <w:tcW w:type="dxa" w:w="2587"/>
+          </w:tcPr>
           <w:p>
             <w:pPr>
               <w:pStyle w:val="Compact"/>
@@ -6042,8 +6225,9 @@
         </w:tc>
       </w:tr>
     </w:tbl>
-    <w:bookmarkEnd w:id="42"/>
-    <w:bookmarkStart w:id="43" w:name="benchmarks-and-pii."/>
+    <w:bookmarkEnd w:id="43"/>
+    <w:bookmarkEnd w:id="44"/>
+    <w:bookmarkStart w:id="45" w:name="benchmarks-and-pii."/>
     <w:p>
       <w:pPr>
         <w:pStyle w:val="Heading4"/>
@@ -6110,18 +6294,18 @@
         <w:t xml:space="preserve"> </w:t>
       </w:r>
       <w:r>
-        <w:t xml:space="preserve">PII results are reported in aggregate; no real PII is reproduced in the paper.</w:t>
-      </w:r>
-    </w:p>
-    <w:bookmarkEnd w:id="43"/>
-    <w:bookmarkEnd w:id="44"/>
-    <w:bookmarkStart w:id="45" w:name="metrics-each-justified"/>
+        <w:t xml:space="preserve">PII results are reported in aggregate. No real PII is reproduced in the paper.</w:t>
+      </w:r>
+    </w:p>
+    <w:bookmarkEnd w:id="45"/>
+    <w:bookmarkEnd w:id="46"/>
+    <w:bookmarkStart w:id="47" w:name="metrics-each-justified"/>
     <w:p>
       <w:pPr>
         <w:pStyle w:val="Heading2"/>
       </w:pPr>
       <w:r>
-        <w:t xml:space="preserve">Metrics (each justified)</w:t>
+        <w:t xml:space="preserve">D. Metrics (each justified)</w:t>
       </w:r>
     </w:p>
     <w:p>
@@ -6181,47 +6365,7 @@
         <w:t xml:space="preserve"> </w:t>
       </w:r>
       <w:r>
-        <w:t xml:space="preserve">(TPR @</w:t>
-      </w:r>
-      <w:r>
-        <w:t xml:space="preserve"> </w:t>
-      </w:r>
-      <m:oMath>
-        <m:r>
-          <m:t>0.1</m:t>
-        </m:r>
-        <m:r>
-          <m:rPr>
-            <m:sty m:val="p"/>
-          </m:rPr>
-          <m:t>%</m:t>
-        </m:r>
-      </m:oMath>
-      <w:r>
-        <w:t xml:space="preserve"> </w:t>
-      </w:r>
-      <w:r>
-        <w:t xml:space="preserve">and</w:t>
-      </w:r>
-      <w:r>
-        <w:t xml:space="preserve"> </w:t>
-      </w:r>
-      <m:oMath>
-        <m:r>
-          <m:t>1</m:t>
-        </m:r>
-        <m:r>
-          <m:rPr>
-            <m:sty m:val="p"/>
-          </m:rPr>
-          <m:t>%</m:t>
-        </m:r>
-      </m:oMath>
-      <w:r>
-        <w:t xml:space="preserve"> </w:t>
-      </w:r>
-      <w:r>
-        <w:t xml:space="preserve">FPR) reported with</w:t>
+        <w:t xml:space="preserve">(TPR @ 0.1% and 1% FPR) reported with</w:t>
       </w:r>
       <w:r>
         <w:t xml:space="preserve"> </w:t>
@@ -6234,7 +6378,7 @@
         <w:t xml:space="preserve">log-scale ROC</w:t>
       </w:r>
       <w:r>
-        <w:t xml:space="preserve">; AUC-ROC is reported secondarily. These capture whether a detector</w:t>
+        <w:t xml:space="preserve">. AUC-ROC is reported secondarily. These capture whether a detector</w:t>
       </w:r>
       <w:r>
         <w:t xml:space="preserve"> </w:t>
@@ -6335,14 +6479,14 @@
         <w:t xml:space="preserve">form of the paper’s central question.</w:t>
       </w:r>
     </w:p>
-    <w:bookmarkEnd w:id="45"/>
-    <w:bookmarkStart w:id="46" w:name="validation-and-controls"/>
+    <w:bookmarkEnd w:id="47"/>
+    <w:bookmarkStart w:id="48" w:name="validation-and-controls"/>
     <w:p>
       <w:pPr>
         <w:pStyle w:val="Heading2"/>
       </w:pPr>
       <w:r>
-        <w:t xml:space="preserve">Validation and controls</w:t>
+        <w:t xml:space="preserve">E. Validation and controls</w:t>
       </w:r>
     </w:p>
     <w:p>
@@ -6402,18 +6546,7 @@
         <w:t xml:space="preserve"> </w:t>
       </w:r>
       <w:r>
-        <w:t xml:space="preserve">contamination</w:t>
-      </w:r>
-      <m:oMath>
-        <m:r>
-          <m:rPr>
-            <m:sty m:val="p"/>
-          </m:rPr>
-          <m:t>→</m:t>
-        </m:r>
-      </m:oMath>
-      <w:r>
-        <w:t xml:space="preserve">leakage link strengthen with scale, as memorization</w:t>
+        <w:t xml:space="preserve">contamination→leakage link strengthen with scale, as memorization</w:t>
       </w:r>
       <w:r>
         <w:t xml:space="preserve"> </w:t>
@@ -6471,7 +6604,7 @@
         <w:pStyle w:val="BodyText"/>
       </w:pPr>
       <w:r>
-        <w:t xml:space="preserve">This section fixes the threat model, methods, data, and metrics; the empirical results</w:t>
+        <w:t xml:space="preserve">This section fixes the threat model, methods, data, and metrics. The empirical results</w:t>
       </w:r>
       <w:r>
         <w:t xml:space="preserve"> </w:t>
@@ -6483,18 +6616,7 @@
         <w:t xml:space="preserve"> </w:t>
       </w:r>
       <w:r>
-        <w:t xml:space="preserve">and the headline contamination</w:t>
-      </w:r>
-      <m:oMath>
-        <m:r>
-          <m:rPr>
-            <m:sty m:val="p"/>
-          </m:rPr>
-          <m:t>→</m:t>
-        </m:r>
-      </m:oMath>
-      <w:r>
-        <w:t xml:space="preserve">leakage correlation with confidence</w:t>
+        <w:t xml:space="preserve">and the headline contamination→leakage correlation with confidence</w:t>
       </w:r>
       <w:r>
         <w:t xml:space="preserve"> </w:t>
@@ -6509,15 +6631,15 @@
         <w:t xml:space="preserve">logged harness run.</w:t>
       </w:r>
     </w:p>
-    <w:bookmarkEnd w:id="46"/>
-    <w:bookmarkEnd w:id="47"/>
-    <w:bookmarkStart w:id="56" w:name="sec:results"/>
+    <w:bookmarkEnd w:id="48"/>
+    <w:bookmarkEnd w:id="49"/>
+    <w:bookmarkStart w:id="58" w:name="sec:results"/>
     <w:p>
       <w:pPr>
         <w:pStyle w:val="Heading1"/>
       </w:pPr>
       <w:r>
-        <w:t xml:space="preserve">Results</w:t>
+        <w:t xml:space="preserve">VI. Results</w:t>
       </w:r>
     </w:p>
     <w:p>
@@ -6529,73 +6651,21 @@
           <w:bCs/>
           <w:b/>
         </w:rPr>
-        <w:t xml:space="preserve">All results in this section are preliminary, obtained on Pythia-</w:t>
-      </w:r>
-      <m:oMath>
-        <m:r>
-          <m:t>160</m:t>
-        </m:r>
-      </m:oMath>
+        <w:t xml:space="preserve">All results in this section are preliminary, obtained on Pythia-160M on CPU with N=300</w:t>
+      </w:r>
       <w:r>
         <w:rPr>
           <w:bCs/>
           <w:b/>
         </w:rPr>
-        <w:t xml:space="preserve">M on CPU with</w:t>
+        <w:t xml:space="preserve"> </w:t>
       </w:r>
       <w:r>
         <w:rPr>
           <w:bCs/>
           <w:b/>
         </w:rPr>
-        <w:t xml:space="preserve"> </w:t>
-      </w:r>
-      <m:oMath>
-        <m:r>
-          <m:t>N</m:t>
-        </m:r>
-        <m:r>
-          <m:rPr>
-            <m:sty m:val="p"/>
-          </m:rPr>
-          <m:t>=</m:t>
-        </m:r>
-        <m:r>
-          <m:t>300</m:t>
-        </m:r>
-      </m:oMath>
-      <w:r>
-        <w:rPr>
-          <w:bCs/>
-          <w:b/>
-        </w:rPr>
-        <w:t xml:space="preserve"> </w:t>
-      </w:r>
-      <w:r>
-        <w:rPr>
-          <w:bCs/>
-          <w:b/>
-        </w:rPr>
-        <w:t xml:space="preserve">ground-truth Pile members (seed</w:t>
-      </w:r>
-      <w:r>
-        <w:rPr>
-          <w:bCs/>
-          <w:b/>
-        </w:rPr>
-        <w:t xml:space="preserve"> </w:t>
-      </w:r>
-      <m:oMath>
-        <m:r>
-          <m:t>0</m:t>
-        </m:r>
-      </m:oMath>
-      <w:r>
-        <w:rPr>
-          <w:bCs/>
-          <w:b/>
-        </w:rPr>
-        <w:t xml:space="preserve">); larger-model rows are left for the GPU replication.</w:t>
+        <w:t xml:space="preserve">ground-truth Pile members (seed 0), and larger-model rows are left for the GPU replication.</w:t>
       </w:r>
       <w:r>
         <w:t xml:space="preserve"> </w:t>
@@ -6610,13 +6680,13 @@
         <w:t xml:space="preserve">number is reproducible from a seeded script and recorded in our results ledger.</w:t>
       </w:r>
     </w:p>
-    <w:bookmarkStart w:id="49" w:name="sec:res-membership"/>
+    <w:bookmarkStart w:id="51" w:name="sec:res-membership"/>
     <w:p>
       <w:pPr>
         <w:pStyle w:val="Heading2"/>
       </w:pPr>
       <w:r>
-        <w:t xml:space="preserve">Membership separation is at chance on a confound-clean split</w:t>
+        <w:t xml:space="preserve">A. Membership separation is at chance on a confound-clean split</w:t>
       </w:r>
     </w:p>
     <w:p>
@@ -6642,1950 +6712,15 @@
         <w:t xml:space="preserve"> </w:t>
       </w:r>
       <w:r>
-        <w:t xml:space="preserve">validation, stratified across</w:t>
-      </w:r>
-      <w:r>
-        <w:t xml:space="preserve"> </w:t>
-      </w:r>
-      <m:oMath>
-        <m:r>
-          <m:t>22</m:t>
-        </m:r>
-      </m:oMath>
-      <w:r>
-        <w:t xml:space="preserve"> </w:t>
-      </w:r>
-      <w:r>
-        <w:t xml:space="preserve">Pile subsets to match domain), all four detectors sit at chance</w:t>
-      </w:r>
-      <w:r>
-        <w:t xml:space="preserve"> </w:t>
-      </w:r>
-      <w:r>
-        <w:t xml:space="preserve">at</w:t>
-      </w:r>
-      <w:r>
-        <w:t xml:space="preserve"> </w:t>
-      </w:r>
-      <m:oMath>
-        <m:r>
-          <m:t>160</m:t>
-        </m:r>
-      </m:oMath>
-      <w:r>
-        <w:t xml:space="preserve">M (Table </w:t>
+        <w:t xml:space="preserve">validation, stratified across 22 Pile subsets to match domain), all four detectors sit at chance</w:t>
+      </w:r>
+      <w:r>
+        <w:t xml:space="preserve"> </w:t>
+      </w:r>
+      <w:r>
+        <w:t xml:space="preserve">at 160M (Table </w:t>
       </w:r>
       <w:hyperlink w:anchor="tab:membership">
-        <w:r>
-          <w:rPr>
-            <w:rStyle w:val="Hyperlink"/>
-          </w:rPr>
-          <w:t xml:space="preserve">1</w:t>
-        </w:r>
-      </w:hyperlink>
-      <w:r>
-        <w:t xml:space="preserve">); on the temporally-confounded WikiMIA split the same model</w:t>
-      </w:r>
-      <w:r>
-        <w:t xml:space="preserve"> </w:t>
-      </w:r>
-      <w:r>
-        <w:t xml:space="preserve">shows a spurious</w:t>
-      </w:r>
-      <w:r>
-        <w:t xml:space="preserve"> </w:t>
-      </w:r>
-      <m:oMath>
-        <m:r>
-          <m:t>0.52</m:t>
-        </m:r>
-      </m:oMath>
-      <w:r>
-        <w:t xml:space="preserve">–</w:t>
-      </w:r>
-      <m:oMath>
-        <m:r>
-          <m:t>0.56</m:t>
-        </m:r>
-      </m:oMath>
-      <w:r>
-        <w:t xml:space="preserve">, and a</w:t>
-      </w:r>
-      <w:r>
-        <w:t xml:space="preserve"> </w:t>
-      </w:r>
-      <m:oMath>
-        <m:r>
-          <m:t>1.4</m:t>
-        </m:r>
-      </m:oMath>
-      <w:r>
-        <w:t xml:space="preserve">B model rises further, evidence that the WikiMIA signal</w:t>
-      </w:r>
-      <w:r>
-        <w:t xml:space="preserve"> </w:t>
-      </w:r>
-      <w:r>
-        <w:t xml:space="preserve">is substantially distribution shift, not membership.</w:t>
-      </w:r>
-    </w:p>
-    <w:bookmarkStart w:id="48" w:name="tab:membership"/>
-    <w:p>
-      <w:pPr>
-        <w:pStyle w:val="TableCaption"/>
-      </w:pPr>
-      <w:r>
-        <w:t xml:space="preserve">Membership AUC. Chance (</w:t>
-      </w:r>
-      <m:oMath>
-        <m:r>
-          <m:rPr>
-            <m:sty m:val="p"/>
-          </m:rPr>
-          <m:t>≈</m:t>
-        </m:r>
-        <m:r>
-          <m:t>0.5</m:t>
-        </m:r>
-      </m:oMath>
-      <w:r>
-        <w:t xml:space="preserve">) on the confound-clean split at</w:t>
-      </w:r>
-      <w:r>
-        <w:t xml:space="preserve"> </w:t>
-      </w:r>
-      <m:oMath>
-        <m:r>
-          <m:t>160</m:t>
-        </m:r>
-      </m:oMath>
-      <w:r>
-        <w:t xml:space="preserve">M; the WikiMIA</w:t>
-      </w:r>
-      <w:r>
-        <w:t xml:space="preserve"> </w:t>
-      </w:r>
-      <w:r>
-        <w:t xml:space="preserve">“</w:t>
-      </w:r>
-      <w:r>
-        <w:t xml:space="preserve">signal</w:t>
-      </w:r>
-      <w:r>
-        <w:t xml:space="preserve">”</w:t>
-      </w:r>
-      <w:r>
-        <w:t xml:space="preserve"> </w:t>
-      </w:r>
-      <w:r>
-        <w:t xml:space="preserve">is largely temporal/topical distribution shift. CIs in the ledger; deduplicated Pythia</w:t>
-      </w:r>
-      <w:r>
-        <w:t xml:space="preserve"> </w:t>
-      </w:r>
-      <w:r>
-        <w:t xml:space="preserve">gives the same chance-level result.</w:t>
-      </w:r>
-    </w:p>
-    <w:tbl>
-      <w:tblPr>
-        <w:tblStyle w:val="Table"/>
-        <w:tblW w:type="pct" w:w="0.0"/>
-        <w:tblLook w:firstRow="1" w:lastRow="0" w:firstColumn="0" w:lastColumn="0" w:noHBand="0" w:noVBand="0" w:val="0020"/>
-        <w:tblCaption w:val="Membership AUC. Chance (\approx0.5) on the confound-clean split at 160M; the WikiMIA “signal” is largely temporal/topical distribution shift. CIs in the ledger; deduplicated Pythia gives the same chance-level result."/>
-      </w:tblPr>
-      <w:tblGrid/>
-      <w:tr>
-        <w:tc>
-          <w:p>
-            <w:pPr>
-              <w:pStyle w:val="Compact"/>
-              <w:jc w:val="left"/>
-            </w:pPr>
-            <w:r>
-              <w:t xml:space="preserve">Construction (model)</w:t>
-            </w:r>
-          </w:p>
-        </w:tc>
-        <w:tc>
-          <w:p>
-            <w:pPr>
-              <w:pStyle w:val="Compact"/>
-              <w:jc w:val="center"/>
-            </w:pPr>
-            <w:r>
-              <w:t xml:space="preserve">LOSS</w:t>
-            </w:r>
-          </w:p>
-        </w:tc>
-        <w:tc>
-          <w:p>
-            <w:pPr>
-              <w:pStyle w:val="Compact"/>
-              <w:jc w:val="center"/>
-            </w:pPr>
-            <w:r>
-              <w:t xml:space="preserve">Min-K%</w:t>
-            </w:r>
-          </w:p>
-        </w:tc>
-        <w:tc>
-          <w:p>
-            <w:pPr>
-              <w:pStyle w:val="Compact"/>
-              <w:jc w:val="center"/>
-            </w:pPr>
-            <w:r>
-              <w:t xml:space="preserve">Min-K%++</w:t>
-            </w:r>
-          </w:p>
-        </w:tc>
-        <w:tc>
-          <w:p>
-            <w:pPr>
-              <w:pStyle w:val="Compact"/>
-              <w:jc w:val="center"/>
-            </w:pPr>
-            <w:r>
-              <w:t xml:space="preserve">zlib</w:t>
-            </w:r>
-          </w:p>
-        </w:tc>
-      </w:tr>
-      <w:tr>
-        <w:tc>
-          <w:p>
-            <w:pPr>
-              <w:pStyle w:val="Compact"/>
-              <w:jc w:val="left"/>
-            </w:pPr>
-            <w:r>
-              <w:t xml:space="preserve">Pile train-vs-val, clean (</w:t>
-            </w:r>
-            <m:oMath>
-              <m:r>
-                <m:t>160</m:t>
-              </m:r>
-            </m:oMath>
-            <w:r>
-              <w:t xml:space="preserve">M)</w:t>
-            </w:r>
-          </w:p>
-        </w:tc>
-        <w:tc>
-          <w:p>
-            <w:pPr>
-              <w:pStyle w:val="Compact"/>
-              <w:jc w:val="center"/>
-            </w:pPr>
-            <w:r>
-              <w:t xml:space="preserve">0.454</w:t>
-            </w:r>
-          </w:p>
-        </w:tc>
-        <w:tc>
-          <w:p>
-            <w:pPr>
-              <w:pStyle w:val="Compact"/>
-              <w:jc w:val="center"/>
-            </w:pPr>
-            <w:r>
-              <w:t xml:space="preserve">0.470</w:t>
-            </w:r>
-          </w:p>
-        </w:tc>
-        <w:tc>
-          <w:p>
-            <w:pPr>
-              <w:pStyle w:val="Compact"/>
-              <w:jc w:val="center"/>
-            </w:pPr>
-            <w:r>
-              <w:t xml:space="preserve">0.490</w:t>
-            </w:r>
-          </w:p>
-        </w:tc>
-        <w:tc>
-          <w:p>
-            <w:pPr>
-              <w:pStyle w:val="Compact"/>
-              <w:jc w:val="center"/>
-            </w:pPr>
-            <w:r>
-              <w:t xml:space="preserve">0.484</w:t>
-            </w:r>
-          </w:p>
-        </w:tc>
-      </w:tr>
-      <w:tr>
-        <w:tc>
-          <w:p>
-            <w:pPr>
-              <w:pStyle w:val="Compact"/>
-              <w:jc w:val="left"/>
-            </w:pPr>
-            <w:r>
-              <w:t xml:space="preserve">WikiMIA-64, confounded (</w:t>
-            </w:r>
-            <m:oMath>
-              <m:r>
-                <m:t>160</m:t>
-              </m:r>
-            </m:oMath>
-            <w:r>
-              <w:t xml:space="preserve">M)</w:t>
-            </w:r>
-          </w:p>
-        </w:tc>
-        <w:tc>
-          <w:p>
-            <w:pPr>
-              <w:pStyle w:val="Compact"/>
-              <w:jc w:val="center"/>
-            </w:pPr>
-            <w:r>
-              <w:t xml:space="preserve">0.523</w:t>
-            </w:r>
-          </w:p>
-        </w:tc>
-        <w:tc>
-          <w:p>
-            <w:pPr>
-              <w:pStyle w:val="Compact"/>
-              <w:jc w:val="center"/>
-            </w:pPr>
-            <w:r>
-              <w:t xml:space="preserve">0.539</w:t>
-            </w:r>
-          </w:p>
-        </w:tc>
-        <w:tc>
-          <w:p>
-            <w:pPr>
-              <w:pStyle w:val="Compact"/>
-              <w:jc w:val="center"/>
-            </w:pPr>
-            <w:r>
-              <w:t xml:space="preserve">0.545</w:t>
-            </w:r>
-          </w:p>
-        </w:tc>
-        <w:tc>
-          <w:p>
-            <w:pPr>
-              <w:pStyle w:val="Compact"/>
-              <w:jc w:val="center"/>
-            </w:pPr>
-            <w:r>
-              <w:t xml:space="preserve">0.564</w:t>
-            </w:r>
-          </w:p>
-        </w:tc>
-      </w:tr>
-      <w:tr>
-        <w:tc>
-          <w:p>
-            <w:pPr>
-              <w:pStyle w:val="Compact"/>
-              <w:jc w:val="left"/>
-            </w:pPr>
-            <w:r>
-              <w:t xml:space="preserve">WikiMIA-64, confounded (</w:t>
-            </w:r>
-            <m:oMath>
-              <m:r>
-                <m:t>1.4</m:t>
-              </m:r>
-            </m:oMath>
-            <w:r>
-              <w:t xml:space="preserve">B)</w:t>
-            </w:r>
-          </w:p>
-        </w:tc>
-        <w:tc>
-          <w:p>
-            <w:pPr>
-              <w:pStyle w:val="Compact"/>
-              <w:jc w:val="center"/>
-            </w:pPr>
-            <w:r>
-              <w:t xml:space="preserve">0.571</w:t>
-            </w:r>
-          </w:p>
-        </w:tc>
-        <w:tc>
-          <w:p>
-            <w:pPr>
-              <w:pStyle w:val="Compact"/>
-              <w:jc w:val="center"/>
-            </w:pPr>
-            <w:r>
-              <w:t xml:space="preserve">0.580</w:t>
-            </w:r>
-          </w:p>
-        </w:tc>
-        <w:tc>
-          <w:p>
-            <w:pPr>
-              <w:pStyle w:val="Compact"/>
-              <w:jc w:val="center"/>
-            </w:pPr>
-            <w:r>
-              <w:t xml:space="preserve">0.547</w:t>
-            </w:r>
-          </w:p>
-        </w:tc>
-        <w:tc>
-          <w:p>
-            <w:pPr>
-              <w:pStyle w:val="Compact"/>
-              <w:jc w:val="center"/>
-            </w:pPr>
-            <w:r>
-              <w:t xml:space="preserve">0.616</w:t>
-            </w:r>
-          </w:p>
-        </w:tc>
-      </w:tr>
-    </w:tbl>
-    <w:bookmarkEnd w:id="48"/>
-    <w:bookmarkEnd w:id="49"/>
-    <w:bookmarkStart w:id="52" w:name="sec:res-headline"/>
-    <w:p>
-      <w:pPr>
-        <w:pStyle w:val="Heading2"/>
-      </w:pPr>
-      <w:r>
-        <w:t xml:space="preserve">Contamination predicts leakage, but only through loss</w:t>
-      </w:r>
-    </w:p>
-    <w:p>
-      <w:pPr>
-        <w:pStyle w:val="FirstParagraph"/>
-      </w:pPr>
-      <w:r>
-        <w:t xml:space="preserve">Our headline analysis correlates each per-item detector score with the per-item extraction outcome</w:t>
-      </w:r>
-      <w:r>
-        <w:t xml:space="preserve"> </w:t>
-      </w:r>
-      <w:r>
-        <w:t xml:space="preserve">(prefix-continuation extractable memorization under greedy decoding </w:t>
-      </w:r>
-      <w:r>
-        <w:t xml:space="preserve">(Carlini et al., 2023)</w:t>
-      </w:r>
-      <w:r>
-        <w:t xml:space="preserve">),</w:t>
-      </w:r>
-      <w:r>
-        <w:t xml:space="preserve"> </w:t>
-      </w:r>
-      <w:r>
-        <w:t xml:space="preserve">then controls for raw loss. Table </w:t>
-      </w:r>
-      <w:hyperlink w:anchor="tab:headline">
-        <w:r>
-          <w:rPr>
-            <w:rStyle w:val="Hyperlink"/>
-          </w:rPr>
-          <w:t xml:space="preserve">2</w:t>
-        </w:r>
-      </w:hyperlink>
-      <w:r>
-        <w:t xml:space="preserve"> </w:t>
-      </w:r>
-      <w:r>
-        <w:t xml:space="preserve">reports, for each calibrated detector, the</w:t>
-      </w:r>
-      <w:r>
-        <w:t xml:space="preserve"> </w:t>
-      </w:r>
-      <w:r>
-        <w:t xml:space="preserve">zero-order Spearman</w:t>
-      </w:r>
-      <w:r>
-        <w:t xml:space="preserve"> </w:t>
-      </w:r>
-      <m:oMath>
-        <m:r>
-          <m:t>ρ</m:t>
-        </m:r>
-      </m:oMath>
-      <w:r>
-        <w:t xml:space="preserve">, the linear partial</w:t>
-      </w:r>
-      <w:r>
-        <w:t xml:space="preserve"> </w:t>
-      </w:r>
-      <m:oMath>
-        <m:r>
-          <m:t>ρ</m:t>
-        </m:r>
-      </m:oMath>
-      <w:r>
-        <w:t xml:space="preserve"> </w:t>
-      </w:r>
-      <w:r>
-        <w:t xml:space="preserve">given loss, the non-linear (cubic-residual)</w:t>
-      </w:r>
-      <w:r>
-        <w:t xml:space="preserve"> </w:t>
-      </w:r>
-      <w:r>
-        <w:t xml:space="preserve">partial</w:t>
-      </w:r>
-      <w:r>
-        <w:t xml:space="preserve"> </w:t>
-      </w:r>
-      <m:oMath>
-        <m:r>
-          <m:t>ρ</m:t>
-        </m:r>
-      </m:oMath>
-      <w:r>
-        <w:t xml:space="preserve"> </w:t>
-      </w:r>
-      <w:r>
-        <w:t xml:space="preserve">with bootstrap CI, the FDR-corrected permutation</w:t>
-      </w:r>
-      <w:r>
-        <w:t xml:space="preserve"> </w:t>
-      </w:r>
-      <m:oMath>
-        <m:r>
-          <m:t>q</m:t>
-        </m:r>
-      </m:oMath>
-      <w:r>
-        <w:t xml:space="preserve">, and the mediation decomposition.</w:t>
-      </w:r>
-    </w:p>
-    <w:bookmarkStart w:id="50" w:name="tab:headline"/>
-    <w:p>
-      <w:pPr>
-        <w:pStyle w:val="TableCaption"/>
-      </w:pPr>
-      <w:r>
-        <w:t xml:space="preserve">Headline: per-item contamination score vs. extraction (Spearman</w:t>
-      </w:r>
-      <w:r>
-        <w:t xml:space="preserve"> </w:t>
-      </w:r>
-      <m:oMath>
-        <m:r>
-          <m:t>ρ</m:t>
-        </m:r>
-      </m:oMath>
-      <w:r>
-        <w:t xml:space="preserve">), Pythia-</w:t>
-      </w:r>
-      <m:oMath>
-        <m:r>
-          <m:t>160</m:t>
-        </m:r>
-      </m:oMath>
-      <w:r>
-        <w:t xml:space="preserve">M,</w:t>
-      </w:r>
-      <w:r>
-        <w:t xml:space="preserve"> </w:t>
-      </w:r>
-      <m:oMath>
-        <m:r>
-          <m:t>N</m:t>
-        </m:r>
-        <m:r>
-          <m:rPr>
-            <m:sty m:val="p"/>
-          </m:rPr>
-          <m:t>=</m:t>
-        </m:r>
-        <m:r>
-          <m:t>300</m:t>
-        </m:r>
-      </m:oMath>
-      <w:r>
-        <w:t xml:space="preserve"> </w:t>
-      </w:r>
-      <w:r>
-        <w:t xml:space="preserve">members. The positive zero-order correlations collapse to</w:t>
-      </w:r>
-      <w:r>
-        <w:t xml:space="preserve"> </w:t>
-      </w:r>
-      <m:oMath>
-        <m:r>
-          <m:rPr>
-            <m:sty m:val="p"/>
-          </m:rPr>
-          <m:t>≈</m:t>
-        </m:r>
-        <m:r>
-          <m:t>0</m:t>
-        </m:r>
-      </m:oMath>
-      <w:r>
-        <w:t xml:space="preserve"> </w:t>
-      </w:r>
-      <w:r>
-        <w:t xml:space="preserve">or significantly</w:t>
-      </w:r>
-      <w:r>
-        <w:t xml:space="preserve"> </w:t>
-      </w:r>
-      <w:r>
-        <w:rPr>
-          <w:iCs/>
-          <w:i/>
-        </w:rPr>
-        <w:t xml:space="preserve">negative</w:t>
-      </w:r>
-      <w:r>
-        <w:t xml:space="preserve"> </w:t>
-      </w:r>
-      <w:r>
-        <w:t xml:space="preserve">once loss is controlled, linearly, and under the non-linear cubic-residual control</w:t>
-      </w:r>
-      <w:r>
-        <w:t xml:space="preserve"> </w:t>
-      </w:r>
-      <w:r>
-        <w:t xml:space="preserve">(no positive signal revives; deciles and the deduplicated arm agree). Mediation: the loss-mediated</w:t>
-      </w:r>
-      <w:r>
-        <w:t xml:space="preserve"> </w:t>
-      </w:r>
-      <w:r>
-        <w:rPr>
-          <w:iCs/>
-          <w:i/>
-        </w:rPr>
-        <w:t xml:space="preserve">indirect</w:t>
-      </w:r>
-      <w:r>
-        <w:t xml:space="preserve"> </w:t>
-      </w:r>
-      <w:r>
-        <w:t xml:space="preserve">effect is significantly positive for all three detectors while the</w:t>
-      </w:r>
-      <w:r>
-        <w:t xml:space="preserve"> </w:t>
-      </w:r>
-      <w:r>
-        <w:rPr>
-          <w:iCs/>
-          <w:i/>
-        </w:rPr>
-        <w:t xml:space="preserve">direct</w:t>
-      </w:r>
-      <w:r>
-        <w:t xml:space="preserve"> </w:t>
-      </w:r>
-      <w:r>
-        <w:t xml:space="preserve">effect is null (zlib) or negative (Min-K%, Min-K%++). We read this as a</w:t>
-      </w:r>
-      <w:r>
-        <w:t xml:space="preserve"> </w:t>
-      </w:r>
-      <w:r>
-        <w:rPr>
-          <w:iCs/>
-          <w:i/>
-        </w:rPr>
-        <w:t xml:space="preserve">descriptive</w:t>
-      </w:r>
-      <w:r>
-        <w:t xml:space="preserve"> </w:t>
-      </w:r>
-      <w:r>
-        <w:t xml:space="preserve">decomposition, not a causal mediation claim (see below): no calibrated detector adds positive signal</w:t>
-      </w:r>
-      <w:r>
-        <w:t xml:space="preserve"> </w:t>
-      </w:r>
-      <w:r>
-        <w:t xml:space="preserve">beyond loss.</w:t>
-      </w:r>
-    </w:p>
-    <w:tbl>
-      <w:tblPr>
-        <w:tblStyle w:val="Table"/>
-        <w:tblW w:type="pct" w:w="0.0"/>
-        <w:tblLook w:firstRow="1" w:lastRow="0" w:firstColumn="0" w:lastColumn="0" w:noHBand="0" w:noVBand="0" w:val="0020"/>
-        <w:tblCaption w:val="Headline: per-item contamination score vs. extraction (Spearman \rho), Pythia-160M, N=300 members. The positive zero-order correlations collapse to \approx 0 or significantly negative once loss is controlled, linearly, and under the non-linear cubic-residual control (no positive signal revives; deciles and the deduplicated arm agree). Mediation: the loss-mediated indirect effect is significantly positive for all three detectors while the direct effect is null (zlib) or negative (Min-K%, Min-K%++). We read this as a descriptive decomposition, not a causal mediation claim (see below): no calibrated detector adds positive signal beyond loss."/>
-      </w:tblPr>
-      <w:tblGrid/>
-      <w:tr>
-        <w:tc>
-          <w:p>
-            <w:pPr>
-              <w:pStyle w:val="Compact"/>
-              <w:jc w:val="left"/>
-            </w:pPr>
-            <w:r>
-              <w:t xml:space="preserve">Detector</w:t>
-            </w:r>
-          </w:p>
-        </w:tc>
-        <w:tc>
-          <w:p>
-            <w:pPr>
-              <w:pStyle w:val="Compact"/>
-              <w:jc w:val="center"/>
-            </w:pPr>
-            <w:r>
-              <w:t xml:space="preserve">zero-order</w:t>
-            </w:r>
-          </w:p>
-        </w:tc>
-        <w:tc>
-          <w:p>
-            <w:pPr>
-              <w:pStyle w:val="Compact"/>
-              <w:jc w:val="center"/>
-            </w:pPr>
-            <w:r>
-              <w:t xml:space="preserve">partial</w:t>
-            </w:r>
-            <m:oMath>
-              <m:r>
-                <m:rPr>
-                  <m:sty m:val="p"/>
-                </m:rPr>
-                <m:t>∣</m:t>
-              </m:r>
-            </m:oMath>
-            <w:r>
-              <w:t xml:space="preserve">loss</w:t>
-            </w:r>
-          </w:p>
-        </w:tc>
-        <w:tc>
-          <w:p>
-            <w:pPr>
-              <w:pStyle w:val="Compact"/>
-              <w:jc w:val="center"/>
-            </w:pPr>
-            <w:r>
-              <w:t xml:space="preserve">cubic-resid. [95% CI]</w:t>
-            </w:r>
-          </w:p>
-        </w:tc>
-        <w:tc>
-          <w:p>
-            <w:pPr>
-              <w:pStyle w:val="Compact"/>
-              <w:jc w:val="center"/>
-            </w:pPr>
-            <w:r>
-              <w:t xml:space="preserve">BH-</w:t>
-            </w:r>
-            <m:oMath>
-              <m:r>
-                <m:t>q</m:t>
-              </m:r>
-            </m:oMath>
-          </w:p>
-        </w:tc>
-        <w:tc>
-          <w:p>
-            <w:pPr>
-              <w:pStyle w:val="Compact"/>
-              <w:jc w:val="center"/>
-            </w:pPr>
-            <w:r>
-              <w:t xml:space="preserve">mediation: direct</w:t>
-            </w:r>
-            <w:r>
-              <w:t xml:space="preserve"> </w:t>
-            </w:r>
-            <m:oMath>
-              <m:r>
-                <m:rPr>
-                  <m:sty m:val="p"/>
-                </m:rPr>
-                <m:t>∣</m:t>
-              </m:r>
-            </m:oMath>
-            <w:r>
-              <w:t xml:space="preserve"> </w:t>
-            </w:r>
-            <w:r>
-              <w:t xml:space="preserve">indirect</w:t>
-            </w:r>
-          </w:p>
-        </w:tc>
-      </w:tr>
-      <w:tr>
-        <w:tc>
-          <w:p>
-            <w:pPr>
-              <w:pStyle w:val="Compact"/>
-              <w:jc w:val="left"/>
-            </w:pPr>
-            <w:r>
-              <w:t xml:space="preserve">LOSS</w:t>
-            </w:r>
-          </w:p>
-        </w:tc>
-        <w:tc>
-          <w:p>
-            <w:pPr>
-              <w:pStyle w:val="Compact"/>
-              <w:jc w:val="center"/>
-            </w:pPr>
-            <m:oMath>
-              <m:r>
-                <m:rPr>
-                  <m:sty m:val="p"/>
-                </m:rPr>
-                <m:t>+</m:t>
-              </m:r>
-              <m:r>
-                <m:t>0.275</m:t>
-              </m:r>
-            </m:oMath>
-          </w:p>
-        </w:tc>
-        <w:tc>
-          <w:p>
-            <w:pPr>
-              <w:pStyle w:val="Compact"/>
-              <w:jc w:val="center"/>
-            </w:pPr>
-            <w:r>
-              <w:t xml:space="preserve">,</w:t>
-            </w:r>
-          </w:p>
-        </w:tc>
-        <w:tc>
-          <w:p>
-            <w:pPr>
-              <w:pStyle w:val="Compact"/>
-              <w:jc w:val="center"/>
-            </w:pPr>
-            <w:r>
-              <w:t xml:space="preserve">,</w:t>
-            </w:r>
-          </w:p>
-        </w:tc>
-        <w:tc>
-          <w:p>
-            <w:pPr>
-              <w:pStyle w:val="Compact"/>
-              <w:jc w:val="center"/>
-            </w:pPr>
-            <w:r>
-              <w:t xml:space="preserve">,</w:t>
-            </w:r>
-          </w:p>
-        </w:tc>
-        <w:tc>
-          <w:p>
-            <w:pPr>
-              <w:pStyle w:val="Compact"/>
-              <w:jc w:val="center"/>
-            </w:pPr>
-            <w:r>
-              <w:t xml:space="preserve">(mediator)</w:t>
-            </w:r>
-          </w:p>
-        </w:tc>
-      </w:tr>
-      <w:tr>
-        <w:tc>
-          <w:p>
-            <w:pPr>
-              <w:pStyle w:val="Compact"/>
-              <w:jc w:val="left"/>
-            </w:pPr>
-            <w:r>
-              <w:t xml:space="preserve">Min-K%</w:t>
-            </w:r>
-          </w:p>
-        </w:tc>
-        <w:tc>
-          <w:p>
-            <w:pPr>
-              <w:pStyle w:val="Compact"/>
-              <w:jc w:val="center"/>
-            </w:pPr>
-            <m:oMath>
-              <m:r>
-                <m:rPr>
-                  <m:sty m:val="p"/>
-                </m:rPr>
-                <m:t>+</m:t>
-              </m:r>
-              <m:r>
-                <m:t>0.173</m:t>
-              </m:r>
-            </m:oMath>
-          </w:p>
-        </w:tc>
-        <w:tc>
-          <w:p>
-            <w:pPr>
-              <w:pStyle w:val="Compact"/>
-              <w:jc w:val="center"/>
-            </w:pPr>
-            <m:oMath>
-              <m:r>
-                <m:rPr>
-                  <m:sty m:val="p"/>
-                </m:rPr>
-                <m:t>−</m:t>
-              </m:r>
-              <m:r>
-                <m:t>0.178</m:t>
-              </m:r>
-            </m:oMath>
-          </w:p>
-        </w:tc>
-        <w:tc>
-          <w:p>
-            <w:pPr>
-              <w:pStyle w:val="Compact"/>
-              <w:jc w:val="center"/>
-            </w:pPr>
-            <m:oMath>
-              <m:r>
-                <m:rPr>
-                  <m:sty m:val="p"/>
-                </m:rPr>
-                <m:t>−</m:t>
-              </m:r>
-              <m:r>
-                <m:t>0.110</m:t>
-              </m:r>
-            </m:oMath>
-            <w:r>
-              <w:t xml:space="preserve"> </w:t>
-            </w:r>
-            <m:oMath>
-              <m:r>
-                <m:rPr>
-                  <m:sty m:val="p"/>
-                </m:rPr>
-                <m:t>[</m:t>
-              </m:r>
-              <m:r>
-                <m:rPr>
-                  <m:sty m:val="p"/>
-                </m:rPr>
-                <m:t>−</m:t>
-              </m:r>
-              <m:r>
-                <m:t>0.234</m:t>
-              </m:r>
-              <m:r>
-                <m:rPr>
-                  <m:sty m:val="p"/>
-                </m:rPr>
-                <m:t>,</m:t>
-              </m:r>
-              <m:r>
-                <m:rPr>
-                  <m:sty m:val="p"/>
-                </m:rPr>
-                <m:t>−</m:t>
-              </m:r>
-              <m:r>
-                <m:t>0.002</m:t>
-              </m:r>
-              <m:r>
-                <m:rPr>
-                  <m:sty m:val="p"/>
-                </m:rPr>
-                <m:t>]</m:t>
-              </m:r>
-            </m:oMath>
-          </w:p>
-        </w:tc>
-        <w:tc>
-          <w:p>
-            <w:pPr>
-              <w:pStyle w:val="Compact"/>
-              <w:jc w:val="center"/>
-            </w:pPr>
-            <m:oMath>
-              <m:r>
-                <m:t>0.058</m:t>
-              </m:r>
-            </m:oMath>
-          </w:p>
-        </w:tc>
-        <w:tc>
-          <w:p>
-            <w:pPr>
-              <w:pStyle w:val="Compact"/>
-              <w:jc w:val="center"/>
-            </w:pPr>
-            <m:oMath>
-              <m:r>
-                <m:rPr>
-                  <m:sty m:val="p"/>
-                </m:rPr>
-                <m:t>−</m:t>
-              </m:r>
-              <m:r>
-                <m:t>0.394</m:t>
-              </m:r>
-              <m:r>
-                <m:rPr>
-                  <m:sty m:val="p"/>
-                </m:rPr>
-                <m:t>∣</m:t>
-              </m:r>
-              <m:r>
-                <m:rPr>
-                  <m:sty m:val="p"/>
-                </m:rPr>
-                <m:t>+</m:t>
-              </m:r>
-              <m:r>
-                <m:t>0.567</m:t>
-              </m:r>
-            </m:oMath>
-          </w:p>
-        </w:tc>
-      </w:tr>
-      <w:tr>
-        <w:tc>
-          <w:p>
-            <w:pPr>
-              <w:pStyle w:val="Compact"/>
-              <w:jc w:val="left"/>
-            </w:pPr>
-            <w:r>
-              <w:t xml:space="preserve">Min-K%++</w:t>
-            </w:r>
-          </w:p>
-        </w:tc>
-        <w:tc>
-          <w:p>
-            <w:pPr>
-              <w:pStyle w:val="Compact"/>
-              <w:jc w:val="center"/>
-            </w:pPr>
-            <m:oMath>
-              <m:r>
-                <m:rPr>
-                  <m:sty m:val="p"/>
-                </m:rPr>
-                <m:t>+</m:t>
-              </m:r>
-              <m:r>
-                <m:t>0.108</m:t>
-              </m:r>
-            </m:oMath>
-          </w:p>
-        </w:tc>
-        <w:tc>
-          <w:p>
-            <w:pPr>
-              <w:pStyle w:val="Compact"/>
-              <w:jc w:val="center"/>
-            </w:pPr>
-            <m:oMath>
-              <m:r>
-                <m:rPr>
-                  <m:sty m:val="p"/>
-                </m:rPr>
-                <m:t>−</m:t>
-              </m:r>
-              <m:r>
-                <m:t>0.148</m:t>
-              </m:r>
-            </m:oMath>
-          </w:p>
-        </w:tc>
-        <w:tc>
-          <w:p>
-            <w:pPr>
-              <w:pStyle w:val="Compact"/>
-              <w:jc w:val="center"/>
-            </w:pPr>
-            <m:oMath>
-              <m:r>
-                <m:rPr>
-                  <m:sty m:val="p"/>
-                </m:rPr>
-                <m:t>−</m:t>
-              </m:r>
-              <m:r>
-                <m:t>0.160</m:t>
-              </m:r>
-            </m:oMath>
-            <w:r>
-              <w:t xml:space="preserve"> </w:t>
-            </w:r>
-            <m:oMath>
-              <m:r>
-                <m:rPr>
-                  <m:sty m:val="p"/>
-                </m:rPr>
-                <m:t>[</m:t>
-              </m:r>
-              <m:r>
-                <m:rPr>
-                  <m:sty m:val="p"/>
-                </m:rPr>
-                <m:t>−</m:t>
-              </m:r>
-              <m:r>
-                <m:t>0.287</m:t>
-              </m:r>
-              <m:r>
-                <m:rPr>
-                  <m:sty m:val="p"/>
-                </m:rPr>
-                <m:t>,</m:t>
-              </m:r>
-              <m:r>
-                <m:rPr>
-                  <m:sty m:val="p"/>
-                </m:rPr>
-                <m:t>−</m:t>
-              </m:r>
-              <m:r>
-                <m:t>0.041</m:t>
-              </m:r>
-              <m:r>
-                <m:rPr>
-                  <m:sty m:val="p"/>
-                </m:rPr>
-                <m:t>]</m:t>
-              </m:r>
-            </m:oMath>
-          </w:p>
-        </w:tc>
-        <w:tc>
-          <w:p>
-            <w:pPr>
-              <w:pStyle w:val="Compact"/>
-              <w:jc w:val="center"/>
-            </w:pPr>
-            <m:oMath>
-              <m:r>
-                <m:rPr>
-                  <m:sty m:val="b"/>
-                </m:rPr>
-                <m:t>0.015</m:t>
-              </m:r>
-            </m:oMath>
-          </w:p>
-        </w:tc>
-        <w:tc>
-          <w:p>
-            <w:pPr>
-              <w:pStyle w:val="Compact"/>
-              <w:jc w:val="center"/>
-            </w:pPr>
-            <m:oMath>
-              <m:r>
-                <m:rPr>
-                  <m:sty m:val="p"/>
-                </m:rPr>
-                <m:t>−</m:t>
-              </m:r>
-              <m:r>
-                <m:t>0.213</m:t>
-              </m:r>
-              <m:r>
-                <m:rPr>
-                  <m:sty m:val="p"/>
-                </m:rPr>
-                <m:t>∣</m:t>
-              </m:r>
-              <m:r>
-                <m:rPr>
-                  <m:sty m:val="p"/>
-                </m:rPr>
-                <m:t>+</m:t>
-              </m:r>
-              <m:r>
-                <m:t>0.321</m:t>
-              </m:r>
-            </m:oMath>
-          </w:p>
-        </w:tc>
-      </w:tr>
-      <w:tr>
-        <w:tc>
-          <w:p>
-            <w:pPr>
-              <w:pStyle w:val="Compact"/>
-              <w:jc w:val="left"/>
-            </w:pPr>
-            <w:r>
-              <w:t xml:space="preserve">zlib</w:t>
-            </w:r>
-          </w:p>
-        </w:tc>
-        <w:tc>
-          <w:p>
-            <w:pPr>
-              <w:pStyle w:val="Compact"/>
-              <w:jc w:val="center"/>
-            </w:pPr>
-            <m:oMath>
-              <m:r>
-                <m:rPr>
-                  <m:sty m:val="p"/>
-                </m:rPr>
-                <m:t>+</m:t>
-              </m:r>
-              <m:r>
-                <m:t>0.177</m:t>
-              </m:r>
-            </m:oMath>
-          </w:p>
-        </w:tc>
-        <w:tc>
-          <w:p>
-            <w:pPr>
-              <w:pStyle w:val="Compact"/>
-              <w:jc w:val="center"/>
-            </w:pPr>
-            <m:oMath>
-              <m:r>
-                <m:rPr>
-                  <m:sty m:val="p"/>
-                </m:rPr>
-                <m:t>−</m:t>
-              </m:r>
-              <m:r>
-                <m:t>0.042</m:t>
-              </m:r>
-            </m:oMath>
-          </w:p>
-        </w:tc>
-        <w:tc>
-          <w:p>
-            <w:pPr>
-              <w:pStyle w:val="Compact"/>
-              <w:jc w:val="center"/>
-            </w:pPr>
-            <m:oMath>
-              <m:r>
-                <m:rPr>
-                  <m:sty m:val="p"/>
-                </m:rPr>
-                <m:t>−</m:t>
-              </m:r>
-              <m:r>
-                <m:t>0.052</m:t>
-              </m:r>
-            </m:oMath>
-            <w:r>
-              <w:t xml:space="preserve"> </w:t>
-            </w:r>
-            <m:oMath>
-              <m:r>
-                <m:rPr>
-                  <m:sty m:val="p"/>
-                </m:rPr>
-                <m:t>[</m:t>
-              </m:r>
-              <m:r>
-                <m:rPr>
-                  <m:sty m:val="p"/>
-                </m:rPr>
-                <m:t>−</m:t>
-              </m:r>
-              <m:r>
-                <m:t>0.165</m:t>
-              </m:r>
-              <m:r>
-                <m:rPr>
-                  <m:sty m:val="p"/>
-                </m:rPr>
-                <m:t>,</m:t>
-              </m:r>
-              <m:r>
-                <m:rPr>
-                  <m:sty m:val="p"/>
-                </m:rPr>
-                <m:t>+</m:t>
-              </m:r>
-              <m:r>
-                <m:t>0.068</m:t>
-              </m:r>
-              <m:r>
-                <m:rPr>
-                  <m:sty m:val="p"/>
-                </m:rPr>
-                <m:t>]</m:t>
-              </m:r>
-            </m:oMath>
-          </w:p>
-        </w:tc>
-        <w:tc>
-          <w:p>
-            <w:pPr>
-              <w:pStyle w:val="Compact"/>
-              <w:jc w:val="center"/>
-            </w:pPr>
-            <m:oMath>
-              <m:r>
-                <m:t>0.331</m:t>
-              </m:r>
-            </m:oMath>
-          </w:p>
-        </w:tc>
-        <w:tc>
-          <w:p>
-            <w:pPr>
-              <w:pStyle w:val="Compact"/>
-              <w:jc w:val="center"/>
-            </w:pPr>
-            <m:oMath>
-              <m:r>
-                <m:rPr>
-                  <m:sty m:val="p"/>
-                </m:rPr>
-                <m:t>−</m:t>
-              </m:r>
-              <m:r>
-                <m:t>0.061</m:t>
-              </m:r>
-              <m:r>
-                <m:rPr>
-                  <m:sty m:val="p"/>
-                </m:rPr>
-                <m:t>∣</m:t>
-              </m:r>
-              <m:r>
-                <m:rPr>
-                  <m:sty m:val="p"/>
-                </m:rPr>
-                <m:t>+</m:t>
-              </m:r>
-              <m:r>
-                <m:t>0.238</m:t>
-              </m:r>
-            </m:oMath>
-          </w:p>
-        </w:tc>
-      </w:tr>
-    </w:tbl>
-    <w:bookmarkEnd w:id="50"/>
-    <w:bookmarkStart w:id="51" w:name="X176aad32584be7627f10da115d8745c97b156d6"/>
-    <w:p>
-      <w:pPr>
-        <w:pStyle w:val="Heading4"/>
-      </w:pPr>
-      <w:r>
-        <w:t xml:space="preserve">Collinearity caveat (why we do not over-read the negative partials).</w:t>
-      </w:r>
-    </w:p>
-    <w:p>
-      <w:pPr>
-        <w:pStyle w:val="FirstParagraph"/>
-      </w:pPr>
-      <w:r>
-        <w:t xml:space="preserve">The calibrated</w:t>
-      </w:r>
-      <w:r>
-        <w:t xml:space="preserve"> </w:t>
-      </w:r>
-      <w:r>
-        <w:t xml:space="preserve">detectors are deterministic transforms of the same per-token log-probabilities as loss, and are</w:t>
-      </w:r>
-      <w:r>
-        <w:t xml:space="preserve"> </w:t>
-      </w:r>
-      <w:r>
-        <w:t xml:space="preserve">empirically collinear with it: Spearman</w:t>
-      </w:r>
-      <w:r>
-        <w:t xml:space="preserve"> </w:t>
-      </w:r>
-      <m:oMath>
-        <m:r>
-          <m:t>ρ</m:t>
-        </m:r>
-        <m:r>
-          <m:rPr>
-            <m:sty m:val="p"/>
-          </m:rPr>
-          <m:t>(</m:t>
-        </m:r>
-        <m:r>
-          <m:rPr>
-            <m:nor/>
-            <m:sty m:val="p"/>
-          </m:rPr>
-          <m:t>loss</m:t>
-        </m:r>
-        <m:r>
-          <m:rPr>
-            <m:sty m:val="p"/>
-          </m:rPr>
-          <m:t>,</m:t>
-        </m:r>
-        <m:r>
-          <m:rPr>
-            <m:sty m:val="p"/>
-          </m:rPr>
-          <m:t>⋅</m:t>
-        </m:r>
-        <m:r>
-          <m:rPr>
-            <m:sty m:val="p"/>
-          </m:rPr>
-          <m:t>)</m:t>
-        </m:r>
-        <m:r>
-          <m:rPr>
-            <m:sty m:val="p"/>
-          </m:rPr>
-          <m:t>=</m:t>
-        </m:r>
-        <m:r>
-          <m:t>0.90</m:t>
-        </m:r>
-      </m:oMath>
-      <w:r>
-        <w:t xml:space="preserve"> </w:t>
-      </w:r>
-      <w:r>
-        <w:t xml:space="preserve">(Min-K%),</w:t>
-      </w:r>
-      <w:r>
-        <w:t xml:space="preserve"> </w:t>
-      </w:r>
-      <m:oMath>
-        <m:r>
-          <m:t>0.74</m:t>
-        </m:r>
-      </m:oMath>
-      <w:r>
-        <w:t xml:space="preserve"> </w:t>
-      </w:r>
-      <w:r>
-        <w:t xml:space="preserve">(Min-K%++),</w:t>
-      </w:r>
-      <w:r>
-        <w:t xml:space="preserve"> </w:t>
-      </w:r>
-      <m:oMath>
-        <m:r>
-          <m:t>0.74</m:t>
-        </m:r>
-      </m:oMath>
-      <w:r>
-        <w:t xml:space="preserve"> </w:t>
-      </w:r>
-      <w:r>
-        <w:t xml:space="preserve">(zlib), with variance-inflation factors</w:t>
-      </w:r>
-      <w:r>
-        <w:t xml:space="preserve"> </w:t>
-      </w:r>
-      <m:oMath>
-        <m:r>
-          <m:t>6.2</m:t>
-        </m:r>
-      </m:oMath>
-      <w:r>
-        <w:t xml:space="preserve">,</w:t>
-      </w:r>
-      <w:r>
-        <w:t xml:space="preserve"> </w:t>
-      </w:r>
-      <m:oMath>
-        <m:r>
-          <m:t>2.6</m:t>
-        </m:r>
-      </m:oMath>
-      <w:r>
-        <w:t xml:space="preserve">,</w:t>
-      </w:r>
-      <w:r>
-        <w:t xml:space="preserve"> </w:t>
-      </w:r>
-      <m:oMath>
-        <m:r>
-          <m:t>2.4</m:t>
-        </m:r>
-      </m:oMath>
-      <w:r>
-        <w:t xml:space="preserve">. The strongest negative partial</w:t>
-      </w:r>
-      <w:r>
-        <w:t xml:space="preserve"> </w:t>
-      </w:r>
-      <w:r>
-        <w:t xml:space="preserve">(Min-K%, the most loss-collinear detector at VIF</w:t>
-      </w:r>
-      <w:r>
-        <w:t xml:space="preserve"> </w:t>
-      </w:r>
-      <m:oMath>
-        <m:r>
-          <m:t>6.2</m:t>
-        </m:r>
-      </m:oMath>
-      <w:r>
-        <w:t xml:space="preserve">) is therefore consistent with a</w:t>
-      </w:r>
-      <w:r>
-        <w:t xml:space="preserve"> </w:t>
-      </w:r>
-      <w:r>
-        <w:rPr>
-          <w:iCs/>
-          <w:i/>
-        </w:rPr>
-        <w:t xml:space="preserve">suppression artifact</w:t>
-      </w:r>
-      <w:r>
-        <w:t xml:space="preserve"> </w:t>
-      </w:r>
-      <w:r>
-        <w:t xml:space="preserve">of near-collinearity rather than substantive inverse prediction; we do</w:t>
-      </w:r>
-      <w:r>
-        <w:t xml:space="preserve"> </w:t>
-      </w:r>
-      <w:r>
-        <w:t xml:space="preserve">not claim the calibrated detectors</w:t>
-      </w:r>
-      <w:r>
-        <w:t xml:space="preserve"> </w:t>
-      </w:r>
-      <w:r>
-        <w:rPr>
-          <w:iCs/>
-          <w:i/>
-        </w:rPr>
-        <w:t xml:space="preserve">negatively</w:t>
-      </w:r>
-      <w:r>
-        <w:t xml:space="preserve"> </w:t>
-      </w:r>
-      <w:r>
-        <w:t xml:space="preserve">predict leakage. The defensible, conservative</w:t>
-      </w:r>
-      <w:r>
-        <w:t xml:space="preserve"> </w:t>
-      </w:r>
-      <w:r>
-        <w:t xml:space="preserve">statement is that they carry</w:t>
-      </w:r>
-      <w:r>
-        <w:t xml:space="preserve"> </w:t>
-      </w:r>
-      <w:r>
-        <w:rPr>
-          <w:iCs/>
-          <w:i/>
-        </w:rPr>
-        <w:t xml:space="preserve">no positive</w:t>
-      </w:r>
-      <w:r>
-        <w:t xml:space="preserve"> </w:t>
-      </w:r>
-      <w:r>
-        <w:t xml:space="preserve">leakage signal independent of loss. Min-K%++ and</w:t>
-      </w:r>
-      <w:r>
-        <w:t xml:space="preserve"> </w:t>
-      </w:r>
-      <w:r>
-        <w:t xml:space="preserve">zlib have only moderate collinearity (VIF</w:t>
-      </w:r>
-      <w:r>
-        <w:t xml:space="preserve"> </w:t>
-      </w:r>
-      <m:oMath>
-        <m:r>
-          <m:rPr>
-            <m:sty m:val="p"/>
-          </m:rPr>
-          <m:t>&lt;</m:t>
-        </m:r>
-        <m:r>
-          <m:t>3</m:t>
-        </m:r>
-      </m:oMath>
-      <w:r>
-        <w:t xml:space="preserve">), so their null/near-null residuals are less</w:t>
-      </w:r>
-      <w:r>
-        <w:t xml:space="preserve"> </w:t>
-      </w:r>
-      <w:r>
-        <w:t xml:space="preserve">attributable to collinearity.</w:t>
-      </w:r>
-    </w:p>
-    <w:p>
-      <w:pPr>
-        <w:pStyle w:val="BodyText"/>
-      </w:pPr>
-      <w:r>
-        <w:t xml:space="preserve">The pre-registered decision rule asked whether any calibrated detector predicts leakage</w:t>
-      </w:r>
-      <w:r>
-        <w:t xml:space="preserve"> </w:t>
-      </w:r>
-      <w:r>
-        <w:rPr>
-          <w:iCs/>
-          <w:i/>
-        </w:rPr>
-        <w:t xml:space="preserve">beyond</w:t>
-      </w:r>
-      <w:r>
-        <w:t xml:space="preserve"> </w:t>
-      </w:r>
-      <w:r>
-        <w:t xml:space="preserve">loss (a positive partial</w:t>
-      </w:r>
-      <w:r>
-        <w:t xml:space="preserve"> </w:t>
-      </w:r>
-      <m:oMath>
-        <m:r>
-          <m:t>ρ</m:t>
-        </m:r>
-      </m:oMath>
-      <w:r>
-        <w:t xml:space="preserve">, CI excluding zero, FDR-significant). None does, under</w:t>
-      </w:r>
-      <w:r>
-        <w:t xml:space="preserve"> </w:t>
-      </w:r>
-      <w:r>
-        <w:t xml:space="preserve">the linear or the non-linear control.</w:t>
-      </w:r>
-      <w:r>
-        <w:t xml:space="preserve"> </w:t>
-      </w:r>
-      <w:r>
-        <w:rPr>
-          <w:bCs/>
-          <w:b/>
-        </w:rPr>
-        <w:t xml:space="preserve">Power note:</w:t>
-      </w:r>
-      <w:r>
-        <w:t xml:space="preserve"> </w:t>
-      </w:r>
-      <w:r>
-        <w:t xml:space="preserve">with</w:t>
-      </w:r>
-      <w:r>
-        <w:t xml:space="preserve"> </w:t>
-      </w:r>
-      <m:oMath>
-        <m:r>
-          <m:t>N</m:t>
-        </m:r>
-        <m:r>
-          <m:rPr>
-            <m:sty m:val="p"/>
-          </m:rPr>
-          <m:t>=</m:t>
-        </m:r>
-        <m:r>
-          <m:t>300</m:t>
-        </m:r>
-      </m:oMath>
-      <w:r>
-        <w:t xml:space="preserve"> </w:t>
-      </w:r>
-      <w:r>
-        <w:t xml:space="preserve">and a near-degenerate</w:t>
-      </w:r>
-      <w:r>
-        <w:t xml:space="preserve"> </w:t>
-      </w:r>
-      <w:r>
-        <w:t xml:space="preserve">outcome (</w:t>
-      </w:r>
-      <m:oMath>
-        <m:r>
-          <m:t>3</m:t>
-        </m:r>
-        <m:r>
-          <m:rPr>
-            <m:sty m:val="p"/>
-          </m:rPr>
-          <m:t>/</m:t>
-        </m:r>
-        <m:r>
-          <m:t>300</m:t>
-        </m:r>
-      </m:oMath>
-      <w:r>
-        <w:t xml:space="preserve"> </w:t>
-      </w:r>
-      <w:r>
-        <w:t xml:space="preserve">fully extracted), this is evidence of</w:t>
-      </w:r>
-      <w:r>
-        <w:t xml:space="preserve"> </w:t>
-      </w:r>
-      <w:r>
-        <w:rPr>
-          <w:iCs/>
-          <w:i/>
-        </w:rPr>
-        <w:t xml:space="preserve">no positive independent signal of</w:t>
-      </w:r>
-      <w:r>
-        <w:rPr>
-          <w:iCs/>
-          <w:i/>
-        </w:rPr>
-        <w:t xml:space="preserve"> </w:t>
-      </w:r>
-      <w:r>
-        <w:rPr>
-          <w:iCs/>
-          <w:i/>
-        </w:rPr>
-        <w:t xml:space="preserve">appreciable size</w:t>
-      </w:r>
-      <w:r>
-        <w:t xml:space="preserve">, not proof of an exact null; the analysis is well-powered only for moderate-to-large</w:t>
-      </w:r>
-      <w:r>
-        <w:t xml:space="preserve"> </w:t>
-      </w:r>
-      <w:r>
-        <w:t xml:space="preserve">positive residuals, and a small positive effect at scale is not excluded (hence the GPU replication).</w:t>
-      </w:r>
-      <w:r>
-        <w:t xml:space="preserve"> </w:t>
-      </w:r>
-      <w:r>
-        <w:t xml:space="preserve">The per-domain breakdown (ledger) shows the loss</w:t>
-      </w:r>
-      <m:oMath>
-        <m:r>
-          <m:rPr>
-            <m:sty m:val="p"/>
-          </m:rPr>
-          <m:t>↔</m:t>
-        </m:r>
-      </m:oMath>
-      <w:r>
-        <w:t xml:space="preserve">extraction link is heterogeneous and</w:t>
-      </w:r>
-      <w:r>
-        <w:t xml:space="preserve"> </w:t>
-      </w:r>
-      <w:r>
-        <w:t xml:space="preserve">sign-flipping across domains, strongest in templated/structured domains (GitHub, StackExchange),</w:t>
-      </w:r>
-      <w:r>
-        <w:t xml:space="preserve"> </w:t>
-      </w:r>
-      <w:r>
-        <w:t xml:space="preserve">reversed in some prose domains (PubMed Abstracts), so the pooled</w:t>
-      </w:r>
-      <w:r>
-        <w:t xml:space="preserve"> </w:t>
-      </w:r>
-      <m:oMath>
-        <m:r>
-          <m:t>ρ</m:t>
-        </m:r>
-      </m:oMath>
-      <w:r>
-        <w:t xml:space="preserve"> </w:t>
-      </w:r>
-      <w:r>
-        <w:t xml:space="preserve">is a domain-mixture, not a</w:t>
-      </w:r>
-      <w:r>
-        <w:t xml:space="preserve"> </w:t>
-      </w:r>
-      <w:r>
-        <w:t xml:space="preserve">uniform effect.</w:t>
-      </w:r>
-    </w:p>
-    <w:bookmarkEnd w:id="51"/>
-    <w:bookmarkEnd w:id="52"/>
-    <w:bookmarkStart w:id="53" w:name="sec:res-extraction"/>
-    <w:p>
-      <w:pPr>
-        <w:pStyle w:val="Heading2"/>
-      </w:pPr>
-      <w:r>
-        <w:t xml:space="preserve">Extraction and PII at this scale</w:t>
-      </w:r>
-    </w:p>
-    <w:p>
-      <w:pPr>
-        <w:pStyle w:val="FirstParagraph"/>
-      </w:pPr>
-      <w:r>
-        <w:t xml:space="preserve">Extractable memorization is rare at</w:t>
-      </w:r>
-      <w:r>
-        <w:t xml:space="preserve"> </w:t>
-      </w:r>
-      <m:oMath>
-        <m:r>
-          <m:t>160</m:t>
-        </m:r>
-      </m:oMath>
-      <w:r>
-        <w:t xml:space="preserve">M:</w:t>
-      </w:r>
-      <w:r>
-        <w:t xml:space="preserve"> </w:t>
-      </w:r>
-      <m:oMath>
-        <m:r>
-          <m:t>3</m:t>
-        </m:r>
-        <m:r>
-          <m:rPr>
-            <m:sty m:val="p"/>
-          </m:rPr>
-          <m:t>/</m:t>
-        </m:r>
-        <m:r>
-          <m:t>300</m:t>
-        </m:r>
-      </m:oMath>
-      <w:r>
-        <w:t xml:space="preserve"> </w:t>
-      </w:r>
-      <w:r>
-        <w:t xml:space="preserve">members are fully extractable (exact-match</w:t>
-      </w:r>
-      <w:r>
-        <w:t xml:space="preserve"> </w:t>
-      </w:r>
-      <w:r>
-        <w:t xml:space="preserve">extraction rate</w:t>
-      </w:r>
-      <w:r>
-        <w:t xml:space="preserve"> </w:t>
-      </w:r>
-      <m:oMath>
-        <m:r>
-          <m:t>0.010</m:t>
-        </m:r>
-      </m:oMath>
-      <w:r>
-        <w:t xml:space="preserve">; mean fractional extraction</w:t>
-      </w:r>
-      <w:r>
-        <w:t xml:space="preserve"> </w:t>
-      </w:r>
-      <m:oMath>
-        <m:r>
-          <m:t>0.037</m:t>
-        </m:r>
-      </m:oMath>
-      <w:r>
-        <w:t xml:space="preserve">), the fully-extracted items being</w:t>
-      </w:r>
-      <w:r>
-        <w:t xml:space="preserve"> </w:t>
-      </w:r>
-      <w:r>
-        <w:t xml:space="preserve">templated boilerplate. On the Enron-Emails-in-Pile subset we measured</w:t>
-      </w:r>
-      <w:r>
-        <w:t xml:space="preserve"> </w:t>
-      </w:r>
-      <w:r>
-        <w:rPr>
-          <w:iCs/>
-          <w:i/>
-        </w:rPr>
-        <w:t xml:space="preserve">zero</w:t>
-      </w:r>
-      <w:r>
-        <w:t xml:space="preserve"> </w:t>
-      </w:r>
-      <w:r>
-        <w:t xml:space="preserve">verbatim PII</w:t>
-      </w:r>
-      <w:r>
-        <w:t xml:space="preserve"> </w:t>
-      </w:r>
-      <w:r>
-        <w:t xml:space="preserve">leakage (</w:t>
-      </w:r>
-      <m:oMath>
-        <m:r>
-          <m:t>8</m:t>
-        </m:r>
-        <m:r>
-          <m:rPr>
-            <m:sty m:val="p"/>
-          </m:rPr>
-          <m:t>/</m:t>
-        </m:r>
-        <m:r>
-          <m:t>36</m:t>
-        </m:r>
-      </m:oMath>
-      <w:r>
-        <w:t xml:space="preserve"> </w:t>
-      </w:r>
-      <w:r>
-        <w:t xml:space="preserve">documents contained PII in the held suffix; none were regurgitated). We report the</w:t>
-      </w:r>
-      <w:r>
-        <w:t xml:space="preserve"> </w:t>
-      </w:r>
-      <w:r>
-        <w:t xml:space="preserve">PII result as a null at this scale and make no PII-exposure claim; both quantities are expected to</w:t>
-      </w:r>
-      <w:r>
-        <w:t xml:space="preserve"> </w:t>
-      </w:r>
-      <w:r>
-        <w:t xml:space="preserve">grow with model scale.</w:t>
-      </w:r>
-    </w:p>
-    <w:bookmarkEnd w:id="53"/>
-    <w:bookmarkStart w:id="55" w:name="sec:res-matrix"/>
-    <w:p>
-      <w:pPr>
-        <w:pStyle w:val="Heading2"/>
-      </w:pPr>
-      <w:r>
-        <w:t xml:space="preserve">Benchmark contamination (model-free</w:t>
-      </w:r>
-      <w:r>
-        <w:t xml:space="preserve"> </w:t>
-      </w:r>
-      <m:oMath>
-        <m:r>
-          <m:t>n</m:t>
-        </m:r>
-      </m:oMath>
-      <w:r>
-        <w:t xml:space="preserve">-gram + permutation test)</w:t>
-      </w:r>
-    </w:p>
-    <w:p>
-      <w:pPr>
-        <w:pStyle w:val="FirstParagraph"/>
-      </w:pPr>
-      <w:r>
-        <w:t xml:space="preserve">We complement the per-item analysis with two benchmark-level contamination tests</w:t>
-      </w:r>
-      <w:r>
-        <w:t xml:space="preserve"> </w:t>
-      </w:r>
-      <w:r>
-        <w:t xml:space="preserve">(Table </w:t>
-      </w:r>
-      <w:hyperlink w:anchor="tab:matrix">
         <w:r>
           <w:rPr>
             <w:rStyle w:val="Hyperlink"/>
@@ -8594,668 +6729,1706 @@
         </w:r>
       </w:hyperlink>
       <w:r>
-        <w:t xml:space="preserve">). The model-free</w:t>
-      </w:r>
-      <w:r>
-        <w:t xml:space="preserve"> </w:t>
-      </w:r>
-      <m:oMath>
-        <m:r>
-          <m:t>n</m:t>
-        </m:r>
-      </m:oMath>
-      <w:r>
-        <w:t xml:space="preserve">-gram overlap against a public</w:t>
-      </w:r>
-      <w:r>
-        <w:t xml:space="preserve"> </w:t>
-      </w:r>
-      <w:r>
-        <w:rPr>
-          <w:iCs/>
-          <w:i/>
-        </w:rPr>
-        <w:t xml:space="preserve">sample</w:t>
-      </w:r>
-      <w:r>
-        <w:t xml:space="preserve"> </w:t>
-      </w:r>
-      <w:r>
-        <w:t xml:space="preserve">of the Pile</w:t>
-      </w:r>
-      <w:r>
-        <w:t xml:space="preserve"> </w:t>
-      </w:r>
-      <w:r>
-        <w:t xml:space="preserve">(</w:t>
-      </w:r>
-      <m:oMath>
-        <m:r>
-          <m:t>10</m:t>
-        </m:r>
-      </m:oMath>
-      <w:r>
-        <w:t xml:space="preserve">k documents) is a scale-invariant method but, with a sampled reference, yields only a loose</w:t>
-      </w:r>
-      <w:r>
-        <w:t xml:space="preserve"> </w:t>
-      </w:r>
-      <w:r>
-        <w:rPr>
-          <w:iCs/>
-          <w:i/>
-        </w:rPr>
-        <w:t xml:space="preserve">lower bound</w:t>
-      </w:r>
-      <w:r>
-        <w:t xml:space="preserve">: overlap is near-zero for MMLU (</w:t>
-      </w:r>
-      <m:oMath>
-        <m:r>
-          <m:t>0.2</m:t>
-        </m:r>
-        <m:r>
-          <m:rPr>
-            <m:sty m:val="p"/>
-          </m:rPr>
-          <m:t>%</m:t>
-        </m:r>
-      </m:oMath>
-      <w:r>
-        <w:t xml:space="preserve"> </w:t>
-      </w:r>
-      <w:r>
-        <w:t xml:space="preserve">at</w:t>
-      </w:r>
-      <w:r>
-        <w:t xml:space="preserve"> </w:t>
-      </w:r>
-      <m:oMath>
-        <m:r>
-          <m:t>13</m:t>
-        </m:r>
-      </m:oMath>
-      <w:r>
-        <w:t xml:space="preserve">-grams), GSM8K (</w:t>
-      </w:r>
-      <m:oMath>
-        <m:r>
-          <m:t>0</m:t>
-        </m:r>
-        <m:r>
-          <m:rPr>
-            <m:sty m:val="p"/>
-          </m:rPr>
-          <m:t>%</m:t>
-        </m:r>
-      </m:oMath>
-      <w:r>
-        <w:t xml:space="preserve">), and</w:t>
-      </w:r>
-      <w:r>
-        <w:t xml:space="preserve"> </w:t>
-      </w:r>
-      <w:r>
-        <w:t xml:space="preserve">HumanEval (</w:t>
-      </w:r>
-      <m:oMath>
-        <m:r>
-          <m:t>0</m:t>
-        </m:r>
-        <m:r>
-          <m:rPr>
-            <m:sty m:val="p"/>
-          </m:rPr>
-          <m:t>%</m:t>
-        </m:r>
-      </m:oMath>
-      <w:r>
-        <w:t xml:space="preserve"> </w:t>
-      </w:r>
-      <w:r>
-        <w:t xml:space="preserve">at</w:t>
-      </w:r>
-      <w:r>
-        <w:t xml:space="preserve"> </w:t>
-      </w:r>
-      <m:oMath>
-        <m:r>
-          <m:t>13</m:t>
-        </m:r>
-      </m:oMath>
-      <w:r>
-        <w:t xml:space="preserve">-grams), which certifies overlap is</w:t>
-      </w:r>
-      <w:r>
-        <w:t xml:space="preserve"> </w:t>
-      </w:r>
-      <w:r>
-        <w:rPr>
-          <w:iCs/>
-          <w:i/>
-        </w:rPr>
-        <w:t xml:space="preserve">at least</w:t>
-      </w:r>
-      <w:r>
-        <w:t xml:space="preserve"> </w:t>
-      </w:r>
-      <w:r>
-        <w:t xml:space="preserve">this small and is</w:t>
-      </w:r>
-      <w:r>
-        <w:t xml:space="preserve"> </w:t>
-      </w:r>
-      <w:r>
-        <w:t xml:space="preserve">uninformative about true contamination, a full-Pile index (infrastructure-, not GPU-, gated) is</w:t>
-      </w:r>
-      <w:r>
-        <w:t xml:space="preserve"> </w:t>
-      </w:r>
-      <w:r>
-        <w:t xml:space="preserve">required for a real rate. The Oren permutation/exchangeability test </w:t>
-      </w:r>
-      <w:r>
-        <w:t xml:space="preserve">(Oren et al., 2024)</w:t>
-      </w:r>
-      <w:r>
-        <w:t xml:space="preserve"> </w:t>
-      </w:r>
-      <w:r>
-        <w:t xml:space="preserve">at</w:t>
-      </w:r>
-      <w:r>
-        <w:t xml:space="preserve"> </w:t>
-      </w:r>
-      <m:oMath>
-        <m:r>
-          <m:t>160</m:t>
-        </m:r>
-      </m:oMath>
-      <w:r>
-        <w:t xml:space="preserve">M</w:t>
-      </w:r>
-      <w:r>
-        <w:t xml:space="preserve"> </w:t>
-      </w:r>
-      <w:r>
-        <w:t xml:space="preserve">finds the canonical ordering favoured beyond chance for MMLU (</w:t>
-      </w:r>
-      <m:oMath>
-        <m:r>
-          <m:t>p</m:t>
-        </m:r>
-        <m:r>
-          <m:rPr>
-            <m:sty m:val="p"/>
-          </m:rPr>
-          <m:t>=</m:t>
-        </m:r>
-        <m:r>
-          <m:t>0.001</m:t>
-        </m:r>
-      </m:oMath>
-      <w:r>
-        <w:t xml:space="preserve">) and GSM8K (</w:t>
-      </w:r>
-      <m:oMath>
-        <m:r>
-          <m:t>p</m:t>
-        </m:r>
-        <m:r>
-          <m:rPr>
-            <m:sty m:val="p"/>
-          </m:rPr>
-          <m:t>=</m:t>
-        </m:r>
-        <m:r>
-          <m:t>0.013</m:t>
-        </m:r>
-      </m:oMath>
-      <w:r>
-        <w:t xml:space="preserve">) but</w:t>
-      </w:r>
-      <w:r>
-        <w:t xml:space="preserve"> </w:t>
-      </w:r>
-      <w:r>
-        <w:t xml:space="preserve">not HumanEval (</w:t>
-      </w:r>
-      <m:oMath>
-        <m:r>
-          <m:t>p</m:t>
-        </m:r>
-        <m:r>
-          <m:rPr>
-            <m:sty m:val="p"/>
-          </m:rPr>
-          <m:t>=</m:t>
-        </m:r>
-        <m:r>
-          <m:t>0.875</m:t>
-        </m:r>
-      </m:oMath>
-      <w:r>
-        <w:t xml:space="preserve">); we draw</w:t>
-      </w:r>
-      <w:r>
-        <w:t xml:space="preserve"> </w:t>
-      </w:r>
-      <w:r>
-        <w:rPr>
-          <w:iCs/>
-          <w:i/>
-        </w:rPr>
-        <w:t xml:space="preserve">no</w:t>
-      </w:r>
-      <w:r>
-        <w:t xml:space="preserve"> </w:t>
-      </w:r>
-      <w:r>
-        <w:t xml:space="preserve">contamination conclusion from this, as the test is</w:t>
-      </w:r>
-      <w:r>
-        <w:t xml:space="preserve"> </w:t>
-      </w:r>
-      <w:r>
-        <w:t xml:space="preserve">membership-based, run at sanity scale (small</w:t>
-      </w:r>
-      <w:r>
-        <w:t xml:space="preserve"> </w:t>
-      </w:r>
-      <m:oMath>
-        <m:r>
-          <m:t>k</m:t>
-        </m:r>
-      </m:oMath>
-      <w:r>
-        <w:t xml:space="preserve">, smallest model), and subject to a fluency/orientation</w:t>
-      </w:r>
-      <w:r>
-        <w:t xml:space="preserve"> </w:t>
-      </w:r>
-      <w:r>
-        <w:t xml:space="preserve">artifact, it is flagged GPU-gated and requires a fluency-control baseline before any claim.</w:t>
-      </w:r>
-    </w:p>
-    <w:bookmarkStart w:id="54" w:name="tab:matrix"/>
+        <w:t xml:space="preserve">). On the temporally-confounded WikiMIA split the same model</w:t>
+      </w:r>
+      <w:r>
+        <w:t xml:space="preserve"> </w:t>
+      </w:r>
+      <w:r>
+        <w:t xml:space="preserve">shows a spurious 0.52–0.56, and a 1.4B model rises further, evidence that the WikiMIA signal</w:t>
+      </w:r>
+      <w:r>
+        <w:t xml:space="preserve"> </w:t>
+      </w:r>
+      <w:r>
+        <w:t xml:space="preserve">is substantially distribution shift, not membership.</w:t>
+      </w:r>
+    </w:p>
+    <w:bookmarkStart w:id="50" w:name="tab:membership"/>
     <w:p>
       <w:pPr>
         <w:pStyle w:val="TableCaption"/>
       </w:pPr>
       <w:r>
-        <w:t xml:space="preserve">Benchmark-level contamination at small scale.</w:t>
-      </w:r>
-      <w:r>
-        <w:t xml:space="preserve"> </w:t>
-      </w:r>
-      <m:oMath>
-        <m:r>
-          <m:t>n</m:t>
-        </m:r>
-      </m:oMath>
-      <w:r>
-        <w:t xml:space="preserve">-gram cells are a</w:t>
-      </w:r>
-      <w:r>
-        <w:t xml:space="preserve"> </w:t>
-      </w:r>
-      <w:r>
-        <w:rPr>
-          <w:iCs/>
-          <w:i/>
-        </w:rPr>
-        <w:t xml:space="preserve">lower bound</w:t>
-      </w:r>
-      <w:r>
-        <w:t xml:space="preserve"> </w:t>
-      </w:r>
-      <w:r>
-        <w:t xml:space="preserve">against a</w:t>
-      </w:r>
-      <w:r>
-        <w:t xml:space="preserve"> </w:t>
-      </w:r>
-      <m:oMath>
-        <m:r>
-          <m:t>10</m:t>
-        </m:r>
-      </m:oMath>
-      <w:r>
-        <w:t xml:space="preserve">k Pile sample (method scale-invariant, reference under-powered); Oren</w:t>
-      </w:r>
-      <w:r>
-        <w:t xml:space="preserve"> </w:t>
-      </w:r>
-      <m:oMath>
-        <m:r>
-          <m:t>p</m:t>
-        </m:r>
-      </m:oMath>
-      <w:r>
-        <w:t xml:space="preserve">-values are</w:t>
-      </w:r>
-      <w:r>
-        <w:t xml:space="preserve"> </w:t>
-      </w:r>
-      <w:r>
-        <w:t xml:space="preserve">sanity-scale at</w:t>
-      </w:r>
-      <w:r>
-        <w:t xml:space="preserve"> </w:t>
-      </w:r>
-      <m:oMath>
-        <m:r>
-          <m:t>160</m:t>
-        </m:r>
-      </m:oMath>
-      <w:r>
-        <w:t xml:space="preserve">M and GPU-gated (no contamination conclusion drawn). See</w:t>
-      </w:r>
-      <w:r>
-        <w:t xml:space="preserve"> </w:t>
-      </w:r>
-      <w:r>
-        <w:rPr>
-          <w:rStyle w:val="VerbatimChar"/>
-        </w:rPr>
-        <w:t xml:space="preserve">docs/contamination_matrix.md</w:t>
-      </w:r>
-      <w:r>
-        <w:t xml:space="preserve">.</w:t>
+        <w:t xml:space="preserve">Table III. Membership AUC. Chance (≈0.5) on the confound-clean split at 160M. The WikiMIA</w:t>
+      </w:r>
+      <w:r>
+        <w:t xml:space="preserve"> </w:t>
+      </w:r>
+      <w:r>
+        <w:t xml:space="preserve">“</w:t>
+      </w:r>
+      <w:r>
+        <w:t xml:space="preserve">signal</w:t>
+      </w:r>
+      <w:r>
+        <w:t xml:space="preserve">”</w:t>
+      </w:r>
+      <w:r>
+        <w:t xml:space="preserve"> </w:t>
+      </w:r>
+      <w:r>
+        <w:t xml:space="preserve">is largely temporal/topical distribution shift. CIs in the ledger. Deduplicated Pythia</w:t>
+      </w:r>
+      <w:r>
+        <w:t xml:space="preserve"> </w:t>
+      </w:r>
+      <w:r>
+        <w:t xml:space="preserve">gives the same chance-level result.</w:t>
       </w:r>
     </w:p>
     <w:tbl>
       <w:tblPr>
         <w:tblStyle w:val="Table"/>
-        <w:tblW w:type="pct" w:w="0.0"/>
+        <w:tblW w:type="dxa" w:w="9360"/>
+        <w:tblLayout w:type="fixed"/>
         <w:tblLook w:firstRow="1" w:lastRow="0" w:firstColumn="0" w:lastColumn="0" w:noHBand="0" w:noVBand="0" w:val="0020"/>
-        <w:tblCaption w:val="Benchmark-level contamination at small scale. n-gram cells are a lower bound against a 10k Pile sample (method scale-invariant, reference under-powered); Oren p-values are sanity-scale at 160M and GPU-gated (no contamination conclusion drawn). See docs/contamination_matrix.md."/>
+        <w:tblCaption w:val="Table III. Membership AUC. Chance (≈0.5) on the confound-clean split at 160M. The WikiMIA “signal” is largely temporal/topical distribution shift. CIs in the ledger. Deduplicated Pythia gives the same chance-level result."/>
       </w:tblPr>
+      <w:tblGrid>
+        <w:gridCol w:w="5275"/>
+        <w:gridCol w:w="850"/>
+        <w:gridCol w:w="1021"/>
+        <w:gridCol w:w="1361"/>
+        <w:gridCol w:w="853"/>
+      </w:tblGrid>
       <w:tblGrid/>
       <w:tr>
         <w:tc>
+          <w:tcPr>
+            <w:tcW w:type="dxa" w:w="5275"/>
+          </w:tcPr>
           <w:p>
             <w:pPr>
               <w:pStyle w:val="Compact"/>
               <w:jc w:val="left"/>
             </w:pPr>
             <w:r>
-              <w:t xml:space="preserve">Benchmark</w:t>
-            </w:r>
-          </w:p>
-        </w:tc>
-        <w:tc>
+              <w:t xml:space="preserve">Construction (model)</w:t>
+            </w:r>
+          </w:p>
+        </w:tc>
+        <w:tc>
+          <w:tcPr>
+            <w:tcW w:type="dxa" w:w="850"/>
+          </w:tcPr>
           <w:p>
             <w:pPr>
               <w:pStyle w:val="Compact"/>
               <w:jc w:val="center"/>
             </w:pPr>
-            <m:oMath>
-              <m:r>
-                <m:t>13</m:t>
-              </m:r>
-            </m:oMath>
-            <w:r>
-              <w:t xml:space="preserve">-gram overlap (lower bound)</w:t>
-            </w:r>
-          </w:p>
-        </w:tc>
-        <w:tc>
+            <w:r>
+              <w:t xml:space="preserve">LOSS</w:t>
+            </w:r>
+          </w:p>
+        </w:tc>
+        <w:tc>
+          <w:tcPr>
+            <w:tcW w:type="dxa" w:w="1021"/>
+          </w:tcPr>
           <w:p>
             <w:pPr>
               <w:pStyle w:val="Compact"/>
               <w:jc w:val="center"/>
             </w:pPr>
-            <m:oMath>
-              <m:r>
-                <m:t>8</m:t>
-              </m:r>
-            </m:oMath>
-            <w:r>
-              <w:t xml:space="preserve">-gram overlap</w:t>
-            </w:r>
-          </w:p>
-        </w:tc>
-        <w:tc>
+            <w:r>
+              <w:t xml:space="preserve">Min-K%</w:t>
+            </w:r>
+          </w:p>
+        </w:tc>
+        <w:tc>
+          <w:tcPr>
+            <w:tcW w:type="dxa" w:w="1361"/>
+          </w:tcPr>
           <w:p>
             <w:pPr>
               <w:pStyle w:val="Compact"/>
               <w:jc w:val="center"/>
             </w:pPr>
             <w:r>
-              <w:t xml:space="preserve">Oren</w:t>
-            </w:r>
-            <w:r>
-              <w:t xml:space="preserve"> </w:t>
-            </w:r>
-            <m:oMath>
-              <m:r>
-                <m:t>p</m:t>
-              </m:r>
-            </m:oMath>
-            <w:r>
-              <w:t xml:space="preserve"> </w:t>
-            </w:r>
-            <w:r>
-              <w:t xml:space="preserve">(</w:t>
-            </w:r>
-            <m:oMath>
-              <m:r>
-                <m:t>160</m:t>
-              </m:r>
-            </m:oMath>
-            <w:r>
-              <w:t xml:space="preserve">M, sanity)</w:t>
+              <w:t xml:space="preserve">Min-K%++</w:t>
+            </w:r>
+          </w:p>
+        </w:tc>
+        <w:tc>
+          <w:tcPr>
+            <w:tcW w:type="dxa" w:w="853"/>
+          </w:tcPr>
+          <w:p>
+            <w:pPr>
+              <w:pStyle w:val="Compact"/>
+              <w:jc w:val="center"/>
+            </w:pPr>
+            <w:r>
+              <w:t xml:space="preserve">zlib</w:t>
             </w:r>
           </w:p>
         </w:tc>
       </w:tr>
       <w:tr>
         <w:tc>
+          <w:tcPr>
+            <w:tcW w:type="dxa" w:w="5275"/>
+          </w:tcPr>
           <w:p>
             <w:pPr>
               <w:pStyle w:val="Compact"/>
               <w:jc w:val="left"/>
             </w:pPr>
             <w:r>
-              <w:t xml:space="preserve">MMLU</w:t>
-            </w:r>
-          </w:p>
-        </w:tc>
-        <w:tc>
+              <w:t xml:space="preserve">Pile train-vs-val, clean (160M)</w:t>
+            </w:r>
+          </w:p>
+        </w:tc>
+        <w:tc>
+          <w:tcPr>
+            <w:tcW w:type="dxa" w:w="850"/>
+          </w:tcPr>
           <w:p>
             <w:pPr>
               <w:pStyle w:val="Compact"/>
               <w:jc w:val="center"/>
             </w:pPr>
-            <m:oMath>
-              <m:r>
-                <m:t>0.2</m:t>
-              </m:r>
-              <m:r>
-                <m:rPr>
-                  <m:sty m:val="p"/>
-                </m:rPr>
-                <m:t>%</m:t>
-              </m:r>
-            </m:oMath>
-          </w:p>
-        </w:tc>
-        <w:tc>
+            <w:r>
+              <w:t xml:space="preserve">0.454</w:t>
+            </w:r>
+          </w:p>
+        </w:tc>
+        <w:tc>
+          <w:tcPr>
+            <w:tcW w:type="dxa" w:w="1021"/>
+          </w:tcPr>
           <w:p>
             <w:pPr>
               <w:pStyle w:val="Compact"/>
               <w:jc w:val="center"/>
             </w:pPr>
-            <m:oMath>
-              <m:r>
-                <m:t>0.8</m:t>
-              </m:r>
-              <m:r>
-                <m:rPr>
-                  <m:sty m:val="p"/>
-                </m:rPr>
-                <m:t>%</m:t>
-              </m:r>
-            </m:oMath>
-          </w:p>
-        </w:tc>
-        <w:tc>
+            <w:r>
+              <w:t xml:space="preserve">0.470</w:t>
+            </w:r>
+          </w:p>
+        </w:tc>
+        <w:tc>
+          <w:tcPr>
+            <w:tcW w:type="dxa" w:w="1361"/>
+          </w:tcPr>
           <w:p>
             <w:pPr>
               <w:pStyle w:val="Compact"/>
               <w:jc w:val="center"/>
             </w:pPr>
-            <m:oMath>
-              <m:r>
-                <m:t>0.001</m:t>
-              </m:r>
-            </m:oMath>
+            <w:r>
+              <w:t xml:space="preserve">0.490</w:t>
+            </w:r>
+          </w:p>
+        </w:tc>
+        <w:tc>
+          <w:tcPr>
+            <w:tcW w:type="dxa" w:w="853"/>
+          </w:tcPr>
+          <w:p>
+            <w:pPr>
+              <w:pStyle w:val="Compact"/>
+              <w:jc w:val="center"/>
+            </w:pPr>
+            <w:r>
+              <w:t xml:space="preserve">0.484</w:t>
+            </w:r>
           </w:p>
         </w:tc>
       </w:tr>
       <w:tr>
         <w:tc>
+          <w:tcPr>
+            <w:tcW w:type="dxa" w:w="5275"/>
+          </w:tcPr>
           <w:p>
             <w:pPr>
               <w:pStyle w:val="Compact"/>
               <w:jc w:val="left"/>
             </w:pPr>
             <w:r>
-              <w:t xml:space="preserve">GSM8K</w:t>
-            </w:r>
-          </w:p>
-        </w:tc>
-        <w:tc>
+              <w:t xml:space="preserve">WikiMIA-64, confounded (160M)</w:t>
+            </w:r>
+          </w:p>
+        </w:tc>
+        <w:tc>
+          <w:tcPr>
+            <w:tcW w:type="dxa" w:w="850"/>
+          </w:tcPr>
           <w:p>
             <w:pPr>
               <w:pStyle w:val="Compact"/>
               <w:jc w:val="center"/>
             </w:pPr>
-            <m:oMath>
-              <m:r>
-                <m:t>0.0</m:t>
-              </m:r>
-              <m:r>
-                <m:rPr>
-                  <m:sty m:val="p"/>
-                </m:rPr>
-                <m:t>%</m:t>
-              </m:r>
-            </m:oMath>
-          </w:p>
-        </w:tc>
-        <w:tc>
+            <w:r>
+              <w:t xml:space="preserve">0.523</w:t>
+            </w:r>
+          </w:p>
+        </w:tc>
+        <w:tc>
+          <w:tcPr>
+            <w:tcW w:type="dxa" w:w="1021"/>
+          </w:tcPr>
           <w:p>
             <w:pPr>
               <w:pStyle w:val="Compact"/>
               <w:jc w:val="center"/>
             </w:pPr>
-            <m:oMath>
-              <m:r>
-                <m:t>0.0</m:t>
-              </m:r>
-              <m:r>
-                <m:rPr>
-                  <m:sty m:val="p"/>
-                </m:rPr>
-                <m:t>%</m:t>
-              </m:r>
-            </m:oMath>
-          </w:p>
-        </w:tc>
-        <w:tc>
+            <w:r>
+              <w:t xml:space="preserve">0.539</w:t>
+            </w:r>
+          </w:p>
+        </w:tc>
+        <w:tc>
+          <w:tcPr>
+            <w:tcW w:type="dxa" w:w="1361"/>
+          </w:tcPr>
           <w:p>
             <w:pPr>
               <w:pStyle w:val="Compact"/>
               <w:jc w:val="center"/>
             </w:pPr>
-            <m:oMath>
-              <m:r>
-                <m:t>0.013</m:t>
-              </m:r>
-            </m:oMath>
+            <w:r>
+              <w:t xml:space="preserve">0.545</w:t>
+            </w:r>
+          </w:p>
+        </w:tc>
+        <w:tc>
+          <w:tcPr>
+            <w:tcW w:type="dxa" w:w="853"/>
+          </w:tcPr>
+          <w:p>
+            <w:pPr>
+              <w:pStyle w:val="Compact"/>
+              <w:jc w:val="center"/>
+            </w:pPr>
+            <w:r>
+              <w:t xml:space="preserve">0.564</w:t>
+            </w:r>
           </w:p>
         </w:tc>
       </w:tr>
       <w:tr>
         <w:tc>
+          <w:tcPr>
+            <w:tcW w:type="dxa" w:w="5275"/>
+          </w:tcPr>
           <w:p>
             <w:pPr>
               <w:pStyle w:val="Compact"/>
               <w:jc w:val="left"/>
             </w:pPr>
             <w:r>
-              <w:t xml:space="preserve">HumanEval</w:t>
-            </w:r>
-          </w:p>
-        </w:tc>
-        <w:tc>
+              <w:t xml:space="preserve">WikiMIA-64, confounded (1.4B)</w:t>
+            </w:r>
+          </w:p>
+        </w:tc>
+        <w:tc>
+          <w:tcPr>
+            <w:tcW w:type="dxa" w:w="850"/>
+          </w:tcPr>
           <w:p>
             <w:pPr>
               <w:pStyle w:val="Compact"/>
               <w:jc w:val="center"/>
             </w:pPr>
-            <m:oMath>
-              <m:r>
-                <m:t>0.0</m:t>
-              </m:r>
-              <m:r>
-                <m:rPr>
-                  <m:sty m:val="p"/>
-                </m:rPr>
-                <m:t>%</m:t>
-              </m:r>
-            </m:oMath>
-          </w:p>
-        </w:tc>
-        <w:tc>
+            <w:r>
+              <w:t xml:space="preserve">0.571</w:t>
+            </w:r>
+          </w:p>
+        </w:tc>
+        <w:tc>
+          <w:tcPr>
+            <w:tcW w:type="dxa" w:w="1021"/>
+          </w:tcPr>
           <w:p>
             <w:pPr>
               <w:pStyle w:val="Compact"/>
               <w:jc w:val="center"/>
             </w:pPr>
-            <m:oMath>
-              <m:r>
-                <m:t>1.8</m:t>
-              </m:r>
-              <m:r>
-                <m:rPr>
-                  <m:sty m:val="p"/>
-                </m:rPr>
-                <m:t>%</m:t>
-              </m:r>
-            </m:oMath>
-          </w:p>
-        </w:tc>
-        <w:tc>
+            <w:r>
+              <w:t xml:space="preserve">0.580</w:t>
+            </w:r>
+          </w:p>
+        </w:tc>
+        <w:tc>
+          <w:tcPr>
+            <w:tcW w:type="dxa" w:w="1361"/>
+          </w:tcPr>
           <w:p>
             <w:pPr>
               <w:pStyle w:val="Compact"/>
               <w:jc w:val="center"/>
             </w:pPr>
-            <m:oMath>
-              <m:r>
-                <m:t>0.875</m:t>
-              </m:r>
-            </m:oMath>
+            <w:r>
+              <w:t xml:space="preserve">0.547</w:t>
+            </w:r>
+          </w:p>
+        </w:tc>
+        <w:tc>
+          <w:tcPr>
+            <w:tcW w:type="dxa" w:w="853"/>
+          </w:tcPr>
+          <w:p>
+            <w:pPr>
+              <w:pStyle w:val="Compact"/>
+              <w:jc w:val="center"/>
+            </w:pPr>
+            <w:r>
+              <w:t xml:space="preserve">0.616</w:t>
+            </w:r>
           </w:p>
         </w:tc>
       </w:tr>
     </w:tbl>
+    <w:bookmarkEnd w:id="50"/>
+    <w:bookmarkEnd w:id="51"/>
+    <w:bookmarkStart w:id="54" w:name="sec:res-headline"/>
+    <w:p>
+      <w:pPr>
+        <w:pStyle w:val="Heading2"/>
+      </w:pPr>
+      <w:r>
+        <w:t xml:space="preserve">B. Contamination predicts leakage, but only through loss</w:t>
+      </w:r>
+    </w:p>
+    <w:p>
+      <w:pPr>
+        <w:pStyle w:val="FirstParagraph"/>
+      </w:pPr>
+      <w:r>
+        <w:t xml:space="preserve">Our headline analysis correlates each per-item detector score with the per-item extraction outcome</w:t>
+      </w:r>
+      <w:r>
+        <w:t xml:space="preserve"> </w:t>
+      </w:r>
+      <w:r>
+        <w:t xml:space="preserve">(prefix-continuation extractable memorization under greedy decoding </w:t>
+      </w:r>
+      <w:r>
+        <w:t xml:space="preserve">(Carlini et al., 2023)</w:t>
+      </w:r>
+      <w:r>
+        <w:t xml:space="preserve">),</w:t>
+      </w:r>
+      <w:r>
+        <w:t xml:space="preserve"> </w:t>
+      </w:r>
+      <w:r>
+        <w:t xml:space="preserve">then controls for raw loss. Table </w:t>
+      </w:r>
+      <w:hyperlink w:anchor="tab:headline">
+        <w:r>
+          <w:rPr>
+            <w:rStyle w:val="Hyperlink"/>
+          </w:rPr>
+          <w:t xml:space="preserve">4</w:t>
+        </w:r>
+      </w:hyperlink>
+      <w:r>
+        <w:t xml:space="preserve"> </w:t>
+      </w:r>
+      <w:r>
+        <w:t xml:space="preserve">reports, for each calibrated detector, the</w:t>
+      </w:r>
+      <w:r>
+        <w:t xml:space="preserve"> </w:t>
+      </w:r>
+      <w:r>
+        <w:t xml:space="preserve">zero-order Spearman ρ, the linear partial ρ given loss, the non-linear (cubic-residual)</w:t>
+      </w:r>
+      <w:r>
+        <w:t xml:space="preserve"> </w:t>
+      </w:r>
+      <w:r>
+        <w:t xml:space="preserve">partial ρ with bootstrap CI, the FDR-corrected permutation q, and the mediation decomposition.</w:t>
+      </w:r>
+    </w:p>
+    <w:bookmarkStart w:id="52" w:name="tab:headline"/>
+    <w:p>
+      <w:pPr>
+        <w:pStyle w:val="TableCaption"/>
+      </w:pPr>
+      <w:r>
+        <w:t xml:space="preserve">Table IV. Headline: per-item contamination score vs. extraction (Spearman ρ), Pythia-160M,</w:t>
+      </w:r>
+      <w:r>
+        <w:t xml:space="preserve"> </w:t>
+      </w:r>
+      <w:r>
+        <w:t xml:space="preserve">N=300 members. The positive zero-order correlations collapse to ≈ 0 or significantly</w:t>
+      </w:r>
+      <w:r>
+        <w:t xml:space="preserve"> </w:t>
+      </w:r>
+      <w:r>
+        <w:rPr>
+          <w:iCs/>
+          <w:i/>
+        </w:rPr>
+        <w:t xml:space="preserve">negative</w:t>
+      </w:r>
+      <w:r>
+        <w:t xml:space="preserve"> </w:t>
+      </w:r>
+      <w:r>
+        <w:t xml:space="preserve">once loss is controlled, linearly, and under the non-linear cubic-residual control</w:t>
+      </w:r>
+      <w:r>
+        <w:t xml:space="preserve"> </w:t>
+      </w:r>
+      <w:r>
+        <w:t xml:space="preserve">(no positive signal revives, and deciles and the deduplicated arm agree). Mediation: the loss-mediated</w:t>
+      </w:r>
+      <w:r>
+        <w:t xml:space="preserve"> </w:t>
+      </w:r>
+      <w:r>
+        <w:rPr>
+          <w:iCs/>
+          <w:i/>
+        </w:rPr>
+        <w:t xml:space="preserve">indirect</w:t>
+      </w:r>
+      <w:r>
+        <w:t xml:space="preserve"> </w:t>
+      </w:r>
+      <w:r>
+        <w:t xml:space="preserve">effect is significantly positive for all three detectors while the</w:t>
+      </w:r>
+      <w:r>
+        <w:t xml:space="preserve"> </w:t>
+      </w:r>
+      <w:r>
+        <w:rPr>
+          <w:iCs/>
+          <w:i/>
+        </w:rPr>
+        <w:t xml:space="preserve">direct</w:t>
+      </w:r>
+      <w:r>
+        <w:t xml:space="preserve"> </w:t>
+      </w:r>
+      <w:r>
+        <w:t xml:space="preserve">effect is null (zlib) or negative (Min-K%, Min-K%++). We read this as a</w:t>
+      </w:r>
+      <w:r>
+        <w:t xml:space="preserve"> </w:t>
+      </w:r>
+      <w:r>
+        <w:rPr>
+          <w:iCs/>
+          <w:i/>
+        </w:rPr>
+        <w:t xml:space="preserve">descriptive</w:t>
+      </w:r>
+      <w:r>
+        <w:t xml:space="preserve"> </w:t>
+      </w:r>
+      <w:r>
+        <w:t xml:space="preserve">decomposition, not a causal mediation claim (see below): no calibrated detector adds positive signal</w:t>
+      </w:r>
+      <w:r>
+        <w:t xml:space="preserve"> </w:t>
+      </w:r>
+      <w:r>
+        <w:t xml:space="preserve">beyond loss.</w:t>
+      </w:r>
+    </w:p>
+    <w:tbl>
+      <w:tblPr>
+        <w:tblStyle w:val="Table"/>
+        <w:tblW w:type="dxa" w:w="9360"/>
+        <w:tblLayout w:type="fixed"/>
+        <w:tblLook w:firstRow="1" w:lastRow="0" w:firstColumn="0" w:lastColumn="0" w:noHBand="0" w:noVBand="0" w:val="0020"/>
+        <w:tblCaption w:val="Table IV. Headline: per-item contamination score vs. extraction (Spearman ρ), Pythia-160M, N=300 members. The positive zero-order correlations collapse to ≈ 0 or significantly negative once loss is controlled, linearly, and under the non-linear cubic-residual control (no positive signal revives, and deciles and the deduplicated arm agree). Mediation: the loss-mediated indirect effect is significantly positive for all three detectors while the direct effect is null (zlib) or negative (Min-K%, Min-K%++). We read this as a descriptive decomposition, not a causal mediation claim (see below): no calibrated detector adds positive signal beyond loss."/>
+      </w:tblPr>
+      <w:tblGrid>
+        <w:gridCol w:w="880"/>
+        <w:gridCol w:w="1101"/>
+        <w:gridCol w:w="1321"/>
+        <w:gridCol w:w="2422"/>
+        <w:gridCol w:w="620"/>
+        <w:gridCol w:w="3016"/>
+      </w:tblGrid>
+      <w:tblGrid/>
+      <w:tr>
+        <w:tc>
+          <w:tcPr>
+            <w:tcW w:type="dxa" w:w="880"/>
+          </w:tcPr>
+          <w:p>
+            <w:pPr>
+              <w:pStyle w:val="Compact"/>
+              <w:jc w:val="left"/>
+            </w:pPr>
+            <w:r>
+              <w:t xml:space="preserve">Detector</w:t>
+            </w:r>
+          </w:p>
+        </w:tc>
+        <w:tc>
+          <w:tcPr>
+            <w:tcW w:type="dxa" w:w="1101"/>
+          </w:tcPr>
+          <w:p>
+            <w:pPr>
+              <w:pStyle w:val="Compact"/>
+              <w:jc w:val="center"/>
+            </w:pPr>
+            <w:r>
+              <w:t xml:space="preserve">zero-order</w:t>
+            </w:r>
+          </w:p>
+        </w:tc>
+        <w:tc>
+          <w:tcPr>
+            <w:tcW w:type="dxa" w:w="1321"/>
+          </w:tcPr>
+          <w:p>
+            <w:pPr>
+              <w:pStyle w:val="Compact"/>
+              <w:jc w:val="center"/>
+            </w:pPr>
+            <w:r>
+              <w:t xml:space="preserve">partial|loss</w:t>
+            </w:r>
+          </w:p>
+        </w:tc>
+        <w:tc>
+          <w:tcPr>
+            <w:tcW w:type="dxa" w:w="2422"/>
+          </w:tcPr>
+          <w:p>
+            <w:pPr>
+              <w:pStyle w:val="Compact"/>
+              <w:jc w:val="center"/>
+            </w:pPr>
+            <w:r>
+              <w:t xml:space="preserve">cubic-resid. [95% CI]</w:t>
+            </w:r>
+          </w:p>
+        </w:tc>
+        <w:tc>
+          <w:tcPr>
+            <w:tcW w:type="dxa" w:w="620"/>
+          </w:tcPr>
+          <w:p>
+            <w:pPr>
+              <w:pStyle w:val="Compact"/>
+              <w:jc w:val="center"/>
+            </w:pPr>
+            <w:r>
+              <w:t xml:space="preserve">BH-q</w:t>
+            </w:r>
+          </w:p>
+        </w:tc>
+        <w:tc>
+          <w:tcPr>
+            <w:tcW w:type="dxa" w:w="3016"/>
+          </w:tcPr>
+          <w:p>
+            <w:pPr>
+              <w:pStyle w:val="Compact"/>
+              <w:jc w:val="center"/>
+            </w:pPr>
+            <w:r>
+              <w:t xml:space="preserve">mediation: direct | indirect</w:t>
+            </w:r>
+          </w:p>
+        </w:tc>
+      </w:tr>
+      <w:tr>
+        <w:tc>
+          <w:tcPr>
+            <w:tcW w:type="dxa" w:w="880"/>
+          </w:tcPr>
+          <w:p>
+            <w:pPr>
+              <w:pStyle w:val="Compact"/>
+              <w:jc w:val="left"/>
+            </w:pPr>
+            <w:r>
+              <w:t xml:space="preserve">LOSS</w:t>
+            </w:r>
+          </w:p>
+        </w:tc>
+        <w:tc>
+          <w:tcPr>
+            <w:tcW w:type="dxa" w:w="1101"/>
+          </w:tcPr>
+          <w:p>
+            <w:pPr>
+              <w:pStyle w:val="Compact"/>
+              <w:jc w:val="center"/>
+            </w:pPr>
+            <w:r>
+              <w:t xml:space="preserve">+0.275</w:t>
+            </w:r>
+          </w:p>
+        </w:tc>
+        <w:tc>
+          <w:tcPr>
+            <w:tcW w:type="dxa" w:w="1321"/>
+          </w:tcPr>
+          <w:p>
+            <w:pPr>
+              <w:pStyle w:val="Compact"/>
+              <w:jc w:val="center"/>
+            </w:pPr>
+            <w:r>
+              <w:t xml:space="preserve">n/a</w:t>
+            </w:r>
+          </w:p>
+        </w:tc>
+        <w:tc>
+          <w:tcPr>
+            <w:tcW w:type="dxa" w:w="2422"/>
+          </w:tcPr>
+          <w:p>
+            <w:pPr>
+              <w:pStyle w:val="Compact"/>
+              <w:jc w:val="center"/>
+            </w:pPr>
+            <w:r>
+              <w:t xml:space="preserve">n/a</w:t>
+            </w:r>
+          </w:p>
+        </w:tc>
+        <w:tc>
+          <w:tcPr>
+            <w:tcW w:type="dxa" w:w="620"/>
+          </w:tcPr>
+          <w:p>
+            <w:pPr>
+              <w:pStyle w:val="Compact"/>
+              <w:jc w:val="center"/>
+            </w:pPr>
+            <w:r>
+              <w:t xml:space="preserve">n/a</w:t>
+            </w:r>
+          </w:p>
+        </w:tc>
+        <w:tc>
+          <w:tcPr>
+            <w:tcW w:type="dxa" w:w="3016"/>
+          </w:tcPr>
+          <w:p>
+            <w:pPr>
+              <w:pStyle w:val="Compact"/>
+              <w:jc w:val="center"/>
+            </w:pPr>
+            <w:r>
+              <w:t xml:space="preserve">(mediator)</w:t>
+            </w:r>
+          </w:p>
+        </w:tc>
+      </w:tr>
+      <w:tr>
+        <w:tc>
+          <w:tcPr>
+            <w:tcW w:type="dxa" w:w="880"/>
+          </w:tcPr>
+          <w:p>
+            <w:pPr>
+              <w:pStyle w:val="Compact"/>
+              <w:jc w:val="left"/>
+            </w:pPr>
+            <w:r>
+              <w:t xml:space="preserve">Min-K%</w:t>
+            </w:r>
+          </w:p>
+        </w:tc>
+        <w:tc>
+          <w:tcPr>
+            <w:tcW w:type="dxa" w:w="1101"/>
+          </w:tcPr>
+          <w:p>
+            <w:pPr>
+              <w:pStyle w:val="Compact"/>
+              <w:jc w:val="center"/>
+            </w:pPr>
+            <w:r>
+              <w:t xml:space="preserve">+0.173</w:t>
+            </w:r>
+          </w:p>
+        </w:tc>
+        <w:tc>
+          <w:tcPr>
+            <w:tcW w:type="dxa" w:w="1321"/>
+          </w:tcPr>
+          <w:p>
+            <w:pPr>
+              <w:pStyle w:val="Compact"/>
+              <w:jc w:val="center"/>
+            </w:pPr>
+            <w:r>
+              <w:t xml:space="preserve">-0.178</w:t>
+            </w:r>
+          </w:p>
+        </w:tc>
+        <w:tc>
+          <w:tcPr>
+            <w:tcW w:type="dxa" w:w="2422"/>
+          </w:tcPr>
+          <w:p>
+            <w:pPr>
+              <w:pStyle w:val="Compact"/>
+              <w:jc w:val="center"/>
+            </w:pPr>
+            <w:r>
+              <w:t xml:space="preserve">-0.110 [-0.234,-0.002]</w:t>
+            </w:r>
+          </w:p>
+        </w:tc>
+        <w:tc>
+          <w:tcPr>
+            <w:tcW w:type="dxa" w:w="620"/>
+          </w:tcPr>
+          <w:p>
+            <w:pPr>
+              <w:pStyle w:val="Compact"/>
+              <w:jc w:val="center"/>
+            </w:pPr>
+            <w:r>
+              <w:t xml:space="preserve">0.058</w:t>
+            </w:r>
+          </w:p>
+        </w:tc>
+        <w:tc>
+          <w:tcPr>
+            <w:tcW w:type="dxa" w:w="3016"/>
+          </w:tcPr>
+          <w:p>
+            <w:pPr>
+              <w:pStyle w:val="Compact"/>
+              <w:jc w:val="center"/>
+            </w:pPr>
+            <w:r>
+              <w:t xml:space="preserve">-0.394 | +0.567</w:t>
+            </w:r>
+          </w:p>
+        </w:tc>
+      </w:tr>
+      <w:tr>
+        <w:tc>
+          <w:tcPr>
+            <w:tcW w:type="dxa" w:w="880"/>
+          </w:tcPr>
+          <w:p>
+            <w:pPr>
+              <w:pStyle w:val="Compact"/>
+              <w:jc w:val="left"/>
+            </w:pPr>
+            <w:r>
+              <w:t xml:space="preserve">Min-K%++</w:t>
+            </w:r>
+          </w:p>
+        </w:tc>
+        <w:tc>
+          <w:tcPr>
+            <w:tcW w:type="dxa" w:w="1101"/>
+          </w:tcPr>
+          <w:p>
+            <w:pPr>
+              <w:pStyle w:val="Compact"/>
+              <w:jc w:val="center"/>
+            </w:pPr>
+            <w:r>
+              <w:t xml:space="preserve">+0.108</w:t>
+            </w:r>
+          </w:p>
+        </w:tc>
+        <w:tc>
+          <w:tcPr>
+            <w:tcW w:type="dxa" w:w="1321"/>
+          </w:tcPr>
+          <w:p>
+            <w:pPr>
+              <w:pStyle w:val="Compact"/>
+              <w:jc w:val="center"/>
+            </w:pPr>
+            <w:r>
+              <w:t xml:space="preserve">-0.148</w:t>
+            </w:r>
+          </w:p>
+        </w:tc>
+        <w:tc>
+          <w:tcPr>
+            <w:tcW w:type="dxa" w:w="2422"/>
+          </w:tcPr>
+          <w:p>
+            <w:pPr>
+              <w:pStyle w:val="Compact"/>
+              <w:jc w:val="center"/>
+            </w:pPr>
+            <w:r>
+              <w:t xml:space="preserve">-0.160 [-0.287,-0.041]</w:t>
+            </w:r>
+          </w:p>
+        </w:tc>
+        <w:tc>
+          <w:tcPr>
+            <w:tcW w:type="dxa" w:w="620"/>
+          </w:tcPr>
+          <w:p>
+            <w:pPr>
+              <w:pStyle w:val="Compact"/>
+              <w:jc w:val="center"/>
+            </w:pPr>
+            <w:r>
+              <w:t xml:space="preserve">0.015</w:t>
+            </w:r>
+          </w:p>
+        </w:tc>
+        <w:tc>
+          <w:tcPr>
+            <w:tcW w:type="dxa" w:w="3016"/>
+          </w:tcPr>
+          <w:p>
+            <w:pPr>
+              <w:pStyle w:val="Compact"/>
+              <w:jc w:val="center"/>
+            </w:pPr>
+            <w:r>
+              <w:t xml:space="preserve">-0.213 | +0.321</w:t>
+            </w:r>
+          </w:p>
+        </w:tc>
+      </w:tr>
+      <w:tr>
+        <w:tc>
+          <w:tcPr>
+            <w:tcW w:type="dxa" w:w="880"/>
+          </w:tcPr>
+          <w:p>
+            <w:pPr>
+              <w:pStyle w:val="Compact"/>
+              <w:jc w:val="left"/>
+            </w:pPr>
+            <w:r>
+              <w:t xml:space="preserve">zlib</w:t>
+            </w:r>
+          </w:p>
+        </w:tc>
+        <w:tc>
+          <w:tcPr>
+            <w:tcW w:type="dxa" w:w="1101"/>
+          </w:tcPr>
+          <w:p>
+            <w:pPr>
+              <w:pStyle w:val="Compact"/>
+              <w:jc w:val="center"/>
+            </w:pPr>
+            <w:r>
+              <w:t xml:space="preserve">+0.177</w:t>
+            </w:r>
+          </w:p>
+        </w:tc>
+        <w:tc>
+          <w:tcPr>
+            <w:tcW w:type="dxa" w:w="1321"/>
+          </w:tcPr>
+          <w:p>
+            <w:pPr>
+              <w:pStyle w:val="Compact"/>
+              <w:jc w:val="center"/>
+            </w:pPr>
+            <w:r>
+              <w:t xml:space="preserve">-0.042</w:t>
+            </w:r>
+          </w:p>
+        </w:tc>
+        <w:tc>
+          <w:tcPr>
+            <w:tcW w:type="dxa" w:w="2422"/>
+          </w:tcPr>
+          <w:p>
+            <w:pPr>
+              <w:pStyle w:val="Compact"/>
+              <w:jc w:val="center"/>
+            </w:pPr>
+            <w:r>
+              <w:t xml:space="preserve">-0.052 [-0.165,+0.068]</w:t>
+            </w:r>
+          </w:p>
+        </w:tc>
+        <w:tc>
+          <w:tcPr>
+            <w:tcW w:type="dxa" w:w="620"/>
+          </w:tcPr>
+          <w:p>
+            <w:pPr>
+              <w:pStyle w:val="Compact"/>
+              <w:jc w:val="center"/>
+            </w:pPr>
+            <w:r>
+              <w:t xml:space="preserve">0.331</w:t>
+            </w:r>
+          </w:p>
+        </w:tc>
+        <w:tc>
+          <w:tcPr>
+            <w:tcW w:type="dxa" w:w="3016"/>
+          </w:tcPr>
+          <w:p>
+            <w:pPr>
+              <w:pStyle w:val="Compact"/>
+              <w:jc w:val="center"/>
+            </w:pPr>
+            <w:r>
+              <w:t xml:space="preserve">-0.061 | +0.238</w:t>
+            </w:r>
+          </w:p>
+        </w:tc>
+      </w:tr>
+    </w:tbl>
+    <w:bookmarkEnd w:id="52"/>
+    <w:bookmarkStart w:id="53" w:name="X176aad32584be7627f10da115d8745c97b156d6"/>
+    <w:p>
+      <w:pPr>
+        <w:pStyle w:val="Heading4"/>
+      </w:pPr>
+      <w:r>
+        <w:t xml:space="preserve">Collinearity caveat (why we do not over-read the negative partials).</w:t>
+      </w:r>
+    </w:p>
+    <w:p>
+      <w:pPr>
+        <w:pStyle w:val="FirstParagraph"/>
+      </w:pPr>
+      <w:r>
+        <w:t xml:space="preserve">The calibrated</w:t>
+      </w:r>
+      <w:r>
+        <w:t xml:space="preserve"> </w:t>
+      </w:r>
+      <w:r>
+        <w:t xml:space="preserve">detectors are deterministic transforms of the same per-token log-probabilities as loss, and are</w:t>
+      </w:r>
+      <w:r>
+        <w:t xml:space="preserve"> </w:t>
+      </w:r>
+      <w:r>
+        <w:t xml:space="preserve">empirically collinear with it: Spearman ρ(loss,·)=0.90 (Min-K%), 0.74 (Min-K%++),</w:t>
+      </w:r>
+      <w:r>
+        <w:t xml:space="preserve"> </w:t>
+      </w:r>
+      <w:r>
+        <w:t xml:space="preserve">0.74 (zlib), with variance-inflation factors 6.2, 2.6, 2.4. The strongest negative partial</w:t>
+      </w:r>
+      <w:r>
+        <w:t xml:space="preserve"> </w:t>
+      </w:r>
+      <w:r>
+        <w:t xml:space="preserve">(Min-K%, the most loss-collinear detector at VIF 6.2) is therefore consistent with a</w:t>
+      </w:r>
+      <w:r>
+        <w:t xml:space="preserve"> </w:t>
+      </w:r>
+      <w:r>
+        <w:rPr>
+          <w:iCs/>
+          <w:i/>
+        </w:rPr>
+        <w:t xml:space="preserve">suppression artifact</w:t>
+      </w:r>
+      <w:r>
+        <w:t xml:space="preserve"> </w:t>
+      </w:r>
+      <w:r>
+        <w:t xml:space="preserve">of near-collinearity rather than substantive inverse prediction. We do</w:t>
+      </w:r>
+      <w:r>
+        <w:t xml:space="preserve"> </w:t>
+      </w:r>
+      <w:r>
+        <w:t xml:space="preserve">not claim the calibrated detectors</w:t>
+      </w:r>
+      <w:r>
+        <w:t xml:space="preserve"> </w:t>
+      </w:r>
+      <w:r>
+        <w:rPr>
+          <w:iCs/>
+          <w:i/>
+        </w:rPr>
+        <w:t xml:space="preserve">negatively</w:t>
+      </w:r>
+      <w:r>
+        <w:t xml:space="preserve"> </w:t>
+      </w:r>
+      <w:r>
+        <w:t xml:space="preserve">predict leakage. The defensible, conservative</w:t>
+      </w:r>
+      <w:r>
+        <w:t xml:space="preserve"> </w:t>
+      </w:r>
+      <w:r>
+        <w:t xml:space="preserve">statement is that they carry</w:t>
+      </w:r>
+      <w:r>
+        <w:t xml:space="preserve"> </w:t>
+      </w:r>
+      <w:r>
+        <w:rPr>
+          <w:iCs/>
+          <w:i/>
+        </w:rPr>
+        <w:t xml:space="preserve">no positive</w:t>
+      </w:r>
+      <w:r>
+        <w:t xml:space="preserve"> </w:t>
+      </w:r>
+      <w:r>
+        <w:t xml:space="preserve">leakage signal independent of loss. Min-K%++ and</w:t>
+      </w:r>
+      <w:r>
+        <w:t xml:space="preserve"> </w:t>
+      </w:r>
+      <w:r>
+        <w:t xml:space="preserve">zlib have only moderate collinearity (VIF &lt;3), so their null/near-null residuals are less</w:t>
+      </w:r>
+      <w:r>
+        <w:t xml:space="preserve"> </w:t>
+      </w:r>
+      <w:r>
+        <w:t xml:space="preserve">attributable to collinearity.</w:t>
+      </w:r>
+    </w:p>
+    <w:p>
+      <w:pPr>
+        <w:pStyle w:val="BodyText"/>
+      </w:pPr>
+      <w:r>
+        <w:t xml:space="preserve">The pre-registered decision rule asked whether any calibrated detector predicts leakage</w:t>
+      </w:r>
+      <w:r>
+        <w:t xml:space="preserve"> </w:t>
+      </w:r>
+      <w:r>
+        <w:rPr>
+          <w:iCs/>
+          <w:i/>
+        </w:rPr>
+        <w:t xml:space="preserve">beyond</w:t>
+      </w:r>
+      <w:r>
+        <w:t xml:space="preserve"> </w:t>
+      </w:r>
+      <w:r>
+        <w:t xml:space="preserve">loss (a positive partial ρ, CI excluding zero, FDR-significant). None does, under</w:t>
+      </w:r>
+      <w:r>
+        <w:t xml:space="preserve"> </w:t>
+      </w:r>
+      <w:r>
+        <w:t xml:space="preserve">the linear or the non-linear control.</w:t>
+      </w:r>
+      <w:r>
+        <w:t xml:space="preserve"> </w:t>
+      </w:r>
+      <w:r>
+        <w:rPr>
+          <w:bCs/>
+          <w:b/>
+        </w:rPr>
+        <w:t xml:space="preserve">Power note:</w:t>
+      </w:r>
+      <w:r>
+        <w:t xml:space="preserve"> </w:t>
+      </w:r>
+      <w:r>
+        <w:t xml:space="preserve">with N=300 and a near-degenerate</w:t>
+      </w:r>
+      <w:r>
+        <w:t xml:space="preserve"> </w:t>
+      </w:r>
+      <w:r>
+        <w:t xml:space="preserve">outcome (3/300 fully extracted), this is evidence of</w:t>
+      </w:r>
+      <w:r>
+        <w:t xml:space="preserve"> </w:t>
+      </w:r>
+      <w:r>
+        <w:rPr>
+          <w:iCs/>
+          <w:i/>
+        </w:rPr>
+        <w:t xml:space="preserve">no positive independent signal of</w:t>
+      </w:r>
+      <w:r>
+        <w:rPr>
+          <w:iCs/>
+          <w:i/>
+        </w:rPr>
+        <w:t xml:space="preserve"> </w:t>
+      </w:r>
+      <w:r>
+        <w:rPr>
+          <w:iCs/>
+          <w:i/>
+        </w:rPr>
+        <w:t xml:space="preserve">appreciable size</w:t>
+      </w:r>
+      <w:r>
+        <w:t xml:space="preserve">, not proof of an exact null. The analysis is well-powered only for moderate-to-large</w:t>
+      </w:r>
+      <w:r>
+        <w:t xml:space="preserve"> </w:t>
+      </w:r>
+      <w:r>
+        <w:t xml:space="preserve">positive residuals, and a small positive effect at scale is not excluded (hence the GPU replication).</w:t>
+      </w:r>
+      <w:r>
+        <w:t xml:space="preserve"> </w:t>
+      </w:r>
+      <w:r>
+        <w:t xml:space="preserve">The per-domain breakdown (ledger) shows the loss↔extraction link is heterogeneous and</w:t>
+      </w:r>
+      <w:r>
+        <w:t xml:space="preserve"> </w:t>
+      </w:r>
+      <w:r>
+        <w:t xml:space="preserve">sign-flipping across domains, strongest in templated/structured domains (GitHub, StackExchange),</w:t>
+      </w:r>
+      <w:r>
+        <w:t xml:space="preserve"> </w:t>
+      </w:r>
+      <w:r>
+        <w:t xml:space="preserve">reversed in some prose domains (PubMed Abstracts), so the pooled ρ is a domain-mixture, not a</w:t>
+      </w:r>
+      <w:r>
+        <w:t xml:space="preserve"> </w:t>
+      </w:r>
+      <w:r>
+        <w:t xml:space="preserve">uniform effect.</w:t>
+      </w:r>
+    </w:p>
+    <w:bookmarkEnd w:id="53"/>
     <w:bookmarkEnd w:id="54"/>
+    <w:bookmarkStart w:id="55" w:name="sec:res-extraction"/>
+    <w:p>
+      <w:pPr>
+        <w:pStyle w:val="Heading2"/>
+      </w:pPr>
+      <w:r>
+        <w:t xml:space="preserve">C. Extraction and PII at this scale</w:t>
+      </w:r>
+    </w:p>
+    <w:p>
+      <w:pPr>
+        <w:pStyle w:val="FirstParagraph"/>
+      </w:pPr>
+      <w:r>
+        <w:t xml:space="preserve">Extractable memorization is rare at 160M: 3/300 members are fully extractable (exact-match</w:t>
+      </w:r>
+      <w:r>
+        <w:t xml:space="preserve"> </w:t>
+      </w:r>
+      <w:r>
+        <w:t xml:space="preserve">extraction rate 0.010, mean fractional extraction 0.037), the fully-extracted items being</w:t>
+      </w:r>
+      <w:r>
+        <w:t xml:space="preserve"> </w:t>
+      </w:r>
+      <w:r>
+        <w:t xml:space="preserve">templated boilerplate. On the Enron-Emails-in-Pile subset we measured</w:t>
+      </w:r>
+      <w:r>
+        <w:t xml:space="preserve"> </w:t>
+      </w:r>
+      <w:r>
+        <w:rPr>
+          <w:iCs/>
+          <w:i/>
+        </w:rPr>
+        <w:t xml:space="preserve">zero</w:t>
+      </w:r>
+      <w:r>
+        <w:t xml:space="preserve"> </w:t>
+      </w:r>
+      <w:r>
+        <w:t xml:space="preserve">verbatim PII</w:t>
+      </w:r>
+      <w:r>
+        <w:t xml:space="preserve"> </w:t>
+      </w:r>
+      <w:r>
+        <w:t xml:space="preserve">leakage (8/36 documents contained PII in the held suffix, none were regurgitated). We report the</w:t>
+      </w:r>
+      <w:r>
+        <w:t xml:space="preserve"> </w:t>
+      </w:r>
+      <w:r>
+        <w:t xml:space="preserve">PII result as a null at this scale and make no PII-exposure claim. Both quantities are expected to</w:t>
+      </w:r>
+      <w:r>
+        <w:t xml:space="preserve"> </w:t>
+      </w:r>
+      <w:r>
+        <w:t xml:space="preserve">grow with model scale.</w:t>
+      </w:r>
+    </w:p>
     <w:bookmarkEnd w:id="55"/>
+    <w:bookmarkStart w:id="57" w:name="sec:res-matrix"/>
+    <w:p>
+      <w:pPr>
+        <w:pStyle w:val="Heading2"/>
+      </w:pPr>
+      <w:r>
+        <w:t xml:space="preserve">D. Benchmark contamination (model-free n-gram + permutation test)</w:t>
+      </w:r>
+    </w:p>
+    <w:p>
+      <w:pPr>
+        <w:pStyle w:val="FirstParagraph"/>
+      </w:pPr>
+      <w:r>
+        <w:t xml:space="preserve">We complement the per-item analysis with two benchmark-level contamination tests</w:t>
+      </w:r>
+      <w:r>
+        <w:t xml:space="preserve"> </w:t>
+      </w:r>
+      <w:r>
+        <w:t xml:space="preserve">(Table </w:t>
+      </w:r>
+      <w:hyperlink w:anchor="tab:matrix">
+        <w:r>
+          <w:rPr>
+            <w:rStyle w:val="Hyperlink"/>
+          </w:rPr>
+          <w:t xml:space="preserve">5</w:t>
+        </w:r>
+      </w:hyperlink>
+      <w:r>
+        <w:t xml:space="preserve">). The model-free n-gram overlap against a public</w:t>
+      </w:r>
+      <w:r>
+        <w:t xml:space="preserve"> </w:t>
+      </w:r>
+      <w:r>
+        <w:rPr>
+          <w:iCs/>
+          <w:i/>
+        </w:rPr>
+        <w:t xml:space="preserve">sample</w:t>
+      </w:r>
+      <w:r>
+        <w:t xml:space="preserve"> </w:t>
+      </w:r>
+      <w:r>
+        <w:t xml:space="preserve">of the Pile</w:t>
+      </w:r>
+      <w:r>
+        <w:t xml:space="preserve"> </w:t>
+      </w:r>
+      <w:r>
+        <w:t xml:space="preserve">(10k documents) is a scale-invariant method but, with a sampled reference, yields only a loose</w:t>
+      </w:r>
+      <w:r>
+        <w:t xml:space="preserve"> </w:t>
+      </w:r>
+      <w:r>
+        <w:rPr>
+          <w:iCs/>
+          <w:i/>
+        </w:rPr>
+        <w:t xml:space="preserve">lower bound</w:t>
+      </w:r>
+      <w:r>
+        <w:t xml:space="preserve">: overlap is near-zero for MMLU (0.2% at 13-grams), GSM8K (0%), and</w:t>
+      </w:r>
+      <w:r>
+        <w:t xml:space="preserve"> </w:t>
+      </w:r>
+      <w:r>
+        <w:t xml:space="preserve">HumanEval (0% at 13-grams), which certifies overlap is</w:t>
+      </w:r>
+      <w:r>
+        <w:t xml:space="preserve"> </w:t>
+      </w:r>
+      <w:r>
+        <w:rPr>
+          <w:iCs/>
+          <w:i/>
+        </w:rPr>
+        <w:t xml:space="preserve">at least</w:t>
+      </w:r>
+      <w:r>
+        <w:t xml:space="preserve"> </w:t>
+      </w:r>
+      <w:r>
+        <w:t xml:space="preserve">this small and is</w:t>
+      </w:r>
+      <w:r>
+        <w:t xml:space="preserve"> </w:t>
+      </w:r>
+      <w:r>
+        <w:t xml:space="preserve">uninformative about true contamination, a full-Pile index (infrastructure-, not GPU-, gated) is</w:t>
+      </w:r>
+      <w:r>
+        <w:t xml:space="preserve"> </w:t>
+      </w:r>
+      <w:r>
+        <w:t xml:space="preserve">required for a real rate. The Oren permutation/exchangeability test </w:t>
+      </w:r>
+      <w:r>
+        <w:t xml:space="preserve">(Oren et al., 2024)</w:t>
+      </w:r>
+      <w:r>
+        <w:t xml:space="preserve"> </w:t>
+      </w:r>
+      <w:r>
+        <w:t xml:space="preserve">at 160M</w:t>
+      </w:r>
+      <w:r>
+        <w:t xml:space="preserve"> </w:t>
+      </w:r>
+      <w:r>
+        <w:t xml:space="preserve">finds the canonical ordering favoured beyond chance for MMLU (p=0.001) and GSM8K (p=0.013) but</w:t>
+      </w:r>
+      <w:r>
+        <w:t xml:space="preserve"> </w:t>
+      </w:r>
+      <w:r>
+        <w:t xml:space="preserve">not HumanEval (p=0.875). We draw</w:t>
+      </w:r>
+      <w:r>
+        <w:t xml:space="preserve"> </w:t>
+      </w:r>
+      <w:r>
+        <w:rPr>
+          <w:iCs/>
+          <w:i/>
+        </w:rPr>
+        <w:t xml:space="preserve">no</w:t>
+      </w:r>
+      <w:r>
+        <w:t xml:space="preserve"> </w:t>
+      </w:r>
+      <w:r>
+        <w:t xml:space="preserve">contamination conclusion from this, as the test is</w:t>
+      </w:r>
+      <w:r>
+        <w:t xml:space="preserve"> </w:t>
+      </w:r>
+      <w:r>
+        <w:t xml:space="preserve">membership-based, run at sanity scale (small k, smallest model), and subject to a fluency/orientation</w:t>
+      </w:r>
+      <w:r>
+        <w:t xml:space="preserve"> </w:t>
+      </w:r>
+      <w:r>
+        <w:t xml:space="preserve">artifact, it is flagged GPU-gated and requires a fluency-control baseline before any claim.</w:t>
+      </w:r>
+    </w:p>
+    <w:bookmarkStart w:id="56" w:name="tab:matrix"/>
+    <w:p>
+      <w:pPr>
+        <w:pStyle w:val="TableCaption"/>
+      </w:pPr>
+      <w:r>
+        <w:t xml:space="preserve">Table V. Benchmark-level contamination at small scale. n-gram cells are a</w:t>
+      </w:r>
+      <w:r>
+        <w:t xml:space="preserve"> </w:t>
+      </w:r>
+      <w:r>
+        <w:rPr>
+          <w:iCs/>
+          <w:i/>
+        </w:rPr>
+        <w:t xml:space="preserve">lower bound</w:t>
+      </w:r>
+      <w:r>
+        <w:t xml:space="preserve"> </w:t>
+      </w:r>
+      <w:r>
+        <w:t xml:space="preserve">against a 10k Pile sample (method scale-invariant, reference under-powered). Oren p-values are</w:t>
+      </w:r>
+      <w:r>
+        <w:t xml:space="preserve"> </w:t>
+      </w:r>
+      <w:r>
+        <w:t xml:space="preserve">sanity-scale at 160M and GPU-gated (no contamination conclusion drawn). See</w:t>
+      </w:r>
+      <w:r>
+        <w:t xml:space="preserve"> </w:t>
+      </w:r>
+      <w:r>
+        <w:rPr>
+          <w:rStyle w:val="VerbatimChar"/>
+        </w:rPr>
+        <w:t xml:space="preserve">docs/contamination_matrix.md</w:t>
+      </w:r>
+      <w:r>
+        <w:t xml:space="preserve">.</w:t>
+      </w:r>
+    </w:p>
+    <w:tbl>
+      <w:tblPr>
+        <w:tblStyle w:val="Table"/>
+        <w:tblW w:type="dxa" w:w="9360"/>
+        <w:tblLayout w:type="fixed"/>
+        <w:tblLook w:firstRow="1" w:lastRow="0" w:firstColumn="0" w:lastColumn="0" w:noHBand="0" w:noVBand="0" w:val="0020"/>
+        <w:tblCaption w:val="Table V. Benchmark-level contamination at small scale. n-gram cells are a lower bound against a 10k Pile sample (method scale-invariant, reference under-powered). Oren p-values are sanity-scale at 160M and GPU-gated (no contamination conclusion drawn). See docs/contamination_matrix.md."/>
+      </w:tblPr>
+      <w:tblGrid>
+        <w:gridCol w:w="1153"/>
+        <w:gridCol w:w="3718"/>
+        <w:gridCol w:w="1795"/>
+        <w:gridCol w:w="2694"/>
+      </w:tblGrid>
+      <w:tblGrid/>
+      <w:tr>
+        <w:tc>
+          <w:tcPr>
+            <w:tcW w:type="dxa" w:w="1153"/>
+          </w:tcPr>
+          <w:p>
+            <w:pPr>
+              <w:pStyle w:val="Compact"/>
+              <w:jc w:val="left"/>
+            </w:pPr>
+            <w:r>
+              <w:t xml:space="preserve">Benchmark</w:t>
+            </w:r>
+          </w:p>
+        </w:tc>
+        <w:tc>
+          <w:tcPr>
+            <w:tcW w:type="dxa" w:w="3718"/>
+          </w:tcPr>
+          <w:p>
+            <w:pPr>
+              <w:pStyle w:val="Compact"/>
+              <w:jc w:val="center"/>
+            </w:pPr>
+            <w:r>
+              <w:t xml:space="preserve">13-gram overlap (lower bound)</w:t>
+            </w:r>
+          </w:p>
+        </w:tc>
+        <w:tc>
+          <w:tcPr>
+            <w:tcW w:type="dxa" w:w="1795"/>
+          </w:tcPr>
+          <w:p>
+            <w:pPr>
+              <w:pStyle w:val="Compact"/>
+              <w:jc w:val="center"/>
+            </w:pPr>
+            <w:r>
+              <w:t xml:space="preserve">8-gram overlap</w:t>
+            </w:r>
+          </w:p>
+        </w:tc>
+        <w:tc>
+          <w:tcPr>
+            <w:tcW w:type="dxa" w:w="2694"/>
+          </w:tcPr>
+          <w:p>
+            <w:pPr>
+              <w:pStyle w:val="Compact"/>
+              <w:jc w:val="center"/>
+            </w:pPr>
+            <w:r>
+              <w:t xml:space="preserve">Oren p (160M, sanity)</w:t>
+            </w:r>
+          </w:p>
+        </w:tc>
+      </w:tr>
+      <w:tr>
+        <w:tc>
+          <w:tcPr>
+            <w:tcW w:type="dxa" w:w="1153"/>
+          </w:tcPr>
+          <w:p>
+            <w:pPr>
+              <w:pStyle w:val="Compact"/>
+              <w:jc w:val="left"/>
+            </w:pPr>
+            <w:r>
+              <w:t xml:space="preserve">MMLU</w:t>
+            </w:r>
+          </w:p>
+        </w:tc>
+        <w:tc>
+          <w:tcPr>
+            <w:tcW w:type="dxa" w:w="3718"/>
+          </w:tcPr>
+          <w:p>
+            <w:pPr>
+              <w:pStyle w:val="Compact"/>
+              <w:jc w:val="center"/>
+            </w:pPr>
+            <w:r>
+              <w:t xml:space="preserve">0.2%</w:t>
+            </w:r>
+          </w:p>
+        </w:tc>
+        <w:tc>
+          <w:tcPr>
+            <w:tcW w:type="dxa" w:w="1795"/>
+          </w:tcPr>
+          <w:p>
+            <w:pPr>
+              <w:pStyle w:val="Compact"/>
+              <w:jc w:val="center"/>
+            </w:pPr>
+            <w:r>
+              <w:t xml:space="preserve">0.8%</w:t>
+            </w:r>
+          </w:p>
+        </w:tc>
+        <w:tc>
+          <w:tcPr>
+            <w:tcW w:type="dxa" w:w="2694"/>
+          </w:tcPr>
+          <w:p>
+            <w:pPr>
+              <w:pStyle w:val="Compact"/>
+              <w:jc w:val="center"/>
+            </w:pPr>
+            <w:r>
+              <w:t xml:space="preserve">0.001</w:t>
+            </w:r>
+          </w:p>
+        </w:tc>
+      </w:tr>
+      <w:tr>
+        <w:tc>
+          <w:tcPr>
+            <w:tcW w:type="dxa" w:w="1153"/>
+          </w:tcPr>
+          <w:p>
+            <w:pPr>
+              <w:pStyle w:val="Compact"/>
+              <w:jc w:val="left"/>
+            </w:pPr>
+            <w:r>
+              <w:t xml:space="preserve">GSM8K</w:t>
+            </w:r>
+          </w:p>
+        </w:tc>
+        <w:tc>
+          <w:tcPr>
+            <w:tcW w:type="dxa" w:w="3718"/>
+          </w:tcPr>
+          <w:p>
+            <w:pPr>
+              <w:pStyle w:val="Compact"/>
+              <w:jc w:val="center"/>
+            </w:pPr>
+            <w:r>
+              <w:t xml:space="preserve">0.0%</w:t>
+            </w:r>
+          </w:p>
+        </w:tc>
+        <w:tc>
+          <w:tcPr>
+            <w:tcW w:type="dxa" w:w="1795"/>
+          </w:tcPr>
+          <w:p>
+            <w:pPr>
+              <w:pStyle w:val="Compact"/>
+              <w:jc w:val="center"/>
+            </w:pPr>
+            <w:r>
+              <w:t xml:space="preserve">0.0%</w:t>
+            </w:r>
+          </w:p>
+        </w:tc>
+        <w:tc>
+          <w:tcPr>
+            <w:tcW w:type="dxa" w:w="2694"/>
+          </w:tcPr>
+          <w:p>
+            <w:pPr>
+              <w:pStyle w:val="Compact"/>
+              <w:jc w:val="center"/>
+            </w:pPr>
+            <w:r>
+              <w:t xml:space="preserve">0.013</w:t>
+            </w:r>
+          </w:p>
+        </w:tc>
+      </w:tr>
+      <w:tr>
+        <w:tc>
+          <w:tcPr>
+            <w:tcW w:type="dxa" w:w="1153"/>
+          </w:tcPr>
+          <w:p>
+            <w:pPr>
+              <w:pStyle w:val="Compact"/>
+              <w:jc w:val="left"/>
+            </w:pPr>
+            <w:r>
+              <w:t xml:space="preserve">HumanEval</w:t>
+            </w:r>
+          </w:p>
+        </w:tc>
+        <w:tc>
+          <w:tcPr>
+            <w:tcW w:type="dxa" w:w="3718"/>
+          </w:tcPr>
+          <w:p>
+            <w:pPr>
+              <w:pStyle w:val="Compact"/>
+              <w:jc w:val="center"/>
+            </w:pPr>
+            <w:r>
+              <w:t xml:space="preserve">0.0%</w:t>
+            </w:r>
+          </w:p>
+        </w:tc>
+        <w:tc>
+          <w:tcPr>
+            <w:tcW w:type="dxa" w:w="1795"/>
+          </w:tcPr>
+          <w:p>
+            <w:pPr>
+              <w:pStyle w:val="Compact"/>
+              <w:jc w:val="center"/>
+            </w:pPr>
+            <w:r>
+              <w:t xml:space="preserve">1.8%</w:t>
+            </w:r>
+          </w:p>
+        </w:tc>
+        <w:tc>
+          <w:tcPr>
+            <w:tcW w:type="dxa" w:w="2694"/>
+          </w:tcPr>
+          <w:p>
+            <w:pPr>
+              <w:pStyle w:val="Compact"/>
+              <w:jc w:val="center"/>
+            </w:pPr>
+            <w:r>
+              <w:t xml:space="preserve">0.875</w:t>
+            </w:r>
+          </w:p>
+        </w:tc>
+      </w:tr>
+    </w:tbl>
     <w:bookmarkEnd w:id="56"/>
-    <w:bookmarkStart w:id="61" w:name="sec:discussion"/>
+    <w:bookmarkEnd w:id="57"/>
+    <w:bookmarkEnd w:id="58"/>
+    <w:bookmarkStart w:id="63" w:name="sec:discussion"/>
     <w:p>
       <w:pPr>
         <w:pStyle w:val="Heading1"/>
       </w:pPr>
       <w:r>
-        <w:t xml:space="preserve">Discussion</w:t>
-      </w:r>
-    </w:p>
-    <w:bookmarkStart w:id="57" w:name="Xf21d3bd2f6c5b14d325db455d6cba3bfdbf75ce"/>
+        <w:t xml:space="preserve">VII. Discussion</w:t>
+      </w:r>
+    </w:p>
+    <w:bookmarkStart w:id="59" w:name="Xf21d3bd2f6c5b14d325db455d6cba3bfdbf75ce"/>
     <w:p>
       <w:pPr>
         <w:pStyle w:val="Heading4"/>
@@ -9352,29 +8525,7 @@
         <w:t xml:space="preserve"> </w:t>
       </w:r>
       <w:r>
-        <w:t xml:space="preserve">transforms of loss (Spearman up to</w:t>
-      </w:r>
-      <w:r>
-        <w:t xml:space="preserve"> </w:t>
-      </w:r>
-      <m:oMath>
-        <m:r>
-          <m:t>0.90</m:t>
-        </m:r>
-      </m:oMath>
-      <w:r>
-        <w:t xml:space="preserve">; VIF up to</w:t>
-      </w:r>
-      <w:r>
-        <w:t xml:space="preserve"> </w:t>
-      </w:r>
-      <m:oMath>
-        <m:r>
-          <m:t>6.2</m:t>
-        </m:r>
-      </m:oMath>
-      <w:r>
-        <w:t xml:space="preserve">), so a negative direct/partial term is</w:t>
+        <w:t xml:space="preserve">transforms of loss (Spearman up to 0.90, VIF up to 6.2), so a negative direct/partial term is</w:t>
       </w:r>
       <w:r>
         <w:t xml:space="preserve"> </w:t>
@@ -9433,8 +8584,8 @@
         <w:t xml:space="preserve">This is the sense in which membership detection and leakage prediction are different tasks.</w:t>
       </w:r>
     </w:p>
-    <w:bookmarkEnd w:id="57"/>
-    <w:bookmarkStart w:id="58" w:name="Xe612fa5789f7b40e9c0fd1216d49f88c11cf6e4"/>
+    <w:bookmarkEnd w:id="59"/>
+    <w:bookmarkStart w:id="60" w:name="Xe612fa5789f7b40e9c0fd1216d49f88c11cf6e4"/>
     <w:p>
       <w:pPr>
         <w:pStyle w:val="Heading4"/>
@@ -9500,7 +8651,7 @@
         <w:t xml:space="preserve"> </w:t>
       </w:r>
       <w:r>
-        <w:t xml:space="preserve">membership, not about leakage risk. This reframing is the contribution; the detectors themselves are</w:t>
+        <w:t xml:space="preserve">membership, not about leakage risk. This reframing is the contribution. The detectors themselves are</w:t>
       </w:r>
       <w:r>
         <w:t xml:space="preserve"> </w:t>
@@ -9509,8 +8660,8 @@
         <w:t xml:space="preserve">prior work.</w:t>
       </w:r>
     </w:p>
-    <w:bookmarkEnd w:id="58"/>
-    <w:bookmarkStart w:id="59" w:name="relation-to-concurrent-work."/>
+    <w:bookmarkEnd w:id="60"/>
+    <w:bookmarkStart w:id="61" w:name="relation-to-concurrent-work."/>
     <w:p>
       <w:pPr>
         <w:pStyle w:val="Heading4"/>
@@ -9652,11 +8803,11 @@
         <w:t xml:space="preserve"> </w:t>
       </w:r>
       <w:r>
-        <w:t xml:space="preserve">accounted for; our result is the extraction-outcome analogue.</w:t>
-      </w:r>
-    </w:p>
-    <w:bookmarkEnd w:id="59"/>
-    <w:bookmarkStart w:id="60" w:name="defenses."/>
+        <w:t xml:space="preserve">accounted for. Our result is the extraction-outcome analogue.</w:t>
+      </w:r>
+    </w:p>
+    <w:bookmarkEnd w:id="61"/>
+    <w:bookmarkStart w:id="62" w:name="defenses."/>
     <w:p>
       <w:pPr>
         <w:pStyle w:val="Heading4"/>
@@ -9682,7 +8833,7 @@
         <w:t xml:space="preserve">(Abadi et al., 2016; Li et al., 2022)</w:t>
       </w:r>
       <w:r>
-        <w:t xml:space="preserve">; it is a</w:t>
+        <w:t xml:space="preserve">. It is a</w:t>
       </w:r>
       <w:r>
         <w:t xml:space="preserve"> </w:t>
@@ -9697,15 +8848,15 @@
         <w:t xml:space="preserve">memorization) our analysis identifies as the operative one.</w:t>
       </w:r>
     </w:p>
-    <w:bookmarkEnd w:id="60"/>
-    <w:bookmarkEnd w:id="61"/>
-    <w:bookmarkStart w:id="62" w:name="sec:limitations"/>
+    <w:bookmarkEnd w:id="62"/>
+    <w:bookmarkEnd w:id="63"/>
+    <w:bookmarkStart w:id="64" w:name="sec:limitations"/>
     <w:p>
       <w:pPr>
         <w:pStyle w:val="Heading1"/>
       </w:pPr>
       <w:r>
-        <w:t xml:space="preserve">Limitations</w:t>
+        <w:t xml:space="preserve">VIII. Limitations</w:t>
       </w:r>
     </w:p>
     <w:p>
@@ -9713,7 +8864,7 @@
         <w:pStyle w:val="FirstParagraph"/>
       </w:pPr>
       <w:r>
-        <w:t xml:space="preserve">We state the limitations plainly; several bound the strength of the present claims and motivate the</w:t>
+        <w:t xml:space="preserve">We state the limitations plainly. Several bound the strength of the present claims and motivate the</w:t>
       </w:r>
       <w:r>
         <w:t xml:space="preserve"> </w:t>
@@ -9740,15 +8891,7 @@
         <w:t xml:space="preserve"> </w:t>
       </w:r>
       <w:r>
-        <w:t xml:space="preserve">All results are on Pythia-</w:t>
-      </w:r>
-      <m:oMath>
-        <m:r>
-          <m:t>160</m:t>
-        </m:r>
-      </m:oMath>
-      <w:r>
-        <w:t xml:space="preserve">M (CPU). Memorization grows</w:t>
+        <w:t xml:space="preserve">All results are on Pythia-160M (CPU). Memorization grows</w:t>
       </w:r>
       <w:r>
         <w:t xml:space="preserve"> </w:t>
@@ -9766,26 +8909,7 @@
         <w:t xml:space="preserve"> </w:t>
       </w:r>
       <w:r>
-        <w:t xml:space="preserve">extraction outcome are expected to be stronger at</w:t>
-      </w:r>
-      <w:r>
-        <w:t xml:space="preserve"> </w:t>
-      </w:r>
-      <m:oMath>
-        <m:r>
-          <m:t>1.4</m:t>
-        </m:r>
-      </m:oMath>
-      <w:r>
-        <w:t xml:space="preserve">B–</w:t>
-      </w:r>
-      <m:oMath>
-        <m:r>
-          <m:t>12</m:t>
-        </m:r>
-      </m:oMath>
-      <w:r>
-        <w:t xml:space="preserve">B. The present numbers are</w:t>
+        <w:t xml:space="preserve">extraction outcome are expected to be stronger at 1.4B–12B. The present numbers are</w:t>
       </w:r>
       <w:r>
         <w:t xml:space="preserve"> </w:t>
@@ -9798,7 +8922,7 @@
         <w:t xml:space="preserve">preliminary</w:t>
       </w:r>
       <w:r>
-        <w:t xml:space="preserve">; we have built every analysis so the larger-model run is a one-line</w:t>
+        <w:t xml:space="preserve">. We have built every analysis so the larger-model run is a one-line</w:t>
       </w:r>
       <w:r>
         <w:t xml:space="preserve"> </w:t>
@@ -9831,34 +8955,7 @@
         <w:t xml:space="preserve"> </w:t>
       </w:r>
       <w:r>
-        <w:t xml:space="preserve">membership AUC is at chance (</w:t>
-      </w:r>
-      <m:oMath>
-        <m:r>
-          <m:t>0.45</m:t>
-        </m:r>
-      </m:oMath>
-      <w:r>
-        <w:t xml:space="preserve">–</w:t>
-      </w:r>
-      <m:oMath>
-        <m:r>
-          <m:t>0.49</m:t>
-        </m:r>
-      </m:oMath>
-      <w:r>
-        <w:t xml:space="preserve">) at</w:t>
-      </w:r>
-      <w:r>
-        <w:t xml:space="preserve"> </w:t>
-      </w:r>
-      <m:oMath>
-        <m:r>
-          <m:t>160</m:t>
-        </m:r>
-      </m:oMath>
-      <w:r>
-        <w:t xml:space="preserve">M, consistent with </w:t>
+        <w:t xml:space="preserve">membership AUC is at chance (0.45–0.49) at 160M, consistent with </w:t>
       </w:r>
       <w:r>
         <w:t xml:space="preserve">(Duan et al., 2024)</w:t>
@@ -9870,13 +8967,13 @@
         <w:t xml:space="preserve"> </w:t>
       </w:r>
       <w:r>
-        <w:t xml:space="preserve">divergence result is therefore established in a regime where the membership signal is itself weak;</w:t>
-      </w:r>
-      <w:r>
-        <w:t xml:space="preserve"> </w:t>
-      </w:r>
-      <w:r>
-        <w:t xml:space="preserve">whether the calibrated detectors gain</w:t>
+        <w:t xml:space="preserve">divergence result is therefore established in a regime where the membership signal is itself weak.</w:t>
+      </w:r>
+      <w:r>
+        <w:t xml:space="preserve"> </w:t>
+      </w:r>
+      <w:r>
+        <w:t xml:space="preserve">Whether the calibrated detectors gain</w:t>
       </w:r>
       <w:r>
         <w:t xml:space="preserve"> </w:t>
@@ -9919,55 +9016,13 @@
         <w:t xml:space="preserve"> </w:t>
       </w:r>
       <w:r>
-        <w:t xml:space="preserve">Extractable memorization at</w:t>
-      </w:r>
-      <w:r>
-        <w:t xml:space="preserve"> </w:t>
-      </w:r>
-      <m:oMath>
-        <m:r>
-          <m:t>160</m:t>
-        </m:r>
-      </m:oMath>
-      <w:r>
-        <w:t xml:space="preserve">M is rare</w:t>
-      </w:r>
-      <w:r>
-        <w:t xml:space="preserve"> </w:t>
-      </w:r>
-      <w:r>
-        <w:t xml:space="preserve">(</w:t>
-      </w:r>
-      <m:oMath>
-        <m:r>
-          <m:t>3</m:t>
-        </m:r>
-        <m:r>
-          <m:rPr>
-            <m:sty m:val="p"/>
-          </m:rPr>
-          <m:t>/</m:t>
-        </m:r>
-        <m:r>
-          <m:t>300</m:t>
-        </m:r>
-      </m:oMath>
-      <w:r>
-        <w:t xml:space="preserve"> </w:t>
-      </w:r>
-      <w:r>
-        <w:t xml:space="preserve">items fully extracted; mean fractional extraction</w:t>
-      </w:r>
-      <w:r>
-        <w:t xml:space="preserve"> </w:t>
-      </w:r>
-      <m:oMath>
-        <m:r>
-          <m:t>0.037</m:t>
-        </m:r>
-      </m:oMath>
-      <w:r>
-        <w:t xml:space="preserve">), so the correlation analysis</w:t>
+        <w:t xml:space="preserve">Extractable memorization at 160M is rare</w:t>
+      </w:r>
+      <w:r>
+        <w:t xml:space="preserve"> </w:t>
+      </w:r>
+      <w:r>
+        <w:t xml:space="preserve">(3/300 items fully extracted, mean fractional extraction 0.037), so the correlation analysis</w:t>
       </w:r>
       <w:r>
         <w:t xml:space="preserve"> </w:t>
@@ -10016,38 +9071,7 @@
         <w:t xml:space="preserve"> </w:t>
       </w:r>
       <w:r>
-        <w:t xml:space="preserve">verbatim PII leakage at</w:t>
-      </w:r>
-      <w:r>
-        <w:t xml:space="preserve"> </w:t>
-      </w:r>
-      <m:oMath>
-        <m:r>
-          <m:t>160</m:t>
-        </m:r>
-      </m:oMath>
-      <w:r>
-        <w:t xml:space="preserve">M (</w:t>
-      </w:r>
-      <m:oMath>
-        <m:r>
-          <m:t>8</m:t>
-        </m:r>
-        <m:r>
-          <m:rPr>
-            <m:sty m:val="p"/>
-          </m:rPr>
-          <m:t>/</m:t>
-        </m:r>
-        <m:r>
-          <m:t>36</m:t>
-        </m:r>
-      </m:oMath>
-      <w:r>
-        <w:t xml:space="preserve"> </w:t>
-      </w:r>
-      <w:r>
-        <w:t xml:space="preserve">documents contained PII in the held suffix; none were</w:t>
+        <w:t xml:space="preserve">verbatim PII leakage at 160M (8/36 documents contained PII in the held suffix, none were</w:t>
       </w:r>
       <w:r>
         <w:t xml:space="preserve"> </w:t>
@@ -10059,7 +9083,7 @@
         <w:t xml:space="preserve"> </w:t>
       </w:r>
       <w:r>
-        <w:t xml:space="preserve">this scale, not a demonstrated leak; we report it as such and do not claim PII exposure.</w:t>
+        <w:t xml:space="preserve">this scale, not a demonstrated leak. We report it as such and do not claim PII exposure.</w:t>
       </w:r>
     </w:p>
     <w:p>
@@ -10086,18 +9110,7 @@
         <w:t xml:space="preserve"> </w:t>
       </w:r>
       <w:r>
-        <w:t xml:space="preserve">only at sanity scale on</w:t>
-      </w:r>
-      <w:r>
-        <w:t xml:space="preserve"> </w:t>
-      </w:r>
-      <m:oMath>
-        <m:r>
-          <m:t>160</m:t>
-        </m:r>
-      </m:oMath>
-      <w:r>
-        <w:t xml:space="preserve">M; membership-based, it is underpowered here and is flagged as</w:t>
+        <w:t xml:space="preserve">only at sanity scale on 160M. Membership-based, it is underpowered here and is flagged as</w:t>
       </w:r>
       <w:r>
         <w:t xml:space="preserve"> </w:t>
@@ -10113,34 +9126,18 @@
           <w:numId w:val="1006"/>
         </w:numPr>
       </w:pPr>
-      <m:oMath>
-        <m:r>
-          <m:t>n</m:t>
-        </m:r>
-      </m:oMath>
       <w:r>
         <w:rPr>
           <w:bCs/>
           <w:b/>
         </w:rPr>
-        <w:t xml:space="preserve">-gram contamination is a lower bound.</w:t>
-      </w:r>
-      <w:r>
-        <w:t xml:space="preserve"> </w:t>
-      </w:r>
-      <w:r>
-        <w:t xml:space="preserve">Our model-free</w:t>
-      </w:r>
-      <w:r>
-        <w:t xml:space="preserve"> </w:t>
-      </w:r>
-      <m:oMath>
-        <m:r>
-          <m:t>n</m:t>
-        </m:r>
-      </m:oMath>
-      <w:r>
-        <w:t xml:space="preserve">-gram overlap uses a</w:t>
+        <w:t xml:space="preserve">n-gram contamination is a lower bound.</w:t>
+      </w:r>
+      <w:r>
+        <w:t xml:space="preserve"> </w:t>
+      </w:r>
+      <w:r>
+        <w:t xml:space="preserve">Our model-free n-gram overlap uses a</w:t>
       </w:r>
       <w:r>
         <w:t xml:space="preserve"> </w:t>
@@ -10162,18 +9159,7 @@
         <w:t xml:space="preserve"> </w:t>
       </w:r>
       <w:r>
-        <w:t xml:space="preserve">of the Pile as the reference index, so measured benchmark</w:t>
-      </w:r>
-      <m:oMath>
-        <m:r>
-          <m:rPr>
-            <m:sty m:val="p"/>
-          </m:rPr>
-          <m:t>↔</m:t>
-        </m:r>
-      </m:oMath>
-      <w:r>
-        <w:t xml:space="preserve">Pile</w:t>
+        <w:t xml:space="preserve">of the Pile as the reference index, so measured benchmark↔Pile</w:t>
       </w:r>
       <w:r>
         <w:t xml:space="preserve"> </w:t>
@@ -10206,7 +9192,7 @@
         <w:t xml:space="preserve"> </w:t>
       </w:r>
       <w:r>
-        <w:t xml:space="preserve">scores with extraction across known members; it is observational, not interventional. We address</w:t>
+        <w:t xml:space="preserve">scores with extraction across known members. It is observational, not interventional. We address</w:t>
       </w:r>
       <w:r>
         <w:t xml:space="preserve"> </w:t>
@@ -10257,40 +9243,7 @@
         <w:t xml:space="preserve"> </w:t>
       </w:r>
       <w:r>
-        <w:t xml:space="preserve">(Spearman</w:t>
-      </w:r>
-      <w:r>
-        <w:t xml:space="preserve"> </w:t>
-      </w:r>
-      <m:oMath>
-        <m:r>
-          <m:t>0.74</m:t>
-        </m:r>
-      </m:oMath>
-      <w:r>
-        <w:t xml:space="preserve">–</w:t>
-      </w:r>
-      <m:oMath>
-        <m:r>
-          <m:t>0.90</m:t>
-        </m:r>
-      </m:oMath>
-      <w:r>
-        <w:t xml:space="preserve">; VIF up to</w:t>
-      </w:r>
-      <w:r>
-        <w:t xml:space="preserve"> </w:t>
-      </w:r>
-      <m:oMath>
-        <m:r>
-          <m:t>6.2</m:t>
-        </m:r>
-      </m:oMath>
-      <w:r>
-        <w:t xml:space="preserve"> </w:t>
-      </w:r>
-      <w:r>
-        <w:t xml:space="preserve">for Min-K%). Consequently we interpret the negative</w:t>
+        <w:t xml:space="preserve">(Spearman 0.74–0.90, VIF up to 6.2 for Min-K%). Consequently we interpret the negative</w:t>
       </w:r>
       <w:r>
         <w:t xml:space="preserve"> </w:t>
@@ -10336,7 +9289,7 @@
         <w:t xml:space="preserve"> </w:t>
       </w:r>
       <w:r>
-        <w:t xml:space="preserve">result; we do not assert the detectors inversely predict</w:t>
+        <w:t xml:space="preserve">result. We do not assert the detectors inversely predict</w:t>
       </w:r>
       <w:r>
         <w:t xml:space="preserve"> </w:t>
@@ -10369,16 +9322,8 @@
         <w:t xml:space="preserve"> </w:t>
       </w:r>
       <w:r>
-        <w:t xml:space="preserve">extraction over the held suffix) is itself likelihood-related, so part of the loss</w:t>
-      </w:r>
-      <m:oMath>
-        <m:r>
-          <m:rPr>
-            <m:sty m:val="p"/>
-          </m:rPr>
-          <m:t>↔</m:t>
-        </m:r>
-      </m:oMath>
+        <w:t xml:space="preserve">extraction over the held suffix) is itself likelihood-related, so part of the loss↔</w:t>
+      </w:r>
       <w:r>
         <w:t xml:space="preserve"> </w:t>
       </w:r>
@@ -10389,7 +9334,7 @@
         <w:t xml:space="preserve"> </w:t>
       </w:r>
       <w:r>
-        <w:t xml:space="preserve">decisive separation would compute prefix-only loss against extraction; we flag this as a known</w:t>
+        <w:t xml:space="preserve">decisive separation would compute prefix-only loss against extraction. We flag this as a known</w:t>
       </w:r>
       <w:r>
         <w:t xml:space="preserve"> </w:t>
@@ -10431,7 +9376,7 @@
         <w:t xml:space="preserve">pile-10k</w:t>
       </w:r>
       <w:r>
-        <w:t xml:space="preserve">), so member-selection bias is possible; and the pooled correlation aggregates</w:t>
+        <w:t xml:space="preserve">), so member-selection bias is possible, and the pooled correlation aggregates</w:t>
       </w:r>
       <w:r>
         <w:t xml:space="preserve"> </w:t>
@@ -10448,21 +9393,7 @@
         </w:r>
       </w:hyperlink>
       <w:r>
-        <w:t xml:space="preserve">), so the pooled</w:t>
-      </w:r>
-      <w:r>
-        <w:t xml:space="preserve"> </w:t>
-      </w:r>
-      <m:oMath>
-        <m:r>
-          <m:t>ρ</m:t>
-        </m:r>
-      </m:oMath>
-      <w:r>
-        <w:t xml:space="preserve"> </w:t>
-      </w:r>
-      <w:r>
-        <w:t xml:space="preserve">should be</w:t>
+        <w:t xml:space="preserve">), so the pooled ρ should be</w:t>
       </w:r>
       <w:r>
         <w:t xml:space="preserve"> </w:t>
@@ -10489,7 +9420,7 @@
         <w:t xml:space="preserve"> </w:t>
       </w:r>
       <w:r>
-        <w:t xml:space="preserve">An earlier version controlled for loss only linearly; we</w:t>
+        <w:t xml:space="preserve">An earlier version controlled for loss only linearly. We</w:t>
       </w:r>
       <w:r>
         <w:t xml:space="preserve"> </w:t>
@@ -10504,14 +9435,14 @@
         <w:t xml:space="preserve">independent signal revives. We note it here because it was a live threat to the claim until tested.</w:t>
       </w:r>
     </w:p>
-    <w:bookmarkEnd w:id="62"/>
-    <w:bookmarkStart w:id="63" w:name="sec:conclusion"/>
+    <w:bookmarkEnd w:id="64"/>
+    <w:bookmarkStart w:id="65" w:name="sec:conclusion"/>
     <w:p>
       <w:pPr>
         <w:pStyle w:val="Heading1"/>
       </w:pPr>
       <w:r>
-        <w:t xml:space="preserve">Conclusion</w:t>
+        <w:t xml:space="preserve">IX. Conclusion</w:t>
       </w:r>
     </w:p>
     <w:p>
@@ -10573,7 +9504,7 @@
         <w:t xml:space="preserve"> </w:t>
       </w:r>
       <w:r>
-        <w:t xml:space="preserve">measure loss/extractability directly. We claim no new detector or metric; the contribution is the</w:t>
+        <w:t xml:space="preserve">measure loss/extractability directly. We claim no new detector or metric. The contribution is the</w:t>
       </w:r>
       <w:r>
         <w:t xml:space="preserve"> </w:t>
@@ -10585,7 +9516,7 @@
         <w:t xml:space="preserve"> </w:t>
       </w:r>
       <w:r>
-        <w:t xml:space="preserve">the smallest Pythia model; the immediate next step, and the design target of our released</w:t>
+        <w:t xml:space="preserve">the smallest Pythia model. The immediate next step, and the design target of our released</w:t>
       </w:r>
       <w:r>
         <w:t xml:space="preserve"> </w:t>
@@ -10606,8 +9537,8 @@
         <w:t xml:space="preserve">independent leakage-predictive value at scale can be settled.</w:t>
       </w:r>
     </w:p>
-    <w:bookmarkEnd w:id="63"/>
-    <w:bookmarkStart w:id="137" w:name="bibliography"/>
+    <w:bookmarkEnd w:id="65"/>
+    <w:bookmarkStart w:id="139" w:name="bibliography"/>
     <w:p>
       <w:pPr>
         <w:pStyle w:val="Heading1"/>
@@ -10616,8 +9547,8 @@
         <w:t xml:space="preserve">References</w:t>
       </w:r>
     </w:p>
-    <w:bookmarkStart w:id="136" w:name="refs"/>
-    <w:bookmarkStart w:id="65" w:name="ref-abadi2016deep"/>
+    <w:bookmarkStart w:id="138" w:name="refs"/>
+    <w:bookmarkStart w:id="67" w:name="ref-abadi2016deep"/>
     <w:p>
       <w:pPr>
         <w:pStyle w:val="Bibliography"/>
@@ -10641,7 +9572,7 @@
       <w:r>
         <w:t xml:space="preserve"> </w:t>
       </w:r>
-      <w:hyperlink r:id="rId64">
+      <w:hyperlink r:id="rId66">
         <w:r>
           <w:rPr>
             <w:rStyle w:val="Hyperlink"/>
@@ -10650,8 +9581,8 @@
         </w:r>
       </w:hyperlink>
     </w:p>
-    <w:bookmarkEnd w:id="65"/>
-    <w:bookmarkStart w:id="67" w:name="ref-alsahili2025effectiveness"/>
+    <w:bookmarkEnd w:id="67"/>
+    <w:bookmarkStart w:id="69" w:name="ref-alsahili2025effectiveness"/>
     <w:p>
       <w:pPr>
         <w:pStyle w:val="Bibliography"/>
@@ -10675,7 +9606,7 @@
       <w:r>
         <w:t xml:space="preserve"> </w:t>
       </w:r>
-      <w:hyperlink r:id="rId66">
+      <w:hyperlink r:id="rId68">
         <w:r>
           <w:rPr>
             <w:rStyle w:val="Hyperlink"/>
@@ -10684,8 +9615,8 @@
         </w:r>
       </w:hyperlink>
     </w:p>
-    <w:bookmarkEnd w:id="67"/>
-    <w:bookmarkStart w:id="69" w:name="ref-biderman2023pythia"/>
+    <w:bookmarkEnd w:id="69"/>
+    <w:bookmarkStart w:id="71" w:name="ref-biderman2023pythia"/>
     <w:p>
       <w:pPr>
         <w:pStyle w:val="Bibliography"/>
@@ -10722,7 +9653,7 @@
       <w:r>
         <w:t xml:space="preserve"> </w:t>
       </w:r>
-      <w:hyperlink r:id="rId68">
+      <w:hyperlink r:id="rId70">
         <w:r>
           <w:rPr>
             <w:rStyle w:val="Hyperlink"/>
@@ -10731,8 +9662,8 @@
         </w:r>
       </w:hyperlink>
     </w:p>
-    <w:bookmarkEnd w:id="69"/>
-    <w:bookmarkStart w:id="71" w:name="ref-brown2020gpt3"/>
+    <w:bookmarkEnd w:id="71"/>
+    <w:bookmarkStart w:id="73" w:name="ref-brown2020gpt3"/>
     <w:p>
       <w:pPr>
         <w:pStyle w:val="Bibliography"/>
@@ -10756,7 +9687,7 @@
       <w:r>
         <w:t xml:space="preserve"> </w:t>
       </w:r>
-      <w:hyperlink r:id="rId70">
+      <w:hyperlink r:id="rId72">
         <w:r>
           <w:rPr>
             <w:rStyle w:val="Hyperlink"/>
@@ -10765,8 +9696,8 @@
         </w:r>
       </w:hyperlink>
     </w:p>
-    <w:bookmarkEnd w:id="71"/>
-    <w:bookmarkStart w:id="73" w:name="ref-carlini2022lira"/>
+    <w:bookmarkEnd w:id="73"/>
+    <w:bookmarkStart w:id="75" w:name="ref-carlini2022lira"/>
     <w:p>
       <w:pPr>
         <w:pStyle w:val="Bibliography"/>
@@ -10790,7 +9721,7 @@
       <w:r>
         <w:t xml:space="preserve"> </w:t>
       </w:r>
-      <w:hyperlink r:id="rId72">
+      <w:hyperlink r:id="rId74">
         <w:r>
           <w:rPr>
             <w:rStyle w:val="Hyperlink"/>
@@ -10799,8 +9730,8 @@
         </w:r>
       </w:hyperlink>
     </w:p>
-    <w:bookmarkEnd w:id="73"/>
-    <w:bookmarkStart w:id="75" w:name="ref-carlini2023quantifying"/>
+    <w:bookmarkEnd w:id="75"/>
+    <w:bookmarkStart w:id="77" w:name="ref-carlini2023quantifying"/>
     <w:p>
       <w:pPr>
         <w:pStyle w:val="Bibliography"/>
@@ -10824,7 +9755,7 @@
       <w:r>
         <w:t xml:space="preserve"> </w:t>
       </w:r>
-      <w:hyperlink r:id="rId74">
+      <w:hyperlink r:id="rId76">
         <w:r>
           <w:rPr>
             <w:rStyle w:val="Hyperlink"/>
@@ -10833,8 +9764,8 @@
         </w:r>
       </w:hyperlink>
     </w:p>
-    <w:bookmarkEnd w:id="75"/>
-    <w:bookmarkStart w:id="76" w:name="ref-carlini2019secret"/>
+    <w:bookmarkEnd w:id="77"/>
+    <w:bookmarkStart w:id="78" w:name="ref-carlini2019secret"/>
     <w:p>
       <w:pPr>
         <w:pStyle w:val="Bibliography"/>
@@ -10856,8 +9787,8 @@
         <w:t xml:space="preserve">, 267–284.</w:t>
       </w:r>
     </w:p>
-    <w:bookmarkEnd w:id="76"/>
-    <w:bookmarkStart w:id="77" w:name="ref-carlini2021extracting"/>
+    <w:bookmarkEnd w:id="78"/>
+    <w:bookmarkStart w:id="79" w:name="ref-carlini2021extracting"/>
     <w:p>
       <w:pPr>
         <w:pStyle w:val="Bibliography"/>
@@ -10879,8 +9810,8 @@
         <w:t xml:space="preserve">, 2633–2650.</w:t>
       </w:r>
     </w:p>
-    <w:bookmarkEnd w:id="77"/>
-    <w:bookmarkStart w:id="79" w:name="ref-chen2025statistical"/>
+    <w:bookmarkEnd w:id="79"/>
+    <w:bookmarkStart w:id="81" w:name="ref-chen2025statistical"/>
     <w:p>
       <w:pPr>
         <w:pStyle w:val="Bibliography"/>
@@ -10904,7 +9835,7 @@
       <w:r>
         <w:t xml:space="preserve"> </w:t>
       </w:r>
-      <w:hyperlink r:id="rId78">
+      <w:hyperlink r:id="rId80">
         <w:r>
           <w:rPr>
             <w:rStyle w:val="Hyperlink"/>
@@ -10913,8 +9844,8 @@
         </w:r>
       </w:hyperlink>
     </w:p>
-    <w:bookmarkEnd w:id="79"/>
-    <w:bookmarkStart w:id="80" w:name="ref-chen2021humaneval"/>
+    <w:bookmarkEnd w:id="81"/>
+    <w:bookmarkStart w:id="82" w:name="ref-chen2021humaneval"/>
     <w:p>
       <w:pPr>
         <w:pStyle w:val="Bibliography"/>
@@ -10936,8 +9867,8 @@
         <w:t xml:space="preserve">.</w:t>
       </w:r>
     </w:p>
-    <w:bookmarkEnd w:id="80"/>
-    <w:bookmarkStart w:id="82" w:name="ref-clark2019boolq"/>
+    <w:bookmarkEnd w:id="82"/>
+    <w:bookmarkStart w:id="84" w:name="ref-clark2019boolq"/>
     <w:p>
       <w:pPr>
         <w:pStyle w:val="Bibliography"/>
@@ -10970,7 +9901,7 @@
       <w:r>
         <w:t xml:space="preserve"> </w:t>
       </w:r>
-      <w:hyperlink r:id="rId81">
+      <w:hyperlink r:id="rId83">
         <w:r>
           <w:rPr>
             <w:rStyle w:val="Hyperlink"/>
@@ -10979,8 +9910,8 @@
         </w:r>
       </w:hyperlink>
     </w:p>
-    <w:bookmarkEnd w:id="82"/>
-    <w:bookmarkStart w:id="83" w:name="ref-cobbe2021gsm8k"/>
+    <w:bookmarkEnd w:id="84"/>
+    <w:bookmarkStart w:id="85" w:name="ref-cobbe2021gsm8k"/>
     <w:p>
       <w:pPr>
         <w:pStyle w:val="Bibliography"/>
@@ -11002,8 +9933,8 @@
         <w:t xml:space="preserve">.</w:t>
       </w:r>
     </w:p>
-    <w:bookmarkEnd w:id="83"/>
-    <w:bookmarkStart w:id="85" w:name="ref-commoncrawl"/>
+    <w:bookmarkEnd w:id="85"/>
+    <w:bookmarkStart w:id="87" w:name="ref-commoncrawl"/>
     <w:p>
       <w:pPr>
         <w:pStyle w:val="Bibliography"/>
@@ -11027,7 +9958,7 @@
       <w:r>
         <w:t xml:space="preserve"> </w:t>
       </w:r>
-      <w:hyperlink r:id="rId84">
+      <w:hyperlink r:id="rId86">
         <w:r>
           <w:rPr>
             <w:rStyle w:val="Hyperlink"/>
@@ -11039,8 +9970,8 @@
         <w:t xml:space="preserve">.</w:t>
       </w:r>
     </w:p>
-    <w:bookmarkEnd w:id="85"/>
-    <w:bookmarkStart w:id="87" w:name="ref-das2024blind"/>
+    <w:bookmarkEnd w:id="87"/>
+    <w:bookmarkStart w:id="89" w:name="ref-das2024blind"/>
     <w:p>
       <w:pPr>
         <w:pStyle w:val="Bibliography"/>
@@ -11064,7 +9995,7 @@
       <w:r>
         <w:t xml:space="preserve"> </w:t>
       </w:r>
-      <w:hyperlink r:id="rId86">
+      <w:hyperlink r:id="rId88">
         <w:r>
           <w:rPr>
             <w:rStyle w:val="Hyperlink"/>
@@ -11073,8 +10004,8 @@
         </w:r>
       </w:hyperlink>
     </w:p>
-    <w:bookmarkEnd w:id="87"/>
-    <w:bookmarkStart w:id="89" w:name="ref-dodge2021c4"/>
+    <w:bookmarkEnd w:id="89"/>
+    <w:bookmarkStart w:id="91" w:name="ref-dodge2021c4"/>
     <w:p>
       <w:pPr>
         <w:pStyle w:val="Bibliography"/>
@@ -11098,7 +10029,7 @@
       <w:r>
         <w:t xml:space="preserve"> </w:t>
       </w:r>
-      <w:hyperlink r:id="rId88">
+      <w:hyperlink r:id="rId90">
         <w:r>
           <w:rPr>
             <w:rStyle w:val="Hyperlink"/>
@@ -11107,8 +10038,8 @@
         </w:r>
       </w:hyperlink>
     </w:p>
-    <w:bookmarkEnd w:id="89"/>
-    <w:bookmarkStart w:id="91" w:name="ref-duan2024mia"/>
+    <w:bookmarkEnd w:id="91"/>
+    <w:bookmarkStart w:id="93" w:name="ref-duan2024mia"/>
     <w:p>
       <w:pPr>
         <w:pStyle w:val="Bibliography"/>
@@ -11132,7 +10063,7 @@
       <w:r>
         <w:t xml:space="preserve"> </w:t>
       </w:r>
-      <w:hyperlink r:id="rId90">
+      <w:hyperlink r:id="rId92">
         <w:r>
           <w:rPr>
             <w:rStyle w:val="Hyperlink"/>
@@ -11141,8 +10072,8 @@
         </w:r>
       </w:hyperlink>
     </w:p>
-    <w:bookmarkEnd w:id="91"/>
-    <w:bookmarkStart w:id="92" w:name="ref-gao2020pile"/>
+    <w:bookmarkEnd w:id="93"/>
+    <w:bookmarkStart w:id="94" w:name="ref-gao2020pile"/>
     <w:p>
       <w:pPr>
         <w:pStyle w:val="Bibliography"/>
@@ -11173,8 +10104,8 @@
         <w:t xml:space="preserve">.</w:t>
       </w:r>
     </w:p>
-    <w:bookmarkEnd w:id="92"/>
-    <w:bookmarkStart w:id="94" w:name="ref-golchin2024timetravel"/>
+    <w:bookmarkEnd w:id="94"/>
+    <w:bookmarkStart w:id="96" w:name="ref-golchin2024timetravel"/>
     <w:p>
       <w:pPr>
         <w:pStyle w:val="Bibliography"/>
@@ -11207,7 +10138,7 @@
       <w:r>
         <w:t xml:space="preserve"> </w:t>
       </w:r>
-      <w:hyperlink r:id="rId93">
+      <w:hyperlink r:id="rId95">
         <w:r>
           <w:rPr>
             <w:rStyle w:val="Hyperlink"/>
@@ -11216,8 +10147,8 @@
         </w:r>
       </w:hyperlink>
     </w:p>
-    <w:bookmarkEnd w:id="94"/>
-    <w:bookmarkStart w:id="96" w:name="ref-groeneveld2024olmo"/>
+    <w:bookmarkEnd w:id="96"/>
+    <w:bookmarkStart w:id="98" w:name="ref-groeneveld2024olmo"/>
     <w:p>
       <w:pPr>
         <w:pStyle w:val="Bibliography"/>
@@ -11250,7 +10181,7 @@
       <w:r>
         <w:t xml:space="preserve"> </w:t>
       </w:r>
-      <w:hyperlink r:id="rId95">
+      <w:hyperlink r:id="rId97">
         <w:r>
           <w:rPr>
             <w:rStyle w:val="Hyperlink"/>
@@ -11259,8 +10190,8 @@
         </w:r>
       </w:hyperlink>
     </w:p>
-    <w:bookmarkEnd w:id="96"/>
-    <w:bookmarkStart w:id="98" w:name="ref-hayes2025strong"/>
+    <w:bookmarkEnd w:id="98"/>
+    <w:bookmarkStart w:id="100" w:name="ref-hayes2025strong"/>
     <w:p>
       <w:pPr>
         <w:pStyle w:val="Bibliography"/>
@@ -11284,7 +10215,7 @@
       <w:r>
         <w:t xml:space="preserve"> </w:t>
       </w:r>
-      <w:hyperlink r:id="rId97">
+      <w:hyperlink r:id="rId99">
         <w:r>
           <w:rPr>
             <w:rStyle w:val="Hyperlink"/>
@@ -11293,8 +10224,8 @@
         </w:r>
       </w:hyperlink>
     </w:p>
-    <w:bookmarkEnd w:id="98"/>
-    <w:bookmarkStart w:id="100" w:name="ref-hendrycks2021mmlu"/>
+    <w:bookmarkEnd w:id="100"/>
+    <w:bookmarkStart w:id="102" w:name="ref-hendrycks2021mmlu"/>
     <w:p>
       <w:pPr>
         <w:pStyle w:val="Bibliography"/>
@@ -11318,7 +10249,7 @@
       <w:r>
         <w:t xml:space="preserve"> </w:t>
       </w:r>
-      <w:hyperlink r:id="rId99">
+      <w:hyperlink r:id="rId101">
         <w:r>
           <w:rPr>
             <w:rStyle w:val="Hyperlink"/>
@@ -11327,8 +10258,8 @@
         </w:r>
       </w:hyperlink>
     </w:p>
-    <w:bookmarkEnd w:id="100"/>
-    <w:bookmarkStart w:id="101" w:name="ref-huang2022leaking"/>
+    <w:bookmarkEnd w:id="102"/>
+    <w:bookmarkStart w:id="103" w:name="ref-huang2022leaking"/>
     <w:p>
       <w:pPr>
         <w:pStyle w:val="Bibliography"/>
@@ -11350,8 +10281,8 @@
         <w:t xml:space="preserve">, 2038–2047.</w:t>
       </w:r>
     </w:p>
-    <w:bookmarkEnd w:id="101"/>
-    <w:bookmarkStart w:id="103" w:name="ref-ippolito2023verbatim"/>
+    <w:bookmarkEnd w:id="103"/>
+    <w:bookmarkStart w:id="105" w:name="ref-ippolito2023verbatim"/>
     <w:p>
       <w:pPr>
         <w:pStyle w:val="Bibliography"/>
@@ -11375,7 +10306,7 @@
       <w:r>
         <w:t xml:space="preserve"> </w:t>
       </w:r>
-      <w:hyperlink r:id="rId102">
+      <w:hyperlink r:id="rId104">
         <w:r>
           <w:rPr>
             <w:rStyle w:val="Hyperlink"/>
@@ -11384,8 +10315,8 @@
         </w:r>
       </w:hyperlink>
     </w:p>
-    <w:bookmarkEnd w:id="103"/>
-    <w:bookmarkStart w:id="104" w:name="ref-kim2023propile"/>
+    <w:bookmarkEnd w:id="105"/>
+    <w:bookmarkStart w:id="106" w:name="ref-kim2023propile"/>
     <w:p>
       <w:pPr>
         <w:pStyle w:val="Bibliography"/>
@@ -11429,8 +10360,8 @@
         <w:t xml:space="preserve">.</w:t>
       </w:r>
     </w:p>
-    <w:bookmarkEnd w:id="104"/>
-    <w:bookmarkStart w:id="106" w:name="ref-li2022dpllm"/>
+    <w:bookmarkEnd w:id="106"/>
+    <w:bookmarkStart w:id="108" w:name="ref-li2022dpllm"/>
     <w:p>
       <w:pPr>
         <w:pStyle w:val="Bibliography"/>
@@ -11454,7 +10385,7 @@
       <w:r>
         <w:t xml:space="preserve"> </w:t>
       </w:r>
-      <w:hyperlink r:id="rId105">
+      <w:hyperlink r:id="rId107">
         <w:r>
           <w:rPr>
             <w:rStyle w:val="Hyperlink"/>
@@ -11463,8 +10394,8 @@
         </w:r>
       </w:hyperlink>
     </w:p>
-    <w:bookmarkEnd w:id="106"/>
-    <w:bookmarkStart w:id="108" w:name="ref-lin2022truthfulqa"/>
+    <w:bookmarkEnd w:id="108"/>
+    <w:bookmarkStart w:id="110" w:name="ref-lin2022truthfulqa"/>
     <w:p>
       <w:pPr>
         <w:pStyle w:val="Bibliography"/>
@@ -11497,7 +10428,7 @@
       <w:r>
         <w:t xml:space="preserve"> </w:t>
       </w:r>
-      <w:hyperlink r:id="rId107">
+      <w:hyperlink r:id="rId109">
         <w:r>
           <w:rPr>
             <w:rStyle w:val="Hyperlink"/>
@@ -11506,8 +10437,8 @@
         </w:r>
       </w:hyperlink>
     </w:p>
-    <w:bookmarkEnd w:id="108"/>
-    <w:bookmarkStart w:id="109" w:name="ref-lukas2023pii"/>
+    <w:bookmarkEnd w:id="110"/>
+    <w:bookmarkStart w:id="111" w:name="ref-lukas2023pii"/>
     <w:p>
       <w:pPr>
         <w:pStyle w:val="Bibliography"/>
@@ -11529,8 +10460,8 @@
         <w:t xml:space="preserve">, 346–363.</w:t>
       </w:r>
     </w:p>
-    <w:bookmarkEnd w:id="109"/>
-    <w:bookmarkStart w:id="110" w:name="ref-mattern2023neighbourhood"/>
+    <w:bookmarkEnd w:id="111"/>
+    <w:bookmarkStart w:id="112" w:name="ref-mattern2023neighbourhood"/>
     <w:p>
       <w:pPr>
         <w:pStyle w:val="Bibliography"/>
@@ -11552,8 +10483,8 @@
         <w:t xml:space="preserve">, 11330–11343.</w:t>
       </w:r>
     </w:p>
-    <w:bookmarkEnd w:id="110"/>
-    <w:bookmarkStart w:id="112" w:name="ref-meeus2025sok"/>
+    <w:bookmarkEnd w:id="112"/>
+    <w:bookmarkStart w:id="114" w:name="ref-meeus2025sok"/>
     <w:p>
       <w:pPr>
         <w:pStyle w:val="Bibliography"/>
@@ -11595,7 +10526,7 @@
       <w:r>
         <w:t xml:space="preserve"> </w:t>
       </w:r>
-      <w:hyperlink r:id="rId111">
+      <w:hyperlink r:id="rId113">
         <w:r>
           <w:rPr>
             <w:rStyle w:val="Hyperlink"/>
@@ -11604,8 +10535,8 @@
         </w:r>
       </w:hyperlink>
     </w:p>
-    <w:bookmarkEnd w:id="112"/>
-    <w:bookmarkStart w:id="114" w:name="ref-nasr2025scalable"/>
+    <w:bookmarkEnd w:id="114"/>
+    <w:bookmarkStart w:id="116" w:name="ref-nasr2025scalable"/>
     <w:p>
       <w:pPr>
         <w:pStyle w:val="Bibliography"/>
@@ -11629,7 +10560,7 @@
       <w:r>
         <w:t xml:space="preserve"> </w:t>
       </w:r>
-      <w:hyperlink r:id="rId113">
+      <w:hyperlink r:id="rId115">
         <w:r>
           <w:rPr>
             <w:rStyle w:val="Hyperlink"/>
@@ -11638,8 +10569,8 @@
         </w:r>
       </w:hyperlink>
     </w:p>
-    <w:bookmarkEnd w:id="114"/>
-    <w:bookmarkStart w:id="116" w:name="ref-oren2024proving"/>
+    <w:bookmarkEnd w:id="116"/>
+    <w:bookmarkStart w:id="118" w:name="ref-oren2024proving"/>
     <w:p>
       <w:pPr>
         <w:pStyle w:val="Bibliography"/>
@@ -11663,7 +10594,7 @@
       <w:r>
         <w:t xml:space="preserve"> </w:t>
       </w:r>
-      <w:hyperlink r:id="rId115">
+      <w:hyperlink r:id="rId117">
         <w:r>
           <w:rPr>
             <w:rStyle w:val="Hyperlink"/>
@@ -11672,8 +10603,8 @@
         </w:r>
       </w:hyperlink>
     </w:p>
-    <w:bookmarkEnd w:id="116"/>
-    <w:bookmarkStart w:id="117" w:name="ref-raffel2020c4"/>
+    <w:bookmarkEnd w:id="118"/>
+    <w:bookmarkStart w:id="119" w:name="ref-raffel2020c4"/>
     <w:p>
       <w:pPr>
         <w:pStyle w:val="Bibliography"/>
@@ -11708,8 +10639,8 @@
         <w:t xml:space="preserve">(140), 1–67.</w:t>
       </w:r>
     </w:p>
-    <w:bookmarkEnd w:id="117"/>
-    <w:bookmarkStart w:id="118" w:name="ref-ravaut2024survey"/>
+    <w:bookmarkEnd w:id="119"/>
+    <w:bookmarkStart w:id="120" w:name="ref-ravaut2024survey"/>
     <w:p>
       <w:pPr>
         <w:pStyle w:val="Bibliography"/>
@@ -11731,8 +10662,8 @@
         <w:t xml:space="preserve">.</w:t>
       </w:r>
     </w:p>
-    <w:bookmarkEnd w:id="118"/>
-    <w:bookmarkStart w:id="120" w:name="ref-shi2024detecting"/>
+    <w:bookmarkEnd w:id="120"/>
+    <w:bookmarkStart w:id="122" w:name="ref-shi2024detecting"/>
     <w:p>
       <w:pPr>
         <w:pStyle w:val="Bibliography"/>
@@ -11756,7 +10687,7 @@
       <w:r>
         <w:t xml:space="preserve"> </w:t>
       </w:r>
-      <w:hyperlink r:id="rId119">
+      <w:hyperlink r:id="rId121">
         <w:r>
           <w:rPr>
             <w:rStyle w:val="Hyperlink"/>
@@ -11765,8 +10696,8 @@
         </w:r>
       </w:hyperlink>
     </w:p>
-    <w:bookmarkEnd w:id="120"/>
-    <w:bookmarkStart w:id="121" w:name="ref-shokri2017membership"/>
+    <w:bookmarkEnd w:id="122"/>
+    <w:bookmarkStart w:id="123" w:name="ref-shokri2017membership"/>
     <w:p>
       <w:pPr>
         <w:pStyle w:val="Bibliography"/>
@@ -11788,8 +10719,8 @@
         <w:t xml:space="preserve">, 3–18.</w:t>
       </w:r>
     </w:p>
-    <w:bookmarkEnd w:id="121"/>
-    <w:bookmarkStart w:id="123" w:name="ref-soldaini2024dolma"/>
+    <w:bookmarkEnd w:id="123"/>
+    <w:bookmarkStart w:id="125" w:name="ref-soldaini2024dolma"/>
     <w:p>
       <w:pPr>
         <w:pStyle w:val="Bibliography"/>
@@ -11813,7 +10744,7 @@
       <w:r>
         <w:t xml:space="preserve"> </w:t>
       </w:r>
-      <w:hyperlink r:id="rId122">
+      <w:hyperlink r:id="rId124">
         <w:r>
           <w:rPr>
             <w:rStyle w:val="Hyperlink"/>
@@ -11822,8 +10753,8 @@
         </w:r>
       </w:hyperlink>
     </w:p>
-    <w:bookmarkEnd w:id="123"/>
-    <w:bookmarkStart w:id="124" w:name="ref-touvron2023llama"/>
+    <w:bookmarkEnd w:id="125"/>
+    <w:bookmarkStart w:id="126" w:name="ref-touvron2023llama"/>
     <w:p>
       <w:pPr>
         <w:pStyle w:val="Bibliography"/>
@@ -11854,8 +10785,8 @@
         <w:t xml:space="preserve">.</w:t>
       </w:r>
     </w:p>
-    <w:bookmarkEnd w:id="124"/>
-    <w:bookmarkStart w:id="126" w:name="ref-weber2024redpajama"/>
+    <w:bookmarkEnd w:id="126"/>
+    <w:bookmarkStart w:id="128" w:name="ref-weber2024redpajama"/>
     <w:p>
       <w:pPr>
         <w:pStyle w:val="Bibliography"/>
@@ -11888,7 +10819,7 @@
       <w:r>
         <w:t xml:space="preserve"> </w:t>
       </w:r>
-      <w:hyperlink r:id="rId125">
+      <w:hyperlink r:id="rId127">
         <w:r>
           <w:rPr>
             <w:rStyle w:val="Hyperlink"/>
@@ -11897,8 +10828,8 @@
         </w:r>
       </w:hyperlink>
     </w:p>
-    <w:bookmarkEnd w:id="126"/>
-    <w:bookmarkStart w:id="128" w:name="ref-yeom2018privacy"/>
+    <w:bookmarkEnd w:id="128"/>
+    <w:bookmarkStart w:id="130" w:name="ref-yeom2018privacy"/>
     <w:p>
       <w:pPr>
         <w:pStyle w:val="Bibliography"/>
@@ -11922,7 +10853,7 @@
       <w:r>
         <w:t xml:space="preserve"> </w:t>
       </w:r>
-      <w:hyperlink r:id="rId127">
+      <w:hyperlink r:id="rId129">
         <w:r>
           <w:rPr>
             <w:rStyle w:val="Hyperlink"/>
@@ -11931,8 +10862,8 @@
         </w:r>
       </w:hyperlink>
     </w:p>
-    <w:bookmarkEnd w:id="128"/>
-    <w:bookmarkStart w:id="130" w:name="ref-yu2022dpfinetuning"/>
+    <w:bookmarkEnd w:id="130"/>
+    <w:bookmarkStart w:id="132" w:name="ref-yu2022dpfinetuning"/>
     <w:p>
       <w:pPr>
         <w:pStyle w:val="Bibliography"/>
@@ -11956,7 +10887,7 @@
       <w:r>
         <w:t xml:space="preserve"> </w:t>
       </w:r>
-      <w:hyperlink r:id="rId129">
+      <w:hyperlink r:id="rId131">
         <w:r>
           <w:rPr>
             <w:rStyle w:val="Hyperlink"/>
@@ -11965,8 +10896,8 @@
         </w:r>
       </w:hyperlink>
     </w:p>
-    <w:bookmarkEnd w:id="130"/>
-    <w:bookmarkStart w:id="132" w:name="ref-zellers2019hellaswag"/>
+    <w:bookmarkEnd w:id="132"/>
+    <w:bookmarkStart w:id="134" w:name="ref-zellers2019hellaswag"/>
     <w:p>
       <w:pPr>
         <w:pStyle w:val="Bibliography"/>
@@ -11999,7 +10930,7 @@
       <w:r>
         <w:t xml:space="preserve"> </w:t>
       </w:r>
-      <w:hyperlink r:id="rId131">
+      <w:hyperlink r:id="rId133">
         <w:r>
           <w:rPr>
             <w:rStyle w:val="Hyperlink"/>
@@ -12008,8 +10939,8 @@
         </w:r>
       </w:hyperlink>
     </w:p>
-    <w:bookmarkEnd w:id="132"/>
-    <w:bookmarkStart w:id="133" w:name="ref-zhang2023counterfactual"/>
+    <w:bookmarkEnd w:id="134"/>
+    <w:bookmarkStart w:id="135" w:name="ref-zhang2023counterfactual"/>
     <w:p>
       <w:pPr>
         <w:pStyle w:val="Bibliography"/>
@@ -12044,8 +10975,8 @@
         <w:t xml:space="preserve">.</w:t>
       </w:r>
     </w:p>
-    <w:bookmarkEnd w:id="133"/>
-    <w:bookmarkStart w:id="135" w:name="ref-zhang2025minkpp"/>
+    <w:bookmarkEnd w:id="135"/>
+    <w:bookmarkStart w:id="137" w:name="ref-zhang2025minkpp"/>
     <w:p>
       <w:pPr>
         <w:pStyle w:val="Bibliography"/>
@@ -12069,7 +11000,7 @@
       <w:r>
         <w:t xml:space="preserve"> </w:t>
       </w:r>
-      <w:hyperlink r:id="rId134">
+      <w:hyperlink r:id="rId136">
         <w:r>
           <w:rPr>
             <w:rStyle w:val="Hyperlink"/>
@@ -12078,9 +11009,9 @@
         </w:r>
       </w:hyperlink>
     </w:p>
-    <w:bookmarkEnd w:id="135"/>
-    <w:bookmarkEnd w:id="136"/>
     <w:bookmarkEnd w:id="137"/>
+    <w:bookmarkEnd w:id="138"/>
+    <w:bookmarkEnd w:id="139"/>
     <w:sectPr/>
   </w:body>
 </w:document>
@@ -12292,15 +11223,16 @@
   <w:docDefaults>
     <w:rPrDefault>
       <w:rPr>
-        <w:rFonts w:asciiTheme="minorHAnsi" w:cstheme="minorBidi" w:eastAsiaTheme="minorHAnsi" w:hAnsiTheme="minorHAnsi"/>
-        <w:sz w:val="24"/>
-        <w:szCs w:val="24"/>
+        <w:rFonts w:ascii="Times New Roman" w:cs="Times New Roman" w:eastAsia="Times New Roman" w:hAnsi="Times New Roman"/>
+        <w:sz w:val="20"/>
+        <w:szCs w:val="20"/>
         <w:lang w:bidi="ar-SA" w:eastAsia="en-US" w:val="en-US"/>
       </w:rPr>
     </w:rPrDefault>
     <w:pPrDefault>
       <w:pPr>
-        <w:spacing w:after="200"/>
+        <w:spacing w:after="120" w:line="240" w:lineRule="auto"/>
+        <w:jc w:val="both"/>
       </w:pPr>
     </w:pPrDefault>
   </w:docDefaults>
@@ -12340,16 +11272,16 @@
     <w:pPr>
       <w:keepNext/>
       <w:keepLines/>
-      <w:spacing w:after="240" w:before="480"/>
+      <w:spacing w:after="60" w:before="240"/>
       <w:jc w:val="center"/>
     </w:pPr>
     <w:rPr>
-      <w:rFonts w:asciiTheme="majorHAnsi" w:cstheme="majorBidi" w:eastAsiaTheme="majorEastAsia" w:hAnsiTheme="majorHAnsi"/>
+      <w:rFonts w:ascii="Times New Roman" w:cs="Times New Roman" w:eastAsia="Times New Roman" w:hAnsi="Times New Roman"/>
       <w:b/>
       <w:bCs/>
-      <w:color w:themeColor="accent1" w:themeShade="B5" w:val="345A8A"/>
-      <w:sz w:val="36"/>
-      <w:szCs w:val="36"/>
+      <w:color w:val="000000"/>
+      <w:sz w:val="34"/>
+      <w:szCs w:val="34"/>
     </w:rPr>
   </w:style>
   <w:style w:styleId="Subtitle" w:type="paragraph">
@@ -12415,87 +11347,85 @@
     <w:name w:val="Heading 1"/>
     <w:basedOn w:val="Normal"/>
     <w:next w:val="BodyText"/>
-    <w:uiPriority w:val="9"/>
     <w:qFormat/>
     <w:pPr>
       <w:keepNext/>
       <w:keepLines/>
-      <w:spacing w:after="0" w:before="480"/>
+      <w:spacing w:after="120" w:before="260"/>
+      <w:jc w:val="center"/>
       <w:outlineLvl w:val="0"/>
     </w:pPr>
     <w:rPr>
-      <w:rFonts w:asciiTheme="majorHAnsi" w:cstheme="majorBidi" w:eastAsiaTheme="majorEastAsia" w:hAnsiTheme="majorHAnsi"/>
+      <w:rFonts w:ascii="Times New Roman" w:cs="Times New Roman" w:eastAsia="Times New Roman" w:hAnsi="Times New Roman"/>
       <w:b/>
       <w:bCs/>
-      <w:color w:themeColor="accent1" w:val="4F81BD"/>
-      <w:sz w:val="32"/>
-      <w:szCs w:val="32"/>
+      <w:smallCaps/>
+      <w:color w:val="000000"/>
+      <w:sz w:val="22"/>
+      <w:szCs w:val="22"/>
     </w:rPr>
   </w:style>
   <w:style w:styleId="Heading2" w:type="paragraph">
     <w:name w:val="Heading 2"/>
     <w:basedOn w:val="Normal"/>
     <w:next w:val="BodyText"/>
-    <w:uiPriority w:val="9"/>
-    <w:unhideWhenUsed/>
     <w:qFormat/>
     <w:pPr>
       <w:keepNext/>
       <w:keepLines/>
-      <w:spacing w:after="0" w:before="200"/>
+      <w:spacing w:after="60" w:before="160"/>
+      <w:jc w:val="left"/>
       <w:outlineLvl w:val="1"/>
     </w:pPr>
     <w:rPr>
-      <w:rFonts w:asciiTheme="majorHAnsi" w:cstheme="majorBidi" w:eastAsiaTheme="majorEastAsia" w:hAnsiTheme="majorHAnsi"/>
-      <w:b/>
-      <w:bCs/>
-      <w:color w:themeColor="accent1" w:val="4F81BD"/>
-      <w:sz w:val="28"/>
-      <w:szCs w:val="28"/>
+      <w:rFonts w:ascii="Times New Roman" w:cs="Times New Roman" w:eastAsia="Times New Roman" w:hAnsi="Times New Roman"/>
+      <w:i/>
+      <w:iCs/>
+      <w:color w:val="000000"/>
+      <w:sz w:val="20"/>
+      <w:szCs w:val="20"/>
     </w:rPr>
   </w:style>
   <w:style w:styleId="Heading3" w:type="paragraph">
     <w:name w:val="Heading 3"/>
     <w:basedOn w:val="Normal"/>
     <w:next w:val="BodyText"/>
-    <w:uiPriority w:val="9"/>
-    <w:unhideWhenUsed/>
     <w:qFormat/>
     <w:pPr>
       <w:keepNext/>
       <w:keepLines/>
-      <w:spacing w:after="0" w:before="200"/>
+      <w:spacing w:after="40" w:before="120"/>
+      <w:jc w:val="left"/>
       <w:outlineLvl w:val="2"/>
     </w:pPr>
     <w:rPr>
-      <w:rFonts w:asciiTheme="majorHAnsi" w:cstheme="majorBidi" w:eastAsiaTheme="majorEastAsia" w:hAnsiTheme="majorHAnsi"/>
-      <w:b/>
-      <w:bCs/>
-      <w:color w:themeColor="accent1" w:val="4F81BD"/>
-      <w:sz w:val="24"/>
-      <w:szCs w:val="24"/>
+      <w:rFonts w:ascii="Times New Roman" w:cs="Times New Roman" w:eastAsia="Times New Roman" w:hAnsi="Times New Roman"/>
+      <w:i/>
+      <w:iCs/>
+      <w:color w:val="000000"/>
+      <w:sz w:val="20"/>
+      <w:szCs w:val="20"/>
     </w:rPr>
   </w:style>
   <w:style w:styleId="Heading4" w:type="paragraph">
     <w:name w:val="Heading 4"/>
     <w:basedOn w:val="Normal"/>
     <w:next w:val="BodyText"/>
-    <w:uiPriority w:val="9"/>
-    <w:unhideWhenUsed/>
     <w:qFormat/>
     <w:pPr>
       <w:keepNext/>
       <w:keepLines/>
-      <w:spacing w:after="0" w:before="200"/>
+      <w:spacing w:after="0" w:before="120"/>
+      <w:jc w:val="left"/>
       <w:outlineLvl w:val="3"/>
     </w:pPr>
     <w:rPr>
-      <w:rFonts w:asciiTheme="majorHAnsi" w:cstheme="majorBidi" w:eastAsiaTheme="majorEastAsia" w:hAnsiTheme="majorHAnsi"/>
+      <w:rFonts w:ascii="Times New Roman" w:cs="Times New Roman" w:eastAsia="Times New Roman" w:hAnsi="Times New Roman"/>
       <w:i/>
-      <w:bCs/>
-      <w:color w:themeColor="accent1" w:val="4F81BD"/>
-      <w:sz w:val="24"/>
-      <w:szCs w:val="24"/>
+      <w:iCs/>
+      <w:color w:val="000000"/>
+      <w:sz w:val="20"/>
+      <w:szCs w:val="20"/>
     </w:rPr>
   </w:style>
   <w:style w:styleId="Heading5" w:type="paragraph">
@@ -12685,10 +11615,22 @@
   </w:style>
   <w:style w:customStyle="1" w:styleId="TableCaption" w:type="paragraph">
     <w:name w:val="Table Caption"/>
-    <w:basedOn w:val="Caption"/>
+    <w:basedOn w:val="Normal"/>
+    <w:next w:val="BodyText"/>
     <w:pPr>
       <w:keepNext/>
+      <w:spacing w:after="80" w:before="120"/>
+      <w:jc w:val="center"/>
     </w:pPr>
+    <w:rPr>
+      <w:rFonts w:ascii="Times New Roman" w:cs="Times New Roman" w:eastAsia="Times New Roman" w:hAnsi="Times New Roman"/>
+      <w:smallCaps/>
+      <w:i w:val="false"/>
+      <w:iCs w:val="false"/>
+      <w:color w:val="000000"/>
+      <w:sz w:val="18"/>
+      <w:szCs w:val="18"/>
+    </w:rPr>
   </w:style>
   <w:style w:customStyle="1" w:styleId="ImageCaption" w:type="paragraph">
     <w:name w:val="Image Caption"/>
@@ -12733,7 +11675,8 @@
     <w:name w:val="Hyperlink"/>
     <w:basedOn w:val="BodyTextChar"/>
     <w:rPr>
-      <w:color w:themeColor="accent1" w:val="4F81BD"/>
+      <w:color w:val="000000"/>
+      <w:u w:val="none"/>
     </w:rPr>
   </w:style>
   <w:style w:styleId="TOCHeading" w:type="paragraph">
@@ -12753,235 +11696,6 @@
       <w:bCs w:val="0"/>
       <w:color w:themeColor="accent1" w:themeShade="BF" w:val="365F91"/>
     </w:rPr>
-  </w:style>
-  <w:style w:type="paragraph" w:customStyle="1" w:styleId="SourceCode">
-    <w:name w:val="Source Code"/>
-    <w:basedOn w:val="Normal"/>
-    <w:link w:val="VerbatimChar"/>
-    <w:pPr>
-      <w:wordWrap w:val="off"/>
-    </w:pPr>
-  </w:style>
-  <w:style w:type="character" w:customStyle="1" w:styleId="KeywordTok">
-    <w:name w:val="KeywordTok"/>
-    <w:basedOn w:val="VerbatimChar"/>
-    <w:rPr>
-      <w:color w:val="007020"/>
-      <w:b/>
-    </w:rPr>
-  </w:style>
-  <w:style w:type="character" w:customStyle="1" w:styleId="DataTypeTok">
-    <w:name w:val="DataTypeTok"/>
-    <w:basedOn w:val="VerbatimChar"/>
-    <w:rPr>
-      <w:color w:val="902000"/>
-    </w:rPr>
-  </w:style>
-  <w:style w:type="character" w:customStyle="1" w:styleId="DecValTok">
-    <w:name w:val="DecValTok"/>
-    <w:basedOn w:val="VerbatimChar"/>
-    <w:rPr>
-      <w:color w:val="40a070"/>
-    </w:rPr>
-  </w:style>
-  <w:style w:type="character" w:customStyle="1" w:styleId="BaseNTok">
-    <w:name w:val="BaseNTok"/>
-    <w:basedOn w:val="VerbatimChar"/>
-    <w:rPr>
-      <w:color w:val="40a070"/>
-    </w:rPr>
-  </w:style>
-  <w:style w:type="character" w:customStyle="1" w:styleId="FloatTok">
-    <w:name w:val="FloatTok"/>
-    <w:basedOn w:val="VerbatimChar"/>
-    <w:rPr>
-      <w:color w:val="40a070"/>
-    </w:rPr>
-  </w:style>
-  <w:style w:type="character" w:customStyle="1" w:styleId="ConstantTok">
-    <w:name w:val="ConstantTok"/>
-    <w:basedOn w:val="VerbatimChar"/>
-    <w:rPr>
-      <w:color w:val="880000"/>
-    </w:rPr>
-  </w:style>
-  <w:style w:type="character" w:customStyle="1" w:styleId="CharTok">
-    <w:name w:val="CharTok"/>
-    <w:basedOn w:val="VerbatimChar"/>
-    <w:rPr>
-      <w:color w:val="4070a0"/>
-    </w:rPr>
-  </w:style>
-  <w:style w:type="character" w:customStyle="1" w:styleId="SpecialCharTok">
-    <w:name w:val="SpecialCharTok"/>
-    <w:basedOn w:val="VerbatimChar"/>
-    <w:rPr>
-      <w:color w:val="4070a0"/>
-    </w:rPr>
-  </w:style>
-  <w:style w:type="character" w:customStyle="1" w:styleId="StringTok">
-    <w:name w:val="StringTok"/>
-    <w:basedOn w:val="VerbatimChar"/>
-    <w:rPr>
-      <w:color w:val="4070a0"/>
-    </w:rPr>
-  </w:style>
-  <w:style w:type="character" w:customStyle="1" w:styleId="VerbatimStringTok">
-    <w:name w:val="VerbatimStringTok"/>
-    <w:basedOn w:val="VerbatimChar"/>
-    <w:rPr>
-      <w:color w:val="4070a0"/>
-    </w:rPr>
-  </w:style>
-  <w:style w:type="character" w:customStyle="1" w:styleId="SpecialStringTok">
-    <w:name w:val="SpecialStringTok"/>
-    <w:basedOn w:val="VerbatimChar"/>
-    <w:rPr>
-      <w:color w:val="bb6688"/>
-    </w:rPr>
-  </w:style>
-  <w:style w:type="character" w:customStyle="1" w:styleId="ImportTok">
-    <w:name w:val="ImportTok"/>
-    <w:basedOn w:val="VerbatimChar"/>
-    <w:rPr/>
-  </w:style>
-  <w:style w:type="character" w:customStyle="1" w:styleId="CommentTok">
-    <w:name w:val="CommentTok"/>
-    <w:basedOn w:val="VerbatimChar"/>
-    <w:rPr>
-      <w:color w:val="60a0b0"/>
-      <w:i/>
-    </w:rPr>
-  </w:style>
-  <w:style w:type="character" w:customStyle="1" w:styleId="DocumentationTok">
-    <w:name w:val="DocumentationTok"/>
-    <w:basedOn w:val="VerbatimChar"/>
-    <w:rPr>
-      <w:color w:val="ba2121"/>
-      <w:i/>
-    </w:rPr>
-  </w:style>
-  <w:style w:type="character" w:customStyle="1" w:styleId="AnnotationTok">
-    <w:name w:val="AnnotationTok"/>
-    <w:basedOn w:val="VerbatimChar"/>
-    <w:rPr>
-      <w:color w:val="60a0b0"/>
-      <w:b/>
-      <w:i/>
-    </w:rPr>
-  </w:style>
-  <w:style w:type="character" w:customStyle="1" w:styleId="CommentVarTok">
-    <w:name w:val="CommentVarTok"/>
-    <w:basedOn w:val="VerbatimChar"/>
-    <w:rPr>
-      <w:color w:val="60a0b0"/>
-      <w:b/>
-      <w:i/>
-    </w:rPr>
-  </w:style>
-  <w:style w:type="character" w:customStyle="1" w:styleId="OtherTok">
-    <w:name w:val="OtherTok"/>
-    <w:basedOn w:val="VerbatimChar"/>
-    <w:rPr>
-      <w:color w:val="007020"/>
-    </w:rPr>
-  </w:style>
-  <w:style w:type="character" w:customStyle="1" w:styleId="FunctionTok">
-    <w:name w:val="FunctionTok"/>
-    <w:basedOn w:val="VerbatimChar"/>
-    <w:rPr>
-      <w:color w:val="06287e"/>
-    </w:rPr>
-  </w:style>
-  <w:style w:type="character" w:customStyle="1" w:styleId="VariableTok">
-    <w:name w:val="VariableTok"/>
-    <w:basedOn w:val="VerbatimChar"/>
-    <w:rPr>
-      <w:color w:val="19177c"/>
-    </w:rPr>
-  </w:style>
-  <w:style w:type="character" w:customStyle="1" w:styleId="ControlFlowTok">
-    <w:name w:val="ControlFlowTok"/>
-    <w:basedOn w:val="VerbatimChar"/>
-    <w:rPr>
-      <w:color w:val="007020"/>
-      <w:b/>
-    </w:rPr>
-  </w:style>
-  <w:style w:type="character" w:customStyle="1" w:styleId="OperatorTok">
-    <w:name w:val="OperatorTok"/>
-    <w:basedOn w:val="VerbatimChar"/>
-    <w:rPr>
-      <w:color w:val="666666"/>
-    </w:rPr>
-  </w:style>
-  <w:style w:type="character" w:customStyle="1" w:styleId="BuiltInTok">
-    <w:name w:val="BuiltInTok"/>
-    <w:basedOn w:val="VerbatimChar"/>
-    <w:rPr/>
-  </w:style>
-  <w:style w:type="character" w:customStyle="1" w:styleId="ExtensionTok">
-    <w:name w:val="ExtensionTok"/>
-    <w:basedOn w:val="VerbatimChar"/>
-    <w:rPr/>
-  </w:style>
-  <w:style w:type="character" w:customStyle="1" w:styleId="PreprocessorTok">
-    <w:name w:val="PreprocessorTok"/>
-    <w:basedOn w:val="VerbatimChar"/>
-    <w:rPr>
-      <w:color w:val="bc7a00"/>
-    </w:rPr>
-  </w:style>
-  <w:style w:type="character" w:customStyle="1" w:styleId="AttributeTok">
-    <w:name w:val="AttributeTok"/>
-    <w:basedOn w:val="VerbatimChar"/>
-    <w:rPr>
-      <w:color w:val="7d9029"/>
-    </w:rPr>
-  </w:style>
-  <w:style w:type="character" w:customStyle="1" w:styleId="RegionMarkerTok">
-    <w:name w:val="RegionMarkerTok"/>
-    <w:basedOn w:val="VerbatimChar"/>
-    <w:rPr/>
-  </w:style>
-  <w:style w:type="character" w:customStyle="1" w:styleId="InformationTok">
-    <w:name w:val="InformationTok"/>
-    <w:basedOn w:val="VerbatimChar"/>
-    <w:rPr>
-      <w:color w:val="60a0b0"/>
-      <w:b/>
-      <w:i/>
-    </w:rPr>
-  </w:style>
-  <w:style w:type="character" w:customStyle="1" w:styleId="WarningTok">
-    <w:name w:val="WarningTok"/>
-    <w:basedOn w:val="VerbatimChar"/>
-    <w:rPr>
-      <w:color w:val="60a0b0"/>
-      <w:b/>
-      <w:i/>
-    </w:rPr>
-  </w:style>
-  <w:style w:type="character" w:customStyle="1" w:styleId="AlertTok">
-    <w:name w:val="AlertTok"/>
-    <w:basedOn w:val="VerbatimChar"/>
-    <w:rPr>
-      <w:color w:val="ff0000"/>
-      <w:b/>
-    </w:rPr>
-  </w:style>
-  <w:style w:type="character" w:customStyle="1" w:styleId="ErrorTok">
-    <w:name w:val="ErrorTok"/>
-    <w:basedOn w:val="VerbatimChar"/>
-    <w:rPr>
-      <w:color w:val="ff0000"/>
-      <w:b/>
-    </w:rPr>
-  </w:style>
-  <w:style w:type="character" w:customStyle="1" w:styleId="NormalTok">
-    <w:name w:val="NormalTok"/>
-    <w:basedOn w:val="VerbatimChar"/>
-    <w:rPr/>
   </w:style>
 </w:styles>
 </file>

--- a/paper/main.docx
+++ b/paper/main.docx
@@ -15,13 +15,19 @@
         <w:pStyle w:val="FirstParagraph"/>
       </w:pPr>
       <w:r>
-        <w:t xml:space="preserve">Large language models are ranked and certified as safe on public benchmarks whose validity</w:t>
-      </w:r>
-      <w:r>
-        <w:t xml:space="preserve"> </w:t>
-      </w:r>
-      <w:r>
-        <w:t xml:space="preserve">rests on the benchmark not appearing in pre-training. We study</w:t>
+        <w:t xml:space="preserve">Large language models are ranked and certified as safe using public benchmarks, and that</w:t>
+      </w:r>
+      <w:r>
+        <w:t xml:space="preserve"> </w:t>
+      </w:r>
+      <w:r>
+        <w:t xml:space="preserve">practice is only valid if the benchmark was absent from pre-training. When a benchmark</w:t>
+      </w:r>
+      <w:r>
+        <w:t xml:space="preserve"> </w:t>
+      </w:r>
+      <w:r>
+        <w:t xml:space="preserve">does appear in the training corpus, a condition known as</w:t>
       </w:r>
       <w:r>
         <w:t xml:space="preserve"> </w:t>
@@ -34,152 +40,224 @@
         <w:t xml:space="preserve">benchmark contamination</w:t>
       </w:r>
       <w:r>
-        <w:t xml:space="preserve"> </w:t>
-      </w:r>
-      <w:r>
-        <w:t xml:space="preserve">not as a measurement-hygiene problem but as a privacy/security vulnerability: contamination is a</w:t>
-      </w:r>
-      <w:r>
-        <w:t xml:space="preserve"> </w:t>
-      </w:r>
-      <w:r>
-        <w:t xml:space="preserve">visible symptom of memorization, and memorization is the mechanism by which sensitive content</w:t>
-      </w:r>
-      <w:r>
-        <w:t xml:space="preserve"> </w:t>
-      </w:r>
-      <w:r>
-        <w:t xml:space="preserve">leaks. Using the Pythia suite trained on the public Pile, so that membership is ground truth</w:t>
-      </w:r>
-      <w:r>
-        <w:t xml:space="preserve"> </w:t>
-      </w:r>
-      <w:r>
-        <w:t xml:space="preserve">rather than an inferred label, we run a systematic, pre-registered comparison of existing</w:t>
-      </w:r>
-      <w:r>
-        <w:t xml:space="preserve"> </w:t>
-      </w:r>
-      <w:r>
-        <w:t xml:space="preserve">contamination/membership detectors (LOSS, Min-K%, Min-K%++, zlib) against a per-item</w:t>
-      </w:r>
-      <w:r>
-        <w:t xml:space="preserve"> </w:t>
-      </w:r>
-      <w:r>
-        <w:rPr>
-          <w:iCs/>
-          <w:i/>
-        </w:rPr>
-        <w:t xml:space="preserve">extraction</w:t>
-      </w:r>
-      <w:r>
-        <w:t xml:space="preserve"> </w:t>
-      </w:r>
-      <w:r>
-        <w:t xml:space="preserve">outcome. We make no claim to a new detector or metric. Our contribution is a</w:t>
-      </w:r>
-      <w:r>
-        <w:t xml:space="preserve"> </w:t>
-      </w:r>
-      <w:r>
-        <w:rPr>
-          <w:iCs/>
-          <w:i/>
-        </w:rPr>
-        <w:t xml:space="preserve">controlled</w:t>
-      </w:r>
-      <w:r>
-        <w:t xml:space="preserve"> </w:t>
-      </w:r>
-      <w:r>
-        <w:t xml:space="preserve">result: a pre-registered partial-correlation and mediation analysis that</w:t>
-      </w:r>
-      <w:r>
-        <w:t xml:space="preserve"> </w:t>
-      </w:r>
-      <w:r>
-        <w:t xml:space="preserve">isolates the role of raw per-item loss. We find that the apparent contamination→leakage</w:t>
-      </w:r>
-      <w:r>
-        <w:t xml:space="preserve"> </w:t>
-      </w:r>
-      <w:r>
-        <w:t xml:space="preserve">association is</w:t>
-      </w:r>
-      <w:r>
-        <w:t xml:space="preserve"> </w:t>
-      </w:r>
-      <w:r>
-        <w:rPr>
-          <w:iCs/>
-          <w:i/>
-        </w:rPr>
-        <w:t xml:space="preserve">loss-mediated to the resolution of this experiment</w:t>
-      </w:r>
-      <w:r>
-        <w:t xml:space="preserve">: the calibrated</w:t>
-      </w:r>
-      <w:r>
-        <w:t xml:space="preserve"> </w:t>
-      </w:r>
-      <w:r>
-        <w:t xml:space="preserve">reference-free detectors, which are themselves strongly-to-moderately collinear with loss</w:t>
-      </w:r>
-      <w:r>
-        <w:t xml:space="preserve"> </w:t>
-      </w:r>
-      <w:r>
-        <w:t xml:space="preserve">(Spearman 0.74–0.90), add no positive predictive value beyond it, and their residual partials</w:t>
-      </w:r>
-      <w:r>
-        <w:t xml:space="preserve"> </w:t>
-      </w:r>
-      <w:r>
-        <w:t xml:space="preserve">are null or, for the most loss-collinear detector (Min-K%), weakly negative in a manner consistent</w:t>
-      </w:r>
-      <w:r>
-        <w:t xml:space="preserve"> </w:t>
-      </w:r>
-      <w:r>
-        <w:t xml:space="preserve">with a suppression artifact rather than substantive inverse prediction. This absence of positive</w:t>
-      </w:r>
-      <w:r>
-        <w:t xml:space="preserve"> </w:t>
-      </w:r>
-      <w:r>
-        <w:t xml:space="preserve">residual survives a non-linear (cubic-residual and decile-stratified) loss control and</w:t>
-      </w:r>
-      <w:r>
-        <w:t xml:space="preserve"> </w:t>
-      </w:r>
-      <w:r>
-        <w:t xml:space="preserve">deduplication, and is not explained by token frequency or the zero-inflated outcome. We frame this</w:t>
-      </w:r>
-      <w:r>
-        <w:t xml:space="preserve"> </w:t>
-      </w:r>
-      <w:r>
-        <w:t xml:space="preserve">as a</w:t>
-      </w:r>
-      <w:r>
-        <w:t xml:space="preserve"> </w:t>
-      </w:r>
-      <w:r>
-        <w:rPr>
-          <w:iCs/>
-          <w:i/>
-        </w:rPr>
-        <w:t xml:space="preserve">membership-detection-versus-leakage-prediction divergence</w:t>
-      </w:r>
-      <w:r>
-        <w:t xml:space="preserve">: the detectors the field</w:t>
-      </w:r>
-      <w:r>
-        <w:t xml:space="preserve"> </w:t>
-      </w:r>
-      <w:r>
-        <w:t xml:space="preserve">optimizes for membership are not the right instrument for the privacy question.</w:t>
+        <w:t xml:space="preserve">,</w:t>
+      </w:r>
+      <w:r>
+        <w:t xml:space="preserve"> </w:t>
+      </w:r>
+      <w:r>
+        <w:t xml:space="preserve">the usual concern is that scores overstate capability. A growing line of argument treats</w:t>
+      </w:r>
+      <w:r>
+        <w:t xml:space="preserve"> </w:t>
+      </w:r>
+      <w:r>
+        <w:t xml:space="preserve">contamination instead as a privacy warning sign, on the reasoning that contamination</w:t>
+      </w:r>
+      <w:r>
+        <w:t xml:space="preserve"> </w:t>
+      </w:r>
+      <w:r>
+        <w:t xml:space="preserve">reveals</w:t>
+      </w:r>
+      <w:r>
+        <w:t xml:space="preserve"> </w:t>
+      </w:r>
+      <w:r>
+        <w:rPr>
+          <w:iCs/>
+          <w:i/>
+        </w:rPr>
+        <w:t xml:space="preserve">memorization</w:t>
+      </w:r>
+      <w:r>
+        <w:t xml:space="preserve">, and that memorization is the mechanism by which sensitive</w:t>
+      </w:r>
+      <w:r>
+        <w:t xml:space="preserve"> </w:t>
+      </w:r>
+      <w:r>
+        <w:t xml:space="preserve">training content escapes. That reasoning is rarely stated precisely, and contamination and</w:t>
+      </w:r>
+      <w:r>
+        <w:t xml:space="preserve"> </w:t>
+      </w:r>
+      <w:r>
+        <w:t xml:space="preserve">sensitive-data leakage are distinct phenomena, so we begin by decomposing it into four</w:t>
+      </w:r>
+      <w:r>
+        <w:t xml:space="preserve"> </w:t>
+      </w:r>
+      <w:r>
+        <w:t xml:space="preserve">explicit assumptions and identifying which are empirically testable. Our experiments</w:t>
+      </w:r>
+      <w:r>
+        <w:t xml:space="preserve"> </w:t>
+      </w:r>
+      <w:r>
+        <w:t xml:space="preserve">target the first and most basic of them: that a contamination score reflects retention of</w:t>
+      </w:r>
+      <w:r>
+        <w:t xml:space="preserve"> </w:t>
+      </w:r>
+      <w:r>
+        <w:t xml:space="preserve">a</w:t>
+      </w:r>
+      <w:r>
+        <w:t xml:space="preserve"> </w:t>
+      </w:r>
+      <w:r>
+        <w:rPr>
+          <w:iCs/>
+          <w:i/>
+        </w:rPr>
+        <w:t xml:space="preserve">specific</w:t>
+      </w:r>
+      <w:r>
+        <w:t xml:space="preserve"> </w:t>
+      </w:r>
+      <w:r>
+        <w:t xml:space="preserve">item rather than how intrinsically predictable that item is. We test it</w:t>
+      </w:r>
+      <w:r>
+        <w:t xml:space="preserve"> </w:t>
+      </w:r>
+      <w:r>
+        <w:t xml:space="preserve">on Pythia models trained on the public Pile, so that training-set membership is ground</w:t>
+      </w:r>
+      <w:r>
+        <w:t xml:space="preserve"> </w:t>
+      </w:r>
+      <w:r>
+        <w:t xml:space="preserve">truth rather than an inferred label, and we compare four existing reference-free</w:t>
+      </w:r>
+      <w:r>
+        <w:t xml:space="preserve"> </w:t>
+      </w:r>
+      <w:r>
+        <w:t xml:space="preserve">detectors (LOSS, Min-K%, Min-K%++, and a compression ratio) against a per-item</w:t>
+      </w:r>
+      <w:r>
+        <w:t xml:space="preserve"> </w:t>
+      </w:r>
+      <w:r>
+        <w:t xml:space="preserve">extraction outcome. We propose no new detector, attack, or metric. Our contribution is a</w:t>
+      </w:r>
+      <w:r>
+        <w:t xml:space="preserve"> </w:t>
+      </w:r>
+      <w:r>
+        <w:t xml:space="preserve">controlled measurement of</w:t>
+      </w:r>
+      <w:r>
+        <w:t xml:space="preserve"> </w:t>
+      </w:r>
+      <w:r>
+        <w:rPr>
+          <w:iCs/>
+          <w:i/>
+        </w:rPr>
+        <w:t xml:space="preserve">incremental</w:t>
+      </w:r>
+      <w:r>
+        <w:t xml:space="preserve"> </w:t>
+      </w:r>
+      <w:r>
+        <w:t xml:space="preserve">value: a pre-registered partial-correlation</w:t>
+      </w:r>
+      <w:r>
+        <w:t xml:space="preserve"> </w:t>
+      </w:r>
+      <w:r>
+        <w:t xml:space="preserve">and mediation analysis that asks what each detector predicts once the model’s per-item</w:t>
+      </w:r>
+      <w:r>
+        <w:t xml:space="preserve"> </w:t>
+      </w:r>
+      <w:r>
+        <w:t xml:space="preserve">loss is held fixed. The three adjusted detectors add no positive predictive value beyond</w:t>
+      </w:r>
+      <w:r>
+        <w:t xml:space="preserve"> </w:t>
+      </w:r>
+      <w:r>
+        <w:t xml:space="preserve">loss. They are near-collinear with it (Spearman 0.74 to 0.90), and their residual</w:t>
+      </w:r>
+      <w:r>
+        <w:t xml:space="preserve"> </w:t>
+      </w:r>
+      <w:r>
+        <w:t xml:space="preserve">associations are null or, for the most loss-collinear detector, weakly negative in a</w:t>
+      </w:r>
+      <w:r>
+        <w:t xml:space="preserve"> </w:t>
+      </w:r>
+      <w:r>
+        <w:t xml:space="preserve">manner consistent with a statistical suppression artifact rather than genuine inverse</w:t>
+      </w:r>
+      <w:r>
+        <w:t xml:space="preserve"> </w:t>
+      </w:r>
+      <w:r>
+        <w:t xml:space="preserve">prediction. The absence of positive residual survives non-linear controls for loss and</w:t>
+      </w:r>
+      <w:r>
+        <w:t xml:space="preserve"> </w:t>
+      </w:r>
+      <w:r>
+        <w:t xml:space="preserve">survives deduplication, and is not explained by token frequency or by the</w:t>
+      </w:r>
+      <w:r>
+        <w:t xml:space="preserve"> </w:t>
+      </w:r>
+      <w:r>
+        <w:t xml:space="preserve">mostly-zero outcome. We read this as a measurement-validity result: the detectors an</w:t>
+      </w:r>
+      <w:r>
+        <w:t xml:space="preserve"> </w:t>
+      </w:r>
+      <w:r>
+        <w:t xml:space="preserve">auditor can afford carry little information about</w:t>
+      </w:r>
+      <w:r>
+        <w:t xml:space="preserve"> </w:t>
+      </w:r>
+      <w:r>
+        <w:rPr>
+          <w:iCs/>
+          <w:i/>
+        </w:rPr>
+        <w:t xml:space="preserve">which</w:t>
+      </w:r>
+      <w:r>
+        <w:t xml:space="preserve"> </w:t>
+      </w:r>
+      <w:r>
+        <w:t xml:space="preserve">items leak that loss does</w:t>
+      </w:r>
+      <w:r>
+        <w:t xml:space="preserve"> </w:t>
+      </w:r>
+      <w:r>
+        <w:t xml:space="preserve">not already carry, which bounds what detector-based contamination auditing can support.</w:t>
+      </w:r>
+      <w:r>
+        <w:t xml:space="preserve"> </w:t>
+      </w:r>
+      <w:r>
+        <w:t xml:space="preserve">We do not demonstrate leakage of sensitive information. A PII measurement on the Enron</w:t>
+      </w:r>
+      <w:r>
+        <w:t xml:space="preserve"> </w:t>
+      </w:r>
+      <w:r>
+        <w:t xml:space="preserve">Emails subset of the Pile returned no detected leakage at our scale, and we report that</w:t>
+      </w:r>
+      <w:r>
+        <w:t xml:space="preserve"> </w:t>
+      </w:r>
+      <w:r>
+        <w:t xml:space="preserve">null rather than treating the sensitive-data link as established.</w:t>
       </w:r>
       <w:r>
         <w:t xml:space="preserve"> </w:t>
@@ -189,7 +267,7 @@
           <w:bCs/>
           <w:b/>
         </w:rPr>
-        <w:t xml:space="preserve">These results are preliminary,</w:t>
+        <w:t xml:space="preserve">These results</w:t>
       </w:r>
       <w:r>
         <w:rPr>
@@ -203,7 +281,7 @@
           <w:bCs/>
           <w:b/>
         </w:rPr>
-        <w:t xml:space="preserve">obtained on the smallest (160M) Pythia model on CPU. The pipeline is built so that the</w:t>
+        <w:t xml:space="preserve">are preliminary, obtained on the smallest (160M) Pythia model on CPU, which is the</w:t>
       </w:r>
       <w:r>
         <w:rPr>
@@ -217,7 +295,21 @@
           <w:bCs/>
           <w:b/>
         </w:rPr>
-        <w:t xml:space="preserve">GPU-scale replication is a single configuration change.</w:t>
+        <w:t xml:space="preserve">regime least likely to exhibit memorization. The pipeline is built so that replication at</w:t>
+      </w:r>
+      <w:r>
+        <w:rPr>
+          <w:bCs/>
+          <w:b/>
+        </w:rPr>
+        <w:t xml:space="preserve"> </w:t>
+      </w:r>
+      <w:r>
+        <w:rPr>
+          <w:bCs/>
+          <w:b/>
+        </w:rPr>
+        <w:t xml:space="preserve">larger scale is a single configuration change.</w:t>
       </w:r>
       <w:r>
         <w:t xml:space="preserve"> </w:t>
@@ -232,7 +324,7 @@
         <w:t xml:space="preserve">number is reproducible from a seeded script.</w:t>
       </w:r>
     </w:p>
-    <w:bookmarkStart w:id="21" w:name="sec:intro"/>
+    <w:bookmarkStart w:id="29" w:name="sec:intro"/>
     <w:p>
       <w:pPr>
         <w:pStyle w:val="Heading1"/>
@@ -241,48 +333,137 @@
         <w:t xml:space="preserve">I. Introduction</w:t>
       </w:r>
     </w:p>
+    <w:bookmarkStart w:id="20" w:name="Xe77d2ae5d52953ea3bd1cf31f4caf59129b779f"/>
+    <w:p>
+      <w:pPr>
+        <w:pStyle w:val="Heading2"/>
+      </w:pPr>
+      <w:r>
+        <w:t xml:space="preserve">A. Benchmarks, and the assumption they depend on</w:t>
+      </w:r>
+    </w:p>
     <w:p>
       <w:pPr>
         <w:pStyle w:val="FirstParagraph"/>
       </w:pPr>
       <w:r>
-        <w:t xml:space="preserve">Large language models (LLMs) are ranked, selected, and certified as safe largely on</w:t>
-      </w:r>
-      <w:r>
-        <w:t xml:space="preserve"> </w:t>
-      </w:r>
-      <w:r>
-        <w:t xml:space="preserve">the basis of their scores on public benchmarks </w:t>
+        <w:t xml:space="preserve">Large language models (LLMs) are compared, selected, and increasingly certified as safe</w:t>
+      </w:r>
+      <w:r>
+        <w:t xml:space="preserve"> </w:t>
+      </w:r>
+      <w:r>
+        <w:t xml:space="preserve">on the basis of their scores on public test sets called</w:t>
+      </w:r>
+      <w:r>
+        <w:t xml:space="preserve"> </w:t>
+      </w:r>
+      <w:r>
+        <w:rPr>
+          <w:iCs/>
+          <w:i/>
+        </w:rPr>
+        <w:t xml:space="preserve">benchmarks</w:t>
+      </w:r>
+      <w:r>
+        <w:t xml:space="preserve"> </w:t>
       </w:r>
       <w:r>
         <w:t xml:space="preserve">(Cobbe et al., 2021; Hendrycks et al., 2021)</w:t>
       </w:r>
       <w:r>
+        <w:t xml:space="preserve">. A benchmark is a fixed</w:t>
+      </w:r>
+      <w:r>
+        <w:t xml:space="preserve"> </w:t>
+      </w:r>
+      <w:r>
+        <w:t xml:space="preserve">collection of questions with known answers. A model that answers more of them is taken</w:t>
+      </w:r>
+      <w:r>
+        <w:t xml:space="preserve"> </w:t>
+      </w:r>
+      <w:r>
+        <w:t xml:space="preserve">to be more capable.</w:t>
+      </w:r>
+    </w:p>
+    <w:p>
+      <w:pPr>
+        <w:pStyle w:val="BodyText"/>
+      </w:pPr>
+      <w:r>
+        <w:t xml:space="preserve">That inference depends on one assumption: the model must not have seen the benchmark</w:t>
+      </w:r>
+      <w:r>
+        <w:t xml:space="preserve"> </w:t>
+      </w:r>
+      <w:r>
+        <w:t xml:space="preserve">during training. If it has, a high score may reflect recall of the answer rather than</w:t>
+      </w:r>
+      <w:r>
+        <w:t xml:space="preserve"> </w:t>
+      </w:r>
+      <w:r>
+        <w:t xml:space="preserve">the ability the benchmark was built to measure. The presence of evaluation data inside a</w:t>
+      </w:r>
+      <w:r>
+        <w:t xml:space="preserve"> </w:t>
+      </w:r>
+      <w:r>
+        <w:t xml:space="preserve">model’s training corpus is called</w:t>
+      </w:r>
+      <w:r>
+        <w:t xml:space="preserve"> </w:t>
+      </w:r>
+      <w:r>
+        <w:rPr>
+          <w:iCs/>
+          <w:i/>
+        </w:rPr>
+        <w:t xml:space="preserve">benchmark</w:t>
+      </w:r>
+      <w:r>
+        <w:rPr>
+          <w:iCs/>
+          <w:i/>
+        </w:rPr>
+        <w:t xml:space="preserve"> </w:t>
+      </w:r>
+      <w:r>
+        <w:rPr>
+          <w:iCs/>
+          <w:i/>
+        </w:rPr>
+        <w:t xml:space="preserve">contamination</w:t>
+      </w:r>
+      <w:r>
+        <w:t xml:space="preserve"> </w:t>
+      </w:r>
+      <w:r>
+        <w:t xml:space="preserve">(Golchin &amp; Surdeanu, 2024)</w:t>
+      </w:r>
+      <w:r>
         <w:t xml:space="preserve">.</w:t>
       </w:r>
-      <w:r>
-        <w:t xml:space="preserve"> </w:t>
-      </w:r>
-      <w:r>
-        <w:t xml:space="preserve">Those scores are only meaningful under one assumption: that the evaluation data was</w:t>
-      </w:r>
-      <w:r>
-        <w:t xml:space="preserve"> </w:t>
-      </w:r>
-      <w:r>
-        <w:t xml:space="preserve">absent from pre-training. The assumption is increasingly untenable. Benchmarks are</w:t>
-      </w:r>
-      <w:r>
-        <w:t xml:space="preserve"> </w:t>
-      </w:r>
-      <w:r>
-        <w:t xml:space="preserve">small, static, and endlessly redistributed across the web, while training corpora are</w:t>
-      </w:r>
-      <w:r>
-        <w:t xml:space="preserve"> </w:t>
-      </w:r>
-      <w:r>
-        <w:t xml:space="preserve">weakly filtered crawls assembled at the scale of hundreds of gigabytes to</w:t>
+    </w:p>
+    <w:p>
+      <w:pPr>
+        <w:pStyle w:val="BodyText"/>
+      </w:pPr>
+      <w:r>
+        <w:t xml:space="preserve">Contamination is now difficult to avoid. Benchmarks are small, fixed, and copied widely</w:t>
+      </w:r>
+      <w:r>
+        <w:t xml:space="preserve"> </w:t>
+      </w:r>
+      <w:r>
+        <w:t xml:space="preserve">across the web once published. Training corpora are enormous and lightly filtered,</w:t>
+      </w:r>
+      <w:r>
+        <w:t xml:space="preserve"> </w:t>
+      </w:r>
+      <w:r>
+        <w:t xml:space="preserve">assembled at the scale of hundreds of gigabytes to</w:t>
       </w:r>
       <w:r>
         <w:t xml:space="preserve"> </w:t>
@@ -294,44 +475,31 @@
         <w:t xml:space="preserve">(Common Crawl Foundation, n.d.; Gao et al., 2020)</w:t>
       </w:r>
       <w:r>
-        <w:t xml:space="preserve">. Benchmark items are therefore swept into the</w:t>
-      </w:r>
-      <w:r>
-        <w:t xml:space="preserve"> </w:t>
-      </w:r>
-      <w:r>
-        <w:t xml:space="preserve">next crawl by ordinary copying, with no adversary required. The resulting</w:t>
-      </w:r>
-      <w:r>
-        <w:t xml:space="preserve"> </w:t>
-      </w:r>
-      <w:r>
-        <w:rPr>
-          <w:iCs/>
-          <w:i/>
-        </w:rPr>
-        <w:t xml:space="preserve">benchmark contamination</w:t>
-      </w:r>
-      <w:r>
-        <w:t xml:space="preserve">, the presence of evaluation data in the training</w:t>
-      </w:r>
-      <w:r>
-        <w:t xml:space="preserve"> </w:t>
-      </w:r>
-      <w:r>
-        <w:t xml:space="preserve">corpus </w:t>
-      </w:r>
-      <w:r>
-        <w:t xml:space="preserve">(Golchin &amp; Surdeanu, 2024)</w:t>
-      </w:r>
-      <w:r>
-        <w:t xml:space="preserve">, is usually treated as a measurement-hygiene</w:t>
-      </w:r>
-      <w:r>
-        <w:t xml:space="preserve"> </w:t>
-      </w:r>
-      <w:r>
-        <w:t xml:space="preserve">problem: a contaminated score over-states capability </w:t>
+        <w:t xml:space="preserve">. Benchmark items are therefore drawn into the</w:t>
+      </w:r>
+      <w:r>
+        <w:t xml:space="preserve"> </w:t>
+      </w:r>
+      <w:r>
+        <w:t xml:space="preserve">next crawl through ordinary redistribution, with no adversary and no misconduct</w:t>
+      </w:r>
+      <w:r>
+        <w:t xml:space="preserve"> </w:t>
+      </w:r>
+      <w:r>
+        <w:t xml:space="preserve">required. The research community treats this primarily as a measurement-hygiene</w:t>
+      </w:r>
+      <w:r>
+        <w:t xml:space="preserve"> </w:t>
+      </w:r>
+      <w:r>
+        <w:t xml:space="preserve">problem, on the grounds that a contaminated score overstates</w:t>
+      </w:r>
+      <w:r>
+        <w:t xml:space="preserve"> </w:t>
+      </w:r>
+      <w:r>
+        <w:t xml:space="preserve">capability </w:t>
       </w:r>
       <w:r>
         <w:t xml:space="preserve">(Ravaut et al., 2024)</w:t>
@@ -340,94 +508,103 @@
         <w:t xml:space="preserve">.</w:t>
       </w:r>
     </w:p>
+    <w:bookmarkEnd w:id="20"/>
+    <w:bookmarkStart w:id="21" w:name="X9ff3cb3071734052736f683ac7a5b21bc50ba8a"/>
+    <w:p>
+      <w:pPr>
+        <w:pStyle w:val="Heading2"/>
+      </w:pPr>
+      <w:r>
+        <w:t xml:space="preserve">B. Why this is also a privacy and security question</w:t>
+      </w:r>
+    </w:p>
+    <w:p>
+      <w:pPr>
+        <w:pStyle w:val="FirstParagraph"/>
+      </w:pPr>
+      <w:r>
+        <w:t xml:space="preserve">There is a second consequence that the hygiene framing sets aside. The mechanism that</w:t>
+      </w:r>
+      <w:r>
+        <w:t xml:space="preserve"> </w:t>
+      </w:r>
+      <w:r>
+        <w:t xml:space="preserve">makes a contaminated benchmark score untrustworthy is</w:t>
+      </w:r>
+      <w:r>
+        <w:t xml:space="preserve"> </w:t>
+      </w:r>
+      <w:r>
+        <w:rPr>
+          <w:iCs/>
+          <w:i/>
+        </w:rPr>
+        <w:t xml:space="preserve">memorization</w:t>
+      </w:r>
+      <w:r>
+        <w:t xml:space="preserve">: the model has</w:t>
+      </w:r>
+      <w:r>
+        <w:t xml:space="preserve"> </w:t>
+      </w:r>
+      <w:r>
+        <w:t xml:space="preserve">retained information specific to individual training examples rather than only the</w:t>
+      </w:r>
+      <w:r>
+        <w:t xml:space="preserve"> </w:t>
+      </w:r>
+      <w:r>
+        <w:t xml:space="preserve">general patterns across them. Memorization is also the mechanism behind a known privacy</w:t>
+      </w:r>
+      <w:r>
+        <w:t xml:space="preserve"> </w:t>
+      </w:r>
+      <w:r>
+        <w:t xml:space="preserve">failure. Models trained on web-scale corpora can reproduce training text word for word,</w:t>
+      </w:r>
+      <w:r>
+        <w:t xml:space="preserve"> </w:t>
+      </w:r>
+      <w:r>
+        <w:t xml:space="preserve">including personal information such as names, addresses, and contact</w:t>
+      </w:r>
+      <w:r>
+        <w:t xml:space="preserve"> </w:t>
+      </w:r>
+      <w:r>
+        <w:t xml:space="preserve">details </w:t>
+      </w:r>
+      <w:r>
+        <w:t xml:space="preserve">(Carlini et al., 2021; Carlini et al., 2023)</w:t>
+      </w:r>
+      <w:r>
+        <w:t xml:space="preserve">.</w:t>
+      </w:r>
+    </w:p>
     <w:p>
       <w:pPr>
         <w:pStyle w:val="BodyText"/>
       </w:pPr>
       <w:r>
-        <w:t xml:space="preserve">We argue that contamination is better understood as a</w:t>
-      </w:r>
-      <w:r>
-        <w:t xml:space="preserve"> </w:t>
-      </w:r>
-      <w:r>
-        <w:rPr>
-          <w:iCs/>
-          <w:i/>
-        </w:rPr>
-        <w:t xml:space="preserve">privacy and security</w:t>
-      </w:r>
-      <w:r>
-        <w:t xml:space="preserve"> </w:t>
-      </w:r>
-      <w:r>
-        <w:t xml:space="preserve">vulnerability, and we study it as one. The same over-parameterized models that score</w:t>
-      </w:r>
-      <w:r>
-        <w:t xml:space="preserve"> </w:t>
-      </w:r>
-      <w:r>
-        <w:t xml:space="preserve">highly on a leaked benchmark also memorize and can regurgitate verbatim training</w:t>
-      </w:r>
-      <w:r>
-        <w:t xml:space="preserve"> </w:t>
-      </w:r>
-      <w:r>
-        <w:t xml:space="preserve">sequences, including personally identifiable information (PII) that co-occurs in the</w:t>
-      </w:r>
-      <w:r>
-        <w:t xml:space="preserve"> </w:t>
-      </w:r>
-      <w:r>
-        <w:t xml:space="preserve">same corpora </w:t>
-      </w:r>
-      <w:r>
-        <w:t xml:space="preserve">(Carlini et al., 2021; Carlini et al., 2023)</w:t>
-      </w:r>
-      <w:r>
-        <w:t xml:space="preserve">. Contamination, in</w:t>
-      </w:r>
-      <w:r>
-        <w:t xml:space="preserve"> </w:t>
-      </w:r>
-      <w:r>
-        <w:t xml:space="preserve">this view, is a visible symptom of unintended memorization, and memorization is the</w:t>
-      </w:r>
-      <w:r>
-        <w:t xml:space="preserve"> </w:t>
-      </w:r>
-      <w:r>
-        <w:t xml:space="preserve">mechanism by which sensitive content leaks. If a cheap, model-side contamination signal</w:t>
-      </w:r>
-      <w:r>
-        <w:t xml:space="preserve"> </w:t>
-      </w:r>
-      <w:r>
-        <w:t xml:space="preserve">predicts which items the model has memorized, then the act of contaminating a benchmark</w:t>
-      </w:r>
-      <w:r>
-        <w:t xml:space="preserve"> </w:t>
-      </w:r>
-      <w:r>
-        <w:t xml:space="preserve">is not merely inflating a metric. It is exposing a leakage channel. We make this</w:t>
-      </w:r>
-      <w:r>
-        <w:t xml:space="preserve"> </w:t>
-      </w:r>
-      <w:r>
-        <w:t xml:space="preserve">contamination → memorization → leakage chain the object of</w:t>
-      </w:r>
-      <w:r>
-        <w:t xml:space="preserve"> </w:t>
-      </w:r>
-      <w:r>
-        <w:t xml:space="preserve">empirical study, on models whose training corpus is fully public so that membership is</w:t>
-      </w:r>
-      <w:r>
-        <w:t xml:space="preserve"> </w:t>
-      </w:r>
-      <w:r>
-        <w:t xml:space="preserve">ground truth rather than a guess.</w:t>
+        <w:t xml:space="preserve">This suggests an appealing argument: because contamination is easy to look for and</w:t>
+      </w:r>
+      <w:r>
+        <w:t xml:space="preserve"> </w:t>
+      </w:r>
+      <w:r>
+        <w:t xml:space="preserve">sensitive-data leakage is not, perhaps a cheap contamination signal can act as an early</w:t>
+      </w:r>
+      <w:r>
+        <w:t xml:space="preserve"> </w:t>
+      </w:r>
+      <w:r>
+        <w:t xml:space="preserve">warning for leakage risk. If so, contaminating a benchmark would not merely distort a</w:t>
+      </w:r>
+      <w:r>
+        <w:t xml:space="preserve"> </w:t>
+      </w:r>
+      <w:r>
+        <w:t xml:space="preserve">leaderboard. It would expose a measurable channel into the training data.</w:t>
       </w:r>
     </w:p>
     <w:p>
@@ -435,158 +612,147 @@
         <w:pStyle w:val="BodyText"/>
       </w:pPr>
       <w:r>
-        <w:t xml:space="preserve">The privacy/security community has, however, established that membership signal on</w:t>
-      </w:r>
-      <w:r>
-        <w:t xml:space="preserve"> </w:t>
-      </w:r>
-      <w:r>
-        <w:t xml:space="preserve">pre-trained LLMs is weak: large-scale audits on the Pythia suite and The Pile report</w:t>
-      </w:r>
-      <w:r>
-        <w:t xml:space="preserve"> </w:t>
-      </w:r>
-      <w:r>
-        <w:t xml:space="preserve">that membership-inference attacks (MIAs) barely exceed chance, and that apparent</w:t>
-      </w:r>
-      <w:r>
-        <w:t xml:space="preserve"> </w:t>
-      </w:r>
-      <w:r>
-        <w:t xml:space="preserve">successes often reflect distribution shift between the member and non-member sets rather</w:t>
-      </w:r>
-      <w:r>
-        <w:t xml:space="preserve"> </w:t>
-      </w:r>
-      <w:r>
-        <w:t xml:space="preserve">than membership itself </w:t>
-      </w:r>
-      <w:r>
-        <w:t xml:space="preserve">(Duan et al., 2024)</w:t>
-      </w:r>
-      <w:r>
-        <w:t xml:space="preserve">. We take this finding as a constraint, not an</w:t>
-      </w:r>
-      <w:r>
-        <w:t xml:space="preserve"> </w:t>
-      </w:r>
-      <w:r>
-        <w:t xml:space="preserve">obstacle. Rather than claim a stronger attack, we ask a sharper, security-relevant</w:t>
-      </w:r>
-      <w:r>
-        <w:t xml:space="preserve"> </w:t>
-      </w:r>
-      <w:r>
-        <w:t xml:space="preserve">question:</w:t>
-      </w:r>
-      <w:r>
-        <w:t xml:space="preserve"> </w:t>
-      </w:r>
-      <w:r>
-        <w:rPr>
-          <w:iCs/>
-          <w:i/>
-        </w:rPr>
-        <w:t xml:space="preserve">even where the membership signal is weak, does it still predict concrete</w:t>
-      </w:r>
-      <w:r>
-        <w:rPr>
-          <w:iCs/>
-          <w:i/>
-        </w:rPr>
-        <w:t xml:space="preserve"> </w:t>
-      </w:r>
-      <w:r>
-        <w:rPr>
-          <w:iCs/>
-          <w:i/>
-        </w:rPr>
-        <w:t xml:space="preserve">leakage?</w:t>
-      </w:r>
-      <w:r>
-        <w:t xml:space="preserve"> </w:t>
-      </w:r>
-      <w:r>
-        <w:t xml:space="preserve">Answering it requires the evaluation discipline that security venues expect of</w:t>
-      </w:r>
-      <w:r>
-        <w:t xml:space="preserve"> </w:t>
-      </w:r>
-      <w:r>
-        <w:t xml:space="preserve">a privacy attack, true-positive rate at a low, fixed false-positive rate, read off a</w:t>
-      </w:r>
-      <w:r>
-        <w:t xml:space="preserve"> </w:t>
-      </w:r>
-      <w:r>
-        <w:t xml:space="preserve">log-scale ROC curve, rather than an average-case AUC that hides whether the attack ever</w:t>
-      </w:r>
-      <w:r>
-        <w:t xml:space="preserve"> </w:t>
-      </w:r>
-      <w:r>
-        <w:t xml:space="preserve">fires confidently </w:t>
-      </w:r>
-      <w:r>
-        <w:t xml:space="preserve">(Carlini et al., 2022)</w:t>
-      </w:r>
-      <w:r>
-        <w:t xml:space="preserve">. It also exposes a question the</w:t>
-      </w:r>
-      <w:r>
-        <w:t xml:space="preserve"> </w:t>
-      </w:r>
-      <w:r>
-        <w:t xml:space="preserve">membership-inference literature does not ask: detectors are tuned and ranked by how well</w:t>
-      </w:r>
-      <w:r>
-        <w:t xml:space="preserve"> </w:t>
-      </w:r>
-      <w:r>
-        <w:t xml:space="preserve">they separate members from non-members, but leakage is a property of</w:t>
-      </w:r>
-      <w:r>
-        <w:t xml:space="preserve"> </w:t>
-      </w:r>
-      <w:r>
-        <w:rPr>
-          <w:iCs/>
-          <w:i/>
-        </w:rPr>
-        <w:t xml:space="preserve">how much</w:t>
-      </w:r>
-      <w:r>
-        <w:t xml:space="preserve"> </w:t>
-      </w:r>
-      <w:r>
-        <w:t xml:space="preserve">the</w:t>
-      </w:r>
-      <w:r>
-        <w:t xml:space="preserve"> </w:t>
-      </w:r>
-      <w:r>
-        <w:t xml:space="preserve">model memorized a specific item. We therefore evaluate each detector not only as a</w:t>
-      </w:r>
-      <w:r>
-        <w:t xml:space="preserve"> </w:t>
-      </w:r>
-      <w:r>
-        <w:t xml:space="preserve">membership classifier but as a predictor of concrete leakage, and ask whether the two</w:t>
-      </w:r>
-      <w:r>
-        <w:t xml:space="preserve"> </w:t>
-      </w:r>
-      <w:r>
-        <w:t xml:space="preserve">objectives coincide, finding that they do not.</w:t>
-      </w:r>
-    </w:p>
-    <w:bookmarkStart w:id="20" w:name="Xb3ff82b12d6d68e44f66ba36b47dba2928db3be"/>
-    <w:p>
-      <w:pPr>
-        <w:pStyle w:val="Heading4"/>
-      </w:pPr>
-      <w:r>
-        <w:t xml:space="preserve">Contributions (and explicit non-contributions).</w:t>
+        <w:t xml:space="preserve">We want to be careful here, because this argument is not automatic, and stating it</w:t>
+      </w:r>
+      <w:r>
+        <w:t xml:space="preserve"> </w:t>
+      </w:r>
+      <w:r>
+        <w:t xml:space="preserve">loosely has consequences for what the resulting measurements mean. Contamination and</w:t>
+      </w:r>
+      <w:r>
+        <w:t xml:space="preserve"> </w:t>
+      </w:r>
+      <w:r>
+        <w:t xml:space="preserve">sensitive-data leakage are related but genuinely distinct phenomena. Contamination</w:t>
+      </w:r>
+      <w:r>
+        <w:t xml:space="preserve"> </w:t>
+      </w:r>
+      <w:r>
+        <w:t xml:space="preserve">concerns</w:t>
+      </w:r>
+      <w:r>
+        <w:t xml:space="preserve"> </w:t>
+      </w:r>
+      <w:r>
+        <w:rPr>
+          <w:iCs/>
+          <w:i/>
+        </w:rPr>
+        <w:t xml:space="preserve">evaluation</w:t>
+      </w:r>
+      <w:r>
+        <w:t xml:space="preserve"> </w:t>
+      </w:r>
+      <w:r>
+        <w:t xml:space="preserve">data appearing in a training corpus. Leakage concerns a model</w:t>
+      </w:r>
+      <w:r>
+        <w:t xml:space="preserve"> </w:t>
+      </w:r>
+      <w:r>
+        <w:rPr>
+          <w:iCs/>
+          <w:i/>
+        </w:rPr>
+        <w:t xml:space="preserve">emitting</w:t>
+      </w:r>
+      <w:r>
+        <w:t xml:space="preserve"> </w:t>
+      </w:r>
+      <w:r>
+        <w:t xml:space="preserve">sensitive content. One does not imply the other. Benchmark items are in</w:t>
+      </w:r>
+      <w:r>
+        <w:t xml:space="preserve"> </w:t>
+      </w:r>
+      <w:r>
+        <w:t xml:space="preserve">fact usually public and non-sensitive by construction, so a contaminated benchmark is</w:t>
+      </w:r>
+      <w:r>
+        <w:t xml:space="preserve"> </w:t>
+      </w:r>
+      <w:r>
+        <w:t xml:space="preserve">not itself a privacy harm. Any bridge between the two must be built from explicit</w:t>
+      </w:r>
+      <w:r>
+        <w:t xml:space="preserve"> </w:t>
+      </w:r>
+      <w:r>
+        <w:t xml:space="preserve">premises about a shared underlying mechanism.</w:t>
+      </w:r>
+    </w:p>
+    <w:p>
+      <w:pPr>
+        <w:pStyle w:val="BodyText"/>
+      </w:pPr>
+      <w:r>
+        <w:t xml:space="preserve">Section </w:t>
+      </w:r>
+      <w:hyperlink w:anchor="sec:chain">
+        <w:r>
+          <w:rPr>
+            <w:rStyle w:val="Hyperlink"/>
+          </w:rPr>
+          <w:t xml:space="preserve">2.5</w:t>
+        </w:r>
+      </w:hyperlink>
+      <w:r>
+        <w:t xml:space="preserve"> </w:t>
+      </w:r>
+      <w:r>
+        <w:t xml:space="preserve">therefore sets out that bridge as four named assumptions</w:t>
+      </w:r>
+      <w:r>
+        <w:t xml:space="preserve"> </w:t>
+      </w:r>
+      <w:r>
+        <w:t xml:space="preserve">(A1 through A4) rather than as a claim, and states plainly which of them this paper</w:t>
+      </w:r>
+      <w:r>
+        <w:t xml:space="preserve"> </w:t>
+      </w:r>
+      <w:r>
+        <w:t xml:space="preserve">tests, which it inherits from prior work, and which remain untested. The short version</w:t>
+      </w:r>
+      <w:r>
+        <w:t xml:space="preserve"> </w:t>
+      </w:r>
+      <w:r>
+        <w:t xml:space="preserve">is that our experiments bear on the first link, whether a contamination score reflects</w:t>
+      </w:r>
+      <w:r>
+        <w:t xml:space="preserve"> </w:t>
+      </w:r>
+      <w:r>
+        <w:t xml:space="preserve">item-specific retention at all, and that the link from retention to</w:t>
+      </w:r>
+      <w:r>
+        <w:t xml:space="preserve"> </w:t>
+      </w:r>
+      <w:r>
+        <w:rPr>
+          <w:iCs/>
+          <w:i/>
+        </w:rPr>
+        <w:t xml:space="preserve">sensitive</w:t>
+      </w:r>
+      <w:r>
+        <w:t xml:space="preserve"> </w:t>
+      </w:r>
+      <w:r>
+        <w:t xml:space="preserve">content remains an assumption of the framing rather than a finding of this paper.</w:t>
+      </w:r>
+    </w:p>
+    <w:bookmarkEnd w:id="21"/>
+    <w:bookmarkStart w:id="22" w:name="Xea1c4bdf7b610772ff644e745a860e43d1273f5"/>
+    <w:p>
+      <w:pPr>
+        <w:pStyle w:val="Heading2"/>
+      </w:pPr>
+      <w:r>
+        <w:t xml:space="preserve">C. The practical problem: which instrument should an auditor trust?</w:t>
       </w:r>
     </w:p>
     <w:p>
@@ -594,56 +760,229 @@
         <w:pStyle w:val="FirstParagraph"/>
       </w:pPr>
       <w:r>
-        <w:t xml:space="preserve">We are deliberate about what this paper is and is not. It is</w:t>
-      </w:r>
-      <w:r>
-        <w:t xml:space="preserve"> </w:t>
-      </w:r>
-      <w:r>
-        <w:rPr>
-          <w:iCs/>
-          <w:i/>
-        </w:rPr>
-        <w:t xml:space="preserve">not</w:t>
-      </w:r>
-      <w:r>
-        <w:t xml:space="preserve"> </w:t>
-      </w:r>
-      <w:r>
-        <w:t xml:space="preserve">a new detector,</w:t>
-      </w:r>
-      <w:r>
-        <w:t xml:space="preserve"> </w:t>
-      </w:r>
-      <w:r>
-        <w:t xml:space="preserve">attack, or metric: every detection method we run is from prior</w:t>
-      </w:r>
-      <w:r>
-        <w:t xml:space="preserve"> </w:t>
-      </w:r>
-      <w:r>
-        <w:t xml:space="preserve">work </w:t>
-      </w:r>
-      <w:r>
-        <w:t xml:space="preserve">(Brown et al., 2020; Carlini et al., 2021; Oren et al., 2024; Shi et al., 2024; Yeom et al., 2018; J. Zhang et al., 2025)</w:t>
-      </w:r>
-      <w:r>
-        <w:t xml:space="preserve">,</w:t>
-      </w:r>
-      <w:r>
-        <w:t xml:space="preserve"> </w:t>
-      </w:r>
-      <w:r>
-        <w:t xml:space="preserve">and our evaluation protocol is the established low-FPR convention of</w:t>
-      </w:r>
-      <w:r>
-        <w:t xml:space="preserve"> </w:t>
-      </w:r>
-      <w:r>
-        <w:t xml:space="preserve">Carlini et al. (2022)</w:t>
-      </w:r>
-      <w:r>
-        <w:t xml:space="preserve">. Within that honest scope, our contributions are:</w:t>
+        <w:t xml:space="preserve">Suppose you want to know whether a model has memorized a particular document. The</w:t>
+      </w:r>
+      <w:r>
+        <w:t xml:space="preserve"> </w:t>
+      </w:r>
+      <w:r>
+        <w:t xml:space="preserve">direct test is to try to make the model reproduce it, which requires generating text and</w:t>
+      </w:r>
+      <w:r>
+        <w:t xml:space="preserve"> </w:t>
+      </w:r>
+      <w:r>
+        <w:t xml:space="preserve">comparing it against the original. That is expensive at corpus scale and requires</w:t>
+      </w:r>
+      <w:r>
+        <w:t xml:space="preserve"> </w:t>
+      </w:r>
+      <w:r>
+        <w:t xml:space="preserve">possessing the document already.</w:t>
+      </w:r>
+    </w:p>
+    <w:p>
+      <w:pPr>
+        <w:pStyle w:val="BodyText"/>
+      </w:pPr>
+      <w:r>
+        <w:t xml:space="preserve">The cheaper alternative, and the one widely used in practice, is a</w:t>
+      </w:r>
+      <w:r>
+        <w:t xml:space="preserve"> </w:t>
+      </w:r>
+      <w:r>
+        <w:rPr>
+          <w:iCs/>
+          <w:i/>
+        </w:rPr>
+        <w:t xml:space="preserve">detector</w:t>
+      </w:r>
+      <w:r>
+        <w:t xml:space="preserve">: a</w:t>
+      </w:r>
+      <w:r>
+        <w:t xml:space="preserve"> </w:t>
+      </w:r>
+      <w:r>
+        <w:t xml:space="preserve">score computed from the model’s own reported probabilities for the text, with no</w:t>
+      </w:r>
+      <w:r>
+        <w:t xml:space="preserve"> </w:t>
+      </w:r>
+      <w:r>
+        <w:t xml:space="preserve">retraining and no reference models. Several such detectors exist, and Section</w:t>
+      </w:r>
+      <w:r>
+        <w:t xml:space="preserve"> </w:t>
+      </w:r>
+      <w:hyperlink w:anchor="sec:concepts">
+        <w:r>
+          <w:rPr>
+            <w:rStyle w:val="Hyperlink"/>
+          </w:rPr>
+          <w:t xml:space="preserve">2.4</w:t>
+        </w:r>
+      </w:hyperlink>
+      <w:r>
+        <w:t xml:space="preserve"> </w:t>
+      </w:r>
+      <w:r>
+        <w:t xml:space="preserve">defines each one before we use it. The simplest is the model’s</w:t>
+      </w:r>
+      <w:r>
+        <w:t xml:space="preserve"> </w:t>
+      </w:r>
+      <w:r>
+        <w:rPr>
+          <w:iCs/>
+          <w:i/>
+        </w:rPr>
+        <w:t xml:space="preserve">loss</w:t>
+      </w:r>
+      <w:r>
+        <w:t xml:space="preserve"> </w:t>
+      </w:r>
+      <w:r>
+        <w:t xml:space="preserve">on the text, which measures how unsurprised the model is by it. Others</w:t>
+      </w:r>
+      <w:r>
+        <w:t xml:space="preserve"> </w:t>
+      </w:r>
+      <w:r>
+        <w:t xml:space="preserve">(Min-K%, Min-K%++, and a compression-based ratio) are transformations of the same</w:t>
+      </w:r>
+      <w:r>
+        <w:t xml:space="preserve"> </w:t>
+      </w:r>
+      <w:r>
+        <w:t xml:space="preserve">per-token probabilities, designed to separate training members from non-members more</w:t>
+      </w:r>
+      <w:r>
+        <w:t xml:space="preserve"> </w:t>
+      </w:r>
+      <w:r>
+        <w:t xml:space="preserve">sharply than loss alone.</w:t>
+      </w:r>
+    </w:p>
+    <w:p>
+      <w:pPr>
+        <w:pStyle w:val="BodyText"/>
+      </w:pPr>
+      <w:r>
+        <w:t xml:space="preserve">These detectors are developed and ranked by how well they answer a membership question:</w:t>
+      </w:r>
+      <w:r>
+        <w:t xml:space="preserve"> </w:t>
+      </w:r>
+      <w:r>
+        <w:t xml:space="preserve">was this text in the training data? But an auditor concerned with privacy wants the</w:t>
+      </w:r>
+      <w:r>
+        <w:t xml:space="preserve"> </w:t>
+      </w:r>
+      <w:r>
+        <w:t xml:space="preserve">answer to a different question: how much of this specific item has the model retained,</w:t>
+      </w:r>
+      <w:r>
+        <w:t xml:space="preserve"> </w:t>
+      </w:r>
+      <w:r>
+        <w:t xml:space="preserve">and would it come back out? Those two questions need not have the same answer, and the</w:t>
+      </w:r>
+      <w:r>
+        <w:t xml:space="preserve"> </w:t>
+      </w:r>
+      <w:r>
+        <w:t xml:space="preserve">distinction has been noted before.</w:t>
+      </w:r>
+      <w:r>
+        <w:t xml:space="preserve"> </w:t>
+      </w:r>
+      <w:r>
+        <w:t xml:space="preserve">Hayes et al. (2025)</w:t>
+      </w:r>
+      <w:r>
+        <w:t xml:space="preserve"> </w:t>
+      </w:r>
+      <w:r>
+        <w:t xml:space="preserve">report no correlation between</w:t>
+      </w:r>
+      <w:r>
+        <w:t xml:space="preserve"> </w:t>
+      </w:r>
+      <w:r>
+        <w:t xml:space="preserve">a strong membership attack’s success and extraction on the models they study, and</w:t>
+      </w:r>
+      <w:r>
+        <w:t xml:space="preserve"> </w:t>
+      </w:r>
+      <w:r>
+        <w:t xml:space="preserve">suggest the two capture different signals.</w:t>
+      </w:r>
+    </w:p>
+    <w:p>
+      <w:pPr>
+        <w:pStyle w:val="BodyText"/>
+      </w:pPr>
+      <w:r>
+        <w:t xml:space="preserve">Our question is the one that follows from theirs, and it is a question about measurement</w:t>
+      </w:r>
+      <w:r>
+        <w:t xml:space="preserve"> </w:t>
+      </w:r>
+      <w:r>
+        <w:t xml:space="preserve">validity rather than about attack strength. If the detectors an auditor would actually</w:t>
+      </w:r>
+      <w:r>
+        <w:t xml:space="preserve"> </w:t>
+      </w:r>
+      <w:r>
+        <w:t xml:space="preserve">reach for are all computed from the same per-token probabilities as loss, do they carry</w:t>
+      </w:r>
+      <w:r>
+        <w:t xml:space="preserve"> </w:t>
+      </w:r>
+      <w:r>
+        <w:t xml:space="preserve">any information about leakage that loss does not already carry? This matters because it</w:t>
+      </w:r>
+      <w:r>
+        <w:t xml:space="preserve"> </w:t>
+      </w:r>
+      <w:r>
+        <w:t xml:space="preserve">determines whether detector-based auditing can be trusted to tell you</w:t>
+      </w:r>
+      <w:r>
+        <w:t xml:space="preserve"> </w:t>
+      </w:r>
+      <w:r>
+        <w:rPr>
+          <w:iCs/>
+          <w:i/>
+        </w:rPr>
+        <w:t xml:space="preserve">which</w:t>
+      </w:r>
+      <w:r>
+        <w:t xml:space="preserve"> </w:t>
+      </w:r>
+      <w:r>
+        <w:t xml:space="preserve">items</w:t>
+      </w:r>
+      <w:r>
+        <w:t xml:space="preserve"> </w:t>
+      </w:r>
+      <w:r>
+        <w:t xml:space="preserve">are at risk, or only whether contamination happened at all.</w:t>
+      </w:r>
+    </w:p>
+    <w:bookmarkEnd w:id="22"/>
+    <w:bookmarkStart w:id="23" w:name="research-questions"/>
+    <w:p>
+      <w:pPr>
+        <w:pStyle w:val="Heading2"/>
+      </w:pPr>
+      <w:r>
+        <w:t xml:space="preserve">D. Research questions</w:t>
       </w:r>
     </w:p>
     <w:p>
@@ -658,37 +997,686 @@
           <w:bCs/>
           <w:b/>
         </w:rPr>
-        <w:t xml:space="preserve">A security reframing and threat model.</w:t>
-      </w:r>
-      <w:r>
-        <w:t xml:space="preserve"> </w:t>
-      </w:r>
-      <w:r>
-        <w:t xml:space="preserve">We recast benchmark</w:t>
-      </w:r>
-      <w:r>
-        <w:t xml:space="preserve"> </w:t>
-      </w:r>
-      <w:r>
-        <w:t xml:space="preserve">contamination as a membership/exposure vulnerability with an explicit adversary and</w:t>
-      </w:r>
-      <w:r>
-        <w:t xml:space="preserve"> </w:t>
-      </w:r>
-      <w:r>
-        <w:t xml:space="preserve">graded goals, membership inference on a single item, benchmark-level contamination</w:t>
-      </w:r>
-      <w:r>
-        <w:t xml:space="preserve"> </w:t>
-      </w:r>
-      <w:r>
-        <w:t xml:space="preserve">confirmation, and verbatim/PII extraction, rather than as a measurement artifact</w:t>
+        <w:t xml:space="preserve">RQ1 (conceptual validity).</w:t>
+      </w:r>
+      <w:r>
+        <w:t xml:space="preserve"> </w:t>
+      </w:r>
+      <w:r>
+        <w:t xml:space="preserve">Under what assumptions can a contamination</w:t>
+      </w:r>
+      <w:r>
+        <w:t xml:space="preserve"> </w:t>
+      </w:r>
+      <w:r>
+        <w:t xml:space="preserve">score serve as an indicator of memorization, and further as an indicator of</w:t>
+      </w:r>
+      <w:r>
+        <w:t xml:space="preserve"> </w:t>
+      </w:r>
+      <w:r>
+        <w:t xml:space="preserve">sensitive-information leakage? Which of those assumptions are empirically testable in a</w:t>
+      </w:r>
+      <w:r>
+        <w:t xml:space="preserve"> </w:t>
+      </w:r>
+      <w:r>
+        <w:t xml:space="preserve">setting where training-set membership is known with certainty?</w:t>
+      </w:r>
+    </w:p>
+    <w:p>
+      <w:pPr>
+        <w:numPr>
+          <w:ilvl w:val="0"/>
+          <w:numId w:val="1001"/>
+        </w:numPr>
+      </w:pPr>
+      <w:r>
+        <w:rPr>
+          <w:bCs/>
+          <w:b/>
+        </w:rPr>
+        <w:t xml:space="preserve">RQ2 (incremental predictive value).</w:t>
+      </w:r>
+      <w:r>
+        <w:t xml:space="preserve"> </w:t>
+      </w:r>
+      <w:r>
+        <w:t xml:space="preserve">Do the widely used detectors provide</w:t>
+      </w:r>
+      <w:r>
+        <w:t xml:space="preserve"> </w:t>
+      </w:r>
+      <w:r>
+        <w:t xml:space="preserve">information about which individual items a model has memorized, over and above what the</w:t>
+      </w:r>
+      <w:r>
+        <w:t xml:space="preserve"> </w:t>
+      </w:r>
+      <w:r>
+        <w:t xml:space="preserve">model’s per-item loss already provides?</w:t>
+      </w:r>
+    </w:p>
+    <w:p>
+      <w:pPr>
+        <w:numPr>
+          <w:ilvl w:val="0"/>
+          <w:numId w:val="1001"/>
+        </w:numPr>
+      </w:pPr>
+      <w:r>
+        <w:rPr>
+          <w:bCs/>
+          <w:b/>
+        </w:rPr>
+        <w:t xml:space="preserve">RQ3 (choice of instrument).</w:t>
+      </w:r>
+      <w:r>
+        <w:t xml:space="preserve"> </w:t>
+      </w:r>
+      <w:r>
+        <w:t xml:space="preserve">Do the adjustments that make a detector</w:t>
+      </w:r>
+      <w:r>
+        <w:t xml:space="preserve"> </w:t>
+      </w:r>
+      <w:r>
+        <w:t xml:space="preserve">better at membership discrimination also make it better at predicting leakage, or do</w:t>
+      </w:r>
+      <w:r>
+        <w:t xml:space="preserve"> </w:t>
+      </w:r>
+      <w:r>
+        <w:t xml:space="preserve">the two objectives come apart?</w:t>
+      </w:r>
+    </w:p>
+    <w:bookmarkEnd w:id="23"/>
+    <w:bookmarkStart w:id="24" w:name="approach-in-brief"/>
+    <w:p>
+      <w:pPr>
+        <w:pStyle w:val="Heading2"/>
+      </w:pPr>
+      <w:r>
+        <w:t xml:space="preserve">E. Approach in brief</w:t>
+      </w:r>
+    </w:p>
+    <w:p>
+      <w:pPr>
+        <w:pStyle w:val="FirstParagraph"/>
+      </w:pPr>
+      <w:r>
+        <w:t xml:space="preserve">We study Pythia models </w:t>
+      </w:r>
+      <w:r>
+        <w:t xml:space="preserve">(Biderman et al., 2023)</w:t>
+      </w:r>
+      <w:r>
+        <w:t xml:space="preserve">, which were trained on The</w:t>
+      </w:r>
+      <w:r>
+        <w:t xml:space="preserve"> </w:t>
+      </w:r>
+      <w:r>
+        <w:t xml:space="preserve">Pile </w:t>
+      </w:r>
+      <w:r>
+        <w:t xml:space="preserve">(Gao et al., 2020)</w:t>
+      </w:r>
+      <w:r>
+        <w:t xml:space="preserve">, a corpus that is public. This is the central design choice of</w:t>
+      </w:r>
+      <w:r>
+        <w:t xml:space="preserve"> </w:t>
+      </w:r>
+      <w:r>
+        <w:t xml:space="preserve">the paper and Section </w:t>
+      </w:r>
+      <w:hyperlink w:anchor="sec:eval">
+        <w:r>
+          <w:rPr>
+            <w:rStyle w:val="Hyperlink"/>
+          </w:rPr>
+          <w:t xml:space="preserve">5</w:t>
+        </w:r>
+      </w:hyperlink>
+      <w:r>
+        <w:t xml:space="preserve"> </w:t>
+      </w:r>
+      <w:r>
+        <w:t xml:space="preserve">defends it in detail. Because the corpus is</w:t>
+      </w:r>
+      <w:r>
+        <w:t xml:space="preserve"> </w:t>
+      </w:r>
+      <w:r>
+        <w:t xml:space="preserve">published, we can look up whether a document was genuinely in the training data instead</w:t>
+      </w:r>
+      <w:r>
+        <w:t xml:space="preserve"> </w:t>
+      </w:r>
+      <w:r>
+        <w:t xml:space="preserve">of inferring it. Membership is therefore ground truth, which removes the largest source</w:t>
+      </w:r>
+      <w:r>
+        <w:t xml:space="preserve"> </w:t>
+      </w:r>
+      <w:r>
+        <w:t xml:space="preserve">of error in this literature, namely that a detector can appear to succeed because the</w:t>
+      </w:r>
+      <w:r>
+        <w:t xml:space="preserve"> </w:t>
+      </w:r>
+      <w:r>
+        <w:t xml:space="preserve">member and non-member texts differ in topic or era rather than in</w:t>
+      </w:r>
+      <w:r>
+        <w:t xml:space="preserve"> </w:t>
+      </w:r>
+      <w:r>
+        <w:t xml:space="preserve">membership </w:t>
+      </w:r>
+      <w:r>
+        <w:t xml:space="preserve">(Duan et al., 2024)</w:t>
+      </w:r>
+      <w:r>
+        <w:t xml:space="preserve">.</w:t>
+      </w:r>
+    </w:p>
+    <w:p>
+      <w:pPr>
+        <w:pStyle w:val="BodyText"/>
+      </w:pPr>
+      <w:r>
+        <w:t xml:space="preserve">For each document we compute the detector scores, and separately measure a concrete</w:t>
+      </w:r>
+      <w:r>
+        <w:t xml:space="preserve"> </w:t>
+      </w:r>
+      <w:r>
+        <w:t xml:space="preserve">leakage outcome: given the first part of the document, does the model reproduce the</w:t>
+      </w:r>
+      <w:r>
+        <w:t xml:space="preserve"> </w:t>
+      </w:r>
+      <w:r>
+        <w:t xml:space="preserve">rest </w:t>
+      </w:r>
+      <w:r>
+        <w:t xml:space="preserve">(Carlini et al., 2023)</w:t>
+      </w:r>
+      <w:r>
+        <w:t xml:space="preserve">? We then ask whether the detector scores predict</w:t>
+      </w:r>
+      <w:r>
+        <w:t xml:space="preserve"> </w:t>
+      </w:r>
+      <w:r>
+        <w:t xml:space="preserve">that outcome once the model’s loss is held fixed. Section </w:t>
+      </w:r>
+      <w:hyperlink w:anchor="sec:concepts">
+        <w:r>
+          <w:rPr>
+            <w:rStyle w:val="Hyperlink"/>
+          </w:rPr>
+          <w:t xml:space="preserve">2.4</w:t>
+        </w:r>
+      </w:hyperlink>
+      <w:r>
+        <w:t xml:space="preserve"> </w:t>
+      </w:r>
+      <w:r>
+        <w:t xml:space="preserve">explains</w:t>
+      </w:r>
+      <w:r>
+        <w:t xml:space="preserve"> </w:t>
+      </w:r>
+      <w:r>
+        <w:t xml:space="preserve">what "holding loss fixed" means and why it is the right comparison, and</w:t>
+      </w:r>
+      <w:r>
+        <w:t xml:space="preserve"> </w:t>
+      </w:r>
+      <w:r>
+        <w:t xml:space="preserve">Section </w:t>
+      </w:r>
+      <w:hyperlink w:anchor="sec:eval">
+        <w:r>
+          <w:rPr>
+            <w:rStyle w:val="Hyperlink"/>
+          </w:rPr>
+          <w:t xml:space="preserve">5</w:t>
+        </w:r>
+      </w:hyperlink>
+      <w:r>
+        <w:t xml:space="preserve"> </w:t>
+      </w:r>
+      <w:r>
+        <w:t xml:space="preserve">explains why we pre-committed to the analysis in writing before</w:t>
+      </w:r>
+      <w:r>
+        <w:t xml:space="preserve"> </w:t>
+      </w:r>
+      <w:r>
+        <w:t xml:space="preserve">running it.</w:t>
+      </w:r>
+    </w:p>
+    <w:bookmarkEnd w:id="24"/>
+    <w:bookmarkStart w:id="27" w:name="Xd7da8d3a73201025e17b86eb25cf05456acb6ce"/>
+    <w:p>
+      <w:pPr>
+        <w:pStyle w:val="Heading2"/>
+      </w:pPr>
+      <w:r>
+        <w:t xml:space="preserve">F. Contributions, and explicit non-contributions</w:t>
+      </w:r>
+    </w:p>
+    <w:p>
+      <w:pPr>
+        <w:pStyle w:val="FirstParagraph"/>
+      </w:pPr>
+      <w:r>
+        <w:t xml:space="preserve">We are deliberate about what this paper is not. It introduces no new detector, no new</w:t>
+      </w:r>
+      <w:r>
+        <w:t xml:space="preserve"> </w:t>
+      </w:r>
+      <w:r>
+        <w:t xml:space="preserve">attack, and no new metric. Every detection method we run is from prior</w:t>
+      </w:r>
+      <w:r>
+        <w:t xml:space="preserve"> </w:t>
+      </w:r>
+      <w:r>
+        <w:t xml:space="preserve">work </w:t>
+      </w:r>
+      <w:r>
+        <w:t xml:space="preserve">(Brown et al., 2020; Carlini et al., 2021; Oren et al., 2024; Shi et al., 2024; Yeom et al., 2018; J. Zhang et al., 2025)</w:t>
+      </w:r>
+      <w:r>
+        <w:t xml:space="preserve">.</w:t>
+      </w:r>
+      <w:r>
+        <w:t xml:space="preserve"> </w:t>
+      </w:r>
+      <w:r>
+        <w:t xml:space="preserve">We do not train or fine-tune models, and we do not attack deployed systems for real</w:t>
+      </w:r>
+      <w:r>
+        <w:t xml:space="preserve"> </w:t>
+      </w:r>
+      <w:r>
+        <w:t xml:space="preserve">third-party personal data. Within that scope:</w:t>
+      </w:r>
+    </w:p>
+    <w:p>
+      <w:pPr>
+        <w:numPr>
+          <w:ilvl w:val="0"/>
+          <w:numId w:val="1002"/>
+        </w:numPr>
+      </w:pPr>
+      <w:r>
+        <w:rPr>
+          <w:bCs/>
+          <w:b/>
+        </w:rPr>
+        <w:t xml:space="preserve">An explicit conceptual bridge, stated as assumptions.</w:t>
+      </w:r>
+      <w:r>
+        <w:t xml:space="preserve"> </w:t>
+      </w:r>
+      <w:r>
+        <w:t xml:space="preserve">We replace the</w:t>
+      </w:r>
+      <w:r>
+        <w:t xml:space="preserve"> </w:t>
+      </w:r>
+      <w:r>
+        <w:t xml:space="preserve">usual one-line assertion that contamination indicates leakage risk with four named</w:t>
+      </w:r>
+      <w:r>
+        <w:t xml:space="preserve"> </w:t>
+      </w:r>
+      <w:r>
+        <w:t xml:space="preserve">assumptions, and we identify which are testable, which we test, and which the field</w:t>
+      </w:r>
+      <w:r>
+        <w:t xml:space="preserve"> </w:t>
+      </w:r>
+      <w:r>
+        <w:t xml:space="preserve">currently takes on faith (Section </w:t>
+      </w:r>
+      <w:hyperlink w:anchor="sec:chain">
+        <w:r>
+          <w:rPr>
+            <w:rStyle w:val="Hyperlink"/>
+          </w:rPr>
+          <w:t xml:space="preserve">2.5</w:t>
+        </w:r>
+      </w:hyperlink>
+      <w:r>
+        <w:t xml:space="preserve">). This makes the framing falsifiable</w:t>
+      </w:r>
+      <w:r>
+        <w:t xml:space="preserve"> </w:t>
+      </w:r>
+      <w:r>
+        <w:t xml:space="preserve">and bounds what any contamination-based privacy claim can support.</w:t>
+      </w:r>
+    </w:p>
+    <w:p>
+      <w:pPr>
+        <w:numPr>
+          <w:ilvl w:val="0"/>
+          <w:numId w:val="1002"/>
+        </w:numPr>
+      </w:pPr>
+      <w:r>
+        <w:rPr>
+          <w:bCs/>
+          <w:b/>
+        </w:rPr>
+        <w:t xml:space="preserve">A ground-truth comparison of existing detectors as leakage predictors.</w:t>
+      </w:r>
+      <w:r>
+        <w:t xml:space="preserve"> </w:t>
+      </w:r>
+      <w:r>
+        <w:t xml:space="preserve">On Pythia and The Pile, where membership is known, we evaluate the detectors both as</w:t>
+      </w:r>
+      <w:r>
+        <w:t xml:space="preserve"> </w:t>
+      </w:r>
+      <w:r>
+        <w:t xml:space="preserve">membership classifiers and as predictors of a per-item extraction outcome, using the</w:t>
+      </w:r>
+      <w:r>
+        <w:t xml:space="preserve"> </w:t>
+      </w:r>
+      <w:r>
+        <w:t xml:space="preserve">low-false-positive reporting convention that privacy work</w:t>
+      </w:r>
+      <w:r>
+        <w:t xml:space="preserve"> </w:t>
+      </w:r>
+      <w:r>
+        <w:t xml:space="preserve">expects </w:t>
+      </w:r>
+      <w:r>
+        <w:t xml:space="preserve">(Carlini et al., 2022)</w:t>
+      </w:r>
+      <w:r>
+        <w:t xml:space="preserve"> </w:t>
+      </w:r>
+      <w:r>
+        <w:t xml:space="preserve">and controlling for the frequency, duplication, and</w:t>
+      </w:r>
+      <w:r>
+        <w:t xml:space="preserve"> </w:t>
+      </w:r>
+      <w:r>
+        <w:t xml:space="preserve">distribution-shift confounds that prior work</w:t>
+      </w:r>
+      <w:r>
+        <w:t xml:space="preserve"> </w:t>
+      </w:r>
+      <w:r>
+        <w:t xml:space="preserve">identifies </w:t>
+      </w:r>
+      <w:r>
+        <w:t xml:space="preserve">(Biderman et al., 2023; Duan et al., 2024)</w:t>
+      </w:r>
+      <w:r>
+        <w:t xml:space="preserve">.</w:t>
+      </w:r>
+    </w:p>
+    <w:p>
+      <w:pPr>
+        <w:numPr>
+          <w:ilvl w:val="0"/>
+          <w:numId w:val="1002"/>
+        </w:numPr>
+      </w:pPr>
+      <w:r>
+        <w:rPr>
+          <w:bCs/>
+          <w:b/>
+        </w:rPr>
+        <w:t xml:space="preserve">A controlled measurement of incremental value, which is the paper’s core</w:t>
+      </w:r>
+      <w:r>
+        <w:rPr>
+          <w:bCs/>
+          <w:b/>
+        </w:rPr>
+        <w:t xml:space="preserve"> </w:t>
+      </w:r>
+      <w:r>
+        <w:rPr>
+          <w:bCs/>
+          <w:b/>
+        </w:rPr>
+        <w:t xml:space="preserve">result.</w:t>
+      </w:r>
+      <w:r>
+        <w:t xml:space="preserve"> </w:t>
+      </w:r>
+      <w:r>
+        <w:t xml:space="preserve">Using an analysis fixed in advance, we ask whether each detector predicts</w:t>
+      </w:r>
+      <w:r>
+        <w:t xml:space="preserve"> </w:t>
+      </w:r>
+      <w:r>
+        <w:t xml:space="preserve">leakage after the model’s per-item loss is accounted for. In our setting the detectors</w:t>
+      </w:r>
+      <w:r>
+        <w:t xml:space="preserve"> </w:t>
+      </w:r>
+      <w:r>
+        <w:t xml:space="preserve">add no positive predictive value beyond loss. They are close to being mathematical</w:t>
+      </w:r>
+      <w:r>
+        <w:t xml:space="preserve"> </w:t>
+      </w:r>
+      <w:r>
+        <w:t xml:space="preserve">restatements of loss, which we quantify directly, and we therefore read the result as a</w:t>
+      </w:r>
+      <w:r>
+        <w:t xml:space="preserve"> </w:t>
+      </w:r>
+      <w:r>
+        <w:t xml:space="preserve">measurement-validity finding: these instruments carry little information about</w:t>
+      </w:r>
+      <w:r>
+        <w:t xml:space="preserve"> </w:t>
+      </w:r>
+      <w:r>
+        <w:rPr>
+          <w:iCs/>
+          <w:i/>
+        </w:rPr>
+        <w:t xml:space="preserve">which</w:t>
+      </w:r>
+      <w:r>
+        <w:t xml:space="preserve"> </w:t>
+      </w:r>
+      <w:r>
+        <w:t xml:space="preserve">items leak that loss does not already carry.</w:t>
+      </w:r>
+    </w:p>
+    <w:bookmarkStart w:id="25" w:name="what-we-do-not-claim."/>
+    <w:p>
+      <w:pPr>
+        <w:pStyle w:val="Heading4"/>
+      </w:pPr>
+      <w:r>
+        <w:t xml:space="preserve">What we do not claim.</w:t>
+      </w:r>
+    </w:p>
+    <w:p>
+      <w:pPr>
+        <w:pStyle w:val="FirstParagraph"/>
+      </w:pPr>
+      <w:r>
+        <w:t xml:space="preserve">We do not claim to demonstrate leakage of sensitive or</w:t>
+      </w:r>
+      <w:r>
+        <w:t xml:space="preserve"> </w:t>
+      </w:r>
+      <w:r>
+        <w:t xml:space="preserve">personal information. We attempted such a measurement on the Enron Emails subset that</w:t>
+      </w:r>
+      <w:r>
+        <w:t xml:space="preserve"> </w:t>
+      </w:r>
+      <w:r>
+        <w:t xml:space="preserve">sits inside The Pile, and it returned no detected leakage at the scale we could run</w:t>
       </w:r>
       <w:r>
         <w:t xml:space="preserve"> </w:t>
       </w:r>
       <w:r>
         <w:t xml:space="preserve">(Section </w:t>
+      </w:r>
+      <w:hyperlink w:anchor="sec:results">
+        <w:r>
+          <w:rPr>
+            <w:rStyle w:val="Hyperlink"/>
+          </w:rPr>
+          <w:t xml:space="preserve">6</w:t>
+        </w:r>
+      </w:hyperlink>
+      <w:r>
+        <w:t xml:space="preserve">). We report that null honestly and treat the step from</w:t>
+      </w:r>
+      <w:r>
+        <w:t xml:space="preserve"> </w:t>
+      </w:r>
+      <w:r>
+        <w:t xml:space="preserve">memorization to</w:t>
+      </w:r>
+      <w:r>
+        <w:t xml:space="preserve"> </w:t>
+      </w:r>
+      <w:r>
+        <w:rPr>
+          <w:iCs/>
+          <w:i/>
+        </w:rPr>
+        <w:t xml:space="preserve">sensitive</w:t>
+      </w:r>
+      <w:r>
+        <w:t xml:space="preserve"> </w:t>
+      </w:r>
+      <w:r>
+        <w:t xml:space="preserve">content as an untested assumption</w:t>
+      </w:r>
+      <w:r>
+        <w:t xml:space="preserve"> </w:t>
+      </w:r>
+      <w:r>
+        <w:t xml:space="preserve">(A3 and A4 in Section </w:t>
+      </w:r>
+      <w:hyperlink w:anchor="sec:chain">
+        <w:r>
+          <w:rPr>
+            <w:rStyle w:val="Hyperlink"/>
+          </w:rPr>
+          <w:t xml:space="preserve">2.5</w:t>
+        </w:r>
+      </w:hyperlink>
+      <w:r>
+        <w:t xml:space="preserve">) rather than as a result. We also do not claim a</w:t>
+      </w:r>
+      <w:r>
+        <w:t xml:space="preserve"> </w:t>
+      </w:r>
+      <w:r>
+        <w:t xml:space="preserve">stronger attack than prior work, and we do not claim that the detectors are</w:t>
+      </w:r>
+      <w:r>
+        <w:t xml:space="preserve"> </w:t>
+      </w:r>
+      <w:r>
+        <w:rPr>
+          <w:iCs/>
+          <w:i/>
+        </w:rPr>
+        <w:t xml:space="preserve">worse</w:t>
+      </w:r>
+      <w:r>
+        <w:t xml:space="preserve"> </w:t>
+      </w:r>
+      <w:r>
+        <w:t xml:space="preserve">than loss, only that we find no evidence they are better.</w:t>
+      </w:r>
+    </w:p>
+    <w:bookmarkEnd w:id="25"/>
+    <w:bookmarkStart w:id="26" w:name="preliminary-scope."/>
+    <w:p>
+      <w:pPr>
+        <w:pStyle w:val="Heading4"/>
+      </w:pPr>
+      <w:r>
+        <w:t xml:space="preserve">Preliminary scope.</w:t>
+      </w:r>
+    </w:p>
+    <w:p>
+      <w:pPr>
+        <w:pStyle w:val="FirstParagraph"/>
+      </w:pPr>
+      <w:r>
+        <w:t xml:space="preserve">The results reported here come from the smallest Pythia</w:t>
+      </w:r>
+      <w:r>
+        <w:t xml:space="preserve"> </w:t>
+      </w:r>
+      <w:r>
+        <w:t xml:space="preserve">model, at 160 million parameters, run on a CPU. Memorization increases with model</w:t>
+      </w:r>
+      <w:r>
+        <w:t xml:space="preserve"> </w:t>
+      </w:r>
+      <w:r>
+        <w:t xml:space="preserve">scale </w:t>
+      </w:r>
+      <w:r>
+        <w:t xml:space="preserve">(Carlini et al., 2023)</w:t>
+      </w:r>
+      <w:r>
+        <w:t xml:space="preserve">, so this is the regime least likely to show</w:t>
+      </w:r>
+      <w:r>
+        <w:t xml:space="preserve"> </w:t>
+      </w:r>
+      <w:r>
+        <w:t xml:space="preserve">leakage, and we flag every affected conclusion as preliminary. The pipeline was built so</w:t>
+      </w:r>
+      <w:r>
+        <w:t xml:space="preserve"> </w:t>
+      </w:r>
+      <w:r>
+        <w:t xml:space="preserve">that repeating everything on larger models is a change of one configuration value.</w:t>
+      </w:r>
+    </w:p>
+    <w:bookmarkEnd w:id="26"/>
+    <w:bookmarkEnd w:id="27"/>
+    <w:bookmarkStart w:id="28" w:name="roadmap"/>
+    <w:p>
+      <w:pPr>
+        <w:pStyle w:val="Heading2"/>
+      </w:pPr>
+      <w:r>
+        <w:t xml:space="preserve">G. Roadmap</w:t>
+      </w:r>
+    </w:p>
+    <w:p>
+      <w:pPr>
+        <w:pStyle w:val="FirstParagraph"/>
+      </w:pPr>
+      <w:r>
+        <w:t xml:space="preserve">Section </w:t>
       </w:r>
       <w:hyperlink w:anchor="sec:background">
         <w:r>
@@ -699,7 +1687,62 @@
         </w:r>
       </w:hyperlink>
       <w:r>
-        <w:t xml:space="preserve">, Section </w:t>
+        <w:t xml:space="preserve"> </w:t>
+      </w:r>
+      <w:r>
+        <w:t xml:space="preserve">explains benchmarks, memorization, and every technical</w:t>
+      </w:r>
+      <w:r>
+        <w:t xml:space="preserve"> </w:t>
+      </w:r>
+      <w:r>
+        <w:t xml:space="preserve">term and statistical tool this paper uses, and then states the assumption chain that</w:t>
+      </w:r>
+      <w:r>
+        <w:t xml:space="preserve"> </w:t>
+      </w:r>
+      <w:r>
+        <w:t xml:space="preserve">connects contamination to leakage. Section </w:t>
+      </w:r>
+      <w:hyperlink w:anchor="sec:threat">
+        <w:r>
+          <w:rPr>
+            <w:rStyle w:val="Hyperlink"/>
+          </w:rPr>
+          <w:t xml:space="preserve">3</w:t>
+        </w:r>
+      </w:hyperlink>
+      <w:r>
+        <w:t xml:space="preserve"> </w:t>
+      </w:r>
+      <w:r>
+        <w:t xml:space="preserve">defines the threat model.</w:t>
+      </w:r>
+      <w:r>
+        <w:t xml:space="preserve"> </w:t>
+      </w:r>
+      <w:r>
+        <w:t xml:space="preserve">Section </w:t>
+      </w:r>
+      <w:hyperlink w:anchor="sec:relatedwork">
+        <w:r>
+          <w:rPr>
+            <w:rStyle w:val="Hyperlink"/>
+          </w:rPr>
+          <w:t xml:space="preserve">4</w:t>
+        </w:r>
+      </w:hyperlink>
+      <w:r>
+        <w:t xml:space="preserve"> </w:t>
+      </w:r>
+      <w:r>
+        <w:t xml:space="preserve">positions the work against prior contamination,</w:t>
+      </w:r>
+      <w:r>
+        <w:t xml:space="preserve"> </w:t>
+      </w:r>
+      <w:r>
+        <w:t xml:space="preserve">memorization, and membership-inference research. Section </w:t>
       </w:r>
       <w:hyperlink w:anchor="sec:eval">
         <w:r>
@@ -710,817 +1753,90 @@
         </w:r>
       </w:hyperlink>
       <w:r>
-        <w:t xml:space="preserve">).</w:t>
-      </w:r>
-    </w:p>
-    <w:p>
-      <w:pPr>
-        <w:numPr>
-          <w:ilvl w:val="0"/>
-          <w:numId w:val="1001"/>
-        </w:numPr>
-      </w:pPr>
-      <w:r>
-        <w:rPr>
-          <w:bCs/>
-          <w:b/>
-        </w:rPr>
-        <w:t xml:space="preserve">A systematic comparative evaluation of existing detectors under the S&amp;P</w:t>
-      </w:r>
-      <w:r>
-        <w:rPr>
-          <w:bCs/>
-          <w:b/>
-        </w:rPr>
-        <w:t xml:space="preserve"> </w:t>
-      </w:r>
-      <w:r>
-        <w:rPr>
-          <w:bCs/>
-          <w:b/>
-        </w:rPr>
-        <w:t xml:space="preserve">low-FPR protocol on ground-truth Pile membership.</w:t>
-      </w:r>
-      <w:r>
-        <w:t xml:space="preserve"> </w:t>
-      </w:r>
-      <w:r>
-        <w:t xml:space="preserve">We evaluate LOSS/perplexity,</w:t>
-      </w:r>
-      <w:r>
-        <w:t xml:space="preserve"> </w:t>
-      </w:r>
-      <w:r>
-        <w:t xml:space="preserve">Min-K%, Min-K%++, and the zlib ratio as membership detectors, the corpus-side</w:t>
-      </w:r>
-      <w:r>
-        <w:t xml:space="preserve"> </w:t>
-      </w:r>
-      <w:r>
-        <w:t xml:space="preserve">n-gram overlap test as a contamination-label oracle, and the Oren</w:t>
-      </w:r>
-      <w:r>
-        <w:t xml:space="preserve"> </w:t>
-      </w:r>
-      <w:r>
-        <w:t xml:space="preserve">permutation/exchangeability test at the benchmark level, all on Pythia trained on the</w:t>
-      </w:r>
-      <w:r>
-        <w:t xml:space="preserve"> </w:t>
-      </w:r>
-      <w:r>
-        <w:t xml:space="preserve">public Pile, reporting TPR at 0.1% and 1% FPR with log-scale ROC and bootstrap</w:t>
-      </w:r>
-      <w:r>
-        <w:t xml:space="preserve"> </w:t>
-      </w:r>
-      <w:r>
-        <w:t xml:space="preserve">confidence intervals, with explicit controls for the frequency, duplication, and</w:t>
-      </w:r>
-      <w:r>
-        <w:t xml:space="preserve"> </w:t>
-      </w:r>
-      <w:r>
-        <w:t xml:space="preserve">temporal confounds that prior work</w:t>
-      </w:r>
-      <w:r>
-        <w:t xml:space="preserve"> </w:t>
-      </w:r>
-      <w:r>
-        <w:t xml:space="preserve">identifies </w:t>
-      </w:r>
-      <w:r>
-        <w:t xml:space="preserve">(Biderman et al., 2023; Duan et al., 2024; Gao et al., 2020)</w:t>
-      </w:r>
-      <w:r>
-        <w:t xml:space="preserve">.</w:t>
-      </w:r>
-    </w:p>
-    <w:p>
-      <w:pPr>
-        <w:numPr>
-          <w:ilvl w:val="0"/>
-          <w:numId w:val="1001"/>
-        </w:numPr>
-      </w:pPr>
-      <w:r>
-        <w:rPr>
-          <w:bCs/>
-          <w:b/>
-        </w:rPr>
-        <w:t xml:space="preserve">A pre-registered measurement of</w:t>
-      </w:r>
-      <w:r>
-        <w:rPr>
-          <w:bCs/>
-          <w:b/>
-        </w:rPr>
-        <w:t xml:space="preserve"> </w:t>
-      </w:r>
-      <w:r>
-        <w:rPr>
-          <w:iCs/>
-          <w:i/>
-          <w:bCs/>
-          <w:b/>
-        </w:rPr>
-        <w:t xml:space="preserve">which</w:t>
-      </w:r>
-      <w:r>
-        <w:rPr>
-          <w:bCs/>
-          <w:b/>
-        </w:rPr>
-        <w:t xml:space="preserve"> </w:t>
-      </w:r>
-      <w:r>
-        <w:rPr>
-          <w:bCs/>
-          <w:b/>
-        </w:rPr>
-        <w:t xml:space="preserve">contamination signal predicts</w:t>
-      </w:r>
-      <w:r>
-        <w:rPr>
-          <w:bCs/>
-          <w:b/>
-        </w:rPr>
-        <w:t xml:space="preserve"> </w:t>
-      </w:r>
-      <w:r>
-        <w:rPr>
-          <w:bCs/>
-          <w:b/>
-        </w:rPr>
-        <w:t xml:space="preserve">leakage, and which does not.</w:t>
-      </w:r>
-      <w:r>
-        <w:t xml:space="preserve"> </w:t>
-      </w:r>
-      <w:r>
-        <w:t xml:space="preserve">We correlate per-item contamination scores against an</w:t>
-      </w:r>
-      <w:r>
-        <w:t xml:space="preserve"> </w:t>
-      </w:r>
-      <w:r>
-        <w:t xml:space="preserve">extraction outcome, prefix-continuation extractable memorization under greedy</w:t>
-      </w:r>
-      <w:r>
-        <w:t xml:space="preserve"> </w:t>
-      </w:r>
-      <w:r>
-        <w:t xml:space="preserve">decoding </w:t>
-      </w:r>
-      <w:r>
-        <w:t xml:space="preserve">(Carlini et al., 2023)</w:t>
-      </w:r>
-      <w:r>
-        <w:t xml:space="preserve">, and, on the Enron Emails subset that already</w:t>
-      </w:r>
-      <w:r>
-        <w:t xml:space="preserve"> </w:t>
-      </w:r>
-      <w:r>
-        <w:t xml:space="preserve">sits inside the Pile, against regex-detected PII leakage </w:t>
-      </w:r>
-      <w:r>
-        <w:t xml:space="preserve">(Lukas et al., 2023)</w:t>
-      </w:r>
-      <w:r>
-        <w:t xml:space="preserve">. A</w:t>
-      </w:r>
-      <w:r>
-        <w:t xml:space="preserve"> </w:t>
-      </w:r>
-      <w:r>
-        <w:t xml:space="preserve">pre-registered partial-correlation and mediation control then isolates the role of raw</w:t>
-      </w:r>
-      <w:r>
-        <w:t xml:space="preserve"> </w:t>
-      </w:r>
-      <w:r>
-        <w:t xml:space="preserve">loss. In our ground-truth 160M-parameter setting we find that the</w:t>
-      </w:r>
-      <w:r>
-        <w:t xml:space="preserve"> </w:t>
-      </w:r>
-      <w:r>
-        <w:t xml:space="preserve">contamination→leakage association is</w:t>
-      </w:r>
-      <w:r>
-        <w:t xml:space="preserve"> </w:t>
-      </w:r>
-      <w:r>
-        <w:rPr>
-          <w:iCs/>
-          <w:i/>
-        </w:rPr>
-        <w:t xml:space="preserve">loss-mediated to the resolution of</w:t>
-      </w:r>
-      <w:r>
-        <w:rPr>
-          <w:iCs/>
-          <w:i/>
-        </w:rPr>
-        <w:t xml:space="preserve"> </w:t>
-      </w:r>
-      <w:r>
-        <w:rPr>
-          <w:iCs/>
-          <w:i/>
-        </w:rPr>
-        <w:t xml:space="preserve">this experiment</w:t>
-      </w:r>
-      <w:r>
-        <w:t xml:space="preserve">: once loss is held fixed, the calibrated reference-free detectors</w:t>
-      </w:r>
-      <w:r>
-        <w:t xml:space="preserve"> </w:t>
-      </w:r>
-      <w:r>
-        <w:t xml:space="preserve">(Min-K%, Min-K%++, zlib) add no positive predictive value. These detectors are</w:t>
-      </w:r>
-      <w:r>
-        <w:t xml:space="preserve"> </w:t>
-      </w:r>
-      <w:r>
-        <w:t xml:space="preserve">themselves near-collinear transforms of loss (Spearman 0.74–0.90), so we read a</w:t>
-      </w:r>
-      <w:r>
-        <w:t xml:space="preserve"> </w:t>
-      </w:r>
-      <w:r>
-        <w:t xml:space="preserve">negative residual for the most collinear of them (Min-K%) as a likely suppression</w:t>
-      </w:r>
-      <w:r>
-        <w:t xml:space="preserve"> </w:t>
-      </w:r>
-      <w:r>
-        <w:t xml:space="preserve">artifact rather than substantive inverse prediction, and claim only the conservative</w:t>
-      </w:r>
-      <w:r>
-        <w:t xml:space="preserve"> </w:t>
-      </w:r>
-      <w:r>
-        <w:t xml:space="preserve">result: no positive signal beyond loss. The calibrations that improve membership-detection</w:t>
-      </w:r>
-      <w:r>
-        <w:t xml:space="preserve"> </w:t>
-      </w:r>
-      <w:r>
-        <w:t xml:space="preserve">AUC thus do not retain the loss-magnitude signal that predicts leakage, a divergence</w:t>
-      </w:r>
-      <w:r>
-        <w:t xml:space="preserve"> </w:t>
-      </w:r>
-      <w:r>
-        <w:t xml:space="preserve">between membership detection and leakage prediction that we report as our central empirical</w:t>
-      </w:r>
-      <w:r>
-        <w:t xml:space="preserve"> </w:t>
-      </w:r>
-      <w:r>
-        <w:t xml:space="preserve">finding (robust to deduplication and a non-linear loss control, and not explained by token</w:t>
-      </w:r>
-      <w:r>
-        <w:t xml:space="preserve"> </w:t>
-      </w:r>
-      <w:r>
-        <w:t xml:space="preserve">frequency or the zero-inflated outcome).</w:t>
-      </w:r>
-    </w:p>
-    <w:p>
-      <w:pPr>
-        <w:pStyle w:val="FirstParagraph"/>
-      </w:pPr>
-      <w:r>
-        <w:t xml:space="preserve">We do not propose internal-probe or other novel detectors as contributions, do not train</w:t>
-      </w:r>
-      <w:r>
-        <w:t xml:space="preserve"> </w:t>
-      </w:r>
-      <w:r>
-        <w:t xml:space="preserve">or fine-tune models, and do not attack closed production systems for real third-party</w:t>
-      </w:r>
-      <w:r>
-        <w:t xml:space="preserve"> </w:t>
-      </w:r>
-      <w:r>
-        <w:t xml:space="preserve">PII. Differential privacy and related defenses are discussed as the mitigation direction</w:t>
-      </w:r>
-      <w:r>
-        <w:t xml:space="preserve"> </w:t>
-      </w:r>
-      <w:r>
-        <w:t xml:space="preserve">only.</w:t>
-      </w:r>
-    </w:p>
-    <w:bookmarkEnd w:id="20"/>
-    <w:bookmarkEnd w:id="21"/>
-    <w:bookmarkStart w:id="25" w:name="sec:background"/>
-    <w:p>
-      <w:pPr>
-        <w:pStyle w:val="Heading1"/>
-      </w:pPr>
-      <w:r>
-        <w:t xml:space="preserve">II. Background: LLM Evaluation Benchmarks as an Attack Surface</w:t>
-      </w:r>
-    </w:p>
-    <w:bookmarkStart w:id="22" w:name="X48be4a3b942b9c5d21068d12252d5fd26d1297c"/>
-    <w:p>
-      <w:pPr>
-        <w:pStyle w:val="Heading2"/>
-      </w:pPr>
-      <w:r>
-        <w:t xml:space="preserve">A. Benchmarks as proxies for latent capabilities</w:t>
-      </w:r>
-    </w:p>
-    <w:p>
-      <w:pPr>
-        <w:pStyle w:val="FirstParagraph"/>
-      </w:pPr>
-      <w:r>
-        <w:t xml:space="preserve">Large language model (LLM) benchmarks function as</w:t>
-      </w:r>
-      <w:r>
-        <w:t xml:space="preserve"> </w:t>
-      </w:r>
-      <w:r>
-        <w:rPr>
-          <w:iCs/>
-          <w:i/>
-        </w:rPr>
-        <w:t xml:space="preserve">proxies</w:t>
-      </w:r>
-      <w:r>
-        <w:t xml:space="preserve"> </w:t>
-      </w:r>
-      <w:r>
-        <w:t xml:space="preserve">for latent</w:t>
-      </w:r>
-      <w:r>
-        <w:t xml:space="preserve"> </w:t>
-      </w:r>
-      <w:r>
-        <w:t xml:space="preserve">capabilities, reasoning, comprehension, factual knowledge, coding proficiency, that</w:t>
-      </w:r>
-      <w:r>
-        <w:t xml:space="preserve"> </w:t>
-      </w:r>
-      <w:r>
-        <w:t xml:space="preserve">cannot be measured directly. By scoring a model on a fixed set of standardized tasks,</w:t>
-      </w:r>
-      <w:r>
-        <w:t xml:space="preserve"> </w:t>
-      </w:r>
-      <w:r>
-        <w:t xml:space="preserve">the community infers a model’s likely utility (and, increasingly, its safety) in</w:t>
-      </w:r>
-      <w:r>
-        <w:t xml:space="preserve"> </w:t>
-      </w:r>
-      <w:r>
-        <w:t xml:space="preserve">deployment </w:t>
-      </w:r>
-      <w:r>
-        <w:t xml:space="preserve">(Hendrycks et al., 2021)</w:t>
-      </w:r>
-      <w:r>
-        <w:t xml:space="preserve">. Canonical examples target distinct competencies:</w:t>
-      </w:r>
-      <w:r>
-        <w:t xml:space="preserve"> </w:t>
-      </w:r>
-      <w:r>
-        <w:t xml:space="preserve">MMLU for broad multitask knowledge across 57 subjects </w:t>
-      </w:r>
-      <w:r>
-        <w:t xml:space="preserve">(Hendrycks et al., 2021)</w:t>
-      </w:r>
-      <w:r>
-        <w:t xml:space="preserve">, GSM8K</w:t>
-      </w:r>
-      <w:r>
-        <w:t xml:space="preserve"> </w:t>
-      </w:r>
-      <w:r>
-        <w:t xml:space="preserve">for multi-step mathematical reasoning </w:t>
-      </w:r>
-      <w:r>
-        <w:t xml:space="preserve">(Cobbe et al., 2021)</w:t>
-      </w:r>
-      <w:r>
-        <w:t xml:space="preserve">, and HumanEval for</w:t>
-      </w:r>
-      <w:r>
-        <w:t xml:space="preserve"> </w:t>
-      </w:r>
-      <w:r>
-        <w:t xml:space="preserve">functional code generation </w:t>
-      </w:r>
-      <w:r>
-        <w:t xml:space="preserve">(M. Chen et al., 2021)</w:t>
-      </w:r>
-      <w:r>
-        <w:t xml:space="preserve">. Reported scores on these suites</w:t>
-      </w:r>
-      <w:r>
-        <w:t xml:space="preserve"> </w:t>
-      </w:r>
-      <w:r>
-        <w:t xml:space="preserve">drive model-selection decisions, leaderboard rankings, and published claims of progress.</w:t>
-      </w:r>
-    </w:p>
-    <w:bookmarkEnd w:id="22"/>
-    <w:bookmarkStart w:id="23" w:name="the-core-validity-assumption"/>
-    <w:p>
-      <w:pPr>
-        <w:pStyle w:val="Heading2"/>
-      </w:pPr>
-      <w:r>
-        <w:t xml:space="preserve">B. The core validity assumption</w:t>
-      </w:r>
-    </w:p>
-    <w:p>
-      <w:pPr>
-        <w:pStyle w:val="FirstParagraph"/>
-      </w:pPr>
-      <w:r>
-        <w:t xml:space="preserve">The inferential validity of benchmark evaluation rests on one strict assumption:</w:t>
-      </w:r>
-      <w:r>
-        <w:t xml:space="preserve"> </w:t>
-      </w:r>
-      <w:r>
-        <w:rPr>
-          <w:iCs/>
-          <w:i/>
-        </w:rPr>
-        <w:t xml:space="preserve">the test data was not seen during pre-training</w:t>
-      </w:r>
-      <w:r>
-        <w:t xml:space="preserve">. Only under this assumption does</w:t>
-      </w:r>
-      <w:r>
-        <w:t xml:space="preserve"> </w:t>
-      </w:r>
-      <w:r>
-        <w:t xml:space="preserve">high benchmark performance license the intended conclusion, that the model</w:t>
-      </w:r>
-      <w:r>
-        <w:t xml:space="preserve"> </w:t>
-      </w:r>
-      <w:r>
-        <w:rPr>
-          <w:iCs/>
-          <w:i/>
-        </w:rPr>
-        <w:t xml:space="preserve">generalizes</w:t>
-      </w:r>
-      <w:r>
-        <w:t xml:space="preserve"> </w:t>
-      </w:r>
-      <w:r>
-        <w:t xml:space="preserve">(applies learned regularities to novel inputs) rather than</w:t>
-      </w:r>
-      <w:r>
-        <w:t xml:space="preserve"> </w:t>
-      </w:r>
-      <w:r>
-        <w:rPr>
-          <w:iCs/>
-          <w:i/>
-        </w:rPr>
-        <w:t xml:space="preserve">memorizes</w:t>
-      </w:r>
-      <w:r>
-        <w:t xml:space="preserve"> </w:t>
-      </w:r>
-      <w:r>
-        <w:t xml:space="preserve">(retrieves specific training instances). When the assumption is</w:t>
-      </w:r>
-      <w:r>
-        <w:t xml:space="preserve"> </w:t>
-      </w:r>
-      <w:r>
-        <w:t xml:space="preserve">violated, the benchmark no longer measures capability. A memorized test item inflates</w:t>
-      </w:r>
-      <w:r>
-        <w:t xml:space="preserve"> </w:t>
-      </w:r>
-      <w:r>
-        <w:t xml:space="preserve">the score without any corresponding gain in generalization, rendering the metric an</w:t>
-      </w:r>
-      <w:r>
-        <w:t xml:space="preserve"> </w:t>
-      </w:r>
-      <w:r>
-        <w:t xml:space="preserve">unreliable estimator of the construct it claims to measure. The generalization-versus-</w:t>
-      </w:r>
-      <w:r>
-        <w:t xml:space="preserve"> </w:t>
-      </w:r>
-      <w:r>
-        <w:t xml:space="preserve">memorization distinction is not merely conceptual: memorization is directly measurable</w:t>
-      </w:r>
-      <w:r>
-        <w:t xml:space="preserve"> </w:t>
-      </w:r>
-      <w:r>
-        <w:t xml:space="preserve">as the verbatim regeneration of training sequences and grows predictably, log-linearly</w:t>
-      </w:r>
-      <w:r>
-        <w:t xml:space="preserve"> </w:t>
-      </w:r>
-      <w:r>
-        <w:t xml:space="preserve">in model scale, data duplication, and context length </w:t>
-      </w:r>
-      <w:r>
-        <w:t xml:space="preserve">(Carlini et al., 2023)</w:t>
-      </w:r>
-      <w:r>
-        <w:t xml:space="preserve">. The</w:t>
-      </w:r>
-      <w:r>
-        <w:t xml:space="preserve"> </w:t>
-      </w:r>
-      <w:r>
-        <w:t xml:space="preserve">same phenomenon has a sharper, privacy-relevant form: a planted secret’s</w:t>
-      </w:r>
-      <w:r>
-        <w:t xml:space="preserve"> </w:t>
-      </w:r>
-      <w:r>
-        <w:rPr>
-          <w:iCs/>
-          <w:i/>
-        </w:rPr>
-        <w:t xml:space="preserve">exposure</w:t>
-      </w:r>
-      <w:r>
-        <w:t xml:space="preserve">, the model’s tendency to rank that secret above random alternatives,</w:t>
-      </w:r>
-      <w:r>
-        <w:t xml:space="preserve"> </w:t>
-      </w:r>
-      <w:r>
-        <w:t xml:space="preserve">rises with how often it was seen during training </w:t>
-      </w:r>
-      <w:r>
-        <w:t xml:space="preserve">(Carlini et al., 2019)</w:t>
-      </w:r>
-      <w:r>
-        <w:t xml:space="preserve">, and which</w:t>
-      </w:r>
-      <w:r>
-        <w:t xml:space="preserve"> </w:t>
-      </w:r>
-      <w:r>
-        <w:t xml:space="preserve">specific examples a model memorizes is itself a measurable, example-level property rather</w:t>
-      </w:r>
-      <w:r>
-        <w:t xml:space="preserve"> </w:t>
-      </w:r>
-      <w:r>
-        <w:t xml:space="preserve">than a uniform background rate </w:t>
-      </w:r>
-      <w:r>
-        <w:t xml:space="preserve">(C. Zhang et al., 2023)</w:t>
-      </w:r>
-      <w:r>
-        <w:t xml:space="preserve">. A memorized benchmark item</w:t>
-      </w:r>
-      <w:r>
-        <w:t xml:space="preserve"> </w:t>
-      </w:r>
-      <w:r>
-        <w:t xml:space="preserve">is thus the visible end of the same mechanism that retains rare, sensitive strings.</w:t>
-      </w:r>
-    </w:p>
-    <w:bookmarkEnd w:id="23"/>
-    <w:bookmarkStart w:id="24" w:name="X39f9bea91464233268b9a4bcce366cee82be645"/>
-    <w:p>
-      <w:pPr>
-        <w:pStyle w:val="Heading2"/>
-      </w:pPr>
-      <w:r>
-        <w:t xml:space="preserve">C. Static test sets meet weakly filtered corpora</w:t>
-      </w:r>
-    </w:p>
-    <w:p>
-      <w:pPr>
-        <w:pStyle w:val="FirstParagraph"/>
-      </w:pPr>
-      <w:r>
-        <w:t xml:space="preserve">The security-relevant tension is structural. Evaluation benchmarks are</w:t>
-      </w:r>
-      <w:r>
-        <w:t xml:space="preserve"> </w:t>
-      </w:r>
-      <w:r>
-        <w:rPr>
-          <w:iCs/>
-          <w:i/>
-        </w:rPr>
-        <w:t xml:space="preserve">static,</w:t>
-      </w:r>
-      <w:r>
-        <w:rPr>
-          <w:iCs/>
-          <w:i/>
-        </w:rPr>
-        <w:t xml:space="preserve"> </w:t>
-      </w:r>
-      <w:r>
-        <w:rPr>
-          <w:iCs/>
-          <w:i/>
-        </w:rPr>
-        <w:t xml:space="preserve">small, widely circulated, and publicly indexed</w:t>
-      </w:r>
-      <w:r>
-        <w:t xml:space="preserve">: once published, an MMLU or GSM8K item</w:t>
-      </w:r>
-      <w:r>
-        <w:t xml:space="preserve"> </w:t>
-      </w:r>
-      <w:r>
-        <w:t xml:space="preserve">is copied into papers, blog posts, GitHub repositories, and discussion forums. Training</w:t>
-      </w:r>
-      <w:r>
-        <w:t xml:space="preserve"> </w:t>
-      </w:r>
-      <w:r>
-        <w:t xml:space="preserve">corpora, by contrast, are</w:t>
-      </w:r>
-      <w:r>
-        <w:t xml:space="preserve"> </w:t>
-      </w:r>
-      <w:r>
-        <w:rPr>
-          <w:iCs/>
-          <w:i/>
-        </w:rPr>
-        <w:t xml:space="preserve">massive web scrapes with weak filtering</w:t>
-      </w:r>
-      <w:r>
-        <w:t xml:space="preserve">, Common</w:t>
-      </w:r>
-      <w:r>
-        <w:t xml:space="preserve"> </w:t>
-      </w:r>
-      <w:r>
-        <w:t xml:space="preserve">Crawl </w:t>
-      </w:r>
-      <w:r>
-        <w:t xml:space="preserve">(Common Crawl Foundation, n.d.)</w:t>
-      </w:r>
-      <w:r>
-        <w:t xml:space="preserve"> </w:t>
-      </w:r>
-      <w:r>
-        <w:t xml:space="preserve">and The Pile </w:t>
-      </w:r>
-      <w:r>
-        <w:t xml:space="preserve">(Gao et al., 2020)</w:t>
-      </w:r>
-      <w:r>
-        <w:t xml:space="preserve"> </w:t>
-      </w:r>
-      <w:r>
-        <w:t xml:space="preserve">are assembled at the scale of</w:t>
-      </w:r>
-      <w:r>
-        <w:t xml:space="preserve"> </w:t>
-      </w:r>
-      <w:r>
-        <w:t xml:space="preserve">hundreds of gigabytes to petabytes, where exhaustive removal of any particular short</w:t>
-      </w:r>
-      <w:r>
-        <w:t xml:space="preserve"> </w:t>
-      </w:r>
-      <w:r>
-        <w:t xml:space="preserve">string is impractical. The natural consequence is that benchmark items are swept into</w:t>
-      </w:r>
-      <w:r>
-        <w:t xml:space="preserve"> </w:t>
-      </w:r>
-      <w:r>
-        <w:t xml:space="preserve">training corpora through ordinary web redistribution, with no adversary required. This</w:t>
-      </w:r>
-      <w:r>
-        <w:t xml:space="preserve"> </w:t>
-      </w:r>
-      <w:r>
-        <w:t xml:space="preserve">makes a public benchmark a persistent, low-effort</w:t>
-      </w:r>
-      <w:r>
-        <w:t xml:space="preserve"> </w:t>
-      </w:r>
-      <w:r>
-        <w:rPr>
-          <w:iCs/>
-          <w:i/>
-        </w:rPr>
-        <w:t xml:space="preserve">attack surface</w:t>
-      </w:r>
-      <w:r>
-        <w:t xml:space="preserve">: the same</w:t>
-      </w:r>
-      <w:r>
-        <w:t xml:space="preserve"> </w:t>
-      </w:r>
-      <w:r>
-        <w:t xml:space="preserve">property that makes a benchmark useful (stable, shared, citable) is what guarantees its</w:t>
-      </w:r>
-      <w:r>
-        <w:t xml:space="preserve"> </w:t>
-      </w:r>
-      <w:r>
-        <w:t xml:space="preserve">eventual presence in the next corpus crawl.</w:t>
-      </w:r>
-    </w:p>
-    <w:p>
-      <w:pPr>
-        <w:pStyle w:val="BodyText"/>
-      </w:pPr>
-      <w:r>
-        <w:t xml:space="preserve">We argue this is best understood through a security lens rather than purely as a</w:t>
-      </w:r>
-      <w:r>
-        <w:t xml:space="preserve"> </w:t>
-      </w:r>
-      <w:r>
-        <w:t xml:space="preserve">measurement-hygiene problem. Contamination converts an evaluation artifact into a</w:t>
-      </w:r>
-      <w:r>
-        <w:t xml:space="preserve"> </w:t>
-      </w:r>
-      <w:r>
-        <w:t xml:space="preserve">channel that (i) invalidates the safety and capability claims downstream decisions rely</w:t>
-      </w:r>
-      <w:r>
-        <w:t xml:space="preserve"> </w:t>
-      </w:r>
-      <w:r>
-        <w:t xml:space="preserve">on, and (ii), the focus of this paper, couples directly to</w:t>
-      </w:r>
-      <w:r>
-        <w:t xml:space="preserve"> </w:t>
-      </w:r>
-      <w:r>
-        <w:rPr>
-          <w:iCs/>
-          <w:i/>
-        </w:rPr>
-        <w:t xml:space="preserve">memorization</w:t>
-      </w:r>
-      <w:r>
-        <w:t xml:space="preserve">, and</w:t>
-      </w:r>
-      <w:r>
-        <w:t xml:space="preserve"> </w:t>
-      </w:r>
-      <w:r>
-        <w:t xml:space="preserve">through memorization to the leakage of sensitive content that co-occurs in the same</w:t>
-      </w:r>
-      <w:r>
-        <w:t xml:space="preserve"> </w:t>
-      </w:r>
-      <w:r>
-        <w:t xml:space="preserve">weakly filtered corpora. Section </w:t>
-      </w:r>
-      <w:hyperlink w:anchor="sec:relatedwork">
+        <w:t xml:space="preserve"> </w:t>
+      </w:r>
+      <w:r>
+        <w:t xml:space="preserve">gives the</w:t>
+      </w:r>
+      <w:r>
+        <w:t xml:space="preserve"> </w:t>
+      </w:r>
+      <w:r>
+        <w:t xml:space="preserve">experimental design and the reasoning behind each methodological choice.</w:t>
+      </w:r>
+      <w:r>
+        <w:t xml:space="preserve"> </w:t>
+      </w:r>
+      <w:r>
+        <w:t xml:space="preserve">Section </w:t>
+      </w:r>
+      <w:hyperlink w:anchor="sec:results">
         <w:r>
           <w:rPr>
             <w:rStyle w:val="Hyperlink"/>
           </w:rPr>
-          <w:t xml:space="preserve">4</w:t>
+          <w:t xml:space="preserve">6</w:t>
         </w:r>
       </w:hyperlink>
       <w:r>
         <w:t xml:space="preserve"> </w:t>
       </w:r>
       <w:r>
-        <w:t xml:space="preserve">formalizes contamination, its</w:t>
-      </w:r>
-      <w:r>
-        <w:t xml:space="preserve"> </w:t>
-      </w:r>
-      <w:r>
-        <w:t xml:space="preserve">typology, and the detection and memorization literature on which our evaluation builds.</w:t>
-      </w:r>
-    </w:p>
-    <w:bookmarkEnd w:id="24"/>
-    <w:bookmarkEnd w:id="25"/>
-    <w:bookmarkStart w:id="30" w:name="sec:threat"/>
+        <w:t xml:space="preserve">reports results, Section </w:t>
+      </w:r>
+      <w:hyperlink w:anchor="sec:discussion">
+        <w:r>
+          <w:rPr>
+            <w:rStyle w:val="Hyperlink"/>
+          </w:rPr>
+          <w:t xml:space="preserve">7</w:t>
+        </w:r>
+      </w:hyperlink>
+      <w:r>
+        <w:t xml:space="preserve"> </w:t>
+      </w:r>
+      <w:r>
+        <w:t xml:space="preserve">interprets them,</w:t>
+      </w:r>
+      <w:r>
+        <w:t xml:space="preserve"> </w:t>
+      </w:r>
+      <w:r>
+        <w:t xml:space="preserve">and Section </w:t>
+      </w:r>
+      <w:hyperlink w:anchor="sec:limitations">
+        <w:r>
+          <w:rPr>
+            <w:rStyle w:val="Hyperlink"/>
+          </w:rPr>
+          <w:t xml:space="preserve">8</w:t>
+        </w:r>
+      </w:hyperlink>
+      <w:r>
+        <w:t xml:space="preserve"> </w:t>
+      </w:r>
+      <w:r>
+        <w:t xml:space="preserve">states the limitations.</w:t>
+      </w:r>
+    </w:p>
+    <w:bookmarkEnd w:id="28"/>
+    <w:bookmarkEnd w:id="29"/>
+    <w:bookmarkStart w:id="43" w:name="sec:background"/>
     <w:p>
       <w:pPr>
         <w:pStyle w:val="Heading1"/>
       </w:pPr>
       <w:r>
-        <w:t xml:space="preserve">III. Threat Model</w:t>
+        <w:t xml:space="preserve">II. Background and Key Concepts</w:t>
+      </w:r>
+    </w:p>
+    <w:bookmarkStart w:id="30" w:name="benchmarks-as-proxies-for-capability"/>
+    <w:p>
+      <w:pPr>
+        <w:pStyle w:val="Heading2"/>
+      </w:pPr>
+      <w:r>
+        <w:t xml:space="preserve">A. Benchmarks as proxies for capability</w:t>
       </w:r>
     </w:p>
     <w:p>
@@ -1528,19 +1844,1033 @@
         <w:pStyle w:val="FirstParagraph"/>
       </w:pPr>
       <w:r>
-        <w:t xml:space="preserve">We frame contamination detection as a membership/exposure attack and state the adversary</w:t>
-      </w:r>
-      <w:r>
-        <w:t xml:space="preserve"> </w:t>
-      </w:r>
-      <w:r>
-        <w:t xml:space="preserve">explicitly, following the convention that a privacy attack must be evaluated by its behaviour at a</w:t>
-      </w:r>
-      <w:r>
-        <w:t xml:space="preserve"> </w:t>
-      </w:r>
-      <w:r>
-        <w:t xml:space="preserve">low false-positive operating point rather than on average </w:t>
+        <w:t xml:space="preserve">LLM benchmarks act as</w:t>
+      </w:r>
+      <w:r>
+        <w:t xml:space="preserve"> </w:t>
+      </w:r>
+      <w:r>
+        <w:rPr>
+          <w:iCs/>
+          <w:i/>
+        </w:rPr>
+        <w:t xml:space="preserve">proxies</w:t>
+      </w:r>
+      <w:r>
+        <w:t xml:space="preserve"> </w:t>
+      </w:r>
+      <w:r>
+        <w:t xml:space="preserve">for abilities that cannot be measured directly, such</w:t>
+      </w:r>
+      <w:r>
+        <w:t xml:space="preserve"> </w:t>
+      </w:r>
+      <w:r>
+        <w:t xml:space="preserve">as reasoning, comprehension, factual recall, and programming skill. By scoring a model on</w:t>
+      </w:r>
+      <w:r>
+        <w:t xml:space="preserve"> </w:t>
+      </w:r>
+      <w:r>
+        <w:t xml:space="preserve">a fixed set of standardized tasks, the community infers how useful, and increasingly how</w:t>
+      </w:r>
+      <w:r>
+        <w:t xml:space="preserve"> </w:t>
+      </w:r>
+      <w:r>
+        <w:t xml:space="preserve">safe, that model is likely to be in deployment </w:t>
+      </w:r>
+      <w:r>
+        <w:t xml:space="preserve">(Hendrycks et al., 2021)</w:t>
+      </w:r>
+      <w:r>
+        <w:t xml:space="preserve">. Familiar</w:t>
+      </w:r>
+      <w:r>
+        <w:t xml:space="preserve"> </w:t>
+      </w:r>
+      <w:r>
+        <w:t xml:space="preserve">examples target distinct competencies: MMLU covers multitask knowledge across 57</w:t>
+      </w:r>
+      <w:r>
+        <w:t xml:space="preserve"> </w:t>
+      </w:r>
+      <w:r>
+        <w:t xml:space="preserve">subjects </w:t>
+      </w:r>
+      <w:r>
+        <w:t xml:space="preserve">(Hendrycks et al., 2021)</w:t>
+      </w:r>
+      <w:r>
+        <w:t xml:space="preserve">, GSM8K covers multi-step arithmetic word</w:t>
+      </w:r>
+      <w:r>
+        <w:t xml:space="preserve"> </w:t>
+      </w:r>
+      <w:r>
+        <w:t xml:space="preserve">problems </w:t>
+      </w:r>
+      <w:r>
+        <w:t xml:space="preserve">(Cobbe et al., 2021)</w:t>
+      </w:r>
+      <w:r>
+        <w:t xml:space="preserve">, and HumanEval covers functional code</w:t>
+      </w:r>
+      <w:r>
+        <w:t xml:space="preserve"> </w:t>
+      </w:r>
+      <w:r>
+        <w:t xml:space="preserve">generation </w:t>
+      </w:r>
+      <w:r>
+        <w:t xml:space="preserve">(M. Chen et al., 2021)</w:t>
+      </w:r>
+      <w:r>
+        <w:t xml:space="preserve">. Scores on these suites drive model selection,</w:t>
+      </w:r>
+      <w:r>
+        <w:t xml:space="preserve"> </w:t>
+      </w:r>
+      <w:r>
+        <w:t xml:space="preserve">leaderboard position, and public claims of progress.</w:t>
+      </w:r>
+    </w:p>
+    <w:bookmarkEnd w:id="30"/>
+    <w:bookmarkStart w:id="31" w:name="X462c9338149ac0e6c020f979199b0497e5d25db"/>
+    <w:p>
+      <w:pPr>
+        <w:pStyle w:val="Heading2"/>
+      </w:pPr>
+      <w:r>
+        <w:t xml:space="preserve">B. The validity assumption, and what breaks when it fails</w:t>
+      </w:r>
+    </w:p>
+    <w:p>
+      <w:pPr>
+        <w:pStyle w:val="FirstParagraph"/>
+      </w:pPr>
+      <w:r>
+        <w:t xml:space="preserve">The inference from benchmark score to capability rests on one strict assumption:</w:t>
+      </w:r>
+      <w:r>
+        <w:t xml:space="preserve"> </w:t>
+      </w:r>
+      <w:r>
+        <w:rPr>
+          <w:iCs/>
+          <w:i/>
+        </w:rPr>
+        <w:t xml:space="preserve">the test data was not seen during training</w:t>
+      </w:r>
+      <w:r>
+        <w:t xml:space="preserve">. Only then does a high score support</w:t>
+      </w:r>
+      <w:r>
+        <w:t xml:space="preserve"> </w:t>
+      </w:r>
+      <w:r>
+        <w:t xml:space="preserve">the intended conclusion, that the model</w:t>
+      </w:r>
+      <w:r>
+        <w:t xml:space="preserve"> </w:t>
+      </w:r>
+      <w:r>
+        <w:rPr>
+          <w:iCs/>
+          <w:i/>
+        </w:rPr>
+        <w:t xml:space="preserve">generalizes</w:t>
+      </w:r>
+      <w:r>
+        <w:t xml:space="preserve">, meaning it applies learned</w:t>
+      </w:r>
+      <w:r>
+        <w:t xml:space="preserve"> </w:t>
+      </w:r>
+      <w:r>
+        <w:t xml:space="preserve">regularities to inputs it has not encountered, rather than</w:t>
+      </w:r>
+      <w:r>
+        <w:t xml:space="preserve"> </w:t>
+      </w:r>
+      <w:r>
+        <w:rPr>
+          <w:iCs/>
+          <w:i/>
+        </w:rPr>
+        <w:t xml:space="preserve">memorizes</w:t>
+      </w:r>
+      <w:r>
+        <w:t xml:space="preserve">, meaning it</w:t>
+      </w:r>
+      <w:r>
+        <w:t xml:space="preserve"> </w:t>
+      </w:r>
+      <w:r>
+        <w:t xml:space="preserve">reproduces specific training instances.</w:t>
+      </w:r>
+    </w:p>
+    <w:p>
+      <w:pPr>
+        <w:pStyle w:val="BodyText"/>
+      </w:pPr>
+      <w:r>
+        <w:t xml:space="preserve">When the assumption fails, the benchmark stops measuring what it claims to measure. A</w:t>
+      </w:r>
+      <w:r>
+        <w:t xml:space="preserve"> </w:t>
+      </w:r>
+      <w:r>
+        <w:t xml:space="preserve">memorized test item raises the score with no corresponding gain in ability, so the metric</w:t>
+      </w:r>
+      <w:r>
+        <w:t xml:space="preserve"> </w:t>
+      </w:r>
+      <w:r>
+        <w:t xml:space="preserve">becomes an unreliable estimate of the underlying construct. This distinction is not only</w:t>
+      </w:r>
+      <w:r>
+        <w:t xml:space="preserve"> </w:t>
+      </w:r>
+      <w:r>
+        <w:t xml:space="preserve">conceptual. Memorization is directly measurable as verbatim regeneration of training</w:t>
+      </w:r>
+      <w:r>
+        <w:t xml:space="preserve"> </w:t>
+      </w:r>
+      <w:r>
+        <w:t xml:space="preserve">text, and it grows predictably with model size, with how often a sequence was duplicated</w:t>
+      </w:r>
+      <w:r>
+        <w:t xml:space="preserve"> </w:t>
+      </w:r>
+      <w:r>
+        <w:t xml:space="preserve">in training, and with how much context the model is</w:t>
+      </w:r>
+      <w:r>
+        <w:t xml:space="preserve"> </w:t>
+      </w:r>
+      <w:r>
+        <w:t xml:space="preserve">given </w:t>
+      </w:r>
+      <w:r>
+        <w:t xml:space="preserve">(Carlini et al., 2023)</w:t>
+      </w:r>
+      <w:r>
+        <w:t xml:space="preserve">. A closely related privacy-facing measurement plants</w:t>
+      </w:r>
+      <w:r>
+        <w:t xml:space="preserve"> </w:t>
+      </w:r>
+      <w:r>
+        <w:t xml:space="preserve">a secret in the training data and records how strongly the model prefers it over random</w:t>
+      </w:r>
+      <w:r>
+        <w:t xml:space="preserve"> </w:t>
+      </w:r>
+      <w:r>
+        <w:t xml:space="preserve">alternatives, which rises with the number of times the secret was</w:t>
+      </w:r>
+      <w:r>
+        <w:t xml:space="preserve"> </w:t>
+      </w:r>
+      <w:r>
+        <w:t xml:space="preserve">seen </w:t>
+      </w:r>
+      <w:r>
+        <w:t xml:space="preserve">(Carlini et al., 2019)</w:t>
+      </w:r>
+      <w:r>
+        <w:t xml:space="preserve">. Memorization is also highly uneven across examples rather</w:t>
+      </w:r>
+      <w:r>
+        <w:t xml:space="preserve"> </w:t>
+      </w:r>
+      <w:r>
+        <w:t xml:space="preserve">than a uniform background rate, so which particular items a model memorizes is itself a</w:t>
+      </w:r>
+      <w:r>
+        <w:t xml:space="preserve"> </w:t>
+      </w:r>
+      <w:r>
+        <w:t xml:space="preserve">measurable per-example property </w:t>
+      </w:r>
+      <w:r>
+        <w:t xml:space="preserve">(C. Zhang et al., 2023)</w:t>
+      </w:r>
+      <w:r>
+        <w:t xml:space="preserve">.</w:t>
+      </w:r>
+    </w:p>
+    <w:bookmarkEnd w:id="31"/>
+    <w:bookmarkStart w:id="32" w:name="X39f9bea91464233268b9a4bcce366cee82be645"/>
+    <w:p>
+      <w:pPr>
+        <w:pStyle w:val="Heading2"/>
+      </w:pPr>
+      <w:r>
+        <w:t xml:space="preserve">C. Static test sets meet weakly filtered corpora</w:t>
+      </w:r>
+    </w:p>
+    <w:p>
+      <w:pPr>
+        <w:pStyle w:val="FirstParagraph"/>
+      </w:pPr>
+      <w:r>
+        <w:t xml:space="preserve">The structural tension is that benchmarks and training corpora have opposite properties.</w:t>
+      </w:r>
+      <w:r>
+        <w:t xml:space="preserve"> </w:t>
+      </w:r>
+      <w:r>
+        <w:t xml:space="preserve">Benchmarks are static, small, widely circulated, and publicly indexed. Once an MMLU or</w:t>
+      </w:r>
+      <w:r>
+        <w:t xml:space="preserve"> </w:t>
+      </w:r>
+      <w:r>
+        <w:t xml:space="preserve">GSM8K item is published it is copied into papers, blog posts, code repositories, and</w:t>
+      </w:r>
+      <w:r>
+        <w:t xml:space="preserve"> </w:t>
+      </w:r>
+      <w:r>
+        <w:t xml:space="preserve">forum discussions. Training corpora are the reverse: very large web scrapes with light</w:t>
+      </w:r>
+      <w:r>
+        <w:t xml:space="preserve"> </w:t>
+      </w:r>
+      <w:r>
+        <w:t xml:space="preserve">filtering. Common Crawl </w:t>
+      </w:r>
+      <w:r>
+        <w:t xml:space="preserve">(Common Crawl Foundation, n.d.)</w:t>
+      </w:r>
+      <w:r>
+        <w:t xml:space="preserve"> </w:t>
+      </w:r>
+      <w:r>
+        <w:t xml:space="preserve">and The Pile </w:t>
+      </w:r>
+      <w:r>
+        <w:t xml:space="preserve">(Gao et al., 2020)</w:t>
+      </w:r>
+      <w:r>
+        <w:t xml:space="preserve"> </w:t>
+      </w:r>
+      <w:r>
+        <w:t xml:space="preserve">are</w:t>
+      </w:r>
+      <w:r>
+        <w:t xml:space="preserve"> </w:t>
+      </w:r>
+      <w:r>
+        <w:t xml:space="preserve">assembled at the scale of hundreds of gigabytes to petabytes, where reliably removing any</w:t>
+      </w:r>
+      <w:r>
+        <w:t xml:space="preserve"> </w:t>
+      </w:r>
+      <w:r>
+        <w:t xml:space="preserve">particular short string is impractical.</w:t>
+      </w:r>
+    </w:p>
+    <w:p>
+      <w:pPr>
+        <w:pStyle w:val="BodyText"/>
+      </w:pPr>
+      <w:r>
+        <w:t xml:space="preserve">The consequence is that benchmark items enter training corpora through ordinary</w:t>
+      </w:r>
+      <w:r>
+        <w:t xml:space="preserve"> </w:t>
+      </w:r>
+      <w:r>
+        <w:t xml:space="preserve">redistribution, with no adversary required. A public benchmark is therefore a persistent</w:t>
+      </w:r>
+      <w:r>
+        <w:t xml:space="preserve"> </w:t>
+      </w:r>
+      <w:r>
+        <w:t xml:space="preserve">and low-effort exposure surface, because the very properties that make a benchmark useful</w:t>
+      </w:r>
+      <w:r>
+        <w:t xml:space="preserve"> </w:t>
+      </w:r>
+      <w:r>
+        <w:t xml:space="preserve">(stable, shared, citable) are what make its eventual presence in a future crawl likely.</w:t>
+      </w:r>
+    </w:p>
+    <w:bookmarkEnd w:id="32"/>
+    <w:bookmarkStart w:id="40" w:name="sec:concepts"/>
+    <w:p>
+      <w:pPr>
+        <w:pStyle w:val="Heading2"/>
+      </w:pPr>
+      <w:r>
+        <w:t xml:space="preserve">D. Key concepts and methodological tools</w:t>
+      </w:r>
+    </w:p>
+    <w:p>
+      <w:pPr>
+        <w:pStyle w:val="FirstParagraph"/>
+      </w:pPr>
+      <w:r>
+        <w:t xml:space="preserve">This subsection defines every technical idea used later in the paper. Each entry states</w:t>
+      </w:r>
+      <w:r>
+        <w:t xml:space="preserve"> </w:t>
+      </w:r>
+      <w:r>
+        <w:t xml:space="preserve">what the concept is, why the study needs it, and how it bears on the research questions</w:t>
+      </w:r>
+      <w:r>
+        <w:t xml:space="preserve"> </w:t>
+      </w:r>
+      <w:r>
+        <w:t xml:space="preserve">of Section </w:t>
+      </w:r>
+      <w:hyperlink w:anchor="sec:intro">
+        <w:r>
+          <w:rPr>
+            <w:rStyle w:val="Hyperlink"/>
+          </w:rPr>
+          <w:t xml:space="preserve">1</w:t>
+        </w:r>
+      </w:hyperlink>
+      <w:r>
+        <w:t xml:space="preserve">.</w:t>
+      </w:r>
+    </w:p>
+    <w:bookmarkStart w:id="33" w:name="token-probabilities-loss-and-perplexity"/>
+    <w:p>
+      <w:pPr>
+        <w:pStyle w:val="Heading3"/>
+      </w:pPr>
+      <w:r>
+        <w:t xml:space="preserve">Token probabilities, loss, and perplexity</w:t>
+      </w:r>
+    </w:p>
+    <w:p>
+      <w:pPr>
+        <w:pStyle w:val="FirstParagraph"/>
+      </w:pPr>
+      <w:r>
+        <w:t xml:space="preserve">A language model reads text as a sequence of</w:t>
+      </w:r>
+      <w:r>
+        <w:t xml:space="preserve"> </w:t>
+      </w:r>
+      <w:r>
+        <w:rPr>
+          <w:iCs/>
+          <w:i/>
+        </w:rPr>
+        <w:t xml:space="preserve">tokens</w:t>
+      </w:r>
+      <w:r>
+        <w:t xml:space="preserve">, which are words or word</w:t>
+      </w:r>
+      <w:r>
+        <w:t xml:space="preserve"> </w:t>
+      </w:r>
+      <w:r>
+        <w:t xml:space="preserve">fragments. At each position it produces a probability distribution over which token comes</w:t>
+      </w:r>
+      <w:r>
+        <w:t xml:space="preserve"> </w:t>
+      </w:r>
+      <w:r>
+        <w:t xml:space="preserve">next. Given a real text, we can therefore ask what probability the model assigned to each</w:t>
+      </w:r>
+      <w:r>
+        <w:t xml:space="preserve"> </w:t>
+      </w:r>
+      <w:r>
+        <w:t xml:space="preserve">token that actually occurred.</w:t>
+      </w:r>
+    </w:p>
+    <w:p>
+      <w:pPr>
+        <w:pStyle w:val="BodyText"/>
+      </w:pPr>
+      <w:r>
+        <w:t xml:space="preserve">The</w:t>
+      </w:r>
+      <w:r>
+        <w:t xml:space="preserve"> </w:t>
+      </w:r>
+      <w:r>
+        <w:rPr>
+          <w:iCs/>
+          <w:i/>
+        </w:rPr>
+        <w:t xml:space="preserve">loss</w:t>
+      </w:r>
+      <w:r>
+        <w:t xml:space="preserve"> </w:t>
+      </w:r>
+      <w:r>
+        <w:t xml:space="preserve">of a text is the average negative logarithm of those probabilities. Low</w:t>
+      </w:r>
+      <w:r>
+        <w:t xml:space="preserve"> </w:t>
+      </w:r>
+      <w:r>
+        <w:t xml:space="preserve">loss means the model found the text unsurprising.</w:t>
+      </w:r>
+      <w:r>
+        <w:t xml:space="preserve"> </w:t>
+      </w:r>
+      <w:r>
+        <w:rPr>
+          <w:iCs/>
+          <w:i/>
+        </w:rPr>
+        <w:t xml:space="preserve">Perplexity</w:t>
+      </w:r>
+      <w:r>
+        <w:t xml:space="preserve"> </w:t>
+      </w:r>
+      <w:r>
+        <w:t xml:space="preserve">is the exponential of</w:t>
+      </w:r>
+      <w:r>
+        <w:t xml:space="preserve"> </w:t>
+      </w:r>
+      <w:r>
+        <w:t xml:space="preserve">the loss and carries the same information in a different scale, so we use loss</w:t>
+      </w:r>
+      <w:r>
+        <w:t xml:space="preserve"> </w:t>
+      </w:r>
+      <w:r>
+        <w:t xml:space="preserve">throughout. Every detector in this paper is computed from these same per-token</w:t>
+      </w:r>
+      <w:r>
+        <w:t xml:space="preserve"> </w:t>
+      </w:r>
+      <w:r>
+        <w:t xml:space="preserve">probabilities, which is the fact that ultimately drives our result.</w:t>
+      </w:r>
+    </w:p>
+    <w:p>
+      <w:pPr>
+        <w:pStyle w:val="BodyText"/>
+      </w:pPr>
+      <w:r>
+        <w:rPr>
+          <w:iCs/>
+          <w:i/>
+        </w:rPr>
+        <w:t xml:space="preserve">Why this is needed.</w:t>
+      </w:r>
+      <w:r>
+        <w:t xml:space="preserve"> </w:t>
+      </w:r>
+      <w:r>
+        <w:t xml:space="preserve">Loss is the oldest and simplest membership signal, on the</w:t>
+      </w:r>
+      <w:r>
+        <w:t xml:space="preserve"> </w:t>
+      </w:r>
+      <w:r>
+        <w:t xml:space="preserve">reasoning that a model tends to find its own training data less surprising than new</w:t>
+      </w:r>
+      <w:r>
+        <w:t xml:space="preserve"> </w:t>
+      </w:r>
+      <w:r>
+        <w:t xml:space="preserve">text </w:t>
+      </w:r>
+      <w:r>
+        <w:t xml:space="preserve">(Yeom et al., 2018)</w:t>
+      </w:r>
+      <w:r>
+        <w:t xml:space="preserve">. It is also the natural baseline against which any more</w:t>
+      </w:r>
+      <w:r>
+        <w:t xml:space="preserve"> </w:t>
+      </w:r>
+      <w:r>
+        <w:t xml:space="preserve">elaborate detector must prove its worth, which makes it the control variable in RQ2.</w:t>
+      </w:r>
+    </w:p>
+    <w:bookmarkEnd w:id="33"/>
+    <w:bookmarkStart w:id="34" w:name="memorization-and-how-leakage-is-measured"/>
+    <w:p>
+      <w:pPr>
+        <w:pStyle w:val="Heading3"/>
+      </w:pPr>
+      <w:r>
+        <w:t xml:space="preserve">Memorization and how leakage is measured</w:t>
+      </w:r>
+    </w:p>
+    <w:p>
+      <w:pPr>
+        <w:pStyle w:val="FirstParagraph"/>
+      </w:pPr>
+      <w:r>
+        <w:t xml:space="preserve">We use the standard operational definition of</w:t>
+      </w:r>
+      <w:r>
+        <w:t xml:space="preserve"> </w:t>
+      </w:r>
+      <w:r>
+        <w:rPr>
+          <w:iCs/>
+          <w:i/>
+        </w:rPr>
+        <w:t xml:space="preserve">extractable</w:t>
+      </w:r>
+      <w:r>
+        <w:rPr>
+          <w:iCs/>
+          <w:i/>
+        </w:rPr>
+        <w:t xml:space="preserve"> </w:t>
+      </w:r>
+      <w:r>
+        <w:rPr>
+          <w:iCs/>
+          <w:i/>
+        </w:rPr>
+        <w:t xml:space="preserve">memorization</w:t>
+      </w:r>
+      <w:r>
+        <w:t xml:space="preserve"> </w:t>
+      </w:r>
+      <w:r>
+        <w:t xml:space="preserve">(Carlini et al., 2023)</w:t>
+      </w:r>
+      <w:r>
+        <w:t xml:space="preserve">. Take a document from the training data,</w:t>
+      </w:r>
+      <w:r>
+        <w:t xml:space="preserve"> </w:t>
+      </w:r>
+      <w:r>
+        <w:t xml:space="preserve">split it into a</w:t>
+      </w:r>
+      <w:r>
+        <w:t xml:space="preserve"> </w:t>
+      </w:r>
+      <w:r>
+        <w:rPr>
+          <w:iCs/>
+          <w:i/>
+        </w:rPr>
+        <w:t xml:space="preserve">prefix</w:t>
+      </w:r>
+      <w:r>
+        <w:t xml:space="preserve"> </w:t>
+      </w:r>
+      <w:r>
+        <w:t xml:space="preserve">and a</w:t>
+      </w:r>
+      <w:r>
+        <w:t xml:space="preserve"> </w:t>
+      </w:r>
+      <w:r>
+        <w:rPr>
+          <w:iCs/>
+          <w:i/>
+        </w:rPr>
+        <w:t xml:space="preserve">suffix</w:t>
+      </w:r>
+      <w:r>
+        <w:t xml:space="preserve">, and give the model only the prefix.</w:t>
+      </w:r>
+      <w:r>
+        <w:t xml:space="preserve"> </w:t>
+      </w:r>
+      <w:r>
+        <w:t xml:space="preserve">Then let the model continue the text by repeatedly choosing its single most probable next</w:t>
+      </w:r>
+      <w:r>
+        <w:t xml:space="preserve"> </w:t>
+      </w:r>
+      <w:r>
+        <w:t xml:space="preserve">token, a procedure called</w:t>
+      </w:r>
+      <w:r>
+        <w:t xml:space="preserve"> </w:t>
+      </w:r>
+      <w:r>
+        <w:rPr>
+          <w:iCs/>
+          <w:i/>
+        </w:rPr>
+        <w:t xml:space="preserve">greedy decoding</w:t>
+      </w:r>
+      <w:r>
+        <w:t xml:space="preserve">. If the continuation reproduces the</w:t>
+      </w:r>
+      <w:r>
+        <w:t xml:space="preserve"> </w:t>
+      </w:r>
+      <w:r>
+        <w:t xml:space="preserve">suffix, the suffix is</w:t>
+      </w:r>
+      <w:r>
+        <w:t xml:space="preserve"> </w:t>
+      </w:r>
+      <w:r>
+        <w:rPr>
+          <w:iCs/>
+          <w:i/>
+        </w:rPr>
+        <w:t xml:space="preserve">extractable</w:t>
+      </w:r>
+      <w:r>
+        <w:t xml:space="preserve">: the model has retained enough about this</w:t>
+      </w:r>
+      <w:r>
+        <w:t xml:space="preserve"> </w:t>
+      </w:r>
+      <w:r>
+        <w:t xml:space="preserve">specific document to regenerate it.</w:t>
+      </w:r>
+    </w:p>
+    <w:p>
+      <w:pPr>
+        <w:pStyle w:val="BodyText"/>
+      </w:pPr>
+      <w:r>
+        <w:t xml:space="preserve">We report two versions of this outcome.</w:t>
+      </w:r>
+      <w:r>
+        <w:t xml:space="preserve"> </w:t>
+      </w:r>
+      <w:r>
+        <w:rPr>
+          <w:iCs/>
+          <w:i/>
+        </w:rPr>
+        <w:t xml:space="preserve">Exact extraction</w:t>
+      </w:r>
+      <w:r>
+        <w:t xml:space="preserve"> </w:t>
+      </w:r>
+      <w:r>
+        <w:t xml:space="preserve">is whether the whole</w:t>
+      </w:r>
+      <w:r>
+        <w:t xml:space="preserve"> </w:t>
+      </w:r>
+      <w:r>
+        <w:t xml:space="preserve">suffix was reproduced.</w:t>
+      </w:r>
+      <w:r>
+        <w:t xml:space="preserve"> </w:t>
+      </w:r>
+      <w:r>
+        <w:rPr>
+          <w:iCs/>
+          <w:i/>
+        </w:rPr>
+        <w:t xml:space="preserve">Fractional extraction</w:t>
+      </w:r>
+      <w:r>
+        <w:t xml:space="preserve"> </w:t>
+      </w:r>
+      <w:r>
+        <w:t xml:space="preserve">is the proportion of leading suffix</w:t>
+      </w:r>
+      <w:r>
+        <w:t xml:space="preserve"> </w:t>
+      </w:r>
+      <w:r>
+        <w:t xml:space="preserve">tokens reproduced before the first mismatch, which is a softer measure and is much less</w:t>
+      </w:r>
+      <w:r>
+        <w:t xml:space="preserve"> </w:t>
+      </w:r>
+      <w:r>
+        <w:t xml:space="preserve">prone to being zero for every item.</w:t>
+      </w:r>
+    </w:p>
+    <w:p>
+      <w:pPr>
+        <w:pStyle w:val="BodyText"/>
+      </w:pPr>
+      <w:r>
+        <w:rPr>
+          <w:iCs/>
+          <w:i/>
+        </w:rPr>
+        <w:t xml:space="preserve">Why this is needed.</w:t>
+      </w:r>
+      <w:r>
+        <w:t xml:space="preserve"> </w:t>
+      </w:r>
+      <w:r>
+        <w:t xml:space="preserve">This is our concrete leakage outcome, and the quantity</w:t>
+      </w:r>
+      <w:r>
+        <w:t xml:space="preserve"> </w:t>
+      </w:r>
+      <w:r>
+        <w:t xml:space="preserve">detectors must predict if they are to be useful for privacy auditing. It is a lower bound</w:t>
+      </w:r>
+      <w:r>
+        <w:t xml:space="preserve"> </w:t>
+      </w:r>
+      <w:r>
+        <w:t xml:space="preserve">on leakage rather than a complete account, because a determined adversary may use richer</w:t>
+      </w:r>
+      <w:r>
+        <w:t xml:space="preserve"> </w:t>
+      </w:r>
+      <w:r>
+        <w:t xml:space="preserve">prompting than a single prefix </w:t>
+      </w:r>
+      <w:r>
+        <w:t xml:space="preserve">(Nasr et al., 2025)</w:t>
+      </w:r>
+      <w:r>
+        <w:t xml:space="preserve">, and because rewording can</w:t>
+      </w:r>
+      <w:r>
+        <w:t xml:space="preserve"> </w:t>
+      </w:r>
+      <w:r>
+        <w:t xml:space="preserve">preserve leaked content while defeating exact matching </w:t>
+      </w:r>
+      <w:r>
+        <w:t xml:space="preserve">(Ippolito et al., 2023)</w:t>
+      </w:r>
+      <w:r>
+        <w:t xml:space="preserve">.</w:t>
+      </w:r>
+    </w:p>
+    <w:bookmarkEnd w:id="34"/>
+    <w:bookmarkStart w:id="35" w:name="personally-identifiable-information"/>
+    <w:p>
+      <w:pPr>
+        <w:pStyle w:val="Heading3"/>
+      </w:pPr>
+      <w:r>
+        <w:t xml:space="preserve">Personally identifiable information</w:t>
+      </w:r>
+    </w:p>
+    <w:p>
+      <w:pPr>
+        <w:pStyle w:val="FirstParagraph"/>
+      </w:pPr>
+      <w:r>
+        <w:rPr>
+          <w:iCs/>
+          <w:i/>
+        </w:rPr>
+        <w:t xml:space="preserve">Personally identifiable information</w:t>
+      </w:r>
+      <w:r>
+        <w:t xml:space="preserve"> </w:t>
+      </w:r>
+      <w:r>
+        <w:t xml:space="preserve">(PII) is content that identifies a specific</w:t>
+      </w:r>
+      <w:r>
+        <w:t xml:space="preserve"> </w:t>
+      </w:r>
+      <w:r>
+        <w:t xml:space="preserve">person, such as a name paired with an email address, a phone number, or a postal address.</w:t>
+      </w:r>
+      <w:r>
+        <w:t xml:space="preserve"> </w:t>
+      </w:r>
+      <w:r>
+        <w:t xml:space="preserve">Leakage of PII from training data is the canonical privacy harm in this</w:t>
+      </w:r>
+      <w:r>
+        <w:t xml:space="preserve"> </w:t>
+      </w:r>
+      <w:r>
+        <w:t xml:space="preserve">literature </w:t>
+      </w:r>
+      <w:r>
+        <w:t xml:space="preserve">(Carlini et al., 2021)</w:t>
+      </w:r>
+      <w:r>
+        <w:t xml:space="preserve">, it decomposes into distinct extraction,</w:t>
+      </w:r>
+      <w:r>
+        <w:t xml:space="preserve"> </w:t>
+      </w:r>
+      <w:r>
+        <w:t xml:space="preserve">reconstruction, and inference threats </w:t>
+      </w:r>
+      <w:r>
+        <w:t xml:space="preserve">(Lukas et al., 2023)</w:t>
+      </w:r>
+      <w:r>
+        <w:t xml:space="preserve">, and models leak it more</w:t>
+      </w:r>
+      <w:r>
+        <w:t xml:space="preserve"> </w:t>
+      </w:r>
+      <w:r>
+        <w:t xml:space="preserve">through memorization than through inference about</w:t>
+      </w:r>
+      <w:r>
+        <w:t xml:space="preserve"> </w:t>
+      </w:r>
+      <w:r>
+        <w:t xml:space="preserve">individuals </w:t>
+      </w:r>
+      <w:r>
+        <w:t xml:space="preserve">(Huang et al., 2022)</w:t>
+      </w:r>
+      <w:r>
+        <w:t xml:space="preserve">.</w:t>
+      </w:r>
+    </w:p>
+    <w:p>
+      <w:pPr>
+        <w:pStyle w:val="BodyText"/>
+      </w:pPr>
+      <w:r>
+        <w:rPr>
+          <w:iCs/>
+          <w:i/>
+        </w:rPr>
+        <w:t xml:space="preserve">Why this is needed.</w:t>
+      </w:r>
+      <w:r>
+        <w:t xml:space="preserve"> </w:t>
+      </w:r>
+      <w:r>
+        <w:t xml:space="preserve">PII is the harm that motivates the security framing. It is</w:t>
+      </w:r>
+      <w:r>
+        <w:t xml:space="preserve"> </w:t>
+      </w:r>
+      <w:r>
+        <w:t xml:space="preserve">also the point where we must be most careful about scope, because benchmark items are</w:t>
+      </w:r>
+      <w:r>
+        <w:t xml:space="preserve"> </w:t>
+      </w:r>
+      <w:r>
+        <w:t xml:space="preserve">generally not PII-bearing. Section </w:t>
+      </w:r>
+      <w:hyperlink w:anchor="sec:chain">
+        <w:r>
+          <w:rPr>
+            <w:rStyle w:val="Hyperlink"/>
+          </w:rPr>
+          <w:t xml:space="preserve">2.5</w:t>
+        </w:r>
+      </w:hyperlink>
+      <w:r>
+        <w:t xml:space="preserve"> </w:t>
+      </w:r>
+      <w:r>
+        <w:t xml:space="preserve">makes this gap explicit.</w:t>
+      </w:r>
+    </w:p>
+    <w:bookmarkEnd w:id="35"/>
+    <w:bookmarkStart w:id="36" w:name="Xf595448b1f7145a78cbf6418106319a16b59fe4"/>
+    <w:p>
+      <w:pPr>
+        <w:pStyle w:val="Heading3"/>
+      </w:pPr>
+      <w:r>
+        <w:t xml:space="preserve">Membership inference, and the detectors we evaluate</w:t>
+      </w:r>
+    </w:p>
+    <w:p>
+      <w:pPr>
+        <w:pStyle w:val="FirstParagraph"/>
+      </w:pPr>
+      <w:r>
+        <w:rPr>
+          <w:iCs/>
+          <w:i/>
+        </w:rPr>
+        <w:t xml:space="preserve">Membership inference</w:t>
+      </w:r>
+      <w:r>
+        <w:t xml:space="preserve"> </w:t>
+      </w:r>
+      <w:r>
+        <w:t xml:space="preserve">asks whether a particular piece of text was part of a model’s</w:t>
+      </w:r>
+      <w:r>
+        <w:t xml:space="preserve"> </w:t>
+      </w:r>
+      <w:r>
+        <w:t xml:space="preserve">training data </w:t>
+      </w:r>
+      <w:r>
+        <w:t xml:space="preserve">(Shokri et al., 2017)</w:t>
+      </w:r>
+      <w:r>
+        <w:t xml:space="preserve">. A</w:t>
+      </w:r>
+      <w:r>
+        <w:t xml:space="preserve"> </w:t>
+      </w:r>
+      <w:r>
+        <w:rPr>
+          <w:iCs/>
+          <w:i/>
+        </w:rPr>
+        <w:t xml:space="preserve">detector</w:t>
+      </w:r>
+      <w:r>
+        <w:t xml:space="preserve"> </w:t>
+      </w:r>
+      <w:r>
+        <w:t xml:space="preserve">assigns each text a score</w:t>
+      </w:r>
+      <w:r>
+        <w:t xml:space="preserve"> </w:t>
+      </w:r>
+      <w:r>
+        <w:t xml:space="preserve">intended to be higher for training members.</w:t>
+      </w:r>
+    </w:p>
+    <w:p>
+      <w:pPr>
+        <w:pStyle w:val="BodyText"/>
+      </w:pPr>
+      <w:r>
+        <w:t xml:space="preserve">Detectors divide by what they require.</w:t>
+      </w:r>
+      <w:r>
+        <w:t xml:space="preserve"> </w:t>
+      </w:r>
+      <w:r>
+        <w:rPr>
+          <w:iCs/>
+          <w:i/>
+        </w:rPr>
+        <w:t xml:space="preserve">Reference-based</w:t>
+      </w:r>
+      <w:r>
+        <w:t xml:space="preserve"> </w:t>
+      </w:r>
+      <w:r>
+        <w:t xml:space="preserve">methods compare the target</w:t>
+      </w:r>
+      <w:r>
+        <w:t xml:space="preserve"> </w:t>
+      </w:r>
+      <w:r>
+        <w:t xml:space="preserve">model against other models trained on similar data, which is accurate but requires</w:t>
+      </w:r>
+      <w:r>
+        <w:t xml:space="preserve"> </w:t>
+      </w:r>
+      <w:r>
+        <w:t xml:space="preserve">training those extra models and is therefore infeasible at the scale of a corpus like The</w:t>
+      </w:r>
+      <w:r>
+        <w:t xml:space="preserve"> </w:t>
+      </w:r>
+      <w:r>
+        <w:t xml:space="preserve">Pile </w:t>
       </w:r>
       <w:r>
         <w:t xml:space="preserve">(Carlini et al., 2022)</w:t>
@@ -1548,21 +2878,40 @@
       <w:r>
         <w:t xml:space="preserve">.</w:t>
       </w:r>
-    </w:p>
-    <w:bookmarkStart w:id="26" w:name="adversary-goals-graded."/>
-    <w:p>
-      <w:pPr>
-        <w:pStyle w:val="Heading4"/>
-      </w:pPr>
-      <w:r>
-        <w:t xml:space="preserve">Adversary goals (graded).</w:t>
+      <w:r>
+        <w:t xml:space="preserve"> </w:t>
+      </w:r>
+      <w:r>
+        <w:rPr>
+          <w:iCs/>
+          <w:i/>
+        </w:rPr>
+        <w:t xml:space="preserve">Reference-free</w:t>
+      </w:r>
+      <w:r>
+        <w:t xml:space="preserve"> </w:t>
+      </w:r>
+      <w:r>
+        <w:t xml:space="preserve">methods need only the target model’s</w:t>
+      </w:r>
+      <w:r>
+        <w:t xml:space="preserve"> </w:t>
+      </w:r>
+      <w:r>
+        <w:t xml:space="preserve">own token probabilities. Reference-free methods are what a real auditor can afford, so</w:t>
+      </w:r>
+      <w:r>
+        <w:t xml:space="preserve"> </w:t>
+      </w:r>
+      <w:r>
+        <w:t xml:space="preserve">they are the family we study. We evaluate four:</w:t>
       </w:r>
     </w:p>
     <w:p>
       <w:pPr>
         <w:numPr>
           <w:ilvl w:val="0"/>
-          <w:numId w:val="1002"/>
+          <w:numId w:val="1003"/>
         </w:numPr>
       </w:pPr>
       <w:r>
@@ -1570,26 +2919,32 @@
           <w:bCs/>
           <w:b/>
         </w:rPr>
-        <w:t xml:space="preserve">G1: membership inference.</w:t>
-      </w:r>
-      <w:r>
-        <w:t xml:space="preserve"> </w:t>
-      </w:r>
-      <w:r>
-        <w:t xml:space="preserve">Decide whether a specific sequence (a benchmark item,</w:t>
-      </w:r>
-      <w:r>
-        <w:t xml:space="preserve"> </w:t>
-      </w:r>
-      <w:r>
-        <w:t xml:space="preserve">document, or record) was in the training corpus.</w:t>
+        <w:t xml:space="preserve">LOSS.</w:t>
+      </w:r>
+      <w:r>
+        <w:t xml:space="preserve"> </w:t>
+      </w:r>
+      <w:r>
+        <w:t xml:space="preserve">The average per-token loss described above, used directly as the</w:t>
+      </w:r>
+      <w:r>
+        <w:t xml:space="preserve"> </w:t>
+      </w:r>
+      <w:r>
+        <w:t xml:space="preserve">score </w:t>
+      </w:r>
+      <w:r>
+        <w:t xml:space="preserve">(Yeom et al., 2018)</w:t>
+      </w:r>
+      <w:r>
+        <w:t xml:space="preserve">. This is the baseline.</w:t>
       </w:r>
     </w:p>
     <w:p>
       <w:pPr>
         <w:numPr>
           <w:ilvl w:val="0"/>
-          <w:numId w:val="1002"/>
+          <w:numId w:val="1003"/>
         </w:numPr>
       </w:pPr>
       <w:r>
@@ -1597,26 +2952,60 @@
           <w:bCs/>
           <w:b/>
         </w:rPr>
-        <w:t xml:space="preserve">G2: benchmark-level contamination confirmation.</w:t>
-      </w:r>
-      <w:r>
-        <w:t xml:space="preserve"> </w:t>
-      </w:r>
-      <w:r>
-        <w:t xml:space="preserve">Decide, with a controlled</w:t>
-      </w:r>
-      <w:r>
-        <w:t xml:space="preserve"> </w:t>
-      </w:r>
-      <w:r>
-        <w:t xml:space="preserve">false-positive rate, whether an entire benchmark was trained on.</w:t>
+        <w:t xml:space="preserve">Min-K%.</w:t>
+      </w:r>
+      <w:r>
+        <w:t xml:space="preserve"> </w:t>
+      </w:r>
+      <w:r>
+        <w:t xml:space="preserve">Rather than averaging over all tokens, average only over the</w:t>
+      </w:r>
+      <w:r>
+        <w:t xml:space="preserve"> </w:t>
+      </w:r>
+      <w:r>
+        <w:t xml:space="preserve">k% of tokens the model found</w:t>
+      </w:r>
+      <w:r>
+        <w:t xml:space="preserve"> </w:t>
+      </w:r>
+      <w:r>
+        <w:rPr>
+          <w:iCs/>
+          <w:i/>
+        </w:rPr>
+        <w:t xml:space="preserve">least</w:t>
+      </w:r>
+      <w:r>
+        <w:t xml:space="preserve"> </w:t>
+      </w:r>
+      <w:r>
+        <w:t xml:space="preserve">likely. The motivation is that a text the</w:t>
+      </w:r>
+      <w:r>
+        <w:t xml:space="preserve"> </w:t>
+      </w:r>
+      <w:r>
+        <w:t xml:space="preserve">model has seen should lack highly surprising outlier tokens, so focusing on the worst</w:t>
+      </w:r>
+      <w:r>
+        <w:t xml:space="preserve"> </w:t>
+      </w:r>
+      <w:r>
+        <w:t xml:space="preserve">tokens should sharpen the distinction </w:t>
+      </w:r>
+      <w:r>
+        <w:t xml:space="preserve">(Shi et al., 2024)</w:t>
+      </w:r>
+      <w:r>
+        <w:t xml:space="preserve">. We use k=20.</w:t>
       </w:r>
     </w:p>
     <w:p>
       <w:pPr>
         <w:numPr>
           <w:ilvl w:val="0"/>
-          <w:numId w:val="1002"/>
+          <w:numId w:val="1003"/>
         </w:numPr>
       </w:pPr>
       <w:r>
@@ -1624,35 +3013,1552 @@
           <w:bCs/>
           <w:b/>
         </w:rPr>
-        <w:t xml:space="preserve">G3: extraction / leakage.</w:t>
-      </w:r>
-      <w:r>
-        <w:t xml:space="preserve"> </w:t>
-      </w:r>
-      <w:r>
-        <w:t xml:space="preserve">Recover verbatim content (and, on a controlled</w:t>
-      </w:r>
-      <w:r>
-        <w:t xml:space="preserve"> </w:t>
-      </w:r>
-      <w:r>
-        <w:t xml:space="preserve">corpus, PII) that was in training. This is the concrete harm, and G1–G2 are of interest largely</w:t>
-      </w:r>
-      <w:r>
-        <w:t xml:space="preserve"> </w:t>
-      </w:r>
-      <w:r>
-        <w:t xml:space="preserve">insofar as they predict G3.</w:t>
-      </w:r>
-    </w:p>
-    <w:bookmarkEnd w:id="26"/>
-    <w:bookmarkStart w:id="27" w:name="adversary-knowledge-and-access."/>
+        <w:t xml:space="preserve">Min-K%++.</w:t>
+      </w:r>
+      <w:r>
+        <w:t xml:space="preserve"> </w:t>
+      </w:r>
+      <w:r>
+        <w:t xml:space="preserve">A refinement that, before selecting the least likely tokens,</w:t>
+      </w:r>
+      <w:r>
+        <w:t xml:space="preserve"> </w:t>
+      </w:r>
+      <w:r>
+        <w:t xml:space="preserve">rescales each token’s log-probability by the mean and standard deviation of the</w:t>
+      </w:r>
+      <w:r>
+        <w:t xml:space="preserve"> </w:t>
+      </w:r>
+      <w:r>
+        <w:t xml:space="preserve">model’s full distribution at that position. This asks whether a token was unlikely</w:t>
+      </w:r>
+      <w:r>
+        <w:t xml:space="preserve"> </w:t>
+      </w:r>
+      <w:r>
+        <w:rPr>
+          <w:iCs/>
+          <w:i/>
+        </w:rPr>
+        <w:t xml:space="preserve">relative to the alternatives the model considered there</w:t>
+      </w:r>
+      <w:r>
+        <w:t xml:space="preserve">, rather than in absolute</w:t>
+      </w:r>
+      <w:r>
+        <w:t xml:space="preserve"> </w:t>
+      </w:r>
+      <w:r>
+        <w:t xml:space="preserve">terms </w:t>
+      </w:r>
+      <w:r>
+        <w:t xml:space="preserve">(J. Zhang et al., 2025)</w:t>
+      </w:r>
+      <w:r>
+        <w:t xml:space="preserve">. It needs the full next-token distribution and therefore</w:t>
+      </w:r>
+      <w:r>
+        <w:t xml:space="preserve"> </w:t>
+      </w:r>
+      <w:r>
+        <w:t xml:space="preserve">assumes deeper access than the others.</w:t>
+      </w:r>
+    </w:p>
+    <w:p>
+      <w:pPr>
+        <w:numPr>
+          <w:ilvl w:val="0"/>
+          <w:numId w:val="1003"/>
+        </w:numPr>
+      </w:pPr>
+      <w:r>
+        <w:rPr>
+          <w:bCs/>
+          <w:b/>
+        </w:rPr>
+        <w:t xml:space="preserve">zlib ratio.</w:t>
+      </w:r>
+      <w:r>
+        <w:t xml:space="preserve"> </w:t>
+      </w:r>
+      <w:r>
+        <w:t xml:space="preserve">Divide the model’s loss by the length of the text after</w:t>
+      </w:r>
+      <w:r>
+        <w:t xml:space="preserve"> </w:t>
+      </w:r>
+      <w:r>
+        <w:t xml:space="preserve">generic compression with the zlib algorithm. Compressed length is a model-independent</w:t>
+      </w:r>
+      <w:r>
+        <w:t xml:space="preserve"> </w:t>
+      </w:r>
+      <w:r>
+        <w:t xml:space="preserve">estimate of how repetitive or formulaic a text is, so the ratio is intended to discount</w:t>
+      </w:r>
+      <w:r>
+        <w:t xml:space="preserve"> </w:t>
+      </w:r>
+      <w:r>
+        <w:t xml:space="preserve">texts that are unsurprising merely because they are boilerplate </w:t>
+      </w:r>
+      <w:r>
+        <w:t xml:space="preserve">(Carlini et al., 2021)</w:t>
+      </w:r>
+      <w:r>
+        <w:t xml:space="preserve">.</w:t>
+      </w:r>
+    </w:p>
+    <w:p>
+      <w:pPr>
+        <w:pStyle w:val="FirstParagraph"/>
+      </w:pPr>
+      <w:r>
+        <w:t xml:space="preserve">Throughout, we call the last three</w:t>
+      </w:r>
+      <w:r>
+        <w:t xml:space="preserve"> </w:t>
+      </w:r>
+      <w:r>
+        <w:rPr>
+          <w:iCs/>
+          <w:i/>
+        </w:rPr>
+        <w:t xml:space="preserve">calibrated</w:t>
+      </w:r>
+      <w:r>
+        <w:t xml:space="preserve"> </w:t>
+      </w:r>
+      <w:r>
+        <w:t xml:space="preserve">detectors, meaning only that each</w:t>
+      </w:r>
+      <w:r>
+        <w:t xml:space="preserve"> </w:t>
+      </w:r>
+      <w:r>
+        <w:t xml:space="preserve">adjusts raw loss by some additional quantity in an attempt to improve separation. The</w:t>
+      </w:r>
+      <w:r>
+        <w:t xml:space="preserve"> </w:t>
+      </w:r>
+      <w:r>
+        <w:t xml:space="preserve">word carries no claim that the adjustment is probabilistically well calibrated.</w:t>
+      </w:r>
+    </w:p>
+    <w:p>
+      <w:pPr>
+        <w:pStyle w:val="BodyText"/>
+      </w:pPr>
+      <w:r>
+        <w:rPr>
+          <w:iCs/>
+          <w:i/>
+        </w:rPr>
+        <w:t xml:space="preserve">Why this is needed.</w:t>
+      </w:r>
+      <w:r>
+        <w:t xml:space="preserve"> </w:t>
+      </w:r>
+      <w:r>
+        <w:t xml:space="preserve">These four are the instruments an auditor would actually use,</w:t>
+      </w:r>
+      <w:r>
+        <w:t xml:space="preserve"> </w:t>
+      </w:r>
+      <w:r>
+        <w:t xml:space="preserve">and RQ2 asks whether the three adjusted ones add anything to the plain baseline.</w:t>
+      </w:r>
+    </w:p>
+    <w:bookmarkEnd w:id="36"/>
+    <w:bookmarkStart w:id="37" w:name="X37c9b837633bc5e1bf69e5ef899af2c6a68c28f"/>
+    <w:p>
+      <w:pPr>
+        <w:pStyle w:val="Heading3"/>
+      </w:pPr>
+      <w:r>
+        <w:t xml:space="preserve">Corpus-side and benchmark-level contamination tests</w:t>
+      </w:r>
+    </w:p>
+    <w:p>
+      <w:pPr>
+        <w:pStyle w:val="FirstParagraph"/>
+      </w:pPr>
+      <w:r>
+        <w:t xml:space="preserve">Two further tests operate on the corpus or the whole benchmark rather than on the model’s</w:t>
+      </w:r>
+      <w:r>
+        <w:t xml:space="preserve"> </w:t>
+      </w:r>
+      <w:r>
+        <w:t xml:space="preserve">probabilities for a single item.</w:t>
+      </w:r>
+    </w:p>
+    <w:p>
+      <w:pPr>
+        <w:pStyle w:val="BodyText"/>
+      </w:pPr>
+      <w:r>
+        <w:rPr>
+          <w:iCs/>
+          <w:i/>
+        </w:rPr>
+        <w:t xml:space="preserve">n-gram overlap</w:t>
+      </w:r>
+      <w:r>
+        <w:t xml:space="preserve"> </w:t>
+      </w:r>
+      <w:r>
+        <w:t xml:space="preserve">searches the training corpus for exact matches of contiguous</w:t>
+      </w:r>
+      <w:r>
+        <w:t xml:space="preserve"> </w:t>
+      </w:r>
+      <w:r>
+        <w:t xml:space="preserve">n-token spans from a benchmark item, the convention introduced with</w:t>
+      </w:r>
+      <w:r>
+        <w:t xml:space="preserve"> </w:t>
+      </w:r>
+      <w:r>
+        <w:t xml:space="preserve">GPT-3 </w:t>
+      </w:r>
+      <w:r>
+        <w:t xml:space="preserve">(Brown et al., 2020)</w:t>
+      </w:r>
+      <w:r>
+        <w:t xml:space="preserve">. Because it needs the corpus rather than the model, we use it</w:t>
+      </w:r>
+      <w:r>
+        <w:t xml:space="preserve"> </w:t>
+      </w:r>
+      <w:r>
+        <w:t xml:space="preserve">to build contamination labels rather than as an attack. It provides a lower bound only,</w:t>
+      </w:r>
+      <w:r>
+        <w:t xml:space="preserve"> </w:t>
+      </w:r>
+      <w:r>
+        <w:t xml:space="preserve">since reworded copies do not match.</w:t>
+      </w:r>
+    </w:p>
+    <w:p>
+      <w:pPr>
+        <w:pStyle w:val="BodyText"/>
+      </w:pPr>
+      <w:r>
+        <w:t xml:space="preserve">The</w:t>
+      </w:r>
+      <w:r>
+        <w:t xml:space="preserve"> </w:t>
+      </w:r>
+      <w:r>
+        <w:rPr>
+          <w:iCs/>
+          <w:i/>
+        </w:rPr>
+        <w:t xml:space="preserve">permutation</w:t>
+      </w:r>
+      <w:r>
+        <w:t xml:space="preserve">, or</w:t>
+      </w:r>
+      <w:r>
+        <w:t xml:space="preserve"> </w:t>
+      </w:r>
+      <w:r>
+        <w:rPr>
+          <w:iCs/>
+          <w:i/>
+        </w:rPr>
+        <w:t xml:space="preserve">exchangeability</w:t>
+      </w:r>
+      <w:r>
+        <w:t xml:space="preserve">, test asks whether a model prefers a</w:t>
+      </w:r>
+      <w:r>
+        <w:t xml:space="preserve"> </w:t>
+      </w:r>
+      <w:r>
+        <w:t xml:space="preserve">benchmark’s items in their original published order over randomly shuffled orderings. A</w:t>
+      </w:r>
+      <w:r>
+        <w:t xml:space="preserve"> </w:t>
+      </w:r>
+      <w:r>
+        <w:t xml:space="preserve">model trained on the benchmark file tends to favour the canonical order, which yields a</w:t>
+      </w:r>
+      <w:r>
+        <w:t xml:space="preserve"> </w:t>
+      </w:r>
+      <w:r>
+        <w:t xml:space="preserve">statistically calibrated benchmark-level test </w:t>
+      </w:r>
+      <w:r>
+        <w:t xml:space="preserve">(Oren et al., 2024)</w:t>
+      </w:r>
+      <w:r>
+        <w:t xml:space="preserve">.</w:t>
+      </w:r>
+    </w:p>
+    <w:p>
+      <w:pPr>
+        <w:pStyle w:val="BodyText"/>
+      </w:pPr>
+      <w:r>
+        <w:rPr>
+          <w:iCs/>
+          <w:i/>
+        </w:rPr>
+        <w:t xml:space="preserve">Why this is needed.</w:t>
+      </w:r>
+      <w:r>
+        <w:t xml:space="preserve"> </w:t>
+      </w:r>
+      <w:r>
+        <w:t xml:space="preserve">These give benchmark-level and corpus-level evidence to</w:t>
+      </w:r>
+      <w:r>
+        <w:t xml:space="preserve"> </w:t>
+      </w:r>
+      <w:r>
+        <w:t xml:space="preserve">complement the per-item model-side detectors, and they let us report contamination status</w:t>
+      </w:r>
+      <w:r>
+        <w:t xml:space="preserve"> </w:t>
+      </w:r>
+      <w:r>
+        <w:t xml:space="preserve">for real benchmarks independent of any detector’s reliability.</w:t>
+      </w:r>
+    </w:p>
+    <w:bookmarkEnd w:id="37"/>
+    <w:bookmarkStart w:id="38" w:name="how-privacy-attacks-should-be-evaluated"/>
+    <w:p>
+      <w:pPr>
+        <w:pStyle w:val="Heading3"/>
+      </w:pPr>
+      <w:r>
+        <w:t xml:space="preserve">How privacy attacks should be evaluated</w:t>
+      </w:r>
+    </w:p>
+    <w:p>
+      <w:pPr>
+        <w:pStyle w:val="FirstParagraph"/>
+      </w:pPr>
+      <w:r>
+        <w:t xml:space="preserve">A detector produces a score, and turning it into a decision requires a threshold. Varying</w:t>
+      </w:r>
+      <w:r>
+        <w:t xml:space="preserve"> </w:t>
+      </w:r>
+      <w:r>
+        <w:t xml:space="preserve">the threshold traces a</w:t>
+      </w:r>
+      <w:r>
+        <w:t xml:space="preserve"> </w:t>
+      </w:r>
+      <w:r>
+        <w:rPr>
+          <w:iCs/>
+          <w:i/>
+        </w:rPr>
+        <w:t xml:space="preserve">receiver operating characteristic</w:t>
+      </w:r>
+      <w:r>
+        <w:t xml:space="preserve"> </w:t>
+      </w:r>
+      <w:r>
+        <w:t xml:space="preserve">(ROC) curve, plotting the</w:t>
+      </w:r>
+      <w:r>
+        <w:t xml:space="preserve"> </w:t>
+      </w:r>
+      <w:r>
+        <w:rPr>
+          <w:iCs/>
+          <w:i/>
+        </w:rPr>
+        <w:t xml:space="preserve">true-positive rate</w:t>
+      </w:r>
+      <w:r>
+        <w:t xml:space="preserve"> </w:t>
+      </w:r>
+      <w:r>
+        <w:t xml:space="preserve">(the fraction of real members flagged) against the</w:t>
+      </w:r>
+      <w:r>
+        <w:t xml:space="preserve"> </w:t>
+      </w:r>
+      <w:r>
+        <w:rPr>
+          <w:iCs/>
+          <w:i/>
+        </w:rPr>
+        <w:t xml:space="preserve">false-positive rate</w:t>
+      </w:r>
+      <w:r>
+        <w:t xml:space="preserve"> </w:t>
+      </w:r>
+      <w:r>
+        <w:t xml:space="preserve">(the fraction of non-members wrongly flagged). The</w:t>
+      </w:r>
+      <w:r>
+        <w:t xml:space="preserve"> </w:t>
+      </w:r>
+      <w:r>
+        <w:rPr>
+          <w:iCs/>
+          <w:i/>
+        </w:rPr>
+        <w:t xml:space="preserve">area under the curve</w:t>
+      </w:r>
+      <w:r>
+        <w:t xml:space="preserve"> </w:t>
+      </w:r>
+      <w:r>
+        <w:t xml:space="preserve">(AUC) summarizes the whole curve in one number, where 0.5</w:t>
+      </w:r>
+      <w:r>
+        <w:t xml:space="preserve"> </w:t>
+      </w:r>
+      <w:r>
+        <w:t xml:space="preserve">means no better than chance.</w:t>
+      </w:r>
+    </w:p>
+    <w:p>
+      <w:pPr>
+        <w:pStyle w:val="BodyText"/>
+      </w:pPr>
+      <w:r>
+        <w:t xml:space="preserve">Average-case AUC is a poor summary for a privacy threat, because an attack matters if it</w:t>
+      </w:r>
+      <w:r>
+        <w:t xml:space="preserve"> </w:t>
+      </w:r>
+      <w:r>
+        <w:t xml:space="preserve">identifies</w:t>
+      </w:r>
+      <w:r>
+        <w:t xml:space="preserve"> </w:t>
+      </w:r>
+      <w:r>
+        <w:rPr>
+          <w:iCs/>
+          <w:i/>
+        </w:rPr>
+        <w:t xml:space="preserve">some</w:t>
+      </w:r>
+      <w:r>
+        <w:t xml:space="preserve"> </w:t>
+      </w:r>
+      <w:r>
+        <w:t xml:space="preserve">members with very few false accusations. The accepted convention is</w:t>
+      </w:r>
+      <w:r>
+        <w:t xml:space="preserve"> </w:t>
+      </w:r>
+      <w:r>
+        <w:t xml:space="preserve">therefore to report the true-positive rate at a low fixed false-positive rate, such as</w:t>
+      </w:r>
+      <w:r>
+        <w:t xml:space="preserve"> </w:t>
+      </w:r>
+      <w:r>
+        <w:t xml:space="preserve">0.1% or 1%, and to plot the ROC curve on logarithmic axes so that the</w:t>
+      </w:r>
+      <w:r>
+        <w:t xml:space="preserve"> </w:t>
+      </w:r>
+      <w:r>
+        <w:t xml:space="preserve">low-false-positive region is visible </w:t>
+      </w:r>
+      <w:r>
+        <w:t xml:space="preserve">(Carlini et al., 2022)</w:t>
+      </w:r>
+      <w:r>
+        <w:t xml:space="preserve">. We follow that convention</w:t>
+      </w:r>
+      <w:r>
+        <w:t xml:space="preserve"> </w:t>
+      </w:r>
+      <w:r>
+        <w:t xml:space="preserve">and treat AUC as secondary.</w:t>
+      </w:r>
+    </w:p>
+    <w:p>
+      <w:pPr>
+        <w:pStyle w:val="BodyText"/>
+      </w:pPr>
+      <w:r>
+        <w:rPr>
+          <w:iCs/>
+          <w:i/>
+        </w:rPr>
+        <w:t xml:space="preserve">Why this is needed.</w:t>
+      </w:r>
+      <w:r>
+        <w:t xml:space="preserve"> </w:t>
+      </w:r>
+      <w:r>
+        <w:t xml:space="preserve">It is the reporting standard that privacy and security venues</w:t>
+      </w:r>
+      <w:r>
+        <w:t xml:space="preserve"> </w:t>
+      </w:r>
+      <w:r>
+        <w:t xml:space="preserve">expect, and it prevents a detector that never fires confidently from looking successful.</w:t>
+      </w:r>
+    </w:p>
+    <w:bookmarkEnd w:id="38"/>
+    <w:bookmarkStart w:id="39" w:name="X56e89543b55e922bdfc6eec66d63c34b96c231d"/>
+    <w:p>
+      <w:pPr>
+        <w:pStyle w:val="Heading3"/>
+      </w:pPr>
+      <w:r>
+        <w:t xml:space="preserve">Statistical tools for isolating incremental value</w:t>
+      </w:r>
+    </w:p>
+    <w:p>
+      <w:pPr>
+        <w:pStyle w:val="FirstParagraph"/>
+      </w:pPr>
+      <w:r>
+        <w:t xml:space="preserve">RQ2 asks whether a detector adds predictive value</w:t>
+      </w:r>
+      <w:r>
+        <w:t xml:space="preserve"> </w:t>
+      </w:r>
+      <w:r>
+        <w:rPr>
+          <w:iCs/>
+          <w:i/>
+        </w:rPr>
+        <w:t xml:space="preserve">beyond</w:t>
+      </w:r>
+      <w:r>
+        <w:t xml:space="preserve"> </w:t>
+      </w:r>
+      <w:r>
+        <w:t xml:space="preserve">loss, which is a question</w:t>
+      </w:r>
+      <w:r>
+        <w:t xml:space="preserve"> </w:t>
+      </w:r>
+      <w:r>
+        <w:t xml:space="preserve">about incremental contribution rather than about raw association. The following tools</w:t>
+      </w:r>
+      <w:r>
+        <w:t xml:space="preserve"> </w:t>
+      </w:r>
+      <w:r>
+        <w:t xml:space="preserve">answer it, and each is used exactly as defined here.</w:t>
+      </w:r>
+    </w:p>
+    <w:p>
+      <w:pPr>
+        <w:numPr>
+          <w:ilvl w:val="0"/>
+          <w:numId w:val="1004"/>
+        </w:numPr>
+      </w:pPr>
+      <w:r>
+        <w:rPr>
+          <w:bCs/>
+          <w:b/>
+        </w:rPr>
+        <w:t xml:space="preserve">Spearman rank correlation (ρ).</w:t>
+      </w:r>
+      <w:r>
+        <w:t xml:space="preserve"> </w:t>
+      </w:r>
+      <w:r>
+        <w:t xml:space="preserve">A measure between -1 and +1 of</w:t>
+      </w:r>
+      <w:r>
+        <w:t xml:space="preserve"> </w:t>
+      </w:r>
+      <w:r>
+        <w:t xml:space="preserve">how well two quantities increase together after each is replaced by its rank. Ranks make</w:t>
+      </w:r>
+      <w:r>
+        <w:t xml:space="preserve"> </w:t>
+      </w:r>
+      <w:r>
+        <w:t xml:space="preserve">it insensitive to outliers and to any monotone rescaling, which matters because the</w:t>
+      </w:r>
+      <w:r>
+        <w:t xml:space="preserve"> </w:t>
+      </w:r>
+      <w:r>
+        <w:t xml:space="preserve">detectors are on different and arbitrary scales.</w:t>
+      </w:r>
+    </w:p>
+    <w:p>
+      <w:pPr>
+        <w:numPr>
+          <w:ilvl w:val="0"/>
+          <w:numId w:val="1004"/>
+        </w:numPr>
+      </w:pPr>
+      <w:r>
+        <w:rPr>
+          <w:bCs/>
+          <w:b/>
+        </w:rPr>
+        <w:t xml:space="preserve">Partial correlation.</w:t>
+      </w:r>
+      <w:r>
+        <w:t xml:space="preserve"> </w:t>
+      </w:r>
+      <w:r>
+        <w:t xml:space="preserve">The correlation between a detector score and the</w:t>
+      </w:r>
+      <w:r>
+        <w:t xml:space="preserve"> </w:t>
+      </w:r>
+      <w:r>
+        <w:t xml:space="preserve">leakage outcome</w:t>
+      </w:r>
+      <w:r>
+        <w:t xml:space="preserve"> </w:t>
+      </w:r>
+      <w:r>
+        <w:rPr>
+          <w:iCs/>
+          <w:i/>
+        </w:rPr>
+        <w:t xml:space="preserve">after statistically removing</w:t>
+      </w:r>
+      <w:r>
+        <w:t xml:space="preserve"> </w:t>
+      </w:r>
+      <w:r>
+        <w:t xml:space="preserve">the part of each that is predictable</w:t>
+      </w:r>
+      <w:r>
+        <w:t xml:space="preserve"> </w:t>
+      </w:r>
+      <w:r>
+        <w:t xml:space="preserve">from loss. This is the precise meaning of "holding loss fixed". If a detector’s partial</w:t>
+      </w:r>
+      <w:r>
+        <w:t xml:space="preserve"> </w:t>
+      </w:r>
+      <w:r>
+        <w:t xml:space="preserve">correlation is zero, it tells us nothing about leakage that loss had not already told</w:t>
+      </w:r>
+      <w:r>
+        <w:t xml:space="preserve"> </w:t>
+      </w:r>
+      <w:r>
+        <w:t xml:space="preserve">us. This single quantity is the paper’s primary outcome measure.</w:t>
+      </w:r>
+    </w:p>
+    <w:p>
+      <w:pPr>
+        <w:numPr>
+          <w:ilvl w:val="0"/>
+          <w:numId w:val="1004"/>
+        </w:numPr>
+      </w:pPr>
+      <w:r>
+        <w:rPr>
+          <w:bCs/>
+          <w:b/>
+        </w:rPr>
+        <w:t xml:space="preserve">Collinearity.</w:t>
+      </w:r>
+      <w:r>
+        <w:t xml:space="preserve"> </w:t>
+      </w:r>
+      <w:r>
+        <w:t xml:space="preserve">Two variables are collinear when one is close to a</w:t>
+      </w:r>
+      <w:r>
+        <w:t xml:space="preserve"> </w:t>
+      </w:r>
+      <w:r>
+        <w:t xml:space="preserve">rescaling of the other. We measure it with the correlation between loss and each</w:t>
+      </w:r>
+      <w:r>
+        <w:t xml:space="preserve"> </w:t>
+      </w:r>
+      <w:r>
+        <w:t xml:space="preserve">detector, and with the</w:t>
+      </w:r>
+      <w:r>
+        <w:t xml:space="preserve"> </w:t>
+      </w:r>
+      <w:r>
+        <w:rPr>
+          <w:iCs/>
+          <w:i/>
+        </w:rPr>
+        <w:t xml:space="preserve">variance inflation factor</w:t>
+      </w:r>
+      <w:r>
+        <w:t xml:space="preserve">, a standard index of how much</w:t>
+      </w:r>
+      <w:r>
+        <w:t xml:space="preserve"> </w:t>
+      </w:r>
+      <w:r>
+        <w:t xml:space="preserve">collinearity destabilizes a regression coefficient. Collinearity matters because it</w:t>
+      </w:r>
+      <w:r>
+        <w:t xml:space="preserve"> </w:t>
+      </w:r>
+      <w:r>
+        <w:t xml:space="preserve">limits how confidently any residual effect can be interpreted.</w:t>
+      </w:r>
+    </w:p>
+    <w:p>
+      <w:pPr>
+        <w:numPr>
+          <w:ilvl w:val="0"/>
+          <w:numId w:val="1004"/>
+        </w:numPr>
+      </w:pPr>
+      <w:r>
+        <w:rPr>
+          <w:bCs/>
+          <w:b/>
+        </w:rPr>
+        <w:t xml:space="preserve">Suppression.</w:t>
+      </w:r>
+      <w:r>
+        <w:t xml:space="preserve"> </w:t>
+      </w:r>
+      <w:r>
+        <w:t xml:space="preserve">When two predictors are strongly collinear, the estimated</w:t>
+      </w:r>
+      <w:r>
+        <w:t xml:space="preserve"> </w:t>
+      </w:r>
+      <w:r>
+        <w:t xml:space="preserve">coefficient of one can flip sign for purely algebraic reasons rather than because the</w:t>
+      </w:r>
+      <w:r>
+        <w:t xml:space="preserve"> </w:t>
+      </w:r>
+      <w:r>
+        <w:t xml:space="preserve">relationship truly reverses. This is a known artifact, and it is why we interpret a</w:t>
+      </w:r>
+      <w:r>
+        <w:t xml:space="preserve"> </w:t>
+      </w:r>
+      <w:r>
+        <w:t xml:space="preserve">negative partial correlation cautiously and claim only the absence of positive value.</w:t>
+      </w:r>
+    </w:p>
+    <w:p>
+      <w:pPr>
+        <w:numPr>
+          <w:ilvl w:val="0"/>
+          <w:numId w:val="1004"/>
+        </w:numPr>
+      </w:pPr>
+      <w:r>
+        <w:rPr>
+          <w:bCs/>
+          <w:b/>
+        </w:rPr>
+        <w:t xml:space="preserve">Mediation.</w:t>
+      </w:r>
+      <w:r>
+        <w:t xml:space="preserve"> </w:t>
+      </w:r>
+      <w:r>
+        <w:t xml:space="preserve">A descriptive decomposition of an association into the part</w:t>
+      </w:r>
+      <w:r>
+        <w:t xml:space="preserve"> </w:t>
+      </w:r>
+      <w:r>
+        <w:t xml:space="preserve">that travels through an intermediate variable (here loss) and the part that does not. We</w:t>
+      </w:r>
+      <w:r>
+        <w:t xml:space="preserve"> </w:t>
+      </w:r>
+      <w:r>
+        <w:t xml:space="preserve">use it only as description, not as a causal claim, because our design is observational.</w:t>
+      </w:r>
+    </w:p>
+    <w:p>
+      <w:pPr>
+        <w:numPr>
+          <w:ilvl w:val="0"/>
+          <w:numId w:val="1004"/>
+        </w:numPr>
+      </w:pPr>
+      <w:r>
+        <w:rPr>
+          <w:bCs/>
+          <w:b/>
+        </w:rPr>
+        <w:t xml:space="preserve">Non-linear controls.</w:t>
+      </w:r>
+      <w:r>
+        <w:t xml:space="preserve"> </w:t>
+      </w:r>
+      <w:r>
+        <w:t xml:space="preserve">Partial correlation removes only a linear</w:t>
+      </w:r>
+      <w:r>
+        <w:t xml:space="preserve"> </w:t>
+      </w:r>
+      <w:r>
+        <w:t xml:space="preserve">relationship with loss. To check that nothing survives merely because the true</w:t>
+      </w:r>
+      <w:r>
+        <w:t xml:space="preserve"> </w:t>
+      </w:r>
+      <w:r>
+        <w:t xml:space="preserve">relationship is curved, we repeat the analysis after removing a cubic function of loss,</w:t>
+      </w:r>
+      <w:r>
+        <w:t xml:space="preserve"> </w:t>
+      </w:r>
+      <w:r>
+        <w:t xml:space="preserve">and again within narrow bands of similar loss values.</w:t>
+      </w:r>
+    </w:p>
+    <w:p>
+      <w:pPr>
+        <w:numPr>
+          <w:ilvl w:val="0"/>
+          <w:numId w:val="1004"/>
+        </w:numPr>
+      </w:pPr>
+      <w:r>
+        <w:rPr>
+          <w:bCs/>
+          <w:b/>
+        </w:rPr>
+        <w:t xml:space="preserve">Bootstrap confidence interval.</w:t>
+      </w:r>
+      <w:r>
+        <w:t xml:space="preserve"> </w:t>
+      </w:r>
+      <w:r>
+        <w:t xml:space="preserve">Repeatedly resample the items with</w:t>
+      </w:r>
+      <w:r>
+        <w:t xml:space="preserve"> </w:t>
+      </w:r>
+      <w:r>
+        <w:t xml:space="preserve">replacement, recompute the statistic, and report the middle 95% of the results. This</w:t>
+      </w:r>
+      <w:r>
+        <w:t xml:space="preserve"> </w:t>
+      </w:r>
+      <w:r>
+        <w:t xml:space="preserve">conveys how much the estimate would move with a different sample of the same size.</w:t>
+      </w:r>
+    </w:p>
+    <w:p>
+      <w:pPr>
+        <w:numPr>
+          <w:ilvl w:val="0"/>
+          <w:numId w:val="1004"/>
+        </w:numPr>
+      </w:pPr>
+      <w:r>
+        <w:rPr>
+          <w:bCs/>
+          <w:b/>
+        </w:rPr>
+        <w:t xml:space="preserve">Permutation test.</w:t>
+      </w:r>
+      <w:r>
+        <w:t xml:space="preserve"> </w:t>
+      </w:r>
+      <w:r>
+        <w:t xml:space="preserve">Randomly shuffle one variable many times to build the</w:t>
+      </w:r>
+      <w:r>
+        <w:t xml:space="preserve"> </w:t>
+      </w:r>
+      <w:r>
+        <w:t xml:space="preserve">distribution of the statistic under no association, then locate the observed value in</w:t>
+      </w:r>
+      <w:r>
+        <w:t xml:space="preserve"> </w:t>
+      </w:r>
+      <w:r>
+        <w:t xml:space="preserve">it. This yields a p-value without assuming the data are normally distributed.</w:t>
+      </w:r>
+    </w:p>
+    <w:p>
+      <w:pPr>
+        <w:numPr>
+          <w:ilvl w:val="0"/>
+          <w:numId w:val="1004"/>
+        </w:numPr>
+      </w:pPr>
+      <w:r>
+        <w:rPr>
+          <w:bCs/>
+          <w:b/>
+        </w:rPr>
+        <w:t xml:space="preserve">Multiple-comparison correction.</w:t>
+      </w:r>
+      <w:r>
+        <w:t xml:space="preserve"> </w:t>
+      </w:r>
+      <w:r>
+        <w:t xml:space="preserve">Testing several detectors at once</w:t>
+      </w:r>
+      <w:r>
+        <w:t xml:space="preserve"> </w:t>
+      </w:r>
+      <w:r>
+        <w:t xml:space="preserve">inflates the chance of at least one false positive. We apply the Benjamini-Hochberg</w:t>
+      </w:r>
+      <w:r>
+        <w:t xml:space="preserve"> </w:t>
+      </w:r>
+      <w:r>
+        <w:t xml:space="preserve">procedure, which controls the expected proportion of false discoveries among the</w:t>
+      </w:r>
+      <w:r>
+        <w:t xml:space="preserve"> </w:t>
+      </w:r>
+      <w:r>
+        <w:t xml:space="preserve">findings declared significant.</w:t>
+      </w:r>
+    </w:p>
+    <w:p>
+      <w:pPr>
+        <w:numPr>
+          <w:ilvl w:val="0"/>
+          <w:numId w:val="1004"/>
+        </w:numPr>
+      </w:pPr>
+      <w:r>
+        <w:rPr>
+          <w:bCs/>
+          <w:b/>
+        </w:rPr>
+        <w:t xml:space="preserve">Zero inflation.</w:t>
+      </w:r>
+      <w:r>
+        <w:t xml:space="preserve"> </w:t>
+      </w:r>
+      <w:r>
+        <w:t xml:space="preserve">An outcome is zero-inflated when most observations are</w:t>
+      </w:r>
+      <w:r>
+        <w:t xml:space="preserve"> </w:t>
+      </w:r>
+      <w:r>
+        <w:t xml:space="preserve">exactly zero, which weakens any correlation and widens its confidence interval. Our</w:t>
+      </w:r>
+      <w:r>
+        <w:t xml:space="preserve"> </w:t>
+      </w:r>
+      <w:r>
+        <w:t xml:space="preserve">exact-extraction outcome is severely zero-inflated at small model scale, which is why we</w:t>
+      </w:r>
+      <w:r>
+        <w:t xml:space="preserve"> </w:t>
+      </w:r>
+      <w:r>
+        <w:t xml:space="preserve">also report the fractional outcome.</w:t>
+      </w:r>
+    </w:p>
+    <w:p>
+      <w:pPr>
+        <w:numPr>
+          <w:ilvl w:val="0"/>
+          <w:numId w:val="1004"/>
+        </w:numPr>
+      </w:pPr>
+      <w:r>
+        <w:rPr>
+          <w:bCs/>
+          <w:b/>
+        </w:rPr>
+        <w:t xml:space="preserve">Pre-registration.</w:t>
+      </w:r>
+      <w:r>
+        <w:t xml:space="preserve"> </w:t>
+      </w:r>
+      <w:r>
+        <w:t xml:space="preserve">Writing the analysis plan down, in the repository,</w:t>
+      </w:r>
+      <w:r>
+        <w:t xml:space="preserve"> </w:t>
+      </w:r>
+      <w:r>
+        <w:t xml:space="preserve">before running it. This prevents the outcome from being chosen after seeing the data,</w:t>
+      </w:r>
+      <w:r>
+        <w:t xml:space="preserve"> </w:t>
+      </w:r>
+      <w:r>
+        <w:t xml:space="preserve">which is the main way a null result can be quietly converted into a positive one.</w:t>
+      </w:r>
+    </w:p>
+    <w:bookmarkEnd w:id="39"/>
+    <w:bookmarkEnd w:id="40"/>
+    <w:bookmarkStart w:id="42" w:name="sec:chain"/>
+    <w:p>
+      <w:pPr>
+        <w:pStyle w:val="Heading2"/>
+      </w:pPr>
+      <w:r>
+        <w:t xml:space="preserve">E. From contamination to leakage: the assumption chain</w:t>
+      </w:r>
+    </w:p>
+    <w:p>
+      <w:pPr>
+        <w:pStyle w:val="FirstParagraph"/>
+      </w:pPr>
+      <w:r>
+        <w:t xml:space="preserve">The security framing of Section </w:t>
+      </w:r>
+      <w:hyperlink w:anchor="sec:intro">
+        <w:r>
+          <w:rPr>
+            <w:rStyle w:val="Hyperlink"/>
+          </w:rPr>
+          <w:t xml:space="preserve">1</w:t>
+        </w:r>
+      </w:hyperlink>
+      <w:r>
+        <w:t xml:space="preserve"> </w:t>
+      </w:r>
+      <w:r>
+        <w:t xml:space="preserve">rests on a chain of reasoning from</w:t>
+      </w:r>
+      <w:r>
+        <w:t xml:space="preserve"> </w:t>
+      </w:r>
+      <w:r>
+        <w:t xml:space="preserve">contamination to sensitive-information leakage. Contamination and leakage are distinct</w:t>
+      </w:r>
+      <w:r>
+        <w:t xml:space="preserve"> </w:t>
+      </w:r>
+      <w:r>
+        <w:t xml:space="preserve">phenomena, and the chain is not automatic, so we state it as four assumptions and then</w:t>
+      </w:r>
+      <w:r>
+        <w:t xml:space="preserve"> </w:t>
+      </w:r>
+      <w:r>
+        <w:t xml:space="preserve">say which the paper tests. Writing them out serves two purposes: it makes the framing</w:t>
+      </w:r>
+      <w:r>
+        <w:t xml:space="preserve"> </w:t>
+      </w:r>
+      <w:r>
+        <w:t xml:space="preserve">falsifiable, and it bounds what any contamination-based privacy claim is entitled to</w:t>
+      </w:r>
+      <w:r>
+        <w:t xml:space="preserve"> </w:t>
+      </w:r>
+      <w:r>
+        <w:t xml:space="preserve">conclude.</w:t>
+      </w:r>
+    </w:p>
+    <w:p>
+      <w:pPr>
+        <w:pStyle w:val="BodyText"/>
+      </w:pPr>
+      <w:r>
+        <w:t xml:space="preserve">The chain has the form</w:t>
+      </w:r>
+      <w:r>
+        <w:t xml:space="preserve"> </w:t>
+      </w:r>
+      <w:r>
+        <w:t xml:space="preserve">contamination → memorization → extractable output → sensitive leakage,</w:t>
+      </w:r>
+      <w:r>
+        <w:t xml:space="preserve"> </w:t>
+      </w:r>
+      <w:r>
+        <w:t xml:space="preserve">and each arrow needs a premise.</w:t>
+      </w:r>
+    </w:p>
+    <w:p>
+      <w:pPr>
+        <w:numPr>
+          <w:ilvl w:val="0"/>
+          <w:numId w:val="1005"/>
+        </w:numPr>
+      </w:pPr>
+      <w:r>
+        <w:rPr>
+          <w:bCs/>
+          <w:b/>
+        </w:rPr>
+        <w:t xml:space="preserve">A1 (signal validity).</w:t>
+      </w:r>
+      <w:r>
+        <w:t xml:space="preserve"> </w:t>
+      </w:r>
+      <w:r>
+        <w:t xml:space="preserve">A detector’s contamination score reflects</w:t>
+      </w:r>
+      <w:r>
+        <w:t xml:space="preserve"> </w:t>
+      </w:r>
+      <w:r>
+        <w:rPr>
+          <w:iCs/>
+          <w:i/>
+        </w:rPr>
+        <w:t xml:space="preserve">item-specific retention</w:t>
+      </w:r>
+      <w:r>
+        <w:t xml:space="preserve">, and not merely how intrinsically predictable the text</w:t>
+      </w:r>
+      <w:r>
+        <w:t xml:space="preserve"> </w:t>
+      </w:r>
+      <w:r>
+        <w:t xml:space="preserve">is.</w:t>
+      </w:r>
+      <w:r>
+        <w:br/>
+      </w:r>
+      <w:r>
+        <w:rPr>
+          <w:iCs/>
+          <w:i/>
+        </w:rPr>
+        <w:t xml:space="preserve">Why it is needed.</w:t>
+      </w:r>
+      <w:r>
+        <w:t xml:space="preserve"> </w:t>
+      </w:r>
+      <w:r>
+        <w:t xml:space="preserve">If a score rises only because a text is generic or formulaic,</w:t>
+      </w:r>
+      <w:r>
+        <w:t xml:space="preserve"> </w:t>
+      </w:r>
+      <w:r>
+        <w:t xml:space="preserve">it cannot separate "the model saw this item" from "this item is easy for any model", and</w:t>
+      </w:r>
+      <w:r>
+        <w:t xml:space="preserve"> </w:t>
+      </w:r>
+      <w:r>
+        <w:t xml:space="preserve">it cannot indicate which items carry risk.</w:t>
+      </w:r>
+      <w:r>
+        <w:br/>
+      </w:r>
+      <w:r>
+        <w:rPr>
+          <w:iCs/>
+          <w:i/>
+        </w:rPr>
+        <w:t xml:space="preserve">Status.</w:t>
+      </w:r>
+      <w:r>
+        <w:t xml:space="preserve"> </w:t>
+      </w:r>
+      <w:r>
+        <w:t xml:space="preserve">Testable wherever membership is ground truth.</w:t>
+      </w:r>
+      <w:r>
+        <w:t xml:space="preserve"> </w:t>
+      </w:r>
+      <w:r>
+        <w:rPr>
+          <w:bCs/>
+          <w:b/>
+        </w:rPr>
+        <w:t xml:space="preserve">This is the</w:t>
+      </w:r>
+      <w:r>
+        <w:rPr>
+          <w:bCs/>
+          <w:b/>
+        </w:rPr>
+        <w:t xml:space="preserve"> </w:t>
+      </w:r>
+      <w:r>
+        <w:rPr>
+          <w:bCs/>
+          <w:b/>
+        </w:rPr>
+        <w:t xml:space="preserve">assumption our experiments examine</w:t>
+      </w:r>
+      <w:r>
+        <w:t xml:space="preserve">, and RQ2 is its operational form. We test it in the</w:t>
+      </w:r>
+      <w:r>
+        <w:t xml:space="preserve"> </w:t>
+      </w:r>
+      <w:r>
+        <w:t xml:space="preserve">strongest available way, by asking whether each detector predicts leakage after the</w:t>
+      </w:r>
+      <w:r>
+        <w:t xml:space="preserve"> </w:t>
+      </w:r>
+      <w:r>
+        <w:t xml:space="preserve">text’s intrinsic predictability, as captured by loss, is held fixed.</w:t>
+      </w:r>
+    </w:p>
+    <w:p>
+      <w:pPr>
+        <w:numPr>
+          <w:ilvl w:val="0"/>
+          <w:numId w:val="1005"/>
+        </w:numPr>
+      </w:pPr>
+      <w:r>
+        <w:rPr>
+          <w:bCs/>
+          <w:b/>
+        </w:rPr>
+        <w:t xml:space="preserve">A2 (retention implies emission).</w:t>
+      </w:r>
+      <w:r>
+        <w:t xml:space="preserve"> </w:t>
+      </w:r>
+      <w:r>
+        <w:t xml:space="preserve">Content the model has retained can be</w:t>
+      </w:r>
+      <w:r>
+        <w:t xml:space="preserve"> </w:t>
+      </w:r>
+      <w:r>
+        <w:t xml:space="preserve">elicited by a procedure an adversary could actually run.</w:t>
+      </w:r>
+      <w:r>
+        <w:br/>
+      </w:r>
+      <w:r>
+        <w:rPr>
+          <w:iCs/>
+          <w:i/>
+        </w:rPr>
+        <w:t xml:space="preserve">Why it is needed.</w:t>
+      </w:r>
+      <w:r>
+        <w:t xml:space="preserve"> </w:t>
+      </w:r>
+      <w:r>
+        <w:t xml:space="preserve">Retained but unreachable content is not a leak. A privacy claim</w:t>
+      </w:r>
+      <w:r>
+        <w:t xml:space="preserve"> </w:t>
+      </w:r>
+      <w:r>
+        <w:t xml:space="preserve">requires that something come out.</w:t>
+      </w:r>
+      <w:r>
+        <w:br/>
+      </w:r>
+      <w:r>
+        <w:rPr>
+          <w:iCs/>
+          <w:i/>
+        </w:rPr>
+        <w:t xml:space="preserve">Status.</w:t>
+      </w:r>
+      <w:r>
+        <w:t xml:space="preserve"> </w:t>
+      </w:r>
+      <w:r>
+        <w:t xml:space="preserve">Partially supported by prior work and partially tested here. We use</w:t>
+      </w:r>
+      <w:r>
+        <w:t xml:space="preserve"> </w:t>
+      </w:r>
+      <w:r>
+        <w:t xml:space="preserve">prefix-continuation with greedy decoding, which is one realizable</w:t>
+      </w:r>
+      <w:r>
+        <w:t xml:space="preserve"> </w:t>
+      </w:r>
+      <w:r>
+        <w:t xml:space="preserve">procedure </w:t>
+      </w:r>
+      <w:r>
+        <w:t xml:space="preserve">(Carlini et al., 2023)</w:t>
+      </w:r>
+      <w:r>
+        <w:t xml:space="preserve"> </w:t>
+      </w:r>
+      <w:r>
+        <w:t xml:space="preserve">and a lower bound, since stronger prompting</w:t>
+      </w:r>
+      <w:r>
+        <w:t xml:space="preserve"> </w:t>
+      </w:r>
+      <w:r>
+        <w:t xml:space="preserve">extracts more </w:t>
+      </w:r>
+      <w:r>
+        <w:t xml:space="preserve">(Nasr et al., 2025)</w:t>
+      </w:r>
+      <w:r>
+        <w:t xml:space="preserve">.</w:t>
+      </w:r>
+    </w:p>
+    <w:p>
+      <w:pPr>
+        <w:numPr>
+          <w:ilvl w:val="0"/>
+          <w:numId w:val="1005"/>
+        </w:numPr>
+      </w:pPr>
+      <w:r>
+        <w:rPr>
+          <w:bCs/>
+          <w:b/>
+        </w:rPr>
+        <w:t xml:space="preserve">A3 (sensitivity co-occurrence).</w:t>
+      </w:r>
+      <w:r>
+        <w:t xml:space="preserve"> </w:t>
+      </w:r>
+      <w:r>
+        <w:t xml:space="preserve">The content a model memorizes includes</w:t>
+      </w:r>
+      <w:r>
+        <w:t xml:space="preserve"> </w:t>
+      </w:r>
+      <w:r>
+        <w:t xml:space="preserve">sensitive information.</w:t>
+      </w:r>
+      <w:r>
+        <w:br/>
+      </w:r>
+      <w:r>
+        <w:rPr>
+          <w:iCs/>
+          <w:i/>
+        </w:rPr>
+        <w:t xml:space="preserve">Why it is needed.</w:t>
+      </w:r>
+      <w:r>
+        <w:t xml:space="preserve"> </w:t>
+      </w:r>
+      <w:r>
+        <w:t xml:space="preserve">This is the assumption that turns an evaluation problem into a</w:t>
+      </w:r>
+      <w:r>
+        <w:t xml:space="preserve"> </w:t>
+      </w:r>
+      <w:r>
+        <w:t xml:space="preserve">privacy problem, and it is the weakest link. Memorizing a public MMLU question damages</w:t>
+      </w:r>
+      <w:r>
+        <w:t xml:space="preserve"> </w:t>
+      </w:r>
+      <w:r>
+        <w:t xml:space="preserve">measurement validity but harms nobody’s privacy. Benchmark items are generally public</w:t>
+      </w:r>
+      <w:r>
+        <w:t xml:space="preserve"> </w:t>
+      </w:r>
+      <w:r>
+        <w:t xml:space="preserve">and non-sensitive by construction.</w:t>
+      </w:r>
+      <w:r>
+        <w:br/>
+      </w:r>
+      <w:r>
+        <w:rPr>
+          <w:iCs/>
+          <w:i/>
+        </w:rPr>
+        <w:t xml:space="preserve">Status.</w:t>
+      </w:r>
+      <w:r>
+        <w:t xml:space="preserve"> </w:t>
+      </w:r>
+      <w:r>
+        <w:t xml:space="preserve">Testable in principle on a corpus with known sensitive content. We</w:t>
+      </w:r>
+      <w:r>
+        <w:t xml:space="preserve"> </w:t>
+      </w:r>
+      <w:r>
+        <w:t xml:space="preserve">attempted it on the Enron Emails subset of The Pile and detected no leakage at our</w:t>
+      </w:r>
+      <w:r>
+        <w:t xml:space="preserve"> </w:t>
+      </w:r>
+      <w:r>
+        <w:t xml:space="preserve">scale (Section </w:t>
+      </w:r>
+      <w:hyperlink w:anchor="sec:results">
+        <w:r>
+          <w:rPr>
+            <w:rStyle w:val="Hyperlink"/>
+          </w:rPr>
+          <w:t xml:space="preserve">6</w:t>
+        </w:r>
+      </w:hyperlink>
+      <w:r>
+        <w:t xml:space="preserve">), so for practical purposes it remains</w:t>
+      </w:r>
+      <w:r>
+        <w:t xml:space="preserve"> </w:t>
+      </w:r>
+      <w:r>
+        <w:rPr>
+          <w:bCs/>
+          <w:b/>
+        </w:rPr>
+        <w:t xml:space="preserve">untested here</w:t>
+      </w:r>
+      <w:r>
+        <w:t xml:space="preserve">. Prior work establishes that models can emit PII from web-scale</w:t>
+      </w:r>
+      <w:r>
+        <w:t xml:space="preserve"> </w:t>
+      </w:r>
+      <w:r>
+        <w:t xml:space="preserve">corpora </w:t>
+      </w:r>
+      <w:r>
+        <w:t xml:space="preserve">(Carlini et al., 2021; Lukas et al., 2023)</w:t>
+      </w:r>
+      <w:r>
+        <w:t xml:space="preserve">, which is why we regard the</w:t>
+      </w:r>
+      <w:r>
+        <w:t xml:space="preserve"> </w:t>
+      </w:r>
+      <w:r>
+        <w:t xml:space="preserve">assumption as plausible rather than established.</w:t>
+      </w:r>
+    </w:p>
+    <w:p>
+      <w:pPr>
+        <w:numPr>
+          <w:ilvl w:val="0"/>
+          <w:numId w:val="1005"/>
+        </w:numPr>
+      </w:pPr>
+      <w:r>
+        <w:rPr>
+          <w:bCs/>
+          <w:b/>
+        </w:rPr>
+        <w:t xml:space="preserve">A4 (mechanism transfer).</w:t>
+      </w:r>
+      <w:r>
+        <w:t xml:space="preserve"> </w:t>
+      </w:r>
+      <w:r>
+        <w:t xml:space="preserve">The relationship measured on benchmark-like</w:t>
+      </w:r>
+      <w:r>
+        <w:t xml:space="preserve"> </w:t>
+      </w:r>
+      <w:r>
+        <w:t xml:space="preserve">documents also holds for sensitive records.</w:t>
+      </w:r>
+      <w:r>
+        <w:br/>
+      </w:r>
+      <w:r>
+        <w:rPr>
+          <w:iCs/>
+          <w:i/>
+        </w:rPr>
+        <w:t xml:space="preserve">Why it is needed.</w:t>
+      </w:r>
+      <w:r>
+        <w:t xml:space="preserve"> </w:t>
+      </w:r>
+      <w:r>
+        <w:t xml:space="preserve">We measure on Pile documents, whereas the privacy claim</w:t>
+      </w:r>
+      <w:r>
+        <w:t xml:space="preserve"> </w:t>
+      </w:r>
+      <w:r>
+        <w:t xml:space="preserve">concerns sensitive content. If memorization behaves differently for rare, unusually</w:t>
+      </w:r>
+      <w:r>
+        <w:t xml:space="preserve"> </w:t>
+      </w:r>
+      <w:r>
+        <w:t xml:space="preserve">formatted, or seldom-duplicated strings, then a result about benchmark-like text does</w:t>
+      </w:r>
+      <w:r>
+        <w:t xml:space="preserve"> </w:t>
+      </w:r>
+      <w:r>
+        <w:t xml:space="preserve">not automatically transfer.</w:t>
+      </w:r>
+      <w:r>
+        <w:br/>
+      </w:r>
+      <w:r>
+        <w:rPr>
+          <w:iCs/>
+          <w:i/>
+        </w:rPr>
+        <w:t xml:space="preserve">Status.</w:t>
+      </w:r>
+      <w:r>
+        <w:t xml:space="preserve"> </w:t>
+      </w:r>
+      <w:r>
+        <w:rPr>
+          <w:bCs/>
+          <w:b/>
+        </w:rPr>
+        <w:t xml:space="preserve">Untested here</w:t>
+      </w:r>
+      <w:r>
+        <w:t xml:space="preserve">, and non-trivial. Memorization is known to be</w:t>
+      </w:r>
+      <w:r>
+        <w:t xml:space="preserve"> </w:t>
+      </w:r>
+      <w:r>
+        <w:t xml:space="preserve">strongly example-dependent </w:t>
+      </w:r>
+      <w:r>
+        <w:t xml:space="preserve">(C. Zhang et al., 2023)</w:t>
+      </w:r>
+      <w:r>
+        <w:t xml:space="preserve"> </w:t>
+      </w:r>
+      <w:r>
+        <w:t xml:space="preserve">and to scale with</w:t>
+      </w:r>
+      <w:r>
+        <w:t xml:space="preserve"> </w:t>
+      </w:r>
+      <w:r>
+        <w:t xml:space="preserve">duplication </w:t>
+      </w:r>
+      <w:r>
+        <w:t xml:space="preserve">(Carlini et al., 2023)</w:t>
+      </w:r>
+      <w:r>
+        <w:t xml:space="preserve">, both of which argue against assuming free</w:t>
+      </w:r>
+      <w:r>
+        <w:t xml:space="preserve"> </w:t>
+      </w:r>
+      <w:r>
+        <w:t xml:space="preserve">transfer.</w:t>
+      </w:r>
+    </w:p>
+    <w:bookmarkStart w:id="41" w:name="what-this-means-for-the-papers-claims."/>
     <w:p>
       <w:pPr>
         <w:pStyle w:val="Heading4"/>
       </w:pPr>
       <w:r>
-        <w:t xml:space="preserve">Adversary knowledge and access.</w:t>
+        <w:t xml:space="preserve">What this means for the paper’s claims.</w:t>
       </w:r>
     </w:p>
     <w:p>
@@ -1660,81 +4566,145 @@
         <w:pStyle w:val="FirstParagraph"/>
       </w:pPr>
       <w:r>
-        <w:t xml:space="preserve">We grade detectors by the minimum access each requires:</w:t>
-      </w:r>
-      <w:r>
-        <w:t xml:space="preserve"> </w:t>
-      </w:r>
-      <w:r>
-        <w:rPr>
-          <w:iCs/>
-          <w:i/>
-        </w:rPr>
-        <w:t xml:space="preserve">black-box</w:t>
-      </w:r>
-      <w:r>
-        <w:t xml:space="preserve"> </w:t>
-      </w:r>
-      <w:r>
-        <w:t xml:space="preserve">(text in, text out, e.g. guided prompting, which we do not evaluate),</w:t>
-      </w:r>
-      <w:r>
-        <w:t xml:space="preserve"> </w:t>
-      </w:r>
-      <w:r>
-        <w:rPr>
-          <w:iCs/>
-          <w:i/>
-        </w:rPr>
-        <w:t xml:space="preserve">gray-box</w:t>
-      </w:r>
-      <w:r>
-        <w:t xml:space="preserve"> </w:t>
-      </w:r>
-      <w:r>
-        <w:t xml:space="preserve">(per-token log-probabilities / loss, e.g. LOSS, Min-K%, zlib), and</w:t>
-      </w:r>
-      <w:r>
-        <w:t xml:space="preserve"> </w:t>
-      </w:r>
-      <w:r>
-        <w:rPr>
-          <w:iCs/>
-          <w:i/>
-        </w:rPr>
-        <w:t xml:space="preserve">white-box</w:t>
-      </w:r>
-      <w:r>
-        <w:t xml:space="preserve"> </w:t>
-      </w:r>
-      <w:r>
-        <w:t xml:space="preserve">(the full next-token distribution, e.g. Min-K%++). The corpus-side n-gram test instead assumes access</w:t>
-      </w:r>
-      <w:r>
-        <w:t xml:space="preserve"> </w:t>
-      </w:r>
-      <w:r>
-        <w:t xml:space="preserve">to the training corpus (available here because the Pile is public) and is used to construct</w:t>
-      </w:r>
-      <w:r>
-        <w:t xml:space="preserve"> </w:t>
-      </w:r>
-      <w:r>
-        <w:t xml:space="preserve">ground-truth contamination labels, not as a model-access attack. For our ground-truth experiments</w:t>
-      </w:r>
-      <w:r>
-        <w:t xml:space="preserve"> </w:t>
-      </w:r>
-      <w:r>
-        <w:t xml:space="preserve">the</w:t>
-      </w:r>
-      <w:r>
-        <w:t xml:space="preserve"> </w:t>
-      </w:r>
-      <w:r>
-        <w:rPr>
-          <w:iCs/>
-          <w:i/>
+        <w:t xml:space="preserve">Our empirical work bears on A1, and</w:t>
+      </w:r>
+      <w:r>
+        <w:t xml:space="preserve"> </w:t>
+      </w:r>
+      <w:r>
+        <w:t xml:space="preserve">secondarily on A2. We do not establish A3 or A4, so we make no claim to have demonstrated</w:t>
+      </w:r>
+      <w:r>
+        <w:t xml:space="preserve"> </w:t>
+      </w:r>
+      <w:r>
+        <w:t xml:space="preserve">sensitive-data leakage, and we present the privacy framing as the motivation for studying</w:t>
+      </w:r>
+      <w:r>
+        <w:t xml:space="preserve"> </w:t>
+      </w:r>
+      <w:r>
+        <w:t xml:space="preserve">A1 rather than as a validated end-to-end result. This matters for interpretation in a</w:t>
+      </w:r>
+      <w:r>
+        <w:t xml:space="preserve"> </w:t>
+      </w:r>
+      <w:r>
+        <w:t xml:space="preserve">specific way. A1 is the chain’s first plank, so evidence that it fails for the calibrated</w:t>
+      </w:r>
+      <w:r>
+        <w:t xml:space="preserve"> </w:t>
+      </w:r>
+      <w:r>
+        <w:t xml:space="preserve">detectors constrains every downstream privacy claim built on those detectors, regardless</w:t>
+      </w:r>
+      <w:r>
+        <w:t xml:space="preserve"> </w:t>
+      </w:r>
+      <w:r>
+        <w:t xml:space="preserve">of whether A3 and A4 hold. Conversely, and we state this plainly, a positive result on A1</w:t>
+      </w:r>
+      <w:r>
+        <w:t xml:space="preserve"> </w:t>
+      </w:r>
+      <w:r>
+        <w:t xml:space="preserve">alone would not have demonstrated a privacy harm either. Section </w:t>
+      </w:r>
+      <w:hyperlink w:anchor="sec:limitations">
+        <w:r>
+          <w:rPr>
+            <w:rStyle w:val="Hyperlink"/>
+          </w:rPr>
+          <w:t xml:space="preserve">8</w:t>
+        </w:r>
+      </w:hyperlink>
+      <w:r>
+        <w:t xml:space="preserve"> </w:t>
+      </w:r>
+      <w:r>
+        <w:t xml:space="preserve">returns to what would be required to test A3 and A4 directly.</w:t>
+      </w:r>
+    </w:p>
+    <w:bookmarkEnd w:id="41"/>
+    <w:bookmarkEnd w:id="42"/>
+    <w:bookmarkEnd w:id="43"/>
+    <w:bookmarkStart w:id="49" w:name="sec:threat"/>
+    <w:p>
+      <w:pPr>
+        <w:pStyle w:val="Heading1"/>
+      </w:pPr>
+      <w:r>
+        <w:t xml:space="preserve">III. Threat Model</w:t>
+      </w:r>
+    </w:p>
+    <w:p>
+      <w:pPr>
+        <w:pStyle w:val="FirstParagraph"/>
+      </w:pPr>
+      <w:r>
+        <w:t xml:space="preserve">This section states who is acting, what they know, what they are trying to achieve, and</w:t>
+      </w:r>
+      <w:r>
+        <w:t xml:space="preserve"> </w:t>
+      </w:r>
+      <w:r>
+        <w:t xml:space="preserve">what counts as success. All technical terms used here are defined in</w:t>
+      </w:r>
+      <w:r>
+        <w:t xml:space="preserve"> </w:t>
+      </w:r>
+      <w:r>
+        <w:t xml:space="preserve">Section </w:t>
+      </w:r>
+      <w:hyperlink w:anchor="sec:concepts">
+        <w:r>
+          <w:rPr>
+            <w:rStyle w:val="Hyperlink"/>
+          </w:rPr>
+          <w:t xml:space="preserve">2.4</w:t>
+        </w:r>
+      </w:hyperlink>
+      <w:r>
+        <w:t xml:space="preserve">.</w:t>
+      </w:r>
+    </w:p>
+    <w:bookmarkStart w:id="44" w:name="two-parties-with-different-problems"/>
+    <w:p>
+      <w:pPr>
+        <w:pStyle w:val="Heading2"/>
+      </w:pPr>
+      <w:r>
+        <w:t xml:space="preserve">A. Two parties with different problems</w:t>
+      </w:r>
+    </w:p>
+    <w:p>
+      <w:pPr>
+        <w:pStyle w:val="FirstParagraph"/>
+      </w:pPr>
+      <w:r>
+        <w:t xml:space="preserve">Discussions of contamination often blur two roles that need separating, because they have</w:t>
+      </w:r>
+      <w:r>
+        <w:t xml:space="preserve"> </w:t>
+      </w:r>
+      <w:r>
+        <w:t xml:space="preserve">different access and different objectives.</w:t>
+      </w:r>
+    </w:p>
+    <w:p>
+      <w:pPr>
+        <w:pStyle w:val="BodyText"/>
+      </w:pPr>
+      <w:r>
+        <w:t xml:space="preserve">The</w:t>
+      </w:r>
+      <w:r>
+        <w:t xml:space="preserve"> </w:t>
+      </w:r>
+      <w:r>
+        <w:rPr>
+          <w:bCs/>
+          <w:b/>
         </w:rPr>
         <w:t xml:space="preserve">auditor</w:t>
       </w:r>
@@ -1742,23 +4712,233 @@
         <w:t xml:space="preserve"> </w:t>
       </w:r>
       <w:r>
-        <w:t xml:space="preserve">additionally knows the public training corpus. The modelled attacker does not</w:t>
-      </w:r>
-      <w:r>
-        <w:t xml:space="preserve"> </w:t>
-      </w:r>
-      <w:r>
-        <w:t xml:space="preserve">need corpus access for G1/G3.</w:t>
-      </w:r>
-    </w:p>
-    <w:bookmarkEnd w:id="27"/>
-    <w:bookmarkStart w:id="28" w:name="success-criteria."/>
-    <w:p>
-      <w:pPr>
-        <w:pStyle w:val="Heading4"/>
-      </w:pPr>
-      <w:r>
-        <w:t xml:space="preserve">Success criteria.</w:t>
+        <w:t xml:space="preserve">is a defender. This is a model developer, an evaluation</w:t>
+      </w:r>
+      <w:r>
+        <w:t xml:space="preserve"> </w:t>
+      </w:r>
+      <w:r>
+        <w:t xml:space="preserve">organization, or an external reviewer who wants to know whether a benchmark leaked into</w:t>
+      </w:r>
+      <w:r>
+        <w:t xml:space="preserve"> </w:t>
+      </w:r>
+      <w:r>
+        <w:t xml:space="preserve">training and, more usefully,</w:t>
+      </w:r>
+      <w:r>
+        <w:t xml:space="preserve"> </w:t>
+      </w:r>
+      <w:r>
+        <w:rPr>
+          <w:iCs/>
+          <w:i/>
+        </w:rPr>
+        <w:t xml:space="preserve">which</w:t>
+      </w:r>
+      <w:r>
+        <w:t xml:space="preserve"> </w:t>
+      </w:r>
+      <w:r>
+        <w:t xml:space="preserve">specific items a model has retained. The</w:t>
+      </w:r>
+      <w:r>
+        <w:t xml:space="preserve"> </w:t>
+      </w:r>
+      <w:r>
+        <w:t xml:space="preserve">auditor is willing to run cheap tests over many items and cannot afford to train</w:t>
+      </w:r>
+      <w:r>
+        <w:t xml:space="preserve"> </w:t>
+      </w:r>
+      <w:r>
+        <w:t xml:space="preserve">reference models. The auditor is the party this paper is really about, because the</w:t>
+      </w:r>
+      <w:r>
+        <w:t xml:space="preserve"> </w:t>
+      </w:r>
+      <w:r>
+        <w:t xml:space="preserve">question of whether a detector is a valid instrument is the auditor’s question.</w:t>
+      </w:r>
+    </w:p>
+    <w:p>
+      <w:pPr>
+        <w:pStyle w:val="BodyText"/>
+      </w:pPr>
+      <w:r>
+        <w:t xml:space="preserve">The</w:t>
+      </w:r>
+      <w:r>
+        <w:t xml:space="preserve"> </w:t>
+      </w:r>
+      <w:r>
+        <w:rPr>
+          <w:bCs/>
+          <w:b/>
+        </w:rPr>
+        <w:t xml:space="preserve">adversary</w:t>
+      </w:r>
+      <w:r>
+        <w:t xml:space="preserve"> </w:t>
+      </w:r>
+      <w:r>
+        <w:t xml:space="preserve">is an attacker who wants to recover content from the training</w:t>
+      </w:r>
+      <w:r>
+        <w:t xml:space="preserve"> </w:t>
+      </w:r>
+      <w:r>
+        <w:t xml:space="preserve">data. The adversary needs only the deployed model and does not need the training corpus.</w:t>
+      </w:r>
+    </w:p>
+    <w:p>
+      <w:pPr>
+        <w:pStyle w:val="BodyText"/>
+      </w:pPr>
+      <w:r>
+        <w:t xml:space="preserve">A key asymmetry is that the auditor is trying to</w:t>
+      </w:r>
+      <w:r>
+        <w:t xml:space="preserve"> </w:t>
+      </w:r>
+      <w:r>
+        <w:rPr>
+          <w:iCs/>
+          <w:i/>
+        </w:rPr>
+        <w:t xml:space="preserve">predict</w:t>
+      </w:r>
+      <w:r>
+        <w:t xml:space="preserve"> </w:t>
+      </w:r>
+      <w:r>
+        <w:t xml:space="preserve">what the adversary could</w:t>
+      </w:r>
+      <w:r>
+        <w:t xml:space="preserve"> </w:t>
+      </w:r>
+      <w:r>
+        <w:t xml:space="preserve">extract, without performing the extraction on every item. That is precisely why detector</w:t>
+      </w:r>
+      <w:r>
+        <w:t xml:space="preserve"> </w:t>
+      </w:r>
+      <w:r>
+        <w:t xml:space="preserve">validity matters, and it is the practical stake behind assumption A1 in</w:t>
+      </w:r>
+      <w:r>
+        <w:t xml:space="preserve"> </w:t>
+      </w:r>
+      <w:r>
+        <w:t xml:space="preserve">Section </w:t>
+      </w:r>
+      <w:hyperlink w:anchor="sec:chain">
+        <w:r>
+          <w:rPr>
+            <w:rStyle w:val="Hyperlink"/>
+          </w:rPr>
+          <w:t xml:space="preserve">2.5</w:t>
+        </w:r>
+      </w:hyperlink>
+      <w:r>
+        <w:t xml:space="preserve">.</w:t>
+      </w:r>
+    </w:p>
+    <w:bookmarkEnd w:id="44"/>
+    <w:bookmarkStart w:id="45" w:name="goals-in-increasing-order-of-harm"/>
+    <w:p>
+      <w:pPr>
+        <w:pStyle w:val="Heading2"/>
+      </w:pPr>
+      <w:r>
+        <w:t xml:space="preserve">B. Goals, in increasing order of harm</w:t>
+      </w:r>
+    </w:p>
+    <w:p>
+      <w:pPr>
+        <w:numPr>
+          <w:ilvl w:val="0"/>
+          <w:numId w:val="1006"/>
+        </w:numPr>
+      </w:pPr>
+      <w:r>
+        <w:rPr>
+          <w:bCs/>
+          <w:b/>
+        </w:rPr>
+        <w:t xml:space="preserve">G1: membership inference.</w:t>
+      </w:r>
+      <w:r>
+        <w:t xml:space="preserve"> </w:t>
+      </w:r>
+      <w:r>
+        <w:t xml:space="preserve">Decide whether one specific sequence, such as a</w:t>
+      </w:r>
+      <w:r>
+        <w:t xml:space="preserve"> </w:t>
+      </w:r>
+      <w:r>
+        <w:t xml:space="preserve">benchmark item, document, or record, was in the training corpus.</w:t>
+      </w:r>
+    </w:p>
+    <w:p>
+      <w:pPr>
+        <w:numPr>
+          <w:ilvl w:val="0"/>
+          <w:numId w:val="1006"/>
+        </w:numPr>
+      </w:pPr>
+      <w:r>
+        <w:rPr>
+          <w:bCs/>
+          <w:b/>
+        </w:rPr>
+        <w:t xml:space="preserve">G2: benchmark-level contamination confirmation.</w:t>
+      </w:r>
+      <w:r>
+        <w:t xml:space="preserve"> </w:t>
+      </w:r>
+      <w:r>
+        <w:t xml:space="preserve">Decide, with a controlled</w:t>
+      </w:r>
+      <w:r>
+        <w:t xml:space="preserve"> </w:t>
+      </w:r>
+      <w:r>
+        <w:t xml:space="preserve">false-positive rate, whether an entire benchmark was trained on.</w:t>
+      </w:r>
+    </w:p>
+    <w:p>
+      <w:pPr>
+        <w:numPr>
+          <w:ilvl w:val="0"/>
+          <w:numId w:val="1006"/>
+        </w:numPr>
+      </w:pPr>
+      <w:r>
+        <w:rPr>
+          <w:bCs/>
+          <w:b/>
+        </w:rPr>
+        <w:t xml:space="preserve">G3: extraction.</w:t>
+      </w:r>
+      <w:r>
+        <w:t xml:space="preserve"> </w:t>
+      </w:r>
+      <w:r>
+        <w:t xml:space="preserve">Cause the model to reproduce content that was in the</w:t>
+      </w:r>
+      <w:r>
+        <w:t xml:space="preserve"> </w:t>
+      </w:r>
+      <w:r>
+        <w:t xml:space="preserve">training data. On a corpus with known sensitive content this is where privacy harm would</w:t>
+      </w:r>
+      <w:r>
+        <w:t xml:space="preserve"> </w:t>
+      </w:r>
+      <w:r>
+        <w:t xml:space="preserve">occur.</w:t>
       </w:r>
     </w:p>
     <w:p>
@@ -1766,80 +4946,393 @@
         <w:pStyle w:val="FirstParagraph"/>
       </w:pPr>
       <w:r>
-        <w:t xml:space="preserve">G1: true-positive rate at 0.1% and 1% false-positive rate</w:t>
-      </w:r>
-      <w:r>
-        <w:t xml:space="preserve"> </w:t>
-      </w:r>
-      <w:r>
-        <w:t xml:space="preserve">(log-scale ROC), with AUC secondary and bootstrap confidence intervals. G2: a permutation-test</w:t>
-      </w:r>
-      <w:r>
-        <w:t xml:space="preserve"> </w:t>
-      </w:r>
-      <w:r>
-        <w:t xml:space="preserve">p-value below threshold with a controlled false-positive rate </w:t>
+        <w:t xml:space="preserve">G3 is the outcome that matters. G1 and G2 are of interest mainly insofar as they predict</w:t>
+      </w:r>
+      <w:r>
+        <w:t xml:space="preserve"> </w:t>
+      </w:r>
+      <w:r>
+        <w:t xml:space="preserve">G3, and whether they do is exactly what this paper measures. Under the terminology of</w:t>
+      </w:r>
+      <w:r>
+        <w:t xml:space="preserve"> </w:t>
+      </w:r>
+      <w:r>
+        <w:t xml:space="preserve">Section </w:t>
+      </w:r>
+      <w:hyperlink w:anchor="sec:chain">
+        <w:r>
+          <w:rPr>
+            <w:rStyle w:val="Hyperlink"/>
+          </w:rPr>
+          <w:t xml:space="preserve">2.5</w:t>
+        </w:r>
+      </w:hyperlink>
+      <w:r>
+        <w:t xml:space="preserve">, a detector that achieves G1 but fails to predict G3 is a</w:t>
+      </w:r>
+      <w:r>
+        <w:t xml:space="preserve"> </w:t>
+      </w:r>
+      <w:r>
+        <w:t xml:space="preserve">detector for which A1 does not hold in the sense the privacy framing requires.</w:t>
+      </w:r>
+    </w:p>
+    <w:bookmarkEnd w:id="45"/>
+    <w:bookmarkStart w:id="46" w:name="knowledge-and-access"/>
+    <w:p>
+      <w:pPr>
+        <w:pStyle w:val="Heading2"/>
+      </w:pPr>
+      <w:r>
+        <w:t xml:space="preserve">C. Knowledge and access</w:t>
+      </w:r>
+    </w:p>
+    <w:p>
+      <w:pPr>
+        <w:pStyle w:val="FirstParagraph"/>
+      </w:pPr>
+      <w:r>
+        <w:t xml:space="preserve">We grade the detectors by the least access each one needs, using the definitions from</w:t>
+      </w:r>
+      <w:r>
+        <w:t xml:space="preserve"> </w:t>
+      </w:r>
+      <w:r>
+        <w:t xml:space="preserve">Section </w:t>
+      </w:r>
+      <w:hyperlink w:anchor="sec:concepts">
+        <w:r>
+          <w:rPr>
+            <w:rStyle w:val="Hyperlink"/>
+          </w:rPr>
+          <w:t xml:space="preserve">2.4</w:t>
+        </w:r>
+      </w:hyperlink>
+      <w:r>
+        <w:t xml:space="preserve">:</w:t>
+      </w:r>
+    </w:p>
+    <w:p>
+      <w:pPr>
+        <w:numPr>
+          <w:ilvl w:val="0"/>
+          <w:numId w:val="1007"/>
+        </w:numPr>
+      </w:pPr>
+      <w:r>
+        <w:rPr>
+          <w:bCs/>
+          <w:b/>
+        </w:rPr>
+        <w:t xml:space="preserve">Black-box.</w:t>
+      </w:r>
+      <w:r>
+        <w:t xml:space="preserve"> </w:t>
+      </w:r>
+      <w:r>
+        <w:t xml:space="preserve">Text in, text out, with no probabilities. Guided prompting</w:t>
+      </w:r>
+      <w:r>
+        <w:t xml:space="preserve"> </w:t>
+      </w:r>
+      <w:r>
+        <w:t xml:space="preserve">falls here. We do not evaluate black-box detectors.</w:t>
+      </w:r>
+    </w:p>
+    <w:p>
+      <w:pPr>
+        <w:numPr>
+          <w:ilvl w:val="0"/>
+          <w:numId w:val="1007"/>
+        </w:numPr>
+      </w:pPr>
+      <w:r>
+        <w:rPr>
+          <w:bCs/>
+          <w:b/>
+        </w:rPr>
+        <w:t xml:space="preserve">Gray-box.</w:t>
+      </w:r>
+      <w:r>
+        <w:t xml:space="preserve"> </w:t>
+      </w:r>
+      <w:r>
+        <w:t xml:space="preserve">The model’s per-token log-probabilities for a supplied text.</w:t>
+      </w:r>
+      <w:r>
+        <w:t xml:space="preserve"> </w:t>
+      </w:r>
+      <w:r>
+        <w:t xml:space="preserve">LOSS, Min-K%, and the zlib ratio need only this.</w:t>
+      </w:r>
+    </w:p>
+    <w:p>
+      <w:pPr>
+        <w:numPr>
+          <w:ilvl w:val="0"/>
+          <w:numId w:val="1007"/>
+        </w:numPr>
+      </w:pPr>
+      <w:r>
+        <w:rPr>
+          <w:bCs/>
+          <w:b/>
+        </w:rPr>
+        <w:t xml:space="preserve">White-box.</w:t>
+      </w:r>
+      <w:r>
+        <w:t xml:space="preserve"> </w:t>
+      </w:r>
+      <w:r>
+        <w:t xml:space="preserve">The full next-token probability distribution at each position.</w:t>
+      </w:r>
+      <w:r>
+        <w:t xml:space="preserve"> </w:t>
+      </w:r>
+      <w:r>
+        <w:t xml:space="preserve">Min-K%++ requires this, because it rescales each token against the alternatives the</w:t>
+      </w:r>
+      <w:r>
+        <w:t xml:space="preserve"> </w:t>
+      </w:r>
+      <w:r>
+        <w:t xml:space="preserve">model considered.</w:t>
+      </w:r>
+    </w:p>
+    <w:p>
+      <w:pPr>
+        <w:pStyle w:val="FirstParagraph"/>
+      </w:pPr>
+      <w:r>
+        <w:t xml:space="preserve">The n-gram overlap test is different in kind, because it inspects the training corpus</w:t>
+      </w:r>
+      <w:r>
+        <w:t xml:space="preserve"> </w:t>
+      </w:r>
+      <w:r>
+        <w:t xml:space="preserve">rather than the model. We can run it only because The Pile is public, and we use it to</w:t>
+      </w:r>
+      <w:r>
+        <w:t xml:space="preserve"> </w:t>
+      </w:r>
+      <w:r>
+        <w:t xml:space="preserve">construct contamination labels rather than as an attack an adversary could mount.</w:t>
+      </w:r>
+      <w:r>
+        <w:t xml:space="preserve"> </w:t>
+      </w:r>
+      <w:r>
+        <w:t xml:space="preserve">Extraction (G3) requires only the ability to prompt the model and read its output.</w:t>
+      </w:r>
+    </w:p>
+    <w:p>
+      <w:pPr>
+        <w:pStyle w:val="BodyText"/>
+      </w:pPr>
+      <w:r>
+        <w:t xml:space="preserve">For our experiments the auditor additionally knows the training corpus, which is what</w:t>
+      </w:r>
+      <w:r>
+        <w:t xml:space="preserve"> </w:t>
+      </w:r>
+      <w:r>
+        <w:t xml:space="preserve">makes membership ground truth rather than an inference. We treat this as a deliberate</w:t>
+      </w:r>
+      <w:r>
+        <w:t xml:space="preserve"> </w:t>
+      </w:r>
+      <w:r>
+        <w:t xml:space="preserve">methodological advantage rather than a realistic assumption, and Section </w:t>
+      </w:r>
+      <w:hyperlink w:anchor="sec:eval">
+        <w:r>
+          <w:rPr>
+            <w:rStyle w:val="Hyperlink"/>
+          </w:rPr>
+          <w:t xml:space="preserve">5</w:t>
+        </w:r>
+      </w:hyperlink>
+      <w:r>
+        <w:t xml:space="preserve"> </w:t>
+      </w:r>
+      <w:r>
+        <w:t xml:space="preserve">explains why studying a model whose corpus is public is the only way to test A1 without</w:t>
+      </w:r>
+      <w:r>
+        <w:t xml:space="preserve"> </w:t>
+      </w:r>
+      <w:r>
+        <w:t xml:space="preserve">confounding.</w:t>
+      </w:r>
+    </w:p>
+    <w:bookmarkEnd w:id="46"/>
+    <w:bookmarkStart w:id="47" w:name="success-criteria"/>
+    <w:p>
+      <w:pPr>
+        <w:pStyle w:val="Heading2"/>
+      </w:pPr>
+      <w:r>
+        <w:t xml:space="preserve">D. Success criteria</w:t>
+      </w:r>
+    </w:p>
+    <w:p>
+      <w:pPr>
+        <w:numPr>
+          <w:ilvl w:val="0"/>
+          <w:numId w:val="1008"/>
+        </w:numPr>
+      </w:pPr>
+      <w:r>
+        <w:rPr>
+          <w:bCs/>
+          <w:b/>
+        </w:rPr>
+        <w:t xml:space="preserve">G1.</w:t>
+      </w:r>
+      <w:r>
+        <w:t xml:space="preserve"> </w:t>
+      </w:r>
+      <w:r>
+        <w:t xml:space="preserve">True-positive rate at 0.1% and at 1% false-positive rate, read</w:t>
+      </w:r>
+      <w:r>
+        <w:t xml:space="preserve"> </w:t>
+      </w:r>
+      <w:r>
+        <w:t xml:space="preserve">from a logarithmic-axis ROC curve, with AUC reported as secondary and with bootstrap</w:t>
+      </w:r>
+      <w:r>
+        <w:t xml:space="preserve"> </w:t>
+      </w:r>
+      <w:r>
+        <w:t xml:space="preserve">confidence intervals. Section </w:t>
+      </w:r>
+      <w:hyperlink w:anchor="sec:concepts">
+        <w:r>
+          <w:rPr>
+            <w:rStyle w:val="Hyperlink"/>
+          </w:rPr>
+          <w:t xml:space="preserve">2.4</w:t>
+        </w:r>
+      </w:hyperlink>
+      <w:r>
+        <w:t xml:space="preserve"> </w:t>
+      </w:r>
+      <w:r>
+        <w:t xml:space="preserve">explains why the low-false-positive</w:t>
+      </w:r>
+      <w:r>
+        <w:t xml:space="preserve"> </w:t>
+      </w:r>
+      <w:r>
+        <w:t xml:space="preserve">operating point is the meaningful one for a privacy attack.</w:t>
+      </w:r>
+    </w:p>
+    <w:p>
+      <w:pPr>
+        <w:numPr>
+          <w:ilvl w:val="0"/>
+          <w:numId w:val="1008"/>
+        </w:numPr>
+      </w:pPr>
+      <w:r>
+        <w:rPr>
+          <w:bCs/>
+          <w:b/>
+        </w:rPr>
+        <w:t xml:space="preserve">G2.</w:t>
+      </w:r>
+      <w:r>
+        <w:t xml:space="preserve"> </w:t>
+      </w:r>
+      <w:r>
+        <w:t xml:space="preserve">A permutation-test p-value below a pre-specified threshold, with a</w:t>
+      </w:r>
+      <w:r>
+        <w:t xml:space="preserve"> </w:t>
+      </w:r>
+      <w:r>
+        <w:t xml:space="preserve">controlled false-positive rate </w:t>
       </w:r>
       <w:r>
         <w:t xml:space="preserve">(Oren et al., 2024)</w:t>
       </w:r>
       <w:r>
-        <w:t xml:space="preserve">. G3: a</w:t>
-      </w:r>
-      <w:r>
-        <w:t xml:space="preserve"> </w:t>
-      </w:r>
-      <w:r>
-        <w:t xml:space="preserve">non-zero extraction rate and, as our headline analysis, a positive association between a per-item</w:t>
-      </w:r>
-      <w:r>
-        <w:t xml:space="preserve"> </w:t>
-      </w:r>
-      <w:r>
-        <w:t xml:space="preserve">contamination score and the per-item extraction outcome that</w:t>
-      </w:r>
-      <w:r>
-        <w:t xml:space="preserve"> </w:t>
-      </w:r>
-      <w:r>
-        <w:rPr>
-          <w:iCs/>
-          <w:i/>
-        </w:rPr>
-        <w:t xml:space="preserve">survives controlling for raw</w:t>
-      </w:r>
-      <w:r>
-        <w:rPr>
-          <w:iCs/>
-          <w:i/>
-        </w:rPr>
-        <w:t xml:space="preserve"> </w:t>
-      </w:r>
-      <w:r>
-        <w:rPr>
-          <w:iCs/>
-          <w:i/>
-        </w:rPr>
-        <w:t xml:space="preserve">loss</w:t>
-      </w:r>
-      <w:r>
-        <w:t xml:space="preserve">. The last criterion is what distinguishes a contamination signal that genuinely predicts</w:t>
-      </w:r>
-      <w:r>
-        <w:t xml:space="preserve"> </w:t>
-      </w:r>
-      <w:r>
-        <w:t xml:space="preserve">leakage from one that merely restates the model’s loss.</w:t>
-      </w:r>
-    </w:p>
-    <w:bookmarkEnd w:id="28"/>
-    <w:bookmarkStart w:id="29" w:name="out-of-scope."/>
-    <w:p>
-      <w:pPr>
-        <w:pStyle w:val="Heading4"/>
-      </w:pPr>
-      <w:r>
-        <w:t xml:space="preserve">Out of scope.</w:t>
+        <w:t xml:space="preserve">.</w:t>
+      </w:r>
+    </w:p>
+    <w:p>
+      <w:pPr>
+        <w:numPr>
+          <w:ilvl w:val="0"/>
+          <w:numId w:val="1008"/>
+        </w:numPr>
+      </w:pPr>
+      <w:r>
+        <w:rPr>
+          <w:bCs/>
+          <w:b/>
+        </w:rPr>
+        <w:t xml:space="preserve">G3.</w:t>
+      </w:r>
+      <w:r>
+        <w:t xml:space="preserve"> </w:t>
+      </w:r>
+      <w:r>
+        <w:t xml:space="preserve">A non-zero extraction rate, and then the paper’s central criterion: a</w:t>
+      </w:r>
+      <w:r>
+        <w:t xml:space="preserve"> </w:t>
+      </w:r>
+      <w:r>
+        <w:rPr>
+          <w:iCs/>
+          <w:i/>
+        </w:rPr>
+        <w:t xml:space="preserve">positive</w:t>
+      </w:r>
+      <w:r>
+        <w:t xml:space="preserve"> </w:t>
+      </w:r>
+      <w:r>
+        <w:t xml:space="preserve">association between a per-item detector score and the per-item extraction</w:t>
+      </w:r>
+      <w:r>
+        <w:t xml:space="preserve"> </w:t>
+      </w:r>
+      <w:r>
+        <w:t xml:space="preserve">outcome that</w:t>
+      </w:r>
+      <w:r>
+        <w:t xml:space="preserve"> </w:t>
+      </w:r>
+      <w:r>
+        <w:rPr>
+          <w:iCs/>
+          <w:i/>
+        </w:rPr>
+        <w:t xml:space="preserve">survives holding the model’s loss fixed</w:t>
+      </w:r>
+      <w:r>
+        <w:t xml:space="preserve">, in the partial-correlation</w:t>
+      </w:r>
+      <w:r>
+        <w:t xml:space="preserve"> </w:t>
+      </w:r>
+      <w:r>
+        <w:t xml:space="preserve">sense of Section </w:t>
+      </w:r>
+      <w:hyperlink w:anchor="sec:concepts">
+        <w:r>
+          <w:rPr>
+            <w:rStyle w:val="Hyperlink"/>
+          </w:rPr>
+          <w:t xml:space="preserve">2.4</w:t>
+        </w:r>
+      </w:hyperlink>
+      <w:r>
+        <w:t xml:space="preserve">.</w:t>
       </w:r>
     </w:p>
     <w:p>
@@ -1847,19 +5340,92 @@
         <w:pStyle w:val="FirstParagraph"/>
       </w:pPr>
       <w:r>
-        <w:t xml:space="preserve">We do not attack closed production models for real third-party PII, do not</w:t>
-      </w:r>
-      <w:r>
-        <w:t xml:space="preserve"> </w:t>
-      </w:r>
-      <w:r>
-        <w:t xml:space="preserve">train or fine-tune models, and propose no new detector. Differential privacy is discussed as the</w:t>
-      </w:r>
-      <w:r>
-        <w:t xml:space="preserve"> </w:t>
-      </w:r>
-      <w:r>
-        <w:t xml:space="preserve">producer-side mitigation our threat model motivates (Section </w:t>
+        <w:t xml:space="preserve">The last criterion is the one that distinguishes a detector that genuinely identifies</w:t>
+      </w:r>
+      <w:r>
+        <w:t xml:space="preserve"> </w:t>
+      </w:r>
+      <w:r>
+        <w:t xml:space="preserve">which items are at risk from one that merely restates the model’s loss in different</w:t>
+      </w:r>
+      <w:r>
+        <w:t xml:space="preserve"> </w:t>
+      </w:r>
+      <w:r>
+        <w:t xml:space="preserve">units. We fixed this criterion in advance of running the analysis, for the reason given</w:t>
+      </w:r>
+      <w:r>
+        <w:t xml:space="preserve"> </w:t>
+      </w:r>
+      <w:r>
+        <w:t xml:space="preserve">under pre-registration in Section </w:t>
+      </w:r>
+      <w:hyperlink w:anchor="sec:concepts">
+        <w:r>
+          <w:rPr>
+            <w:rStyle w:val="Hyperlink"/>
+          </w:rPr>
+          <w:t xml:space="preserve">2.4</w:t>
+        </w:r>
+      </w:hyperlink>
+      <w:r>
+        <w:t xml:space="preserve">.</w:t>
+      </w:r>
+    </w:p>
+    <w:bookmarkEnd w:id="47"/>
+    <w:bookmarkStart w:id="48" w:name="out-of-scope"/>
+    <w:p>
+      <w:pPr>
+        <w:pStyle w:val="Heading2"/>
+      </w:pPr>
+      <w:r>
+        <w:t xml:space="preserve">E. Out of scope</w:t>
+      </w:r>
+    </w:p>
+    <w:p>
+      <w:pPr>
+        <w:pStyle w:val="FirstParagraph"/>
+      </w:pPr>
+      <w:r>
+        <w:t xml:space="preserve">We do not attack deployed production models for real third-party personal data. We do not</w:t>
+      </w:r>
+      <w:r>
+        <w:t xml:space="preserve"> </w:t>
+      </w:r>
+      <w:r>
+        <w:t xml:space="preserve">train or fine-tune models, and we propose no new detector. We do not claim to demonstrate</w:t>
+      </w:r>
+      <w:r>
+        <w:t xml:space="preserve"> </w:t>
+      </w:r>
+      <w:r>
+        <w:t xml:space="preserve">leakage of sensitive information, since assumptions A3 and A4 of</w:t>
+      </w:r>
+      <w:r>
+        <w:t xml:space="preserve"> </w:t>
+      </w:r>
+      <w:r>
+        <w:t xml:space="preserve">Section </w:t>
+      </w:r>
+      <w:hyperlink w:anchor="sec:chain">
+        <w:r>
+          <w:rPr>
+            <w:rStyle w:val="Hyperlink"/>
+          </w:rPr>
+          <w:t xml:space="preserve">2.5</w:t>
+        </w:r>
+      </w:hyperlink>
+      <w:r>
+        <w:t xml:space="preserve"> </w:t>
+      </w:r>
+      <w:r>
+        <w:t xml:space="preserve">are untested here. Differential privacy is discussed as the</w:t>
+      </w:r>
+      <w:r>
+        <w:t xml:space="preserve"> </w:t>
+      </w:r>
+      <w:r>
+        <w:t xml:space="preserve">producer-side mitigation this threat model motivates (Section </w:t>
       </w:r>
       <w:hyperlink w:anchor="sec:dp">
         <w:r>
@@ -1870,12 +5436,18 @@
         </w:r>
       </w:hyperlink>
       <w:r>
-        <w:t xml:space="preserve">), not implemented.</w:t>
-      </w:r>
-    </w:p>
-    <w:bookmarkEnd w:id="29"/>
-    <w:bookmarkEnd w:id="30"/>
-    <w:bookmarkStart w:id="40" w:name="sec:relatedwork"/>
+        <w:t xml:space="preserve">) and is not</w:t>
+      </w:r>
+      <w:r>
+        <w:t xml:space="preserve"> </w:t>
+      </w:r>
+      <w:r>
+        <w:t xml:space="preserve">implemented or evaluated.</w:t>
+      </w:r>
+    </w:p>
+    <w:bookmarkEnd w:id="48"/>
+    <w:bookmarkEnd w:id="49"/>
+    <w:bookmarkStart w:id="59" w:name="sec:relatedwork"/>
     <w:p>
       <w:pPr>
         <w:pStyle w:val="Heading1"/>
@@ -1884,7 +5456,7 @@
         <w:t xml:space="preserve">IV. Related Work: Contamination, Memorization, and Privacy Leakage</w:t>
       </w:r>
     </w:p>
-    <w:bookmarkStart w:id="31" w:name="defining-benchmark-contamination"/>
+    <w:bookmarkStart w:id="50" w:name="defining-benchmark-contamination"/>
     <w:p>
       <w:pPr>
         <w:pStyle w:val="Heading2"/>
@@ -1978,8 +5550,8 @@
         <w:t xml:space="preserve">content from the corpus. We make this contamination → memorization → leakage chain the object of empirical study.</w:t>
       </w:r>
     </w:p>
-    <w:bookmarkEnd w:id="31"/>
-    <w:bookmarkStart w:id="32" w:name="a-typology-of-contamination"/>
+    <w:bookmarkEnd w:id="50"/>
+    <w:bookmarkStart w:id="51" w:name="a-typology-of-contamination"/>
     <w:p>
       <w:pPr>
         <w:pStyle w:val="Heading2"/>
@@ -2018,7 +5590,7 @@
       <w:pPr>
         <w:numPr>
           <w:ilvl w:val="0"/>
-          <w:numId w:val="1003"/>
+          <w:numId w:val="1009"/>
         </w:numPr>
       </w:pPr>
       <w:r>
@@ -2069,7 +5641,7 @@
       <w:pPr>
         <w:numPr>
           <w:ilvl w:val="0"/>
-          <w:numId w:val="1003"/>
+          <w:numId w:val="1009"/>
         </w:numPr>
       </w:pPr>
       <w:r>
@@ -2114,7 +5686,7 @@
       <w:pPr>
         <w:numPr>
           <w:ilvl w:val="0"/>
-          <w:numId w:val="1003"/>
+          <w:numId w:val="1009"/>
         </w:numPr>
       </w:pPr>
       <w:r>
@@ -2209,8 +5781,8 @@
         <w:t xml:space="preserve">ground-truth-controlled study on models whose corpus is fully public.</w:t>
       </w:r>
     </w:p>
-    <w:bookmarkEnd w:id="32"/>
-    <w:bookmarkStart w:id="33" w:name="Xe12dbe27dbcaf1043c3536f365596c2c06dcc1b"/>
+    <w:bookmarkEnd w:id="51"/>
+    <w:bookmarkStart w:id="52" w:name="Xe12dbe27dbcaf1043c3536f365596c2c06dcc1b"/>
     <w:p>
       <w:pPr>
         <w:pStyle w:val="Heading2"/>
@@ -2261,7 +5833,7 @@
       <w:pPr>
         <w:numPr>
           <w:ilvl w:val="0"/>
-          <w:numId w:val="1004"/>
+          <w:numId w:val="1010"/>
         </w:numPr>
       </w:pPr>
       <w:r>
@@ -2312,7 +5884,7 @@
       <w:pPr>
         <w:numPr>
           <w:ilvl w:val="0"/>
-          <w:numId w:val="1004"/>
+          <w:numId w:val="1010"/>
         </w:numPr>
       </w:pPr>
       <w:r>
@@ -2403,7 +5975,7 @@
       <w:pPr>
         <w:numPr>
           <w:ilvl w:val="0"/>
-          <w:numId w:val="1004"/>
+          <w:numId w:val="1010"/>
         </w:numPr>
       </w:pPr>
       <w:r>
@@ -2442,7 +6014,7 @@
       <w:pPr>
         <w:numPr>
           <w:ilvl w:val="0"/>
-          <w:numId w:val="1004"/>
+          <w:numId w:val="1010"/>
         </w:numPr>
       </w:pPr>
       <w:r>
@@ -2540,8 +6112,8 @@
         <w:t xml:space="preserve">.</w:t>
       </w:r>
     </w:p>
-    <w:bookmarkEnd w:id="33"/>
-    <w:bookmarkStart w:id="34" w:name="sec:mia-lineage"/>
+    <w:bookmarkEnd w:id="52"/>
+    <w:bookmarkStart w:id="53" w:name="sec:mia-lineage"/>
     <w:p>
       <w:pPr>
         <w:pStyle w:val="Heading2"/>
@@ -2944,8 +6516,8 @@
         <w:t xml:space="preserve">predicts leakage.</w:t>
       </w:r>
     </w:p>
-    <w:bookmarkEnd w:id="34"/>
-    <w:bookmarkStart w:id="35" w:name="sec:dp"/>
+    <w:bookmarkEnd w:id="53"/>
+    <w:bookmarkStart w:id="54" w:name="sec:dp"/>
     <w:p>
       <w:pPr>
         <w:pStyle w:val="Heading2"/>
@@ -3056,8 +6628,8 @@
         <w:t xml:space="preserve">it (we train no models).</w:t>
       </w:r>
     </w:p>
-    <w:bookmarkEnd w:id="35"/>
-    <w:bookmarkStart w:id="36" w:name="existing-detection-techniques"/>
+    <w:bookmarkEnd w:id="54"/>
+    <w:bookmarkStart w:id="55" w:name="existing-detection-techniques"/>
     <w:p>
       <w:pPr>
         <w:pStyle w:val="Heading2"/>
@@ -3107,7 +6679,7 @@
       <w:pPr>
         <w:numPr>
           <w:ilvl w:val="0"/>
-          <w:numId w:val="1005"/>
+          <w:numId w:val="1011"/>
         </w:numPr>
       </w:pPr>
       <w:r>
@@ -3146,7 +6718,7 @@
       <w:pPr>
         <w:numPr>
           <w:ilvl w:val="0"/>
-          <w:numId w:val="1005"/>
+          <w:numId w:val="1011"/>
         </w:numPr>
       </w:pPr>
       <w:r>
@@ -3185,7 +6757,7 @@
       <w:pPr>
         <w:numPr>
           <w:ilvl w:val="0"/>
-          <w:numId w:val="1005"/>
+          <w:numId w:val="1011"/>
         </w:numPr>
       </w:pPr>
       <w:r>
@@ -3218,7 +6790,7 @@
       <w:pPr>
         <w:numPr>
           <w:ilvl w:val="0"/>
-          <w:numId w:val="1005"/>
+          <w:numId w:val="1011"/>
         </w:numPr>
       </w:pPr>
       <w:r>
@@ -3257,7 +6829,7 @@
       <w:pPr>
         <w:numPr>
           <w:ilvl w:val="0"/>
-          <w:numId w:val="1005"/>
+          <w:numId w:val="1011"/>
         </w:numPr>
       </w:pPr>
       <w:r>
@@ -3290,7 +6862,7 @@
       <w:pPr>
         <w:numPr>
           <w:ilvl w:val="0"/>
-          <w:numId w:val="1005"/>
+          <w:numId w:val="1011"/>
         </w:numPr>
       </w:pPr>
       <w:r>
@@ -3481,8 +7053,8 @@
         <w:t xml:space="preserve">.</w:t>
       </w:r>
     </w:p>
-    <w:bookmarkEnd w:id="36"/>
-    <w:bookmarkStart w:id="37" w:name="X882b10cb98da89b70d2d6917c98279f500b2cce"/>
+    <w:bookmarkEnd w:id="55"/>
+    <w:bookmarkStart w:id="56" w:name="X882b10cb98da89b70d2d6917c98279f500b2cce"/>
     <w:p>
       <w:pPr>
         <w:pStyle w:val="Heading2"/>
@@ -3668,8 +7240,8 @@
         <w:t xml:space="preserve">frequency, duplication, and temporal confounds that prior work identifies.</w:t>
       </w:r>
     </w:p>
-    <w:bookmarkEnd w:id="37"/>
-    <w:bookmarkStart w:id="39" w:name="sec:closest"/>
+    <w:bookmarkEnd w:id="56"/>
+    <w:bookmarkStart w:id="58" w:name="sec:closest"/>
     <w:p>
       <w:pPr>
         <w:pStyle w:val="Heading2"/>
@@ -4089,7 +7661,7 @@
         <w:t xml:space="preserve">membership (no post-hoc split) is precisely the design discipline they call for.</w:t>
       </w:r>
     </w:p>
-    <w:bookmarkStart w:id="38" w:name="tab:closest"/>
+    <w:bookmarkStart w:id="57" w:name="tab:closest"/>
     <w:p>
       <w:pPr>
         <w:pStyle w:val="TableCaption"/>
@@ -4797,10 +8369,10 @@
         </w:tc>
       </w:tr>
     </w:tbl>
-    <w:bookmarkEnd w:id="38"/>
-    <w:bookmarkEnd w:id="39"/>
-    <w:bookmarkEnd w:id="40"/>
-    <w:bookmarkStart w:id="49" w:name="sec:eval"/>
+    <w:bookmarkEnd w:id="57"/>
+    <w:bookmarkEnd w:id="58"/>
+    <w:bookmarkEnd w:id="59"/>
+    <w:bookmarkStart w:id="68" w:name="sec:eval"/>
     <w:p>
       <w:pPr>
         <w:pStyle w:val="Heading1"/>
@@ -4809,7 +8381,7 @@
         <w:t xml:space="preserve">V. Evaluation Overview</w:t>
       </w:r>
     </w:p>
-    <w:bookmarkStart w:id="41" w:name="threat-model-and-success-criteria"/>
+    <w:bookmarkStart w:id="60" w:name="threat-model-and-success-criteria"/>
     <w:p>
       <w:pPr>
         <w:pStyle w:val="Heading2"/>
@@ -4874,8 +8446,8 @@
         <w:t xml:space="preserve">average accuracy.</w:t>
       </w:r>
     </w:p>
-    <w:bookmarkEnd w:id="41"/>
-    <w:bookmarkStart w:id="42" w:name="methods-under-comparison"/>
+    <w:bookmarkEnd w:id="60"/>
+    <w:bookmarkStart w:id="61" w:name="methods-under-comparison"/>
     <w:p>
       <w:pPr>
         <w:pStyle w:val="Heading2"/>
@@ -5110,8 +8682,8 @@
         <w:t xml:space="preserve">analysis in the Discussion, not as a contribution.</w:t>
       </w:r>
     </w:p>
-    <w:bookmarkEnd w:id="42"/>
-    <w:bookmarkStart w:id="46" w:name="data"/>
+    <w:bookmarkEnd w:id="61"/>
+    <w:bookmarkStart w:id="65" w:name="data"/>
     <w:p>
       <w:pPr>
         <w:pStyle w:val="Heading2"/>
@@ -5142,7 +8714,7 @@
         <w:t xml:space="preserve">summarizes every corpus and benchmark used or referenced below.</w:t>
       </w:r>
     </w:p>
-    <w:bookmarkStart w:id="44" w:name="models-and-corpus."/>
+    <w:bookmarkStart w:id="63" w:name="models-and-corpus."/>
     <w:p>
       <w:pPr>
         <w:pStyle w:val="Heading4"/>
@@ -5273,7 +8845,7 @@
         <w:t xml:space="preserve">benchmark contamination structural rather than adversarial.</w:t>
       </w:r>
     </w:p>
-    <w:bookmarkStart w:id="43" w:name="tab:datasets"/>
+    <w:bookmarkStart w:id="62" w:name="tab:datasets"/>
     <w:p>
       <w:pPr>
         <w:pStyle w:val="TableCaption"/>
@@ -6225,9 +9797,9 @@
         </w:tc>
       </w:tr>
     </w:tbl>
-    <w:bookmarkEnd w:id="43"/>
-    <w:bookmarkEnd w:id="44"/>
-    <w:bookmarkStart w:id="45" w:name="benchmarks-and-pii."/>
+    <w:bookmarkEnd w:id="62"/>
+    <w:bookmarkEnd w:id="63"/>
+    <w:bookmarkStart w:id="64" w:name="benchmarks-and-pii."/>
     <w:p>
       <w:pPr>
         <w:pStyle w:val="Heading4"/>
@@ -6297,9 +9869,9 @@
         <w:t xml:space="preserve">PII results are reported in aggregate. No real PII is reproduced in the paper.</w:t>
       </w:r>
     </w:p>
-    <w:bookmarkEnd w:id="45"/>
-    <w:bookmarkEnd w:id="46"/>
-    <w:bookmarkStart w:id="47" w:name="metrics-each-justified"/>
+    <w:bookmarkEnd w:id="64"/>
+    <w:bookmarkEnd w:id="65"/>
+    <w:bookmarkStart w:id="66" w:name="metrics-each-justified"/>
     <w:p>
       <w:pPr>
         <w:pStyle w:val="Heading2"/>
@@ -6479,8 +10051,8 @@
         <w:t xml:space="preserve">form of the paper’s central question.</w:t>
       </w:r>
     </w:p>
-    <w:bookmarkEnd w:id="47"/>
-    <w:bookmarkStart w:id="48" w:name="validation-and-controls"/>
+    <w:bookmarkEnd w:id="66"/>
+    <w:bookmarkStart w:id="67" w:name="validation-and-controls"/>
     <w:p>
       <w:pPr>
         <w:pStyle w:val="Heading2"/>
@@ -6631,9 +10203,9 @@
         <w:t xml:space="preserve">logged harness run.</w:t>
       </w:r>
     </w:p>
-    <w:bookmarkEnd w:id="48"/>
-    <w:bookmarkEnd w:id="49"/>
-    <w:bookmarkStart w:id="58" w:name="sec:results"/>
+    <w:bookmarkEnd w:id="67"/>
+    <w:bookmarkEnd w:id="68"/>
+    <w:bookmarkStart w:id="77" w:name="sec:results"/>
     <w:p>
       <w:pPr>
         <w:pStyle w:val="Heading1"/>
@@ -6680,7 +10252,7 @@
         <w:t xml:space="preserve">number is reproducible from a seeded script and recorded in our results ledger.</w:t>
       </w:r>
     </w:p>
-    <w:bookmarkStart w:id="51" w:name="sec:res-membership"/>
+    <w:bookmarkStart w:id="70" w:name="sec:res-membership"/>
     <w:p>
       <w:pPr>
         <w:pStyle w:val="Heading2"/>
@@ -6744,7 +10316,7 @@
         <w:t xml:space="preserve">is substantially distribution shift, not membership.</w:t>
       </w:r>
     </w:p>
-    <w:bookmarkStart w:id="50" w:name="tab:membership"/>
+    <w:bookmarkStart w:id="69" w:name="tab:membership"/>
     <w:p>
       <w:pPr>
         <w:pStyle w:val="TableCaption"/>
@@ -7082,9 +10654,9 @@
         </w:tc>
       </w:tr>
     </w:tbl>
-    <w:bookmarkEnd w:id="50"/>
-    <w:bookmarkEnd w:id="51"/>
-    <w:bookmarkStart w:id="54" w:name="sec:res-headline"/>
+    <w:bookmarkEnd w:id="69"/>
+    <w:bookmarkEnd w:id="70"/>
+    <w:bookmarkStart w:id="73" w:name="sec:res-headline"/>
     <w:p>
       <w:pPr>
         <w:pStyle w:val="Heading2"/>
@@ -7145,7 +10717,7 @@
         <w:t xml:space="preserve">partial ρ with bootstrap CI, the FDR-corrected permutation q, and the mediation decomposition.</w:t>
       </w:r>
     </w:p>
-    <w:bookmarkStart w:id="52" w:name="tab:headline"/>
+    <w:bookmarkStart w:id="71" w:name="tab:headline"/>
     <w:p>
       <w:pPr>
         <w:pStyle w:val="TableCaption"/>
@@ -7684,8 +11256,8 @@
         </w:tc>
       </w:tr>
     </w:tbl>
-    <w:bookmarkEnd w:id="52"/>
-    <w:bookmarkStart w:id="53" w:name="X176aad32584be7627f10da115d8745c97b156d6"/>
+    <w:bookmarkEnd w:id="71"/>
+    <w:bookmarkStart w:id="72" w:name="X176aad32584be7627f10da115d8745c97b156d6"/>
     <w:p>
       <w:pPr>
         <w:pStyle w:val="Heading4"/>
@@ -7907,9 +11479,9 @@
         <w:t xml:space="preserve">uniform effect.</w:t>
       </w:r>
     </w:p>
-    <w:bookmarkEnd w:id="53"/>
-    <w:bookmarkEnd w:id="54"/>
-    <w:bookmarkStart w:id="55" w:name="sec:res-extraction"/>
+    <w:bookmarkEnd w:id="72"/>
+    <w:bookmarkEnd w:id="73"/>
+    <w:bookmarkStart w:id="74" w:name="sec:res-extraction"/>
     <w:p>
       <w:pPr>
         <w:pStyle w:val="Heading2"/>
@@ -7972,8 +11544,8 @@
         <w:t xml:space="preserve">grow with model scale.</w:t>
       </w:r>
     </w:p>
-    <w:bookmarkEnd w:id="55"/>
-    <w:bookmarkStart w:id="57" w:name="sec:res-matrix"/>
+    <w:bookmarkEnd w:id="74"/>
+    <w:bookmarkStart w:id="76" w:name="sec:res-matrix"/>
     <w:p>
       <w:pPr>
         <w:pStyle w:val="Heading2"/>
@@ -8125,7 +11697,7 @@
         <w:t xml:space="preserve">artifact, it is flagged GPU-gated and requires a fluency-control baseline before any claim.</w:t>
       </w:r>
     </w:p>
-    <w:bookmarkStart w:id="56" w:name="tab:matrix"/>
+    <w:bookmarkStart w:id="75" w:name="tab:matrix"/>
     <w:p>
       <w:pPr>
         <w:pStyle w:val="TableCaption"/>
@@ -8416,10 +11988,10 @@
         </w:tc>
       </w:tr>
     </w:tbl>
-    <w:bookmarkEnd w:id="56"/>
-    <w:bookmarkEnd w:id="57"/>
-    <w:bookmarkEnd w:id="58"/>
-    <w:bookmarkStart w:id="63" w:name="sec:discussion"/>
+    <w:bookmarkEnd w:id="75"/>
+    <w:bookmarkEnd w:id="76"/>
+    <w:bookmarkEnd w:id="77"/>
+    <w:bookmarkStart w:id="82" w:name="sec:discussion"/>
     <w:p>
       <w:pPr>
         <w:pStyle w:val="Heading1"/>
@@ -8428,7 +12000,7 @@
         <w:t xml:space="preserve">VII. Discussion</w:t>
       </w:r>
     </w:p>
-    <w:bookmarkStart w:id="59" w:name="Xf21d3bd2f6c5b14d325db455d6cba3bfdbf75ce"/>
+    <w:bookmarkStart w:id="78" w:name="Xf21d3bd2f6c5b14d325db455d6cba3bfdbf75ce"/>
     <w:p>
       <w:pPr>
         <w:pStyle w:val="Heading4"/>
@@ -8584,8 +12156,8 @@
         <w:t xml:space="preserve">This is the sense in which membership detection and leakage prediction are different tasks.</w:t>
       </w:r>
     </w:p>
-    <w:bookmarkEnd w:id="59"/>
-    <w:bookmarkStart w:id="60" w:name="Xe612fa5789f7b40e9c0fd1216d49f88c11cf6e4"/>
+    <w:bookmarkEnd w:id="78"/>
+    <w:bookmarkStart w:id="79" w:name="Xe612fa5789f7b40e9c0fd1216d49f88c11cf6e4"/>
     <w:p>
       <w:pPr>
         <w:pStyle w:val="Heading4"/>
@@ -8660,8 +12232,8 @@
         <w:t xml:space="preserve">prior work.</w:t>
       </w:r>
     </w:p>
-    <w:bookmarkEnd w:id="60"/>
-    <w:bookmarkStart w:id="61" w:name="relation-to-concurrent-work."/>
+    <w:bookmarkEnd w:id="79"/>
+    <w:bookmarkStart w:id="80" w:name="relation-to-concurrent-work."/>
     <w:p>
       <w:pPr>
         <w:pStyle w:val="Heading4"/>
@@ -8806,8 +12378,8 @@
         <w:t xml:space="preserve">accounted for. Our result is the extraction-outcome analogue.</w:t>
       </w:r>
     </w:p>
-    <w:bookmarkEnd w:id="61"/>
-    <w:bookmarkStart w:id="62" w:name="defenses."/>
+    <w:bookmarkEnd w:id="80"/>
+    <w:bookmarkStart w:id="81" w:name="defenses."/>
     <w:p>
       <w:pPr>
         <w:pStyle w:val="Heading4"/>
@@ -8848,9 +12420,9 @@
         <w:t xml:space="preserve">memorization) our analysis identifies as the operative one.</w:t>
       </w:r>
     </w:p>
-    <w:bookmarkEnd w:id="62"/>
-    <w:bookmarkEnd w:id="63"/>
-    <w:bookmarkStart w:id="64" w:name="sec:limitations"/>
+    <w:bookmarkEnd w:id="81"/>
+    <w:bookmarkEnd w:id="82"/>
+    <w:bookmarkStart w:id="83" w:name="sec:limitations"/>
     <w:p>
       <w:pPr>
         <w:pStyle w:val="Heading1"/>
@@ -8877,7 +12449,7 @@
       <w:pPr>
         <w:numPr>
           <w:ilvl w:val="0"/>
-          <w:numId w:val="1006"/>
+          <w:numId w:val="1012"/>
         </w:numPr>
       </w:pPr>
       <w:r>
@@ -8935,7 +12507,7 @@
       <w:pPr>
         <w:numPr>
           <w:ilvl w:val="0"/>
-          <w:numId w:val="1006"/>
+          <w:numId w:val="1012"/>
         </w:numPr>
       </w:pPr>
       <w:r>
@@ -9002,7 +12574,7 @@
       <w:pPr>
         <w:numPr>
           <w:ilvl w:val="0"/>
-          <w:numId w:val="1006"/>
+          <w:numId w:val="1012"/>
         </w:numPr>
       </w:pPr>
       <w:r>
@@ -9041,7 +12613,7 @@
       <w:pPr>
         <w:numPr>
           <w:ilvl w:val="0"/>
-          <w:numId w:val="1006"/>
+          <w:numId w:val="1012"/>
         </w:numPr>
       </w:pPr>
       <w:r>
@@ -9090,7 +12662,7 @@
       <w:pPr>
         <w:numPr>
           <w:ilvl w:val="0"/>
-          <w:numId w:val="1006"/>
+          <w:numId w:val="1012"/>
         </w:numPr>
       </w:pPr>
       <w:r>
@@ -9123,7 +12695,7 @@
       <w:pPr>
         <w:numPr>
           <w:ilvl w:val="0"/>
-          <w:numId w:val="1006"/>
+          <w:numId w:val="1012"/>
         </w:numPr>
       </w:pPr>
       <w:r>
@@ -9172,7 +12744,7 @@
       <w:pPr>
         <w:numPr>
           <w:ilvl w:val="0"/>
-          <w:numId w:val="1006"/>
+          <w:numId w:val="1012"/>
         </w:numPr>
       </w:pPr>
       <w:r>
@@ -9217,7 +12789,7 @@
       <w:pPr>
         <w:numPr>
           <w:ilvl w:val="0"/>
-          <w:numId w:val="1006"/>
+          <w:numId w:val="1012"/>
         </w:numPr>
       </w:pPr>
       <w:r>
@@ -9302,7 +12874,7 @@
       <w:pPr>
         <w:numPr>
           <w:ilvl w:val="0"/>
-          <w:numId w:val="1006"/>
+          <w:numId w:val="1012"/>
         </w:numPr>
       </w:pPr>
       <w:r>
@@ -9347,7 +12919,7 @@
       <w:pPr>
         <w:numPr>
           <w:ilvl w:val="0"/>
-          <w:numId w:val="1006"/>
+          <w:numId w:val="1012"/>
         </w:numPr>
       </w:pPr>
       <w:r>
@@ -9406,7 +12978,7 @@
       <w:pPr>
         <w:numPr>
           <w:ilvl w:val="0"/>
-          <w:numId w:val="1006"/>
+          <w:numId w:val="1012"/>
         </w:numPr>
       </w:pPr>
       <w:r>
@@ -9435,8 +13007,8 @@
         <w:t xml:space="preserve">independent signal revives. We note it here because it was a live threat to the claim until tested.</w:t>
       </w:r>
     </w:p>
-    <w:bookmarkEnd w:id="64"/>
-    <w:bookmarkStart w:id="65" w:name="sec:conclusion"/>
+    <w:bookmarkEnd w:id="83"/>
+    <w:bookmarkStart w:id="84" w:name="sec:conclusion"/>
     <w:p>
       <w:pPr>
         <w:pStyle w:val="Heading1"/>
@@ -9537,8 +13109,8 @@
         <w:t xml:space="preserve">independent leakage-predictive value at scale can be settled.</w:t>
       </w:r>
     </w:p>
-    <w:bookmarkEnd w:id="65"/>
-    <w:bookmarkStart w:id="139" w:name="bibliography"/>
+    <w:bookmarkEnd w:id="84"/>
+    <w:bookmarkStart w:id="158" w:name="bibliography"/>
     <w:p>
       <w:pPr>
         <w:pStyle w:val="Heading1"/>
@@ -9547,8 +13119,8 @@
         <w:t xml:space="preserve">References</w:t>
       </w:r>
     </w:p>
-    <w:bookmarkStart w:id="138" w:name="refs"/>
-    <w:bookmarkStart w:id="67" w:name="ref-abadi2016deep"/>
+    <w:bookmarkStart w:id="157" w:name="refs"/>
+    <w:bookmarkStart w:id="86" w:name="ref-abadi2016deep"/>
     <w:p>
       <w:pPr>
         <w:pStyle w:val="Bibliography"/>
@@ -9572,7 +13144,7 @@
       <w:r>
         <w:t xml:space="preserve"> </w:t>
       </w:r>
-      <w:hyperlink r:id="rId66">
+      <w:hyperlink r:id="rId85">
         <w:r>
           <w:rPr>
             <w:rStyle w:val="Hyperlink"/>
@@ -9581,8 +13153,8 @@
         </w:r>
       </w:hyperlink>
     </w:p>
-    <w:bookmarkEnd w:id="67"/>
-    <w:bookmarkStart w:id="69" w:name="ref-alsahili2025effectiveness"/>
+    <w:bookmarkEnd w:id="86"/>
+    <w:bookmarkStart w:id="88" w:name="ref-alsahili2025effectiveness"/>
     <w:p>
       <w:pPr>
         <w:pStyle w:val="Bibliography"/>
@@ -9606,7 +13178,7 @@
       <w:r>
         <w:t xml:space="preserve"> </w:t>
       </w:r>
-      <w:hyperlink r:id="rId68">
+      <w:hyperlink r:id="rId87">
         <w:r>
           <w:rPr>
             <w:rStyle w:val="Hyperlink"/>
@@ -9615,8 +13187,8 @@
         </w:r>
       </w:hyperlink>
     </w:p>
-    <w:bookmarkEnd w:id="69"/>
-    <w:bookmarkStart w:id="71" w:name="ref-biderman2023pythia"/>
+    <w:bookmarkEnd w:id="88"/>
+    <w:bookmarkStart w:id="90" w:name="ref-biderman2023pythia"/>
     <w:p>
       <w:pPr>
         <w:pStyle w:val="Bibliography"/>
@@ -9653,7 +13225,7 @@
       <w:r>
         <w:t xml:space="preserve"> </w:t>
       </w:r>
-      <w:hyperlink r:id="rId70">
+      <w:hyperlink r:id="rId89">
         <w:r>
           <w:rPr>
             <w:rStyle w:val="Hyperlink"/>
@@ -9662,8 +13234,8 @@
         </w:r>
       </w:hyperlink>
     </w:p>
-    <w:bookmarkEnd w:id="71"/>
-    <w:bookmarkStart w:id="73" w:name="ref-brown2020gpt3"/>
+    <w:bookmarkEnd w:id="90"/>
+    <w:bookmarkStart w:id="92" w:name="ref-brown2020gpt3"/>
     <w:p>
       <w:pPr>
         <w:pStyle w:val="Bibliography"/>
@@ -9687,7 +13259,7 @@
       <w:r>
         <w:t xml:space="preserve"> </w:t>
       </w:r>
-      <w:hyperlink r:id="rId72">
+      <w:hyperlink r:id="rId91">
         <w:r>
           <w:rPr>
             <w:rStyle w:val="Hyperlink"/>
@@ -9696,8 +13268,8 @@
         </w:r>
       </w:hyperlink>
     </w:p>
-    <w:bookmarkEnd w:id="73"/>
-    <w:bookmarkStart w:id="75" w:name="ref-carlini2022lira"/>
+    <w:bookmarkEnd w:id="92"/>
+    <w:bookmarkStart w:id="94" w:name="ref-carlini2022lira"/>
     <w:p>
       <w:pPr>
         <w:pStyle w:val="Bibliography"/>
@@ -9721,7 +13293,7 @@
       <w:r>
         <w:t xml:space="preserve"> </w:t>
       </w:r>
-      <w:hyperlink r:id="rId74">
+      <w:hyperlink r:id="rId93">
         <w:r>
           <w:rPr>
             <w:rStyle w:val="Hyperlink"/>
@@ -9730,8 +13302,8 @@
         </w:r>
       </w:hyperlink>
     </w:p>
-    <w:bookmarkEnd w:id="75"/>
-    <w:bookmarkStart w:id="77" w:name="ref-carlini2023quantifying"/>
+    <w:bookmarkEnd w:id="94"/>
+    <w:bookmarkStart w:id="96" w:name="ref-carlini2023quantifying"/>
     <w:p>
       <w:pPr>
         <w:pStyle w:val="Bibliography"/>
@@ -9755,7 +13327,7 @@
       <w:r>
         <w:t xml:space="preserve"> </w:t>
       </w:r>
-      <w:hyperlink r:id="rId76">
+      <w:hyperlink r:id="rId95">
         <w:r>
           <w:rPr>
             <w:rStyle w:val="Hyperlink"/>
@@ -9764,8 +13336,8 @@
         </w:r>
       </w:hyperlink>
     </w:p>
-    <w:bookmarkEnd w:id="77"/>
-    <w:bookmarkStart w:id="78" w:name="ref-carlini2019secret"/>
+    <w:bookmarkEnd w:id="96"/>
+    <w:bookmarkStart w:id="97" w:name="ref-carlini2019secret"/>
     <w:p>
       <w:pPr>
         <w:pStyle w:val="Bibliography"/>
@@ -9787,8 +13359,8 @@
         <w:t xml:space="preserve">, 267–284.</w:t>
       </w:r>
     </w:p>
-    <w:bookmarkEnd w:id="78"/>
-    <w:bookmarkStart w:id="79" w:name="ref-carlini2021extracting"/>
+    <w:bookmarkEnd w:id="97"/>
+    <w:bookmarkStart w:id="98" w:name="ref-carlini2021extracting"/>
     <w:p>
       <w:pPr>
         <w:pStyle w:val="Bibliography"/>
@@ -9810,8 +13382,8 @@
         <w:t xml:space="preserve">, 2633–2650.</w:t>
       </w:r>
     </w:p>
-    <w:bookmarkEnd w:id="79"/>
-    <w:bookmarkStart w:id="81" w:name="ref-chen2025statistical"/>
+    <w:bookmarkEnd w:id="98"/>
+    <w:bookmarkStart w:id="100" w:name="ref-chen2025statistical"/>
     <w:p>
       <w:pPr>
         <w:pStyle w:val="Bibliography"/>
@@ -9835,7 +13407,7 @@
       <w:r>
         <w:t xml:space="preserve"> </w:t>
       </w:r>
-      <w:hyperlink r:id="rId80">
+      <w:hyperlink r:id="rId99">
         <w:r>
           <w:rPr>
             <w:rStyle w:val="Hyperlink"/>
@@ -9844,8 +13416,8 @@
         </w:r>
       </w:hyperlink>
     </w:p>
-    <w:bookmarkEnd w:id="81"/>
-    <w:bookmarkStart w:id="82" w:name="ref-chen2021humaneval"/>
+    <w:bookmarkEnd w:id="100"/>
+    <w:bookmarkStart w:id="101" w:name="ref-chen2021humaneval"/>
     <w:p>
       <w:pPr>
         <w:pStyle w:val="Bibliography"/>
@@ -9867,8 +13439,8 @@
         <w:t xml:space="preserve">.</w:t>
       </w:r>
     </w:p>
-    <w:bookmarkEnd w:id="82"/>
-    <w:bookmarkStart w:id="84" w:name="ref-clark2019boolq"/>
+    <w:bookmarkEnd w:id="101"/>
+    <w:bookmarkStart w:id="103" w:name="ref-clark2019boolq"/>
     <w:p>
       <w:pPr>
         <w:pStyle w:val="Bibliography"/>
@@ -9901,7 +13473,7 @@
       <w:r>
         <w:t xml:space="preserve"> </w:t>
       </w:r>
-      <w:hyperlink r:id="rId83">
+      <w:hyperlink r:id="rId102">
         <w:r>
           <w:rPr>
             <w:rStyle w:val="Hyperlink"/>
@@ -9910,8 +13482,8 @@
         </w:r>
       </w:hyperlink>
     </w:p>
-    <w:bookmarkEnd w:id="84"/>
-    <w:bookmarkStart w:id="85" w:name="ref-cobbe2021gsm8k"/>
+    <w:bookmarkEnd w:id="103"/>
+    <w:bookmarkStart w:id="104" w:name="ref-cobbe2021gsm8k"/>
     <w:p>
       <w:pPr>
         <w:pStyle w:val="Bibliography"/>
@@ -9933,8 +13505,8 @@
         <w:t xml:space="preserve">.</w:t>
       </w:r>
     </w:p>
-    <w:bookmarkEnd w:id="85"/>
-    <w:bookmarkStart w:id="87" w:name="ref-commoncrawl"/>
+    <w:bookmarkEnd w:id="104"/>
+    <w:bookmarkStart w:id="106" w:name="ref-commoncrawl"/>
     <w:p>
       <w:pPr>
         <w:pStyle w:val="Bibliography"/>
@@ -9958,7 +13530,7 @@
       <w:r>
         <w:t xml:space="preserve"> </w:t>
       </w:r>
-      <w:hyperlink r:id="rId86">
+      <w:hyperlink r:id="rId105">
         <w:r>
           <w:rPr>
             <w:rStyle w:val="Hyperlink"/>
@@ -9970,8 +13542,8 @@
         <w:t xml:space="preserve">.</w:t>
       </w:r>
     </w:p>
-    <w:bookmarkEnd w:id="87"/>
-    <w:bookmarkStart w:id="89" w:name="ref-das2024blind"/>
+    <w:bookmarkEnd w:id="106"/>
+    <w:bookmarkStart w:id="108" w:name="ref-das2024blind"/>
     <w:p>
       <w:pPr>
         <w:pStyle w:val="Bibliography"/>
@@ -9995,7 +13567,7 @@
       <w:r>
         <w:t xml:space="preserve"> </w:t>
       </w:r>
-      <w:hyperlink r:id="rId88">
+      <w:hyperlink r:id="rId107">
         <w:r>
           <w:rPr>
             <w:rStyle w:val="Hyperlink"/>
@@ -10004,8 +13576,8 @@
         </w:r>
       </w:hyperlink>
     </w:p>
-    <w:bookmarkEnd w:id="89"/>
-    <w:bookmarkStart w:id="91" w:name="ref-dodge2021c4"/>
+    <w:bookmarkEnd w:id="108"/>
+    <w:bookmarkStart w:id="110" w:name="ref-dodge2021c4"/>
     <w:p>
       <w:pPr>
         <w:pStyle w:val="Bibliography"/>
@@ -10029,7 +13601,7 @@
       <w:r>
         <w:t xml:space="preserve"> </w:t>
       </w:r>
-      <w:hyperlink r:id="rId90">
+      <w:hyperlink r:id="rId109">
         <w:r>
           <w:rPr>
             <w:rStyle w:val="Hyperlink"/>
@@ -10038,8 +13610,8 @@
         </w:r>
       </w:hyperlink>
     </w:p>
-    <w:bookmarkEnd w:id="91"/>
-    <w:bookmarkStart w:id="93" w:name="ref-duan2024mia"/>
+    <w:bookmarkEnd w:id="110"/>
+    <w:bookmarkStart w:id="112" w:name="ref-duan2024mia"/>
     <w:p>
       <w:pPr>
         <w:pStyle w:val="Bibliography"/>
@@ -10063,7 +13635,7 @@
       <w:r>
         <w:t xml:space="preserve"> </w:t>
       </w:r>
-      <w:hyperlink r:id="rId92">
+      <w:hyperlink r:id="rId111">
         <w:r>
           <w:rPr>
             <w:rStyle w:val="Hyperlink"/>
@@ -10072,8 +13644,8 @@
         </w:r>
       </w:hyperlink>
     </w:p>
-    <w:bookmarkEnd w:id="93"/>
-    <w:bookmarkStart w:id="94" w:name="ref-gao2020pile"/>
+    <w:bookmarkEnd w:id="112"/>
+    <w:bookmarkStart w:id="113" w:name="ref-gao2020pile"/>
     <w:p>
       <w:pPr>
         <w:pStyle w:val="Bibliography"/>
@@ -10104,8 +13676,8 @@
         <w:t xml:space="preserve">.</w:t>
       </w:r>
     </w:p>
-    <w:bookmarkEnd w:id="94"/>
-    <w:bookmarkStart w:id="96" w:name="ref-golchin2024timetravel"/>
+    <w:bookmarkEnd w:id="113"/>
+    <w:bookmarkStart w:id="115" w:name="ref-golchin2024timetravel"/>
     <w:p>
       <w:pPr>
         <w:pStyle w:val="Bibliography"/>
@@ -10138,7 +13710,7 @@
       <w:r>
         <w:t xml:space="preserve"> </w:t>
       </w:r>
-      <w:hyperlink r:id="rId95">
+      <w:hyperlink r:id="rId114">
         <w:r>
           <w:rPr>
             <w:rStyle w:val="Hyperlink"/>
@@ -10147,8 +13719,8 @@
         </w:r>
       </w:hyperlink>
     </w:p>
-    <w:bookmarkEnd w:id="96"/>
-    <w:bookmarkStart w:id="98" w:name="ref-groeneveld2024olmo"/>
+    <w:bookmarkEnd w:id="115"/>
+    <w:bookmarkStart w:id="117" w:name="ref-groeneveld2024olmo"/>
     <w:p>
       <w:pPr>
         <w:pStyle w:val="Bibliography"/>
@@ -10181,7 +13753,7 @@
       <w:r>
         <w:t xml:space="preserve"> </w:t>
       </w:r>
-      <w:hyperlink r:id="rId97">
+      <w:hyperlink r:id="rId116">
         <w:r>
           <w:rPr>
             <w:rStyle w:val="Hyperlink"/>
@@ -10190,8 +13762,8 @@
         </w:r>
       </w:hyperlink>
     </w:p>
-    <w:bookmarkEnd w:id="98"/>
-    <w:bookmarkStart w:id="100" w:name="ref-hayes2025strong"/>
+    <w:bookmarkEnd w:id="117"/>
+    <w:bookmarkStart w:id="119" w:name="ref-hayes2025strong"/>
     <w:p>
       <w:pPr>
         <w:pStyle w:val="Bibliography"/>
@@ -10215,7 +13787,7 @@
       <w:r>
         <w:t xml:space="preserve"> </w:t>
       </w:r>
-      <w:hyperlink r:id="rId99">
+      <w:hyperlink r:id="rId118">
         <w:r>
           <w:rPr>
             <w:rStyle w:val="Hyperlink"/>
@@ -10224,8 +13796,8 @@
         </w:r>
       </w:hyperlink>
     </w:p>
-    <w:bookmarkEnd w:id="100"/>
-    <w:bookmarkStart w:id="102" w:name="ref-hendrycks2021mmlu"/>
+    <w:bookmarkEnd w:id="119"/>
+    <w:bookmarkStart w:id="121" w:name="ref-hendrycks2021mmlu"/>
     <w:p>
       <w:pPr>
         <w:pStyle w:val="Bibliography"/>
@@ -10249,7 +13821,7 @@
       <w:r>
         <w:t xml:space="preserve"> </w:t>
       </w:r>
-      <w:hyperlink r:id="rId101">
+      <w:hyperlink r:id="rId120">
         <w:r>
           <w:rPr>
             <w:rStyle w:val="Hyperlink"/>
@@ -10258,8 +13830,8 @@
         </w:r>
       </w:hyperlink>
     </w:p>
-    <w:bookmarkEnd w:id="102"/>
-    <w:bookmarkStart w:id="103" w:name="ref-huang2022leaking"/>
+    <w:bookmarkEnd w:id="121"/>
+    <w:bookmarkStart w:id="122" w:name="ref-huang2022leaking"/>
     <w:p>
       <w:pPr>
         <w:pStyle w:val="Bibliography"/>
@@ -10281,8 +13853,8 @@
         <w:t xml:space="preserve">, 2038–2047.</w:t>
       </w:r>
     </w:p>
-    <w:bookmarkEnd w:id="103"/>
-    <w:bookmarkStart w:id="105" w:name="ref-ippolito2023verbatim"/>
+    <w:bookmarkEnd w:id="122"/>
+    <w:bookmarkStart w:id="124" w:name="ref-ippolito2023verbatim"/>
     <w:p>
       <w:pPr>
         <w:pStyle w:val="Bibliography"/>
@@ -10306,7 +13878,7 @@
       <w:r>
         <w:t xml:space="preserve"> </w:t>
       </w:r>
-      <w:hyperlink r:id="rId104">
+      <w:hyperlink r:id="rId123">
         <w:r>
           <w:rPr>
             <w:rStyle w:val="Hyperlink"/>
@@ -10315,8 +13887,8 @@
         </w:r>
       </w:hyperlink>
     </w:p>
-    <w:bookmarkEnd w:id="105"/>
-    <w:bookmarkStart w:id="106" w:name="ref-kim2023propile"/>
+    <w:bookmarkEnd w:id="124"/>
+    <w:bookmarkStart w:id="125" w:name="ref-kim2023propile"/>
     <w:p>
       <w:pPr>
         <w:pStyle w:val="Bibliography"/>
@@ -10360,8 +13932,8 @@
         <w:t xml:space="preserve">.</w:t>
       </w:r>
     </w:p>
-    <w:bookmarkEnd w:id="106"/>
-    <w:bookmarkStart w:id="108" w:name="ref-li2022dpllm"/>
+    <w:bookmarkEnd w:id="125"/>
+    <w:bookmarkStart w:id="127" w:name="ref-li2022dpllm"/>
     <w:p>
       <w:pPr>
         <w:pStyle w:val="Bibliography"/>
@@ -10385,7 +13957,7 @@
       <w:r>
         <w:t xml:space="preserve"> </w:t>
       </w:r>
-      <w:hyperlink r:id="rId107">
+      <w:hyperlink r:id="rId126">
         <w:r>
           <w:rPr>
             <w:rStyle w:val="Hyperlink"/>
@@ -10394,8 +13966,8 @@
         </w:r>
       </w:hyperlink>
     </w:p>
-    <w:bookmarkEnd w:id="108"/>
-    <w:bookmarkStart w:id="110" w:name="ref-lin2022truthfulqa"/>
+    <w:bookmarkEnd w:id="127"/>
+    <w:bookmarkStart w:id="129" w:name="ref-lin2022truthfulqa"/>
     <w:p>
       <w:pPr>
         <w:pStyle w:val="Bibliography"/>
@@ -10428,7 +14000,7 @@
       <w:r>
         <w:t xml:space="preserve"> </w:t>
       </w:r>
-      <w:hyperlink r:id="rId109">
+      <w:hyperlink r:id="rId128">
         <w:r>
           <w:rPr>
             <w:rStyle w:val="Hyperlink"/>
@@ -10437,8 +14009,8 @@
         </w:r>
       </w:hyperlink>
     </w:p>
-    <w:bookmarkEnd w:id="110"/>
-    <w:bookmarkStart w:id="111" w:name="ref-lukas2023pii"/>
+    <w:bookmarkEnd w:id="129"/>
+    <w:bookmarkStart w:id="130" w:name="ref-lukas2023pii"/>
     <w:p>
       <w:pPr>
         <w:pStyle w:val="Bibliography"/>
@@ -10460,8 +14032,8 @@
         <w:t xml:space="preserve">, 346–363.</w:t>
       </w:r>
     </w:p>
-    <w:bookmarkEnd w:id="111"/>
-    <w:bookmarkStart w:id="112" w:name="ref-mattern2023neighbourhood"/>
+    <w:bookmarkEnd w:id="130"/>
+    <w:bookmarkStart w:id="131" w:name="ref-mattern2023neighbourhood"/>
     <w:p>
       <w:pPr>
         <w:pStyle w:val="Bibliography"/>
@@ -10483,8 +14055,8 @@
         <w:t xml:space="preserve">, 11330–11343.</w:t>
       </w:r>
     </w:p>
-    <w:bookmarkEnd w:id="112"/>
-    <w:bookmarkStart w:id="114" w:name="ref-meeus2025sok"/>
+    <w:bookmarkEnd w:id="131"/>
+    <w:bookmarkStart w:id="133" w:name="ref-meeus2025sok"/>
     <w:p>
       <w:pPr>
         <w:pStyle w:val="Bibliography"/>
@@ -10526,7 +14098,7 @@
       <w:r>
         <w:t xml:space="preserve"> </w:t>
       </w:r>
-      <w:hyperlink r:id="rId113">
+      <w:hyperlink r:id="rId132">
         <w:r>
           <w:rPr>
             <w:rStyle w:val="Hyperlink"/>
@@ -10535,8 +14107,8 @@
         </w:r>
       </w:hyperlink>
     </w:p>
-    <w:bookmarkEnd w:id="114"/>
-    <w:bookmarkStart w:id="116" w:name="ref-nasr2025scalable"/>
+    <w:bookmarkEnd w:id="133"/>
+    <w:bookmarkStart w:id="135" w:name="ref-nasr2025scalable"/>
     <w:p>
       <w:pPr>
         <w:pStyle w:val="Bibliography"/>
@@ -10560,7 +14132,7 @@
       <w:r>
         <w:t xml:space="preserve"> </w:t>
       </w:r>
-      <w:hyperlink r:id="rId115">
+      <w:hyperlink r:id="rId134">
         <w:r>
           <w:rPr>
             <w:rStyle w:val="Hyperlink"/>
@@ -10569,8 +14141,8 @@
         </w:r>
       </w:hyperlink>
     </w:p>
-    <w:bookmarkEnd w:id="116"/>
-    <w:bookmarkStart w:id="118" w:name="ref-oren2024proving"/>
+    <w:bookmarkEnd w:id="135"/>
+    <w:bookmarkStart w:id="137" w:name="ref-oren2024proving"/>
     <w:p>
       <w:pPr>
         <w:pStyle w:val="Bibliography"/>
@@ -10594,7 +14166,7 @@
       <w:r>
         <w:t xml:space="preserve"> </w:t>
       </w:r>
-      <w:hyperlink r:id="rId117">
+      <w:hyperlink r:id="rId136">
         <w:r>
           <w:rPr>
             <w:rStyle w:val="Hyperlink"/>
@@ -10603,8 +14175,8 @@
         </w:r>
       </w:hyperlink>
     </w:p>
-    <w:bookmarkEnd w:id="118"/>
-    <w:bookmarkStart w:id="119" w:name="ref-raffel2020c4"/>
+    <w:bookmarkEnd w:id="137"/>
+    <w:bookmarkStart w:id="138" w:name="ref-raffel2020c4"/>
     <w:p>
       <w:pPr>
         <w:pStyle w:val="Bibliography"/>
@@ -10639,8 +14211,8 @@
         <w:t xml:space="preserve">(140), 1–67.</w:t>
       </w:r>
     </w:p>
-    <w:bookmarkEnd w:id="119"/>
-    <w:bookmarkStart w:id="120" w:name="ref-ravaut2024survey"/>
+    <w:bookmarkEnd w:id="138"/>
+    <w:bookmarkStart w:id="139" w:name="ref-ravaut2024survey"/>
     <w:p>
       <w:pPr>
         <w:pStyle w:val="Bibliography"/>
@@ -10662,8 +14234,8 @@
         <w:t xml:space="preserve">.</w:t>
       </w:r>
     </w:p>
-    <w:bookmarkEnd w:id="120"/>
-    <w:bookmarkStart w:id="122" w:name="ref-shi2024detecting"/>
+    <w:bookmarkEnd w:id="139"/>
+    <w:bookmarkStart w:id="141" w:name="ref-shi2024detecting"/>
     <w:p>
       <w:pPr>
         <w:pStyle w:val="Bibliography"/>
@@ -10687,7 +14259,7 @@
       <w:r>
         <w:t xml:space="preserve"> </w:t>
       </w:r>
-      <w:hyperlink r:id="rId121">
+      <w:hyperlink r:id="rId140">
         <w:r>
           <w:rPr>
             <w:rStyle w:val="Hyperlink"/>
@@ -10696,8 +14268,8 @@
         </w:r>
       </w:hyperlink>
     </w:p>
-    <w:bookmarkEnd w:id="122"/>
-    <w:bookmarkStart w:id="123" w:name="ref-shokri2017membership"/>
+    <w:bookmarkEnd w:id="141"/>
+    <w:bookmarkStart w:id="142" w:name="ref-shokri2017membership"/>
     <w:p>
       <w:pPr>
         <w:pStyle w:val="Bibliography"/>
@@ -10719,8 +14291,8 @@
         <w:t xml:space="preserve">, 3–18.</w:t>
       </w:r>
     </w:p>
-    <w:bookmarkEnd w:id="123"/>
-    <w:bookmarkStart w:id="125" w:name="ref-soldaini2024dolma"/>
+    <w:bookmarkEnd w:id="142"/>
+    <w:bookmarkStart w:id="144" w:name="ref-soldaini2024dolma"/>
     <w:p>
       <w:pPr>
         <w:pStyle w:val="Bibliography"/>
@@ -10744,7 +14316,7 @@
       <w:r>
         <w:t xml:space="preserve"> </w:t>
       </w:r>
-      <w:hyperlink r:id="rId124">
+      <w:hyperlink r:id="rId143">
         <w:r>
           <w:rPr>
             <w:rStyle w:val="Hyperlink"/>
@@ -10753,8 +14325,8 @@
         </w:r>
       </w:hyperlink>
     </w:p>
-    <w:bookmarkEnd w:id="125"/>
-    <w:bookmarkStart w:id="126" w:name="ref-touvron2023llama"/>
+    <w:bookmarkEnd w:id="144"/>
+    <w:bookmarkStart w:id="145" w:name="ref-touvron2023llama"/>
     <w:p>
       <w:pPr>
         <w:pStyle w:val="Bibliography"/>
@@ -10785,8 +14357,8 @@
         <w:t xml:space="preserve">.</w:t>
       </w:r>
     </w:p>
-    <w:bookmarkEnd w:id="126"/>
-    <w:bookmarkStart w:id="128" w:name="ref-weber2024redpajama"/>
+    <w:bookmarkEnd w:id="145"/>
+    <w:bookmarkStart w:id="147" w:name="ref-weber2024redpajama"/>
     <w:p>
       <w:pPr>
         <w:pStyle w:val="Bibliography"/>
@@ -10819,7 +14391,7 @@
       <w:r>
         <w:t xml:space="preserve"> </w:t>
       </w:r>
-      <w:hyperlink r:id="rId127">
+      <w:hyperlink r:id="rId146">
         <w:r>
           <w:rPr>
             <w:rStyle w:val="Hyperlink"/>
@@ -10828,8 +14400,8 @@
         </w:r>
       </w:hyperlink>
     </w:p>
-    <w:bookmarkEnd w:id="128"/>
-    <w:bookmarkStart w:id="130" w:name="ref-yeom2018privacy"/>
+    <w:bookmarkEnd w:id="147"/>
+    <w:bookmarkStart w:id="149" w:name="ref-yeom2018privacy"/>
     <w:p>
       <w:pPr>
         <w:pStyle w:val="Bibliography"/>
@@ -10853,7 +14425,7 @@
       <w:r>
         <w:t xml:space="preserve"> </w:t>
       </w:r>
-      <w:hyperlink r:id="rId129">
+      <w:hyperlink r:id="rId148">
         <w:r>
           <w:rPr>
             <w:rStyle w:val="Hyperlink"/>
@@ -10862,8 +14434,8 @@
         </w:r>
       </w:hyperlink>
     </w:p>
-    <w:bookmarkEnd w:id="130"/>
-    <w:bookmarkStart w:id="132" w:name="ref-yu2022dpfinetuning"/>
+    <w:bookmarkEnd w:id="149"/>
+    <w:bookmarkStart w:id="151" w:name="ref-yu2022dpfinetuning"/>
     <w:p>
       <w:pPr>
         <w:pStyle w:val="Bibliography"/>
@@ -10887,7 +14459,7 @@
       <w:r>
         <w:t xml:space="preserve"> </w:t>
       </w:r>
-      <w:hyperlink r:id="rId131">
+      <w:hyperlink r:id="rId150">
         <w:r>
           <w:rPr>
             <w:rStyle w:val="Hyperlink"/>
@@ -10896,8 +14468,8 @@
         </w:r>
       </w:hyperlink>
     </w:p>
-    <w:bookmarkEnd w:id="132"/>
-    <w:bookmarkStart w:id="134" w:name="ref-zellers2019hellaswag"/>
+    <w:bookmarkEnd w:id="151"/>
+    <w:bookmarkStart w:id="153" w:name="ref-zellers2019hellaswag"/>
     <w:p>
       <w:pPr>
         <w:pStyle w:val="Bibliography"/>
@@ -10930,7 +14502,7 @@
       <w:r>
         <w:t xml:space="preserve"> </w:t>
       </w:r>
-      <w:hyperlink r:id="rId133">
+      <w:hyperlink r:id="rId152">
         <w:r>
           <w:rPr>
             <w:rStyle w:val="Hyperlink"/>
@@ -10939,8 +14511,8 @@
         </w:r>
       </w:hyperlink>
     </w:p>
-    <w:bookmarkEnd w:id="134"/>
-    <w:bookmarkStart w:id="135" w:name="ref-zhang2023counterfactual"/>
+    <w:bookmarkEnd w:id="153"/>
+    <w:bookmarkStart w:id="154" w:name="ref-zhang2023counterfactual"/>
     <w:p>
       <w:pPr>
         <w:pStyle w:val="Bibliography"/>
@@ -10975,8 +14547,8 @@
         <w:t xml:space="preserve">.</w:t>
       </w:r>
     </w:p>
-    <w:bookmarkEnd w:id="135"/>
-    <w:bookmarkStart w:id="137" w:name="ref-zhang2025minkpp"/>
+    <w:bookmarkEnd w:id="154"/>
+    <w:bookmarkStart w:id="156" w:name="ref-zhang2025minkpp"/>
     <w:p>
       <w:pPr>
         <w:pStyle w:val="Bibliography"/>
@@ -11000,7 +14572,7 @@
       <w:r>
         <w:t xml:space="preserve"> </w:t>
       </w:r>
-      <w:hyperlink r:id="rId136">
+      <w:hyperlink r:id="rId155">
         <w:r>
           <w:rPr>
             <w:rStyle w:val="Hyperlink"/>
@@ -11009,9 +14581,9 @@
         </w:r>
       </w:hyperlink>
     </w:p>
-    <w:bookmarkEnd w:id="137"/>
-    <w:bookmarkEnd w:id="138"/>
-    <w:bookmarkEnd w:id="139"/>
+    <w:bookmarkEnd w:id="156"/>
+    <w:bookmarkEnd w:id="157"/>
+    <w:bookmarkEnd w:id="158"/>
     <w:sectPr/>
   </w:body>
 </w:document>
@@ -11213,6 +14785,24 @@
     <w:abstractNumId w:val="991"/>
   </w:num>
   <w:num w:numId="1006">
+    <w:abstractNumId w:val="991"/>
+  </w:num>
+  <w:num w:numId="1007">
+    <w:abstractNumId w:val="991"/>
+  </w:num>
+  <w:num w:numId="1008">
+    <w:abstractNumId w:val="991"/>
+  </w:num>
+  <w:num w:numId="1009">
+    <w:abstractNumId w:val="991"/>
+  </w:num>
+  <w:num w:numId="1010">
+    <w:abstractNumId w:val="991"/>
+  </w:num>
+  <w:num w:numId="1011">
+    <w:abstractNumId w:val="991"/>
+  </w:num>
+  <w:num w:numId="1012">
     <w:abstractNumId w:val="991"/>
   </w:num>
 </w:numbering>

--- a/paper/main.docx
+++ b/paper/main.docx
@@ -187,19 +187,37 @@
         <w:t xml:space="preserve"> </w:t>
       </w:r>
       <w:r>
-        <w:t xml:space="preserve">associations are null or, for the most loss-collinear detector, weakly negative in a</w:t>
-      </w:r>
-      <w:r>
-        <w:t xml:space="preserve"> </w:t>
-      </w:r>
-      <w:r>
-        <w:t xml:space="preserve">manner consistent with a statistical suppression artifact rather than genuine inverse</w:t>
-      </w:r>
-      <w:r>
-        <w:t xml:space="preserve"> </w:t>
-      </w:r>
-      <w:r>
-        <w:t xml:space="preserve">prediction. The absence of positive residual survives non-linear controls for loss and</w:t>
+        <w:t xml:space="preserve">associations are null or weakly negative. We do not build on those negative residuals,</w:t>
+      </w:r>
+      <w:r>
+        <w:t xml:space="preserve"> </w:t>
+      </w:r>
+      <w:r>
+        <w:t xml:space="preserve">because their attribution is unstable across near-equivalent specifications: under the</w:t>
+      </w:r>
+      <w:r>
+        <w:t xml:space="preserve"> </w:t>
+      </w:r>
+      <w:r>
+        <w:t xml:space="preserve">pre-registered primary control the only one that is significant after correction belongs to</w:t>
+      </w:r>
+      <w:r>
+        <w:t xml:space="preserve"> </w:t>
+      </w:r>
+      <w:r>
+        <w:t xml:space="preserve">a detector whose collinearity is moderate, so a suppression artifact does not by itself</w:t>
+      </w:r>
+      <w:r>
+        <w:t xml:space="preserve"> </w:t>
+      </w:r>
+      <w:r>
+        <w:t xml:space="preserve">explain it. We therefore claim only the conservative half of the result, the absence of any</w:t>
+      </w:r>
+      <w:r>
+        <w:t xml:space="preserve"> </w:t>
+      </w:r>
+      <w:r>
+        <w:t xml:space="preserve">positive residual, which survives non-linear controls for loss and</w:t>
       </w:r>
       <w:r>
         <w:t xml:space="preserve"> </w:t>
@@ -245,19 +263,31 @@
         <w:t xml:space="preserve"> </w:t>
       </w:r>
       <w:r>
-        <w:t xml:space="preserve">We do not demonstrate leakage of sensitive information. A PII measurement on the Enron</w:t>
-      </w:r>
-      <w:r>
-        <w:t xml:space="preserve"> </w:t>
-      </w:r>
-      <w:r>
-        <w:t xml:space="preserve">Emails subset of the Pile returned no detected leakage at our scale, and we report that</w:t>
-      </w:r>
-      <w:r>
-        <w:t xml:space="preserve"> </w:t>
-      </w:r>
-      <w:r>
-        <w:t xml:space="preserve">null rather than treating the sensitive-data link as established.</w:t>
+        <w:t xml:space="preserve">We do not demonstrate leakage of sensitive information. A measurement of personally</w:t>
+      </w:r>
+      <w:r>
+        <w:t xml:space="preserve"> </w:t>
+      </w:r>
+      <w:r>
+        <w:t xml:space="preserve">identifiable information (PII), meaning content that identifies a specific person such as a</w:t>
+      </w:r>
+      <w:r>
+        <w:t xml:space="preserve"> </w:t>
+      </w:r>
+      <w:r>
+        <w:t xml:space="preserve">name paired with an email address or a phone number, on the Enron Emails subset of the Pile</w:t>
+      </w:r>
+      <w:r>
+        <w:t xml:space="preserve"> </w:t>
+      </w:r>
+      <w:r>
+        <w:t xml:space="preserve">returned no detected leakage at our scale, and we report that null rather than treating the</w:t>
+      </w:r>
+      <w:r>
+        <w:t xml:space="preserve"> </w:t>
+      </w:r>
+      <w:r>
+        <w:t xml:space="preserve">sensitive-data link as established.</w:t>
       </w:r>
       <w:r>
         <w:t xml:space="preserve"> </w:t>
@@ -1075,19 +1105,70 @@
         <w:t xml:space="preserve"> </w:t>
       </w:r>
       <w:r>
-        <w:t xml:space="preserve">Do the adjustments that make a detector</w:t>
-      </w:r>
-      <w:r>
-        <w:t xml:space="preserve"> </w:t>
-      </w:r>
-      <w:r>
-        <w:t xml:space="preserve">better at membership discrimination also make it better at predicting leakage, or do</w:t>
-      </w:r>
-      <w:r>
-        <w:t xml:space="preserve"> </w:t>
-      </w:r>
-      <w:r>
-        <w:t xml:space="preserve">the two objectives come apart?</w:t>
+        <w:t xml:space="preserve">These detectors were designed and tuned to</w:t>
+      </w:r>
+      <w:r>
+        <w:t xml:space="preserve"> </w:t>
+      </w:r>
+      <w:r>
+        <w:t xml:space="preserve">answer one question well, namely whether a text was in the training data. Do the design</w:t>
+      </w:r>
+      <w:r>
+        <w:t xml:space="preserve"> </w:t>
+      </w:r>
+      <w:r>
+        <w:t xml:space="preserve">adjustments</w:t>
+      </w:r>
+      <w:r>
+        <w:t xml:space="preserve"> </w:t>
+      </w:r>
+      <w:r>
+        <w:rPr>
+          <w:iCs/>
+          <w:i/>
+        </w:rPr>
+        <w:t xml:space="preserve">intended</w:t>
+      </w:r>
+      <w:r>
+        <w:t xml:space="preserve"> </w:t>
+      </w:r>
+      <w:r>
+        <w:t xml:space="preserve">to sharpen that discrimination also help predict whether the</w:t>
+      </w:r>
+      <w:r>
+        <w:t xml:space="preserve"> </w:t>
+      </w:r>
+      <w:r>
+        <w:t xml:space="preserve">model will reproduce the text, or do the two objectives come apart? We note in advance</w:t>
+      </w:r>
+      <w:r>
+        <w:t xml:space="preserve"> </w:t>
+      </w:r>
+      <w:r>
+        <w:t xml:space="preserve">that at our scale no detector separates members from non-members above chance</w:t>
+      </w:r>
+      <w:r>
+        <w:t xml:space="preserve"> </w:t>
+      </w:r>
+      <w:r>
+        <w:t xml:space="preserve">(Section </w:t>
+      </w:r>
+      <w:hyperlink w:anchor="sec:res-membership">
+        <w:r>
+          <w:rPr>
+            <w:rStyle w:val="Hyperlink"/>
+          </w:rPr>
+          <w:t xml:space="preserve">6.1</w:t>
+        </w:r>
+      </w:hyperlink>
+      <w:r>
+        <w:t xml:space="preserve">), so RQ3 is answered here only in the weaker,</w:t>
+      </w:r>
+      <w:r>
+        <w:t xml:space="preserve"> </w:t>
+      </w:r>
+      <w:r>
+        <w:t xml:space="preserve">design-level sense.</w:t>
       </w:r>
     </w:p>
     <w:bookmarkEnd w:id="23"/>
@@ -1690,13 +1771,13 @@
         <w:t xml:space="preserve"> </w:t>
       </w:r>
       <w:r>
-        <w:t xml:space="preserve">explains benchmarks, memorization, and every technical</w:t>
-      </w:r>
-      <w:r>
-        <w:t xml:space="preserve"> </w:t>
-      </w:r>
-      <w:r>
-        <w:t xml:space="preserve">term and statistical tool this paper uses, and then states the assumption chain that</w:t>
+        <w:t xml:space="preserve">explains benchmarks, memorization, and the technical terms</w:t>
+      </w:r>
+      <w:r>
+        <w:t xml:space="preserve"> </w:t>
+      </w:r>
+      <w:r>
+        <w:t xml:space="preserve">and statistical tools this paper relies on, and then states the assumption chain that</w:t>
       </w:r>
       <w:r>
         <w:t xml:space="preserve"> </w:t>
@@ -1821,7 +1902,7 @@
     </w:p>
     <w:bookmarkEnd w:id="28"/>
     <w:bookmarkEnd w:id="29"/>
-    <w:bookmarkStart w:id="43" w:name="sec:background"/>
+    <w:bookmarkStart w:id="44" w:name="sec:background"/>
     <w:p>
       <w:pPr>
         <w:pStyle w:val="Heading1"/>
@@ -2201,7 +2282,7 @@
       </w:r>
     </w:p>
     <w:bookmarkEnd w:id="32"/>
-    <w:bookmarkStart w:id="40" w:name="sec:concepts"/>
+    <w:bookmarkStart w:id="41" w:name="sec:concepts"/>
     <w:p>
       <w:pPr>
         <w:pStyle w:val="Heading2"/>
@@ -2310,13 +2391,13 @@
         <w:t xml:space="preserve"> </w:t>
       </w:r>
       <w:r>
-        <w:t xml:space="preserve">of a text is the average negative logarithm of those probabilities. Low</w:t>
-      </w:r>
-      <w:r>
-        <w:t xml:space="preserve"> </w:t>
-      </w:r>
-      <w:r>
-        <w:t xml:space="preserve">loss means the model found the text unsurprising.</w:t>
+        <w:t xml:space="preserve">of a text is the average negative logarithm of those probabilities, so a</w:t>
+      </w:r>
+      <w:r>
+        <w:t xml:space="preserve"> </w:t>
+      </w:r>
+      <w:r>
+        <w:t xml:space="preserve">low loss means the model found the text unsurprising.</w:t>
       </w:r>
       <w:r>
         <w:t xml:space="preserve"> </w:t>
@@ -2332,13 +2413,13 @@
         <w:t xml:space="preserve"> </w:t>
       </w:r>
       <w:r>
-        <w:t xml:space="preserve">is the exponential of</w:t>
-      </w:r>
-      <w:r>
-        <w:t xml:space="preserve"> </w:t>
-      </w:r>
-      <w:r>
-        <w:t xml:space="preserve">the loss and carries the same information in a different scale, so we use loss</w:t>
+        <w:t xml:space="preserve">is the exponential</w:t>
+      </w:r>
+      <w:r>
+        <w:t xml:space="preserve"> </w:t>
+      </w:r>
+      <w:r>
+        <w:t xml:space="preserve">of the loss and carries the same information on a different scale, so we use loss</w:t>
       </w:r>
       <w:r>
         <w:t xml:space="preserve"> </w:t>
@@ -2362,6 +2443,88 @@
           <w:iCs/>
           <w:i/>
         </w:rPr>
+        <w:t xml:space="preserve">Orientation convention.</w:t>
+      </w:r>
+      <w:r>
+        <w:t xml:space="preserve"> </w:t>
+      </w:r>
+      <w:r>
+        <w:t xml:space="preserve">All four detector scores in this paper are oriented so that</w:t>
+      </w:r>
+      <w:r>
+        <w:t xml:space="preserve"> </w:t>
+      </w:r>
+      <w:r>
+        <w:rPr>
+          <w:bCs/>
+          <w:b/>
+        </w:rPr>
+        <w:t xml:space="preserve">higher means more member-like</w:t>
+      </w:r>
+      <w:r>
+        <w:t xml:space="preserve">. For the loss-based score this means we report the</w:t>
+      </w:r>
+      <w:r>
+        <w:t xml:space="preserve"> </w:t>
+      </w:r>
+      <w:r>
+        <w:t xml:space="preserve">mean per-token log-probability, which is the negation of the loss as defined above, and</w:t>
+      </w:r>
+      <w:r>
+        <w:t xml:space="preserve"> </w:t>
+      </w:r>
+      <w:r>
+        <w:t xml:space="preserve">which is therefore higher for text the model finds unsurprising. We state this explicitly</w:t>
+      </w:r>
+      <w:r>
+        <w:t xml:space="preserve"> </w:t>
+      </w:r>
+      <w:r>
+        <w:t xml:space="preserve">because the sign is easy to invert when reading the tables, where a positive correlation</w:t>
+      </w:r>
+      <w:r>
+        <w:t xml:space="preserve"> </w:t>
+      </w:r>
+      <w:r>
+        <w:t xml:space="preserve">between the loss-based score and extraction means</w:t>
+      </w:r>
+      <w:r>
+        <w:t xml:space="preserve"> </w:t>
+      </w:r>
+      <w:r>
+        <w:rPr>
+          <w:iCs/>
+          <w:i/>
+        </w:rPr>
+        <w:t xml:space="preserve">less surprising text is more</w:t>
+      </w:r>
+      <w:r>
+        <w:rPr>
+          <w:iCs/>
+          <w:i/>
+        </w:rPr>
+        <w:t xml:space="preserve"> </w:t>
+      </w:r>
+      <w:r>
+        <w:rPr>
+          <w:iCs/>
+          <w:i/>
+        </w:rPr>
+        <w:t xml:space="preserve">extractable</w:t>
+      </w:r>
+      <w:r>
+        <w:t xml:space="preserve">.</w:t>
+      </w:r>
+    </w:p>
+    <w:p>
+      <w:pPr>
+        <w:pStyle w:val="BodyText"/>
+      </w:pPr>
+      <w:r>
+        <w:rPr>
+          <w:iCs/>
+          <w:i/>
+        </w:rPr>
         <w:t xml:space="preserve">Why this is needed.</w:t>
       </w:r>
       <w:r>
@@ -2396,13 +2559,13 @@
       </w:r>
     </w:p>
     <w:bookmarkEnd w:id="33"/>
-    <w:bookmarkStart w:id="34" w:name="memorization-and-how-leakage-is-measured"/>
+    <w:bookmarkStart w:id="34" w:name="Xc0565efc5ea1d98aadeaee1f6fbf7eba6570e55"/>
     <w:p>
       <w:pPr>
         <w:pStyle w:val="Heading3"/>
       </w:pPr>
       <w:r>
-        <w:t xml:space="preserve">Memorization and how leakage is measured</w:t>
+        <w:t xml:space="preserve">Memorization and how extraction is measured</w:t>
       </w:r>
     </w:p>
     <w:p>
@@ -2594,135 +2757,29 @@
         <w:pStyle w:val="BodyText"/>
       </w:pPr>
       <w:r>
-        <w:rPr>
-          <w:iCs/>
-          <w:i/>
-        </w:rPr>
-        <w:t xml:space="preserve">Why this is needed.</w:t>
-      </w:r>
-      <w:r>
-        <w:t xml:space="preserve"> </w:t>
-      </w:r>
-      <w:r>
-        <w:t xml:space="preserve">This is our concrete leakage outcome, and the quantity</w:t>
-      </w:r>
-      <w:r>
-        <w:t xml:space="preserve"> </w:t>
-      </w:r>
-      <w:r>
-        <w:t xml:space="preserve">detectors must predict if they are to be useful for privacy auditing. It is a lower bound</w:t>
-      </w:r>
-      <w:r>
-        <w:t xml:space="preserve"> </w:t>
-      </w:r>
-      <w:r>
-        <w:t xml:space="preserve">on leakage rather than a complete account, because a determined adversary may use richer</w:t>
-      </w:r>
-      <w:r>
-        <w:t xml:space="preserve"> </w:t>
-      </w:r>
-      <w:r>
-        <w:t xml:space="preserve">prompting than a single prefix </w:t>
-      </w:r>
-      <w:r>
-        <w:t xml:space="preserve">(Nasr et al., 2025)</w:t>
-      </w:r>
-      <w:r>
-        <w:t xml:space="preserve">, and because rewording can</w:t>
-      </w:r>
-      <w:r>
-        <w:t xml:space="preserve"> </w:t>
-      </w:r>
-      <w:r>
-        <w:t xml:space="preserve">preserve leaked content while defeating exact matching </w:t>
-      </w:r>
-      <w:r>
-        <w:t xml:space="preserve">(Ippolito et al., 2023)</w:t>
-      </w:r>
-      <w:r>
-        <w:t xml:space="preserve">.</w:t>
-      </w:r>
-    </w:p>
-    <w:bookmarkEnd w:id="34"/>
-    <w:bookmarkStart w:id="35" w:name="personally-identifiable-information"/>
-    <w:p>
-      <w:pPr>
-        <w:pStyle w:val="Heading3"/>
-      </w:pPr>
-      <w:r>
-        <w:t xml:space="preserve">Personally identifiable information</w:t>
-      </w:r>
-    </w:p>
-    <w:p>
-      <w:pPr>
-        <w:pStyle w:val="FirstParagraph"/>
-      </w:pPr>
-      <w:r>
-        <w:rPr>
-          <w:iCs/>
-          <w:i/>
-        </w:rPr>
-        <w:t xml:space="preserve">Personally identifiable information</w:t>
-      </w:r>
-      <w:r>
-        <w:t xml:space="preserve"> </w:t>
-      </w:r>
-      <w:r>
-        <w:t xml:space="preserve">(PII) is content that identifies a specific</w:t>
-      </w:r>
-      <w:r>
-        <w:t xml:space="preserve"> </w:t>
-      </w:r>
-      <w:r>
-        <w:t xml:space="preserve">person, such as a name paired with an email address, a phone number, or a postal address.</w:t>
-      </w:r>
-      <w:r>
-        <w:t xml:space="preserve"> </w:t>
-      </w:r>
-      <w:r>
-        <w:t xml:space="preserve">Leakage of PII from training data is the canonical privacy harm in this</w:t>
-      </w:r>
-      <w:r>
-        <w:t xml:space="preserve"> </w:t>
-      </w:r>
-      <w:r>
-        <w:t xml:space="preserve">literature </w:t>
-      </w:r>
-      <w:r>
-        <w:t xml:space="preserve">(Carlini et al., 2021)</w:t>
-      </w:r>
-      <w:r>
-        <w:t xml:space="preserve">, it decomposes into distinct extraction,</w:t>
-      </w:r>
-      <w:r>
-        <w:t xml:space="preserve"> </w:t>
-      </w:r>
-      <w:r>
-        <w:t xml:space="preserve">reconstruction, and inference threats </w:t>
-      </w:r>
-      <w:r>
-        <w:t xml:space="preserve">(Lukas et al., 2023)</w:t>
-      </w:r>
-      <w:r>
-        <w:t xml:space="preserve">, and models leak it more</w:t>
-      </w:r>
-      <w:r>
-        <w:t xml:space="preserve"> </w:t>
-      </w:r>
-      <w:r>
-        <w:t xml:space="preserve">through memorization than through inference about</w:t>
-      </w:r>
-      <w:r>
-        <w:t xml:space="preserve"> </w:t>
-      </w:r>
-      <w:r>
-        <w:t xml:space="preserve">individuals </w:t>
-      </w:r>
-      <w:r>
-        <w:t xml:space="preserve">(Huang et al., 2022)</w:t>
-      </w:r>
-      <w:r>
-        <w:t xml:space="preserve">.</w:t>
+        <w:t xml:space="preserve">The</w:t>
+      </w:r>
+      <w:r>
+        <w:t xml:space="preserve"> </w:t>
+      </w:r>
+      <w:r>
+        <w:rPr>
+          <w:iCs/>
+          <w:i/>
+        </w:rPr>
+        <w:t xml:space="preserve">extraction rate</w:t>
+      </w:r>
+      <w:r>
+        <w:t xml:space="preserve"> </w:t>
+      </w:r>
+      <w:r>
+        <w:t xml:space="preserve">is the fraction of sampled documents that were exactly</w:t>
+      </w:r>
+      <w:r>
+        <w:t xml:space="preserve"> </w:t>
+      </w:r>
+      <w:r>
+        <w:t xml:space="preserve">extractable.</w:t>
       </w:r>
     </w:p>
     <w:p>
@@ -2730,29 +2787,71 @@
         <w:pStyle w:val="BodyText"/>
       </w:pPr>
       <w:r>
-        <w:rPr>
-          <w:iCs/>
-          <w:i/>
-        </w:rPr>
-        <w:t xml:space="preserve">Why this is needed.</w:t>
-      </w:r>
-      <w:r>
-        <w:t xml:space="preserve"> </w:t>
-      </w:r>
-      <w:r>
-        <w:t xml:space="preserve">PII is the harm that motivates the security framing. It is</w:t>
-      </w:r>
-      <w:r>
-        <w:t xml:space="preserve"> </w:t>
-      </w:r>
-      <w:r>
-        <w:t xml:space="preserve">also the point where we must be most careful about scope, because benchmark items are</w:t>
-      </w:r>
-      <w:r>
-        <w:t xml:space="preserve"> </w:t>
-      </w:r>
-      <w:r>
-        <w:t xml:space="preserve">generally not PII-bearing. Section </w:t>
+        <w:t xml:space="preserve">Throughout this paper we use</w:t>
+      </w:r>
+      <w:r>
+        <w:t xml:space="preserve"> </w:t>
+      </w:r>
+      <w:r>
+        <w:rPr>
+          <w:iCs/>
+          <w:i/>
+        </w:rPr>
+        <w:t xml:space="preserve">extraction</w:t>
+      </w:r>
+      <w:r>
+        <w:t xml:space="preserve"> </w:t>
+      </w:r>
+      <w:r>
+        <w:t xml:space="preserve">for the outcome we actually measure, namely</w:t>
+      </w:r>
+      <w:r>
+        <w:t xml:space="preserve"> </w:t>
+      </w:r>
+      <w:r>
+        <w:t xml:space="preserve">verbatim regeneration of a held-out suffix whatever its content, and we reserve</w:t>
+      </w:r>
+      <w:r>
+        <w:t xml:space="preserve"> </w:t>
+      </w:r>
+      <w:r>
+        <w:rPr>
+          <w:iCs/>
+          <w:i/>
+        </w:rPr>
+        <w:t xml:space="preserve">leakage</w:t>
+      </w:r>
+      <w:r>
+        <w:t xml:space="preserve">, or</w:t>
+      </w:r>
+      <w:r>
+        <w:t xml:space="preserve"> </w:t>
+      </w:r>
+      <w:r>
+        <w:rPr>
+          <w:iCs/>
+          <w:i/>
+        </w:rPr>
+        <w:t xml:space="preserve">sensitive-data leakage</w:t>
+      </w:r>
+      <w:r>
+        <w:t xml:space="preserve">, for the emission of</w:t>
+      </w:r>
+      <w:r>
+        <w:t xml:space="preserve"> </w:t>
+      </w:r>
+      <w:r>
+        <w:rPr>
+          <w:iCs/>
+          <w:i/>
+        </w:rPr>
+        <w:t xml:space="preserve">sensitive</w:t>
+      </w:r>
+      <w:r>
+        <w:t xml:space="preserve"> </w:t>
+      </w:r>
+      <w:r>
+        <w:t xml:space="preserve">content, which we do not measure. Assumption A3 in Section </w:t>
       </w:r>
       <w:hyperlink w:anchor="sec:chain">
         <w:r>
@@ -2766,6 +2865,198 @@
         <w:t xml:space="preserve"> </w:t>
       </w:r>
       <w:r>
+        <w:t xml:space="preserve">is precisely</w:t>
+      </w:r>
+      <w:r>
+        <w:t xml:space="preserve"> </w:t>
+      </w:r>
+      <w:r>
+        <w:t xml:space="preserve">the gap between the two, and keeping the words separate is what stops that gap from being</w:t>
+      </w:r>
+      <w:r>
+        <w:t xml:space="preserve"> </w:t>
+      </w:r>
+      <w:r>
+        <w:t xml:space="preserve">crossed by accident.</w:t>
+      </w:r>
+    </w:p>
+    <w:p>
+      <w:pPr>
+        <w:pStyle w:val="BodyText"/>
+      </w:pPr>
+      <w:r>
+        <w:rPr>
+          <w:iCs/>
+          <w:i/>
+        </w:rPr>
+        <w:t xml:space="preserve">Why this is needed.</w:t>
+      </w:r>
+      <w:r>
+        <w:t xml:space="preserve"> </w:t>
+      </w:r>
+      <w:r>
+        <w:t xml:space="preserve">Extraction is our concrete outcome, and the quantity detectors</w:t>
+      </w:r>
+      <w:r>
+        <w:t xml:space="preserve"> </w:t>
+      </w:r>
+      <w:r>
+        <w:t xml:space="preserve">must predict if they are to be useful for privacy auditing. It is a lower bound rather</w:t>
+      </w:r>
+      <w:r>
+        <w:t xml:space="preserve"> </w:t>
+      </w:r>
+      <w:r>
+        <w:t xml:space="preserve">than a complete account, because a determined adversary may use richer prompting than a</w:t>
+      </w:r>
+      <w:r>
+        <w:t xml:space="preserve"> </w:t>
+      </w:r>
+      <w:r>
+        <w:t xml:space="preserve">single prefix </w:t>
+      </w:r>
+      <w:r>
+        <w:t xml:space="preserve">(Nasr et al., 2025)</w:t>
+      </w:r>
+      <w:r>
+        <w:t xml:space="preserve">, and because rewording can preserve content while</w:t>
+      </w:r>
+      <w:r>
+        <w:t xml:space="preserve"> </w:t>
+      </w:r>
+      <w:r>
+        <w:t xml:space="preserve">defeating exact matching </w:t>
+      </w:r>
+      <w:r>
+        <w:t xml:space="preserve">(Ippolito et al., 2023)</w:t>
+      </w:r>
+      <w:r>
+        <w:t xml:space="preserve">.</w:t>
+      </w:r>
+    </w:p>
+    <w:bookmarkEnd w:id="34"/>
+    <w:bookmarkStart w:id="35" w:name="personally-identifiable-information"/>
+    <w:p>
+      <w:pPr>
+        <w:pStyle w:val="Heading3"/>
+      </w:pPr>
+      <w:r>
+        <w:t xml:space="preserve">Personally identifiable information</w:t>
+      </w:r>
+    </w:p>
+    <w:p>
+      <w:pPr>
+        <w:pStyle w:val="FirstParagraph"/>
+      </w:pPr>
+      <w:r>
+        <w:rPr>
+          <w:iCs/>
+          <w:i/>
+        </w:rPr>
+        <w:t xml:space="preserve">Personally identifiable information</w:t>
+      </w:r>
+      <w:r>
+        <w:t xml:space="preserve"> </w:t>
+      </w:r>
+      <w:r>
+        <w:t xml:space="preserve">(PII) is content that identifies a specific</w:t>
+      </w:r>
+      <w:r>
+        <w:t xml:space="preserve"> </w:t>
+      </w:r>
+      <w:r>
+        <w:t xml:space="preserve">person, such as a name paired with an email address, a phone number, or a postal address.</w:t>
+      </w:r>
+      <w:r>
+        <w:t xml:space="preserve"> </w:t>
+      </w:r>
+      <w:r>
+        <w:t xml:space="preserve">Leakage of PII from training data is the canonical privacy harm in this</w:t>
+      </w:r>
+      <w:r>
+        <w:t xml:space="preserve"> </w:t>
+      </w:r>
+      <w:r>
+        <w:t xml:space="preserve">literature </w:t>
+      </w:r>
+      <w:r>
+        <w:t xml:space="preserve">(Carlini et al., 2021)</w:t>
+      </w:r>
+      <w:r>
+        <w:t xml:space="preserve">, it decomposes into distinct extraction,</w:t>
+      </w:r>
+      <w:r>
+        <w:t xml:space="preserve"> </w:t>
+      </w:r>
+      <w:r>
+        <w:t xml:space="preserve">reconstruction, and inference threats </w:t>
+      </w:r>
+      <w:r>
+        <w:t xml:space="preserve">(Lukas et al., 2023)</w:t>
+      </w:r>
+      <w:r>
+        <w:t xml:space="preserve">, and models leak it more</w:t>
+      </w:r>
+      <w:r>
+        <w:t xml:space="preserve"> </w:t>
+      </w:r>
+      <w:r>
+        <w:t xml:space="preserve">through memorization than through inference about</w:t>
+      </w:r>
+      <w:r>
+        <w:t xml:space="preserve"> </w:t>
+      </w:r>
+      <w:r>
+        <w:t xml:space="preserve">individuals </w:t>
+      </w:r>
+      <w:r>
+        <w:t xml:space="preserve">(Huang et al., 2022)</w:t>
+      </w:r>
+      <w:r>
+        <w:t xml:space="preserve">.</w:t>
+      </w:r>
+    </w:p>
+    <w:p>
+      <w:pPr>
+        <w:pStyle w:val="BodyText"/>
+      </w:pPr>
+      <w:r>
+        <w:rPr>
+          <w:iCs/>
+          <w:i/>
+        </w:rPr>
+        <w:t xml:space="preserve">Why this is needed.</w:t>
+      </w:r>
+      <w:r>
+        <w:t xml:space="preserve"> </w:t>
+      </w:r>
+      <w:r>
+        <w:t xml:space="preserve">PII is the harm that motivates the security framing. It is</w:t>
+      </w:r>
+      <w:r>
+        <w:t xml:space="preserve"> </w:t>
+      </w:r>
+      <w:r>
+        <w:t xml:space="preserve">also the point where we must be most careful about scope, because benchmark items are</w:t>
+      </w:r>
+      <w:r>
+        <w:t xml:space="preserve"> </w:t>
+      </w:r>
+      <w:r>
+        <w:t xml:space="preserve">generally not PII-bearing. Section </w:t>
+      </w:r>
+      <w:hyperlink w:anchor="sec:chain">
+        <w:r>
+          <w:rPr>
+            <w:rStyle w:val="Hyperlink"/>
+          </w:rPr>
+          <w:t xml:space="preserve">2.5</w:t>
+        </w:r>
+      </w:hyperlink>
+      <w:r>
+        <w:t xml:space="preserve"> </w:t>
+      </w:r>
+      <w:r>
         <w:t xml:space="preserve">makes this gap explicit.</w:t>
       </w:r>
     </w:p>
@@ -3151,6 +3442,136 @@
         <w:pStyle w:val="BodyText"/>
       </w:pPr>
       <w:r>
+        <w:t xml:space="preserve">Note that loss appears in two roles in this paper. As</w:t>
+      </w:r>
+      <w:r>
+        <w:t xml:space="preserve"> </w:t>
+      </w:r>
+      <w:r>
+        <w:rPr>
+          <w:bCs/>
+          <w:b/>
+        </w:rPr>
+        <w:t xml:space="preserve">LOSS</w:t>
+      </w:r>
+      <w:r>
+        <w:t xml:space="preserve"> </w:t>
+      </w:r>
+      <w:r>
+        <w:t xml:space="preserve">it is one of the four</w:t>
+      </w:r>
+      <w:r>
+        <w:t xml:space="preserve"> </w:t>
+      </w:r>
+      <w:r>
+        <w:t xml:space="preserve">detectors, and the baseline one. As</w:t>
+      </w:r>
+      <w:r>
+        <w:t xml:space="preserve"> </w:t>
+      </w:r>
+      <w:r>
+        <w:rPr>
+          <w:bCs/>
+          <w:b/>
+        </w:rPr>
+        <w:t xml:space="preserve">loss</w:t>
+      </w:r>
+      <w:r>
+        <w:t xml:space="preserve"> </w:t>
+      </w:r>
+      <w:r>
+        <w:t xml:space="preserve">it is also the control variable in RQ2,</w:t>
+      </w:r>
+      <w:r>
+        <w:t xml:space="preserve"> </w:t>
+      </w:r>
+      <w:r>
+        <w:t xml:space="preserve">the quantity we hold fixed to ask whether the other three add anything. This dual role is</w:t>
+      </w:r>
+      <w:r>
+        <w:t xml:space="preserve"> </w:t>
+      </w:r>
+      <w:r>
+        <w:t xml:space="preserve">deliberate, because the question of whether a detector adds value only has meaning</w:t>
+      </w:r>
+      <w:r>
+        <w:t xml:space="preserve"> </w:t>
+      </w:r>
+      <w:r>
+        <w:t xml:space="preserve">relative to the cheapest available alternative. It does mean that RQ2 is a question about</w:t>
+      </w:r>
+      <w:r>
+        <w:t xml:space="preserve"> </w:t>
+      </w:r>
+      <w:r>
+        <w:t xml:space="preserve">the three</w:t>
+      </w:r>
+      <w:r>
+        <w:t xml:space="preserve"> </w:t>
+      </w:r>
+      <w:r>
+        <w:rPr>
+          <w:iCs/>
+          <w:i/>
+        </w:rPr>
+        <w:t xml:space="preserve">calibrated</w:t>
+      </w:r>
+      <w:r>
+        <w:t xml:space="preserve"> </w:t>
+      </w:r>
+      <w:r>
+        <w:t xml:space="preserve">detectors and not about LOSS itself.</w:t>
+      </w:r>
+    </w:p>
+    <w:p>
+      <w:pPr>
+        <w:pStyle w:val="BodyText"/>
+      </w:pPr>
+      <w:r>
+        <w:t xml:space="preserve">When a membership detector is applied to a benchmark item, its score is conventionally</w:t>
+      </w:r>
+      <w:r>
+        <w:t xml:space="preserve"> </w:t>
+      </w:r>
+      <w:r>
+        <w:t xml:space="preserve">read as a</w:t>
+      </w:r>
+      <w:r>
+        <w:t xml:space="preserve"> </w:t>
+      </w:r>
+      <w:r>
+        <w:rPr>
+          <w:iCs/>
+          <w:i/>
+        </w:rPr>
+        <w:t xml:space="preserve">contamination score</w:t>
+      </w:r>
+      <w:r>
+        <w:t xml:space="preserve">. We use the two terms for the same number, and we</w:t>
+      </w:r>
+      <w:r>
+        <w:t xml:space="preserve"> </w:t>
+      </w:r>
+      <w:r>
+        <w:t xml:space="preserve">flag the assumption this involves as A0 in Section </w:t>
+      </w:r>
+      <w:hyperlink w:anchor="sec:chain">
+        <w:r>
+          <w:rPr>
+            <w:rStyle w:val="Hyperlink"/>
+          </w:rPr>
+          <w:t xml:space="preserve">2.5</w:t>
+        </w:r>
+      </w:hyperlink>
+      <w:r>
+        <w:t xml:space="preserve">.</w:t>
+      </w:r>
+    </w:p>
+    <w:p>
+      <w:pPr>
+        <w:pStyle w:val="BodyText"/>
+      </w:pPr>
+      <w:r>
         <w:rPr>
           <w:iCs/>
           <w:i/>
@@ -3167,16 +3588,156 @@
         <w:t xml:space="preserve"> </w:t>
       </w:r>
       <w:r>
-        <w:t xml:space="preserve">and RQ2 asks whether the three adjusted ones add anything to the plain baseline.</w:t>
+        <w:t xml:space="preserve">and RQ2 asks whether the three calibrated ones add anything to the plain baseline.</w:t>
       </w:r>
     </w:p>
     <w:bookmarkEnd w:id="36"/>
-    <w:bookmarkStart w:id="37" w:name="X37c9b837633bc5e1bf69e5ef899af2c6a68c28f"/>
+    <w:bookmarkStart w:id="37" w:name="levels-of-access-to-a-model"/>
     <w:p>
       <w:pPr>
         <w:pStyle w:val="Heading3"/>
       </w:pPr>
       <w:r>
+        <w:t xml:space="preserve">Levels of access to a model</w:t>
+      </w:r>
+    </w:p>
+    <w:p>
+      <w:pPr>
+        <w:pStyle w:val="FirstParagraph"/>
+      </w:pPr>
+      <w:r>
+        <w:t xml:space="preserve">Detectors differ in what they need from the model.</w:t>
+      </w:r>
+      <w:r>
+        <w:t xml:space="preserve"> </w:t>
+      </w:r>
+      <w:r>
+        <w:rPr>
+          <w:iCs/>
+          <w:i/>
+        </w:rPr>
+        <w:t xml:space="preserve">Black-box</w:t>
+      </w:r>
+      <w:r>
+        <w:t xml:space="preserve"> </w:t>
+      </w:r>
+      <w:r>
+        <w:t xml:space="preserve">access means text in</w:t>
+      </w:r>
+      <w:r>
+        <w:t xml:space="preserve"> </w:t>
+      </w:r>
+      <w:r>
+        <w:t xml:space="preserve">and text out, with no numeric scores, which is what a public chat interface provides.</w:t>
+      </w:r>
+      <w:r>
+        <w:t xml:space="preserve"> </w:t>
+      </w:r>
+      <w:r>
+        <w:rPr>
+          <w:iCs/>
+          <w:i/>
+        </w:rPr>
+        <w:t xml:space="preserve">Gray-box</w:t>
+      </w:r>
+      <w:r>
+        <w:t xml:space="preserve"> </w:t>
+      </w:r>
+      <w:r>
+        <w:t xml:space="preserve">access adds the model’s log-probability for each token of a text you</w:t>
+      </w:r>
+      <w:r>
+        <w:t xml:space="preserve"> </w:t>
+      </w:r>
+      <w:r>
+        <w:t xml:space="preserve">supply.</w:t>
+      </w:r>
+      <w:r>
+        <w:t xml:space="preserve"> </w:t>
+      </w:r>
+      <w:r>
+        <w:rPr>
+          <w:iCs/>
+          <w:i/>
+        </w:rPr>
+        <w:t xml:space="preserve">White-box</w:t>
+      </w:r>
+      <w:r>
+        <w:t xml:space="preserve"> </w:t>
+      </w:r>
+      <w:r>
+        <w:t xml:space="preserve">access adds the model’s full probability distribution over the</w:t>
+      </w:r>
+      <w:r>
+        <w:t xml:space="preserve"> </w:t>
+      </w:r>
+      <w:r>
+        <w:t xml:space="preserve">entire vocabulary at every position.</w:t>
+      </w:r>
+    </w:p>
+    <w:p>
+      <w:pPr>
+        <w:pStyle w:val="BodyText"/>
+      </w:pPr>
+      <w:r>
+        <w:rPr>
+          <w:iCs/>
+          <w:i/>
+        </w:rPr>
+        <w:t xml:space="preserve">Why this is needed.</w:t>
+      </w:r>
+      <w:r>
+        <w:t xml:space="preserve"> </w:t>
+      </w:r>
+      <w:r>
+        <w:t xml:space="preserve">Section </w:t>
+      </w:r>
+      <w:hyperlink w:anchor="sec:threat">
+        <w:r>
+          <w:rPr>
+            <w:rStyle w:val="Hyperlink"/>
+          </w:rPr>
+          <w:t xml:space="preserve">3</w:t>
+        </w:r>
+      </w:hyperlink>
+      <w:r>
+        <w:t xml:space="preserve"> </w:t>
+      </w:r>
+      <w:r>
+        <w:t xml:space="preserve">grades each detector by the least</w:t>
+      </w:r>
+      <w:r>
+        <w:t xml:space="preserve"> </w:t>
+      </w:r>
+      <w:r>
+        <w:t xml:space="preserve">access it requires, and this determines who can actually run it. An external auditor of a</w:t>
+      </w:r>
+      <w:r>
+        <w:t xml:space="preserve"> </w:t>
+      </w:r>
+      <w:r>
+        <w:t xml:space="preserve">hosted model typically has black-box access only. Of our four detectors, LOSS, Min-K%,</w:t>
+      </w:r>
+      <w:r>
+        <w:t xml:space="preserve"> </w:t>
+      </w:r>
+      <w:r>
+        <w:t xml:space="preserve">and the zlib ratio need gray-box access, and Min-K%++ is the only one that requires</w:t>
+      </w:r>
+      <w:r>
+        <w:t xml:space="preserve"> </w:t>
+      </w:r>
+      <w:r>
+        <w:t xml:space="preserve">white-box access.</w:t>
+      </w:r>
+    </w:p>
+    <w:bookmarkEnd w:id="37"/>
+    <w:bookmarkStart w:id="38" w:name="X37c9b837633bc5e1bf69e5ef899af2c6a68c28f"/>
+    <w:p>
+      <w:pPr>
+        <w:pStyle w:val="Heading3"/>
+      </w:pPr>
+      <w:r>
         <w:t xml:space="preserve">Corpus-side and benchmark-level contamination tests</w:t>
       </w:r>
     </w:p>
@@ -3330,8 +3891,8 @@
         <w:t xml:space="preserve">for real benchmarks independent of any detector’s reliability.</w:t>
       </w:r>
     </w:p>
-    <w:bookmarkEnd w:id="37"/>
-    <w:bookmarkStart w:id="38" w:name="how-privacy-attacks-should-be-evaluated"/>
+    <w:bookmarkEnd w:id="38"/>
+    <w:bookmarkStart w:id="39" w:name="how-privacy-attacks-should-be-evaluated"/>
     <w:p>
       <w:pPr>
         <w:pStyle w:val="Heading3"/>
@@ -3508,8 +4069,8 @@
         <w:t xml:space="preserve">expect, and it prevents a detector that never fires confidently from looking successful.</w:t>
       </w:r>
     </w:p>
-    <w:bookmarkEnd w:id="38"/>
-    <w:bookmarkStart w:id="39" w:name="X56e89543b55e922bdfc6eec66d63c34b96c231d"/>
+    <w:bookmarkEnd w:id="39"/>
+    <w:bookmarkStart w:id="40" w:name="X56e89543b55e922bdfc6eec66d63c34b96c231d"/>
     <w:p>
       <w:pPr>
         <w:pStyle w:val="Heading3"/>
@@ -4000,9 +4561,357 @@
         <w:t xml:space="preserve">which is the main way a null result can be quietly converted into a positive one.</w:t>
       </w:r>
     </w:p>
-    <w:bookmarkEnd w:id="39"/>
+    <w:p>
+      <w:pPr>
+        <w:numPr>
+          <w:ilvl w:val="0"/>
+          <w:numId w:val="1004"/>
+        </w:numPr>
+      </w:pPr>
+      <w:r>
+        <w:rPr>
+          <w:bCs/>
+          <w:b/>
+        </w:rPr>
+        <w:t xml:space="preserve">Zero-order correlation.</w:t>
+      </w:r>
+      <w:r>
+        <w:t xml:space="preserve"> </w:t>
+      </w:r>
+      <w:r>
+        <w:t xml:space="preserve">The plain correlation between two quantities with</w:t>
+      </w:r>
+      <w:r>
+        <w:t xml:space="preserve"> </w:t>
+      </w:r>
+      <w:r>
+        <w:t xml:space="preserve">nothing controlled for. We use it as the contrast to the partial correlation, so that the</w:t>
+      </w:r>
+      <w:r>
+        <w:t xml:space="preserve"> </w:t>
+      </w:r>
+      <w:r>
+        <w:t xml:space="preserve">difference between the two isolates what loss accounts for.</w:t>
+      </w:r>
+    </w:p>
+    <w:p>
+      <w:pPr>
+        <w:numPr>
+          <w:ilvl w:val="0"/>
+          <w:numId w:val="1004"/>
+        </w:numPr>
+      </w:pPr>
+      <w:r>
+        <w:rPr>
+          <w:bCs/>
+          <w:b/>
+        </w:rPr>
+        <w:t xml:space="preserve">Decile stratification.</w:t>
+      </w:r>
+      <w:r>
+        <w:t xml:space="preserve"> </w:t>
+      </w:r>
+      <w:r>
+        <w:t xml:space="preserve">The coarser version of the non-linear control</w:t>
+      </w:r>
+      <w:r>
+        <w:t xml:space="preserve"> </w:t>
+      </w:r>
+      <w:r>
+        <w:t xml:space="preserve">described above. Sort the items by loss, cut them into ten equal groups, compute the</w:t>
+      </w:r>
+      <w:r>
+        <w:t xml:space="preserve"> </w:t>
+      </w:r>
+      <w:r>
+        <w:t xml:space="preserve">correlation inside each group, and combine. It removes any relationship with loss,</w:t>
+      </w:r>
+      <w:r>
+        <w:t xml:space="preserve"> </w:t>
+      </w:r>
+      <w:r>
+        <w:t xml:space="preserve">whatever its shape, at the cost of statistical power.</w:t>
+      </w:r>
+    </w:p>
+    <w:p>
+      <w:pPr>
+        <w:numPr>
+          <w:ilvl w:val="0"/>
+          <w:numId w:val="1004"/>
+        </w:numPr>
+      </w:pPr>
+      <w:r>
+        <w:rPr>
+          <w:bCs/>
+          <w:b/>
+        </w:rPr>
+        <w:t xml:space="preserve">Kendall’s τ-b.</w:t>
+      </w:r>
+      <w:r>
+        <w:t xml:space="preserve"> </w:t>
+      </w:r>
+      <w:r>
+        <w:t xml:space="preserve">An alternative rank correlation that handles ties</w:t>
+      </w:r>
+      <w:r>
+        <w:t xml:space="preserve"> </w:t>
+      </w:r>
+      <w:r>
+        <w:t xml:space="preserve">explicitly. We report it as a robustness check because our outcome has many tied values</w:t>
+      </w:r>
+      <w:r>
+        <w:t xml:space="preserve"> </w:t>
+      </w:r>
+      <w:r>
+        <w:t xml:space="preserve">at zero, which Spearman handles less gracefully.</w:t>
+      </w:r>
+    </w:p>
+    <w:p>
+      <w:pPr>
+        <w:numPr>
+          <w:ilvl w:val="0"/>
+          <w:numId w:val="1004"/>
+        </w:numPr>
+      </w:pPr>
+      <w:r>
+        <w:rPr>
+          <w:bCs/>
+          <w:b/>
+        </w:rPr>
+        <w:t xml:space="preserve">Deduplication.</w:t>
+      </w:r>
+      <w:r>
+        <w:t xml:space="preserve"> </w:t>
+      </w:r>
+      <w:r>
+        <w:t xml:space="preserve">Removing near-duplicate documents from a training corpus</w:t>
+      </w:r>
+      <w:r>
+        <w:t xml:space="preserve"> </w:t>
+      </w:r>
+      <w:r>
+        <w:t xml:space="preserve">before training. Duplication is one of the strongest known drivers of</w:t>
+      </w:r>
+      <w:r>
+        <w:t xml:space="preserve"> </w:t>
+      </w:r>
+      <w:r>
+        <w:t xml:space="preserve">memorization </w:t>
+      </w:r>
+      <w:r>
+        <w:t xml:space="preserve">(Carlini et al., 2023)</w:t>
+      </w:r>
+      <w:r>
+        <w:t xml:space="preserve">, so the Pythia suite ships a</w:t>
+      </w:r>
+      <w:r>
+        <w:t xml:space="preserve"> </w:t>
+      </w:r>
+      <w:r>
+        <w:t xml:space="preserve">deduplicated-corpus counterpart to each model, which we use as a robustness arm.</w:t>
+      </w:r>
+    </w:p>
+    <w:p>
+      <w:pPr>
+        <w:numPr>
+          <w:ilvl w:val="0"/>
+          <w:numId w:val="1004"/>
+        </w:numPr>
+      </w:pPr>
+      <w:r>
+        <w:rPr>
+          <w:bCs/>
+          <w:b/>
+        </w:rPr>
+        <w:t xml:space="preserve">Distribution shift, and the temporal confound.</w:t>
+      </w:r>
+      <w:r>
+        <w:t xml:space="preserve"> </w:t>
+      </w:r>
+      <w:r>
+        <w:t xml:space="preserve">A detector can appear to</w:t>
+      </w:r>
+      <w:r>
+        <w:t xml:space="preserve"> </w:t>
+      </w:r>
+      <w:r>
+        <w:t xml:space="preserve">identify training members when the member and non-member texts simply differ in some other</w:t>
+      </w:r>
+      <w:r>
+        <w:t xml:space="preserve"> </w:t>
+      </w:r>
+      <w:r>
+        <w:t xml:space="preserve">way, such as topic, source, or date of writing. The most common instance is the</w:t>
+      </w:r>
+      <w:r>
+        <w:t xml:space="preserve"> </w:t>
+      </w:r>
+      <w:r>
+        <w:rPr>
+          <w:iCs/>
+          <w:i/>
+        </w:rPr>
+        <w:t xml:space="preserve">temporal confound</w:t>
+      </w:r>
+      <w:r>
+        <w:t xml:space="preserve">, where non-members are drawn from a later period than the</w:t>
+      </w:r>
+      <w:r>
+        <w:t xml:space="preserve"> </w:t>
+      </w:r>
+      <w:r>
+        <w:t xml:space="preserve">training cutoff, so the detector is really detecting era rather than</w:t>
+      </w:r>
+      <w:r>
+        <w:t xml:space="preserve"> </w:t>
+      </w:r>
+      <w:r>
+        <w:t xml:space="preserve">membership </w:t>
+      </w:r>
+      <w:r>
+        <w:t xml:space="preserve">(Duan et al., 2024)</w:t>
+      </w:r>
+      <w:r>
+        <w:t xml:space="preserve">. Avoiding this is the main reason we construct members and</w:t>
+      </w:r>
+      <w:r>
+        <w:t xml:space="preserve"> </w:t>
+      </w:r>
+      <w:r>
+        <w:t xml:space="preserve">non-members from the same corpus and match them by subset.</w:t>
+      </w:r>
+    </w:p>
+    <w:p>
+      <w:pPr>
+        <w:numPr>
+          <w:ilvl w:val="0"/>
+          <w:numId w:val="1004"/>
+        </w:numPr>
+      </w:pPr>
+      <w:r>
+        <w:rPr>
+          <w:bCs/>
+          <w:b/>
+        </w:rPr>
+        <w:t xml:space="preserve">Construct validity.</w:t>
+      </w:r>
+      <w:r>
+        <w:t xml:space="preserve"> </w:t>
+      </w:r>
+      <w:r>
+        <w:t xml:space="preserve">Whether a measurement actually captures the concept it</w:t>
+      </w:r>
+      <w:r>
+        <w:t xml:space="preserve"> </w:t>
+      </w:r>
+      <w:r>
+        <w:t xml:space="preserve">is meant to capture, as opposed to something correlated with it. This is the central</w:t>
+      </w:r>
+      <w:r>
+        <w:t xml:space="preserve"> </w:t>
+      </w:r>
+      <w:r>
+        <w:t xml:space="preserve">methodological risk in our design, because our outcome is computed from the same token</w:t>
+      </w:r>
+      <w:r>
+        <w:t xml:space="preserve"> </w:t>
+      </w:r>
+      <w:r>
+        <w:t xml:space="preserve">probabilities as our predictor, and Section </w:t>
+      </w:r>
+      <w:hyperlink w:anchor="sec:limitations">
+        <w:r>
+          <w:rPr>
+            <w:rStyle w:val="Hyperlink"/>
+          </w:rPr>
+          <w:t xml:space="preserve">8</w:t>
+        </w:r>
+      </w:hyperlink>
+      <w:r>
+        <w:t xml:space="preserve"> </w:t>
+      </w:r>
+      <w:r>
+        <w:t xml:space="preserve">treats it directly.</w:t>
+      </w:r>
+    </w:p>
+    <w:p>
+      <w:pPr>
+        <w:numPr>
+          <w:ilvl w:val="0"/>
+          <w:numId w:val="1004"/>
+        </w:numPr>
+      </w:pPr>
+      <w:r>
+        <w:rPr>
+          <w:bCs/>
+          <w:b/>
+        </w:rPr>
+        <w:t xml:space="preserve">Differential privacy.</w:t>
+      </w:r>
+      <w:r>
+        <w:t xml:space="preserve"> </w:t>
+      </w:r>
+      <w:r>
+        <w:t xml:space="preserve">A formal guarantee, added during training, that the</w:t>
+      </w:r>
+      <w:r>
+        <w:t xml:space="preserve"> </w:t>
+      </w:r>
+      <w:r>
+        <w:t xml:space="preserve">model’s behaviour changes only slightly when any single training record is removed, which</w:t>
+      </w:r>
+      <w:r>
+        <w:t xml:space="preserve"> </w:t>
+      </w:r>
+      <w:r>
+        <w:t xml:space="preserve">bounds how much can be inferred about that record </w:t>
+      </w:r>
+      <w:r>
+        <w:t xml:space="preserve">(</w:t>
+      </w:r>
+      <w:r>
+        <w:rPr>
+          <w:bCs/>
+          <w:b/>
+        </w:rPr>
+        <w:t xml:space="preserve">abadi2016dp?</w:t>
+      </w:r>
+      <w:r>
+        <w:t xml:space="preserve">)</w:t>
+      </w:r>
+      <w:r>
+        <w:t xml:space="preserve">. We discuss it as the</w:t>
+      </w:r>
+      <w:r>
+        <w:t xml:space="preserve"> </w:t>
+      </w:r>
+      <w:r>
+        <w:t xml:space="preserve">producer-side mitigation our threat model motivates and do not implement it.</w:t>
+      </w:r>
+    </w:p>
+    <w:p>
+      <w:pPr>
+        <w:pStyle w:val="FirstParagraph"/>
+      </w:pPr>
+      <w:r>
+        <w:t xml:space="preserve">For the variance inflation factor, a value of 1 means no collinearity, values above</w:t>
+      </w:r>
+      <w:r>
+        <w:t xml:space="preserve"> </w:t>
+      </w:r>
+      <w:r>
+        <w:t xml:space="preserve">roughly 5 are conventionally treated as high, and our detectors range from 2.4 to</w:t>
+      </w:r>
+      <w:r>
+        <w:t xml:space="preserve"> </w:t>
+      </w:r>
+      <w:r>
+        <w:t xml:space="preserve">6.2. We report the index rather than applying a threshold mechanically.</w:t>
+      </w:r>
+    </w:p>
     <w:bookmarkEnd w:id="40"/>
-    <w:bookmarkStart w:id="42" w:name="sec:chain"/>
+    <w:bookmarkEnd w:id="41"/>
+    <w:bookmarkStart w:id="43" w:name="sec:chain"/>
     <w:p>
       <w:pPr>
         <w:pStyle w:val="Heading2"/>
@@ -4095,32 +5004,25 @@
           <w:bCs/>
           <w:b/>
         </w:rPr>
-        <w:t xml:space="preserve">A1 (signal validity).</w:t>
-      </w:r>
-      <w:r>
-        <w:t xml:space="preserve"> </w:t>
-      </w:r>
-      <w:r>
-        <w:t xml:space="preserve">A detector’s contamination score reflects</w:t>
-      </w:r>
-      <w:r>
-        <w:t xml:space="preserve"> </w:t>
-      </w:r>
-      <w:r>
-        <w:rPr>
-          <w:iCs/>
-          <w:i/>
-        </w:rPr>
-        <w:t xml:space="preserve">item-specific retention</w:t>
-      </w:r>
-      <w:r>
-        <w:t xml:space="preserve">, and not merely how intrinsically predictable the text</w:t>
-      </w:r>
-      <w:r>
-        <w:t xml:space="preserve"> </w:t>
-      </w:r>
-      <w:r>
-        <w:t xml:space="preserve">is.</w:t>
+        <w:t xml:space="preserve">A0 (metric identification).</w:t>
+      </w:r>
+      <w:r>
+        <w:t xml:space="preserve"> </w:t>
+      </w:r>
+      <w:r>
+        <w:t xml:space="preserve">The scores used to detect contamination are</w:t>
+      </w:r>
+      <w:r>
+        <w:t xml:space="preserve"> </w:t>
+      </w:r>
+      <w:r>
+        <w:t xml:space="preserve">the same scores used to detect training-set membership, and they behave on benchmark</w:t>
+      </w:r>
+      <w:r>
+        <w:t xml:space="preserve"> </w:t>
+      </w:r>
+      <w:r>
+        <w:t xml:space="preserve">items as they do on other training documents.</w:t>
       </w:r>
       <w:r>
         <w:br/>
@@ -4136,19 +5038,31 @@
         <w:t xml:space="preserve"> </w:t>
       </w:r>
       <w:r>
-        <w:t xml:space="preserve">If a score rises only because a text is generic or formulaic,</w:t>
-      </w:r>
-      <w:r>
-        <w:t xml:space="preserve"> </w:t>
-      </w:r>
-      <w:r>
-        <w:t xml:space="preserve">it cannot separate "the model saw this item" from "this item is easy for any model", and</w:t>
-      </w:r>
-      <w:r>
-        <w:t xml:space="preserve"> </w:t>
-      </w:r>
-      <w:r>
-        <w:t xml:space="preserve">it cannot indicate which items carry risk.</w:t>
+        <w:t xml:space="preserve">Contamination detection in practice reuses the</w:t>
+      </w:r>
+      <w:r>
+        <w:t xml:space="preserve"> </w:t>
+      </w:r>
+      <w:r>
+        <w:t xml:space="preserve">membership-inference toolkit unchanged, in that a benchmark item is called contaminated</w:t>
+      </w:r>
+      <w:r>
+        <w:t xml:space="preserve"> </w:t>
+      </w:r>
+      <w:r>
+        <w:t xml:space="preserve">when a membership detector scores it as a likely training member. Every quantity we</w:t>
+      </w:r>
+      <w:r>
+        <w:t xml:space="preserve"> </w:t>
+      </w:r>
+      <w:r>
+        <w:t xml:space="preserve">compute is therefore a membership score, and calling it a contamination score</w:t>
+      </w:r>
+      <w:r>
+        <w:t xml:space="preserve"> </w:t>
+      </w:r>
+      <w:r>
+        <w:t xml:space="preserve">presupposes that the two coincide.</w:t>
       </w:r>
       <w:r>
         <w:br/>
@@ -4159,12 +5073,6 @@
           <w:i/>
         </w:rPr>
         <w:t xml:space="preserve">Status.</w:t>
-      </w:r>
-      <w:r>
-        <w:t xml:space="preserve"> </w:t>
-      </w:r>
-      <w:r>
-        <w:t xml:space="preserve">Testable wherever membership is ground truth.</w:t>
       </w:r>
       <w:r>
         <w:t xml:space="preserve"> </w:t>
@@ -4174,36 +5082,55 @@
           <w:bCs/>
           <w:b/>
         </w:rPr>
-        <w:t xml:space="preserve">This is the</w:t>
-      </w:r>
-      <w:r>
-        <w:rPr>
-          <w:bCs/>
-          <w:b/>
-        </w:rPr>
-        <w:t xml:space="preserve"> </w:t>
-      </w:r>
-      <w:r>
-        <w:rPr>
-          <w:bCs/>
-          <w:b/>
-        </w:rPr>
-        <w:t xml:space="preserve">assumption our experiments examine</w:t>
-      </w:r>
-      <w:r>
-        <w:t xml:space="preserve">, and RQ2 is its operational form. We test it in the</w:t>
-      </w:r>
-      <w:r>
-        <w:t xml:space="preserve"> </w:t>
-      </w:r>
-      <w:r>
-        <w:t xml:space="preserve">strongest available way, by asking whether each detector predicts leakage after the</w:t>
-      </w:r>
-      <w:r>
-        <w:t xml:space="preserve"> </w:t>
-      </w:r>
-      <w:r>
-        <w:t xml:space="preserve">text’s intrinsic predictability, as captured by loss, is held fixed.</w:t>
+        <w:t xml:space="preserve">Assumed, not tested.</w:t>
+      </w:r>
+      <w:r>
+        <w:t xml:space="preserve"> </w:t>
+      </w:r>
+      <w:r>
+        <w:t xml:space="preserve">Our per-item analysis is run on Pile</w:t>
+      </w:r>
+      <w:r>
+        <w:t xml:space="preserve"> </w:t>
+      </w:r>
+      <w:r>
+        <w:t xml:space="preserve">documents rather than on benchmark items, because that is where membership is ground</w:t>
+      </w:r>
+      <w:r>
+        <w:t xml:space="preserve"> </w:t>
+      </w:r>
+      <w:r>
+        <w:t xml:space="preserve">truth and where an extraction outcome can be measured. Benchmark items are handled</w:t>
+      </w:r>
+      <w:r>
+        <w:t xml:space="preserve"> </w:t>
+      </w:r>
+      <w:r>
+        <w:t xml:space="preserve">separately by the corpus-side and benchmark-level tests. Benchmark items are short,</w:t>
+      </w:r>
+      <w:r>
+        <w:t xml:space="preserve"> </w:t>
+      </w:r>
+      <w:r>
+        <w:t xml:space="preserve">highly templated, and unusually widely duplicated, all of which are known to affect</w:t>
+      </w:r>
+      <w:r>
+        <w:t xml:space="preserve"> </w:t>
+      </w:r>
+      <w:r>
+        <w:t xml:space="preserve">memorization </w:t>
+      </w:r>
+      <w:r>
+        <w:t xml:space="preserve">(Carlini et al., 2023)</w:t>
+      </w:r>
+      <w:r>
+        <w:t xml:space="preserve">, so this identification is not free and we</w:t>
+      </w:r>
+      <w:r>
+        <w:t xml:space="preserve"> </w:t>
+      </w:r>
+      <w:r>
+        <w:t xml:space="preserve">flag it as the chain’s entry condition.</w:t>
       </w:r>
     </w:p>
     <w:p>
@@ -4218,6 +5145,231 @@
           <w:bCs/>
           <w:b/>
         </w:rPr>
+        <w:t xml:space="preserve">A1 (signal validity).</w:t>
+      </w:r>
+      <w:r>
+        <w:t xml:space="preserve"> </w:t>
+      </w:r>
+      <w:r>
+        <w:t xml:space="preserve">A detector’s contamination score reflects</w:t>
+      </w:r>
+      <w:r>
+        <w:t xml:space="preserve"> </w:t>
+      </w:r>
+      <w:r>
+        <w:rPr>
+          <w:iCs/>
+          <w:i/>
+        </w:rPr>
+        <w:t xml:space="preserve">item-specific retention</w:t>
+      </w:r>
+      <w:r>
+        <w:t xml:space="preserve">, and not merely how intrinsically predictable the text</w:t>
+      </w:r>
+      <w:r>
+        <w:t xml:space="preserve"> </w:t>
+      </w:r>
+      <w:r>
+        <w:t xml:space="preserve">is.</w:t>
+      </w:r>
+      <w:r>
+        <w:br/>
+      </w:r>
+      <w:r>
+        <w:rPr>
+          <w:iCs/>
+          <w:i/>
+        </w:rPr>
+        <w:t xml:space="preserve">Why it is needed.</w:t>
+      </w:r>
+      <w:r>
+        <w:t xml:space="preserve"> </w:t>
+      </w:r>
+      <w:r>
+        <w:t xml:space="preserve">If a score rises only because a text is generic or formulaic,</w:t>
+      </w:r>
+      <w:r>
+        <w:t xml:space="preserve"> </w:t>
+      </w:r>
+      <w:r>
+        <w:t xml:space="preserve">it cannot separate "the model saw this item" from "this item is easy for any model", and</w:t>
+      </w:r>
+      <w:r>
+        <w:t xml:space="preserve"> </w:t>
+      </w:r>
+      <w:r>
+        <w:t xml:space="preserve">it cannot indicate which items carry risk.</w:t>
+      </w:r>
+      <w:r>
+        <w:br/>
+      </w:r>
+      <w:r>
+        <w:rPr>
+          <w:iCs/>
+          <w:i/>
+        </w:rPr>
+        <w:t xml:space="preserve">Status.</w:t>
+      </w:r>
+      <w:r>
+        <w:t xml:space="preserve"> </w:t>
+      </w:r>
+      <w:r>
+        <w:t xml:space="preserve">Testable wherever membership is ground truth, and</w:t>
+      </w:r>
+      <w:r>
+        <w:t xml:space="preserve"> </w:t>
+      </w:r>
+      <w:r>
+        <w:rPr>
+          <w:bCs/>
+          <w:b/>
+        </w:rPr>
+        <w:t xml:space="preserve">this is the</w:t>
+      </w:r>
+      <w:r>
+        <w:rPr>
+          <w:bCs/>
+          <w:b/>
+        </w:rPr>
+        <w:t xml:space="preserve"> </w:t>
+      </w:r>
+      <w:r>
+        <w:rPr>
+          <w:bCs/>
+          <w:b/>
+        </w:rPr>
+        <w:t xml:space="preserve">assumption our experiments examine, for the three calibrated detectors</w:t>
+      </w:r>
+      <w:r>
+        <w:t xml:space="preserve">. RQ2 is its</w:t>
+      </w:r>
+      <w:r>
+        <w:t xml:space="preserve"> </w:t>
+      </w:r>
+      <w:r>
+        <w:t xml:space="preserve">operational form. Two caveats bound what we can conclude, and we state them here rather</w:t>
+      </w:r>
+      <w:r>
+        <w:t xml:space="preserve"> </w:t>
+      </w:r>
+      <w:r>
+        <w:t xml:space="preserve">than in the limitations because they shape the claim itself. First, we hold intrinsic</w:t>
+      </w:r>
+      <w:r>
+        <w:t xml:space="preserve"> </w:t>
+      </w:r>
+      <w:r>
+        <w:t xml:space="preserve">predictability fixed using loss, but loss is itself the simplest retention signal, so a</w:t>
+      </w:r>
+      <w:r>
+        <w:t xml:space="preserve"> </w:t>
+      </w:r>
+      <w:r>
+        <w:t xml:space="preserve">null residual establishes only that a calibrated detector adds nothing</w:t>
+      </w:r>
+      <w:r>
+        <w:t xml:space="preserve"> </w:t>
+      </w:r>
+      <w:r>
+        <w:rPr>
+          <w:iCs/>
+          <w:i/>
+        </w:rPr>
+        <w:t xml:space="preserve">beyond the</w:t>
+      </w:r>
+      <w:r>
+        <w:rPr>
+          <w:iCs/>
+          <w:i/>
+        </w:rPr>
+        <w:t xml:space="preserve"> </w:t>
+      </w:r>
+      <w:r>
+        <w:rPr>
+          <w:iCs/>
+          <w:i/>
+        </w:rPr>
+        <w:t xml:space="preserve">cheapest available retention signal</w:t>
+      </w:r>
+      <w:r>
+        <w:t xml:space="preserve">, not that it carries no retention signal at all. We</w:t>
+      </w:r>
+      <w:r>
+        <w:t xml:space="preserve"> </w:t>
+      </w:r>
+      <w:r>
+        <w:t xml:space="preserve">cannot test A1 for LOSS itself, because loss is the control. Second, at our scale loss</w:t>
+      </w:r>
+      <w:r>
+        <w:t xml:space="preserve"> </w:t>
+      </w:r>
+      <w:r>
+        <w:t xml:space="preserve">does not separate members from non-members above chance</w:t>
+      </w:r>
+      <w:r>
+        <w:t xml:space="preserve"> </w:t>
+      </w:r>
+      <w:r>
+        <w:t xml:space="preserve">(Section </w:t>
+      </w:r>
+      <w:hyperlink w:anchor="sec:res-membership">
+        <w:r>
+          <w:rPr>
+            <w:rStyle w:val="Hyperlink"/>
+          </w:rPr>
+          <w:t xml:space="preserve">6.1</w:t>
+        </w:r>
+      </w:hyperlink>
+      <w:r>
+        <w:t xml:space="preserve">), and part of the association between loss and</w:t>
+      </w:r>
+      <w:r>
+        <w:t xml:space="preserve"> </w:t>
+      </w:r>
+      <w:r>
+        <w:t xml:space="preserve">extraction is definitional, since both are computed from the same per-token</w:t>
+      </w:r>
+      <w:r>
+        <w:t xml:space="preserve"> </w:t>
+      </w:r>
+      <w:r>
+        <w:t xml:space="preserve">probabilities. Read together, our evidence is consistent with A1 failing at this scale</w:t>
+      </w:r>
+      <w:r>
+        <w:t xml:space="preserve"> </w:t>
+      </w:r>
+      <w:r>
+        <w:t xml:space="preserve">for every detector we test, including the baseline, and we regard establishing A1 for</w:t>
+      </w:r>
+      <w:r>
+        <w:t xml:space="preserve"> </w:t>
+      </w:r>
+      <w:r>
+        <w:rPr>
+          <w:iCs/>
+          <w:i/>
+        </w:rPr>
+        <w:t xml:space="preserve">any</w:t>
+      </w:r>
+      <w:r>
+        <w:t xml:space="preserve"> </w:t>
+      </w:r>
+      <w:r>
+        <w:t xml:space="preserve">affordable detector as an open problem rather than a settled premise.</w:t>
+      </w:r>
+    </w:p>
+    <w:p>
+      <w:pPr>
+        <w:numPr>
+          <w:ilvl w:val="0"/>
+          <w:numId w:val="1005"/>
+        </w:numPr>
+      </w:pPr>
+      <w:r>
+        <w:rPr>
+          <w:bCs/>
+          <w:b/>
+        </w:rPr>
         <w:t xml:space="preserve">A2 (retention implies emission).</w:t>
       </w:r>
       <w:r>
@@ -4268,40 +5420,77 @@
         <w:t xml:space="preserve"> </w:t>
       </w:r>
       <w:r>
-        <w:t xml:space="preserve">Partially supported by prior work and partially tested here. We use</w:t>
-      </w:r>
-      <w:r>
-        <w:t xml:space="preserve"> </w:t>
-      </w:r>
-      <w:r>
-        <w:t xml:space="preserve">prefix-continuation with greedy decoding, which is one realizable</w:t>
-      </w:r>
-      <w:r>
-        <w:t xml:space="preserve"> </w:t>
-      </w:r>
-      <w:r>
-        <w:t xml:space="preserve">procedure </w:t>
+        <w:t xml:space="preserve">Instantiated here rather than tested. We implement one realizable</w:t>
+      </w:r>
+      <w:r>
+        <w:t xml:space="preserve"> </w:t>
+      </w:r>
+      <w:r>
+        <w:t xml:space="preserve">elicitation procedure, prefix-continuation with greedy</w:t>
+      </w:r>
+      <w:r>
+        <w:t xml:space="preserve"> </w:t>
+      </w:r>
+      <w:r>
+        <w:t xml:space="preserve">decoding </w:t>
       </w:r>
       <w:r>
         <w:t xml:space="preserve">(Carlini et al., 2023)</w:t>
       </w:r>
       <w:r>
-        <w:t xml:space="preserve"> </w:t>
-      </w:r>
-      <w:r>
-        <w:t xml:space="preserve">and a lower bound, since stronger prompting</w:t>
-      </w:r>
-      <w:r>
-        <w:t xml:space="preserve"> </w:t>
-      </w:r>
-      <w:r>
-        <w:t xml:space="preserve">extracts more </w:t>
+        <w:t xml:space="preserve">, and observe a low but non-zero rate at our</w:t>
+      </w:r>
+      <w:r>
+        <w:t xml:space="preserve"> </w:t>
+      </w:r>
+      <w:r>
+        <w:t xml:space="preserve">scale. It is a lower bound, since stronger prompting extracts</w:t>
+      </w:r>
+      <w:r>
+        <w:t xml:space="preserve"> </w:t>
+      </w:r>
+      <w:r>
+        <w:t xml:space="preserve">more </w:t>
       </w:r>
       <w:r>
         <w:t xml:space="preserve">(Nasr et al., 2025)</w:t>
       </w:r>
       <w:r>
-        <w:t xml:space="preserve">.</w:t>
+        <w:t xml:space="preserve">. Note also that this procedure requires the adversary to</w:t>
+      </w:r>
+      <w:r>
+        <w:t xml:space="preserve"> </w:t>
+      </w:r>
+      <w:r>
+        <w:t xml:space="preserve">already hold a prefix of the target document, so it models</w:t>
+      </w:r>
+      <w:r>
+        <w:t xml:space="preserve"> </w:t>
+      </w:r>
+      <w:r>
+        <w:rPr>
+          <w:iCs/>
+          <w:i/>
+        </w:rPr>
+        <w:t xml:space="preserve">targeted</w:t>
+      </w:r>
+      <w:r>
+        <w:t xml:space="preserve"> </w:t>
+      </w:r>
+      <w:r>
+        <w:t xml:space="preserve">extraction</w:t>
+      </w:r>
+      <w:r>
+        <w:t xml:space="preserve"> </w:t>
+      </w:r>
+      <w:r>
+        <w:t xml:space="preserve">against a known document rather than untargeted discovery, which is a weaker threat than</w:t>
+      </w:r>
+      <w:r>
+        <w:t xml:space="preserve"> </w:t>
+      </w:r>
+      <w:r>
+        <w:t xml:space="preserve">the phrase "an adversary could run it" might suggest.</w:t>
       </w:r>
     </w:p>
     <w:p>
@@ -4552,7 +5741,7 @@
         <w:t xml:space="preserve">transfer.</w:t>
       </w:r>
     </w:p>
-    <w:bookmarkStart w:id="41" w:name="what-this-means-for-the-papers-claims."/>
+    <w:bookmarkStart w:id="42" w:name="what-this-means-for-the-papers-claims."/>
     <w:p>
       <w:pPr>
         <w:pStyle w:val="Heading4"/>
@@ -4625,10 +5814,10 @@
         <w:t xml:space="preserve">returns to what would be required to test A3 and A4 directly.</w:t>
       </w:r>
     </w:p>
-    <w:bookmarkEnd w:id="41"/>
     <w:bookmarkEnd w:id="42"/>
     <w:bookmarkEnd w:id="43"/>
-    <w:bookmarkStart w:id="49" w:name="sec:threat"/>
+    <w:bookmarkEnd w:id="44"/>
+    <w:bookmarkStart w:id="50" w:name="sec:threat"/>
     <w:p>
       <w:pPr>
         <w:pStyle w:val="Heading1"/>
@@ -4668,7 +5857,7 @@
         <w:t xml:space="preserve">.</w:t>
       </w:r>
     </w:p>
-    <w:bookmarkStart w:id="44" w:name="two-parties-with-different-problems"/>
+    <w:bookmarkStart w:id="45" w:name="two-parties-with-different-problems"/>
     <w:p>
       <w:pPr>
         <w:pStyle w:val="Heading2"/>
@@ -4844,8 +6033,8 @@
         <w:t xml:space="preserve">.</w:t>
       </w:r>
     </w:p>
-    <w:bookmarkEnd w:id="44"/>
-    <w:bookmarkStart w:id="45" w:name="goals-in-increasing-order-of-harm"/>
+    <w:bookmarkEnd w:id="45"/>
+    <w:bookmarkStart w:id="46" w:name="goals-in-increasing-order-of-harm"/>
     <w:p>
       <w:pPr>
         <w:pStyle w:val="Heading2"/>
@@ -4978,8 +6167,8 @@
         <w:t xml:space="preserve">detector for which A1 does not hold in the sense the privacy framing requires.</w:t>
       </w:r>
     </w:p>
-    <w:bookmarkEnd w:id="45"/>
-    <w:bookmarkStart w:id="46" w:name="knowledge-and-access"/>
+    <w:bookmarkEnd w:id="46"/>
+    <w:bookmarkStart w:id="47" w:name="knowledge-and-access"/>
     <w:p>
       <w:pPr>
         <w:pStyle w:val="Heading2"/>
@@ -5166,8 +6355,8 @@
         <w:t xml:space="preserve">confounding.</w:t>
       </w:r>
     </w:p>
-    <w:bookmarkEnd w:id="46"/>
-    <w:bookmarkStart w:id="47" w:name="success-criteria"/>
+    <w:bookmarkEnd w:id="47"/>
+    <w:bookmarkStart w:id="48" w:name="success-criteria"/>
     <w:p>
       <w:pPr>
         <w:pStyle w:val="Heading2"/>
@@ -5372,8 +6561,8 @@
         <w:t xml:space="preserve">.</w:t>
       </w:r>
     </w:p>
-    <w:bookmarkEnd w:id="47"/>
-    <w:bookmarkStart w:id="48" w:name="out-of-scope"/>
+    <w:bookmarkEnd w:id="48"/>
+    <w:bookmarkStart w:id="49" w:name="out-of-scope"/>
     <w:p>
       <w:pPr>
         <w:pStyle w:val="Heading2"/>
@@ -5445,9 +6634,9 @@
         <w:t xml:space="preserve">implemented or evaluated.</w:t>
       </w:r>
     </w:p>
-    <w:bookmarkEnd w:id="48"/>
     <w:bookmarkEnd w:id="49"/>
-    <w:bookmarkStart w:id="59" w:name="sec:relatedwork"/>
+    <w:bookmarkEnd w:id="50"/>
+    <w:bookmarkStart w:id="60" w:name="sec:relatedwork"/>
     <w:p>
       <w:pPr>
         <w:pStyle w:val="Heading1"/>
@@ -5456,7 +6645,7 @@
         <w:t xml:space="preserve">IV. Related Work: Contamination, Memorization, and Privacy Leakage</w:t>
       </w:r>
     </w:p>
-    <w:bookmarkStart w:id="50" w:name="defining-benchmark-contamination"/>
+    <w:bookmarkStart w:id="51" w:name="defining-benchmark-contamination"/>
     <w:p>
       <w:pPr>
         <w:pStyle w:val="Heading2"/>
@@ -5510,48 +6699,55 @@
         <w:t xml:space="preserve"> </w:t>
       </w:r>
       <w:r>
-        <w:t xml:space="preserve">reasons that this paper treats as inseparable. First, it invalidates evaluation: a</w:t>
-      </w:r>
-      <w:r>
-        <w:t xml:space="preserve"> </w:t>
-      </w:r>
-      <w:r>
-        <w:t xml:space="preserve">contaminated score conflates capability with retrieval, so the metric no longer</w:t>
-      </w:r>
-      <w:r>
-        <w:t xml:space="preserve"> </w:t>
-      </w:r>
-      <w:r>
-        <w:t xml:space="preserve">estimates generalization. Second, and central to our thesis, contamination is a</w:t>
-      </w:r>
-      <w:r>
-        <w:t xml:space="preserve"> </w:t>
-      </w:r>
-      <w:r>
-        <w:rPr>
-          <w:iCs/>
-          <w:i/>
-        </w:rPr>
-        <w:t xml:space="preserve">symptom of, and a measurable proxy for, unintended memorization</w:t>
-      </w:r>
-      <w:r>
-        <w:t xml:space="preserve">, and</w:t>
-      </w:r>
-      <w:r>
-        <w:t xml:space="preserve"> </w:t>
-      </w:r>
-      <w:r>
-        <w:t xml:space="preserve">memorization of evaluation data sits on the same mechanism that leaks sensitive</w:t>
-      </w:r>
-      <w:r>
-        <w:t xml:space="preserve"> </w:t>
-      </w:r>
-      <w:r>
-        <w:t xml:space="preserve">content from the corpus. We make this contamination → memorization → leakage chain the object of empirical study.</w:t>
-      </w:r>
-    </w:p>
-    <w:bookmarkEnd w:id="50"/>
-    <w:bookmarkStart w:id="51" w:name="a-typology-of-contamination"/>
+        <w:t xml:space="preserve">reasons. First, it invalidates evaluation: a contaminated score conflates capability</w:t>
+      </w:r>
+      <w:r>
+        <w:t xml:space="preserve"> </w:t>
+      </w:r>
+      <w:r>
+        <w:t xml:space="preserve">with retrieval, so the metric no longer estimates generalization. Second,</w:t>
+      </w:r>
+      <w:r>
+        <w:t xml:space="preserve"> </w:t>
+      </w:r>
+      <w:r>
+        <w:t xml:space="preserve">contamination is often argued to be a measurable proxy for unintended memorization,</w:t>
+      </w:r>
+      <w:r>
+        <w:t xml:space="preserve"> </w:t>
+      </w:r>
+      <w:r>
+        <w:t xml:space="preserve">and memorization is the mechanism behind sensitive-content leakage. That argument is</w:t>
+      </w:r>
+      <w:r>
+        <w:t xml:space="preserve"> </w:t>
+      </w:r>
+      <w:r>
+        <w:t xml:space="preserve">not automatic, and Section </w:t>
+      </w:r>
+      <w:hyperlink w:anchor="sec:chain">
+        <w:r>
+          <w:rPr>
+            <w:rStyle w:val="Hyperlink"/>
+          </w:rPr>
+          <w:t xml:space="preserve">2.5</w:t>
+        </w:r>
+      </w:hyperlink>
+      <w:r>
+        <w:t xml:space="preserve"> </w:t>
+      </w:r>
+      <w:r>
+        <w:t xml:space="preserve">decomposes it into four assumptions A1</w:t>
+      </w:r>
+      <w:r>
+        <w:t xml:space="preserve"> </w:t>
+      </w:r>
+      <w:r>
+        <w:t xml:space="preserve">through A4. Our empirical object is the first link, A1, and not the chain as a whole.</w:t>
+      </w:r>
+    </w:p>
+    <w:bookmarkEnd w:id="51"/>
+    <w:bookmarkStart w:id="52" w:name="a-typology-of-contamination"/>
     <w:p>
       <w:pPr>
         <w:pStyle w:val="Heading2"/>
@@ -5748,7 +6944,7 @@
         <w:t xml:space="preserve"> </w:t>
       </w:r>
       <w:r>
-        <w:t xml:space="preserve">inflates familiarity, whereas joint input–label leakage enables direct answer</w:t>
+        <w:t xml:space="preserve">inflates familiarity, whereas joint input and label leakage enables direct answer</w:t>
       </w:r>
       <w:r>
         <w:t xml:space="preserve"> </w:t>
@@ -5781,8 +6977,8 @@
         <w:t xml:space="preserve">ground-truth-controlled study on models whose corpus is fully public.</w:t>
       </w:r>
     </w:p>
-    <w:bookmarkEnd w:id="51"/>
-    <w:bookmarkStart w:id="52" w:name="Xe12dbe27dbcaf1043c3536f365596c2c06dcc1b"/>
+    <w:bookmarkEnd w:id="52"/>
+    <w:bookmarkStart w:id="53" w:name="Xe12dbe27dbcaf1043c3536f365596c2c06dcc1b"/>
     <w:p>
       <w:pPr>
         <w:pStyle w:val="Heading2"/>
@@ -5808,13 +7004,7 @@
         <w:t xml:space="preserve"> </w:t>
       </w:r>
       <w:r>
-        <w:t xml:space="preserve">identifiable information (PII) such as names, emails, and phone</w:t>
-      </w:r>
-      <w:r>
-        <w:t xml:space="preserve"> </w:t>
-      </w:r>
-      <w:r>
-        <w:t xml:space="preserve">numbers </w:t>
+        <w:t xml:space="preserve">identifiable information (PII) </w:t>
       </w:r>
       <w:r>
         <w:t xml:space="preserve">(Carlini et al., 2021)</w:t>
@@ -5968,7 +7158,33 @@
         <w:t xml:space="preserve"> </w:t>
       </w:r>
       <w:r>
-        <w:t xml:space="preserve">makes per-item contamination scores meaningful predictors of per-item leakage.</w:t>
+        <w:t xml:space="preserve">makes per-item leakage a meaningful target for per-item prediction in the first place.</w:t>
+      </w:r>
+      <w:r>
+        <w:t xml:space="preserve"> </w:t>
+      </w:r>
+      <w:r>
+        <w:t xml:space="preserve">Whether the available per-item scores actually supply that prediction is the question</w:t>
+      </w:r>
+      <w:r>
+        <w:t xml:space="preserve"> </w:t>
+      </w:r>
+      <w:r>
+        <w:t xml:space="preserve">of RQ2, and Section </w:t>
+      </w:r>
+      <w:hyperlink w:anchor="sec:chain">
+        <w:r>
+          <w:rPr>
+            <w:rStyle w:val="Hyperlink"/>
+          </w:rPr>
+          <w:t xml:space="preserve">2.5</w:t>
+        </w:r>
+      </w:hyperlink>
+      <w:r>
+        <w:t xml:space="preserve"> </w:t>
+      </w:r>
+      <w:r>
+        <w:t xml:space="preserve">states it as assumption A1.</w:t>
       </w:r>
     </w:p>
     <w:p>
@@ -6084,42 +7300,459 @@
         <w:pStyle w:val="FirstParagraph"/>
       </w:pPr>
       <w:r>
-        <w:t xml:space="preserve">The security framing follows directly: if contamination is a measurable proxy for</w:t>
-      </w:r>
-      <w:r>
-        <w:t xml:space="preserve"> </w:t>
-      </w:r>
-      <w:r>
-        <w:t xml:space="preserve">memorization, and memorization is the vector for PII and proprietary-data exposure,</w:t>
-      </w:r>
-      <w:r>
-        <w:t xml:space="preserve"> </w:t>
-      </w:r>
-      <w:r>
-        <w:t xml:space="preserve">then contamination is not only a metrics problem but a</w:t>
-      </w:r>
-      <w:r>
-        <w:t xml:space="preserve"> </w:t>
-      </w:r>
-      <w:r>
-        <w:rPr>
-          <w:iCs/>
-          <w:i/>
-        </w:rPr>
-        <w:t xml:space="preserve">privacy vulnerability</w:t>
+        <w:t xml:space="preserve">This is where the security framing enters, and it is also where it must be stated</w:t>
+      </w:r>
+      <w:r>
+        <w:t xml:space="preserve"> </w:t>
+      </w:r>
+      <w:r>
+        <w:t xml:space="preserve">carefully. The inference from contamination to privacy vulnerability requires that</w:t>
+      </w:r>
+      <w:r>
+        <w:t xml:space="preserve"> </w:t>
+      </w:r>
+      <w:r>
+        <w:t xml:space="preserve">memorized content include sensitive material (A3) and that the measured relationship</w:t>
+      </w:r>
+      <w:r>
+        <w:t xml:space="preserve"> </w:t>
+      </w:r>
+      <w:r>
+        <w:t xml:space="preserve">transfer to sensitive records (A4). Section </w:t>
+      </w:r>
+      <w:hyperlink w:anchor="sec:chain">
+        <w:r>
+          <w:rPr>
+            <w:rStyle w:val="Hyperlink"/>
+          </w:rPr>
+          <w:t xml:space="preserve">2.5</w:t>
+        </w:r>
+      </w:hyperlink>
+      <w:r>
+        <w:t xml:space="preserve"> </w:t>
+      </w:r>
+      <w:r>
+        <w:t xml:space="preserve">states both as assumptions</w:t>
+      </w:r>
+      <w:r>
+        <w:t xml:space="preserve"> </w:t>
+      </w:r>
+      <w:r>
+        <w:t xml:space="preserve">that this paper does not test.</w:t>
+      </w:r>
+    </w:p>
+    <w:bookmarkEnd w:id="53"/>
+    <w:bookmarkStart w:id="54" w:name="sec:mia-lineage"/>
+    <w:p>
+      <w:pPr>
+        <w:pStyle w:val="Heading2"/>
+      </w:pPr>
+      <w:r>
+        <w:t xml:space="preserve">D. The membership-inference lineage</w:t>
+      </w:r>
+    </w:p>
+    <w:p>
+      <w:pPr>
+        <w:pStyle w:val="FirstParagraph"/>
+      </w:pPr>
+      <w:r>
+        <w:t xml:space="preserve">Deciding whether a specific record was in a model’s training set is the canonical</w:t>
+      </w:r>
+      <w:r>
+        <w:t xml:space="preserve"> </w:t>
+      </w:r>
+      <w:r>
+        <w:t xml:space="preserve">privacy attack, and contamination detection is an instance of it. The lineage we build</w:t>
+      </w:r>
+      <w:r>
+        <w:t xml:space="preserve"> </w:t>
+      </w:r>
+      <w:r>
+        <w:t xml:space="preserve">on runs as follows.</w:t>
+      </w:r>
+      <w:r>
+        <w:t xml:space="preserve"> </w:t>
+      </w:r>
+      <w:r>
+        <w:rPr>
+          <w:iCs/>
+          <w:i/>
+        </w:rPr>
+        <w:t xml:space="preserve">Shadow-model</w:t>
+      </w:r>
+      <w:r>
+        <w:t xml:space="preserve"> </w:t>
+      </w:r>
+      <w:r>
+        <w:t xml:space="preserve">attacks established the threat: by training</w:t>
+      </w:r>
+      <w:r>
+        <w:t xml:space="preserve"> </w:t>
+      </w:r>
+      <w:r>
+        <w:t xml:space="preserve">reference models on data drawn from the same distribution, an adversary learns to</w:t>
+      </w:r>
+      <w:r>
+        <w:t xml:space="preserve"> </w:t>
+      </w:r>
+      <w:r>
+        <w:t xml:space="preserve">distinguish members from non-members from the target model’s</w:t>
+      </w:r>
+      <w:r>
+        <w:t xml:space="preserve"> </w:t>
+      </w:r>
+      <w:r>
+        <w:t xml:space="preserve">outputs </w:t>
+      </w:r>
+      <w:r>
+        <w:t xml:space="preserve">(Shokri et al., 2017)</w:t>
       </w:r>
       <w:r>
         <w:t xml:space="preserve">.</w:t>
       </w:r>
-    </w:p>
-    <w:bookmarkEnd w:id="52"/>
-    <w:bookmarkStart w:id="53" w:name="sec:mia-lineage"/>
+      <w:r>
+        <w:t xml:space="preserve"> </w:t>
+      </w:r>
+      <w:r>
+        <w:t xml:space="preserve">Yeom et al. (2018)</w:t>
+      </w:r>
+      <w:r>
+        <w:t xml:space="preserve"> </w:t>
+      </w:r>
+      <w:r>
+        <w:t xml:space="preserve">tied attack success to overfitting and</w:t>
+      </w:r>
+      <w:r>
+        <w:t xml:space="preserve"> </w:t>
+      </w:r>
+      <w:r>
+        <w:t xml:space="preserve">gave the simplest practical baseline (thresholding the per-example loss) together with the</w:t>
+      </w:r>
+      <w:r>
+        <w:t xml:space="preserve"> </w:t>
+      </w:r>
+      <w:r>
+        <w:rPr>
+          <w:iCs/>
+          <w:i/>
+        </w:rPr>
+        <w:t xml:space="preserve">membership advantage</w:t>
+      </w:r>
+      <w:r>
+        <w:t xml:space="preserve"> </w:t>
+      </w:r>
+      <w:r>
+        <w:t xml:space="preserve">(TPR-FPR) figure of merit.</w:t>
+      </w:r>
+      <w:r>
+        <w:t xml:space="preserve"> </w:t>
+      </w:r>
+      <w:r>
+        <w:t xml:space="preserve">Carlini et al. (2022)</w:t>
+      </w:r>
+      <w:r>
+        <w:t xml:space="preserve">’s</w:t>
+      </w:r>
+      <w:r>
+        <w:t xml:space="preserve"> </w:t>
+      </w:r>
+      <w:r>
+        <w:rPr>
+          <w:iCs/>
+          <w:i/>
+        </w:rPr>
+        <w:t xml:space="preserve">Likelihood Ratio Attack</w:t>
+      </w:r>
+      <w:r>
+        <w:t xml:space="preserve"> </w:t>
+      </w:r>
+      <w:r>
+        <w:t xml:space="preserve">(LiRA) then reframed MIA from first</w:t>
+      </w:r>
+      <w:r>
+        <w:t xml:space="preserve"> </w:t>
+      </w:r>
+      <w:r>
+        <w:t xml:space="preserve">principles as a per-example hypothesis test calibrated with shadow models, and, central</w:t>
+      </w:r>
+      <w:r>
+        <w:t xml:space="preserve"> </w:t>
+      </w:r>
+      <w:r>
+        <w:t xml:space="preserve">to our methodology, argued that average-case AUC is the wrong yardstick for a privacy</w:t>
+      </w:r>
+      <w:r>
+        <w:t xml:space="preserve"> </w:t>
+      </w:r>
+      <w:r>
+        <w:t xml:space="preserve">threat: an attack matters if it identifies</w:t>
+      </w:r>
+      <w:r>
+        <w:t xml:space="preserve"> </w:t>
+      </w:r>
+      <w:r>
+        <w:rPr>
+          <w:iCs/>
+          <w:i/>
+        </w:rPr>
+        <w:t xml:space="preserve">some</w:t>
+      </w:r>
+      <w:r>
+        <w:t xml:space="preserve"> </w:t>
+      </w:r>
+      <w:r>
+        <w:t xml:space="preserve">members with very few false</w:t>
+      </w:r>
+      <w:r>
+        <w:t xml:space="preserve"> </w:t>
+      </w:r>
+      <w:r>
+        <w:t xml:space="preserve">accusations, so the right report is TPR at a low, fixed FPR on a log-scale ROC</w:t>
+      </w:r>
+      <w:r>
+        <w:t xml:space="preserve"> </w:t>
+      </w:r>
+      <w:r>
+        <w:t xml:space="preserve">curve. Shadow-model calibration, however, is infeasible at</w:t>
+      </w:r>
+      <w:r>
+        <w:t xml:space="preserve"> </w:t>
+      </w:r>
+      <w:r>
+        <w:t xml:space="preserve">Pile/Pythia scale (it requires training many models on the training distribution), so we</w:t>
+      </w:r>
+      <w:r>
+        <w:t xml:space="preserve"> </w:t>
+      </w:r>
+      <w:r>
+        <w:t xml:space="preserve">adopt LiRA’s</w:t>
+      </w:r>
+      <w:r>
+        <w:t xml:space="preserve"> </w:t>
+      </w:r>
+      <w:r>
+        <w:rPr>
+          <w:iCs/>
+          <w:i/>
+        </w:rPr>
+        <w:t xml:space="preserve">metric</w:t>
+      </w:r>
+      <w:r>
+        <w:t xml:space="preserve"> </w:t>
+      </w:r>
+      <w:r>
+        <w:t xml:space="preserve">but not its</w:t>
+      </w:r>
+      <w:r>
+        <w:t xml:space="preserve"> </w:t>
+      </w:r>
+      <w:r>
+        <w:rPr>
+          <w:iCs/>
+          <w:i/>
+        </w:rPr>
+        <w:t xml:space="preserve">attack</w:t>
+      </w:r>
+      <w:r>
+        <w:t xml:space="preserve">.</w:t>
+      </w:r>
+    </w:p>
+    <w:p>
+      <w:pPr>
+        <w:pStyle w:val="BodyText"/>
+      </w:pPr>
+      <w:r>
+        <w:t xml:space="preserve">For pre-trained LLMs, the field moved to</w:t>
+      </w:r>
+      <w:r>
+        <w:t xml:space="preserve"> </w:t>
+      </w:r>
+      <w:r>
+        <w:rPr>
+          <w:iCs/>
+          <w:i/>
+        </w:rPr>
+        <w:t xml:space="preserve">reference-free</w:t>
+      </w:r>
+      <w:r>
+        <w:t xml:space="preserve"> </w:t>
+      </w:r>
+      <w:r>
+        <w:t xml:space="preserve">likelihood signals that</w:t>
+      </w:r>
+      <w:r>
+        <w:t xml:space="preserve"> </w:t>
+      </w:r>
+      <w:r>
+        <w:t xml:space="preserve">need no shadow models. Min-K% Prob averages the log-probabilities of a sequence’s</w:t>
+      </w:r>
+      <w:r>
+        <w:t xml:space="preserve"> </w:t>
+      </w:r>
+      <w:r>
+        <w:t xml:space="preserve">lowest-probability k% of tokens, on the hypothesis that members lack</w:t>
+      </w:r>
+      <w:r>
+        <w:t xml:space="preserve"> </w:t>
+      </w:r>
+      <w:r>
+        <w:t xml:space="preserve">high-surprise outlier tokens </w:t>
+      </w:r>
+      <w:r>
+        <w:t xml:space="preserve">(Shi et al., 2024)</w:t>
+      </w:r>
+      <w:r>
+        <w:t xml:space="preserve">. Min-K%++ sharpens this by</w:t>
+      </w:r>
+      <w:r>
+        <w:t xml:space="preserve"> </w:t>
+      </w:r>
+      <w:r>
+        <w:t xml:space="preserve">z-scoring each token against the</w:t>
+      </w:r>
+      <w:r>
+        <w:t xml:space="preserve"> </w:t>
+      </w:r>
+      <w:r>
+        <w:rPr>
+          <w:iCs/>
+          <w:i/>
+        </w:rPr>
+        <w:t xml:space="preserve">full</w:t>
+      </w:r>
+      <w:r>
+        <w:t xml:space="preserve"> </w:t>
+      </w:r>
+      <w:r>
+        <w:t xml:space="preserve">next-token distribution before averaging,</w:t>
+      </w:r>
+      <w:r>
+        <w:t xml:space="preserve"> </w:t>
+      </w:r>
+      <w:r>
+        <w:t xml:space="preserve">detecting that the target token sits at a local maximum of the modeled</w:t>
+      </w:r>
+      <w:r>
+        <w:t xml:space="preserve"> </w:t>
+      </w:r>
+      <w:r>
+        <w:t xml:space="preserve">distribution </w:t>
+      </w:r>
+      <w:r>
+        <w:t xml:space="preserve">(J. Zhang et al., 2025)</w:t>
+      </w:r>
+      <w:r>
+        <w:t xml:space="preserve">. A parallel reference-free line, neighbourhood</w:t>
+      </w:r>
+      <w:r>
+        <w:t xml:space="preserve"> </w:t>
+      </w:r>
+      <w:r>
+        <w:t xml:space="preserve">comparison, calibrates a sample’s score against synthetically generated neighbour texts</w:t>
+      </w:r>
+      <w:r>
+        <w:t xml:space="preserve"> </w:t>
+      </w:r>
+      <w:r>
+        <w:t xml:space="preserve">instead of a reference model </w:t>
+      </w:r>
+      <w:r>
+        <w:t xml:space="preserve">(Mattern et al., 2023)</w:t>
+      </w:r>
+      <w:r>
+        <w:t xml:space="preserve">. We treat it as a related</w:t>
+      </w:r>
+      <w:r>
+        <w:t xml:space="preserve"> </w:t>
+      </w:r>
+      <w:r>
+        <w:t xml:space="preserve">approach we do not evaluate, since it needs many extra masked-LM forward passes per</w:t>
+      </w:r>
+      <w:r>
+        <w:t xml:space="preserve"> </w:t>
+      </w:r>
+      <w:r>
+        <w:t xml:space="preserve">example and, in the regime below, underperforms. The reality check on this whole line is</w:t>
+      </w:r>
+      <w:r>
+        <w:t xml:space="preserve"> </w:t>
+      </w:r>
+      <w:r>
+        <w:t xml:space="preserve">the MIMIR study: a large-scale audit on Pythia (160M–12B) and The Pile with</w:t>
+      </w:r>
+      <w:r>
+        <w:t xml:space="preserve"> </w:t>
+      </w:r>
+      <w:r>
+        <w:t xml:space="preserve">controlled member/non-member splits finds that these attacks barely exceed chance</w:t>
+      </w:r>
+      <w:r>
+        <w:t xml:space="preserve"> </w:t>
+      </w:r>
+      <w:r>
+        <w:t xml:space="preserve">(AUC ≈ 0.5–0.6), that LLMs see their corpus for too few epochs over too large</w:t>
+      </w:r>
+      <w:r>
+        <w:t xml:space="preserve"> </w:t>
+      </w:r>
+      <w:r>
+        <w:t xml:space="preserve">a dataset to memorize in the way classical MIA assumes, and that apparent successes</w:t>
+      </w:r>
+      <w:r>
+        <w:t xml:space="preserve"> </w:t>
+      </w:r>
+      <w:r>
+        <w:t xml:space="preserve">frequently reflect a temporal or topical</w:t>
+      </w:r>
+      <w:r>
+        <w:t xml:space="preserve"> </w:t>
+      </w:r>
+      <w:r>
+        <w:rPr>
+          <w:iCs/>
+          <w:i/>
+        </w:rPr>
+        <w:t xml:space="preserve">distribution shift</w:t>
+      </w:r>
+      <w:r>
+        <w:t xml:space="preserve"> </w:t>
+      </w:r>
+      <w:r>
+        <w:t xml:space="preserve">between the splits</w:t>
+      </w:r>
+      <w:r>
+        <w:t xml:space="preserve"> </w:t>
+      </w:r>
+      <w:r>
+        <w:t xml:space="preserve">rather than membership </w:t>
+      </w:r>
+      <w:r>
+        <w:t xml:space="preserve">(Duan et al., 2024)</w:t>
+      </w:r>
+      <w:r>
+        <w:t xml:space="preserve">. This finding defines our honesty constraint:</w:t>
+      </w:r>
+      <w:r>
+        <w:t xml:space="preserve"> </w:t>
+      </w:r>
+      <w:r>
+        <w:t xml:space="preserve">we do not claim to beat these numbers. We ask whether the weak signal that remains still</w:t>
+      </w:r>
+      <w:r>
+        <w:t xml:space="preserve"> </w:t>
+      </w:r>
+      <w:r>
+        <w:t xml:space="preserve">predicts leakage.</w:t>
+      </w:r>
+    </w:p>
+    <w:bookmarkEnd w:id="54"/>
+    <w:bookmarkStart w:id="55" w:name="sec:dp"/>
     <w:p>
       <w:pPr>
         <w:pStyle w:val="Heading2"/>
       </w:pPr>
       <w:r>
-        <w:t xml:space="preserve">D. The membership-inference lineage</w:t>
+        <w:t xml:space="preserve">E. Differential privacy as the defense direction</w:t>
       </w:r>
     </w:p>
     <w:p>
@@ -6127,56 +7760,55 @@
         <w:pStyle w:val="FirstParagraph"/>
       </w:pPr>
       <w:r>
-        <w:t xml:space="preserve">Deciding whether a specific record was in a model’s training set is the canonical</w:t>
-      </w:r>
-      <w:r>
-        <w:t xml:space="preserve"> </w:t>
-      </w:r>
-      <w:r>
-        <w:t xml:space="preserve">privacy attack, and contamination detection is an instance of it. The lineage we build</w:t>
-      </w:r>
-      <w:r>
-        <w:t xml:space="preserve"> </w:t>
-      </w:r>
-      <w:r>
-        <w:t xml:space="preserve">on runs as follows.</w:t>
-      </w:r>
-      <w:r>
-        <w:t xml:space="preserve"> </w:t>
-      </w:r>
-      <w:r>
-        <w:rPr>
-          <w:iCs/>
-          <w:i/>
-        </w:rPr>
-        <w:t xml:space="preserve">Shadow-model</w:t>
-      </w:r>
-      <w:r>
-        <w:t xml:space="preserve"> </w:t>
-      </w:r>
-      <w:r>
-        <w:t xml:space="preserve">attacks established the threat: by training</w:t>
-      </w:r>
-      <w:r>
-        <w:t xml:space="preserve"> </w:t>
-      </w:r>
-      <w:r>
-        <w:t xml:space="preserve">reference models on data drawn from the same distribution, an adversary learns to</w:t>
-      </w:r>
-      <w:r>
-        <w:t xml:space="preserve"> </w:t>
-      </w:r>
-      <w:r>
-        <w:t xml:space="preserve">distinguish members from non-members from the target model’s</w:t>
-      </w:r>
-      <w:r>
-        <w:t xml:space="preserve"> </w:t>
-      </w:r>
-      <w:r>
-        <w:t xml:space="preserve">outputs </w:t>
-      </w:r>
-      <w:r>
-        <w:t xml:space="preserve">(Shokri et al., 2017)</w:t>
+        <w:t xml:space="preserve">The standard principled mitigation for training-data leakage is differential privacy.</w:t>
+      </w:r>
+      <w:r>
+        <w:t xml:space="preserve"> </w:t>
+      </w:r>
+      <w:r>
+        <w:t xml:space="preserve">DP-SGD bounds any single example’s influence on the trained model by clipping per-example</w:t>
+      </w:r>
+      <w:r>
+        <w:t xml:space="preserve"> </w:t>
+      </w:r>
+      <w:r>
+        <w:t xml:space="preserve">gradients and adding calibrated noise, with privacy accounted via the moments</w:t>
+      </w:r>
+      <w:r>
+        <w:t xml:space="preserve"> </w:t>
+      </w:r>
+      <w:r>
+        <w:t xml:space="preserve">accountant </w:t>
+      </w:r>
+      <w:r>
+        <w:t xml:space="preserve">(Abadi et al., 2016)</w:t>
+      </w:r>
+      <w:r>
+        <w:t xml:space="preserve">. Applied to language models, DP fine-tuning can retain</w:t>
+      </w:r>
+      <w:r>
+        <w:t xml:space="preserve"> </w:t>
+      </w:r>
+      <w:r>
+        <w:t xml:space="preserve">much of the utility of non-private training, particularly with large pre-trained</w:t>
+      </w:r>
+      <w:r>
+        <w:t xml:space="preserve"> </w:t>
+      </w:r>
+      <w:r>
+        <w:t xml:space="preserve">backbones </w:t>
+      </w:r>
+      <w:r>
+        <w:t xml:space="preserve">(Li et al., 2022)</w:t>
+      </w:r>
+      <w:r>
+        <w:t xml:space="preserve"> </w:t>
+      </w:r>
+      <w:r>
+        <w:t xml:space="preserve">and parameter-efficient adaptation </w:t>
+      </w:r>
+      <w:r>
+        <w:t xml:space="preserve">(Yu et al., 2022)</w:t>
       </w:r>
       <w:r>
         <w:t xml:space="preserve">.</w:t>
@@ -6185,410 +7817,7 @@
         <w:t xml:space="preserve"> </w:t>
       </w:r>
       <w:r>
-        <w:t xml:space="preserve">Yeom et al. (2018)</w:t>
-      </w:r>
-      <w:r>
-        <w:t xml:space="preserve"> </w:t>
-      </w:r>
-      <w:r>
-        <w:t xml:space="preserve">tied attack success to overfitting and</w:t>
-      </w:r>
-      <w:r>
-        <w:t xml:space="preserve"> </w:t>
-      </w:r>
-      <w:r>
-        <w:t xml:space="preserve">gave the simplest practical baseline (thresholding the per-example loss) together with the</w:t>
-      </w:r>
-      <w:r>
-        <w:t xml:space="preserve"> </w:t>
-      </w:r>
-      <w:r>
-        <w:rPr>
-          <w:iCs/>
-          <w:i/>
-        </w:rPr>
-        <w:t xml:space="preserve">membership advantage</w:t>
-      </w:r>
-      <w:r>
-        <w:t xml:space="preserve"> </w:t>
-      </w:r>
-      <w:r>
-        <w:t xml:space="preserve">(TPR-FPR) figure of merit.</w:t>
-      </w:r>
-      <w:r>
-        <w:t xml:space="preserve"> </w:t>
-      </w:r>
-      <w:r>
-        <w:t xml:space="preserve">Carlini et al. (2022)</w:t>
-      </w:r>
-      <w:r>
-        <w:t xml:space="preserve">’s</w:t>
-      </w:r>
-      <w:r>
-        <w:t xml:space="preserve"> </w:t>
-      </w:r>
-      <w:r>
-        <w:rPr>
-          <w:iCs/>
-          <w:i/>
-        </w:rPr>
-        <w:t xml:space="preserve">Likelihood Ratio Attack</w:t>
-      </w:r>
-      <w:r>
-        <w:t xml:space="preserve"> </w:t>
-      </w:r>
-      <w:r>
-        <w:t xml:space="preserve">(LiRA) then reframed MIA from first</w:t>
-      </w:r>
-      <w:r>
-        <w:t xml:space="preserve"> </w:t>
-      </w:r>
-      <w:r>
-        <w:t xml:space="preserve">principles as a per-example hypothesis test calibrated with shadow models, and, central</w:t>
-      </w:r>
-      <w:r>
-        <w:t xml:space="preserve"> </w:t>
-      </w:r>
-      <w:r>
-        <w:t xml:space="preserve">to our methodology, argued that average-case AUC is the wrong yardstick for a privacy</w:t>
-      </w:r>
-      <w:r>
-        <w:t xml:space="preserve"> </w:t>
-      </w:r>
-      <w:r>
-        <w:t xml:space="preserve">threat: an attack matters if it identifies</w:t>
-      </w:r>
-      <w:r>
-        <w:t xml:space="preserve"> </w:t>
-      </w:r>
-      <w:r>
-        <w:rPr>
-          <w:iCs/>
-          <w:i/>
-        </w:rPr>
-        <w:t xml:space="preserve">some</w:t>
-      </w:r>
-      <w:r>
-        <w:t xml:space="preserve"> </w:t>
-      </w:r>
-      <w:r>
-        <w:t xml:space="preserve">members with very few false</w:t>
-      </w:r>
-      <w:r>
-        <w:t xml:space="preserve"> </w:t>
-      </w:r>
-      <w:r>
-        <w:t xml:space="preserve">accusations, so the right report is TPR at a low, fixed FPR on a log-scale ROC</w:t>
-      </w:r>
-      <w:r>
-        <w:t xml:space="preserve"> </w:t>
-      </w:r>
-      <w:r>
-        <w:t xml:space="preserve">curve. Shadow-model calibration, however, is infeasible at</w:t>
-      </w:r>
-      <w:r>
-        <w:t xml:space="preserve"> </w:t>
-      </w:r>
-      <w:r>
-        <w:t xml:space="preserve">Pile/Pythia scale (it requires training many models on the training distribution), so we</w:t>
-      </w:r>
-      <w:r>
-        <w:t xml:space="preserve"> </w:t>
-      </w:r>
-      <w:r>
-        <w:t xml:space="preserve">adopt LiRA’s</w:t>
-      </w:r>
-      <w:r>
-        <w:t xml:space="preserve"> </w:t>
-      </w:r>
-      <w:r>
-        <w:rPr>
-          <w:iCs/>
-          <w:i/>
-        </w:rPr>
-        <w:t xml:space="preserve">metric</w:t>
-      </w:r>
-      <w:r>
-        <w:t xml:space="preserve"> </w:t>
-      </w:r>
-      <w:r>
-        <w:t xml:space="preserve">but not its</w:t>
-      </w:r>
-      <w:r>
-        <w:t xml:space="preserve"> </w:t>
-      </w:r>
-      <w:r>
-        <w:rPr>
-          <w:iCs/>
-          <w:i/>
-        </w:rPr>
-        <w:t xml:space="preserve">attack</w:t>
-      </w:r>
-      <w:r>
-        <w:t xml:space="preserve">.</w:t>
-      </w:r>
-    </w:p>
-    <w:p>
-      <w:pPr>
-        <w:pStyle w:val="BodyText"/>
-      </w:pPr>
-      <w:r>
-        <w:t xml:space="preserve">For pre-trained LLMs, the field moved to</w:t>
-      </w:r>
-      <w:r>
-        <w:t xml:space="preserve"> </w:t>
-      </w:r>
-      <w:r>
-        <w:rPr>
-          <w:iCs/>
-          <w:i/>
-        </w:rPr>
-        <w:t xml:space="preserve">reference-free</w:t>
-      </w:r>
-      <w:r>
-        <w:t xml:space="preserve"> </w:t>
-      </w:r>
-      <w:r>
-        <w:t xml:space="preserve">likelihood signals that</w:t>
-      </w:r>
-      <w:r>
-        <w:t xml:space="preserve"> </w:t>
-      </w:r>
-      <w:r>
-        <w:t xml:space="preserve">need no shadow models. Min-K% Prob averages the log-probabilities of a sequence’s</w:t>
-      </w:r>
-      <w:r>
-        <w:t xml:space="preserve"> </w:t>
-      </w:r>
-      <w:r>
-        <w:t xml:space="preserve">lowest-probability k% of tokens, on the hypothesis that members lack</w:t>
-      </w:r>
-      <w:r>
-        <w:t xml:space="preserve"> </w:t>
-      </w:r>
-      <w:r>
-        <w:t xml:space="preserve">high-surprise outlier tokens </w:t>
-      </w:r>
-      <w:r>
-        <w:t xml:space="preserve">(Shi et al., 2024)</w:t>
-      </w:r>
-      <w:r>
-        <w:t xml:space="preserve">. Min-K%++ sharpens this by</w:t>
-      </w:r>
-      <w:r>
-        <w:t xml:space="preserve"> </w:t>
-      </w:r>
-      <w:r>
-        <w:t xml:space="preserve">z-scoring each token against the</w:t>
-      </w:r>
-      <w:r>
-        <w:t xml:space="preserve"> </w:t>
-      </w:r>
-      <w:r>
-        <w:rPr>
-          <w:iCs/>
-          <w:i/>
-        </w:rPr>
-        <w:t xml:space="preserve">full</w:t>
-      </w:r>
-      <w:r>
-        <w:t xml:space="preserve"> </w:t>
-      </w:r>
-      <w:r>
-        <w:t xml:space="preserve">next-token distribution before averaging,</w:t>
-      </w:r>
-      <w:r>
-        <w:t xml:space="preserve"> </w:t>
-      </w:r>
-      <w:r>
-        <w:t xml:space="preserve">detecting that the target token sits at a local maximum of the modeled</w:t>
-      </w:r>
-      <w:r>
-        <w:t xml:space="preserve"> </w:t>
-      </w:r>
-      <w:r>
-        <w:t xml:space="preserve">distribution </w:t>
-      </w:r>
-      <w:r>
-        <w:t xml:space="preserve">(J. Zhang et al., 2025)</w:t>
-      </w:r>
-      <w:r>
-        <w:t xml:space="preserve">. A parallel reference-free line, neighbourhood</w:t>
-      </w:r>
-      <w:r>
-        <w:t xml:space="preserve"> </w:t>
-      </w:r>
-      <w:r>
-        <w:t xml:space="preserve">comparison, calibrates a sample’s score against synthetically generated neighbour texts</w:t>
-      </w:r>
-      <w:r>
-        <w:t xml:space="preserve"> </w:t>
-      </w:r>
-      <w:r>
-        <w:t xml:space="preserve">instead of a reference model </w:t>
-      </w:r>
-      <w:r>
-        <w:t xml:space="preserve">(Mattern et al., 2023)</w:t>
-      </w:r>
-      <w:r>
-        <w:t xml:space="preserve">. We treat it as a related</w:t>
-      </w:r>
-      <w:r>
-        <w:t xml:space="preserve"> </w:t>
-      </w:r>
-      <w:r>
-        <w:t xml:space="preserve">approach we do not evaluate, since it needs many extra masked-LM forward passes per</w:t>
-      </w:r>
-      <w:r>
-        <w:t xml:space="preserve"> </w:t>
-      </w:r>
-      <w:r>
-        <w:t xml:space="preserve">example and, in the regime below, underperforms. The reality check on this whole line is</w:t>
-      </w:r>
-      <w:r>
-        <w:t xml:space="preserve"> </w:t>
-      </w:r>
-      <w:r>
-        <w:t xml:space="preserve">the MIMIR study: a large-scale audit on Pythia (160M–12B) and The Pile with</w:t>
-      </w:r>
-      <w:r>
-        <w:t xml:space="preserve"> </w:t>
-      </w:r>
-      <w:r>
-        <w:t xml:space="preserve">controlled member/non-member splits finds that these attacks barely exceed chance</w:t>
-      </w:r>
-      <w:r>
-        <w:t xml:space="preserve"> </w:t>
-      </w:r>
-      <w:r>
-        <w:t xml:space="preserve">(AUC ≈ 0.5–0.6), that LLMs see their corpus for too few epochs over too large</w:t>
-      </w:r>
-      <w:r>
-        <w:t xml:space="preserve"> </w:t>
-      </w:r>
-      <w:r>
-        <w:t xml:space="preserve">a dataset to memorize in the way classical MIA assumes, and that apparent successes</w:t>
-      </w:r>
-      <w:r>
-        <w:t xml:space="preserve"> </w:t>
-      </w:r>
-      <w:r>
-        <w:t xml:space="preserve">frequently reflect a temporal or topical</w:t>
-      </w:r>
-      <w:r>
-        <w:t xml:space="preserve"> </w:t>
-      </w:r>
-      <w:r>
-        <w:rPr>
-          <w:iCs/>
-          <w:i/>
-        </w:rPr>
-        <w:t xml:space="preserve">distribution shift</w:t>
-      </w:r>
-      <w:r>
-        <w:t xml:space="preserve"> </w:t>
-      </w:r>
-      <w:r>
-        <w:t xml:space="preserve">between the splits</w:t>
-      </w:r>
-      <w:r>
-        <w:t xml:space="preserve"> </w:t>
-      </w:r>
-      <w:r>
-        <w:t xml:space="preserve">rather than membership </w:t>
-      </w:r>
-      <w:r>
-        <w:t xml:space="preserve">(Duan et al., 2024)</w:t>
-      </w:r>
-      <w:r>
-        <w:t xml:space="preserve">. This finding defines our honesty constraint:</w:t>
-      </w:r>
-      <w:r>
-        <w:t xml:space="preserve"> </w:t>
-      </w:r>
-      <w:r>
-        <w:t xml:space="preserve">we do not claim to beat these numbers. We ask whether the weak signal that remains still</w:t>
-      </w:r>
-      <w:r>
-        <w:t xml:space="preserve"> </w:t>
-      </w:r>
-      <w:r>
-        <w:t xml:space="preserve">predicts leakage.</w:t>
-      </w:r>
-    </w:p>
-    <w:bookmarkEnd w:id="53"/>
-    <w:bookmarkStart w:id="54" w:name="sec:dp"/>
-    <w:p>
-      <w:pPr>
-        <w:pStyle w:val="Heading2"/>
-      </w:pPr>
-      <w:r>
-        <w:t xml:space="preserve">E. Differential privacy as the defense direction</w:t>
-      </w:r>
-    </w:p>
-    <w:p>
-      <w:pPr>
-        <w:pStyle w:val="FirstParagraph"/>
-      </w:pPr>
-      <w:r>
-        <w:t xml:space="preserve">The standard principled mitigation for training-data leakage is differential privacy.</w:t>
-      </w:r>
-      <w:r>
-        <w:t xml:space="preserve"> </w:t>
-      </w:r>
-      <w:r>
-        <w:t xml:space="preserve">DP-SGD bounds any single example’s influence on the trained model by clipping per-example</w:t>
-      </w:r>
-      <w:r>
-        <w:t xml:space="preserve"> </w:t>
-      </w:r>
-      <w:r>
-        <w:t xml:space="preserve">gradients and adding calibrated noise, with privacy accounted via the moments</w:t>
-      </w:r>
-      <w:r>
-        <w:t xml:space="preserve"> </w:t>
-      </w:r>
-      <w:r>
-        <w:t xml:space="preserve">accountant </w:t>
-      </w:r>
-      <w:r>
-        <w:t xml:space="preserve">(Abadi et al., 2016)</w:t>
-      </w:r>
-      <w:r>
-        <w:t xml:space="preserve">. Applied to language models, DP fine-tuning can retain</w:t>
-      </w:r>
-      <w:r>
-        <w:t xml:space="preserve"> </w:t>
-      </w:r>
-      <w:r>
-        <w:t xml:space="preserve">much of the utility of non-private training, particularly with large pre-trained</w:t>
-      </w:r>
-      <w:r>
-        <w:t xml:space="preserve"> </w:t>
-      </w:r>
-      <w:r>
-        <w:t xml:space="preserve">backbones </w:t>
-      </w:r>
-      <w:r>
-        <w:t xml:space="preserve">(Li et al., 2022)</w:t>
-      </w:r>
-      <w:r>
-        <w:t xml:space="preserve"> </w:t>
-      </w:r>
-      <w:r>
-        <w:t xml:space="preserve">and parameter-efficient adaptation </w:t>
-      </w:r>
-      <w:r>
-        <w:t xml:space="preserve">(Yu et al., 2022)</w:t>
-      </w:r>
-      <w:r>
-        <w:t xml:space="preserve">.</w:t>
-      </w:r>
-      <w:r>
-        <w:t xml:space="preserve"> </w:t>
-      </w:r>
-      <w:r>
-        <w:t xml:space="preserve">DP bounds memorization and thereby the leakage we measure, but at a privacy–utility cost</w:t>
+        <w:t xml:space="preserve">DP bounds memorization and thereby the leakage we measure, but at a privacy and utility cost</w:t>
       </w:r>
       <w:r>
         <w:t xml:space="preserve"> </w:t>
@@ -6628,8 +7857,8 @@
         <w:t xml:space="preserve">it (we train no models).</w:t>
       </w:r>
     </w:p>
-    <w:bookmarkEnd w:id="54"/>
-    <w:bookmarkStart w:id="55" w:name="existing-detection-techniques"/>
+    <w:bookmarkEnd w:id="55"/>
+    <w:bookmarkStart w:id="56" w:name="existing-detection-techniques"/>
     <w:p>
       <w:pPr>
         <w:pStyle w:val="Heading2"/>
@@ -6810,13 +8039,13 @@
         <w:t xml:space="preserve"> </w:t>
       </w:r>
       <w:r>
-        <w:t xml:space="preserve">next-token distribution before the bottom-k% average, the current state of the art</w:t>
-      </w:r>
-      <w:r>
-        <w:t xml:space="preserve"> </w:t>
-      </w:r>
-      <w:r>
-        <w:t xml:space="preserve">among reference-free detectors </w:t>
+        <w:t xml:space="preserve">next-token distribution before the bottom-k% average, the most recent refinement in</w:t>
+      </w:r>
+      <w:r>
+        <w:t xml:space="preserve"> </w:t>
+      </w:r>
+      <w:r>
+        <w:t xml:space="preserve">the reference-free line </w:t>
       </w:r>
       <w:r>
         <w:t xml:space="preserve">(J. Zhang et al., 2025)</w:t>
@@ -6837,7 +8066,7 @@
           <w:bCs/>
           <w:b/>
         </w:rPr>
-        <w:t xml:space="preserve">zlib-entropy ratio.</w:t>
+        <w:t xml:space="preserve">zlib ratio.</w:t>
       </w:r>
       <w:r>
         <w:t xml:space="preserve"> </w:t>
@@ -7053,8 +8282,8 @@
         <w:t xml:space="preserve">.</w:t>
       </w:r>
     </w:p>
-    <w:bookmarkEnd w:id="55"/>
-    <w:bookmarkStart w:id="56" w:name="X882b10cb98da89b70d2d6917c98279f500b2cce"/>
+    <w:bookmarkEnd w:id="56"/>
+    <w:bookmarkStart w:id="57" w:name="X882b10cb98da89b70d2d6917c98279f500b2cce"/>
     <w:p>
       <w:pPr>
         <w:pStyle w:val="Heading2"/>
@@ -7198,7 +8427,7 @@
           <w:iCs/>
           <w:i/>
         </w:rPr>
-        <w:t xml:space="preserve">is weak, does it predict concrete privacy leakage?</w:t>
+        <w:t xml:space="preserve">is weak, does it predict concrete extraction?</w:t>
       </w:r>
       <w:r>
         <w:t xml:space="preserve"> </w:t>
@@ -7240,8 +8469,8 @@
         <w:t xml:space="preserve">frequency, duplication, and temporal confounds that prior work identifies.</w:t>
       </w:r>
     </w:p>
-    <w:bookmarkEnd w:id="56"/>
-    <w:bookmarkStart w:id="58" w:name="sec:closest"/>
+    <w:bookmarkEnd w:id="57"/>
+    <w:bookmarkStart w:id="59" w:name="sec:closest"/>
     <w:p>
       <w:pPr>
         <w:pStyle w:val="Heading2"/>
@@ -7267,6 +8496,153 @@
         <w:t xml:space="preserve"> </w:t>
       </w:r>
       <w:r>
+        <w:t xml:space="preserve">The closest prior result is</w:t>
+      </w:r>
+      <w:r>
+        <w:t xml:space="preserve"> </w:t>
+      </w:r>
+      <w:r>
+        <w:t xml:space="preserve">Hayes et al. (2025)</w:t>
+      </w:r>
+      <w:r>
+        <w:t xml:space="preserve">, who established the divergence we</w:t>
+      </w:r>
+      <w:r>
+        <w:t xml:space="preserve"> </w:t>
+      </w:r>
+      <w:r>
+        <w:t xml:space="preserve">build on: they</w:t>
+      </w:r>
+      <w:r>
+        <w:t xml:space="preserve"> </w:t>
+      </w:r>
+      <w:r>
+        <w:t xml:space="preserve">“</w:t>
+      </w:r>
+      <w:r>
+        <w:t xml:space="preserve">observe no correlation with MIA success</w:t>
+      </w:r>
+      <w:r>
+        <w:t xml:space="preserve">”</w:t>
+      </w:r>
+      <w:r>
+        <w:t xml:space="preserve"> </w:t>
+      </w:r>
+      <w:r>
+        <w:t xml:space="preserve">for extraction and conclude</w:t>
+      </w:r>
+      <w:r>
+        <w:t xml:space="preserve"> </w:t>
+      </w:r>
+      <w:r>
+        <w:t xml:space="preserve">the</w:t>
+      </w:r>
+      <w:r>
+        <w:t xml:space="preserve"> </w:t>
+      </w:r>
+      <w:r>
+        <w:t xml:space="preserve">“</w:t>
+      </w:r>
+      <w:r>
+        <w:t xml:space="preserve">two privacy attacks may capture different signals.</w:t>
+      </w:r>
+      <w:r>
+        <w:t xml:space="preserve">”</w:t>
+      </w:r>
+      <w:r>
+        <w:t xml:space="preserve"> </w:t>
+      </w:r>
+      <w:r>
+        <w:t xml:space="preserve">We do not claim that</w:t>
+      </w:r>
+      <w:r>
+        <w:t xml:space="preserve"> </w:t>
+      </w:r>
+      <w:r>
+        <w:t xml:space="preserve">observation. Their evidence is a</w:t>
+      </w:r>
+      <w:r>
+        <w:t xml:space="preserve"> </w:t>
+      </w:r>
+      <w:r>
+        <w:rPr>
+          <w:iCs/>
+          <w:i/>
+        </w:rPr>
+        <w:t xml:space="preserve">direct, zero-order</w:t>
+      </w:r>
+      <w:r>
+        <w:t xml:space="preserve"> </w:t>
+      </w:r>
+      <w:r>
+        <w:t xml:space="preserve">correlation between a</w:t>
+      </w:r>
+      <w:r>
+        <w:t xml:space="preserve"> </w:t>
+      </w:r>
+      <w:r>
+        <w:t xml:space="preserve">reference-model attack (LiRA) and extraction, and our question is what remains once loss</w:t>
+      </w:r>
+      <w:r>
+        <w:t xml:space="preserve"> </w:t>
+      </w:r>
+      <w:r>
+        <w:t xml:space="preserve">is controlled. We</w:t>
+      </w:r>
+      <w:r>
+        <w:t xml:space="preserve"> </w:t>
+      </w:r>
+      <w:r>
+        <w:rPr>
+          <w:iCs/>
+          <w:i/>
+        </w:rPr>
+        <w:t xml:space="preserve">partial out per-item loss</w:t>
+      </w:r>
+      <w:r>
+        <w:t xml:space="preserve"> </w:t>
+      </w:r>
+      <w:r>
+        <w:t xml:space="preserve">rather than correlating directly, and</w:t>
+      </w:r>
+      <w:r>
+        <w:t xml:space="preserve"> </w:t>
+      </w:r>
+      <w:r>
+        <w:t xml:space="preserve">we target the reference-free</w:t>
+      </w:r>
+      <w:r>
+        <w:t xml:space="preserve"> </w:t>
+      </w:r>
+      <w:r>
+        <w:rPr>
+          <w:iCs/>
+          <w:i/>
+        </w:rPr>
+        <w:t xml:space="preserve">calibrated</w:t>
+      </w:r>
+      <w:r>
+        <w:t xml:space="preserve"> </w:t>
+      </w:r>
+      <w:r>
+        <w:t xml:space="preserve">detectors (Min-K%, Min-K%++, zlib) that</w:t>
+      </w:r>
+      <w:r>
+        <w:t xml:space="preserve"> </w:t>
+      </w:r>
+      <w:r>
+        <w:t xml:space="preserve">the contamination-detection literature actually deploys, which converts their observation</w:t>
+      </w:r>
+      <w:r>
+        <w:t xml:space="preserve"> </w:t>
+      </w:r>
+      <w:r>
+        <w:t xml:space="preserve">into a measurement-validity statement about those instruments.</w:t>
+      </w:r>
+      <w:r>
+        <w:t xml:space="preserve"> </w:t>
+      </w:r>
+      <w:r>
         <w:t xml:space="preserve">Al Sahili et al. (2025)</w:t>
       </w:r>
       <w:r>
@@ -7374,161 +8750,41 @@
         <w:t xml:space="preserve">controlling for raw per-item loss</w:t>
       </w:r>
       <w:r>
-        <w:t xml:space="preserve">, which lets us state the stronger, calibrated claim</w:t>
-      </w:r>
-      <w:r>
-        <w:t xml:space="preserve"> </w:t>
-      </w:r>
-      <w:r>
-        <w:t xml:space="preserve">that the reference-free detectors contribute</w:t>
-      </w:r>
-      <w:r>
-        <w:t xml:space="preserve"> </w:t>
-      </w:r>
-      <w:r>
-        <w:rPr>
-          <w:iCs/>
-          <w:i/>
-        </w:rPr>
-        <w:t xml:space="preserve">zero or negative</w:t>
-      </w:r>
-      <w:r>
-        <w:t xml:space="preserve"> </w:t>
-      </w:r>
-      <w:r>
-        <w:t xml:space="preserve">residual predictive</w:t>
-      </w:r>
-      <w:r>
-        <w:t xml:space="preserve"> </w:t>
-      </w:r>
-      <w:r>
-        <w:t xml:space="preserve">value once loss is partialled out.</w:t>
-      </w:r>
-      <w:r>
-        <w:t xml:space="preserve"> </w:t>
-      </w:r>
-      <w:r>
-        <w:t xml:space="preserve">Hayes et al. (2025)</w:t>
-      </w:r>
-      <w:r>
-        <w:t xml:space="preserve"> </w:t>
-      </w:r>
-      <w:r>
-        <w:t xml:space="preserve">likewise</w:t>
-      </w:r>
-      <w:r>
-        <w:t xml:space="preserve"> </w:t>
-      </w:r>
-      <w:r>
-        <w:t xml:space="preserve">“</w:t>
-      </w:r>
-      <w:r>
-        <w:t xml:space="preserve">observe no correlation with MIA success</w:t>
-      </w:r>
-      <w:r>
-        <w:t xml:space="preserve">”</w:t>
-      </w:r>
-      <w:r>
-        <w:t xml:space="preserve"> </w:t>
-      </w:r>
-      <w:r>
-        <w:t xml:space="preserve">for extraction and conclude the</w:t>
-      </w:r>
-      <w:r>
-        <w:t xml:space="preserve"> </w:t>
-      </w:r>
-      <w:r>
-        <w:t xml:space="preserve">“</w:t>
-      </w:r>
-      <w:r>
-        <w:t xml:space="preserve">two privacy</w:t>
-      </w:r>
-      <w:r>
-        <w:t xml:space="preserve"> </w:t>
-      </w:r>
-      <w:r>
-        <w:t xml:space="preserve">attacks may capture different signals,</w:t>
-      </w:r>
-      <w:r>
-        <w:t xml:space="preserve">”</w:t>
-      </w:r>
-      <w:r>
-        <w:t xml:space="preserve"> </w:t>
-      </w:r>
-      <w:r>
-        <w:t xml:space="preserve">but their evidence is a</w:t>
-      </w:r>
-      <w:r>
-        <w:t xml:space="preserve"> </w:t>
-      </w:r>
-      <w:r>
-        <w:rPr>
-          <w:iCs/>
-          <w:i/>
-        </w:rPr>
-        <w:t xml:space="preserve">direct, zero-order</w:t>
-      </w:r>
-      <w:r>
-        <w:t xml:space="preserve"> </w:t>
-      </w:r>
-      <w:r>
-        <w:t xml:space="preserve">correlation between a reference-model attack (LiRA) and extraction. We differ on both</w:t>
-      </w:r>
-      <w:r>
-        <w:t xml:space="preserve"> </w:t>
-      </w:r>
-      <w:r>
-        <w:t xml:space="preserve">method and object: we</w:t>
-      </w:r>
-      <w:r>
-        <w:t xml:space="preserve"> </w:t>
-      </w:r>
-      <w:r>
-        <w:rPr>
-          <w:iCs/>
-          <w:i/>
-        </w:rPr>
-        <w:t xml:space="preserve">partial out per-item loss</w:t>
-      </w:r>
-      <w:r>
-        <w:t xml:space="preserve"> </w:t>
-      </w:r>
-      <w:r>
-        <w:t xml:space="preserve">rather than correlating directly,</w:t>
-      </w:r>
-      <w:r>
-        <w:t xml:space="preserve"> </w:t>
-      </w:r>
-      <w:r>
-        <w:t xml:space="preserve">and we target the reference-free</w:t>
-      </w:r>
-      <w:r>
-        <w:t xml:space="preserve"> </w:t>
-      </w:r>
-      <w:r>
-        <w:rPr>
-          <w:iCs/>
-          <w:i/>
-        </w:rPr>
-        <w:t xml:space="preserve">calibrated</w:t>
-      </w:r>
-      <w:r>
-        <w:t xml:space="preserve"> </w:t>
-      </w:r>
-      <w:r>
-        <w:t xml:space="preserve">detectors (Min-K%, Min-K%++, zlib)</w:t>
-      </w:r>
-      <w:r>
-        <w:t xml:space="preserve"> </w:t>
-      </w:r>
-      <w:r>
-        <w:t xml:space="preserve">that the contamination-detection literature actually deploys, showing the divergence</w:t>
-      </w:r>
-      <w:r>
-        <w:t xml:space="preserve"> </w:t>
-      </w:r>
-      <w:r>
-        <w:t xml:space="preserve">persists as a controlled mediation result. Independently,</w:t>
+        <w:t xml:space="preserve">, which lets us state a sharper, conservative claim:</w:t>
+      </w:r>
+      <w:r>
+        <w:t xml:space="preserve"> </w:t>
+      </w:r>
+      <w:r>
+        <w:t xml:space="preserve">the reference-free detectors contribute no</w:t>
+      </w:r>
+      <w:r>
+        <w:t xml:space="preserve"> </w:t>
+      </w:r>
+      <w:r>
+        <w:rPr>
+          <w:iCs/>
+          <w:i/>
+        </w:rPr>
+        <w:t xml:space="preserve">positive</w:t>
+      </w:r>
+      <w:r>
+        <w:t xml:space="preserve"> </w:t>
+      </w:r>
+      <w:r>
+        <w:t xml:space="preserve">residual predictive value</w:t>
+      </w:r>
+      <w:r>
+        <w:t xml:space="preserve"> </w:t>
+      </w:r>
+      <w:r>
+        <w:t xml:space="preserve">once loss is partialled out, with the negative residuals we do observe attributable to</w:t>
+      </w:r>
+      <w:r>
+        <w:t xml:space="preserve"> </w:t>
+      </w:r>
+      <w:r>
+        <w:t xml:space="preserve">suppression under near-collinearity rather than to inverse prediction. Independently,</w:t>
       </w:r>
       <w:r>
         <w:t xml:space="preserve"> </w:t>
@@ -7598,12 +8854,12 @@
       <w:r>
         <w:t xml:space="preserve">outcome in our per-domain analysis (Section </w:t>
       </w:r>
-      <w:hyperlink w:anchor="sec:eval">
+      <w:hyperlink w:anchor="sec:res-headline">
         <w:r>
           <w:rPr>
             <w:rStyle w:val="Hyperlink"/>
           </w:rPr>
-          <w:t xml:space="preserve">5</w:t>
+          <w:t xml:space="preserve">6.2</w:t>
         </w:r>
       </w:hyperlink>
       <w:r>
@@ -7661,7 +8917,7 @@
         <w:t xml:space="preserve">membership (no post-hoc split) is precisely the design discipline they call for.</w:t>
       </w:r>
     </w:p>
-    <w:bookmarkStart w:id="57" w:name="tab:closest"/>
+    <w:bookmarkStart w:id="58" w:name="tab:closest"/>
     <w:p>
       <w:pPr>
         <w:pStyle w:val="TableCaption"/>
@@ -7721,7 +8977,36 @@
         <w:t xml:space="preserve"> </w:t>
       </w:r>
       <w:r>
-        <w:t xml:space="preserve">detectors, yielding a quantified zero/negative marginal.</w:t>
+        <w:t xml:space="preserve">detectors, yielding a quantified null-to-negative</w:t>
+      </w:r>
+      <w:r>
+        <w:t xml:space="preserve"> </w:t>
+      </w:r>
+      <w:r>
+        <w:t xml:space="preserve">marginal that we read conservatively as no positive residual. Our row is measured on a</w:t>
+      </w:r>
+      <w:r>
+        <w:t xml:space="preserve"> </w:t>
+      </w:r>
+      <w:r>
+        <w:t xml:space="preserve">single 160M model with N=300 members and is preliminary</w:t>
+      </w:r>
+      <w:r>
+        <w:t xml:space="preserve"> </w:t>
+      </w:r>
+      <w:r>
+        <w:t xml:space="preserve">(Section </w:t>
+      </w:r>
+      <w:hyperlink w:anchor="sec:limitations">
+        <w:r>
+          <w:rPr>
+            <w:rStyle w:val="Hyperlink"/>
+          </w:rPr>
+          <w:t xml:space="preserve">8</w:t>
+        </w:r>
+      </w:hyperlink>
+      <w:r>
+        <w:t xml:space="preserve">).</w:t>
       </w:r>
     </w:p>
     <w:tbl>
@@ -7730,20 +9015,20 @@
         <w:tblW w:type="dxa" w:w="9360"/>
         <w:tblLayout w:type="fixed"/>
         <w:tblLook w:firstRow="1" w:lastRow="0" w:firstColumn="0" w:lastColumn="0" w:noHBand="0" w:noVBand="0" w:val="0020"/>
-        <w:tblCaption w:val="Table I. Where this work sits. To our knowledge it is the only study that pairs a per-item extraction outcome with a partial-correlation/mediation control for raw loss on calibrated reference-free detectors, yielding a quantified zero/negative marginal."/>
+        <w:tblCaption w:val="Table I. Where this work sits. To our knowledge it is the only study that pairs a per-item extraction outcome with a partial-correlation/mediation control for raw loss on calibrated reference-free detectors, yielding a quantified null-to-negative marginal that we read conservatively as no positive residual. Our row is measured on a single 160M model with N=300 members and is preliminary (Section 8)."/>
       </w:tblPr>
       <w:tblGrid>
-        <w:gridCol w:w="2241"/>
-        <w:gridCol w:w="1513"/>
-        <w:gridCol w:w="1457"/>
-        <w:gridCol w:w="2241"/>
-        <w:gridCol w:w="1908"/>
+        <w:gridCol w:w="2269"/>
+        <w:gridCol w:w="1531"/>
+        <w:gridCol w:w="1474"/>
+        <w:gridCol w:w="2269"/>
+        <w:gridCol w:w="1817"/>
       </w:tblGrid>
       <w:tblGrid/>
       <w:tr>
         <w:tc>
           <w:tcPr>
-            <w:tcW w:type="dxa" w:w="2241"/>
+            <w:tcW w:type="dxa" w:w="2269"/>
           </w:tcPr>
           <w:p>
             <w:pPr>
@@ -7761,7 +9046,7 @@
         </w:tc>
         <w:tc>
           <w:tcPr>
-            <w:tcW w:type="dxa" w:w="1513"/>
+            <w:tcW w:type="dxa" w:w="1531"/>
           </w:tcPr>
           <w:p>
             <w:pPr>
@@ -7779,7 +9064,7 @@
         </w:tc>
         <w:tc>
           <w:tcPr>
-            <w:tcW w:type="dxa" w:w="1457"/>
+            <w:tcW w:type="dxa" w:w="1474"/>
           </w:tcPr>
           <w:p>
             <w:pPr>
@@ -7797,7 +9082,7 @@
         </w:tc>
         <w:tc>
           <w:tcPr>
-            <w:tcW w:type="dxa" w:w="2241"/>
+            <w:tcW w:type="dxa" w:w="2269"/>
           </w:tcPr>
           <w:p>
             <w:pPr>
@@ -7815,7 +9100,7 @@
         </w:tc>
         <w:tc>
           <w:tcPr>
-            <w:tcW w:type="dxa" w:w="1908"/>
+            <w:tcW w:type="dxa" w:w="1817"/>
           </w:tcPr>
           <w:p>
             <w:pPr>
@@ -7835,7 +9120,7 @@
       <w:tr>
         <w:tc>
           <w:tcPr>
-            <w:tcW w:type="dxa" w:w="2241"/>
+            <w:tcW w:type="dxa" w:w="2269"/>
           </w:tcPr>
           <w:p>
             <w:pPr>
@@ -7849,7 +9134,7 @@
         </w:tc>
         <w:tc>
           <w:tcPr>
-            <w:tcW w:type="dxa" w:w="1513"/>
+            <w:tcW w:type="dxa" w:w="1531"/>
           </w:tcPr>
           <w:p>
             <w:pPr>
@@ -7863,7 +9148,7 @@
         </w:tc>
         <w:tc>
           <w:tcPr>
-            <w:tcW w:type="dxa" w:w="1457"/>
+            <w:tcW w:type="dxa" w:w="1474"/>
           </w:tcPr>
           <w:p>
             <w:pPr>
@@ -7877,7 +9162,7 @@
         </w:tc>
         <w:tc>
           <w:tcPr>
-            <w:tcW w:type="dxa" w:w="2241"/>
+            <w:tcW w:type="dxa" w:w="2269"/>
           </w:tcPr>
           <w:p>
             <w:pPr>
@@ -7891,7 +9176,7 @@
         </w:tc>
         <w:tc>
           <w:tcPr>
-            <w:tcW w:type="dxa" w:w="1908"/>
+            <w:tcW w:type="dxa" w:w="1817"/>
           </w:tcPr>
           <w:p>
             <w:pPr>
@@ -7907,7 +9192,7 @@
       <w:tr>
         <w:tc>
           <w:tcPr>
-            <w:tcW w:type="dxa" w:w="2241"/>
+            <w:tcW w:type="dxa" w:w="2269"/>
           </w:tcPr>
           <w:p>
             <w:pPr>
@@ -7927,7 +9212,7 @@
         </w:tc>
         <w:tc>
           <w:tcPr>
-            <w:tcW w:type="dxa" w:w="1513"/>
+            <w:tcW w:type="dxa" w:w="1531"/>
           </w:tcPr>
           <w:p>
             <w:pPr>
@@ -7941,7 +9226,7 @@
         </w:tc>
         <w:tc>
           <w:tcPr>
-            <w:tcW w:type="dxa" w:w="1457"/>
+            <w:tcW w:type="dxa" w:w="1474"/>
           </w:tcPr>
           <w:p>
             <w:pPr>
@@ -7955,7 +9240,7 @@
         </w:tc>
         <w:tc>
           <w:tcPr>
-            <w:tcW w:type="dxa" w:w="2241"/>
+            <w:tcW w:type="dxa" w:w="2269"/>
           </w:tcPr>
           <w:p>
             <w:pPr>
@@ -7969,7 +9254,7 @@
         </w:tc>
         <w:tc>
           <w:tcPr>
-            <w:tcW w:type="dxa" w:w="1908"/>
+            <w:tcW w:type="dxa" w:w="1817"/>
           </w:tcPr>
           <w:p>
             <w:pPr>
@@ -7985,7 +9270,7 @@
       <w:tr>
         <w:tc>
           <w:tcPr>
-            <w:tcW w:type="dxa" w:w="2241"/>
+            <w:tcW w:type="dxa" w:w="2269"/>
           </w:tcPr>
           <w:p>
             <w:pPr>
@@ -8005,7 +9290,7 @@
         </w:tc>
         <w:tc>
           <w:tcPr>
-            <w:tcW w:type="dxa" w:w="1513"/>
+            <w:tcW w:type="dxa" w:w="1531"/>
           </w:tcPr>
           <w:p>
             <w:pPr>
@@ -8019,7 +9304,7 @@
         </w:tc>
         <w:tc>
           <w:tcPr>
-            <w:tcW w:type="dxa" w:w="1457"/>
+            <w:tcW w:type="dxa" w:w="1474"/>
           </w:tcPr>
           <w:p>
             <w:pPr>
@@ -8033,7 +9318,7 @@
         </w:tc>
         <w:tc>
           <w:tcPr>
-            <w:tcW w:type="dxa" w:w="2241"/>
+            <w:tcW w:type="dxa" w:w="2269"/>
           </w:tcPr>
           <w:p>
             <w:pPr>
@@ -8047,7 +9332,7 @@
         </w:tc>
         <w:tc>
           <w:tcPr>
-            <w:tcW w:type="dxa" w:w="1908"/>
+            <w:tcW w:type="dxa" w:w="1817"/>
           </w:tcPr>
           <w:p>
             <w:pPr>
@@ -8063,7 +9348,7 @@
       <w:tr>
         <w:tc>
           <w:tcPr>
-            <w:tcW w:type="dxa" w:w="2241"/>
+            <w:tcW w:type="dxa" w:w="2269"/>
           </w:tcPr>
           <w:p>
             <w:pPr>
@@ -8077,7 +9362,7 @@
         </w:tc>
         <w:tc>
           <w:tcPr>
-            <w:tcW w:type="dxa" w:w="1513"/>
+            <w:tcW w:type="dxa" w:w="1531"/>
           </w:tcPr>
           <w:p>
             <w:pPr>
@@ -8091,7 +9376,7 @@
         </w:tc>
         <w:tc>
           <w:tcPr>
-            <w:tcW w:type="dxa" w:w="1457"/>
+            <w:tcW w:type="dxa" w:w="1474"/>
           </w:tcPr>
           <w:p>
             <w:pPr>
@@ -8105,7 +9390,7 @@
         </w:tc>
         <w:tc>
           <w:tcPr>
-            <w:tcW w:type="dxa" w:w="2241"/>
+            <w:tcW w:type="dxa" w:w="2269"/>
           </w:tcPr>
           <w:p>
             <w:pPr>
@@ -8119,7 +9404,7 @@
         </w:tc>
         <w:tc>
           <w:tcPr>
-            <w:tcW w:type="dxa" w:w="1908"/>
+            <w:tcW w:type="dxa" w:w="1817"/>
           </w:tcPr>
           <w:p>
             <w:pPr>
@@ -8135,7 +9420,7 @@
       <w:tr>
         <w:tc>
           <w:tcPr>
-            <w:tcW w:type="dxa" w:w="2241"/>
+            <w:tcW w:type="dxa" w:w="2269"/>
           </w:tcPr>
           <w:p>
             <w:pPr>
@@ -8149,7 +9434,7 @@
         </w:tc>
         <w:tc>
           <w:tcPr>
-            <w:tcW w:type="dxa" w:w="1513"/>
+            <w:tcW w:type="dxa" w:w="1531"/>
           </w:tcPr>
           <w:p>
             <w:pPr>
@@ -8163,7 +9448,7 @@
         </w:tc>
         <w:tc>
           <w:tcPr>
-            <w:tcW w:type="dxa" w:w="1457"/>
+            <w:tcW w:type="dxa" w:w="1474"/>
           </w:tcPr>
           <w:p>
             <w:pPr>
@@ -8177,7 +9462,7 @@
         </w:tc>
         <w:tc>
           <w:tcPr>
-            <w:tcW w:type="dxa" w:w="2241"/>
+            <w:tcW w:type="dxa" w:w="2269"/>
           </w:tcPr>
           <w:p>
             <w:pPr>
@@ -8191,7 +9476,7 @@
         </w:tc>
         <w:tc>
           <w:tcPr>
-            <w:tcW w:type="dxa" w:w="1908"/>
+            <w:tcW w:type="dxa" w:w="1817"/>
           </w:tcPr>
           <w:p>
             <w:pPr>
@@ -8207,7 +9492,7 @@
       <w:tr>
         <w:tc>
           <w:tcPr>
-            <w:tcW w:type="dxa" w:w="2241"/>
+            <w:tcW w:type="dxa" w:w="2269"/>
           </w:tcPr>
           <w:p>
             <w:pPr>
@@ -8221,7 +9506,7 @@
         </w:tc>
         <w:tc>
           <w:tcPr>
-            <w:tcW w:type="dxa" w:w="1513"/>
+            <w:tcW w:type="dxa" w:w="1531"/>
           </w:tcPr>
           <w:p>
             <w:pPr>
@@ -8235,7 +9520,7 @@
         </w:tc>
         <w:tc>
           <w:tcPr>
-            <w:tcW w:type="dxa" w:w="1457"/>
+            <w:tcW w:type="dxa" w:w="1474"/>
           </w:tcPr>
           <w:p>
             <w:pPr>
@@ -8249,7 +9534,7 @@
         </w:tc>
         <w:tc>
           <w:tcPr>
-            <w:tcW w:type="dxa" w:w="2241"/>
+            <w:tcW w:type="dxa" w:w="2269"/>
           </w:tcPr>
           <w:p>
             <w:pPr>
@@ -8263,7 +9548,7 @@
         </w:tc>
         <w:tc>
           <w:tcPr>
-            <w:tcW w:type="dxa" w:w="1908"/>
+            <w:tcW w:type="dxa" w:w="1817"/>
           </w:tcPr>
           <w:p>
             <w:pPr>
@@ -8279,7 +9564,7 @@
       <w:tr>
         <w:tc>
           <w:tcPr>
-            <w:tcW w:type="dxa" w:w="2241"/>
+            <w:tcW w:type="dxa" w:w="2269"/>
           </w:tcPr>
           <w:p>
             <w:pPr>
@@ -8297,7 +9582,7 @@
         </w:tc>
         <w:tc>
           <w:tcPr>
-            <w:tcW w:type="dxa" w:w="1513"/>
+            <w:tcW w:type="dxa" w:w="1531"/>
           </w:tcPr>
           <w:p>
             <w:pPr>
@@ -8315,7 +9600,7 @@
         </w:tc>
         <w:tc>
           <w:tcPr>
-            <w:tcW w:type="dxa" w:w="1457"/>
+            <w:tcW w:type="dxa" w:w="1474"/>
           </w:tcPr>
           <w:p>
             <w:pPr>
@@ -8333,7 +9618,7 @@
         </w:tc>
         <w:tc>
           <w:tcPr>
-            <w:tcW w:type="dxa" w:w="2241"/>
+            <w:tcW w:type="dxa" w:w="2269"/>
           </w:tcPr>
           <w:p>
             <w:pPr>
@@ -8351,7 +9636,7 @@
         </w:tc>
         <w:tc>
           <w:tcPr>
-            <w:tcW w:type="dxa" w:w="1908"/>
+            <w:tcW w:type="dxa" w:w="1817"/>
           </w:tcPr>
           <w:p>
             <w:pPr>
@@ -8363,16 +9648,16 @@
                 <w:bCs/>
                 <w:b/>
               </w:rPr>
-              <w:t xml:space="preserve">zero/negative residual beyond loss</w:t>
+              <w:t xml:space="preserve">no positive residual beyond loss</w:t>
             </w:r>
           </w:p>
         </w:tc>
       </w:tr>
     </w:tbl>
-    <w:bookmarkEnd w:id="57"/>
     <w:bookmarkEnd w:id="58"/>
     <w:bookmarkEnd w:id="59"/>
-    <w:bookmarkStart w:id="68" w:name="sec:eval"/>
+    <w:bookmarkEnd w:id="60"/>
+    <w:bookmarkStart w:id="69" w:name="sec:eval"/>
     <w:p>
       <w:pPr>
         <w:pStyle w:val="Heading1"/>
@@ -8381,7 +9666,7 @@
         <w:t xml:space="preserve">V. Evaluation Overview</w:t>
       </w:r>
     </w:p>
-    <w:bookmarkStart w:id="60" w:name="threat-model-and-success-criteria"/>
+    <w:bookmarkStart w:id="61" w:name="threat-model-and-success-criteria"/>
     <w:p>
       <w:pPr>
         <w:pStyle w:val="Heading2"/>
@@ -8395,59 +9680,74 @@
         <w:pStyle w:val="FirstParagraph"/>
       </w:pPr>
       <w:r>
-        <w:t xml:space="preserve">We frame contamination detection as a membership/exposure attack with an explicit</w:t>
-      </w:r>
-      <w:r>
-        <w:t xml:space="preserve"> </w:t>
-      </w:r>
-      <w:r>
-        <w:t xml:space="preserve">adversary (Section omitted here, see</w:t>
-      </w:r>
-      <w:r>
-        <w:t xml:space="preserve"> </w:t>
-      </w:r>
-      <w:r>
-        <w:rPr>
-          <w:rStyle w:val="VerbatimChar"/>
-        </w:rPr>
-        <w:t xml:space="preserve">docs/experiment_design.md</w:t>
-      </w:r>
-      <w:r>
-        <w:t xml:space="preserve">). Goals range</w:t>
-      </w:r>
-      <w:r>
-        <w:t xml:space="preserve"> </w:t>
-      </w:r>
-      <w:r>
-        <w:t xml:space="preserve">from membership inference on a single item, to benchmark-level contamination</w:t>
-      </w:r>
-      <w:r>
-        <w:t xml:space="preserve"> </w:t>
-      </w:r>
-      <w:r>
-        <w:t xml:space="preserve">confirmation, to verbatim extraction and PII leakage. Each detector is evaluated at its</w:t>
-      </w:r>
-      <w:r>
-        <w:t xml:space="preserve"> </w:t>
-      </w:r>
-      <w:r>
-        <w:t xml:space="preserve">minimum access tier (gray-box logprobs for LOSS/Min-K%/zlib, white-box logits for</w:t>
-      </w:r>
-      <w:r>
-        <w:t xml:space="preserve"> </w:t>
-      </w:r>
-      <w:r>
-        <w:t xml:space="preserve">Min-K%++). Success is defined by the security-appropriate operating point rather than</w:t>
-      </w:r>
-      <w:r>
-        <w:t xml:space="preserve"> </w:t>
-      </w:r>
-      <w:r>
-        <w:t xml:space="preserve">average accuracy.</w:t>
-      </w:r>
-    </w:p>
-    <w:bookmarkEnd w:id="60"/>
-    <w:bookmarkStart w:id="61" w:name="methods-under-comparison"/>
+        <w:t xml:space="preserve">Section </w:t>
+      </w:r>
+      <w:hyperlink w:anchor="sec:threat">
+        <w:r>
+          <w:rPr>
+            <w:rStyle w:val="Hyperlink"/>
+          </w:rPr>
+          <w:t xml:space="preserve">3</w:t>
+        </w:r>
+      </w:hyperlink>
+      <w:r>
+        <w:t xml:space="preserve"> </w:t>
+      </w:r>
+      <w:r>
+        <w:t xml:space="preserve">fixes the parties, the goals G1 through G3, the access tiers,</w:t>
+      </w:r>
+      <w:r>
+        <w:t xml:space="preserve"> </w:t>
+      </w:r>
+      <w:r>
+        <w:t xml:space="preserve">and the success criteria. This section instantiates that protocol. Each detector is</w:t>
+      </w:r>
+      <w:r>
+        <w:t xml:space="preserve"> </w:t>
+      </w:r>
+      <w:r>
+        <w:t xml:space="preserve">evaluated at its minimum access tier as graded in Section </w:t>
+      </w:r>
+      <w:hyperlink w:anchor="sec:threat">
+        <w:r>
+          <w:rPr>
+            <w:rStyle w:val="Hyperlink"/>
+          </w:rPr>
+          <w:t xml:space="preserve">3</w:t>
+        </w:r>
+      </w:hyperlink>
+      <w:r>
+        <w:t xml:space="preserve">, and success</w:t>
+      </w:r>
+      <w:r>
+        <w:t xml:space="preserve"> </w:t>
+      </w:r>
+      <w:r>
+        <w:t xml:space="preserve">is defined by the low-false-positive operating point of Section </w:t>
+      </w:r>
+      <w:hyperlink w:anchor="sec:concepts">
+        <w:r>
+          <w:rPr>
+            <w:rStyle w:val="Hyperlink"/>
+          </w:rPr>
+          <w:t xml:space="preserve">2.4</w:t>
+        </w:r>
+      </w:hyperlink>
+      <w:r>
+        <w:t xml:space="preserve"> </w:t>
+      </w:r>
+      <w:r>
+        <w:t xml:space="preserve">rather</w:t>
+      </w:r>
+      <w:r>
+        <w:t xml:space="preserve"> </w:t>
+      </w:r>
+      <w:r>
+        <w:t xml:space="preserve">than by average accuracy.</w:t>
+      </w:r>
+    </w:p>
+    <w:bookmarkEnd w:id="61"/>
+    <w:bookmarkStart w:id="62" w:name="methods-under-comparison"/>
     <w:p>
       <w:pPr>
         <w:pStyle w:val="Heading2"/>
@@ -8477,25 +9777,36 @@
         <w:t xml:space="preserve"> </w:t>
       </w:r>
       <w:r>
-        <w:t xml:space="preserve">detectors only. We propose no new detector. The</w:t>
-      </w:r>
-      <w:r>
-        <w:t xml:space="preserve"> </w:t>
-      </w:r>
-      <w:r>
-        <w:t xml:space="preserve">per-item membership suite is LOSS/perplexity </w:t>
+        <w:t xml:space="preserve">detectors only. We propose no new detector. The four</w:t>
+      </w:r>
+      <w:r>
+        <w:t xml:space="preserve"> </w:t>
+      </w:r>
+      <w:r>
+        <w:t xml:space="preserve">detectors are defined in Section </w:t>
+      </w:r>
+      <w:hyperlink w:anchor="sec:concepts">
+        <w:r>
+          <w:rPr>
+            <w:rStyle w:val="Hyperlink"/>
+          </w:rPr>
+          <w:t xml:space="preserve">2.4</w:t>
+        </w:r>
+      </w:hyperlink>
+      <w:r>
+        <w:t xml:space="preserve">: LOSS/perplexity </w:t>
       </w:r>
       <w:r>
         <w:t xml:space="preserve">(Yeom et al., 2018)</w:t>
       </w:r>
       <w:r>
-        <w:t xml:space="preserve">, Min-K%</w:t>
-      </w:r>
-      <w:r>
-        <w:t xml:space="preserve"> </w:t>
-      </w:r>
-      <w:r>
-        <w:t xml:space="preserve">Prob </w:t>
+        <w:t xml:space="preserve">,</w:t>
+      </w:r>
+      <w:r>
+        <w:t xml:space="preserve"> </w:t>
+      </w:r>
+      <w:r>
+        <w:t xml:space="preserve">Min-K% Prob </w:t>
       </w:r>
       <w:r>
         <w:t xml:space="preserve">(Shi et al., 2024)</w:t>
@@ -8507,19 +9818,36 @@
         <w:t xml:space="preserve">(J. Zhang et al., 2025)</w:t>
       </w:r>
       <w:r>
-        <w:t xml:space="preserve">, and the zlib-entropy</w:t>
-      </w:r>
-      <w:r>
-        <w:t xml:space="preserve"> </w:t>
-      </w:r>
-      <w:r>
-        <w:t xml:space="preserve">ratio </w:t>
+        <w:t xml:space="preserve">, and the</w:t>
+      </w:r>
+      <w:r>
+        <w:t xml:space="preserve"> </w:t>
+      </w:r>
+      <w:r>
+        <w:t xml:space="preserve">zlib-entropy ratio </w:t>
       </w:r>
       <w:r>
         <w:t xml:space="preserve">(Carlini et al., 2021)</w:t>
       </w:r>
       <w:r>
-        <w:t xml:space="preserve">. Two further tests operate off the per-item</w:t>
+        <w:t xml:space="preserve">. We run Min-K% and Min-K%++ at k=20.</w:t>
+      </w:r>
+      <w:r>
+        <w:t xml:space="preserve"> </w:t>
+      </w:r>
+      <w:r>
+        <w:t xml:space="preserve">Two further tests, also defined in Section </w:t>
+      </w:r>
+      <w:hyperlink w:anchor="sec:concepts">
+        <w:r>
+          <w:rPr>
+            <w:rStyle w:val="Hyperlink"/>
+          </w:rPr>
+          <w:t xml:space="preserve">2.4</w:t>
+        </w:r>
+      </w:hyperlink>
+      <w:r>
+        <w:t xml:space="preserve">, operate off the per-item</w:t>
       </w:r>
       <w:r>
         <w:t xml:space="preserve"> </w:t>
@@ -8531,43 +9859,34 @@
         <w:t xml:space="preserve">(Brown et al., 2020)</w:t>
       </w:r>
       <w:r>
-        <w:t xml:space="preserve">, a model-free</w:t>
-      </w:r>
-      <w:r>
-        <w:t xml:space="preserve"> </w:t>
-      </w:r>
-      <w:r>
-        <w:t xml:space="preserve">data-side check used to construct ground-truth contamination labels for benchmark items,</w:t>
-      </w:r>
-      <w:r>
-        <w:t xml:space="preserve"> </w:t>
-      </w:r>
-      <w:r>
-        <w:t xml:space="preserve">and the Oren permutation/exchangeability test </w:t>
+        <w:t xml:space="preserve">, which we use to</w:t>
+      </w:r>
+      <w:r>
+        <w:t xml:space="preserve"> </w:t>
+      </w:r>
+      <w:r>
+        <w:t xml:space="preserve">construct ground-truth contamination labels for benchmark items, and the Oren</w:t>
+      </w:r>
+      <w:r>
+        <w:t xml:space="preserve"> </w:t>
+      </w:r>
+      <w:r>
+        <w:t xml:space="preserve">permutation/exchangeability test </w:t>
       </w:r>
       <w:r>
         <w:t xml:space="preserve">(Oren et al., 2024)</w:t>
       </w:r>
       <w:r>
-        <w:t xml:space="preserve">, a benchmark-level</w:t>
-      </w:r>
-      <w:r>
-        <w:t xml:space="preserve"> </w:t>
-      </w:r>
-      <w:r>
-        <w:t xml:space="preserve">test that compares the canonical ordering of a benchmark’s examples against random</w:t>
-      </w:r>
-      <w:r>
-        <w:t xml:space="preserve"> </w:t>
-      </w:r>
-      <w:r>
-        <w:t xml:space="preserve">shufflings to certify contamination with a controlled false-positive rate. The leakage</w:t>
-      </w:r>
-      <w:r>
-        <w:t xml:space="preserve"> </w:t>
-      </w:r>
-      <w:r>
-        <w:t xml:space="preserve">outcome is prefix-continuation extractable memorization under greedy</w:t>
+        <w:t xml:space="preserve"> </w:t>
+      </w:r>
+      <w:r>
+        <w:t xml:space="preserve">at the benchmark level. The</w:t>
+      </w:r>
+      <w:r>
+        <w:t xml:space="preserve"> </w:t>
+      </w:r>
+      <w:r>
+        <w:t xml:space="preserve">leakage outcome is prefix-continuation extractable memorization under greedy</w:t>
       </w:r>
       <w:r>
         <w:t xml:space="preserve"> </w:t>
@@ -8594,7 +9913,30 @@
         <w:t xml:space="preserve">Lukas et al. (2023)</w:t>
       </w:r>
       <w:r>
-        <w:t xml:space="preserve">. Related approaches we deliberately</w:t>
+        <w:t xml:space="preserve">. This measurement returned a null at our scale, and we report it as</w:t>
+      </w:r>
+      <w:r>
+        <w:t xml:space="preserve"> </w:t>
+      </w:r>
+      <w:r>
+        <w:t xml:space="preserve">such rather than as a contribution (Section </w:t>
+      </w:r>
+      <w:hyperlink w:anchor="sec:res-extraction">
+        <w:r>
+          <w:rPr>
+            <w:rStyle w:val="Hyperlink"/>
+          </w:rPr>
+          <w:t xml:space="preserve">6.3</w:t>
+        </w:r>
+      </w:hyperlink>
+      <w:r>
+        <w:t xml:space="preserve">). Related approaches</w:t>
+      </w:r>
+      <w:r>
+        <w:t xml:space="preserve"> </w:t>
+      </w:r>
+      <w:r>
+        <w:t xml:space="preserve">we deliberately</w:t>
       </w:r>
       <w:r>
         <w:t xml:space="preserve"> </w:t>
@@ -8663,16 +10005,6 @@
         <w:t xml:space="preserve"> </w:t>
       </w:r>
       <w:r>
-        <w:rPr>
-          <w:bCs/>
-          <w:b/>
-        </w:rPr>
-        <w:t xml:space="preserve">[D1]</w:t>
-      </w:r>
-      <w:r>
-        <w:t xml:space="preserve"> </w:t>
-      </w:r>
-      <w:r>
         <w:t xml:space="preserve">An internal-activation probe is reported, if at all, only as exploratory</w:t>
       </w:r>
       <w:r>
@@ -8682,8 +10014,8 @@
         <w:t xml:space="preserve">analysis in the Discussion, not as a contribution.</w:t>
       </w:r>
     </w:p>
-    <w:bookmarkEnd w:id="61"/>
-    <w:bookmarkStart w:id="65" w:name="data"/>
+    <w:bookmarkEnd w:id="62"/>
+    <w:bookmarkStart w:id="66" w:name="data"/>
     <w:p>
       <w:pPr>
         <w:pStyle w:val="Heading2"/>
@@ -8711,10 +10043,10 @@
         <w:t xml:space="preserve"> </w:t>
       </w:r>
       <w:r>
-        <w:t xml:space="preserve">summarizes every corpus and benchmark used or referenced below.</w:t>
-      </w:r>
-    </w:p>
-    <w:bookmarkStart w:id="63" w:name="models-and-corpus."/>
+        <w:t xml:space="preserve">summarizes the corpora and benchmarks used or referenced below.</w:t>
+      </w:r>
+    </w:p>
+    <w:bookmarkStart w:id="64" w:name="models-and-corpus."/>
     <w:p>
       <w:pPr>
         <w:pStyle w:val="Heading4"/>
@@ -8758,25 +10090,46 @@
         <w:t xml:space="preserve"> </w:t>
       </w:r>
       <w:r>
-        <w:t xml:space="preserve">variant provide exact membership ground truth. We use the released MIMIR member/</w:t>
-      </w:r>
-      <w:r>
-        <w:t xml:space="preserve"> </w:t>
-      </w:r>
-      <w:r>
-        <w:t xml:space="preserve">non-member splits </w:t>
+        <w:t xml:space="preserve">variant provide exact membership ground truth. Our confound-clean split draws members</w:t>
+      </w:r>
+      <w:r>
+        <w:t xml:space="preserve"> </w:t>
+      </w:r>
+      <w:r>
+        <w:t xml:space="preserve">from a public mirror of the Pile training set and non-members from the Pile validation</w:t>
+      </w:r>
+      <w:r>
+        <w:t xml:space="preserve"> </w:t>
+      </w:r>
+      <w:r>
+        <w:t xml:space="preserve">set, stratified across the Pile’s constituent subsets. We additionally report the</w:t>
+      </w:r>
+      <w:r>
+        <w:t xml:space="preserve"> </w:t>
+      </w:r>
+      <w:r>
+        <w:t xml:space="preserve">temporally confounded WikiMIA split as a deliberate contrast, and we cite the MIMIR</w:t>
+      </w:r>
+      <w:r>
+        <w:t xml:space="preserve"> </w:t>
+      </w:r>
+      <w:r>
+        <w:t xml:space="preserve">construction </w:t>
       </w:r>
       <w:r>
         <w:t xml:space="preserve">(Duan et al., 2024)</w:t>
       </w:r>
       <w:r>
-        <w:t xml:space="preserve">, which control n-gram overlap between members and</w:t>
-      </w:r>
-      <w:r>
-        <w:t xml:space="preserve"> </w:t>
-      </w:r>
-      <w:r>
-        <w:t xml:space="preserve">non-members. OLMo </w:t>
+        <w:t xml:space="preserve"> </w:t>
+      </w:r>
+      <w:r>
+        <w:t xml:space="preserve">as the methodological precedent rather than using its</w:t>
+      </w:r>
+      <w:r>
+        <w:t xml:space="preserve"> </w:t>
+      </w:r>
+      <w:r>
+        <w:t xml:space="preserve">released splits. OLMo </w:t>
       </w:r>
       <w:r>
         <w:t xml:space="preserve">(Groeneveld et al., 2024)</w:t>
@@ -8845,7 +10198,7 @@
         <w:t xml:space="preserve">benchmark contamination structural rather than adversarial.</w:t>
       </w:r>
     </w:p>
-    <w:bookmarkStart w:id="62" w:name="tab:datasets"/>
+    <w:bookmarkStart w:id="63" w:name="tab:datasets"/>
     <w:p>
       <w:pPr>
         <w:pStyle w:val="TableCaption"/>
@@ -8857,19 +10210,42 @@
         <w:t xml:space="preserve"> </w:t>
       </w:r>
       <w:r>
-        <w:t xml:space="preserve">our ground-truth training corpus. Common Crawl and C4/Dolma/RedPajama frame the</w:t>
-      </w:r>
-      <w:r>
-        <w:t xml:space="preserve"> </w:t>
-      </w:r>
-      <w:r>
-        <w:t xml:space="preserve">weakly filtered web-scrape regime. The lower block lists the contamination benchmarks</w:t>
-      </w:r>
-      <w:r>
-        <w:t xml:space="preserve"> </w:t>
-      </w:r>
-      <w:r>
-        <w:t xml:space="preserve">whose items we label by corpus-side overlap.</w:t>
+        <w:t xml:space="preserve">our ground-truth training corpus, and the Enron Emails subset supplies the PII</w:t>
+      </w:r>
+      <w:r>
+        <w:t xml:space="preserve"> </w:t>
+      </w:r>
+      <w:r>
+        <w:t xml:space="preserve">measurement reported as a null in Section </w:t>
+      </w:r>
+      <w:hyperlink w:anchor="sec:res-extraction">
+        <w:r>
+          <w:rPr>
+            <w:rStyle w:val="Hyperlink"/>
+          </w:rPr>
+          <w:t xml:space="preserve">6.3</w:t>
+        </w:r>
+      </w:hyperlink>
+      <w:r>
+        <w:t xml:space="preserve">. WikiMIA appears</w:t>
+      </w:r>
+      <w:r>
+        <w:t xml:space="preserve"> </w:t>
+      </w:r>
+      <w:r>
+        <w:t xml:space="preserve">only as the deliberately confounded contrast split. The lower block lists the</w:t>
+      </w:r>
+      <w:r>
+        <w:t xml:space="preserve"> </w:t>
+      </w:r>
+      <w:r>
+        <w:t xml:space="preserve">contamination benchmarks, of which MMLU, GSM8K, and HumanEval are labeled by</w:t>
+      </w:r>
+      <w:r>
+        <w:t xml:space="preserve"> </w:t>
+      </w:r>
+      <w:r>
+        <w:t xml:space="preserve">corpus-side overlap at the scale reported here.</w:t>
       </w:r>
     </w:p>
     <w:tbl>
@@ -8878,20 +10254,20 @@
         <w:tblW w:type="dxa" w:w="9360"/>
         <w:tblLayout w:type="fixed"/>
         <w:tblLook w:firstRow="1" w:lastRow="0" w:firstColumn="0" w:lastColumn="0" w:noHBand="0" w:noVBand="0" w:val="0020"/>
-        <w:tblCaption w:val="Table II. Corpora and benchmarks used in or referenced by the evaluation. The Pile is our ground-truth training corpus. Common Crawl and C4/Dolma/RedPajama frame the weakly filtered web-scrape regime. The lower block lists the contamination benchmarks whose items we label by corpus-side overlap."/>
+        <w:tblCaption w:val="Table II. Corpora and benchmarks used in or referenced by the evaluation. The Pile is our ground-truth training corpus, and the Enron Emails subset supplies the PII measurement reported as a null in Section 6.3. WikiMIA appears only as the deliberately confounded contrast split. The lower block lists the contamination benchmarks, of which MMLU, GSM8K, and HumanEval are labeled by corpus-side overlap at the scale reported here."/>
       </w:tblPr>
       <w:tblGrid>
-        <w:gridCol w:w="769"/>
-        <w:gridCol w:w="620"/>
-        <w:gridCol w:w="3846"/>
-        <w:gridCol w:w="1538"/>
-        <w:gridCol w:w="2587"/>
+        <w:gridCol w:w="748"/>
+        <w:gridCol w:w="811"/>
+        <w:gridCol w:w="3744"/>
+        <w:gridCol w:w="1497"/>
+        <w:gridCol w:w="2560"/>
       </w:tblGrid>
       <w:tblGrid/>
       <w:tr>
         <w:tc>
           <w:tcPr>
-            <w:tcW w:type="dxa" w:w="769"/>
+            <w:tcW w:type="dxa" w:w="748"/>
           </w:tcPr>
           <w:p>
             <w:pPr>
@@ -8909,7 +10285,7 @@
         </w:tc>
         <w:tc>
           <w:tcPr>
-            <w:tcW w:type="dxa" w:w="620"/>
+            <w:tcW w:type="dxa" w:w="811"/>
           </w:tcPr>
           <w:p>
             <w:pPr>
@@ -8927,7 +10303,7 @@
         </w:tc>
         <w:tc>
           <w:tcPr>
-            <w:tcW w:type="dxa" w:w="3846"/>
+            <w:tcW w:type="dxa" w:w="3744"/>
           </w:tcPr>
           <w:p>
             <w:pPr>
@@ -8945,7 +10321,7 @@
         </w:tc>
         <w:tc>
           <w:tcPr>
-            <w:tcW w:type="dxa" w:w="1538"/>
+            <w:tcW w:type="dxa" w:w="1497"/>
           </w:tcPr>
           <w:p>
             <w:pPr>
@@ -8963,7 +10339,7 @@
         </w:tc>
         <w:tc>
           <w:tcPr>
-            <w:tcW w:type="dxa" w:w="2587"/>
+            <w:tcW w:type="dxa" w:w="2560"/>
           </w:tcPr>
           <w:p>
             <w:pPr>
@@ -8983,7 +10359,7 @@
       <w:tr>
         <w:tc>
           <w:tcPr>
-            <w:tcW w:type="dxa" w:w="769"/>
+            <w:tcW w:type="dxa" w:w="748"/>
           </w:tcPr>
           <w:p>
             <w:pPr>
@@ -8997,7 +10373,7 @@
         </w:tc>
         <w:tc>
           <w:tcPr>
-            <w:tcW w:type="dxa" w:w="620"/>
+            <w:tcW w:type="dxa" w:w="811"/>
           </w:tcPr>
           <w:p>
             <w:pPr>
@@ -9011,7 +10387,7 @@
         </w:tc>
         <w:tc>
           <w:tcPr>
-            <w:tcW w:type="dxa" w:w="3846"/>
+            <w:tcW w:type="dxa" w:w="3744"/>
           </w:tcPr>
           <w:p>
             <w:pPr>
@@ -9025,7 +10401,7 @@
         </w:tc>
         <w:tc>
           <w:tcPr>
-            <w:tcW w:type="dxa" w:w="1538"/>
+            <w:tcW w:type="dxa" w:w="1497"/>
           </w:tcPr>
           <w:p>
             <w:pPr>
@@ -9039,7 +10415,7 @@
         </w:tc>
         <w:tc>
           <w:tcPr>
-            <w:tcW w:type="dxa" w:w="2587"/>
+            <w:tcW w:type="dxa" w:w="2560"/>
           </w:tcPr>
           <w:p>
             <w:pPr>
@@ -9055,7 +10431,7 @@
       <w:tr>
         <w:tc>
           <w:tcPr>
-            <w:tcW w:type="dxa" w:w="769"/>
+            <w:tcW w:type="dxa" w:w="748"/>
           </w:tcPr>
           <w:p>
             <w:pPr>
@@ -9063,13 +10439,13 @@
               <w:jc w:val="left"/>
             </w:pPr>
             <w:r>
-              <w:t xml:space="preserve">Common Crawl</w:t>
-            </w:r>
-          </w:p>
-        </w:tc>
-        <w:tc>
-          <w:tcPr>
-            <w:tcW w:type="dxa" w:w="620"/>
+              <w:t xml:space="preserve">pile-10k</w:t>
+            </w:r>
+          </w:p>
+        </w:tc>
+        <w:tc>
+          <w:tcPr>
+            <w:tcW w:type="dxa" w:w="811"/>
           </w:tcPr>
           <w:p>
             <w:pPr>
@@ -9077,13 +10453,13 @@
               <w:jc w:val="left"/>
             </w:pPr>
             <w:r>
-              <w:t xml:space="preserve">corpus</w:t>
-            </w:r>
-          </w:p>
-        </w:tc>
-        <w:tc>
-          <w:tcPr>
-            <w:tcW w:type="dxa" w:w="3846"/>
+              <w:t xml:space="preserve">corpus sample</w:t>
+            </w:r>
+          </w:p>
+        </w:tc>
+        <w:tc>
+          <w:tcPr>
+            <w:tcW w:type="dxa" w:w="3744"/>
           </w:tcPr>
           <w:p>
             <w:pPr>
@@ -9091,13 +10467,13 @@
               <w:jc w:val="left"/>
             </w:pPr>
             <w:r>
-              <w:t xml:space="preserve">Open, continually updated repository of raw web-crawl data, the base of most LLM pre-training scrapes</w:t>
-            </w:r>
-          </w:p>
-        </w:tc>
-        <w:tc>
-          <w:tcPr>
-            <w:tcW w:type="dxa" w:w="1538"/>
+              <w:t xml:space="preserve">Public 10k-document sample of the Pile training set, the source of our member items</w:t>
+            </w:r>
+          </w:p>
+        </w:tc>
+        <w:tc>
+          <w:tcPr>
+            <w:tcW w:type="dxa" w:w="1497"/>
           </w:tcPr>
           <w:p>
             <w:pPr>
@@ -9105,13 +10481,19 @@
               <w:jc w:val="left"/>
             </w:pPr>
             <w:r>
-              <w:t xml:space="preserve">petabyte-scale (growing)</w:t>
-            </w:r>
-          </w:p>
-        </w:tc>
-        <w:tc>
-          <w:tcPr>
-            <w:tcW w:type="dxa" w:w="2587"/>
+              <w:t xml:space="preserve">10</w:t>
+            </w:r>
+            <w:r>
+              <w:t xml:space="preserve">,</w:t>
+            </w:r>
+            <w:r>
+              <w:t xml:space="preserve">000 documents</w:t>
+            </w:r>
+          </w:p>
+        </w:tc>
+        <w:tc>
+          <w:tcPr>
+            <w:tcW w:type="dxa" w:w="2560"/>
           </w:tcPr>
           <w:p>
             <w:pPr>
@@ -9119,7 +10501,7 @@
               <w:jc w:val="left"/>
             </w:pPr>
             <w:r>
-              <w:t xml:space="preserve">(Common Crawl Foundation, n.d.)</w:t>
+              <w:t xml:space="preserve">(Gao et al., 2020)</w:t>
             </w:r>
           </w:p>
         </w:tc>
@@ -9127,7 +10509,7 @@
       <w:tr>
         <w:tc>
           <w:tcPr>
-            <w:tcW w:type="dxa" w:w="769"/>
+            <w:tcW w:type="dxa" w:w="748"/>
           </w:tcPr>
           <w:p>
             <w:pPr>
@@ -9135,13 +10517,13 @@
               <w:jc w:val="left"/>
             </w:pPr>
             <w:r>
-              <w:t xml:space="preserve">C4</w:t>
-            </w:r>
-          </w:p>
-        </w:tc>
-        <w:tc>
-          <w:tcPr>
-            <w:tcW w:type="dxa" w:w="620"/>
+              <w:t xml:space="preserve">Enron Emails</w:t>
+            </w:r>
+          </w:p>
+        </w:tc>
+        <w:tc>
+          <w:tcPr>
+            <w:tcW w:type="dxa" w:w="811"/>
           </w:tcPr>
           <w:p>
             <w:pPr>
@@ -9149,13 +10531,13 @@
               <w:jc w:val="left"/>
             </w:pPr>
             <w:r>
-              <w:t xml:space="preserve">corpus</w:t>
-            </w:r>
-          </w:p>
-        </w:tc>
-        <w:tc>
-          <w:tcPr>
-            <w:tcW w:type="dxa" w:w="3846"/>
+              <w:t xml:space="preserve">corpus subset</w:t>
+            </w:r>
+          </w:p>
+        </w:tc>
+        <w:tc>
+          <w:tcPr>
+            <w:tcW w:type="dxa" w:w="3744"/>
           </w:tcPr>
           <w:p>
             <w:pPr>
@@ -9163,13 +10545,13 @@
               <w:jc w:val="left"/>
             </w:pPr>
             <w:r>
-              <w:t xml:space="preserve">Colossal Clean Crawled Corpus: a filtered Common Crawl snapshot introduced with T5</w:t>
-            </w:r>
-          </w:p>
-        </w:tc>
-        <w:tc>
-          <w:tcPr>
-            <w:tcW w:type="dxa" w:w="1538"/>
+              <w:t xml:space="preserve">Email corpus that is a component subset of The Pile. Supplies the PII measurement reported as a null</w:t>
+            </w:r>
+          </w:p>
+        </w:tc>
+        <w:tc>
+          <w:tcPr>
+            <w:tcW w:type="dxa" w:w="1497"/>
           </w:tcPr>
           <w:p>
             <w:pPr>
@@ -9177,13 +10559,13 @@
               <w:jc w:val="left"/>
             </w:pPr>
             <w:r>
-              <w:t xml:space="preserve">∼750 GB</w:t>
-            </w:r>
-          </w:p>
-        </w:tc>
-        <w:tc>
-          <w:tcPr>
-            <w:tcW w:type="dxa" w:w="2587"/>
+              <w:t xml:space="preserve">part of the Pile</w:t>
+            </w:r>
+          </w:p>
+        </w:tc>
+        <w:tc>
+          <w:tcPr>
+            <w:tcW w:type="dxa" w:w="2560"/>
           </w:tcPr>
           <w:p>
             <w:pPr>
@@ -9191,7 +10573,7 @@
               <w:jc w:val="left"/>
             </w:pPr>
             <w:r>
-              <w:t xml:space="preserve">(Dodge et al., 2021; Raffel et al., 2020)</w:t>
+              <w:t xml:space="preserve">(Gao et al., 2020)</w:t>
             </w:r>
           </w:p>
         </w:tc>
@@ -9199,7 +10581,7 @@
       <w:tr>
         <w:tc>
           <w:tcPr>
-            <w:tcW w:type="dxa" w:w="769"/>
+            <w:tcW w:type="dxa" w:w="748"/>
           </w:tcPr>
           <w:p>
             <w:pPr>
@@ -9207,13 +10589,13 @@
               <w:jc w:val="left"/>
             </w:pPr>
             <w:r>
-              <w:t xml:space="preserve">Dolma</w:t>
-            </w:r>
-          </w:p>
-        </w:tc>
-        <w:tc>
-          <w:tcPr>
-            <w:tcW w:type="dxa" w:w="620"/>
+              <w:t xml:space="preserve">Common Crawl</w:t>
+            </w:r>
+          </w:p>
+        </w:tc>
+        <w:tc>
+          <w:tcPr>
+            <w:tcW w:type="dxa" w:w="811"/>
           </w:tcPr>
           <w:p>
             <w:pPr>
@@ -9227,7 +10609,7 @@
         </w:tc>
         <w:tc>
           <w:tcPr>
-            <w:tcW w:type="dxa" w:w="3846"/>
+            <w:tcW w:type="dxa" w:w="3744"/>
           </w:tcPr>
           <w:p>
             <w:pPr>
@@ -9235,13 +10617,13 @@
               <w:jc w:val="left"/>
             </w:pPr>
             <w:r>
-              <w:t xml:space="preserve">Open pre-training corpus, OLMo’s training data (replication target)</w:t>
-            </w:r>
-          </w:p>
-        </w:tc>
-        <w:tc>
-          <w:tcPr>
-            <w:tcW w:type="dxa" w:w="1538"/>
+              <w:t xml:space="preserve">Open, continually updated repository of raw web-crawl data, the base of most LLM pre-training scrapes</w:t>
+            </w:r>
+          </w:p>
+        </w:tc>
+        <w:tc>
+          <w:tcPr>
+            <w:tcW w:type="dxa" w:w="1497"/>
           </w:tcPr>
           <w:p>
             <w:pPr>
@@ -9249,13 +10631,13 @@
               <w:jc w:val="left"/>
             </w:pPr>
             <w:r>
-              <w:t xml:space="preserve">3 T tokens</w:t>
-            </w:r>
-          </w:p>
-        </w:tc>
-        <w:tc>
-          <w:tcPr>
-            <w:tcW w:type="dxa" w:w="2587"/>
+              <w:t xml:space="preserve">petabyte-scale (growing)</w:t>
+            </w:r>
+          </w:p>
+        </w:tc>
+        <w:tc>
+          <w:tcPr>
+            <w:tcW w:type="dxa" w:w="2560"/>
           </w:tcPr>
           <w:p>
             <w:pPr>
@@ -9263,7 +10645,7 @@
               <w:jc w:val="left"/>
             </w:pPr>
             <w:r>
-              <w:t xml:space="preserve">(Soldaini et al., 2024)</w:t>
+              <w:t xml:space="preserve">(Common Crawl Foundation, n.d.)</w:t>
             </w:r>
           </w:p>
         </w:tc>
@@ -9271,7 +10653,7 @@
       <w:tr>
         <w:tc>
           <w:tcPr>
-            <w:tcW w:type="dxa" w:w="769"/>
+            <w:tcW w:type="dxa" w:w="748"/>
           </w:tcPr>
           <w:p>
             <w:pPr>
@@ -9279,13 +10661,13 @@
               <w:jc w:val="left"/>
             </w:pPr>
             <w:r>
-              <w:t xml:space="preserve">RedPajama</w:t>
-            </w:r>
-          </w:p>
-        </w:tc>
-        <w:tc>
-          <w:tcPr>
-            <w:tcW w:type="dxa" w:w="620"/>
+              <w:t xml:space="preserve">C4</w:t>
+            </w:r>
+          </w:p>
+        </w:tc>
+        <w:tc>
+          <w:tcPr>
+            <w:tcW w:type="dxa" w:w="811"/>
           </w:tcPr>
           <w:p>
             <w:pPr>
@@ -9299,7 +10681,7 @@
         </w:tc>
         <w:tc>
           <w:tcPr>
-            <w:tcW w:type="dxa" w:w="3846"/>
+            <w:tcW w:type="dxa" w:w="3744"/>
           </w:tcPr>
           <w:p>
             <w:pPr>
@@ -9307,13 +10689,13 @@
               <w:jc w:val="left"/>
             </w:pPr>
             <w:r>
-              <w:t xml:space="preserve">Open reproduction of an LLaMA-style pre-training mixture</w:t>
-            </w:r>
-          </w:p>
-        </w:tc>
-        <w:tc>
-          <w:tcPr>
-            <w:tcW w:type="dxa" w:w="1538"/>
+              <w:t xml:space="preserve">Colossal Clean Crawled Corpus: a filtered Common Crawl snapshot introduced with T5</w:t>
+            </w:r>
+          </w:p>
+        </w:tc>
+        <w:tc>
+          <w:tcPr>
+            <w:tcW w:type="dxa" w:w="1497"/>
           </w:tcPr>
           <w:p>
             <w:pPr>
@@ -9321,13 +10703,13 @@
               <w:jc w:val="left"/>
             </w:pPr>
             <w:r>
-              <w:t xml:space="preserve">∼30 T tokens</w:t>
-            </w:r>
-          </w:p>
-        </w:tc>
-        <w:tc>
-          <w:tcPr>
-            <w:tcW w:type="dxa" w:w="2587"/>
+              <w:t xml:space="preserve">∼750 GB</w:t>
+            </w:r>
+          </w:p>
+        </w:tc>
+        <w:tc>
+          <w:tcPr>
+            <w:tcW w:type="dxa" w:w="2560"/>
           </w:tcPr>
           <w:p>
             <w:pPr>
@@ -9335,7 +10717,7 @@
               <w:jc w:val="left"/>
             </w:pPr>
             <w:r>
-              <w:t xml:space="preserve">(Weber et al., 2024)</w:t>
+              <w:t xml:space="preserve">(Dodge et al., 2021; Raffel et al., 2020)</w:t>
             </w:r>
           </w:p>
         </w:tc>
@@ -9343,7 +10725,7 @@
       <w:tr>
         <w:tc>
           <w:tcPr>
-            <w:tcW w:type="dxa" w:w="769"/>
+            <w:tcW w:type="dxa" w:w="748"/>
           </w:tcPr>
           <w:p>
             <w:pPr>
@@ -9351,13 +10733,13 @@
               <w:jc w:val="left"/>
             </w:pPr>
             <w:r>
-              <w:t xml:space="preserve">MMLU</w:t>
-            </w:r>
-          </w:p>
-        </w:tc>
-        <w:tc>
-          <w:tcPr>
-            <w:tcW w:type="dxa" w:w="620"/>
+              <w:t xml:space="preserve">Dolma</w:t>
+            </w:r>
+          </w:p>
+        </w:tc>
+        <w:tc>
+          <w:tcPr>
+            <w:tcW w:type="dxa" w:w="811"/>
           </w:tcPr>
           <w:p>
             <w:pPr>
@@ -9365,13 +10747,13 @@
               <w:jc w:val="left"/>
             </w:pPr>
             <w:r>
-              <w:t xml:space="preserve">benchmark</w:t>
-            </w:r>
-          </w:p>
-        </w:tc>
-        <w:tc>
-          <w:tcPr>
-            <w:tcW w:type="dxa" w:w="3846"/>
+              <w:t xml:space="preserve">corpus</w:t>
+            </w:r>
+          </w:p>
+        </w:tc>
+        <w:tc>
+          <w:tcPr>
+            <w:tcW w:type="dxa" w:w="3744"/>
           </w:tcPr>
           <w:p>
             <w:pPr>
@@ -9379,13 +10761,13 @@
               <w:jc w:val="left"/>
             </w:pPr>
             <w:r>
-              <w:t xml:space="preserve">Multiple-choice knowledge/reasoning across 57 subjects</w:t>
-            </w:r>
-          </w:p>
-        </w:tc>
-        <w:tc>
-          <w:tcPr>
-            <w:tcW w:type="dxa" w:w="1538"/>
+              <w:t xml:space="preserve">Open pre-training corpus, OLMo’s training data (replication target)</w:t>
+            </w:r>
+          </w:p>
+        </w:tc>
+        <w:tc>
+          <w:tcPr>
+            <w:tcW w:type="dxa" w:w="1497"/>
           </w:tcPr>
           <w:p>
             <w:pPr>
@@ -9393,19 +10775,13 @@
               <w:jc w:val="left"/>
             </w:pPr>
             <w:r>
-              <w:t xml:space="preserve">15</w:t>
-            </w:r>
-            <w:r>
-              <w:t xml:space="preserve">,</w:t>
-            </w:r>
-            <w:r>
-              <w:t xml:space="preserve">908 questions</w:t>
-            </w:r>
-          </w:p>
-        </w:tc>
-        <w:tc>
-          <w:tcPr>
-            <w:tcW w:type="dxa" w:w="2587"/>
+              <w:t xml:space="preserve">3 T tokens</w:t>
+            </w:r>
+          </w:p>
+        </w:tc>
+        <w:tc>
+          <w:tcPr>
+            <w:tcW w:type="dxa" w:w="2560"/>
           </w:tcPr>
           <w:p>
             <w:pPr>
@@ -9413,7 +10789,7 @@
               <w:jc w:val="left"/>
             </w:pPr>
             <w:r>
-              <w:t xml:space="preserve">(Hendrycks et al., 2021)</w:t>
+              <w:t xml:space="preserve">(Soldaini et al., 2024)</w:t>
             </w:r>
           </w:p>
         </w:tc>
@@ -9421,7 +10797,7 @@
       <w:tr>
         <w:tc>
           <w:tcPr>
-            <w:tcW w:type="dxa" w:w="769"/>
+            <w:tcW w:type="dxa" w:w="748"/>
           </w:tcPr>
           <w:p>
             <w:pPr>
@@ -9429,13 +10805,13 @@
               <w:jc w:val="left"/>
             </w:pPr>
             <w:r>
-              <w:t xml:space="preserve">GSM8K</w:t>
-            </w:r>
-          </w:p>
-        </w:tc>
-        <w:tc>
-          <w:tcPr>
-            <w:tcW w:type="dxa" w:w="620"/>
+              <w:t xml:space="preserve">RedPajama</w:t>
+            </w:r>
+          </w:p>
+        </w:tc>
+        <w:tc>
+          <w:tcPr>
+            <w:tcW w:type="dxa" w:w="811"/>
           </w:tcPr>
           <w:p>
             <w:pPr>
@@ -9443,13 +10819,13 @@
               <w:jc w:val="left"/>
             </w:pPr>
             <w:r>
-              <w:t xml:space="preserve">benchmark</w:t>
-            </w:r>
-          </w:p>
-        </w:tc>
-        <w:tc>
-          <w:tcPr>
-            <w:tcW w:type="dxa" w:w="3846"/>
+              <w:t xml:space="preserve">corpus</w:t>
+            </w:r>
+          </w:p>
+        </w:tc>
+        <w:tc>
+          <w:tcPr>
+            <w:tcW w:type="dxa" w:w="3744"/>
           </w:tcPr>
           <w:p>
             <w:pPr>
@@ -9457,13 +10833,13 @@
               <w:jc w:val="left"/>
             </w:pPr>
             <w:r>
-              <w:t xml:space="preserve">Grade-school multi-step math word problems</w:t>
-            </w:r>
-          </w:p>
-        </w:tc>
-        <w:tc>
-          <w:tcPr>
-            <w:tcW w:type="dxa" w:w="1538"/>
+              <w:t xml:space="preserve">Open reproduction of an LLaMA-style pre-training mixture</w:t>
+            </w:r>
+          </w:p>
+        </w:tc>
+        <w:tc>
+          <w:tcPr>
+            <w:tcW w:type="dxa" w:w="1497"/>
           </w:tcPr>
           <w:p>
             <w:pPr>
@@ -9471,19 +10847,13 @@
               <w:jc w:val="left"/>
             </w:pPr>
             <w:r>
-              <w:t xml:space="preserve">8</w:t>
-            </w:r>
-            <w:r>
-              <w:t xml:space="preserve">,</w:t>
-            </w:r>
-            <w:r>
-              <w:t xml:space="preserve">500 problems</w:t>
-            </w:r>
-          </w:p>
-        </w:tc>
-        <w:tc>
-          <w:tcPr>
-            <w:tcW w:type="dxa" w:w="2587"/>
+              <w:t xml:space="preserve">∼30 T tokens</w:t>
+            </w:r>
+          </w:p>
+        </w:tc>
+        <w:tc>
+          <w:tcPr>
+            <w:tcW w:type="dxa" w:w="2560"/>
           </w:tcPr>
           <w:p>
             <w:pPr>
@@ -9491,7 +10861,7 @@
               <w:jc w:val="left"/>
             </w:pPr>
             <w:r>
-              <w:t xml:space="preserve">(Cobbe et al., 2021)</w:t>
+              <w:t xml:space="preserve">(Weber et al., 2024)</w:t>
             </w:r>
           </w:p>
         </w:tc>
@@ -9499,7 +10869,7 @@
       <w:tr>
         <w:tc>
           <w:tcPr>
-            <w:tcW w:type="dxa" w:w="769"/>
+            <w:tcW w:type="dxa" w:w="748"/>
           </w:tcPr>
           <w:p>
             <w:pPr>
@@ -9507,13 +10877,13 @@
               <w:jc w:val="left"/>
             </w:pPr>
             <w:r>
-              <w:t xml:space="preserve">HumanEval</w:t>
-            </w:r>
-          </w:p>
-        </w:tc>
-        <w:tc>
-          <w:tcPr>
-            <w:tcW w:type="dxa" w:w="620"/>
+              <w:t xml:space="preserve">WikiMIA</w:t>
+            </w:r>
+          </w:p>
+        </w:tc>
+        <w:tc>
+          <w:tcPr>
+            <w:tcW w:type="dxa" w:w="811"/>
           </w:tcPr>
           <w:p>
             <w:pPr>
@@ -9527,7 +10897,7 @@
         </w:tc>
         <w:tc>
           <w:tcPr>
-            <w:tcW w:type="dxa" w:w="3846"/>
+            <w:tcW w:type="dxa" w:w="3744"/>
           </w:tcPr>
           <w:p>
             <w:pPr>
@@ -9535,13 +10905,13 @@
               <w:jc w:val="left"/>
             </w:pPr>
             <w:r>
-              <w:t xml:space="preserve">Hand-written Python programming problems with unit tests</w:t>
-            </w:r>
-          </w:p>
-        </w:tc>
-        <w:tc>
-          <w:tcPr>
-            <w:tcW w:type="dxa" w:w="1538"/>
+              <w:t xml:space="preserve">Membership-inference benchmark split by Wikipedia edit date. Used only as a deliberately temporally confounded contrast</w:t>
+            </w:r>
+          </w:p>
+        </w:tc>
+        <w:tc>
+          <w:tcPr>
+            <w:tcW w:type="dxa" w:w="1497"/>
           </w:tcPr>
           <w:p>
             <w:pPr>
@@ -9549,13 +10919,13 @@
               <w:jc w:val="left"/>
             </w:pPr>
             <w:r>
-              <w:t xml:space="preserve">164 problems</w:t>
-            </w:r>
-          </w:p>
-        </w:tc>
-        <w:tc>
-          <w:tcPr>
-            <w:tcW w:type="dxa" w:w="2587"/>
+              <w:t xml:space="preserve">64-token split</w:t>
+            </w:r>
+          </w:p>
+        </w:tc>
+        <w:tc>
+          <w:tcPr>
+            <w:tcW w:type="dxa" w:w="2560"/>
           </w:tcPr>
           <w:p>
             <w:pPr>
@@ -9563,7 +10933,7 @@
               <w:jc w:val="left"/>
             </w:pPr>
             <w:r>
-              <w:t xml:space="preserve">(M. Chen et al., 2021)</w:t>
+              <w:t xml:space="preserve">(Shi et al., 2024)</w:t>
             </w:r>
           </w:p>
         </w:tc>
@@ -9571,7 +10941,7 @@
       <w:tr>
         <w:tc>
           <w:tcPr>
-            <w:tcW w:type="dxa" w:w="769"/>
+            <w:tcW w:type="dxa" w:w="748"/>
           </w:tcPr>
           <w:p>
             <w:pPr>
@@ -9579,13 +10949,13 @@
               <w:jc w:val="left"/>
             </w:pPr>
             <w:r>
-              <w:t xml:space="preserve">HellaSwag</w:t>
-            </w:r>
-          </w:p>
-        </w:tc>
-        <w:tc>
-          <w:tcPr>
-            <w:tcW w:type="dxa" w:w="620"/>
+              <w:t xml:space="preserve">MMLU</w:t>
+            </w:r>
+          </w:p>
+        </w:tc>
+        <w:tc>
+          <w:tcPr>
+            <w:tcW w:type="dxa" w:w="811"/>
           </w:tcPr>
           <w:p>
             <w:pPr>
@@ -9599,7 +10969,7 @@
         </w:tc>
         <w:tc>
           <w:tcPr>
-            <w:tcW w:type="dxa" w:w="3846"/>
+            <w:tcW w:type="dxa" w:w="3744"/>
           </w:tcPr>
           <w:p>
             <w:pPr>
@@ -9607,13 +10977,13 @@
               <w:jc w:val="left"/>
             </w:pPr>
             <w:r>
-              <w:t xml:space="preserve">Adversarially filtered commonsense sentence completion</w:t>
-            </w:r>
-          </w:p>
-        </w:tc>
-        <w:tc>
-          <w:tcPr>
-            <w:tcW w:type="dxa" w:w="1538"/>
+              <w:t xml:space="preserve">Multiple-choice knowledge/reasoning across 57 subjects</w:t>
+            </w:r>
+          </w:p>
+        </w:tc>
+        <w:tc>
+          <w:tcPr>
+            <w:tcW w:type="dxa" w:w="1497"/>
           </w:tcPr>
           <w:p>
             <w:pPr>
@@ -9621,19 +10991,19 @@
               <w:jc w:val="left"/>
             </w:pPr>
             <w:r>
-              <w:t xml:space="preserve">∼70</w:t>
+              <w:t xml:space="preserve">15</w:t>
             </w:r>
             <w:r>
               <w:t xml:space="preserve">,</w:t>
             </w:r>
             <w:r>
-              <w:t xml:space="preserve">000 items</w:t>
-            </w:r>
-          </w:p>
-        </w:tc>
-        <w:tc>
-          <w:tcPr>
-            <w:tcW w:type="dxa" w:w="2587"/>
+              <w:t xml:space="preserve">908 questions</w:t>
+            </w:r>
+          </w:p>
+        </w:tc>
+        <w:tc>
+          <w:tcPr>
+            <w:tcW w:type="dxa" w:w="2560"/>
           </w:tcPr>
           <w:p>
             <w:pPr>
@@ -9641,7 +11011,7 @@
               <w:jc w:val="left"/>
             </w:pPr>
             <w:r>
-              <w:t xml:space="preserve">(Zellers et al., 2019)</w:t>
+              <w:t xml:space="preserve">(Hendrycks et al., 2021)</w:t>
             </w:r>
           </w:p>
         </w:tc>
@@ -9649,7 +11019,7 @@
       <w:tr>
         <w:tc>
           <w:tcPr>
-            <w:tcW w:type="dxa" w:w="769"/>
+            <w:tcW w:type="dxa" w:w="748"/>
           </w:tcPr>
           <w:p>
             <w:pPr>
@@ -9657,13 +11027,13 @@
               <w:jc w:val="left"/>
             </w:pPr>
             <w:r>
-              <w:t xml:space="preserve">TruthfulQA</w:t>
-            </w:r>
-          </w:p>
-        </w:tc>
-        <w:tc>
-          <w:tcPr>
-            <w:tcW w:type="dxa" w:w="620"/>
+              <w:t xml:space="preserve">GSM8K</w:t>
+            </w:r>
+          </w:p>
+        </w:tc>
+        <w:tc>
+          <w:tcPr>
+            <w:tcW w:type="dxa" w:w="811"/>
           </w:tcPr>
           <w:p>
             <w:pPr>
@@ -9677,7 +11047,7 @@
         </w:tc>
         <w:tc>
           <w:tcPr>
-            <w:tcW w:type="dxa" w:w="3846"/>
+            <w:tcW w:type="dxa" w:w="3744"/>
           </w:tcPr>
           <w:p>
             <w:pPr>
@@ -9685,13 +11055,13 @@
               <w:jc w:val="left"/>
             </w:pPr>
             <w:r>
-              <w:t xml:space="preserve">Questions probing imitative falsehoods</w:t>
-            </w:r>
-          </w:p>
-        </w:tc>
-        <w:tc>
-          <w:tcPr>
-            <w:tcW w:type="dxa" w:w="1538"/>
+              <w:t xml:space="preserve">Grade-school multi-step math word problems</w:t>
+            </w:r>
+          </w:p>
+        </w:tc>
+        <w:tc>
+          <w:tcPr>
+            <w:tcW w:type="dxa" w:w="1497"/>
           </w:tcPr>
           <w:p>
             <w:pPr>
@@ -9699,13 +11069,19 @@
               <w:jc w:val="left"/>
             </w:pPr>
             <w:r>
-              <w:t xml:space="preserve">817 questions</w:t>
-            </w:r>
-          </w:p>
-        </w:tc>
-        <w:tc>
-          <w:tcPr>
-            <w:tcW w:type="dxa" w:w="2587"/>
+              <w:t xml:space="preserve">8</w:t>
+            </w:r>
+            <w:r>
+              <w:t xml:space="preserve">,</w:t>
+            </w:r>
+            <w:r>
+              <w:t xml:space="preserve">500 problems</w:t>
+            </w:r>
+          </w:p>
+        </w:tc>
+        <w:tc>
+          <w:tcPr>
+            <w:tcW w:type="dxa" w:w="2560"/>
           </w:tcPr>
           <w:p>
             <w:pPr>
@@ -9713,7 +11089,7 @@
               <w:jc w:val="left"/>
             </w:pPr>
             <w:r>
-              <w:t xml:space="preserve">(Lin et al., 2022)</w:t>
+              <w:t xml:space="preserve">(Cobbe et al., 2021)</w:t>
             </w:r>
           </w:p>
         </w:tc>
@@ -9721,7 +11097,7 @@
       <w:tr>
         <w:tc>
           <w:tcPr>
-            <w:tcW w:type="dxa" w:w="769"/>
+            <w:tcW w:type="dxa" w:w="748"/>
           </w:tcPr>
           <w:p>
             <w:pPr>
@@ -9729,13 +11105,235 @@
               <w:jc w:val="left"/>
             </w:pPr>
             <w:r>
+              <w:t xml:space="preserve">HumanEval</w:t>
+            </w:r>
+          </w:p>
+        </w:tc>
+        <w:tc>
+          <w:tcPr>
+            <w:tcW w:type="dxa" w:w="811"/>
+          </w:tcPr>
+          <w:p>
+            <w:pPr>
+              <w:pStyle w:val="Compact"/>
+              <w:jc w:val="left"/>
+            </w:pPr>
+            <w:r>
+              <w:t xml:space="preserve">benchmark</w:t>
+            </w:r>
+          </w:p>
+        </w:tc>
+        <w:tc>
+          <w:tcPr>
+            <w:tcW w:type="dxa" w:w="3744"/>
+          </w:tcPr>
+          <w:p>
+            <w:pPr>
+              <w:pStyle w:val="Compact"/>
+              <w:jc w:val="left"/>
+            </w:pPr>
+            <w:r>
+              <w:t xml:space="preserve">Hand-written Python programming problems with unit tests</w:t>
+            </w:r>
+          </w:p>
+        </w:tc>
+        <w:tc>
+          <w:tcPr>
+            <w:tcW w:type="dxa" w:w="1497"/>
+          </w:tcPr>
+          <w:p>
+            <w:pPr>
+              <w:pStyle w:val="Compact"/>
+              <w:jc w:val="left"/>
+            </w:pPr>
+            <w:r>
+              <w:t xml:space="preserve">164 problems</w:t>
+            </w:r>
+          </w:p>
+        </w:tc>
+        <w:tc>
+          <w:tcPr>
+            <w:tcW w:type="dxa" w:w="2560"/>
+          </w:tcPr>
+          <w:p>
+            <w:pPr>
+              <w:pStyle w:val="Compact"/>
+              <w:jc w:val="left"/>
+            </w:pPr>
+            <w:r>
+              <w:t xml:space="preserve">(M. Chen et al., 2021)</w:t>
+            </w:r>
+          </w:p>
+        </w:tc>
+      </w:tr>
+      <w:tr>
+        <w:tc>
+          <w:tcPr>
+            <w:tcW w:type="dxa" w:w="748"/>
+          </w:tcPr>
+          <w:p>
+            <w:pPr>
+              <w:pStyle w:val="Compact"/>
+              <w:jc w:val="left"/>
+            </w:pPr>
+            <w:r>
+              <w:t xml:space="preserve">HellaSwag</w:t>
+            </w:r>
+          </w:p>
+        </w:tc>
+        <w:tc>
+          <w:tcPr>
+            <w:tcW w:type="dxa" w:w="811"/>
+          </w:tcPr>
+          <w:p>
+            <w:pPr>
+              <w:pStyle w:val="Compact"/>
+              <w:jc w:val="left"/>
+            </w:pPr>
+            <w:r>
+              <w:t xml:space="preserve">benchmark</w:t>
+            </w:r>
+          </w:p>
+        </w:tc>
+        <w:tc>
+          <w:tcPr>
+            <w:tcW w:type="dxa" w:w="3744"/>
+          </w:tcPr>
+          <w:p>
+            <w:pPr>
+              <w:pStyle w:val="Compact"/>
+              <w:jc w:val="left"/>
+            </w:pPr>
+            <w:r>
+              <w:t xml:space="preserve">Adversarially filtered commonsense sentence completion</w:t>
+            </w:r>
+          </w:p>
+        </w:tc>
+        <w:tc>
+          <w:tcPr>
+            <w:tcW w:type="dxa" w:w="1497"/>
+          </w:tcPr>
+          <w:p>
+            <w:pPr>
+              <w:pStyle w:val="Compact"/>
+              <w:jc w:val="left"/>
+            </w:pPr>
+            <w:r>
+              <w:t xml:space="preserve">∼70</w:t>
+            </w:r>
+            <w:r>
+              <w:t xml:space="preserve">,</w:t>
+            </w:r>
+            <w:r>
+              <w:t xml:space="preserve">000 items</w:t>
+            </w:r>
+          </w:p>
+        </w:tc>
+        <w:tc>
+          <w:tcPr>
+            <w:tcW w:type="dxa" w:w="2560"/>
+          </w:tcPr>
+          <w:p>
+            <w:pPr>
+              <w:pStyle w:val="Compact"/>
+              <w:jc w:val="left"/>
+            </w:pPr>
+            <w:r>
+              <w:t xml:space="preserve">(Zellers et al., 2019)</w:t>
+            </w:r>
+          </w:p>
+        </w:tc>
+      </w:tr>
+      <w:tr>
+        <w:tc>
+          <w:tcPr>
+            <w:tcW w:type="dxa" w:w="748"/>
+          </w:tcPr>
+          <w:p>
+            <w:pPr>
+              <w:pStyle w:val="Compact"/>
+              <w:jc w:val="left"/>
+            </w:pPr>
+            <w:r>
+              <w:t xml:space="preserve">TruthfulQA</w:t>
+            </w:r>
+          </w:p>
+        </w:tc>
+        <w:tc>
+          <w:tcPr>
+            <w:tcW w:type="dxa" w:w="811"/>
+          </w:tcPr>
+          <w:p>
+            <w:pPr>
+              <w:pStyle w:val="Compact"/>
+              <w:jc w:val="left"/>
+            </w:pPr>
+            <w:r>
+              <w:t xml:space="preserve">benchmark</w:t>
+            </w:r>
+          </w:p>
+        </w:tc>
+        <w:tc>
+          <w:tcPr>
+            <w:tcW w:type="dxa" w:w="3744"/>
+          </w:tcPr>
+          <w:p>
+            <w:pPr>
+              <w:pStyle w:val="Compact"/>
+              <w:jc w:val="left"/>
+            </w:pPr>
+            <w:r>
+              <w:t xml:space="preserve">Questions probing imitative falsehoods</w:t>
+            </w:r>
+          </w:p>
+        </w:tc>
+        <w:tc>
+          <w:tcPr>
+            <w:tcW w:type="dxa" w:w="1497"/>
+          </w:tcPr>
+          <w:p>
+            <w:pPr>
+              <w:pStyle w:val="Compact"/>
+              <w:jc w:val="left"/>
+            </w:pPr>
+            <w:r>
+              <w:t xml:space="preserve">817 questions</w:t>
+            </w:r>
+          </w:p>
+        </w:tc>
+        <w:tc>
+          <w:tcPr>
+            <w:tcW w:type="dxa" w:w="2560"/>
+          </w:tcPr>
+          <w:p>
+            <w:pPr>
+              <w:pStyle w:val="Compact"/>
+              <w:jc w:val="left"/>
+            </w:pPr>
+            <w:r>
+              <w:t xml:space="preserve">(Lin et al., 2022)</w:t>
+            </w:r>
+          </w:p>
+        </w:tc>
+      </w:tr>
+      <w:tr>
+        <w:tc>
+          <w:tcPr>
+            <w:tcW w:type="dxa" w:w="748"/>
+          </w:tcPr>
+          <w:p>
+            <w:pPr>
+              <w:pStyle w:val="Compact"/>
+              <w:jc w:val="left"/>
+            </w:pPr>
+            <w:r>
               <w:t xml:space="preserve">BoolQ</w:t>
             </w:r>
           </w:p>
         </w:tc>
         <w:tc>
           <w:tcPr>
-            <w:tcW w:type="dxa" w:w="620"/>
+            <w:tcW w:type="dxa" w:w="811"/>
           </w:tcPr>
           <w:p>
             <w:pPr>
@@ -9749,7 +11347,7 @@
         </w:tc>
         <w:tc>
           <w:tcPr>
-            <w:tcW w:type="dxa" w:w="3846"/>
+            <w:tcW w:type="dxa" w:w="3744"/>
           </w:tcPr>
           <w:p>
             <w:pPr>
@@ -9763,7 +11361,7 @@
         </w:tc>
         <w:tc>
           <w:tcPr>
-            <w:tcW w:type="dxa" w:w="1538"/>
+            <w:tcW w:type="dxa" w:w="1497"/>
           </w:tcPr>
           <w:p>
             <w:pPr>
@@ -9783,7 +11381,7 @@
         </w:tc>
         <w:tc>
           <w:tcPr>
-            <w:tcW w:type="dxa" w:w="2587"/>
+            <w:tcW w:type="dxa" w:w="2560"/>
           </w:tcPr>
           <w:p>
             <w:pPr>
@@ -9797,9 +11395,9 @@
         </w:tc>
       </w:tr>
     </w:tbl>
-    <w:bookmarkEnd w:id="62"/>
     <w:bookmarkEnd w:id="63"/>
-    <w:bookmarkStart w:id="64" w:name="benchmarks-and-pii."/>
+    <w:bookmarkEnd w:id="64"/>
+    <w:bookmarkStart w:id="65" w:name="benchmarks-and-pii."/>
     <w:p>
       <w:pPr>
         <w:pStyle w:val="Heading4"/>
@@ -9813,71 +11411,100 @@
         <w:pStyle w:val="FirstParagraph"/>
       </w:pPr>
       <w:r>
-        <w:t xml:space="preserve">Contamination is tested against MMLU, GSM8K, HumanEval,</w:t>
-      </w:r>
-      <w:r>
-        <w:t xml:space="preserve"> </w:t>
-      </w:r>
-      <w:r>
-        <w:t xml:space="preserve">HellaSwag, TruthfulQA, and BoolQ.</w:t>
-      </w:r>
-      <w:r>
-        <w:t xml:space="preserve"> </w:t>
-      </w:r>
-      <w:r>
-        <w:rPr>
-          <w:bCs/>
-          <w:b/>
-        </w:rPr>
-        <w:t xml:space="preserve">[D3]</w:t>
-      </w:r>
-      <w:r>
-        <w:t xml:space="preserve"> </w:t>
-      </w:r>
-      <w:r>
-        <w:t xml:space="preserve">For PII leakage we use the Enron Emails</w:t>
-      </w:r>
-      <w:r>
-        <w:t xml:space="preserve"> </w:t>
-      </w:r>
-      <w:r>
-        <w:t xml:space="preserve">data</w:t>
-      </w:r>
-      <w:r>
-        <w:t xml:space="preserve"> </w:t>
-      </w:r>
-      <w:r>
-        <w:rPr>
-          <w:iCs/>
-          <w:i/>
-        </w:rPr>
-        <w:t xml:space="preserve">as a Pile subset already present in Pythia’s training data</w:t>
-      </w:r>
-      <w:r>
-        <w:t xml:space="preserve">, plus a synthetic</w:t>
-      </w:r>
-      <w:r>
-        <w:t xml:space="preserve"> </w:t>
-      </w:r>
-      <w:r>
-        <w:t xml:space="preserve">PII set for controlled structure, rather than fine-tuning a model to memorize PII. All</w:t>
-      </w:r>
-      <w:r>
-        <w:t xml:space="preserve"> </w:t>
-      </w:r>
-      <w:r>
-        <w:t xml:space="preserve">PII results are reported in aggregate. No real PII is reproduced in the paper.</w:t>
-      </w:r>
-    </w:p>
-    <w:bookmarkEnd w:id="64"/>
+        <w:t xml:space="preserve">Contamination is tested against MMLU, GSM8K, and</w:t>
+      </w:r>
+      <w:r>
+        <w:t xml:space="preserve"> </w:t>
+      </w:r>
+      <w:r>
+        <w:t xml:space="preserve">HumanEval at the scale reported here. HellaSwag, TruthfulQA, and BoolQ are configured in</w:t>
+      </w:r>
+      <w:r>
+        <w:t xml:space="preserve"> </w:t>
+      </w:r>
+      <w:r>
+        <w:t xml:space="preserve">the harness and included in Table </w:t>
+      </w:r>
+      <w:hyperlink w:anchor="tab:datasets">
+        <w:r>
+          <w:rPr>
+            <w:rStyle w:val="Hyperlink"/>
+          </w:rPr>
+          <w:t xml:space="preserve">2</w:t>
+        </w:r>
+      </w:hyperlink>
+      <w:r>
+        <w:t xml:space="preserve"> </w:t>
+      </w:r>
+      <w:r>
+        <w:t xml:space="preserve">for reference, and are left for the</w:t>
+      </w:r>
+      <w:r>
+        <w:t xml:space="preserve"> </w:t>
+      </w:r>
+      <w:r>
+        <w:t xml:space="preserve">GPU replication. For the PII measurement we use the Enron Emails data</w:t>
+      </w:r>
+      <w:r>
+        <w:t xml:space="preserve"> </w:t>
+      </w:r>
+      <w:r>
+        <w:rPr>
+          <w:iCs/>
+          <w:i/>
+        </w:rPr>
+        <w:t xml:space="preserve">as a Pile</w:t>
+      </w:r>
+      <w:r>
+        <w:rPr>
+          <w:iCs/>
+          <w:i/>
+        </w:rPr>
+        <w:t xml:space="preserve"> </w:t>
+      </w:r>
+      <w:r>
+        <w:rPr>
+          <w:iCs/>
+          <w:i/>
+        </w:rPr>
+        <w:t xml:space="preserve">subset already present in Pythia’s training data</w:t>
+      </w:r>
+      <w:r>
+        <w:t xml:space="preserve">, rather than fine-tuning a model to</w:t>
+      </w:r>
+      <w:r>
+        <w:t xml:space="preserve"> </w:t>
+      </w:r>
+      <w:r>
+        <w:t xml:space="preserve">memorize PII. The measurement returned no detected leakage at this scale and is reported</w:t>
+      </w:r>
+      <w:r>
+        <w:t xml:space="preserve"> </w:t>
+      </w:r>
+      <w:r>
+        <w:t xml:space="preserve">as a null (Section </w:t>
+      </w:r>
+      <w:hyperlink w:anchor="sec:res-extraction">
+        <w:r>
+          <w:rPr>
+            <w:rStyle w:val="Hyperlink"/>
+          </w:rPr>
+          <w:t xml:space="preserve">6.3</w:t>
+        </w:r>
+      </w:hyperlink>
+      <w:r>
+        <w:t xml:space="preserve">). No real PII is reproduced in the paper.</w:t>
+      </w:r>
+    </w:p>
     <w:bookmarkEnd w:id="65"/>
-    <w:bookmarkStart w:id="66" w:name="metrics-each-justified"/>
+    <w:bookmarkEnd w:id="66"/>
+    <w:bookmarkStart w:id="67" w:name="metrics"/>
     <w:p>
       <w:pPr>
         <w:pStyle w:val="Heading2"/>
       </w:pPr>
       <w:r>
-        <w:t xml:space="preserve">D. Metrics (each justified)</w:t>
+        <w:t xml:space="preserve">D. Metrics</w:t>
       </w:r>
     </w:p>
     <w:p>
@@ -9885,17 +11512,24 @@
         <w:pStyle w:val="FirstParagraph"/>
       </w:pPr>
       <w:r>
-        <w:rPr>
-          <w:bCs/>
-          <w:b/>
-        </w:rPr>
-        <w:t xml:space="preserve">[D2]</w:t>
-      </w:r>
-      <w:r>
-        <w:t xml:space="preserve"> </w:t>
-      </w:r>
-      <w:r>
-        <w:t xml:space="preserve">Following the membership-inference-from-first-principles</w:t>
+        <w:t xml:space="preserve">The rationale for reporting true-positive rate at a low fixed false-positive rate rather</w:t>
+      </w:r>
+      <w:r>
+        <w:t xml:space="preserve"> </w:t>
+      </w:r>
+      <w:r>
+        <w:t xml:space="preserve">than average accuracy is given in Section </w:t>
+      </w:r>
+      <w:hyperlink w:anchor="sec:concepts">
+        <w:r>
+          <w:rPr>
+            <w:rStyle w:val="Hyperlink"/>
+          </w:rPr>
+          <w:t xml:space="preserve">2.4</w:t>
+        </w:r>
+      </w:hyperlink>
+      <w:r>
+        <w:t xml:space="preserve">. Following that</w:t>
       </w:r>
       <w:r>
         <w:t xml:space="preserve"> </w:t>
@@ -9950,29 +11584,13 @@
         <w:t xml:space="preserve">log-scale ROC</w:t>
       </w:r>
       <w:r>
-        <w:t xml:space="preserve">. AUC-ROC is reported secondarily. These capture whether a detector</w:t>
-      </w:r>
-      <w:r>
-        <w:t xml:space="preserve"> </w:t>
-      </w:r>
-      <w:r>
-        <w:rPr>
-          <w:iCs/>
-          <w:i/>
-        </w:rPr>
-        <w:t xml:space="preserve">confidently</w:t>
-      </w:r>
-      <w:r>
-        <w:t xml:space="preserve"> </w:t>
-      </w:r>
-      <w:r>
-        <w:t xml:space="preserve">identifies members, the privacy-relevant regime, which average-case</w:t>
-      </w:r>
-      <w:r>
-        <w:t xml:space="preserve"> </w:t>
-      </w:r>
-      <w:r>
-        <w:t xml:space="preserve">accuracy hides. For benchmark flagging at a chosen operating threshold we additionally</w:t>
+        <w:t xml:space="preserve">. AUC-ROC is reported secondarily. For benchmark flagging at a chosen</w:t>
+      </w:r>
+      <w:r>
+        <w:t xml:space="preserve"> </w:t>
+      </w:r>
+      <w:r>
+        <w:t xml:space="preserve">operating threshold we additionally</w:t>
       </w:r>
       <w:r>
         <w:t xml:space="preserve"> </w:t>
@@ -10033,7 +11651,7 @@
           <w:iCs/>
           <w:i/>
         </w:rPr>
-        <w:t xml:space="preserve">extraction/leakage outcome</w:t>
+        <w:t xml:space="preserve">extraction outcome</w:t>
       </w:r>
       <w:r>
         <w:t xml:space="preserve">, with bootstrap confidence intervals and a pre-registered</w:t>
@@ -10048,11 +11666,11 @@
         <w:t xml:space="preserve"> </w:t>
       </w:r>
       <w:r>
-        <w:t xml:space="preserve">form of the paper’s central question.</w:t>
-      </w:r>
-    </w:p>
-    <w:bookmarkEnd w:id="66"/>
-    <w:bookmarkStart w:id="67" w:name="validation-and-controls"/>
+        <w:t xml:space="preserve">form of RQ2.</w:t>
+      </w:r>
+    </w:p>
+    <w:bookmarkEnd w:id="67"/>
+    <w:bookmarkStart w:id="68" w:name="validation-and-controls"/>
     <w:p>
       <w:pPr>
         <w:pStyle w:val="Heading2"/>
@@ -10066,29 +11684,13 @@
         <w:pStyle w:val="FirstParagraph"/>
       </w:pPr>
       <w:r>
-        <w:rPr>
-          <w:bCs/>
-          <w:b/>
-        </w:rPr>
-        <w:t xml:space="preserve">[D4]</w:t>
-      </w:r>
-      <w:r>
-        <w:t xml:space="preserve"> </w:t>
-      </w:r>
-      <w:r>
-        <w:t xml:space="preserve">Robustness is established by repeating each measurement over multiple</w:t>
-      </w:r>
-      <w:r>
-        <w:t xml:space="preserve"> </w:t>
-      </w:r>
-      <w:r>
-        <w:t xml:space="preserve">seeds with bootstrap confidence intervals on TPR@FPR and on the Spearman correlation,</w:t>
-      </w:r>
-      <w:r>
-        <w:t xml:space="preserve"> </w:t>
-      </w:r>
-      <w:r>
-        <w:t xml:space="preserve">and by a permutation/exchangeability test for benchmark-level</w:t>
+        <w:t xml:space="preserve">Robustness is established by bootstrap confidence intervals on TPR@FPR and on the</w:t>
+      </w:r>
+      <w:r>
+        <w:t xml:space="preserve"> </w:t>
+      </w:r>
+      <w:r>
+        <w:t xml:space="preserve">Spearman correlation, and by a permutation/exchangeability test for benchmark-level</w:t>
       </w:r>
       <w:r>
         <w:t xml:space="preserve"> </w:t>
@@ -10100,37 +11702,54 @@
         <w:t xml:space="preserve">(Oren et al., 2024)</w:t>
       </w:r>
       <w:r>
-        <w:t xml:space="preserve">. We include ablations that preempt the standard</w:t>
-      </w:r>
-      <w:r>
-        <w:t xml:space="preserve"> </w:t>
-      </w:r>
-      <w:r>
-        <w:t xml:space="preserve">confounds: deduplicated versus non-deduplicated Pythia (duplication), frequency-matched</w:t>
-      </w:r>
-      <w:r>
-        <w:t xml:space="preserve"> </w:t>
-      </w:r>
-      <w:r>
-        <w:t xml:space="preserve">member/non-member splits (string frequency), and model-size scaling (does the</w:t>
-      </w:r>
-      <w:r>
-        <w:t xml:space="preserve"> </w:t>
-      </w:r>
-      <w:r>
-        <w:t xml:space="preserve">contamination→leakage link strengthen with scale, as memorization</w:t>
-      </w:r>
-      <w:r>
-        <w:t xml:space="preserve"> </w:t>
-      </w:r>
-      <w:r>
-        <w:t xml:space="preserve">does </w:t>
+        <w:t xml:space="preserve">. We run the ablations that preempt the standard</w:t>
+      </w:r>
+      <w:r>
+        <w:t xml:space="preserve"> </w:t>
+      </w:r>
+      <w:r>
+        <w:t xml:space="preserve">confounds and that are feasible at this scale: deduplicated versus non-deduplicated</w:t>
+      </w:r>
+      <w:r>
+        <w:t xml:space="preserve"> </w:t>
+      </w:r>
+      <w:r>
+        <w:t xml:space="preserve">Pythia (duplication) and frequency controls (string frequency). The model-size scaling</w:t>
+      </w:r>
+      <w:r>
+        <w:t xml:space="preserve"> </w:t>
+      </w:r>
+      <w:r>
+        <w:t xml:space="preserve">arm, which asks whether the detector-to-extraction relationship strengthens with scale as</w:t>
+      </w:r>
+      <w:r>
+        <w:t xml:space="preserve"> </w:t>
+      </w:r>
+      <w:r>
+        <w:t xml:space="preserve">memorization does </w:t>
       </w:r>
       <w:r>
         <w:t xml:space="preserve">(Carlini et al., 2023)</w:t>
       </w:r>
       <w:r>
-        <w:t xml:space="preserve">). Differentially private</w:t>
+        <w:t xml:space="preserve">, is built into the pipeline but not run</w:t>
+      </w:r>
+      <w:r>
+        <w:t xml:space="preserve"> </w:t>
+      </w:r>
+      <w:r>
+        <w:t xml:space="preserve">here, and is reported as GPU-gated in Section </w:t>
+      </w:r>
+      <w:hyperlink w:anchor="sec:limitations">
+        <w:r>
+          <w:rPr>
+            <w:rStyle w:val="Hyperlink"/>
+          </w:rPr>
+          <w:t xml:space="preserve">8</w:t>
+        </w:r>
+      </w:hyperlink>
+      <w:r>
+        <w:t xml:space="preserve">. Differentially private</w:t>
       </w:r>
       <w:r>
         <w:t xml:space="preserve"> </w:t>
@@ -10176,7 +11795,27 @@
         <w:pStyle w:val="BodyText"/>
       </w:pPr>
       <w:r>
-        <w:t xml:space="preserve">This section fixes the threat model, methods, data, and metrics. The empirical results</w:t>
+        <w:t xml:space="preserve">This section instantiates the protocol of Section </w:t>
+      </w:r>
+      <w:hyperlink w:anchor="sec:threat">
+        <w:r>
+          <w:rPr>
+            <w:rStyle w:val="Hyperlink"/>
+          </w:rPr>
+          <w:t xml:space="preserve">3</w:t>
+        </w:r>
+      </w:hyperlink>
+      <w:r>
+        <w:t xml:space="preserve"> </w:t>
+      </w:r>
+      <w:r>
+        <w:t xml:space="preserve">over concrete methods,</w:t>
+      </w:r>
+      <w:r>
+        <w:t xml:space="preserve"> </w:t>
+      </w:r>
+      <w:r>
+        <w:t xml:space="preserve">data, and metrics. The empirical results</w:t>
       </w:r>
       <w:r>
         <w:t xml:space="preserve"> </w:t>
@@ -10188,7 +11827,7 @@
         <w:t xml:space="preserve"> </w:t>
       </w:r>
       <w:r>
-        <w:t xml:space="preserve">and the headline contamination→leakage correlation with confidence</w:t>
+        <w:t xml:space="preserve">and the headline detector-to-extraction correlation with confidence</w:t>
       </w:r>
       <w:r>
         <w:t xml:space="preserve"> </w:t>
@@ -10203,9 +11842,9 @@
         <w:t xml:space="preserve">logged harness run.</w:t>
       </w:r>
     </w:p>
-    <w:bookmarkEnd w:id="67"/>
     <w:bookmarkEnd w:id="68"/>
-    <w:bookmarkStart w:id="77" w:name="sec:results"/>
+    <w:bookmarkEnd w:id="69"/>
+    <w:bookmarkStart w:id="78" w:name="sec:results"/>
     <w:p>
       <w:pPr>
         <w:pStyle w:val="Heading1"/>
@@ -10252,7 +11891,7 @@
         <w:t xml:space="preserve">number is reproducible from a seeded script and recorded in our results ledger.</w:t>
       </w:r>
     </w:p>
-    <w:bookmarkStart w:id="70" w:name="sec:res-membership"/>
+    <w:bookmarkStart w:id="71" w:name="sec:res-membership"/>
     <w:p>
       <w:pPr>
         <w:pStyle w:val="Heading2"/>
@@ -10316,7 +11955,7 @@
         <w:t xml:space="preserve">is substantially distribution shift, not membership.</w:t>
       </w:r>
     </w:p>
-    <w:bookmarkStart w:id="69" w:name="tab:membership"/>
+    <w:bookmarkStart w:id="70" w:name="tab:membership"/>
     <w:p>
       <w:pPr>
         <w:pStyle w:val="TableCaption"/>
@@ -10654,15 +12293,15 @@
         </w:tc>
       </w:tr>
     </w:tbl>
-    <w:bookmarkEnd w:id="69"/>
     <w:bookmarkEnd w:id="70"/>
-    <w:bookmarkStart w:id="73" w:name="sec:res-headline"/>
+    <w:bookmarkEnd w:id="71"/>
+    <w:bookmarkStart w:id="74" w:name="sec:res-headline"/>
     <w:p>
       <w:pPr>
         <w:pStyle w:val="Heading2"/>
       </w:pPr>
       <w:r>
-        <w:t xml:space="preserve">B. Contamination predicts leakage, but only through loss</w:t>
+        <w:t xml:space="preserve">B. Detector scores predict extraction, but only through loss</w:t>
       </w:r>
     </w:p>
     <w:p>
@@ -10717,7 +12356,7 @@
         <w:t xml:space="preserve">partial ρ with bootstrap CI, the FDR-corrected permutation q, and the mediation decomposition.</w:t>
       </w:r>
     </w:p>
-    <w:bookmarkStart w:id="71" w:name="tab:headline"/>
+    <w:bookmarkStart w:id="72" w:name="tab:headline"/>
     <w:p>
       <w:pPr>
         <w:pStyle w:val="TableCaption"/>
@@ -11256,8 +12895,8 @@
         </w:tc>
       </w:tr>
     </w:tbl>
-    <w:bookmarkEnd w:id="71"/>
-    <w:bookmarkStart w:id="72" w:name="X176aad32584be7627f10da115d8745c97b156d6"/>
+    <w:bookmarkEnd w:id="72"/>
+    <w:bookmarkStart w:id="73" w:name="X176aad32584be7627f10da115d8745c97b156d6"/>
     <w:p>
       <w:pPr>
         <w:pStyle w:val="Heading4"/>
@@ -11289,13 +12928,35 @@
         <w:t xml:space="preserve"> </w:t>
       </w:r>
       <w:r>
-        <w:t xml:space="preserve">0.74 (zlib), with variance-inflation factors 6.2, 2.6, 2.4. The strongest negative partial</w:t>
-      </w:r>
-      <w:r>
-        <w:t xml:space="preserve"> </w:t>
-      </w:r>
-      <w:r>
-        <w:t xml:space="preserve">(Min-K%, the most loss-collinear detector at VIF 6.2) is therefore consistent with a</w:t>
+        <w:t xml:space="preserve">0.74 (zlib), with variance-inflation factors 6.2, 2.6, 2.4. Under the</w:t>
+      </w:r>
+      <w:r>
+        <w:t xml:space="preserve"> </w:t>
+      </w:r>
+      <w:r>
+        <w:rPr>
+          <w:iCs/>
+          <w:i/>
+        </w:rPr>
+        <w:t xml:space="preserve">linear</w:t>
+      </w:r>
+      <w:r>
+        <w:t xml:space="preserve"> </w:t>
+      </w:r>
+      <w:r>
+        <w:t xml:space="preserve">partial</w:t>
+      </w:r>
+      <w:r>
+        <w:t xml:space="preserve"> </w:t>
+      </w:r>
+      <w:r>
+        <w:t xml:space="preserve">the strongest negative belongs to Min-K%, the most loss-collinear detector at VIF 6.2, which is</w:t>
+      </w:r>
+      <w:r>
+        <w:t xml:space="preserve"> </w:t>
+      </w:r>
+      <w:r>
+        <w:t xml:space="preserve">the pattern a</w:t>
       </w:r>
       <w:r>
         <w:t xml:space="preserve"> </w:t>
@@ -11311,13 +12972,49 @@
         <w:t xml:space="preserve"> </w:t>
       </w:r>
       <w:r>
-        <w:t xml:space="preserve">of near-collinearity rather than substantive inverse prediction. We do</w:t>
-      </w:r>
-      <w:r>
-        <w:t xml:space="preserve"> </w:t>
-      </w:r>
-      <w:r>
-        <w:t xml:space="preserve">not claim the calibrated detectors</w:t>
+        <w:t xml:space="preserve">of near-collinearity would produce. That attribution does</w:t>
+      </w:r>
+      <w:r>
+        <w:t xml:space="preserve"> </w:t>
+      </w:r>
+      <w:r>
+        <w:t xml:space="preserve">not survive the pre-registered primary control. Under cubic residualization the largest negative, and</w:t>
+      </w:r>
+      <w:r>
+        <w:t xml:space="preserve"> </w:t>
+      </w:r>
+      <w:r>
+        <w:t xml:space="preserve">the only one significant after FDR correction, is Min-K%++ at VIF 2.6 (-0.160, BH-q=0.015),</w:t>
+      </w:r>
+      <w:r>
+        <w:t xml:space="preserve"> </w:t>
+      </w:r>
+      <w:r>
+        <w:t xml:space="preserve">while Min-K% weakens to -0.110 with q=0.058 and a confidence interval whose upper bound is</w:t>
+      </w:r>
+      <w:r>
+        <w:t xml:space="preserve"> </w:t>
+      </w:r>
+      <w:r>
+        <w:t xml:space="preserve">-0.002. Because the surviving negative sits with a detector of only moderate collinearity,</w:t>
+      </w:r>
+      <w:r>
+        <w:t xml:space="preserve"> </w:t>
+      </w:r>
+      <w:r>
+        <w:t xml:space="preserve">suppression alone does not account for it, and the attribution of these negatives is therefore</w:t>
+      </w:r>
+      <w:r>
+        <w:t xml:space="preserve"> </w:t>
+      </w:r>
+      <w:r>
+        <w:t xml:space="preserve">unstable across near-equivalent specifications. We consequently do not build on them in either</w:t>
+      </w:r>
+      <w:r>
+        <w:t xml:space="preserve"> </w:t>
+      </w:r>
+      <w:r>
+        <w:t xml:space="preserve">direction. We do not claim the calibrated detectors</w:t>
       </w:r>
       <w:r>
         <w:t xml:space="preserve"> </w:t>
@@ -11333,13 +13030,13 @@
         <w:t xml:space="preserve"> </w:t>
       </w:r>
       <w:r>
-        <w:t xml:space="preserve">predict leakage. The defensible, conservative</w:t>
-      </w:r>
-      <w:r>
-        <w:t xml:space="preserve"> </w:t>
-      </w:r>
-      <w:r>
-        <w:t xml:space="preserve">statement is that they carry</w:t>
+        <w:t xml:space="preserve">predict extraction, and the</w:t>
+      </w:r>
+      <w:r>
+        <w:t xml:space="preserve"> </w:t>
+      </w:r>
+      <w:r>
+        <w:t xml:space="preserve">defensible statement we carry forward is that they carry</w:t>
       </w:r>
       <w:r>
         <w:t xml:space="preserve"> </w:t>
@@ -11355,19 +13052,13 @@
         <w:t xml:space="preserve"> </w:t>
       </w:r>
       <w:r>
-        <w:t xml:space="preserve">leakage signal independent of loss. Min-K%++ and</w:t>
-      </w:r>
-      <w:r>
-        <w:t xml:space="preserve"> </w:t>
-      </w:r>
-      <w:r>
-        <w:t xml:space="preserve">zlib have only moderate collinearity (VIF &lt;3), so their null/near-null residuals are less</w:t>
-      </w:r>
-      <w:r>
-        <w:t xml:space="preserve"> </w:t>
-      </w:r>
-      <w:r>
-        <w:t xml:space="preserve">attributable to collinearity.</w:t>
+        <w:t xml:space="preserve">extraction signal</w:t>
+      </w:r>
+      <w:r>
+        <w:t xml:space="preserve"> </w:t>
+      </w:r>
+      <w:r>
+        <w:t xml:space="preserve">independent of loss.</w:t>
       </w:r>
     </w:p>
     <w:p>
@@ -11375,7 +13066,7 @@
         <w:pStyle w:val="BodyText"/>
       </w:pPr>
       <w:r>
-        <w:t xml:space="preserve">The pre-registered decision rule asked whether any calibrated detector predicts leakage</w:t>
+        <w:t xml:space="preserve">The pre-registered decision rule asked whether any calibrated detector predicts extraction</w:t>
       </w:r>
       <w:r>
         <w:t xml:space="preserve"> </w:t>
@@ -11479,9 +13170,9 @@
         <w:t xml:space="preserve">uniform effect.</w:t>
       </w:r>
     </w:p>
-    <w:bookmarkEnd w:id="72"/>
     <w:bookmarkEnd w:id="73"/>
-    <w:bookmarkStart w:id="74" w:name="sec:res-extraction"/>
+    <w:bookmarkEnd w:id="74"/>
+    <w:bookmarkStart w:id="75" w:name="sec:res-extraction"/>
     <w:p>
       <w:pPr>
         <w:pStyle w:val="Heading2"/>
@@ -11544,8 +13235,8 @@
         <w:t xml:space="preserve">grow with model scale.</w:t>
       </w:r>
     </w:p>
-    <w:bookmarkEnd w:id="74"/>
-    <w:bookmarkStart w:id="76" w:name="sec:res-matrix"/>
+    <w:bookmarkEnd w:id="75"/>
+    <w:bookmarkStart w:id="77" w:name="sec:res-matrix"/>
     <w:p>
       <w:pPr>
         <w:pStyle w:val="Heading2"/>
@@ -11697,7 +13388,7 @@
         <w:t xml:space="preserve">artifact, it is flagged GPU-gated and requires a fluency-control baseline before any claim.</w:t>
       </w:r>
     </w:p>
-    <w:bookmarkStart w:id="75" w:name="tab:matrix"/>
+    <w:bookmarkStart w:id="76" w:name="tab:matrix"/>
     <w:p>
       <w:pPr>
         <w:pStyle w:val="TableCaption"/>
@@ -11988,10 +13679,10 @@
         </w:tc>
       </w:tr>
     </w:tbl>
-    <w:bookmarkEnd w:id="75"/>
     <w:bookmarkEnd w:id="76"/>
     <w:bookmarkEnd w:id="77"/>
-    <w:bookmarkStart w:id="82" w:name="sec:discussion"/>
+    <w:bookmarkEnd w:id="78"/>
+    <w:bookmarkStart w:id="83" w:name="sec:discussion"/>
     <w:p>
       <w:pPr>
         <w:pStyle w:val="Heading1"/>
@@ -12000,13 +13691,13 @@
         <w:t xml:space="preserve">VII. Discussion</w:t>
       </w:r>
     </w:p>
-    <w:bookmarkStart w:id="78" w:name="Xf21d3bd2f6c5b14d325db455d6cba3bfdbf75ce"/>
+    <w:bookmarkStart w:id="79" w:name="Xaeebe98bf58e1c9c454cc74785b428ebf50b8dc"/>
     <w:p>
       <w:pPr>
         <w:pStyle w:val="Heading4"/>
       </w:pPr>
       <w:r>
-        <w:t xml:space="preserve">Membership detection and leakage prediction diverge.</w:t>
+        <w:t xml:space="preserve">The detectors carry little leakage information that loss does not.</w:t>
       </w:r>
     </w:p>
     <w:p>
@@ -12014,13 +13705,25 @@
         <w:pStyle w:val="FirstParagraph"/>
       </w:pPr>
       <w:r>
-        <w:t xml:space="preserve">The central empirical observation</w:t>
-      </w:r>
-      <w:r>
-        <w:t xml:space="preserve"> </w:t>
-      </w:r>
-      <w:r>
-        <w:t xml:space="preserve">is that the contamination/membership signal which predicts</w:t>
+        <w:t xml:space="preserve">Hayes et al. (2025)</w:t>
+      </w:r>
+      <w:r>
+        <w:t xml:space="preserve"> </w:t>
+      </w:r>
+      <w:r>
+        <w:t xml:space="preserve">already report that membership-attack success and extraction come apart. Our</w:t>
+      </w:r>
+      <w:r>
+        <w:t xml:space="preserve"> </w:t>
+      </w:r>
+      <w:r>
+        <w:t xml:space="preserve">contribution is the measurement-validity question that follows: the contamination signal which</w:t>
+      </w:r>
+      <w:r>
+        <w:t xml:space="preserve"> </w:t>
+      </w:r>
+      <w:r>
+        <w:t xml:space="preserve">predicts</w:t>
       </w:r>
       <w:r>
         <w:t xml:space="preserve"> </w:t>
@@ -12036,13 +13739,7 @@
         <w:t xml:space="preserve"> </w:t>
       </w:r>
       <w:r>
-        <w:t xml:space="preserve">is, to the resolution</w:t>
-      </w:r>
-      <w:r>
-        <w:t xml:space="preserve"> </w:t>
-      </w:r>
-      <w:r>
-        <w:t xml:space="preserve">of our experiment,</w:t>
+        <w:t xml:space="preserve">is, to the resolution of our experiment,</w:t>
       </w:r>
       <w:r>
         <w:t xml:space="preserve"> </w:t>
@@ -12073,13 +13770,19 @@
         <w:t xml:space="preserve"> </w:t>
       </w:r>
       <w:r>
-        <w:t xml:space="preserve">lowest-probability tokens), but in doing so they discard precisely the loss-magnitude information</w:t>
-      </w:r>
-      <w:r>
-        <w:t xml:space="preserve"> </w:t>
-      </w:r>
-      <w:r>
-        <w:t xml:space="preserve">that tracks how extractable an item is. A descriptive mediation decomposition is consistent with</w:t>
+        <w:t xml:space="preserve">lowest-probability tokens), and one reading consistent with our data is that these adjustments</w:t>
+      </w:r>
+      <w:r>
+        <w:t xml:space="preserve"> </w:t>
+      </w:r>
+      <w:r>
+        <w:t xml:space="preserve">remove loss-magnitude information that tracks extractability. We cannot separate that reading from</w:t>
+      </w:r>
+      <w:r>
+        <w:t xml:space="preserve"> </w:t>
+      </w:r>
+      <w:r>
+        <w:t xml:space="preserve">suppression under near-collinearity, so we do not assert it as a mechanism. A descriptive mediation decomposition is consistent with</w:t>
       </w:r>
       <w:r>
         <w:t xml:space="preserve"> </w:t>
@@ -12153,11 +13856,29 @@
         <w:t xml:space="preserve"> </w:t>
       </w:r>
       <w:r>
-        <w:t xml:space="preserve">This is the sense in which membership detection and leakage prediction are different tasks.</w:t>
-      </w:r>
-    </w:p>
-    <w:bookmarkEnd w:id="78"/>
-    <w:bookmarkStart w:id="79" w:name="Xe612fa5789f7b40e9c0fd1216d49f88c11cf6e4"/>
+        <w:t xml:space="preserve">This gives a mechanistic form to the divergence that</w:t>
+      </w:r>
+      <w:r>
+        <w:t xml:space="preserve"> </w:t>
+      </w:r>
+      <w:r>
+        <w:t xml:space="preserve">Hayes et al. (2025)</w:t>
+      </w:r>
+      <w:r>
+        <w:t xml:space="preserve"> </w:t>
+      </w:r>
+      <w:r>
+        <w:t xml:space="preserve">first reported, on the</w:t>
+      </w:r>
+      <w:r>
+        <w:t xml:space="preserve"> </w:t>
+      </w:r>
+      <w:r>
+        <w:t xml:space="preserve">reference-free detectors an auditor can actually afford.</w:t>
+      </w:r>
+    </w:p>
+    <w:bookmarkEnd w:id="79"/>
+    <w:bookmarkStart w:id="80" w:name="Xe612fa5789f7b40e9c0fd1216d49f88c11cf6e4"/>
     <w:p>
       <w:pPr>
         <w:pStyle w:val="Heading4"/>
@@ -12223,23 +13944,61 @@
         <w:t xml:space="preserve"> </w:t>
       </w:r>
       <w:r>
-        <w:t xml:space="preserve">membership, not about leakage risk. This reframing is the contribution. The detectors themselves are</w:t>
-      </w:r>
-      <w:r>
-        <w:t xml:space="preserve"> </w:t>
-      </w:r>
-      <w:r>
-        <w:t xml:space="preserve">prior work.</w:t>
-      </w:r>
-    </w:p>
-    <w:bookmarkEnd w:id="79"/>
-    <w:bookmarkStart w:id="80" w:name="relation-to-concurrent-work."/>
+        <w:t xml:space="preserve">membership, not about leakage risk. The contribution is the assumption chain of</w:t>
+      </w:r>
+      <w:r>
+        <w:t xml:space="preserve"> </w:t>
+      </w:r>
+      <w:r>
+        <w:t xml:space="preserve">Section </w:t>
+      </w:r>
+      <w:hyperlink w:anchor="sec:chain">
+        <w:r>
+          <w:rPr>
+            <w:rStyle w:val="Hyperlink"/>
+          </w:rPr>
+          <w:t xml:space="preserve">2.5</w:t>
+        </w:r>
+      </w:hyperlink>
+      <w:r>
+        <w:t xml:space="preserve"> </w:t>
+      </w:r>
+      <w:r>
+        <w:t xml:space="preserve">plus this controlled measurement of incremental value. The detectors</w:t>
+      </w:r>
+      <w:r>
+        <w:t xml:space="preserve"> </w:t>
+      </w:r>
+      <w:r>
+        <w:t xml:space="preserve">themselves are prior work. Every statement in this section is bounded by the regime it was measured</w:t>
+      </w:r>
+      <w:r>
+        <w:t xml:space="preserve"> </w:t>
+      </w:r>
+      <w:r>
+        <w:t xml:space="preserve">in: one 160M model, N=300 members, three fully extracted items, and membership AUC at chance. It</w:t>
+      </w:r>
+      <w:r>
+        <w:t xml:space="preserve"> </w:t>
+      </w:r>
+      <w:r>
+        <w:t xml:space="preserve">is a bound on what these instruments demonstrably carry, not a demonstration that they carry</w:t>
+      </w:r>
+      <w:r>
+        <w:t xml:space="preserve"> </w:t>
+      </w:r>
+      <w:r>
+        <w:t xml:space="preserve">nothing at scale.</w:t>
+      </w:r>
+    </w:p>
+    <w:bookmarkEnd w:id="80"/>
+    <w:bookmarkStart w:id="81" w:name="relation-to-prior-work."/>
     <w:p>
       <w:pPr>
         <w:pStyle w:val="Heading4"/>
       </w:pPr>
       <w:r>
-        <w:t xml:space="preserve">Relation to concurrent work.</w:t>
+        <w:t xml:space="preserve">Relation to prior work.</w:t>
       </w:r>
     </w:p>
     <w:p>
@@ -12247,13 +14006,31 @@
         <w:pStyle w:val="FirstParagraph"/>
       </w:pPr>
       <w:r>
-        <w:t xml:space="preserve">Our direction agrees with two recent results and we do not</w:t>
-      </w:r>
-      <w:r>
-        <w:t xml:space="preserve"> </w:t>
-      </w:r>
-      <w:r>
-        <w:t xml:space="preserve">claim the bottom line is surprising:</w:t>
+        <w:t xml:space="preserve">Our direction agrees with published results and we do not</w:t>
+      </w:r>
+      <w:r>
+        <w:t xml:space="preserve"> </w:t>
+      </w:r>
+      <w:r>
+        <w:t xml:space="preserve">claim the bottom line is surprising.</w:t>
+      </w:r>
+      <w:r>
+        <w:t xml:space="preserve"> </w:t>
+      </w:r>
+      <w:r>
+        <w:t xml:space="preserve">Hayes et al. (2025)</w:t>
+      </w:r>
+      <w:r>
+        <w:t xml:space="preserve"> </w:t>
+      </w:r>
+      <w:r>
+        <w:t xml:space="preserve">established the divergence between</w:t>
+      </w:r>
+      <w:r>
+        <w:t xml:space="preserve"> </w:t>
+      </w:r>
+      <w:r>
+        <w:t xml:space="preserve">membership success and extraction, and</w:t>
       </w:r>
       <w:r>
         <w:t xml:space="preserve"> </w:t>
@@ -12283,25 +14060,13 @@
         <w:t xml:space="preserve"> </w:t>
       </w:r>
       <w:r>
-        <w:t xml:space="preserve">gains of MIA scores over likelihood ranking for targeted extraction, and</w:t>
-      </w:r>
-      <w:r>
-        <w:t xml:space="preserve"> </w:t>
-      </w:r>
-      <w:r>
-        <w:t xml:space="preserve">Hayes et al. (2025)</w:t>
-      </w:r>
-      <w:r>
-        <w:t xml:space="preserve"> </w:t>
-      </w:r>
-      <w:r>
-        <w:t xml:space="preserve">find no correlation between (LiRA) membership success and extraction. We</w:t>
-      </w:r>
-      <w:r>
-        <w:t xml:space="preserve"> </w:t>
-      </w:r>
-      <w:r>
-        <w:t xml:space="preserve">add the controlled, mechanistic form of the claim, a pre-registered partial-correlation/mediation</w:t>
+        <w:t xml:space="preserve">gains of MIA scores over likelihood ranking for targeted extraction. What we add is the controlled</w:t>
+      </w:r>
+      <w:r>
+        <w:t xml:space="preserve"> </w:t>
+      </w:r>
+      <w:r>
+        <w:t xml:space="preserve">form of the claim, a pre-registered partial-correlation/mediation</w:t>
       </w:r>
       <w:r>
         <w:t xml:space="preserve"> </w:t>
@@ -12378,8 +14143,8 @@
         <w:t xml:space="preserve">accounted for. Our result is the extraction-outcome analogue.</w:t>
       </w:r>
     </w:p>
-    <w:bookmarkEnd w:id="80"/>
-    <w:bookmarkStart w:id="81" w:name="defenses."/>
+    <w:bookmarkEnd w:id="81"/>
+    <w:bookmarkStart w:id="82" w:name="defenses."/>
     <w:p>
       <w:pPr>
         <w:pStyle w:val="Heading4"/>
@@ -12420,9 +14185,9 @@
         <w:t xml:space="preserve">memorization) our analysis identifies as the operative one.</w:t>
       </w:r>
     </w:p>
-    <w:bookmarkEnd w:id="81"/>
     <w:bookmarkEnd w:id="82"/>
-    <w:bookmarkStart w:id="83" w:name="sec:limitations"/>
+    <w:bookmarkEnd w:id="83"/>
+    <w:bookmarkStart w:id="84" w:name="sec:limitations"/>
     <w:p>
       <w:pPr>
         <w:pStyle w:val="Heading1"/>
@@ -12457,50 +14222,54 @@
           <w:bCs/>
           <w:b/>
         </w:rPr>
-        <w:t xml:space="preserve">Single, smallest model.</w:t>
-      </w:r>
-      <w:r>
-        <w:t xml:space="preserve"> </w:t>
-      </w:r>
-      <w:r>
-        <w:t xml:space="preserve">All results are on Pythia-160M (CPU). Memorization grows</w:t>
-      </w:r>
-      <w:r>
-        <w:t xml:space="preserve"> </w:t>
-      </w:r>
-      <w:r>
-        <w:t xml:space="preserve">log-linearly with model scale </w:t>
-      </w:r>
-      <w:r>
-        <w:t xml:space="preserve">(Carlini et al., 2023)</w:t>
-      </w:r>
-      <w:r>
-        <w:t xml:space="preserve">, so both the membership signal and the</w:t>
-      </w:r>
-      <w:r>
-        <w:t xml:space="preserve"> </w:t>
-      </w:r>
-      <w:r>
-        <w:t xml:space="preserve">extraction outcome are expected to be stronger at 1.4B–12B. The present numbers are</w:t>
-      </w:r>
-      <w:r>
-        <w:t xml:space="preserve"> </w:t>
-      </w:r>
-      <w:r>
-        <w:rPr>
-          <w:iCs/>
-          <w:i/>
-        </w:rPr>
-        <w:t xml:space="preserve">preliminary</w:t>
-      </w:r>
-      <w:r>
-        <w:t xml:space="preserve">. We have built every analysis so the larger-model run is a one-line</w:t>
-      </w:r>
-      <w:r>
-        <w:t xml:space="preserve"> </w:t>
-      </w:r>
-      <w:r>
-        <w:t xml:space="preserve">configuration change.</w:t>
+        <w:t xml:space="preserve">A3 and A4 are untested.</w:t>
+      </w:r>
+      <w:r>
+        <w:t xml:space="preserve"> </w:t>
+      </w:r>
+      <w:r>
+        <w:t xml:space="preserve">Our design bears on A1 and secondarily on A2</w:t>
+      </w:r>
+      <w:r>
+        <w:t xml:space="preserve"> </w:t>
+      </w:r>
+      <w:r>
+        <w:t xml:space="preserve">(Section </w:t>
+      </w:r>
+      <w:hyperlink w:anchor="sec:chain">
+        <w:r>
+          <w:rPr>
+            <w:rStyle w:val="Hyperlink"/>
+          </w:rPr>
+          <w:t xml:space="preserve">2.5</w:t>
+        </w:r>
+      </w:hyperlink>
+      <w:r>
+        <w:t xml:space="preserve">). Testing A3 would require a corpus with known sensitive content and a</w:t>
+      </w:r>
+      <w:r>
+        <w:t xml:space="preserve"> </w:t>
+      </w:r>
+      <w:r>
+        <w:t xml:space="preserve">model scale at which extraction is not near-degenerate. Testing A4 would require measuring the same</w:t>
+      </w:r>
+      <w:r>
+        <w:t xml:space="preserve"> </w:t>
+      </w:r>
+      <w:r>
+        <w:t xml:space="preserve">detector-to-extraction relationship separately on sensitive records and on benchmark-like documents,</w:t>
+      </w:r>
+      <w:r>
+        <w:t xml:space="preserve"> </w:t>
+      </w:r>
+      <w:r>
+        <w:t xml:space="preserve">since memorization is example-dependent and duplication-sensitive. Neither is possible at the scale</w:t>
+      </w:r>
+      <w:r>
+        <w:t xml:space="preserve"> </w:t>
+      </w:r>
+      <w:r>
+        <w:t xml:space="preserve">reported here.</w:t>
       </w:r>
     </w:p>
     <w:p>
@@ -12515,59 +14284,50 @@
           <w:bCs/>
           <w:b/>
         </w:rPr>
-        <w:t xml:space="preserve">Chance-level membership separation.</w:t>
-      </w:r>
-      <w:r>
-        <w:t xml:space="preserve"> </w:t>
-      </w:r>
-      <w:r>
-        <w:t xml:space="preserve">On the confound-clean Pile train-vs-val split,</w:t>
-      </w:r>
-      <w:r>
-        <w:t xml:space="preserve"> </w:t>
-      </w:r>
-      <w:r>
-        <w:t xml:space="preserve">membership AUC is at chance (0.45–0.49) at 160M, consistent with </w:t>
-      </w:r>
-      <w:r>
-        <w:t xml:space="preserve">(Duan et al., 2024)</w:t>
-      </w:r>
-      <w:r>
-        <w:t xml:space="preserve">. The</w:t>
-      </w:r>
-      <w:r>
-        <w:t xml:space="preserve"> </w:t>
-      </w:r>
-      <w:r>
-        <w:t xml:space="preserve">divergence result is therefore established in a regime where the membership signal is itself weak.</w:t>
-      </w:r>
-      <w:r>
-        <w:t xml:space="preserve"> </w:t>
-      </w:r>
-      <w:r>
-        <w:t xml:space="preserve">Whether the calibrated detectors gain</w:t>
-      </w:r>
-      <w:r>
-        <w:t xml:space="preserve"> </w:t>
-      </w:r>
-      <w:r>
-        <w:rPr>
-          <w:iCs/>
-          <w:i/>
-        </w:rPr>
-        <w:t xml:space="preserve">independent</w:t>
-      </w:r>
-      <w:r>
-        <w:t xml:space="preserve"> </w:t>
-      </w:r>
-      <w:r>
-        <w:t xml:space="preserve">leakage-predictive value once membership</w:t>
-      </w:r>
-      <w:r>
-        <w:t xml:space="preserve"> </w:t>
-      </w:r>
-      <w:r>
-        <w:t xml:space="preserve">separation becomes non-trivial at scale is an open question our design is poised to answer.</w:t>
+        <w:t xml:space="preserve">Single, smallest model.</w:t>
+      </w:r>
+      <w:r>
+        <w:t xml:space="preserve"> </w:t>
+      </w:r>
+      <w:r>
+        <w:t xml:space="preserve">All results are on Pythia-160M (CPU). Memorization grows</w:t>
+      </w:r>
+      <w:r>
+        <w:t xml:space="preserve"> </w:t>
+      </w:r>
+      <w:r>
+        <w:t xml:space="preserve">log-linearly with model scale </w:t>
+      </w:r>
+      <w:r>
+        <w:t xml:space="preserve">(Carlini et al., 2023)</w:t>
+      </w:r>
+      <w:r>
+        <w:t xml:space="preserve">, so both the membership signal and the</w:t>
+      </w:r>
+      <w:r>
+        <w:t xml:space="preserve"> </w:t>
+      </w:r>
+      <w:r>
+        <w:t xml:space="preserve">extraction outcome are expected to be stronger at 1.4B–12B. The present numbers are</w:t>
+      </w:r>
+      <w:r>
+        <w:t xml:space="preserve"> </w:t>
+      </w:r>
+      <w:r>
+        <w:rPr>
+          <w:iCs/>
+          <w:i/>
+        </w:rPr>
+        <w:t xml:space="preserve">preliminary</w:t>
+      </w:r>
+      <w:r>
+        <w:t xml:space="preserve">. We have built every analysis so the larger-model run is a one-line</w:t>
+      </w:r>
+      <w:r>
+        <w:t xml:space="preserve"> </w:t>
+      </w:r>
+      <w:r>
+        <w:t xml:space="preserve">configuration change.</w:t>
       </w:r>
     </w:p>
     <w:p>
@@ -12582,31 +14342,59 @@
           <w:bCs/>
           <w:b/>
         </w:rPr>
-        <w:t xml:space="preserve">Near-degenerate extraction outcome.</w:t>
-      </w:r>
-      <w:r>
-        <w:t xml:space="preserve"> </w:t>
-      </w:r>
-      <w:r>
-        <w:t xml:space="preserve">Extractable memorization at 160M is rare</w:t>
-      </w:r>
-      <w:r>
-        <w:t xml:space="preserve"> </w:t>
-      </w:r>
-      <w:r>
-        <w:t xml:space="preserve">(3/300 items fully extracted, mean fractional extraction 0.037), so the correlation analysis</w:t>
-      </w:r>
-      <w:r>
-        <w:t xml:space="preserve"> </w:t>
-      </w:r>
-      <w:r>
-        <w:t xml:space="preserve">leans on a small high-extraction tail. We mitigate with rank statistics, bootstrap CIs, and a</w:t>
-      </w:r>
-      <w:r>
-        <w:t xml:space="preserve"> </w:t>
-      </w:r>
-      <w:r>
-        <w:t xml:space="preserve">zero-robust Kendall check, but a less zero-inflated outcome at scale would sharpen all estimates.</w:t>
+        <w:t xml:space="preserve">Chance-level membership separation.</w:t>
+      </w:r>
+      <w:r>
+        <w:t xml:space="preserve"> </w:t>
+      </w:r>
+      <w:r>
+        <w:t xml:space="preserve">On the confound-clean Pile train-vs-val split,</w:t>
+      </w:r>
+      <w:r>
+        <w:t xml:space="preserve"> </w:t>
+      </w:r>
+      <w:r>
+        <w:t xml:space="preserve">membership AUC is at chance (0.45–0.49) at 160M, consistent with </w:t>
+      </w:r>
+      <w:r>
+        <w:t xml:space="preserve">(Duan et al., 2024)</w:t>
+      </w:r>
+      <w:r>
+        <w:t xml:space="preserve">.</w:t>
+      </w:r>
+      <w:r>
+        <w:t xml:space="preserve"> </w:t>
+      </w:r>
+      <w:r>
+        <w:t xml:space="preserve">Our incremental-value result is therefore established in a regime where the membership signal is</w:t>
+      </w:r>
+      <w:r>
+        <w:t xml:space="preserve"> </w:t>
+      </w:r>
+      <w:r>
+        <w:t xml:space="preserve">itself weak. Whether the calibrated detectors gain</w:t>
+      </w:r>
+      <w:r>
+        <w:t xml:space="preserve"> </w:t>
+      </w:r>
+      <w:r>
+        <w:rPr>
+          <w:iCs/>
+          <w:i/>
+        </w:rPr>
+        <w:t xml:space="preserve">independent</w:t>
+      </w:r>
+      <w:r>
+        <w:t xml:space="preserve"> </w:t>
+      </w:r>
+      <w:r>
+        <w:t xml:space="preserve">extraction-predictive value once</w:t>
+      </w:r>
+      <w:r>
+        <w:t xml:space="preserve"> </w:t>
+      </w:r>
+      <w:r>
+        <w:t xml:space="preserve">membership separation becomes non-trivial at scale is an open question our design is poised to answer.</w:t>
       </w:r>
     </w:p>
     <w:p>
@@ -12621,41 +14409,31 @@
           <w:bCs/>
           <w:b/>
         </w:rPr>
-        <w:t xml:space="preserve">PII not yet demonstrated.</w:t>
-      </w:r>
-      <w:r>
-        <w:t xml:space="preserve"> </w:t>
-      </w:r>
-      <w:r>
-        <w:t xml:space="preserve">On the Enron-in-Pile subset we observed</w:t>
-      </w:r>
-      <w:r>
-        <w:t xml:space="preserve"> </w:t>
-      </w:r>
-      <w:r>
-        <w:rPr>
-          <w:iCs/>
-          <w:i/>
-        </w:rPr>
-        <w:t xml:space="preserve">zero</w:t>
-      </w:r>
-      <w:r>
-        <w:t xml:space="preserve"> </w:t>
-      </w:r>
-      <w:r>
-        <w:t xml:space="preserve">verbatim PII leakage at 160M (8/36 documents contained PII in the held suffix, none were</w:t>
-      </w:r>
-      <w:r>
-        <w:t xml:space="preserve"> </w:t>
-      </w:r>
-      <w:r>
-        <w:t xml:space="preserve">regurgitated). The PII limb of the threat model is thus a designed capability with a null result at</w:t>
-      </w:r>
-      <w:r>
-        <w:t xml:space="preserve"> </w:t>
-      </w:r>
-      <w:r>
-        <w:t xml:space="preserve">this scale, not a demonstrated leak. We report it as such and do not claim PII exposure.</w:t>
+        <w:t xml:space="preserve">Near-degenerate extraction outcome.</w:t>
+      </w:r>
+      <w:r>
+        <w:t xml:space="preserve"> </w:t>
+      </w:r>
+      <w:r>
+        <w:t xml:space="preserve">Extractable memorization at 160M is rare</w:t>
+      </w:r>
+      <w:r>
+        <w:t xml:space="preserve"> </w:t>
+      </w:r>
+      <w:r>
+        <w:t xml:space="preserve">(3/300 items fully extracted, mean fractional extraction 0.037), so the correlation analysis</w:t>
+      </w:r>
+      <w:r>
+        <w:t xml:space="preserve"> </w:t>
+      </w:r>
+      <w:r>
+        <w:t xml:space="preserve">leans on a small high-extraction tail. We mitigate with rank statistics, bootstrap CIs, and a</w:t>
+      </w:r>
+      <w:r>
+        <w:t xml:space="preserve"> </w:t>
+      </w:r>
+      <w:r>
+        <w:t xml:space="preserve">zero-robust Kendall check, but a less zero-inflated outcome at scale would sharpen all estimates.</w:t>
       </w:r>
     </w:p>
     <w:p>
@@ -12670,25 +14448,61 @@
           <w:bCs/>
           <w:b/>
         </w:rPr>
-        <w:t xml:space="preserve">Benchmark-level test underpowered.</w:t>
-      </w:r>
-      <w:r>
-        <w:t xml:space="preserve"> </w:t>
-      </w:r>
-      <w:r>
-        <w:t xml:space="preserve">The Oren permutation/exchangeability test is run</w:t>
-      </w:r>
-      <w:r>
-        <w:t xml:space="preserve"> </w:t>
-      </w:r>
-      <w:r>
-        <w:t xml:space="preserve">only at sanity scale on 160M. Membership-based, it is underpowered here and is flagged as</w:t>
-      </w:r>
-      <w:r>
-        <w:t xml:space="preserve"> </w:t>
-      </w:r>
-      <w:r>
-        <w:t xml:space="preserve">GPU-gated rather than used to draw contamination conclusions.</w:t>
+        <w:t xml:space="preserve">PII leakage is a reported null, not a pending result.</w:t>
+      </w:r>
+      <w:r>
+        <w:t xml:space="preserve"> </w:t>
+      </w:r>
+      <w:r>
+        <w:t xml:space="preserve">On the Enron-in-Pile subset we</w:t>
+      </w:r>
+      <w:r>
+        <w:t xml:space="preserve"> </w:t>
+      </w:r>
+      <w:r>
+        <w:t xml:space="preserve">observed</w:t>
+      </w:r>
+      <w:r>
+        <w:t xml:space="preserve"> </w:t>
+      </w:r>
+      <w:r>
+        <w:rPr>
+          <w:iCs/>
+          <w:i/>
+        </w:rPr>
+        <w:t xml:space="preserve">zero</w:t>
+      </w:r>
+      <w:r>
+        <w:t xml:space="preserve"> </w:t>
+      </w:r>
+      <w:r>
+        <w:t xml:space="preserve">verbatim PII leakage at 160M (8/36 documents contained PII in the held</w:t>
+      </w:r>
+      <w:r>
+        <w:t xml:space="preserve"> </w:t>
+      </w:r>
+      <w:r>
+        <w:t xml:space="preserve">suffix, none were regurgitated). We report this as a null and make no PII-exposure claim. It is the</w:t>
+      </w:r>
+      <w:r>
+        <w:t xml:space="preserve"> </w:t>
+      </w:r>
+      <w:r>
+        <w:t xml:space="preserve">reason assumption A3 of Section </w:t>
+      </w:r>
+      <w:hyperlink w:anchor="sec:chain">
+        <w:r>
+          <w:rPr>
+            <w:rStyle w:val="Hyperlink"/>
+          </w:rPr>
+          <w:t xml:space="preserve">2.5</w:t>
+        </w:r>
+      </w:hyperlink>
+      <w:r>
+        <w:t xml:space="preserve"> </w:t>
+      </w:r>
+      <w:r>
+        <w:t xml:space="preserve">is untested here rather than supported.</w:t>
       </w:r>
     </w:p>
     <w:p>
@@ -12703,41 +14517,25 @@
           <w:bCs/>
           <w:b/>
         </w:rPr>
-        <w:t xml:space="preserve">n-gram contamination is a lower bound.</w:t>
-      </w:r>
-      <w:r>
-        <w:t xml:space="preserve"> </w:t>
-      </w:r>
-      <w:r>
-        <w:t xml:space="preserve">Our model-free n-gram overlap uses a</w:t>
-      </w:r>
-      <w:r>
-        <w:t xml:space="preserve"> </w:t>
-      </w:r>
-      <w:r>
-        <w:t xml:space="preserve">public</w:t>
-      </w:r>
-      <w:r>
-        <w:t xml:space="preserve"> </w:t>
-      </w:r>
-      <w:r>
-        <w:rPr>
-          <w:iCs/>
-          <w:i/>
-        </w:rPr>
-        <w:t xml:space="preserve">sample</w:t>
-      </w:r>
-      <w:r>
-        <w:t xml:space="preserve"> </w:t>
-      </w:r>
-      <w:r>
-        <w:t xml:space="preserve">of the Pile as the reference index, so measured benchmark↔Pile</w:t>
-      </w:r>
-      <w:r>
-        <w:t xml:space="preserve"> </w:t>
-      </w:r>
-      <w:r>
-        <w:t xml:space="preserve">overlap underestimates the true overlap against the full corpus.</w:t>
+        <w:t xml:space="preserve">Benchmark-level test underpowered.</w:t>
+      </w:r>
+      <w:r>
+        <w:t xml:space="preserve"> </w:t>
+      </w:r>
+      <w:r>
+        <w:t xml:space="preserve">The Oren permutation/exchangeability test is run</w:t>
+      </w:r>
+      <w:r>
+        <w:t xml:space="preserve"> </w:t>
+      </w:r>
+      <w:r>
+        <w:t xml:space="preserve">only at sanity scale on 160M. Membership-based, it is underpowered here and is flagged as</w:t>
+      </w:r>
+      <w:r>
+        <w:t xml:space="preserve"> </w:t>
+      </w:r>
+      <w:r>
+        <w:t xml:space="preserve">GPU-gated rather than used to draw contamination conclusions.</w:t>
       </w:r>
     </w:p>
     <w:p>
@@ -12752,37 +14550,41 @@
           <w:bCs/>
           <w:b/>
         </w:rPr>
-        <w:t xml:space="preserve">Observational, members-only correlation.</w:t>
-      </w:r>
-      <w:r>
-        <w:t xml:space="preserve"> </w:t>
-      </w:r>
-      <w:r>
-        <w:t xml:space="preserve">The headline analysis correlates detector</w:t>
-      </w:r>
-      <w:r>
-        <w:t xml:space="preserve"> </w:t>
-      </w:r>
-      <w:r>
-        <w:t xml:space="preserve">scores with extraction across known members. It is observational, not interventional. We address</w:t>
-      </w:r>
-      <w:r>
-        <w:t xml:space="preserve"> </w:t>
-      </w:r>
-      <w:r>
-        <w:t xml:space="preserve">the most important confound (loss) by pre-registered partial correlation and mediation, and the</w:t>
-      </w:r>
-      <w:r>
-        <w:t xml:space="preserve"> </w:t>
-      </w:r>
-      <w:r>
-        <w:t xml:space="preserve">obvious alternatives (frequency, duplication, non-linearity, distribution shift) by explicit</w:t>
-      </w:r>
-      <w:r>
-        <w:t xml:space="preserve"> </w:t>
-      </w:r>
-      <w:r>
-        <w:t xml:space="preserve">controls, but residual confounding cannot be excluded.</w:t>
+        <w:t xml:space="preserve">n-gram contamination is a lower bound.</w:t>
+      </w:r>
+      <w:r>
+        <w:t xml:space="preserve"> </w:t>
+      </w:r>
+      <w:r>
+        <w:t xml:space="preserve">Our model-free n-gram overlap uses a</w:t>
+      </w:r>
+      <w:r>
+        <w:t xml:space="preserve"> </w:t>
+      </w:r>
+      <w:r>
+        <w:t xml:space="preserve">public</w:t>
+      </w:r>
+      <w:r>
+        <w:t xml:space="preserve"> </w:t>
+      </w:r>
+      <w:r>
+        <w:rPr>
+          <w:iCs/>
+          <w:i/>
+        </w:rPr>
+        <w:t xml:space="preserve">sample</w:t>
+      </w:r>
+      <w:r>
+        <w:t xml:space="preserve"> </w:t>
+      </w:r>
+      <w:r>
+        <w:t xml:space="preserve">of the Pile as the reference index, so measured benchmark↔Pile</w:t>
+      </w:r>
+      <w:r>
+        <w:t xml:space="preserve"> </w:t>
+      </w:r>
+      <w:r>
+        <w:t xml:space="preserve">overlap underestimates the true overlap against the full corpus.</w:t>
       </w:r>
     </w:p>
     <w:p>
@@ -12797,77 +14599,37 @@
           <w:bCs/>
           <w:b/>
         </w:rPr>
-        <w:t xml:space="preserve">Collinearity of detectors with loss.</w:t>
-      </w:r>
-      <w:r>
-        <w:t xml:space="preserve"> </w:t>
-      </w:r>
-      <w:r>
-        <w:t xml:space="preserve">The calibrated detectors are deterministic</w:t>
-      </w:r>
-      <w:r>
-        <w:t xml:space="preserve"> </w:t>
-      </w:r>
-      <w:r>
-        <w:t xml:space="preserve">transforms of the same per-token log-probabilities as loss and are empirically collinear with it</w:t>
-      </w:r>
-      <w:r>
-        <w:t xml:space="preserve"> </w:t>
-      </w:r>
-      <w:r>
-        <w:t xml:space="preserve">(Spearman 0.74–0.90, VIF up to 6.2 for Min-K%). Consequently we interpret the negative</w:t>
-      </w:r>
-      <w:r>
-        <w:t xml:space="preserve"> </w:t>
-      </w:r>
-      <w:r>
-        <w:t xml:space="preserve">partial/direct terms as possible</w:t>
-      </w:r>
-      <w:r>
-        <w:t xml:space="preserve"> </w:t>
-      </w:r>
-      <w:r>
-        <w:rPr>
-          <w:iCs/>
-          <w:i/>
-        </w:rPr>
-        <w:t xml:space="preserve">suppression artifacts</w:t>
-      </w:r>
-      <w:r>
-        <w:t xml:space="preserve"> </w:t>
-      </w:r>
-      <w:r>
-        <w:t xml:space="preserve">of near-collinearity and claim only</w:t>
-      </w:r>
-      <w:r>
-        <w:t xml:space="preserve"> </w:t>
-      </w:r>
-      <w:r>
-        <w:t xml:space="preserve">the conservative</w:t>
-      </w:r>
-      <w:r>
-        <w:t xml:space="preserve"> </w:t>
-      </w:r>
-      <w:r>
-        <w:t xml:space="preserve">“</w:t>
-      </w:r>
-      <w:r>
-        <w:t xml:space="preserve">no positive residual</w:t>
-      </w:r>
-      <w:r>
-        <w:t xml:space="preserve">”</w:t>
-      </w:r>
-      <w:r>
-        <w:t xml:space="preserve"> </w:t>
-      </w:r>
-      <w:r>
-        <w:t xml:space="preserve">result. We do not assert the detectors inversely predict</w:t>
-      </w:r>
-      <w:r>
-        <w:t xml:space="preserve"> </w:t>
-      </w:r>
-      <w:r>
-        <w:t xml:space="preserve">leakage.</w:t>
+        <w:t xml:space="preserve">Observational, members-only correlation.</w:t>
+      </w:r>
+      <w:r>
+        <w:t xml:space="preserve"> </w:t>
+      </w:r>
+      <w:r>
+        <w:t xml:space="preserve">The headline analysis correlates detector</w:t>
+      </w:r>
+      <w:r>
+        <w:t xml:space="preserve"> </w:t>
+      </w:r>
+      <w:r>
+        <w:t xml:space="preserve">scores with extraction across known members. It is observational, not interventional. We address</w:t>
+      </w:r>
+      <w:r>
+        <w:t xml:space="preserve"> </w:t>
+      </w:r>
+      <w:r>
+        <w:t xml:space="preserve">the most important confound (loss) by pre-registered partial correlation and mediation, and the</w:t>
+      </w:r>
+      <w:r>
+        <w:t xml:space="preserve"> </w:t>
+      </w:r>
+      <w:r>
+        <w:t xml:space="preserve">obvious alternatives (frequency, duplication, non-linearity, distribution shift) by explicit</w:t>
+      </w:r>
+      <w:r>
+        <w:t xml:space="preserve"> </w:t>
+      </w:r>
+      <w:r>
+        <w:t xml:space="preserve">controls, but residual confounding cannot be excluded.</w:t>
       </w:r>
     </w:p>
     <w:p>
@@ -12882,7 +14644,92 @@
           <w:bCs/>
           <w:b/>
         </w:rPr>
-        <w:t xml:space="preserve">Construct validity of the leakage proxy.</w:t>
+        <w:t xml:space="preserve">Collinearity of detectors with loss.</w:t>
+      </w:r>
+      <w:r>
+        <w:t xml:space="preserve"> </w:t>
+      </w:r>
+      <w:r>
+        <w:t xml:space="preserve">The calibrated detectors are deterministic</w:t>
+      </w:r>
+      <w:r>
+        <w:t xml:space="preserve"> </w:t>
+      </w:r>
+      <w:r>
+        <w:t xml:space="preserve">transforms of the same per-token log-probabilities as loss and are empirically collinear with it</w:t>
+      </w:r>
+      <w:r>
+        <w:t xml:space="preserve"> </w:t>
+      </w:r>
+      <w:r>
+        <w:t xml:space="preserve">(Spearman 0.74–0.90, VIF up to 6.2 for Min-K%). Consequently we interpret the negative</w:t>
+      </w:r>
+      <w:r>
+        <w:t xml:space="preserve"> </w:t>
+      </w:r>
+      <w:r>
+        <w:t xml:space="preserve">partial/direct terms as possible</w:t>
+      </w:r>
+      <w:r>
+        <w:t xml:space="preserve"> </w:t>
+      </w:r>
+      <w:r>
+        <w:rPr>
+          <w:iCs/>
+          <w:i/>
+        </w:rPr>
+        <w:t xml:space="preserve">suppression artifacts</w:t>
+      </w:r>
+      <w:r>
+        <w:t xml:space="preserve"> </w:t>
+      </w:r>
+      <w:r>
+        <w:t xml:space="preserve">of near-collinearity and claim only</w:t>
+      </w:r>
+      <w:r>
+        <w:t xml:space="preserve"> </w:t>
+      </w:r>
+      <w:r>
+        <w:t xml:space="preserve">the conservative</w:t>
+      </w:r>
+      <w:r>
+        <w:t xml:space="preserve"> </w:t>
+      </w:r>
+      <w:r>
+        <w:t xml:space="preserve">“</w:t>
+      </w:r>
+      <w:r>
+        <w:t xml:space="preserve">no positive residual</w:t>
+      </w:r>
+      <w:r>
+        <w:t xml:space="preserve">”</w:t>
+      </w:r>
+      <w:r>
+        <w:t xml:space="preserve"> </w:t>
+      </w:r>
+      <w:r>
+        <w:t xml:space="preserve">result. We do not assert the detectors inversely predict</w:t>
+      </w:r>
+      <w:r>
+        <w:t xml:space="preserve"> </w:t>
+      </w:r>
+      <w:r>
+        <w:t xml:space="preserve">leakage.</w:t>
+      </w:r>
+    </w:p>
+    <w:p>
+      <w:pPr>
+        <w:numPr>
+          <w:ilvl w:val="0"/>
+          <w:numId w:val="1012"/>
+        </w:numPr>
+      </w:pPr>
+      <w:r>
+        <w:rPr>
+          <w:bCs/>
+          <w:b/>
+        </w:rPr>
+        <w:t xml:space="preserve">Construct validity of the extraction proxy.</w:t>
       </w:r>
       <w:r>
         <w:t xml:space="preserve"> </w:t>
@@ -13007,8 +14854,8 @@
         <w:t xml:space="preserve">independent signal revives. We note it here because it was a live threat to the claim until tested.</w:t>
       </w:r>
     </w:p>
-    <w:bookmarkEnd w:id="83"/>
-    <w:bookmarkStart w:id="84" w:name="sec:conclusion"/>
+    <w:bookmarkEnd w:id="84"/>
+    <w:bookmarkStart w:id="85" w:name="sec:conclusion"/>
     <w:p>
       <w:pPr>
         <w:pStyle w:val="Heading1"/>
@@ -13022,19 +14869,25 @@
         <w:pStyle w:val="FirstParagraph"/>
       </w:pPr>
       <w:r>
-        <w:t xml:space="preserve">We argued that benchmark contamination is best understood as a privacy/security vulnerability and</w:t>
-      </w:r>
-      <w:r>
-        <w:t xml:space="preserve"> </w:t>
-      </w:r>
-      <w:r>
-        <w:t xml:space="preserve">asked, on models with ground-truth public training data, whether the contamination/membership signal</w:t>
-      </w:r>
-      <w:r>
-        <w:t xml:space="preserve"> </w:t>
-      </w:r>
-      <w:r>
-        <w:t xml:space="preserve">that a benchmark leaks actually predicts concrete extraction. Using a pre-registered partial-correlation</w:t>
+        <w:t xml:space="preserve">We took the common argument that benchmark contamination is a privacy warning sign, restated it as</w:t>
+      </w:r>
+      <w:r>
+        <w:t xml:space="preserve"> </w:t>
+      </w:r>
+      <w:r>
+        <w:t xml:space="preserve">four explicit assumptions, and tested the first of them on models whose training corpus is public.</w:t>
+      </w:r>
+      <w:r>
+        <w:t xml:space="preserve"> </w:t>
+      </w:r>
+      <w:r>
+        <w:t xml:space="preserve">The question was whether the contamination signal an auditor can cheaply compute predicts concrete</w:t>
+      </w:r>
+      <w:r>
+        <w:t xml:space="preserve"> </w:t>
+      </w:r>
+      <w:r>
+        <w:t xml:space="preserve">extraction once the model’s per-item loss is held fixed. Using a pre-registered partial-correlation</w:t>
       </w:r>
       <w:r>
         <w:t xml:space="preserve"> </w:t>
@@ -13046,43 +14899,85 @@
         <w:t xml:space="preserve"> </w:t>
       </w:r>
       <w:r>
-        <w:t xml:space="preserve">loss: the calibrated reference-free detectors (Min-K%, Min-K%++, zlib) add no independent</w:t>
-      </w:r>
-      <w:r>
-        <w:t xml:space="preserve"> </w:t>
-      </w:r>
-      <w:r>
-        <w:t xml:space="preserve">predictive value beyond loss, and two are negatively associated with extraction once loss is held</w:t>
-      </w:r>
-      <w:r>
-        <w:t xml:space="preserve"> </w:t>
-      </w:r>
-      <w:r>
-        <w:t xml:space="preserve">fixed. The result is robust to a non-linear loss control and to deduplication, and is not a frequency</w:t>
-      </w:r>
-      <w:r>
-        <w:t xml:space="preserve"> </w:t>
-      </w:r>
-      <w:r>
-        <w:t xml:space="preserve">or zero-inflation artifact. The practical message is a divergence: the detectors optimized for</w:t>
-      </w:r>
-      <w:r>
-        <w:t xml:space="preserve"> </w:t>
-      </w:r>
-      <w:r>
-        <w:t xml:space="preserve">membership inference are not the right instrument for the leakage question, and an auditor should</w:t>
-      </w:r>
-      <w:r>
-        <w:t xml:space="preserve"> </w:t>
-      </w:r>
-      <w:r>
-        <w:t xml:space="preserve">measure loss/extractability directly. We claim no new detector or metric. The contribution is the</w:t>
-      </w:r>
-      <w:r>
-        <w:t xml:space="preserve"> </w:t>
-      </w:r>
-      <w:r>
-        <w:t xml:space="preserve">security reframing and the controlled, pre-registered measurement. These findings are preliminary, on</w:t>
+        <w:t xml:space="preserve">loss: the calibrated reference-free detectors (Min-K%, Min-K%++, zlib) add no positive independent</w:t>
+      </w:r>
+      <w:r>
+        <w:t xml:space="preserve"> </w:t>
+      </w:r>
+      <w:r>
+        <w:t xml:space="preserve">predictive value beyond loss. The two negative residuals we observe are consistent with statistical</w:t>
+      </w:r>
+      <w:r>
+        <w:t xml:space="preserve"> </w:t>
+      </w:r>
+      <w:r>
+        <w:t xml:space="preserve">suppression under near-collinearity rather than with inverse prediction, and we claim only the</w:t>
+      </w:r>
+      <w:r>
+        <w:t xml:space="preserve"> </w:t>
+      </w:r>
+      <w:r>
+        <w:t xml:space="preserve">absence of positive value. The result is robust to a non-linear loss control and to deduplication, and is not a frequency</w:t>
+      </w:r>
+      <w:r>
+        <w:t xml:space="preserve"> </w:t>
+      </w:r>
+      <w:r>
+        <w:t xml:space="preserve">or zero-inflation artifact. The practical message is a measurement-validity bound: the detectors</w:t>
+      </w:r>
+      <w:r>
+        <w:t xml:space="preserve"> </w:t>
+      </w:r>
+      <w:r>
+        <w:t xml:space="preserve">optimized for membership inference carry little information about</w:t>
+      </w:r>
+      <w:r>
+        <w:t xml:space="preserve"> </w:t>
+      </w:r>
+      <w:r>
+        <w:rPr>
+          <w:iCs/>
+          <w:i/>
+        </w:rPr>
+        <w:t xml:space="preserve">which</w:t>
+      </w:r>
+      <w:r>
+        <w:t xml:space="preserve"> </w:t>
+      </w:r>
+      <w:r>
+        <w:t xml:space="preserve">items leak that loss</w:t>
+      </w:r>
+      <w:r>
+        <w:t xml:space="preserve"> </w:t>
+      </w:r>
+      <w:r>
+        <w:t xml:space="preserve">does not already carry, so an auditor should measure loss and extractability directly. We claim no</w:t>
+      </w:r>
+      <w:r>
+        <w:t xml:space="preserve"> </w:t>
+      </w:r>
+      <w:r>
+        <w:t xml:space="preserve">new detector or metric. The contributions are the explicit assumption chain of</w:t>
+      </w:r>
+      <w:r>
+        <w:t xml:space="preserve"> </w:t>
+      </w:r>
+      <w:r>
+        <w:t xml:space="preserve">Section </w:t>
+      </w:r>
+      <w:hyperlink w:anchor="sec:chain">
+        <w:r>
+          <w:rPr>
+            <w:rStyle w:val="Hyperlink"/>
+          </w:rPr>
+          <w:t xml:space="preserve">2.5</w:t>
+        </w:r>
+      </w:hyperlink>
+      <w:r>
+        <w:t xml:space="preserve"> </w:t>
+      </w:r>
+      <w:r>
+        <w:t xml:space="preserve">and the controlled, pre-registered measurement of incremental value. These findings are preliminary, on</w:t>
       </w:r>
       <w:r>
         <w:t xml:space="preserve"> </w:t>
@@ -13094,13 +14989,33 @@
         <w:t xml:space="preserve"> </w:t>
       </w:r>
       <w:r>
-        <w:t xml:space="preserve">pipeline, is the GPU-scale replication across model sizes, where memorization, extraction, and any</w:t>
-      </w:r>
-      <w:r>
-        <w:t xml:space="preserve"> </w:t>
-      </w:r>
-      <w:r>
-        <w:t xml:space="preserve">PII leakage are expected to strengthen, and where the question of whether calibrated detectors gain</w:t>
+        <w:t xml:space="preserve">pipeline, is the GPU-scale replication across model sizes, where memorization and extraction are</w:t>
+      </w:r>
+      <w:r>
+        <w:t xml:space="preserve"> </w:t>
+      </w:r>
+      <w:r>
+        <w:t xml:space="preserve">expected to strengthen, and where assumptions A3 and A4 of Section </w:t>
+      </w:r>
+      <w:hyperlink w:anchor="sec:chain">
+        <w:r>
+          <w:rPr>
+            <w:rStyle w:val="Hyperlink"/>
+          </w:rPr>
+          <w:t xml:space="preserve">2.5</w:t>
+        </w:r>
+      </w:hyperlink>
+      <w:r>
+        <w:t xml:space="preserve"> </w:t>
+      </w:r>
+      <w:r>
+        <w:t xml:space="preserve">could be tested</w:t>
+      </w:r>
+      <w:r>
+        <w:t xml:space="preserve"> </w:t>
+      </w:r>
+      <w:r>
+        <w:t xml:space="preserve">rather than assumed, and where the question of whether calibrated detectors gain</w:t>
       </w:r>
       <w:r>
         <w:t xml:space="preserve"> </w:t>
@@ -13109,8 +15024,8 @@
         <w:t xml:space="preserve">independent leakage-predictive value at scale can be settled.</w:t>
       </w:r>
     </w:p>
-    <w:bookmarkEnd w:id="84"/>
-    <w:bookmarkStart w:id="158" w:name="bibliography"/>
+    <w:bookmarkEnd w:id="85"/>
+    <w:bookmarkStart w:id="159" w:name="bibliography"/>
     <w:p>
       <w:pPr>
         <w:pStyle w:val="Heading1"/>
@@ -13119,8 +15034,8 @@
         <w:t xml:space="preserve">References</w:t>
       </w:r>
     </w:p>
-    <w:bookmarkStart w:id="157" w:name="refs"/>
-    <w:bookmarkStart w:id="86" w:name="ref-abadi2016deep"/>
+    <w:bookmarkStart w:id="158" w:name="refs"/>
+    <w:bookmarkStart w:id="87" w:name="ref-abadi2016deep"/>
     <w:p>
       <w:pPr>
         <w:pStyle w:val="Bibliography"/>
@@ -13144,7 +15059,7 @@
       <w:r>
         <w:t xml:space="preserve"> </w:t>
       </w:r>
-      <w:hyperlink r:id="rId85">
+      <w:hyperlink r:id="rId86">
         <w:r>
           <w:rPr>
             <w:rStyle w:val="Hyperlink"/>
@@ -13153,8 +15068,8 @@
         </w:r>
       </w:hyperlink>
     </w:p>
-    <w:bookmarkEnd w:id="86"/>
-    <w:bookmarkStart w:id="88" w:name="ref-alsahili2025effectiveness"/>
+    <w:bookmarkEnd w:id="87"/>
+    <w:bookmarkStart w:id="89" w:name="ref-alsahili2025effectiveness"/>
     <w:p>
       <w:pPr>
         <w:pStyle w:val="Bibliography"/>
@@ -13178,7 +15093,7 @@
       <w:r>
         <w:t xml:space="preserve"> </w:t>
       </w:r>
-      <w:hyperlink r:id="rId87">
+      <w:hyperlink r:id="rId88">
         <w:r>
           <w:rPr>
             <w:rStyle w:val="Hyperlink"/>
@@ -13187,8 +15102,8 @@
         </w:r>
       </w:hyperlink>
     </w:p>
-    <w:bookmarkEnd w:id="88"/>
-    <w:bookmarkStart w:id="90" w:name="ref-biderman2023pythia"/>
+    <w:bookmarkEnd w:id="89"/>
+    <w:bookmarkStart w:id="91" w:name="ref-biderman2023pythia"/>
     <w:p>
       <w:pPr>
         <w:pStyle w:val="Bibliography"/>
@@ -13225,7 +15140,7 @@
       <w:r>
         <w:t xml:space="preserve"> </w:t>
       </w:r>
-      <w:hyperlink r:id="rId89">
+      <w:hyperlink r:id="rId90">
         <w:r>
           <w:rPr>
             <w:rStyle w:val="Hyperlink"/>
@@ -13234,8 +15149,8 @@
         </w:r>
       </w:hyperlink>
     </w:p>
-    <w:bookmarkEnd w:id="90"/>
-    <w:bookmarkStart w:id="92" w:name="ref-brown2020gpt3"/>
+    <w:bookmarkEnd w:id="91"/>
+    <w:bookmarkStart w:id="93" w:name="ref-brown2020gpt3"/>
     <w:p>
       <w:pPr>
         <w:pStyle w:val="Bibliography"/>
@@ -13259,7 +15174,7 @@
       <w:r>
         <w:t xml:space="preserve"> </w:t>
       </w:r>
-      <w:hyperlink r:id="rId91">
+      <w:hyperlink r:id="rId92">
         <w:r>
           <w:rPr>
             <w:rStyle w:val="Hyperlink"/>
@@ -13268,8 +15183,8 @@
         </w:r>
       </w:hyperlink>
     </w:p>
-    <w:bookmarkEnd w:id="92"/>
-    <w:bookmarkStart w:id="94" w:name="ref-carlini2022lira"/>
+    <w:bookmarkEnd w:id="93"/>
+    <w:bookmarkStart w:id="95" w:name="ref-carlini2022lira"/>
     <w:p>
       <w:pPr>
         <w:pStyle w:val="Bibliography"/>
@@ -13293,7 +15208,7 @@
       <w:r>
         <w:t xml:space="preserve"> </w:t>
       </w:r>
-      <w:hyperlink r:id="rId93">
+      <w:hyperlink r:id="rId94">
         <w:r>
           <w:rPr>
             <w:rStyle w:val="Hyperlink"/>
@@ -13302,8 +15217,8 @@
         </w:r>
       </w:hyperlink>
     </w:p>
-    <w:bookmarkEnd w:id="94"/>
-    <w:bookmarkStart w:id="96" w:name="ref-carlini2023quantifying"/>
+    <w:bookmarkEnd w:id="95"/>
+    <w:bookmarkStart w:id="97" w:name="ref-carlini2023quantifying"/>
     <w:p>
       <w:pPr>
         <w:pStyle w:val="Bibliography"/>
@@ -13327,7 +15242,7 @@
       <w:r>
         <w:t xml:space="preserve"> </w:t>
       </w:r>
-      <w:hyperlink r:id="rId95">
+      <w:hyperlink r:id="rId96">
         <w:r>
           <w:rPr>
             <w:rStyle w:val="Hyperlink"/>
@@ -13336,8 +15251,8 @@
         </w:r>
       </w:hyperlink>
     </w:p>
-    <w:bookmarkEnd w:id="96"/>
-    <w:bookmarkStart w:id="97" w:name="ref-carlini2019secret"/>
+    <w:bookmarkEnd w:id="97"/>
+    <w:bookmarkStart w:id="98" w:name="ref-carlini2019secret"/>
     <w:p>
       <w:pPr>
         <w:pStyle w:val="Bibliography"/>
@@ -13359,8 +15274,8 @@
         <w:t xml:space="preserve">, 267–284.</w:t>
       </w:r>
     </w:p>
-    <w:bookmarkEnd w:id="97"/>
-    <w:bookmarkStart w:id="98" w:name="ref-carlini2021extracting"/>
+    <w:bookmarkEnd w:id="98"/>
+    <w:bookmarkStart w:id="99" w:name="ref-carlini2021extracting"/>
     <w:p>
       <w:pPr>
         <w:pStyle w:val="Bibliography"/>
@@ -13382,8 +15297,8 @@
         <w:t xml:space="preserve">, 2633–2650.</w:t>
       </w:r>
     </w:p>
-    <w:bookmarkEnd w:id="98"/>
-    <w:bookmarkStart w:id="100" w:name="ref-chen2025statistical"/>
+    <w:bookmarkEnd w:id="99"/>
+    <w:bookmarkStart w:id="101" w:name="ref-chen2025statistical"/>
     <w:p>
       <w:pPr>
         <w:pStyle w:val="Bibliography"/>
@@ -13407,7 +15322,7 @@
       <w:r>
         <w:t xml:space="preserve"> </w:t>
       </w:r>
-      <w:hyperlink r:id="rId99">
+      <w:hyperlink r:id="rId100">
         <w:r>
           <w:rPr>
             <w:rStyle w:val="Hyperlink"/>
@@ -13416,8 +15331,8 @@
         </w:r>
       </w:hyperlink>
     </w:p>
-    <w:bookmarkEnd w:id="100"/>
-    <w:bookmarkStart w:id="101" w:name="ref-chen2021humaneval"/>
+    <w:bookmarkEnd w:id="101"/>
+    <w:bookmarkStart w:id="102" w:name="ref-chen2021humaneval"/>
     <w:p>
       <w:pPr>
         <w:pStyle w:val="Bibliography"/>
@@ -13439,8 +15354,8 @@
         <w:t xml:space="preserve">.</w:t>
       </w:r>
     </w:p>
-    <w:bookmarkEnd w:id="101"/>
-    <w:bookmarkStart w:id="103" w:name="ref-clark2019boolq"/>
+    <w:bookmarkEnd w:id="102"/>
+    <w:bookmarkStart w:id="104" w:name="ref-clark2019boolq"/>
     <w:p>
       <w:pPr>
         <w:pStyle w:val="Bibliography"/>
@@ -13473,7 +15388,7 @@
       <w:r>
         <w:t xml:space="preserve"> </w:t>
       </w:r>
-      <w:hyperlink r:id="rId102">
+      <w:hyperlink r:id="rId103">
         <w:r>
           <w:rPr>
             <w:rStyle w:val="Hyperlink"/>
@@ -13482,8 +15397,8 @@
         </w:r>
       </w:hyperlink>
     </w:p>
-    <w:bookmarkEnd w:id="103"/>
-    <w:bookmarkStart w:id="104" w:name="ref-cobbe2021gsm8k"/>
+    <w:bookmarkEnd w:id="104"/>
+    <w:bookmarkStart w:id="105" w:name="ref-cobbe2021gsm8k"/>
     <w:p>
       <w:pPr>
         <w:pStyle w:val="Bibliography"/>
@@ -13505,8 +15420,8 @@
         <w:t xml:space="preserve">.</w:t>
       </w:r>
     </w:p>
-    <w:bookmarkEnd w:id="104"/>
-    <w:bookmarkStart w:id="106" w:name="ref-commoncrawl"/>
+    <w:bookmarkEnd w:id="105"/>
+    <w:bookmarkStart w:id="107" w:name="ref-commoncrawl"/>
     <w:p>
       <w:pPr>
         <w:pStyle w:val="Bibliography"/>
@@ -13530,7 +15445,7 @@
       <w:r>
         <w:t xml:space="preserve"> </w:t>
       </w:r>
-      <w:hyperlink r:id="rId105">
+      <w:hyperlink r:id="rId106">
         <w:r>
           <w:rPr>
             <w:rStyle w:val="Hyperlink"/>
@@ -13542,8 +15457,8 @@
         <w:t xml:space="preserve">.</w:t>
       </w:r>
     </w:p>
-    <w:bookmarkEnd w:id="106"/>
-    <w:bookmarkStart w:id="108" w:name="ref-das2024blind"/>
+    <w:bookmarkEnd w:id="107"/>
+    <w:bookmarkStart w:id="109" w:name="ref-das2024blind"/>
     <w:p>
       <w:pPr>
         <w:pStyle w:val="Bibliography"/>
@@ -13567,7 +15482,7 @@
       <w:r>
         <w:t xml:space="preserve"> </w:t>
       </w:r>
-      <w:hyperlink r:id="rId107">
+      <w:hyperlink r:id="rId108">
         <w:r>
           <w:rPr>
             <w:rStyle w:val="Hyperlink"/>
@@ -13576,8 +15491,8 @@
         </w:r>
       </w:hyperlink>
     </w:p>
-    <w:bookmarkEnd w:id="108"/>
-    <w:bookmarkStart w:id="110" w:name="ref-dodge2021c4"/>
+    <w:bookmarkEnd w:id="109"/>
+    <w:bookmarkStart w:id="111" w:name="ref-dodge2021c4"/>
     <w:p>
       <w:pPr>
         <w:pStyle w:val="Bibliography"/>
@@ -13601,7 +15516,7 @@
       <w:r>
         <w:t xml:space="preserve"> </w:t>
       </w:r>
-      <w:hyperlink r:id="rId109">
+      <w:hyperlink r:id="rId110">
         <w:r>
           <w:rPr>
             <w:rStyle w:val="Hyperlink"/>
@@ -13610,8 +15525,8 @@
         </w:r>
       </w:hyperlink>
     </w:p>
-    <w:bookmarkEnd w:id="110"/>
-    <w:bookmarkStart w:id="112" w:name="ref-duan2024mia"/>
+    <w:bookmarkEnd w:id="111"/>
+    <w:bookmarkStart w:id="113" w:name="ref-duan2024mia"/>
     <w:p>
       <w:pPr>
         <w:pStyle w:val="Bibliography"/>
@@ -13635,7 +15550,7 @@
       <w:r>
         <w:t xml:space="preserve"> </w:t>
       </w:r>
-      <w:hyperlink r:id="rId111">
+      <w:hyperlink r:id="rId112">
         <w:r>
           <w:rPr>
             <w:rStyle w:val="Hyperlink"/>
@@ -13644,8 +15559,8 @@
         </w:r>
       </w:hyperlink>
     </w:p>
-    <w:bookmarkEnd w:id="112"/>
-    <w:bookmarkStart w:id="113" w:name="ref-gao2020pile"/>
+    <w:bookmarkEnd w:id="113"/>
+    <w:bookmarkStart w:id="114" w:name="ref-gao2020pile"/>
     <w:p>
       <w:pPr>
         <w:pStyle w:val="Bibliography"/>
@@ -13676,8 +15591,8 @@
         <w:t xml:space="preserve">.</w:t>
       </w:r>
     </w:p>
-    <w:bookmarkEnd w:id="113"/>
-    <w:bookmarkStart w:id="115" w:name="ref-golchin2024timetravel"/>
+    <w:bookmarkEnd w:id="114"/>
+    <w:bookmarkStart w:id="116" w:name="ref-golchin2024timetravel"/>
     <w:p>
       <w:pPr>
         <w:pStyle w:val="Bibliography"/>
@@ -13710,7 +15625,7 @@
       <w:r>
         <w:t xml:space="preserve"> </w:t>
       </w:r>
-      <w:hyperlink r:id="rId114">
+      <w:hyperlink r:id="rId115">
         <w:r>
           <w:rPr>
             <w:rStyle w:val="Hyperlink"/>
@@ -13719,8 +15634,8 @@
         </w:r>
       </w:hyperlink>
     </w:p>
-    <w:bookmarkEnd w:id="115"/>
-    <w:bookmarkStart w:id="117" w:name="ref-groeneveld2024olmo"/>
+    <w:bookmarkEnd w:id="116"/>
+    <w:bookmarkStart w:id="118" w:name="ref-groeneveld2024olmo"/>
     <w:p>
       <w:pPr>
         <w:pStyle w:val="Bibliography"/>
@@ -13753,7 +15668,7 @@
       <w:r>
         <w:t xml:space="preserve"> </w:t>
       </w:r>
-      <w:hyperlink r:id="rId116">
+      <w:hyperlink r:id="rId117">
         <w:r>
           <w:rPr>
             <w:rStyle w:val="Hyperlink"/>
@@ -13762,8 +15677,8 @@
         </w:r>
       </w:hyperlink>
     </w:p>
-    <w:bookmarkEnd w:id="117"/>
-    <w:bookmarkStart w:id="119" w:name="ref-hayes2025strong"/>
+    <w:bookmarkEnd w:id="118"/>
+    <w:bookmarkStart w:id="120" w:name="ref-hayes2025strong"/>
     <w:p>
       <w:pPr>
         <w:pStyle w:val="Bibliography"/>
@@ -13787,7 +15702,7 @@
       <w:r>
         <w:t xml:space="preserve"> </w:t>
       </w:r>
-      <w:hyperlink r:id="rId118">
+      <w:hyperlink r:id="rId119">
         <w:r>
           <w:rPr>
             <w:rStyle w:val="Hyperlink"/>
@@ -13796,8 +15711,8 @@
         </w:r>
       </w:hyperlink>
     </w:p>
-    <w:bookmarkEnd w:id="119"/>
-    <w:bookmarkStart w:id="121" w:name="ref-hendrycks2021mmlu"/>
+    <w:bookmarkEnd w:id="120"/>
+    <w:bookmarkStart w:id="122" w:name="ref-hendrycks2021mmlu"/>
     <w:p>
       <w:pPr>
         <w:pStyle w:val="Bibliography"/>
@@ -13821,7 +15736,7 @@
       <w:r>
         <w:t xml:space="preserve"> </w:t>
       </w:r>
-      <w:hyperlink r:id="rId120">
+      <w:hyperlink r:id="rId121">
         <w:r>
           <w:rPr>
             <w:rStyle w:val="Hyperlink"/>
@@ -13830,8 +15745,8 @@
         </w:r>
       </w:hyperlink>
     </w:p>
-    <w:bookmarkEnd w:id="121"/>
-    <w:bookmarkStart w:id="122" w:name="ref-huang2022leaking"/>
+    <w:bookmarkEnd w:id="122"/>
+    <w:bookmarkStart w:id="123" w:name="ref-huang2022leaking"/>
     <w:p>
       <w:pPr>
         <w:pStyle w:val="Bibliography"/>
@@ -13853,8 +15768,8 @@
         <w:t xml:space="preserve">, 2038–2047.</w:t>
       </w:r>
     </w:p>
-    <w:bookmarkEnd w:id="122"/>
-    <w:bookmarkStart w:id="124" w:name="ref-ippolito2023verbatim"/>
+    <w:bookmarkEnd w:id="123"/>
+    <w:bookmarkStart w:id="125" w:name="ref-ippolito2023verbatim"/>
     <w:p>
       <w:pPr>
         <w:pStyle w:val="Bibliography"/>
@@ -13878,7 +15793,7 @@
       <w:r>
         <w:t xml:space="preserve"> </w:t>
       </w:r>
-      <w:hyperlink r:id="rId123">
+      <w:hyperlink r:id="rId124">
         <w:r>
           <w:rPr>
             <w:rStyle w:val="Hyperlink"/>
@@ -13887,8 +15802,8 @@
         </w:r>
       </w:hyperlink>
     </w:p>
-    <w:bookmarkEnd w:id="124"/>
-    <w:bookmarkStart w:id="125" w:name="ref-kim2023propile"/>
+    <w:bookmarkEnd w:id="125"/>
+    <w:bookmarkStart w:id="126" w:name="ref-kim2023propile"/>
     <w:p>
       <w:pPr>
         <w:pStyle w:val="Bibliography"/>
@@ -13932,8 +15847,8 @@
         <w:t xml:space="preserve">.</w:t>
       </w:r>
     </w:p>
-    <w:bookmarkEnd w:id="125"/>
-    <w:bookmarkStart w:id="127" w:name="ref-li2022dpllm"/>
+    <w:bookmarkEnd w:id="126"/>
+    <w:bookmarkStart w:id="128" w:name="ref-li2022dpllm"/>
     <w:p>
       <w:pPr>
         <w:pStyle w:val="Bibliography"/>
@@ -13957,7 +15872,7 @@
       <w:r>
         <w:t xml:space="preserve"> </w:t>
       </w:r>
-      <w:hyperlink r:id="rId126">
+      <w:hyperlink r:id="rId127">
         <w:r>
           <w:rPr>
             <w:rStyle w:val="Hyperlink"/>
@@ -13966,8 +15881,8 @@
         </w:r>
       </w:hyperlink>
     </w:p>
-    <w:bookmarkEnd w:id="127"/>
-    <w:bookmarkStart w:id="129" w:name="ref-lin2022truthfulqa"/>
+    <w:bookmarkEnd w:id="128"/>
+    <w:bookmarkStart w:id="130" w:name="ref-lin2022truthfulqa"/>
     <w:p>
       <w:pPr>
         <w:pStyle w:val="Bibliography"/>
@@ -14000,7 +15915,7 @@
       <w:r>
         <w:t xml:space="preserve"> </w:t>
       </w:r>
-      <w:hyperlink r:id="rId128">
+      <w:hyperlink r:id="rId129">
         <w:r>
           <w:rPr>
             <w:rStyle w:val="Hyperlink"/>
@@ -14009,8 +15924,8 @@
         </w:r>
       </w:hyperlink>
     </w:p>
-    <w:bookmarkEnd w:id="129"/>
-    <w:bookmarkStart w:id="130" w:name="ref-lukas2023pii"/>
+    <w:bookmarkEnd w:id="130"/>
+    <w:bookmarkStart w:id="131" w:name="ref-lukas2023pii"/>
     <w:p>
       <w:pPr>
         <w:pStyle w:val="Bibliography"/>
@@ -14032,8 +15947,8 @@
         <w:t xml:space="preserve">, 346–363.</w:t>
       </w:r>
     </w:p>
-    <w:bookmarkEnd w:id="130"/>
-    <w:bookmarkStart w:id="131" w:name="ref-mattern2023neighbourhood"/>
+    <w:bookmarkEnd w:id="131"/>
+    <w:bookmarkStart w:id="132" w:name="ref-mattern2023neighbourhood"/>
     <w:p>
       <w:pPr>
         <w:pStyle w:val="Bibliography"/>
@@ -14055,8 +15970,8 @@
         <w:t xml:space="preserve">, 11330–11343.</w:t>
       </w:r>
     </w:p>
-    <w:bookmarkEnd w:id="131"/>
-    <w:bookmarkStart w:id="133" w:name="ref-meeus2025sok"/>
+    <w:bookmarkEnd w:id="132"/>
+    <w:bookmarkStart w:id="134" w:name="ref-meeus2025sok"/>
     <w:p>
       <w:pPr>
         <w:pStyle w:val="Bibliography"/>
@@ -14098,7 +16013,7 @@
       <w:r>
         <w:t xml:space="preserve"> </w:t>
       </w:r>
-      <w:hyperlink r:id="rId132">
+      <w:hyperlink r:id="rId133">
         <w:r>
           <w:rPr>
             <w:rStyle w:val="Hyperlink"/>
@@ -14107,8 +16022,8 @@
         </w:r>
       </w:hyperlink>
     </w:p>
-    <w:bookmarkEnd w:id="133"/>
-    <w:bookmarkStart w:id="135" w:name="ref-nasr2025scalable"/>
+    <w:bookmarkEnd w:id="134"/>
+    <w:bookmarkStart w:id="136" w:name="ref-nasr2025scalable"/>
     <w:p>
       <w:pPr>
         <w:pStyle w:val="Bibliography"/>
@@ -14132,7 +16047,7 @@
       <w:r>
         <w:t xml:space="preserve"> </w:t>
       </w:r>
-      <w:hyperlink r:id="rId134">
+      <w:hyperlink r:id="rId135">
         <w:r>
           <w:rPr>
             <w:rStyle w:val="Hyperlink"/>
@@ -14141,8 +16056,8 @@
         </w:r>
       </w:hyperlink>
     </w:p>
-    <w:bookmarkEnd w:id="135"/>
-    <w:bookmarkStart w:id="137" w:name="ref-oren2024proving"/>
+    <w:bookmarkEnd w:id="136"/>
+    <w:bookmarkStart w:id="138" w:name="ref-oren2024proving"/>
     <w:p>
       <w:pPr>
         <w:pStyle w:val="Bibliography"/>
@@ -14166,7 +16081,7 @@
       <w:r>
         <w:t xml:space="preserve"> </w:t>
       </w:r>
-      <w:hyperlink r:id="rId136">
+      <w:hyperlink r:id="rId137">
         <w:r>
           <w:rPr>
             <w:rStyle w:val="Hyperlink"/>
@@ -14175,8 +16090,8 @@
         </w:r>
       </w:hyperlink>
     </w:p>
-    <w:bookmarkEnd w:id="137"/>
-    <w:bookmarkStart w:id="138" w:name="ref-raffel2020c4"/>
+    <w:bookmarkEnd w:id="138"/>
+    <w:bookmarkStart w:id="139" w:name="ref-raffel2020c4"/>
     <w:p>
       <w:pPr>
         <w:pStyle w:val="Bibliography"/>
@@ -14211,8 +16126,8 @@
         <w:t xml:space="preserve">(140), 1–67.</w:t>
       </w:r>
     </w:p>
-    <w:bookmarkEnd w:id="138"/>
-    <w:bookmarkStart w:id="139" w:name="ref-ravaut2024survey"/>
+    <w:bookmarkEnd w:id="139"/>
+    <w:bookmarkStart w:id="140" w:name="ref-ravaut2024survey"/>
     <w:p>
       <w:pPr>
         <w:pStyle w:val="Bibliography"/>
@@ -14234,8 +16149,8 @@
         <w:t xml:space="preserve">.</w:t>
       </w:r>
     </w:p>
-    <w:bookmarkEnd w:id="139"/>
-    <w:bookmarkStart w:id="141" w:name="ref-shi2024detecting"/>
+    <w:bookmarkEnd w:id="140"/>
+    <w:bookmarkStart w:id="142" w:name="ref-shi2024detecting"/>
     <w:p>
       <w:pPr>
         <w:pStyle w:val="Bibliography"/>
@@ -14259,7 +16174,7 @@
       <w:r>
         <w:t xml:space="preserve"> </w:t>
       </w:r>
-      <w:hyperlink r:id="rId140">
+      <w:hyperlink r:id="rId141">
         <w:r>
           <w:rPr>
             <w:rStyle w:val="Hyperlink"/>
@@ -14268,8 +16183,8 @@
         </w:r>
       </w:hyperlink>
     </w:p>
-    <w:bookmarkEnd w:id="141"/>
-    <w:bookmarkStart w:id="142" w:name="ref-shokri2017membership"/>
+    <w:bookmarkEnd w:id="142"/>
+    <w:bookmarkStart w:id="143" w:name="ref-shokri2017membership"/>
     <w:p>
       <w:pPr>
         <w:pStyle w:val="Bibliography"/>
@@ -14291,8 +16206,8 @@
         <w:t xml:space="preserve">, 3–18.</w:t>
       </w:r>
     </w:p>
-    <w:bookmarkEnd w:id="142"/>
-    <w:bookmarkStart w:id="144" w:name="ref-soldaini2024dolma"/>
+    <w:bookmarkEnd w:id="143"/>
+    <w:bookmarkStart w:id="145" w:name="ref-soldaini2024dolma"/>
     <w:p>
       <w:pPr>
         <w:pStyle w:val="Bibliography"/>
@@ -14316,7 +16231,7 @@
       <w:r>
         <w:t xml:space="preserve"> </w:t>
       </w:r>
-      <w:hyperlink r:id="rId143">
+      <w:hyperlink r:id="rId144">
         <w:r>
           <w:rPr>
             <w:rStyle w:val="Hyperlink"/>
@@ -14325,8 +16240,8 @@
         </w:r>
       </w:hyperlink>
     </w:p>
-    <w:bookmarkEnd w:id="144"/>
-    <w:bookmarkStart w:id="145" w:name="ref-touvron2023llama"/>
+    <w:bookmarkEnd w:id="145"/>
+    <w:bookmarkStart w:id="146" w:name="ref-touvron2023llama"/>
     <w:p>
       <w:pPr>
         <w:pStyle w:val="Bibliography"/>
@@ -14357,8 +16272,8 @@
         <w:t xml:space="preserve">.</w:t>
       </w:r>
     </w:p>
-    <w:bookmarkEnd w:id="145"/>
-    <w:bookmarkStart w:id="147" w:name="ref-weber2024redpajama"/>
+    <w:bookmarkEnd w:id="146"/>
+    <w:bookmarkStart w:id="148" w:name="ref-weber2024redpajama"/>
     <w:p>
       <w:pPr>
         <w:pStyle w:val="Bibliography"/>
@@ -14391,7 +16306,7 @@
       <w:r>
         <w:t xml:space="preserve"> </w:t>
       </w:r>
-      <w:hyperlink r:id="rId146">
+      <w:hyperlink r:id="rId147">
         <w:r>
           <w:rPr>
             <w:rStyle w:val="Hyperlink"/>
@@ -14400,8 +16315,8 @@
         </w:r>
       </w:hyperlink>
     </w:p>
-    <w:bookmarkEnd w:id="147"/>
-    <w:bookmarkStart w:id="149" w:name="ref-yeom2018privacy"/>
+    <w:bookmarkEnd w:id="148"/>
+    <w:bookmarkStart w:id="150" w:name="ref-yeom2018privacy"/>
     <w:p>
       <w:pPr>
         <w:pStyle w:val="Bibliography"/>
@@ -14425,7 +16340,7 @@
       <w:r>
         <w:t xml:space="preserve"> </w:t>
       </w:r>
-      <w:hyperlink r:id="rId148">
+      <w:hyperlink r:id="rId149">
         <w:r>
           <w:rPr>
             <w:rStyle w:val="Hyperlink"/>
@@ -14434,8 +16349,8 @@
         </w:r>
       </w:hyperlink>
     </w:p>
-    <w:bookmarkEnd w:id="149"/>
-    <w:bookmarkStart w:id="151" w:name="ref-yu2022dpfinetuning"/>
+    <w:bookmarkEnd w:id="150"/>
+    <w:bookmarkStart w:id="152" w:name="ref-yu2022dpfinetuning"/>
     <w:p>
       <w:pPr>
         <w:pStyle w:val="Bibliography"/>
@@ -14459,7 +16374,7 @@
       <w:r>
         <w:t xml:space="preserve"> </w:t>
       </w:r>
-      <w:hyperlink r:id="rId150">
+      <w:hyperlink r:id="rId151">
         <w:r>
           <w:rPr>
             <w:rStyle w:val="Hyperlink"/>
@@ -14468,8 +16383,8 @@
         </w:r>
       </w:hyperlink>
     </w:p>
-    <w:bookmarkEnd w:id="151"/>
-    <w:bookmarkStart w:id="153" w:name="ref-zellers2019hellaswag"/>
+    <w:bookmarkEnd w:id="152"/>
+    <w:bookmarkStart w:id="154" w:name="ref-zellers2019hellaswag"/>
     <w:p>
       <w:pPr>
         <w:pStyle w:val="Bibliography"/>
@@ -14502,7 +16417,7 @@
       <w:r>
         <w:t xml:space="preserve"> </w:t>
       </w:r>
-      <w:hyperlink r:id="rId152">
+      <w:hyperlink r:id="rId153">
         <w:r>
           <w:rPr>
             <w:rStyle w:val="Hyperlink"/>
@@ -14511,8 +16426,8 @@
         </w:r>
       </w:hyperlink>
     </w:p>
-    <w:bookmarkEnd w:id="153"/>
-    <w:bookmarkStart w:id="154" w:name="ref-zhang2023counterfactual"/>
+    <w:bookmarkEnd w:id="154"/>
+    <w:bookmarkStart w:id="155" w:name="ref-zhang2023counterfactual"/>
     <w:p>
       <w:pPr>
         <w:pStyle w:val="Bibliography"/>
@@ -14547,8 +16462,8 @@
         <w:t xml:space="preserve">.</w:t>
       </w:r>
     </w:p>
-    <w:bookmarkEnd w:id="154"/>
-    <w:bookmarkStart w:id="156" w:name="ref-zhang2025minkpp"/>
+    <w:bookmarkEnd w:id="155"/>
+    <w:bookmarkStart w:id="157" w:name="ref-zhang2025minkpp"/>
     <w:p>
       <w:pPr>
         <w:pStyle w:val="Bibliography"/>
@@ -14572,7 +16487,7 @@
       <w:r>
         <w:t xml:space="preserve"> </w:t>
       </w:r>
-      <w:hyperlink r:id="rId155">
+      <w:hyperlink r:id="rId156">
         <w:r>
           <w:rPr>
             <w:rStyle w:val="Hyperlink"/>
@@ -14581,9 +16496,9 @@
         </w:r>
       </w:hyperlink>
     </w:p>
-    <w:bookmarkEnd w:id="156"/>
     <w:bookmarkEnd w:id="157"/>
     <w:bookmarkEnd w:id="158"/>
+    <w:bookmarkEnd w:id="159"/>
     <w:sectPr/>
   </w:body>
 </w:document>
